--- a/stewart_bringup/docs/closed_loop_ball_demos.docx
+++ b/stewart_bringup/docs/closed_loop_ball_demos.docx
@@ -2,7 +2,7 @@
 <file path=word/document.xml><?xml version="1.0" encoding="utf-8"?>
 <w:document xmlns:w="http://schemas.openxmlformats.org/wordprocessingml/2006/main" xmlns:m="http://schemas.openxmlformats.org/officeDocument/2006/math" xmlns:r="http://schemas.openxmlformats.org/officeDocument/2006/relationships" xmlns:o="urn:schemas-microsoft-com:office:office" xmlns:v="urn:schemas-microsoft-com:vml" xmlns:w10="urn:schemas-microsoft-com:office:word" xmlns:a="http://schemas.openxmlformats.org/drawingml/2006/main" xmlns:pic="http://schemas.openxmlformats.org/drawingml/2006/picture" xmlns:wp="http://schemas.openxmlformats.org/drawingml/2006/wordprocessingDrawing">
   <w:body>
-    <w:bookmarkStart w:id="73" w:name="Xf2ecee67e627b13c32e3c15bfc4ce569ecb8d6b"/>
+    <w:bookmarkStart w:id="76" w:name="Xf2ecee67e627b13c32e3c15bfc4ce569ecb8d6b"/>
     <w:p>
       <w:pPr>
         <w:pStyle w:val="Heading1"/>
@@ -86,25 +86,25 @@
         <w:t xml:space="preserve"> </w:t>
       </w:r>
       <w:r>
-        <w:t xml:space="preserve">2026-04-25 (v4 — final spec lock: per-demo bag</w:t>
-      </w:r>
-      <w:r>
-        <w:t xml:space="preserve"> </w:t>
-      </w:r>
-      <w:r>
-        <w:t xml:space="preserve">schemas + dedicated plotter, training-frame capture helper, manual</w:t>
-      </w:r>
-      <w:r>
-        <w:t xml:space="preserve"> </w:t>
-      </w:r>
-      <w:r>
-        <w:t xml:space="preserve">re-arm only, UNO-reverse on Demos 1 &amp; 3 only, strobe scoped to</w:t>
-      </w:r>
-      <w:r>
-        <w:t xml:space="preserve"> </w:t>
-      </w:r>
-      <w:r>
-        <w:t xml:space="preserve">off-platform fall + body-background only).</w:t>
+        <w:t xml:space="preserve">2026-04-26 (v5 — Pi 5 16 GB migration locked in;</w:t>
+      </w:r>
+      <w:r>
+        <w:t xml:space="preserve"> </w:t>
+      </w:r>
+      <w:r>
+        <w:t xml:space="preserve">OAK depth = truth, classical lecture techniques run in parallel for</w:t>
+      </w:r>
+      <w:r>
+        <w:t xml:space="preserve"> </w:t>
+      </w:r>
+      <w:r>
+        <w:t xml:space="preserve">comparison only; calibrate-via-GUI-button flow; chessboard generator</w:t>
+      </w:r>
+      <w:r>
+        <w:t xml:space="preserve"> </w:t>
+      </w:r>
+      <w:r>
+        <w:t xml:space="preserve">shipped).</w:t>
       </w:r>
     </w:p>
     <w:p>
@@ -510,19 +510,190 @@
               <w:jc w:val="left"/>
             </w:pPr>
             <w:r>
-              <w:t xml:space="preserve">Compute (current)</w:t>
-            </w:r>
-          </w:p>
-        </w:tc>
-        <w:tc>
-          <w:tcPr/>
-          <w:p>
-            <w:pPr>
-              <w:pStyle w:val="Compact"/>
-              <w:jc w:val="left"/>
-            </w:pPr>
-            <w:r>
-              <w:t xml:space="preserve">Bring-up host is a WSL2 Ubuntu 24.04 laptop. Phase 8 of the bring-up plan migrates to a Raspberry Pi.</w:t>
+              <w:t xml:space="preserve">Compute</w:t>
+            </w:r>
+          </w:p>
+        </w:tc>
+        <w:tc>
+          <w:tcPr/>
+          <w:p>
+            <w:pPr>
+              <w:pStyle w:val="Compact"/>
+              <w:jc w:val="left"/>
+            </w:pPr>
+            <w:r>
+              <w:rPr>
+                <w:bCs/>
+                <w:b/>
+              </w:rPr>
+              <w:t xml:space="preserve">Raspberry Pi 5, 16 GB RAM, ROS 2 Kilted.</w:t>
+            </w:r>
+            <w:r>
+              <w:t xml:space="preserve"> </w:t>
+            </w:r>
+            <w:r>
+              <w:t xml:space="preserve">Phase 8 migration is complete (2026-04-26). Two systemd services auto-start the stack on power-up:</w:t>
+            </w:r>
+            <w:r>
+              <w:t xml:space="preserve"> </w:t>
+            </w:r>
+            <w:r>
+              <w:rPr>
+                <w:rStyle w:val="VerbatimChar"/>
+              </w:rPr>
+              <w:t xml:space="preserve">stable_bot.service</w:t>
+            </w:r>
+            <w:r>
+              <w:t xml:space="preserve"> </w:t>
+            </w:r>
+            <w:r>
+              <w:t xml:space="preserve">(ROS 2 nodes) +</w:t>
+            </w:r>
+            <w:r>
+              <w:t xml:space="preserve"> </w:t>
+            </w:r>
+            <w:r>
+              <w:rPr>
+                <w:rStyle w:val="VerbatimChar"/>
+              </w:rPr>
+              <w:t xml:space="preserve">stable_bot_gui.service</w:t>
+            </w:r>
+            <w:r>
+              <w:t xml:space="preserve"> </w:t>
+            </w:r>
+            <w:r>
+              <w:t xml:space="preserve">(gui_server.py + rosbridge). Pi 5 USB-C is power-only — OAK plugs into a</w:t>
+            </w:r>
+            <w:r>
+              <w:t xml:space="preserve"> </w:t>
+            </w:r>
+            <w:r>
+              <w:rPr>
+                <w:bCs/>
+                <w:b/>
+              </w:rPr>
+              <w:t xml:space="preserve">blue USB-A 3.0</w:t>
+            </w:r>
+            <w:r>
+              <w:t xml:space="preserve"> </w:t>
+            </w:r>
+            <w:r>
+              <w:t xml:space="preserve">port (dedicated PCIe-fed bandwidth, no Pi 4 shared-controller bottleneck).</w:t>
+            </w:r>
+          </w:p>
+        </w:tc>
+      </w:tr>
+      <w:tr>
+        <w:tc>
+          <w:tcPr/>
+          <w:p>
+            <w:pPr>
+              <w:pStyle w:val="Compact"/>
+              <w:jc w:val="left"/>
+            </w:pPr>
+            <w:r>
+              <w:t xml:space="preserve">Network</w:t>
+            </w:r>
+          </w:p>
+        </w:tc>
+        <w:tc>
+          <w:tcPr/>
+          <w:p>
+            <w:pPr>
+              <w:pStyle w:val="Compact"/>
+              <w:jc w:val="left"/>
+            </w:pPr>
+            <w:r>
+              <w:t xml:space="preserve">Laptop ↔ Pi over the user’s Pixel 9 phone hotspot (same LAN). Hostname</w:t>
+            </w:r>
+            <w:r>
+              <w:t xml:space="preserve"> </w:t>
+            </w:r>
+            <w:r>
+              <w:rPr>
+                <w:rStyle w:val="VerbatimChar"/>
+              </w:rPr>
+              <w:t xml:space="preserve">stablebot</w:t>
+            </w:r>
+            <w:r>
+              <w:t xml:space="preserve">; current IP is hotspot-DHCP-assigned (look up in the hotspot’s</w:t>
+            </w:r>
+            <w:r>
+              <w:t xml:space="preserve"> </w:t>
+            </w:r>
+            <w:r>
+              <w:t xml:space="preserve">“</w:t>
+            </w:r>
+            <w:r>
+              <w:t xml:space="preserve">Connected devices</w:t>
+            </w:r>
+            <w:r>
+              <w:t xml:space="preserve">”</w:t>
+            </w:r>
+            <w:r>
+              <w:t xml:space="preserve">). GUI is at</w:t>
+            </w:r>
+            <w:r>
+              <w:t xml:space="preserve"> </w:t>
+            </w:r>
+            <w:r>
+              <w:rPr>
+                <w:rStyle w:val="VerbatimChar"/>
+              </w:rPr>
+              <w:t xml:space="preserve">http://&lt;pi-ip&gt;:8080/</w:t>
+            </w:r>
+            <w:r>
+              <w:t xml:space="preserve">; rosbridge websocket at</w:t>
+            </w:r>
+            <w:r>
+              <w:t xml:space="preserve"> </w:t>
+            </w:r>
+            <w:r>
+              <w:rPr>
+                <w:rStyle w:val="VerbatimChar"/>
+              </w:rPr>
+              <w:t xml:space="preserve">ws://&lt;pi-ip&gt;:9090/</w:t>
+            </w:r>
+            <w:r>
+              <w:t xml:space="preserve">. SSH user:</w:t>
+            </w:r>
+            <w:r>
+              <w:t xml:space="preserve"> </w:t>
+            </w:r>
+            <w:r>
+              <w:rPr>
+                <w:rStyle w:val="VerbatimChar"/>
+              </w:rPr>
+              <w:t xml:space="preserve">sorak</w:t>
+            </w:r>
+            <w:r>
+              <w:t xml:space="preserve">.</w:t>
+            </w:r>
+          </w:p>
+        </w:tc>
+      </w:tr>
+      <w:tr>
+        <w:tc>
+          <w:tcPr/>
+          <w:p>
+            <w:pPr>
+              <w:pStyle w:val="Compact"/>
+              <w:jc w:val="left"/>
+            </w:pPr>
+            <w:r>
+              <w:t xml:space="preserve">Bring-up laptop</w:t>
+            </w:r>
+          </w:p>
+        </w:tc>
+        <w:tc>
+          <w:tcPr/>
+          <w:p>
+            <w:pPr>
+              <w:pStyle w:val="Compact"/>
+              <w:jc w:val="left"/>
+            </w:pPr>
+            <w:r>
+              <w:t xml:space="preserve">Used only to host the browser. WSL2 Ubuntu 24.04 retained for development + GitHub flow.</w:t>
             </w:r>
           </w:p>
         </w:tc>
@@ -2021,6 +2192,40 @@
         <w:pStyle w:val="FirstParagraph"/>
       </w:pPr>
       <w:r>
+        <w:t xml:space="preserve">Calibration runs</w:t>
+      </w:r>
+      <w:r>
+        <w:t xml:space="preserve"> </w:t>
+      </w:r>
+      <w:r>
+        <w:rPr>
+          <w:bCs/>
+          <w:b/>
+        </w:rPr>
+        <w:t xml:space="preserve">on the Pi</w:t>
+      </w:r>
+      <w:r>
+        <w:t xml:space="preserve"> </w:t>
+      </w:r>
+      <w:r>
+        <w:t xml:space="preserve">(where the OAK is plugged in), but</w:t>
+      </w:r>
+      <w:r>
+        <w:t xml:space="preserve"> </w:t>
+      </w:r>
+      <w:r>
+        <w:t xml:space="preserve">the user-facing capture flow is via a button in the laptop’s GUI —</w:t>
+      </w:r>
+      <w:r>
+        <w:t xml:space="preserve"> </w:t>
+      </w:r>
+      <w:r>
+        <w:t xml:space="preserve">the Pi is headless.</w:t>
+      </w:r>
+      <w:r>
+        <w:t xml:space="preserve"> </w:t>
+      </w:r>
+      <w:r>
         <w:rPr>
           <w:rStyle w:val="VerbatimChar"/>
         </w:rPr>
@@ -2030,6 +2235,265 @@
         <w:t xml:space="preserve"> </w:t>
       </w:r>
       <w:r>
+        <w:t xml:space="preserve">exposes a small ROS 2</w:t>
+      </w:r>
+      <w:r>
+        <w:t xml:space="preserve"> </w:t>
+      </w:r>
+      <w:r>
+        <w:t xml:space="preserve">service interface that the GUI calls:</w:t>
+      </w:r>
+    </w:p>
+    <w:p>
+      <w:pPr>
+        <w:numPr>
+          <w:ilvl w:val="0"/>
+          <w:numId w:val="1005"/>
+        </w:numPr>
+        <w:pStyle w:val="Compact"/>
+      </w:pPr>
+      <w:r>
+        <w:rPr>
+          <w:rStyle w:val="VerbatimChar"/>
+        </w:rPr>
+        <w:t xml:space="preserve">/calibrate/capture_frame</w:t>
+      </w:r>
+      <w:r>
+        <w:t xml:space="preserve"> </w:t>
+      </w:r>
+      <w:r>
+        <w:t xml:space="preserve">(Trigger) — grab one synced</w:t>
+      </w:r>
+      <w:r>
+        <w:t xml:space="preserve"> </w:t>
+      </w:r>
+      <w:r>
+        <w:t xml:space="preserve">chessboard pair (Stage A) or the leveled-platform ArUco frame</w:t>
+      </w:r>
+      <w:r>
+        <w:t xml:space="preserve"> </w:t>
+      </w:r>
+      <w:r>
+        <w:t xml:space="preserve">(Stage C). The script auto-detects the chessboard / board and</w:t>
+      </w:r>
+      <w:r>
+        <w:t xml:space="preserve"> </w:t>
+      </w:r>
+      <w:r>
+        <w:t xml:space="preserve">accepts or rejects the frame, returning a status to the GUI</w:t>
+      </w:r>
+      <w:r>
+        <w:t xml:space="preserve"> </w:t>
+      </w:r>
+      <w:r>
+        <w:t xml:space="preserve">(success:</w:t>
+      </w:r>
+      <w:r>
+        <w:t xml:space="preserve"> </w:t>
+      </w:r>
+      <w:r>
+        <w:t xml:space="preserve">“</w:t>
+      </w:r>
+      <w:r>
+        <w:t xml:space="preserve">frame N/30 captured</w:t>
+      </w:r>
+      <w:r>
+        <w:t xml:space="preserve">”</w:t>
+      </w:r>
+      <w:r>
+        <w:t xml:space="preserve">, failure:</w:t>
+      </w:r>
+      <w:r>
+        <w:t xml:space="preserve"> </w:t>
+      </w:r>
+      <w:r>
+        <w:t xml:space="preserve">“</w:t>
+      </w:r>
+      <w:r>
+        <w:t xml:space="preserve">chessboard not detected</w:t>
+      </w:r>
+      <w:r>
+        <w:t xml:space="preserve">”</w:t>
+      </w:r>
+      <w:r>
+        <w:t xml:space="preserve">).</w:t>
+      </w:r>
+    </w:p>
+    <w:p>
+      <w:pPr>
+        <w:numPr>
+          <w:ilvl w:val="0"/>
+          <w:numId w:val="1005"/>
+        </w:numPr>
+        <w:pStyle w:val="Compact"/>
+      </w:pPr>
+      <w:r>
+        <w:rPr>
+          <w:rStyle w:val="VerbatimChar"/>
+        </w:rPr>
+        <w:t xml:space="preserve">/calibrate/solve</w:t>
+      </w:r>
+      <w:r>
+        <w:t xml:space="preserve"> </w:t>
+      </w:r>
+      <w:r>
+        <w:t xml:space="preserve">(Trigger) — runs</w:t>
+      </w:r>
+      <w:r>
+        <w:t xml:space="preserve"> </w:t>
+      </w:r>
+      <w:r>
+        <w:rPr>
+          <w:rStyle w:val="VerbatimChar"/>
+        </w:rPr>
+        <w:t xml:space="preserve">cv2.calibrateCamera</w:t>
+      </w:r>
+      <w:r>
+        <w:t xml:space="preserve"> </w:t>
+      </w:r>
+      <w:r>
+        <w:t xml:space="preserve">/</w:t>
+      </w:r>
+      <w:r>
+        <w:t xml:space="preserve"> </w:t>
+      </w:r>
+      <w:r>
+        <w:rPr>
+          <w:rStyle w:val="VerbatimChar"/>
+        </w:rPr>
+        <w:t xml:space="preserve">cv2.stereoCalibrate</w:t>
+      </w:r>
+      <w:r>
+        <w:t xml:space="preserve"> </w:t>
+      </w:r>
+      <w:r>
+        <w:t xml:space="preserve">/</w:t>
+      </w:r>
+      <w:r>
+        <w:t xml:space="preserve"> </w:t>
+      </w:r>
+      <w:r>
+        <w:rPr>
+          <w:rStyle w:val="VerbatimChar"/>
+        </w:rPr>
+        <w:t xml:space="preserve">cv2.stereoRectify</w:t>
+      </w:r>
+      <w:r>
+        <w:t xml:space="preserve"> </w:t>
+      </w:r>
+      <w:r>
+        <w:t xml:space="preserve">on the captured set</w:t>
+      </w:r>
+      <w:r>
+        <w:t xml:space="preserve"> </w:t>
+      </w:r>
+      <w:r>
+        <w:t xml:space="preserve">and writes the YAML if the acceptance gates pass.</w:t>
+      </w:r>
+    </w:p>
+    <w:p>
+      <w:pPr>
+        <w:numPr>
+          <w:ilvl w:val="0"/>
+          <w:numId w:val="1005"/>
+        </w:numPr>
+        <w:pStyle w:val="Compact"/>
+      </w:pPr>
+      <w:r>
+        <w:rPr>
+          <w:rStyle w:val="VerbatimChar"/>
+        </w:rPr>
+        <w:t xml:space="preserve">/calibrate/reset</w:t>
+      </w:r>
+      <w:r>
+        <w:t xml:space="preserve"> </w:t>
+      </w:r>
+      <w:r>
+        <w:t xml:space="preserve">(Trigger) — clears captured-frame buffer.</w:t>
+      </w:r>
+    </w:p>
+    <w:p>
+      <w:pPr>
+        <w:pStyle w:val="FirstParagraph"/>
+      </w:pPr>
+      <w:r>
+        <w:t xml:space="preserve">The GUI’s Vision Debug panel shows the live OAK feed with detected</w:t>
+      </w:r>
+      <w:r>
+        <w:t xml:space="preserve"> </w:t>
+      </w:r>
+      <w:r>
+        <w:t xml:space="preserve">chessboard corners drawn in real time, plus a counter</w:t>
+      </w:r>
+      <w:r>
+        <w:t xml:space="preserve"> </w:t>
+      </w:r>
+      <w:r>
+        <w:t xml:space="preserve">“</w:t>
+      </w:r>
+      <w:r>
+        <w:t xml:space="preserve">N/30 frames</w:t>
+      </w:r>
+      <w:r>
+        <w:t xml:space="preserve">”</w:t>
+      </w:r>
+      <w:r>
+        <w:t xml:space="preserve"> </w:t>
+      </w:r>
+      <w:r>
+        <w:t xml:space="preserve">and the three buttons above. The chessboard geometry comes from</w:t>
+      </w:r>
+      <w:r>
+        <w:t xml:space="preserve"> </w:t>
+      </w:r>
+      <w:r>
+        <w:rPr>
+          <w:rStyle w:val="VerbatimChar"/>
+        </w:rPr>
+        <w:t xml:space="preserve">chessboard.yaml</w:t>
+      </w:r>
+      <w:r>
+        <w:t xml:space="preserve"> </w:t>
+      </w:r>
+      <w:r>
+        <w:t xml:space="preserve">produced by</w:t>
+      </w:r>
+      <w:r>
+        <w:t xml:space="preserve"> </w:t>
+      </w:r>
+      <w:r>
+        <w:rPr>
+          <w:rStyle w:val="VerbatimChar"/>
+        </w:rPr>
+        <w:t xml:space="preserve">generate_chessboard.py</w:t>
+      </w:r>
+      <w:r>
+        <w:t xml:space="preserve"> </w:t>
+      </w:r>
+      <w:r>
+        <w:t xml:space="preserve">so changing</w:t>
+      </w:r>
+      <w:r>
+        <w:t xml:space="preserve"> </w:t>
+      </w:r>
+      <w:r>
+        <w:t xml:space="preserve">the printed board doesn’t require code edits.</w:t>
+      </w:r>
+    </w:p>
+    <w:p>
+      <w:pPr>
+        <w:pStyle w:val="BodyText"/>
+      </w:pPr>
+      <w:r>
+        <w:rPr>
+          <w:rStyle w:val="VerbatimChar"/>
+        </w:rPr>
+        <w:t xml:space="preserve">scripts/calibrate_oak.py</w:t>
+      </w:r>
+      <w:r>
+        <w:t xml:space="preserve"> </w:t>
+      </w:r>
+      <w:r>
         <w:t xml:space="preserve">runs in three independent stages so that</w:t>
       </w:r>
       <w:r>
@@ -2052,7 +2516,7 @@
       <w:pPr>
         <w:numPr>
           <w:ilvl w:val="0"/>
-          <w:numId w:val="1005"/>
+          <w:numId w:val="1006"/>
         </w:numPr>
         <w:pStyle w:val="Compact"/>
       </w:pPr>
@@ -2064,7 +2528,7 @@
       <w:pPr>
         <w:numPr>
           <w:ilvl w:val="0"/>
-          <w:numId w:val="1005"/>
+          <w:numId w:val="1006"/>
         </w:numPr>
         <w:pStyle w:val="Compact"/>
       </w:pPr>
@@ -2076,7 +2540,7 @@
       <w:pPr>
         <w:numPr>
           <w:ilvl w:val="0"/>
-          <w:numId w:val="1005"/>
+          <w:numId w:val="1006"/>
         </w:numPr>
         <w:pStyle w:val="Compact"/>
       </w:pPr>
@@ -2103,7 +2567,7 @@
       <w:pPr>
         <w:numPr>
           <w:ilvl w:val="0"/>
-          <w:numId w:val="1005"/>
+          <w:numId w:val="1006"/>
         </w:numPr>
         <w:pStyle w:val="Compact"/>
       </w:pPr>
@@ -2154,7 +2618,7 @@
       <w:pPr>
         <w:numPr>
           <w:ilvl w:val="0"/>
-          <w:numId w:val="1006"/>
+          <w:numId w:val="1007"/>
         </w:numPr>
         <w:pStyle w:val="Compact"/>
       </w:pPr>
@@ -2166,7 +2630,7 @@
       <w:pPr>
         <w:numPr>
           <w:ilvl w:val="0"/>
-          <w:numId w:val="1006"/>
+          <w:numId w:val="1007"/>
         </w:numPr>
         <w:pStyle w:val="Compact"/>
       </w:pPr>
@@ -2187,7 +2651,7 @@
       <w:pPr>
         <w:numPr>
           <w:ilvl w:val="0"/>
-          <w:numId w:val="1006"/>
+          <w:numId w:val="1007"/>
         </w:numPr>
         <w:pStyle w:val="Compact"/>
       </w:pPr>
@@ -2214,7 +2678,7 @@
       <w:pPr>
         <w:numPr>
           <w:ilvl w:val="0"/>
-          <w:numId w:val="1006"/>
+          <w:numId w:val="1007"/>
         </w:numPr>
         <w:pStyle w:val="Compact"/>
       </w:pPr>
@@ -2226,7 +2690,7 @@
       <w:pPr>
         <w:numPr>
           <w:ilvl w:val="0"/>
-          <w:numId w:val="1006"/>
+          <w:numId w:val="1007"/>
         </w:numPr>
         <w:pStyle w:val="Compact"/>
       </w:pPr>
@@ -2355,7 +2819,7 @@
       <w:pPr>
         <w:numPr>
           <w:ilvl w:val="0"/>
-          <w:numId w:val="1007"/>
+          <w:numId w:val="1008"/>
         </w:numPr>
         <w:pStyle w:val="Compact"/>
       </w:pPr>
@@ -2373,7 +2837,7 @@
       <w:pPr>
         <w:numPr>
           <w:ilvl w:val="0"/>
-          <w:numId w:val="1007"/>
+          <w:numId w:val="1008"/>
         </w:numPr>
         <w:pStyle w:val="Compact"/>
       </w:pPr>
@@ -2385,7 +2849,7 @@
       <w:pPr>
         <w:numPr>
           <w:ilvl w:val="0"/>
-          <w:numId w:val="1007"/>
+          <w:numId w:val="1008"/>
         </w:numPr>
         <w:pStyle w:val="Compact"/>
       </w:pPr>
@@ -2454,7 +2918,7 @@
       <w:pPr>
         <w:numPr>
           <w:ilvl w:val="0"/>
-          <w:numId w:val="1007"/>
+          <w:numId w:val="1008"/>
         </w:numPr>
         <w:pStyle w:val="Compact"/>
       </w:pPr>
@@ -2478,7 +2942,7 @@
       <w:pPr>
         <w:numPr>
           <w:ilvl w:val="0"/>
-          <w:numId w:val="1007"/>
+          <w:numId w:val="1008"/>
         </w:numPr>
         <w:pStyle w:val="Compact"/>
       </w:pPr>
@@ -2664,7 +3128,128 @@
         <w:pStyle w:val="FirstParagraph"/>
       </w:pPr>
       <w:r>
-        <w:t xml:space="preserve">The OAK gives onboard depth for free, but the prof wants to see</w:t>
+        <w:rPr>
+          <w:bCs/>
+          <w:b/>
+        </w:rPr>
+        <w:t xml:space="preserve">Strategy (locked in v5, 2026-04-26):</w:t>
+      </w:r>
+      <w:r>
+        <w:t xml:space="preserve"> </w:t>
+      </w:r>
+      <w:r>
+        <w:t xml:space="preserve">the OAK’s onboard stereo depth</w:t>
+      </w:r>
+      <w:r>
+        <w:t xml:space="preserve"> </w:t>
+      </w:r>
+      <w:r>
+        <w:t xml:space="preserve">is treated as</w:t>
+      </w:r>
+      <w:r>
+        <w:t xml:space="preserve"> </w:t>
+      </w:r>
+      <w:r>
+        <w:rPr>
+          <w:bCs/>
+          <w:b/>
+        </w:rPr>
+        <w:t xml:space="preserve">ground truth</w:t>
+      </w:r>
+      <w:r>
+        <w:t xml:space="preserve">, and the controller closes the loop on</w:t>
+      </w:r>
+      <w:r>
+        <w:t xml:space="preserve"> </w:t>
+      </w:r>
+      <w:r>
+        <w:t xml:space="preserve">that. The lecture techniques (homography, F/E matrices, 8-point +</w:t>
+      </w:r>
+      <w:r>
+        <w:t xml:space="preserve"> </w:t>
+      </w:r>
+      <w:r>
+        <w:t xml:space="preserve">RANSAC, triangulation, SfM) all run</w:t>
+      </w:r>
+      <w:r>
+        <w:t xml:space="preserve"> </w:t>
+      </w:r>
+      <w:r>
+        <w:rPr>
+          <w:bCs/>
+          <w:b/>
+        </w:rPr>
+        <w:t xml:space="preserve">in parallel as comparison</w:t>
+      </w:r>
+      <w:r>
+        <w:rPr>
+          <w:bCs/>
+          <w:b/>
+        </w:rPr>
+        <w:t xml:space="preserve"> </w:t>
+      </w:r>
+      <w:r>
+        <w:rPr>
+          <w:bCs/>
+          <w:b/>
+        </w:rPr>
+        <w:t xml:space="preserve">estimators only</w:t>
+      </w:r>
+      <w:r>
+        <w:t xml:space="preserve"> </w:t>
+      </w:r>
+      <w:r>
+        <w:t xml:space="preserve">— they have no control authority. Each technique</w:t>
+      </w:r>
+      <w:r>
+        <w:t xml:space="preserve"> </w:t>
+      </w:r>
+      <w:r>
+        <w:t xml:space="preserve">writes its output to a dedicated topic, and a comparison artifact</w:t>
+      </w:r>
+      <w:r>
+        <w:t xml:space="preserve"> </w:t>
+      </w:r>
+      <w:r>
+        <w:t xml:space="preserve">(JSON + the per-demo HTML report from §13.5) shows agreement /</w:t>
+      </w:r>
+      <w:r>
+        <w:t xml:space="preserve"> </w:t>
+      </w:r>
+      <w:r>
+        <w:t xml:space="preserve">disagreement between the OAK truth and each classical method.</w:t>
+      </w:r>
+    </w:p>
+    <w:p>
+      <w:pPr>
+        <w:pStyle w:val="BodyText"/>
+      </w:pPr>
+      <w:r>
+        <w:t xml:space="preserve">Why: this is the highest-probability path to a working demo while</w:t>
+      </w:r>
+      <w:r>
+        <w:t xml:space="preserve"> </w:t>
+      </w:r>
+      <w:r>
+        <w:t xml:space="preserve">still showcasing every Lecture 6 technique. If a classical estimator</w:t>
+      </w:r>
+      <w:r>
+        <w:t xml:space="preserve"> </w:t>
+      </w:r>
+      <w:r>
+        <w:t xml:space="preserve">has a bad frame, the controller is unaffected (it’s looking at the</w:t>
+      </w:r>
+      <w:r>
+        <w:t xml:space="preserve"> </w:t>
+      </w:r>
+      <w:r>
+        <w:t xml:space="preserve">OAK truth). If a classical estimator agrees with the OAK to within a</w:t>
+      </w:r>
+      <w:r>
+        <w:t xml:space="preserve"> </w:t>
+      </w:r>
+      <w:r>
+        <w:t xml:space="preserve">few mm across the demo, that’s a</w:t>
       </w:r>
       <w:r>
         <w:t xml:space="preserve"> </w:t>
@@ -2674,30 +3259,51 @@
           <w:iCs/>
           <w:i/>
         </w:rPr>
-        <w:t xml:space="preserve">the</w:t>
-      </w:r>
-      <w:r>
-        <w:rPr>
-          <w:iCs/>
-          <w:i/>
-        </w:rPr>
-        <w:t xml:space="preserve"> </w:t>
-      </w:r>
-      <w:r>
-        <w:rPr>
-          <w:iCs/>
-          <w:i/>
-        </w:rPr>
-        <w:t xml:space="preserve">techniques</w:t>
-      </w:r>
-      <w:r>
-        <w:t xml:space="preserve">. Each item below is implemented explicitly somewhere in the</w:t>
-      </w:r>
-      <w:r>
-        <w:t xml:space="preserve"> </w:t>
-      </w:r>
-      <w:r>
-        <w:t xml:space="preserve">pipeline, even where the OAK could shortcut.</w:t>
+        <w:t xml:space="preserve">strong</w:t>
+      </w:r>
+      <w:r>
+        <w:t xml:space="preserve"> </w:t>
+      </w:r>
+      <w:r>
+        <w:t xml:space="preserve">“</w:t>
+      </w:r>
+      <w:r>
+        <w:t xml:space="preserve">I understand this</w:t>
+      </w:r>
+      <w:r>
+        <w:t xml:space="preserve">”</w:t>
+      </w:r>
+      <w:r>
+        <w:t xml:space="preserve"> </w:t>
+      </w:r>
+      <w:r>
+        <w:t xml:space="preserve">claim</w:t>
+      </w:r>
+      <w:r>
+        <w:t xml:space="preserve"> </w:t>
+      </w:r>
+      <w:r>
+        <w:t xml:space="preserve">to the professor — a single-frame disagreement plot is worth more</w:t>
+      </w:r>
+      <w:r>
+        <w:t xml:space="preserve"> </w:t>
+      </w:r>
+      <w:r>
+        <w:t xml:space="preserve">than a flawless real-time estimator that anyone can run from a</w:t>
+      </w:r>
+      <w:r>
+        <w:t xml:space="preserve"> </w:t>
+      </w:r>
+      <w:r>
+        <w:t xml:space="preserve">DepthAI tutorial.</w:t>
+      </w:r>
+    </w:p>
+    <w:p>
+      <w:pPr>
+        <w:pStyle w:val="BodyText"/>
+      </w:pPr>
+      <w:r>
+        <w:t xml:space="preserve">Each item below is implemented explicitly somewhere in the pipeline.</w:t>
       </w:r>
     </w:p>
     <w:tbl>
@@ -3117,20 +3723,35 @@
         <w:pStyle w:val="BodyText"/>
       </w:pPr>
       <w:r>
-        <w:t xml:space="preserve">Two ball-localization paths run in parallel and are published on</w:t>
-      </w:r>
-      <w:r>
-        <w:t xml:space="preserve"> </w:t>
-      </w:r>
-      <w:r>
-        <w:t xml:space="preserve">separate topics:</w:t>
-      </w:r>
-    </w:p>
-    <w:p>
-      <w:pPr>
-        <w:numPr>
-          <w:ilvl w:val="0"/>
-          <w:numId w:val="1008"/>
+        <w:t xml:space="preserve">Three ball-localization paths run in parallel; only</w:t>
+      </w:r>
+      <w:r>
+        <w:t xml:space="preserve"> </w:t>
+      </w:r>
+      <w:r>
+        <w:rPr>
+          <w:rStyle w:val="VerbatimChar"/>
+        </w:rPr>
+        <w:t xml:space="preserve">/ball_xy_oak</w:t>
+      </w:r>
+      <w:r>
+        <w:t xml:space="preserve"> </w:t>
+      </w:r>
+      <w:r>
+        <w:t xml:space="preserve">has</w:t>
+      </w:r>
+      <w:r>
+        <w:t xml:space="preserve"> </w:t>
+      </w:r>
+      <w:r>
+        <w:t xml:space="preserve">control authority:</w:t>
+      </w:r>
+    </w:p>
+    <w:p>
+      <w:pPr>
+        <w:numPr>
+          <w:ilvl w:val="0"/>
+          <w:numId w:val="1009"/>
         </w:numPr>
         <w:pStyle w:val="Compact"/>
       </w:pPr>
@@ -3139,7 +3760,7 @@
           <w:bCs/>
           <w:b/>
         </w:rPr>
-        <w:t xml:space="preserve">Mono + plane projection</w:t>
+        <w:t xml:space="preserve">OAK onboard depth (truth)</w:t>
       </w:r>
       <w:r>
         <w:t xml:space="preserve"> </w:t>
@@ -3151,23 +3772,56 @@
         <w:rPr>
           <w:rStyle w:val="VerbatimChar"/>
         </w:rPr>
-        <w:t xml:space="preserve">/ball_xy_mono</w:t>
-      </w:r>
-      <w:r>
-        <w:t xml:space="preserve">) — ball pixel + ArUco</w:t>
-      </w:r>
-      <w:r>
-        <w:t xml:space="preserve"> </w:t>
-      </w:r>
-      <w:r>
-        <w:t xml:space="preserve">plane → ray–plane intersection.</w:t>
-      </w:r>
-    </w:p>
-    <w:p>
-      <w:pPr>
-        <w:numPr>
-          <w:ilvl w:val="0"/>
-          <w:numId w:val="1008"/>
+        <w:t xml:space="preserve">/ball_xy_oak</w:t>
+      </w:r>
+      <w:r>
+        <w:t xml:space="preserve">) — ball pixel + the</w:t>
+      </w:r>
+      <w:r>
+        <w:t xml:space="preserve"> </w:t>
+      </w:r>
+      <w:r>
+        <w:t xml:space="preserve">OAK’s StereoDepth output sampled at the ball ROI via DepthAI’s</w:t>
+      </w:r>
+      <w:r>
+        <w:t xml:space="preserve"> </w:t>
+      </w:r>
+      <w:r>
+        <w:rPr>
+          <w:rStyle w:val="VerbatimChar"/>
+        </w:rPr>
+        <w:t xml:space="preserve">SpatialLocationCalculator</w:t>
+      </w:r>
+      <w:r>
+        <w:t xml:space="preserve">. This is what</w:t>
+      </w:r>
+      <w:r>
+        <w:t xml:space="preserve"> </w:t>
+      </w:r>
+      <w:r>
+        <w:rPr>
+          <w:rStyle w:val="VerbatimChar"/>
+        </w:rPr>
+        <w:t xml:space="preserve">ball_kf_node</w:t>
+      </w:r>
+      <w:r>
+        <w:t xml:space="preserve"> </w:t>
+      </w:r>
+      <w:r>
+        <w:t xml:space="preserve">consumes</w:t>
+      </w:r>
+      <w:r>
+        <w:t xml:space="preserve"> </w:t>
+      </w:r>
+      <w:r>
+        <w:t xml:space="preserve">and what the controller closes on.</w:t>
+      </w:r>
+    </w:p>
+    <w:p>
+      <w:pPr>
+        <w:numPr>
+          <w:ilvl w:val="0"/>
+          <w:numId w:val="1009"/>
         </w:numPr>
         <w:pStyle w:val="Compact"/>
       </w:pPr>
@@ -3176,7 +3830,7 @@
           <w:bCs/>
           <w:b/>
         </w:rPr>
-        <w:t xml:space="preserve">Stereo triangulation</w:t>
+        <w:t xml:space="preserve">Mono + plane projection (classical)</w:t>
       </w:r>
       <w:r>
         <w:t xml:space="preserve"> </w:t>
@@ -3188,16 +3842,71 @@
         <w:rPr>
           <w:rStyle w:val="VerbatimChar"/>
         </w:rPr>
+        <w:t xml:space="preserve">/ball_xy_mono</w:t>
+      </w:r>
+      <w:r>
+        <w:t xml:space="preserve">) — ball</w:t>
+      </w:r>
+      <w:r>
+        <w:t xml:space="preserve"> </w:t>
+      </w:r>
+      <w:r>
+        <w:t xml:space="preserve">pixel + ArUco plane → ray-plane intersection. Pure Lecture 6 math</w:t>
+      </w:r>
+      <w:r>
+        <w:t xml:space="preserve"> </w:t>
+      </w:r>
+      <w:r>
+        <w:t xml:space="preserve">(no stereo). Logged for comparison.</w:t>
+      </w:r>
+    </w:p>
+    <w:p>
+      <w:pPr>
+        <w:numPr>
+          <w:ilvl w:val="0"/>
+          <w:numId w:val="1009"/>
+        </w:numPr>
+        <w:pStyle w:val="Compact"/>
+      </w:pPr>
+      <w:r>
+        <w:rPr>
+          <w:bCs/>
+          <w:b/>
+        </w:rPr>
+        <w:t xml:space="preserve">Stereo triangulation (classical)</w:t>
+      </w:r>
+      <w:r>
+        <w:t xml:space="preserve"> </w:t>
+      </w:r>
+      <w:r>
+        <w:t xml:space="preserve">(</w:t>
+      </w:r>
+      <w:r>
+        <w:rPr>
+          <w:rStyle w:val="VerbatimChar"/>
+        </w:rPr>
         <w:t xml:space="preserve">/ball_xy_stereo</w:t>
       </w:r>
       <w:r>
-        <w:t xml:space="preserve">) — rectified pair → ball</w:t>
-      </w:r>
-      <w:r>
-        <w:t xml:space="preserve"> </w:t>
-      </w:r>
-      <w:r>
-        <w:t xml:space="preserve">pixel in each → DLT triangulation → into platform frame.</w:t>
+        <w:t xml:space="preserve">) — rectified</w:t>
+      </w:r>
+      <w:r>
+        <w:t xml:space="preserve"> </w:t>
+      </w:r>
+      <w:r>
+        <w:t xml:space="preserve">pair → ball pixel in each → DLT triangulation → into platform frame.</w:t>
+      </w:r>
+      <w:r>
+        <w:t xml:space="preserve"> </w:t>
+      </w:r>
+      <w:r>
+        <w:t xml:space="preserve">Uses our own intrinsics + 8-point fundamental matrix verification.</w:t>
+      </w:r>
+      <w:r>
+        <w:t xml:space="preserve"> </w:t>
+      </w:r>
+      <w:r>
+        <w:t xml:space="preserve">Logged for comparison.</w:t>
       </w:r>
     </w:p>
     <w:p>
@@ -3205,7 +3914,91 @@
         <w:pStyle w:val="FirstParagraph"/>
       </w:pPr>
       <w:r>
-        <w:t xml:space="preserve">Disagreement between them is itself a useful diagnostic and a slide.</w:t>
+        <w:rPr>
+          <w:rStyle w:val="VerbatimChar"/>
+        </w:rPr>
+        <w:t xml:space="preserve">/ball_xy_oak</w:t>
+      </w:r>
+      <w:r>
+        <w:t xml:space="preserve"> </w:t>
+      </w:r>
+      <w:r>
+        <w:t xml:space="preserve">↔</w:t>
+      </w:r>
+      <w:r>
+        <w:t xml:space="preserve"> </w:t>
+      </w:r>
+      <w:r>
+        <w:rPr>
+          <w:rStyle w:val="VerbatimChar"/>
+        </w:rPr>
+        <w:t xml:space="preserve">/ball_xy_mono</w:t>
+      </w:r>
+      <w:r>
+        <w:t xml:space="preserve"> </w:t>
+      </w:r>
+      <w:r>
+        <w:t xml:space="preserve">↔</w:t>
+      </w:r>
+      <w:r>
+        <w:t xml:space="preserve"> </w:t>
+      </w:r>
+      <w:r>
+        <w:rPr>
+          <w:rStyle w:val="VerbatimChar"/>
+        </w:rPr>
+        <w:t xml:space="preserve">/ball_xy_stereo</w:t>
+      </w:r>
+      <w:r>
+        <w:t xml:space="preserve"> </w:t>
+      </w:r>
+      <w:r>
+        <w:t xml:space="preserve">agreement is</w:t>
+      </w:r>
+      <w:r>
+        <w:t xml:space="preserve"> </w:t>
+      </w:r>
+      <w:r>
+        <w:t xml:space="preserve">written to</w:t>
+      </w:r>
+      <w:r>
+        <w:t xml:space="preserve"> </w:t>
+      </w:r>
+      <w:r>
+        <w:rPr>
+          <w:rStyle w:val="VerbatimChar"/>
+        </w:rPr>
+        <w:t xml:space="preserve">/method_comparison</w:t>
+      </w:r>
+      <w:r>
+        <w:t xml:space="preserve"> </w:t>
+      </w:r>
+      <w:r>
+        <w:t xml:space="preserve">(custom JSON-encoded String at 30 Hz)</w:t>
+      </w:r>
+      <w:r>
+        <w:t xml:space="preserve"> </w:t>
+      </w:r>
+      <w:r>
+        <w:t xml:space="preserve">and rolled up post-run by the plotter into the comparison section</w:t>
+      </w:r>
+      <w:r>
+        <w:t xml:space="preserve"> </w:t>
+      </w:r>
+      <w:r>
+        <w:t xml:space="preserve">of the demo’s HTML report (§13.5). Per-frame error vs OAK truth</w:t>
+      </w:r>
+      <w:r>
+        <w:t xml:space="preserve"> </w:t>
+      </w:r>
+      <w:r>
+        <w:t xml:space="preserve">(mm), Bland-Altman plots, and a histogram of disagreements per</w:t>
+      </w:r>
+      <w:r>
+        <w:t xml:space="preserve"> </w:t>
+      </w:r>
+      <w:r>
+        <w:t xml:space="preserve">method.</w:t>
       </w:r>
     </w:p>
     <w:p>
@@ -3258,7 +4051,7 @@
       <w:pPr>
         <w:numPr>
           <w:ilvl w:val="0"/>
-          <w:numId w:val="1009"/>
+          <w:numId w:val="1010"/>
         </w:numPr>
         <w:pStyle w:val="Compact"/>
       </w:pPr>
@@ -3298,7 +4091,7 @@
       <w:pPr>
         <w:numPr>
           <w:ilvl w:val="0"/>
-          <w:numId w:val="1009"/>
+          <w:numId w:val="1010"/>
         </w:numPr>
         <w:pStyle w:val="Compact"/>
       </w:pPr>
@@ -3397,7 +4190,7 @@
       <w:pPr>
         <w:numPr>
           <w:ilvl w:val="0"/>
-          <w:numId w:val="1010"/>
+          <w:numId w:val="1011"/>
         </w:numPr>
         <w:pStyle w:val="Compact"/>
       </w:pPr>
@@ -3430,7 +4223,7 @@
       <w:pPr>
         <w:numPr>
           <w:ilvl w:val="0"/>
-          <w:numId w:val="1010"/>
+          <w:numId w:val="1011"/>
         </w:numPr>
         <w:pStyle w:val="Compact"/>
       </w:pPr>
@@ -3480,7 +4273,7 @@
       <w:pPr>
         <w:numPr>
           <w:ilvl w:val="0"/>
-          <w:numId w:val="1011"/>
+          <w:numId w:val="1012"/>
         </w:numPr>
         <w:pStyle w:val="Compact"/>
       </w:pPr>
@@ -3498,7 +4291,7 @@
       <w:pPr>
         <w:numPr>
           <w:ilvl w:val="0"/>
-          <w:numId w:val="1011"/>
+          <w:numId w:val="1012"/>
         </w:numPr>
         <w:pStyle w:val="Compact"/>
       </w:pPr>
@@ -3510,7 +4303,7 @@
       <w:pPr>
         <w:numPr>
           <w:ilvl w:val="0"/>
-          <w:numId w:val="1011"/>
+          <w:numId w:val="1012"/>
         </w:numPr>
         <w:pStyle w:val="Compact"/>
       </w:pPr>
@@ -3528,7 +4321,7 @@
       <w:pPr>
         <w:numPr>
           <w:ilvl w:val="0"/>
-          <w:numId w:val="1011"/>
+          <w:numId w:val="1012"/>
         </w:numPr>
         <w:pStyle w:val="Compact"/>
       </w:pPr>
@@ -3701,7 +4494,7 @@
       <w:pPr>
         <w:numPr>
           <w:ilvl w:val="0"/>
-          <w:numId w:val="1012"/>
+          <w:numId w:val="1013"/>
         </w:numPr>
         <w:pStyle w:val="Compact"/>
       </w:pPr>
@@ -3725,7 +4518,7 @@
       <w:pPr>
         <w:numPr>
           <w:ilvl w:val="0"/>
-          <w:numId w:val="1012"/>
+          <w:numId w:val="1013"/>
         </w:numPr>
         <w:pStyle w:val="Compact"/>
       </w:pPr>
@@ -3755,7 +4548,7 @@
       <w:pPr>
         <w:numPr>
           <w:ilvl w:val="0"/>
-          <w:numId w:val="1012"/>
+          <w:numId w:val="1013"/>
         </w:numPr>
         <w:pStyle w:val="Compact"/>
       </w:pPr>
@@ -3767,7 +4560,7 @@
       <w:pPr>
         <w:numPr>
           <w:ilvl w:val="0"/>
-          <w:numId w:val="1012"/>
+          <w:numId w:val="1013"/>
         </w:numPr>
         <w:pStyle w:val="Compact"/>
       </w:pPr>
@@ -3931,7 +4724,7 @@
       <w:pPr>
         <w:numPr>
           <w:ilvl w:val="0"/>
-          <w:numId w:val="1013"/>
+          <w:numId w:val="1014"/>
         </w:numPr>
         <w:pStyle w:val="Compact"/>
       </w:pPr>
@@ -3943,7 +4736,7 @@
       <w:pPr>
         <w:numPr>
           <w:ilvl w:val="0"/>
-          <w:numId w:val="1013"/>
+          <w:numId w:val="1014"/>
         </w:numPr>
         <w:pStyle w:val="Compact"/>
       </w:pPr>
@@ -3971,7 +4764,7 @@
       <w:pPr>
         <w:numPr>
           <w:ilvl w:val="0"/>
-          <w:numId w:val="1013"/>
+          <w:numId w:val="1014"/>
         </w:numPr>
         <w:pStyle w:val="Compact"/>
       </w:pPr>
@@ -3993,7 +4786,7 @@
       <w:pPr>
         <w:numPr>
           <w:ilvl w:val="0"/>
-          <w:numId w:val="1013"/>
+          <w:numId w:val="1014"/>
         </w:numPr>
         <w:pStyle w:val="Compact"/>
       </w:pPr>
@@ -4224,7 +5017,7 @@
       <w:pPr>
         <w:numPr>
           <w:ilvl w:val="0"/>
-          <w:numId w:val="1014"/>
+          <w:numId w:val="1015"/>
         </w:numPr>
         <w:pStyle w:val="Compact"/>
       </w:pPr>
@@ -4264,7 +5057,7 @@
       <w:pPr>
         <w:numPr>
           <w:ilvl w:val="0"/>
-          <w:numId w:val="1014"/>
+          <w:numId w:val="1015"/>
         </w:numPr>
         <w:pStyle w:val="Compact"/>
       </w:pPr>
@@ -4530,7 +5323,7 @@
       <w:pPr>
         <w:numPr>
           <w:ilvl w:val="0"/>
-          <w:numId w:val="1015"/>
+          <w:numId w:val="1016"/>
         </w:numPr>
         <w:pStyle w:val="Compact"/>
       </w:pPr>
@@ -4575,7 +5368,7 @@
       <w:pPr>
         <w:numPr>
           <w:ilvl w:val="0"/>
-          <w:numId w:val="1015"/>
+          <w:numId w:val="1016"/>
         </w:numPr>
         <w:pStyle w:val="Compact"/>
       </w:pPr>
@@ -4593,7 +5386,7 @@
       <w:pPr>
         <w:numPr>
           <w:ilvl w:val="0"/>
-          <w:numId w:val="1015"/>
+          <w:numId w:val="1016"/>
         </w:numPr>
         <w:pStyle w:val="Compact"/>
       </w:pPr>
@@ -4935,7 +5728,7 @@
       <w:pPr>
         <w:numPr>
           <w:ilvl w:val="0"/>
-          <w:numId w:val="1016"/>
+          <w:numId w:val="1017"/>
         </w:numPr>
         <w:pStyle w:val="Compact"/>
       </w:pPr>
@@ -4972,61 +5765,61 @@
       <w:pPr>
         <w:numPr>
           <w:ilvl w:val="1"/>
+          <w:numId w:val="1018"/>
+        </w:numPr>
+        <w:pStyle w:val="Compact"/>
+      </w:pPr>
+      <w:r>
+        <w:t xml:space="preserve">Demo 1: orbit radius silently clamped to ≥ 35 mm.</w:t>
+      </w:r>
+    </w:p>
+    <w:p>
+      <w:pPr>
+        <w:numPr>
+          <w:ilvl w:val="1"/>
+          <w:numId w:val="1018"/>
+        </w:numPr>
+        <w:pStyle w:val="Compact"/>
+      </w:pPr>
+      <w:r>
+        <w:t xml:space="preserve">Demo 2: clicks inside the red disk flash and are ignored.</w:t>
+      </w:r>
+    </w:p>
+    <w:p>
+      <w:pPr>
+        <w:numPr>
+          <w:ilvl w:val="1"/>
+          <w:numId w:val="1018"/>
+        </w:numPr>
+        <w:pStyle w:val="Compact"/>
+      </w:pPr>
+      <w:r>
+        <w:t xml:space="preserve">Demo 3: any path sample inside the dead-zone fails the</w:t>
+      </w:r>
+      <w:r>
+        <w:t xml:space="preserve"> </w:t>
+      </w:r>
+      <w:r>
+        <w:t xml:space="preserve">pre-flight check and the entire path is rejected (operator must</w:t>
+      </w:r>
+      <w:r>
+        <w:t xml:space="preserve"> </w:t>
+      </w:r>
+      <w:r>
+        <w:t xml:space="preserve">redraw — silent clipping was considered and rejected; a redrawn</w:t>
+      </w:r>
+      <w:r>
+        <w:t xml:space="preserve"> </w:t>
+      </w:r>
+      <w:r>
+        <w:t xml:space="preserve">path is more honest than a silently-mutated one).</w:t>
+      </w:r>
+    </w:p>
+    <w:p>
+      <w:pPr>
+        <w:numPr>
+          <w:ilvl w:val="0"/>
           <w:numId w:val="1017"/>
-        </w:numPr>
-        <w:pStyle w:val="Compact"/>
-      </w:pPr>
-      <w:r>
-        <w:t xml:space="preserve">Demo 1: orbit radius silently clamped to ≥ 35 mm.</w:t>
-      </w:r>
-    </w:p>
-    <w:p>
-      <w:pPr>
-        <w:numPr>
-          <w:ilvl w:val="1"/>
-          <w:numId w:val="1017"/>
-        </w:numPr>
-        <w:pStyle w:val="Compact"/>
-      </w:pPr>
-      <w:r>
-        <w:t xml:space="preserve">Demo 2: clicks inside the red disk flash and are ignored.</w:t>
-      </w:r>
-    </w:p>
-    <w:p>
-      <w:pPr>
-        <w:numPr>
-          <w:ilvl w:val="1"/>
-          <w:numId w:val="1017"/>
-        </w:numPr>
-        <w:pStyle w:val="Compact"/>
-      </w:pPr>
-      <w:r>
-        <w:t xml:space="preserve">Demo 3: any path sample inside the dead-zone fails the</w:t>
-      </w:r>
-      <w:r>
-        <w:t xml:space="preserve"> </w:t>
-      </w:r>
-      <w:r>
-        <w:t xml:space="preserve">pre-flight check and the entire path is rejected (operator must</w:t>
-      </w:r>
-      <w:r>
-        <w:t xml:space="preserve"> </w:t>
-      </w:r>
-      <w:r>
-        <w:t xml:space="preserve">redraw — silent clipping was considered and rejected; a redrawn</w:t>
-      </w:r>
-      <w:r>
-        <w:t xml:space="preserve"> </w:t>
-      </w:r>
-      <w:r>
-        <w:t xml:space="preserve">path is more honest than a silently-mutated one).</w:t>
-      </w:r>
-    </w:p>
-    <w:p>
-      <w:pPr>
-        <w:numPr>
-          <w:ilvl w:val="0"/>
-          <w:numId w:val="1016"/>
         </w:numPr>
         <w:pStyle w:val="Compact"/>
       </w:pPr>
@@ -5097,7 +5890,7 @@
       <w:pPr>
         <w:numPr>
           <w:ilvl w:val="0"/>
-          <w:numId w:val="1016"/>
+          <w:numId w:val="1017"/>
         </w:numPr>
         <w:pStyle w:val="Compact"/>
       </w:pPr>
@@ -5146,7 +5939,7 @@
       <w:pPr>
         <w:numPr>
           <w:ilvl w:val="0"/>
-          <w:numId w:val="1016"/>
+          <w:numId w:val="1017"/>
         </w:numPr>
         <w:pStyle w:val="Compact"/>
       </w:pPr>
@@ -5617,7 +6410,7 @@
       <w:pPr>
         <w:numPr>
           <w:ilvl w:val="0"/>
-          <w:numId w:val="1018"/>
+          <w:numId w:val="1019"/>
         </w:numPr>
         <w:pStyle w:val="Compact"/>
       </w:pPr>
@@ -5659,7 +6452,7 @@
       <w:pPr>
         <w:numPr>
           <w:ilvl w:val="0"/>
-          <w:numId w:val="1018"/>
+          <w:numId w:val="1019"/>
         </w:numPr>
         <w:pStyle w:val="Compact"/>
       </w:pPr>
@@ -5677,7 +6470,7 @@
       <w:pPr>
         <w:numPr>
           <w:ilvl w:val="0"/>
-          <w:numId w:val="1018"/>
+          <w:numId w:val="1019"/>
         </w:numPr>
         <w:pStyle w:val="Compact"/>
       </w:pPr>
@@ -5713,7 +6506,7 @@
       <w:pPr>
         <w:numPr>
           <w:ilvl w:val="0"/>
-          <w:numId w:val="1018"/>
+          <w:numId w:val="1019"/>
         </w:numPr>
         <w:pStyle w:val="Compact"/>
       </w:pPr>
@@ -5749,7 +6542,7 @@
       <w:pPr>
         <w:numPr>
           <w:ilvl w:val="0"/>
-          <w:numId w:val="1018"/>
+          <w:numId w:val="1019"/>
         </w:numPr>
         <w:pStyle w:val="Compact"/>
       </w:pPr>
@@ -5761,7 +6554,7 @@
       <w:pPr>
         <w:numPr>
           <w:ilvl w:val="1"/>
-          <w:numId w:val="1019"/>
+          <w:numId w:val="1020"/>
         </w:numPr>
         <w:pStyle w:val="Compact"/>
       </w:pPr>
@@ -5773,7 +6566,7 @@
       <w:pPr>
         <w:numPr>
           <w:ilvl w:val="1"/>
-          <w:numId w:val="1019"/>
+          <w:numId w:val="1020"/>
         </w:numPr>
         <w:pStyle w:val="Compact"/>
       </w:pPr>
@@ -5785,7 +6578,7 @@
       <w:pPr>
         <w:numPr>
           <w:ilvl w:val="1"/>
-          <w:numId w:val="1019"/>
+          <w:numId w:val="1020"/>
         </w:numPr>
         <w:pStyle w:val="Compact"/>
       </w:pPr>
@@ -5806,23 +6599,357 @@
       <w:pPr>
         <w:numPr>
           <w:ilvl w:val="1"/>
-          <w:numId w:val="1019"/>
-        </w:numPr>
-        <w:pStyle w:val="Compact"/>
-      </w:pPr>
-      <w:r>
-        <w:t xml:space="preserve">Mono-vs-stereo ball-position discrepancy (mm)</w:t>
-      </w:r>
-    </w:p>
-    <w:p>
-      <w:pPr>
-        <w:pStyle w:val="FirstParagraph"/>
+          <w:numId w:val="1020"/>
+        </w:numPr>
+        <w:pStyle w:val="Compact"/>
       </w:pPr>
       <w:r>
         <w:rPr>
           <w:bCs/>
           <w:b/>
         </w:rPr>
+        <w:t xml:space="preserve">Method comparison</w:t>
+      </w:r>
+      <w:r>
+        <w:t xml:space="preserve"> </w:t>
+      </w:r>
+      <w:r>
+        <w:t xml:space="preserve">(live, mm): OAK-vs-mono, OAK-vs-stereo,</w:t>
+      </w:r>
+      <w:r>
+        <w:t xml:space="preserve"> </w:t>
+      </w:r>
+      <w:r>
+        <w:t xml:space="preserve">mono-vs-stereo discrepancies. Color-coded green/yellow/red.</w:t>
+      </w:r>
+    </w:p>
+    <w:p>
+      <w:pPr>
+        <w:pStyle w:val="FirstParagraph"/>
+      </w:pPr>
+      <w:r>
+        <w:rPr>
+          <w:bCs/>
+          <w:b/>
+        </w:rPr>
+        <w:t xml:space="preserve">Calibration controls</w:t>
+      </w:r>
+      <w:r>
+        <w:t xml:space="preserve"> </w:t>
+      </w:r>
+      <w:r>
+        <w:t xml:space="preserve">(collapsible sub-panel, hidden during demos):</w:t>
+      </w:r>
+    </w:p>
+    <w:p>
+      <w:pPr>
+        <w:numPr>
+          <w:ilvl w:val="0"/>
+          <w:numId w:val="1021"/>
+        </w:numPr>
+        <w:pStyle w:val="Compact"/>
+      </w:pPr>
+      <w:r>
+        <w:t xml:space="preserve">Live OAK left-eye feed with detected chessboard / ArUco board</w:t>
+      </w:r>
+      <w:r>
+        <w:t xml:space="preserve"> </w:t>
+      </w:r>
+      <w:r>
+        <w:t xml:space="preserve">corners drawn in real time (so the user can see whether the</w:t>
+      </w:r>
+      <w:r>
+        <w:t xml:space="preserve"> </w:t>
+      </w:r>
+      <w:r>
+        <w:t xml:space="preserve">current pose is being accepted).</w:t>
+      </w:r>
+    </w:p>
+    <w:p>
+      <w:pPr>
+        <w:numPr>
+          <w:ilvl w:val="0"/>
+          <w:numId w:val="1021"/>
+        </w:numPr>
+        <w:pStyle w:val="Compact"/>
+      </w:pPr>
+      <w:r>
+        <w:t xml:space="preserve">Frame counter</w:t>
+      </w:r>
+      <w:r>
+        <w:t xml:space="preserve"> </w:t>
+      </w:r>
+      <w:r>
+        <w:t xml:space="preserve">“</w:t>
+      </w:r>
+      <w:r>
+        <w:t xml:space="preserve">N/30 captured</w:t>
+      </w:r>
+      <w:r>
+        <w:t xml:space="preserve">”</w:t>
+      </w:r>
+      <w:r>
+        <w:t xml:space="preserve"> </w:t>
+      </w:r>
+      <w:r>
+        <w:t xml:space="preserve">for Stage A.</w:t>
+      </w:r>
+    </w:p>
+    <w:p>
+      <w:pPr>
+        <w:numPr>
+          <w:ilvl w:val="0"/>
+          <w:numId w:val="1021"/>
+        </w:numPr>
+        <w:pStyle w:val="Compact"/>
+      </w:pPr>
+      <w:r>
+        <w:t xml:space="preserve">Three buttons:</w:t>
+      </w:r>
+    </w:p>
+    <w:p>
+      <w:pPr>
+        <w:numPr>
+          <w:ilvl w:val="1"/>
+          <w:numId w:val="1022"/>
+        </w:numPr>
+        <w:pStyle w:val="Compact"/>
+      </w:pPr>
+      <w:r>
+        <w:rPr>
+          <w:bCs/>
+          <w:b/>
+        </w:rPr>
+        <w:t xml:space="preserve">Capture frame</w:t>
+      </w:r>
+      <w:r>
+        <w:t xml:space="preserve"> </w:t>
+      </w:r>
+      <w:r>
+        <w:t xml:space="preserve">— calls</w:t>
+      </w:r>
+      <w:r>
+        <w:t xml:space="preserve"> </w:t>
+      </w:r>
+      <w:r>
+        <w:rPr>
+          <w:rStyle w:val="VerbatimChar"/>
+        </w:rPr>
+        <w:t xml:space="preserve">/calibrate/capture_frame</w:t>
+      </w:r>
+      <w:r>
+        <w:t xml:space="preserve">. Result</w:t>
+      </w:r>
+      <w:r>
+        <w:t xml:space="preserve"> </w:t>
+      </w:r>
+      <w:r>
+        <w:t xml:space="preserve">toast:</w:t>
+      </w:r>
+      <w:r>
+        <w:t xml:space="preserve"> </w:t>
+      </w:r>
+      <w:r>
+        <w:t xml:space="preserve">“</w:t>
+      </w:r>
+      <w:r>
+        <w:t xml:space="preserve">frame N/30 captured</w:t>
+      </w:r>
+      <w:r>
+        <w:t xml:space="preserve">”</w:t>
+      </w:r>
+      <w:r>
+        <w:t xml:space="preserve"> </w:t>
+      </w:r>
+      <w:r>
+        <w:t xml:space="preserve">or</w:t>
+      </w:r>
+      <w:r>
+        <w:t xml:space="preserve"> </w:t>
+      </w:r>
+      <w:r>
+        <w:t xml:space="preserve">“</w:t>
+      </w:r>
+      <w:r>
+        <w:t xml:space="preserve">chessboard not detected, try</w:t>
+      </w:r>
+      <w:r>
+        <w:t xml:space="preserve"> </w:t>
+      </w:r>
+      <w:r>
+        <w:t xml:space="preserve">again</w:t>
+      </w:r>
+      <w:r>
+        <w:t xml:space="preserve">”</w:t>
+      </w:r>
+      <w:r>
+        <w:t xml:space="preserve"> </w:t>
+      </w:r>
+      <w:r>
+        <w:t xml:space="preserve">or</w:t>
+      </w:r>
+      <w:r>
+        <w:t xml:space="preserve"> </w:t>
+      </w:r>
+      <w:r>
+        <w:t xml:space="preserve">“</w:t>
+      </w:r>
+      <w:r>
+        <w:t xml:space="preserve">pose too similar to a captured one — vary angle</w:t>
+      </w:r>
+      <w:r>
+        <w:t xml:space="preserve">”</w:t>
+      </w:r>
+      <w:r>
+        <w:t xml:space="preserve">.</w:t>
+      </w:r>
+    </w:p>
+    <w:p>
+      <w:pPr>
+        <w:numPr>
+          <w:ilvl w:val="1"/>
+          <w:numId w:val="1022"/>
+        </w:numPr>
+        <w:pStyle w:val="Compact"/>
+      </w:pPr>
+      <w:r>
+        <w:rPr>
+          <w:bCs/>
+          <w:b/>
+        </w:rPr>
+        <w:t xml:space="preserve">Solve</w:t>
+      </w:r>
+      <w:r>
+        <w:t xml:space="preserve"> </w:t>
+      </w:r>
+      <w:r>
+        <w:t xml:space="preserve">— calls</w:t>
+      </w:r>
+      <w:r>
+        <w:t xml:space="preserve"> </w:t>
+      </w:r>
+      <w:r>
+        <w:rPr>
+          <w:rStyle w:val="VerbatimChar"/>
+        </w:rPr>
+        <w:t xml:space="preserve">/calibrate/solve</w:t>
+      </w:r>
+      <w:r>
+        <w:t xml:space="preserve">. Disabled until ≥ 30 frames.</w:t>
+      </w:r>
+      <w:r>
+        <w:t xml:space="preserve"> </w:t>
+      </w:r>
+      <w:r>
+        <w:t xml:space="preserve">Returns reprojection error per eye + epipolar error; refuses</w:t>
+      </w:r>
+      <w:r>
+        <w:t xml:space="preserve"> </w:t>
+      </w:r>
+      <w:r>
+        <w:t xml:space="preserve">to write the YAML if acceptance gates fail.</w:t>
+      </w:r>
+    </w:p>
+    <w:p>
+      <w:pPr>
+        <w:numPr>
+          <w:ilvl w:val="1"/>
+          <w:numId w:val="1022"/>
+        </w:numPr>
+        <w:pStyle w:val="Compact"/>
+      </w:pPr>
+      <w:r>
+        <w:rPr>
+          <w:bCs/>
+          <w:b/>
+        </w:rPr>
+        <w:t xml:space="preserve">Reset</w:t>
+      </w:r>
+      <w:r>
+        <w:t xml:space="preserve"> </w:t>
+      </w:r>
+      <w:r>
+        <w:t xml:space="preserve">— clears the buffer.</w:t>
+      </w:r>
+    </w:p>
+    <w:p>
+      <w:pPr>
+        <w:numPr>
+          <w:ilvl w:val="0"/>
+          <w:numId w:val="1021"/>
+        </w:numPr>
+        <w:pStyle w:val="Compact"/>
+      </w:pPr>
+      <w:r>
+        <w:t xml:space="preserve">Stage selector:</w:t>
+      </w:r>
+      <w:r>
+        <w:t xml:space="preserve"> </w:t>
+      </w:r>
+      <w:r>
+        <w:t xml:space="preserve">“</w:t>
+      </w:r>
+      <w:r>
+        <w:t xml:space="preserve">Stage A (intrinsics)</w:t>
+      </w:r>
+      <w:r>
+        <w:t xml:space="preserve">”</w:t>
+      </w:r>
+      <w:r>
+        <w:t xml:space="preserve"> </w:t>
+      </w:r>
+      <w:r>
+        <w:t xml:space="preserve">/</w:t>
+      </w:r>
+      <w:r>
+        <w:t xml:space="preserve"> </w:t>
+      </w:r>
+      <w:r>
+        <w:t xml:space="preserve">“</w:t>
+      </w:r>
+      <w:r>
+        <w:t xml:space="preserve">Stage B (stereo)</w:t>
+      </w:r>
+      <w:r>
+        <w:t xml:space="preserve">”</w:t>
+      </w:r>
+      <w:r>
+        <w:t xml:space="preserve"> </w:t>
+      </w:r>
+      <w:r>
+        <w:t xml:space="preserve">/</w:t>
+      </w:r>
+      <w:r>
+        <w:t xml:space="preserve"> </w:t>
+      </w:r>
+      <w:r>
+        <w:t xml:space="preserve">“</w:t>
+      </w:r>
+      <w:r>
+        <w:t xml:space="preserve">Stage C (camera-to-world)</w:t>
+      </w:r>
+      <w:r>
+        <w:t xml:space="preserve">”</w:t>
+      </w:r>
+      <w:r>
+        <w:t xml:space="preserve">. Stage C is the one re-run after</w:t>
+      </w:r>
+      <w:r>
+        <w:t xml:space="preserve"> </w:t>
+      </w:r>
+      <w:r>
+        <w:t xml:space="preserve">every camera move; the others run rarely.</w:t>
+      </w:r>
+    </w:p>
+    <w:p>
+      <w:pPr>
+        <w:pStyle w:val="FirstParagraph"/>
+      </w:pPr>
+      <w:r>
+        <w:rPr>
+          <w:bCs/>
+          <w:b/>
+        </w:rPr>
         <w:t xml:space="preserve">Encoder &amp; current debug</w:t>
       </w:r>
       <w:r>
@@ -5887,7 +7014,7 @@
       <w:pPr>
         <w:numPr>
           <w:ilvl w:val="0"/>
-          <w:numId w:val="1020"/>
+          <w:numId w:val="1023"/>
         </w:numPr>
         <w:pStyle w:val="Compact"/>
       </w:pPr>
@@ -5899,7 +7026,7 @@
       <w:pPr>
         <w:numPr>
           <w:ilvl w:val="0"/>
-          <w:numId w:val="1020"/>
+          <w:numId w:val="1023"/>
         </w:numPr>
         <w:pStyle w:val="Compact"/>
       </w:pPr>
@@ -5911,7 +7038,7 @@
       <w:pPr>
         <w:numPr>
           <w:ilvl w:val="0"/>
-          <w:numId w:val="1020"/>
+          <w:numId w:val="1023"/>
         </w:numPr>
         <w:pStyle w:val="Compact"/>
       </w:pPr>
@@ -5923,7 +7050,7 @@
       <w:pPr>
         <w:numPr>
           <w:ilvl w:val="0"/>
-          <w:numId w:val="1020"/>
+          <w:numId w:val="1023"/>
         </w:numPr>
         <w:pStyle w:val="Compact"/>
       </w:pPr>
@@ -6009,7 +7136,7 @@
       <w:pPr>
         <w:numPr>
           <w:ilvl w:val="0"/>
-          <w:numId w:val="1020"/>
+          <w:numId w:val="1023"/>
         </w:numPr>
         <w:pStyle w:val="Compact"/>
       </w:pPr>
@@ -6055,7 +7182,7 @@
       <w:pPr>
         <w:numPr>
           <w:ilvl w:val="0"/>
-          <w:numId w:val="1020"/>
+          <w:numId w:val="1023"/>
         </w:numPr>
         <w:pStyle w:val="Compact"/>
       </w:pPr>
@@ -6089,7 +7216,7 @@
       <w:pPr>
         <w:numPr>
           <w:ilvl w:val="0"/>
-          <w:numId w:val="1020"/>
+          <w:numId w:val="1023"/>
         </w:numPr>
         <w:pStyle w:val="Compact"/>
       </w:pPr>
@@ -6134,7 +7261,7 @@
       <w:pPr>
         <w:numPr>
           <w:ilvl w:val="0"/>
-          <w:numId w:val="1021"/>
+          <w:numId w:val="1024"/>
         </w:numPr>
         <w:pStyle w:val="Compact"/>
       </w:pPr>
@@ -6152,7 +7279,7 @@
       <w:pPr>
         <w:numPr>
           <w:ilvl w:val="0"/>
-          <w:numId w:val="1021"/>
+          <w:numId w:val="1024"/>
         </w:numPr>
         <w:pStyle w:val="Compact"/>
       </w:pPr>
@@ -6182,7 +7309,7 @@
       <w:pPr>
         <w:numPr>
           <w:ilvl w:val="0"/>
-          <w:numId w:val="1021"/>
+          <w:numId w:val="1024"/>
         </w:numPr>
         <w:pStyle w:val="Compact"/>
       </w:pPr>
@@ -6200,7 +7327,7 @@
       <w:pPr>
         <w:numPr>
           <w:ilvl w:val="0"/>
-          <w:numId w:val="1021"/>
+          <w:numId w:val="1024"/>
         </w:numPr>
         <w:pStyle w:val="Compact"/>
       </w:pPr>
@@ -6233,7 +7360,7 @@
       <w:pPr>
         <w:numPr>
           <w:ilvl w:val="0"/>
-          <w:numId w:val="1021"/>
+          <w:numId w:val="1024"/>
         </w:numPr>
         <w:pStyle w:val="Compact"/>
       </w:pPr>
@@ -6266,7 +7393,7 @@
       <w:pPr>
         <w:numPr>
           <w:ilvl w:val="0"/>
-          <w:numId w:val="1021"/>
+          <w:numId w:val="1024"/>
         </w:numPr>
         <w:pStyle w:val="Compact"/>
       </w:pPr>
@@ -6315,7 +7442,7 @@
       <w:pPr>
         <w:numPr>
           <w:ilvl w:val="0"/>
-          <w:numId w:val="1021"/>
+          <w:numId w:val="1024"/>
         </w:numPr>
         <w:pStyle w:val="Compact"/>
       </w:pPr>
@@ -6394,7 +7521,7 @@
       <w:pPr>
         <w:numPr>
           <w:ilvl w:val="0"/>
-          <w:numId w:val="1022"/>
+          <w:numId w:val="1025"/>
         </w:numPr>
         <w:pStyle w:val="Compact"/>
       </w:pPr>
@@ -6428,7 +7555,7 @@
       <w:pPr>
         <w:numPr>
           <w:ilvl w:val="0"/>
-          <w:numId w:val="1022"/>
+          <w:numId w:val="1025"/>
         </w:numPr>
         <w:pStyle w:val="Compact"/>
       </w:pPr>
@@ -6480,7 +7607,7 @@
       <w:pPr>
         <w:numPr>
           <w:ilvl w:val="0"/>
-          <w:numId w:val="1022"/>
+          <w:numId w:val="1025"/>
         </w:numPr>
         <w:pStyle w:val="Compact"/>
       </w:pPr>
@@ -6504,7 +7631,7 @@
       <w:pPr>
         <w:numPr>
           <w:ilvl w:val="0"/>
-          <w:numId w:val="1022"/>
+          <w:numId w:val="1025"/>
         </w:numPr>
         <w:pStyle w:val="Compact"/>
       </w:pPr>
@@ -6543,7 +7670,7 @@
       <w:pPr>
         <w:numPr>
           <w:ilvl w:val="0"/>
-          <w:numId w:val="1022"/>
+          <w:numId w:val="1025"/>
         </w:numPr>
         <w:pStyle w:val="Compact"/>
       </w:pPr>
@@ -6579,7 +7706,7 @@
       <w:pPr>
         <w:numPr>
           <w:ilvl w:val="0"/>
-          <w:numId w:val="1023"/>
+          <w:numId w:val="1026"/>
         </w:numPr>
         <w:pStyle w:val="Compact"/>
       </w:pPr>
@@ -6607,7 +7734,7 @@
       <w:pPr>
         <w:numPr>
           <w:ilvl w:val="0"/>
-          <w:numId w:val="1023"/>
+          <w:numId w:val="1026"/>
         </w:numPr>
         <w:pStyle w:val="Compact"/>
       </w:pPr>
@@ -6619,7 +7746,7 @@
       <w:pPr>
         <w:numPr>
           <w:ilvl w:val="1"/>
-          <w:numId w:val="1024"/>
+          <w:numId w:val="1027"/>
         </w:numPr>
         <w:pStyle w:val="Compact"/>
       </w:pPr>
@@ -6671,7 +7798,7 @@
       <w:pPr>
         <w:numPr>
           <w:ilvl w:val="1"/>
-          <w:numId w:val="1024"/>
+          <w:numId w:val="1027"/>
         </w:numPr>
         <w:pStyle w:val="Compact"/>
       </w:pPr>
@@ -6699,7 +7826,7 @@
       <w:pPr>
         <w:numPr>
           <w:ilvl w:val="0"/>
-          <w:numId w:val="1023"/>
+          <w:numId w:val="1026"/>
         </w:numPr>
         <w:pStyle w:val="Compact"/>
       </w:pPr>
@@ -6723,7 +7850,7 @@
       <w:pPr>
         <w:numPr>
           <w:ilvl w:val="0"/>
-          <w:numId w:val="1023"/>
+          <w:numId w:val="1026"/>
         </w:numPr>
         <w:pStyle w:val="Compact"/>
       </w:pPr>
@@ -6751,7 +7878,7 @@
       <w:pPr>
         <w:numPr>
           <w:ilvl w:val="0"/>
-          <w:numId w:val="1023"/>
+          <w:numId w:val="1026"/>
         </w:numPr>
         <w:pStyle w:val="Compact"/>
       </w:pPr>
@@ -6769,7 +7896,7 @@
       <w:pPr>
         <w:numPr>
           <w:ilvl w:val="0"/>
-          <w:numId w:val="1023"/>
+          <w:numId w:val="1026"/>
         </w:numPr>
         <w:pStyle w:val="Compact"/>
       </w:pPr>
@@ -6803,7 +7930,7 @@
       <w:pPr>
         <w:numPr>
           <w:ilvl w:val="0"/>
-          <w:numId w:val="1023"/>
+          <w:numId w:val="1026"/>
         </w:numPr>
         <w:pStyle w:val="Compact"/>
       </w:pPr>
@@ -6895,7 +8022,7 @@
       <w:pPr>
         <w:numPr>
           <w:ilvl w:val="0"/>
-          <w:numId w:val="1023"/>
+          <w:numId w:val="1026"/>
         </w:numPr>
         <w:pStyle w:val="Compact"/>
       </w:pPr>
@@ -6917,7 +8044,7 @@
       <w:pPr>
         <w:numPr>
           <w:ilvl w:val="0"/>
-          <w:numId w:val="1023"/>
+          <w:numId w:val="1026"/>
         </w:numPr>
         <w:pStyle w:val="Compact"/>
       </w:pPr>
@@ -6966,7 +8093,7 @@
       <w:pPr>
         <w:numPr>
           <w:ilvl w:val="0"/>
-          <w:numId w:val="1023"/>
+          <w:numId w:val="1026"/>
         </w:numPr>
         <w:pStyle w:val="Compact"/>
       </w:pPr>
@@ -7015,7 +8142,7 @@
       <w:pPr>
         <w:numPr>
           <w:ilvl w:val="0"/>
-          <w:numId w:val="1025"/>
+          <w:numId w:val="1028"/>
         </w:numPr>
       </w:pPr>
       <w:r>
@@ -7090,7 +8217,7 @@
       <w:pPr>
         <w:numPr>
           <w:ilvl w:val="0"/>
-          <w:numId w:val="1025"/>
+          <w:numId w:val="1028"/>
         </w:numPr>
       </w:pPr>
       <w:r>
@@ -7213,7 +8340,7 @@
       <w:pPr>
         <w:numPr>
           <w:ilvl w:val="0"/>
-          <w:numId w:val="1025"/>
+          <w:numId w:val="1028"/>
         </w:numPr>
       </w:pPr>
       <w:r>
@@ -7288,7 +8415,7 @@
       <w:pPr>
         <w:numPr>
           <w:ilvl w:val="0"/>
-          <w:numId w:val="1026"/>
+          <w:numId w:val="1029"/>
         </w:numPr>
         <w:pStyle w:val="Compact"/>
       </w:pPr>
@@ -7316,7 +8443,7 @@
       <w:pPr>
         <w:numPr>
           <w:ilvl w:val="0"/>
-          <w:numId w:val="1026"/>
+          <w:numId w:val="1029"/>
         </w:numPr>
         <w:pStyle w:val="Compact"/>
       </w:pPr>
@@ -7400,7 +8527,7 @@
       <w:pPr>
         <w:numPr>
           <w:ilvl w:val="0"/>
-          <w:numId w:val="1027"/>
+          <w:numId w:val="1030"/>
         </w:numPr>
         <w:pStyle w:val="Compact"/>
       </w:pPr>
@@ -7412,7 +8539,7 @@
       <w:pPr>
         <w:numPr>
           <w:ilvl w:val="0"/>
-          <w:numId w:val="1027"/>
+          <w:numId w:val="1030"/>
         </w:numPr>
         <w:pStyle w:val="Compact"/>
       </w:pPr>
@@ -7424,7 +8551,7 @@
       <w:pPr>
         <w:numPr>
           <w:ilvl w:val="0"/>
-          <w:numId w:val="1027"/>
+          <w:numId w:val="1030"/>
         </w:numPr>
         <w:pStyle w:val="Compact"/>
       </w:pPr>
@@ -7436,7 +8563,7 @@
       <w:pPr>
         <w:numPr>
           <w:ilvl w:val="0"/>
-          <w:numId w:val="1027"/>
+          <w:numId w:val="1030"/>
         </w:numPr>
         <w:pStyle w:val="Compact"/>
       </w:pPr>
@@ -7454,7 +8581,7 @@
       <w:pPr>
         <w:numPr>
           <w:ilvl w:val="0"/>
-          <w:numId w:val="1027"/>
+          <w:numId w:val="1030"/>
         </w:numPr>
         <w:pStyle w:val="Compact"/>
       </w:pPr>
@@ -7514,7 +8641,7 @@
       <w:pPr>
         <w:numPr>
           <w:ilvl w:val="0"/>
-          <w:numId w:val="1028"/>
+          <w:numId w:val="1031"/>
         </w:numPr>
         <w:pStyle w:val="Compact"/>
       </w:pPr>
@@ -7526,7 +8653,7 @@
       <w:pPr>
         <w:numPr>
           <w:ilvl w:val="0"/>
-          <w:numId w:val="1028"/>
+          <w:numId w:val="1031"/>
         </w:numPr>
         <w:pStyle w:val="Compact"/>
       </w:pPr>
@@ -7538,7 +8665,7 @@
       <w:pPr>
         <w:numPr>
           <w:ilvl w:val="0"/>
-          <w:numId w:val="1028"/>
+          <w:numId w:val="1031"/>
         </w:numPr>
         <w:pStyle w:val="Compact"/>
       </w:pPr>
@@ -7653,7 +8780,7 @@
       <w:pPr>
         <w:numPr>
           <w:ilvl w:val="0"/>
-          <w:numId w:val="1029"/>
+          <w:numId w:val="1032"/>
         </w:numPr>
         <w:pStyle w:val="Compact"/>
       </w:pPr>
@@ -7728,7 +8855,7 @@
       <w:pPr>
         <w:numPr>
           <w:ilvl w:val="0"/>
-          <w:numId w:val="1029"/>
+          <w:numId w:val="1032"/>
         </w:numPr>
         <w:pStyle w:val="Compact"/>
       </w:pPr>
@@ -7758,7 +8885,7 @@
       <w:pPr>
         <w:numPr>
           <w:ilvl w:val="0"/>
-          <w:numId w:val="1029"/>
+          <w:numId w:val="1032"/>
         </w:numPr>
         <w:pStyle w:val="Compact"/>
       </w:pPr>
@@ -7788,7 +8915,7 @@
       <w:pPr>
         <w:numPr>
           <w:ilvl w:val="0"/>
-          <w:numId w:val="1029"/>
+          <w:numId w:val="1032"/>
         </w:numPr>
         <w:pStyle w:val="Compact"/>
       </w:pPr>
@@ -7806,7 +8933,7 @@
       <w:pPr>
         <w:numPr>
           <w:ilvl w:val="0"/>
-          <w:numId w:val="1029"/>
+          <w:numId w:val="1032"/>
         </w:numPr>
         <w:pStyle w:val="Compact"/>
       </w:pPr>
@@ -7837,7 +8964,7 @@
     </w:p>
     <w:bookmarkEnd w:id="55"/>
     <w:bookmarkEnd w:id="56"/>
-    <w:bookmarkStart w:id="60" w:name="topics-services-and-messages"/>
+    <w:bookmarkStart w:id="61" w:name="topics-services-and-messages"/>
     <w:p>
       <w:pPr>
         <w:pStyle w:val="Heading2"/>
@@ -8260,6 +9387,69 @@
               <w:rPr>
                 <w:rStyle w:val="VerbatimChar"/>
               </w:rPr>
+              <w:t xml:space="preserve">/ball_xy_oak</w:t>
+            </w:r>
+          </w:p>
+        </w:tc>
+        <w:tc>
+          <w:tcPr/>
+          <w:p>
+            <w:pPr>
+              <w:pStyle w:val="Compact"/>
+              <w:jc w:val="left"/>
+            </w:pPr>
+            <w:r>
+              <w:t xml:space="preserve">geometry_msgs/PointStamped</w:t>
+            </w:r>
+          </w:p>
+        </w:tc>
+        <w:tc>
+          <w:tcPr/>
+          <w:p>
+            <w:pPr>
+              <w:pStyle w:val="Compact"/>
+              <w:jc w:val="left"/>
+            </w:pPr>
+            <w:r>
+              <w:t xml:space="preserve">60 Hz</w:t>
+            </w:r>
+          </w:p>
+        </w:tc>
+        <w:tc>
+          <w:tcPr/>
+          <w:p>
+            <w:pPr>
+              <w:pStyle w:val="Compact"/>
+              <w:jc w:val="left"/>
+            </w:pPr>
+            <w:r>
+              <w:rPr>
+                <w:bCs/>
+                <w:b/>
+              </w:rPr>
+              <w:t xml:space="preserve">Truth</w:t>
+            </w:r>
+            <w:r>
+              <w:t xml:space="preserve"> </w:t>
+            </w:r>
+            <w:r>
+              <w:t xml:space="preserve">— OAK SpatialLocationCalculator output, platform frame. Controller closes on this.</w:t>
+            </w:r>
+          </w:p>
+        </w:tc>
+      </w:tr>
+      <w:tr>
+        <w:tc>
+          <w:tcPr/>
+          <w:p>
+            <w:pPr>
+              <w:pStyle w:val="Compact"/>
+              <w:jc w:val="left"/>
+            </w:pPr>
+            <w:r>
+              <w:rPr>
+                <w:rStyle w:val="VerbatimChar"/>
+              </w:rPr>
               <w:t xml:space="preserve">/ball_xy_mono</w:t>
             </w:r>
           </w:p>
@@ -8296,7 +9486,20 @@
               <w:jc w:val="left"/>
             </w:pPr>
             <w:r>
-              <w:t xml:space="preserve">Platform frame, mono path</w:t>
+              <w:t xml:space="preserve">Classical mono ray-plane projection.</w:t>
+            </w:r>
+            <w:r>
+              <w:t xml:space="preserve"> </w:t>
+            </w:r>
+            <w:r>
+              <w:rPr>
+                <w:bCs/>
+                <w:b/>
+              </w:rPr>
+              <w:t xml:space="preserve">Logged only</w:t>
+            </w:r>
+            <w:r>
+              <w:t xml:space="preserve">, no control authority.</w:t>
             </w:r>
           </w:p>
         </w:tc>
@@ -8349,7 +9552,73 @@
               <w:jc w:val="left"/>
             </w:pPr>
             <w:r>
-              <w:t xml:space="preserve">Platform frame, stereo path</w:t>
+              <w:t xml:space="preserve">Classical 8-point + DLT triangulation.</w:t>
+            </w:r>
+            <w:r>
+              <w:t xml:space="preserve"> </w:t>
+            </w:r>
+            <w:r>
+              <w:rPr>
+                <w:bCs/>
+                <w:b/>
+              </w:rPr>
+              <w:t xml:space="preserve">Logged only</w:t>
+            </w:r>
+            <w:r>
+              <w:t xml:space="preserve">, no control authority.</w:t>
+            </w:r>
+          </w:p>
+        </w:tc>
+      </w:tr>
+      <w:tr>
+        <w:tc>
+          <w:tcPr/>
+          <w:p>
+            <w:pPr>
+              <w:pStyle w:val="Compact"/>
+              <w:jc w:val="left"/>
+            </w:pPr>
+            <w:r>
+              <w:rPr>
+                <w:rStyle w:val="VerbatimChar"/>
+              </w:rPr>
+              <w:t xml:space="preserve">/method_comparison</w:t>
+            </w:r>
+          </w:p>
+        </w:tc>
+        <w:tc>
+          <w:tcPr/>
+          <w:p>
+            <w:pPr>
+              <w:pStyle w:val="Compact"/>
+              <w:jc w:val="left"/>
+            </w:pPr>
+            <w:r>
+              <w:t xml:space="preserve">std_msgs/String (JSON)</w:t>
+            </w:r>
+          </w:p>
+        </w:tc>
+        <w:tc>
+          <w:tcPr/>
+          <w:p>
+            <w:pPr>
+              <w:pStyle w:val="Compact"/>
+              <w:jc w:val="left"/>
+            </w:pPr>
+            <w:r>
+              <w:t xml:space="preserve">30 Hz</w:t>
+            </w:r>
+          </w:p>
+        </w:tc>
+        <w:tc>
+          <w:tcPr/>
+          <w:p>
+            <w:pPr>
+              <w:pStyle w:val="Compact"/>
+              <w:jc w:val="left"/>
+            </w:pPr>
+            <w:r>
+              <w:t xml:space="preserve">Per-frame OAK-vs-classical disagreements (mm) for live + post-run analysis.</w:t>
             </w:r>
           </w:p>
         </w:tc>
@@ -8402,7 +9671,19 @@
               <w:jc w:val="left"/>
             </w:pPr>
             <w:r>
-              <w:t xml:space="preserve">KF posterior, both frames</w:t>
+              <w:t xml:space="preserve">KF posterior fed by</w:t>
+            </w:r>
+            <w:r>
+              <w:t xml:space="preserve"> </w:t>
+            </w:r>
+            <w:r>
+              <w:rPr>
+                <w:rStyle w:val="VerbatimChar"/>
+              </w:rPr>
+              <w:t xml:space="preserve">/ball_xy_oak</w:t>
+            </w:r>
+            <w:r>
+              <w:t xml:space="preserve">.</w:t>
             </w:r>
           </w:p>
         </w:tc>
@@ -8462,2659 +9743,13 @@
       </w:tr>
     </w:tbl>
     <w:bookmarkEnd w:id="57"/>
-    <w:bookmarkStart w:id="58" w:name="new-control_cmd-payloads-existing-topic"/>
+    <w:bookmarkStart w:id="58" w:name="Xce44ac3575dfe6ca572e2d46ca08522c929c2e4"/>
     <w:p>
       <w:pPr>
         <w:pStyle w:val="Heading3"/>
       </w:pPr>
       <w:r>
-        <w:t xml:space="preserve">New</w:t>
-      </w:r>
-      <w:r>
-        <w:t xml:space="preserve"> </w:t>
-      </w:r>
-      <w:r>
-        <w:rPr>
-          <w:rStyle w:val="VerbatimChar"/>
-        </w:rPr>
-        <w:t xml:space="preserve">/control_cmd</w:t>
-      </w:r>
-      <w:r>
-        <w:t xml:space="preserve"> </w:t>
-      </w:r>
-      <w:r>
-        <w:t xml:space="preserve">payloads (existing topic)</w:t>
-      </w:r>
-    </w:p>
-    <w:p>
-      <w:pPr>
-        <w:pStyle w:val="FirstParagraph"/>
-      </w:pPr>
-      <w:r>
-        <w:t xml:space="preserve">The GUI uses the existing</w:t>
-      </w:r>
-      <w:r>
-        <w:t xml:space="preserve"> </w:t>
-      </w:r>
-      <w:r>
-        <w:rPr>
-          <w:rStyle w:val="VerbatimChar"/>
-        </w:rPr>
-        <w:t xml:space="preserve">/control_cmd</w:t>
-      </w:r>
-      <w:r>
-        <w:t xml:space="preserve"> </w:t>
-      </w:r>
-      <w:r>
-        <w:t xml:space="preserve">String topic to switch modes</w:t>
-      </w:r>
-      <w:r>
-        <w:t xml:space="preserve"> </w:t>
-      </w:r>
-      <w:r>
-        <w:t xml:space="preserve">(rosbridge service-discovery workaround):</w:t>
-      </w:r>
-    </w:p>
-    <w:p>
-      <w:pPr>
-        <w:numPr>
-          <w:ilvl w:val="0"/>
-          <w:numId w:val="1030"/>
-        </w:numPr>
-        <w:pStyle w:val="Compact"/>
-      </w:pPr>
-      <w:r>
-        <w:rPr>
-          <w:rStyle w:val="VerbatimChar"/>
-        </w:rPr>
-        <w:t xml:space="preserve">mode:LEVEL_HOLD</w:t>
-      </w:r>
-    </w:p>
-    <w:p>
-      <w:pPr>
-        <w:numPr>
-          <w:ilvl w:val="0"/>
-          <w:numId w:val="1030"/>
-        </w:numPr>
-        <w:pStyle w:val="Compact"/>
-      </w:pPr>
-      <w:r>
-        <w:rPr>
-          <w:rStyle w:val="VerbatimChar"/>
-        </w:rPr>
-        <w:t xml:space="preserve">mode:BALL_TRACK_TRAJECTORY</w:t>
-      </w:r>
-      <w:r>
-        <w:t xml:space="preserve"> </w:t>
-      </w:r>
-      <w:r>
-        <w:t xml:space="preserve">+ JSON params (radius, period, dir, phase)</w:t>
-      </w:r>
-    </w:p>
-    <w:p>
-      <w:pPr>
-        <w:numPr>
-          <w:ilvl w:val="0"/>
-          <w:numId w:val="1030"/>
-        </w:numPr>
-        <w:pStyle w:val="Compact"/>
-      </w:pPr>
-      <w:r>
-        <w:rPr>
-          <w:rStyle w:val="VerbatimChar"/>
-        </w:rPr>
-        <w:t xml:space="preserve">mode:BALL_TRACK_GOTO</w:t>
-      </w:r>
-      <w:r>
-        <w:t xml:space="preserve"> </w:t>
-      </w:r>
-      <w:r>
-        <w:t xml:space="preserve">+ JSON target (x_mm, y_mm)</w:t>
-      </w:r>
-    </w:p>
-    <w:p>
-      <w:pPr>
-        <w:numPr>
-          <w:ilvl w:val="0"/>
-          <w:numId w:val="1030"/>
-        </w:numPr>
-        <w:pStyle w:val="Compact"/>
-      </w:pPr>
-      <w:r>
-        <w:rPr>
-          <w:rStyle w:val="VerbatimChar"/>
-        </w:rPr>
-        <w:t xml:space="preserve">mode:BALL_TRACK_PATH</w:t>
-      </w:r>
-      <w:r>
-        <w:t xml:space="preserve"> </w:t>
-      </w:r>
-      <w:r>
-        <w:t xml:space="preserve">+ JSON params (path_id, speed_mm_s, loop)</w:t>
-      </w:r>
-    </w:p>
-    <w:p>
-      <w:pPr>
-        <w:numPr>
-          <w:ilvl w:val="0"/>
-          <w:numId w:val="1030"/>
-        </w:numPr>
-        <w:pStyle w:val="Compact"/>
-      </w:pPr>
-      <w:r>
-        <w:rPr>
-          <w:rStyle w:val="VerbatimChar"/>
-        </w:rPr>
-        <w:t xml:space="preserve">z_offset:&lt;mm&gt;</w:t>
-      </w:r>
-      <w:r>
-        <w:t xml:space="preserve"> </w:t>
-      </w:r>
-      <w:r>
-        <w:t xml:space="preserve">for the z-height slider</w:t>
-      </w:r>
-    </w:p>
-    <w:p>
-      <w:pPr>
-        <w:pStyle w:val="FirstParagraph"/>
-      </w:pPr>
-      <w:r>
-        <w:rPr>
-          <w:rStyle w:val="VerbatimChar"/>
-        </w:rPr>
-        <w:t xml:space="preserve">stewart_control_node</w:t>
-      </w:r>
-      <w:r>
-        <w:t xml:space="preserve"> </w:t>
-      </w:r>
-      <w:r>
-        <w:t xml:space="preserve">already routes</w:t>
-      </w:r>
-      <w:r>
-        <w:t xml:space="preserve"> </w:t>
-      </w:r>
-      <w:r>
-        <w:rPr>
-          <w:rStyle w:val="VerbatimChar"/>
-        </w:rPr>
-        <w:t xml:space="preserve">/control_cmd</w:t>
-      </w:r>
-      <w:r>
-        <w:t xml:space="preserve">; we just add the</w:t>
-      </w:r>
-      <w:r>
-        <w:t xml:space="preserve"> </w:t>
-      </w:r>
-      <w:r>
-        <w:t xml:space="preserve">new payload patterns to its dispatcher.</w:t>
-      </w:r>
-    </w:p>
-    <w:bookmarkEnd w:id="58"/>
-    <w:bookmarkStart w:id="59" w:name="path-upload-demo-3"/>
-    <w:p>
-      <w:pPr>
-        <w:pStyle w:val="Heading3"/>
-      </w:pPr>
-      <w:r>
-        <w:t xml:space="preserve">Path upload (Demo 3)</w:t>
-      </w:r>
-    </w:p>
-    <w:p>
-      <w:pPr>
-        <w:pStyle w:val="FirstParagraph"/>
-      </w:pPr>
-      <w:r>
-        <w:t xml:space="preserve">Path uploads are large enough that stuffing them into</w:t>
-      </w:r>
-      <w:r>
-        <w:t xml:space="preserve"> </w:t>
-      </w:r>
-      <w:r>
-        <w:rPr>
-          <w:rStyle w:val="VerbatimChar"/>
-        </w:rPr>
-        <w:t xml:space="preserve">/control_cmd</w:t>
-      </w:r>
-      <w:r>
-        <w:t xml:space="preserve">’s</w:t>
-      </w:r>
-      <w:r>
-        <w:t xml:space="preserve"> </w:t>
-      </w:r>
-      <w:r>
-        <w:t xml:space="preserve">String is awkward. Use a dedicated topic:</w:t>
-      </w:r>
-    </w:p>
-    <w:p>
-      <w:pPr>
-        <w:numPr>
-          <w:ilvl w:val="0"/>
-          <w:numId w:val="1031"/>
-        </w:numPr>
-        <w:pStyle w:val="Compact"/>
-      </w:pPr>
-      <w:r>
-        <w:rPr>
-          <w:rStyle w:val="VerbatimChar"/>
-        </w:rPr>
-        <w:t xml:space="preserve">/ball_path/upload</w:t>
-      </w:r>
-      <w:r>
-        <w:t xml:space="preserve"> </w:t>
-      </w:r>
-      <w:r>
-        <w:t xml:space="preserve">(</w:t>
-      </w:r>
-      <w:r>
-        <w:rPr>
-          <w:rStyle w:val="VerbatimChar"/>
-        </w:rPr>
-        <w:t xml:space="preserve">nav_msgs/Path</w:t>
-      </w:r>
-      <w:r>
-        <w:t xml:space="preserve"> </w:t>
-      </w:r>
-      <w:r>
-        <w:t xml:space="preserve">in platform frame, header.frame_id</w:t>
-      </w:r>
-      <w:r>
-        <w:t xml:space="preserve"> </w:t>
-      </w:r>
-      <w:r>
-        <w:t xml:space="preserve">=</w:t>
-      </w:r>
-      <w:r>
-        <w:t xml:space="preserve"> </w:t>
-      </w:r>
-      <w:r>
-        <w:t xml:space="preserve">“</w:t>
-      </w:r>
-      <w:r>
-        <w:t xml:space="preserve">platform</w:t>
-      </w:r>
-      <w:r>
-        <w:t xml:space="preserve">”</w:t>
-      </w:r>
-      <w:r>
-        <w:t xml:space="preserve">) — published once when the operator presses Start in</w:t>
-      </w:r>
-      <w:r>
-        <w:t xml:space="preserve"> </w:t>
-      </w:r>
-      <w:r>
-        <w:t xml:space="preserve">Demo 3. The reference generator stores the path under a UUID and</w:t>
-      </w:r>
-      <w:r>
-        <w:t xml:space="preserve"> </w:t>
-      </w:r>
-      <w:r>
-        <w:t xml:space="preserve">returns it via</w:t>
-      </w:r>
-      <w:r>
-        <w:t xml:space="preserve"> </w:t>
-      </w:r>
-      <w:r>
-        <w:rPr>
-          <w:rStyle w:val="VerbatimChar"/>
-        </w:rPr>
-        <w:t xml:space="preserve">/ball_path/active</w:t>
-      </w:r>
-      <w:r>
-        <w:t xml:space="preserve"> </w:t>
-      </w:r>
-      <w:r>
-        <w:t xml:space="preserve">for the GUI to render the</w:t>
-      </w:r>
-      <w:r>
-        <w:t xml:space="preserve"> </w:t>
-      </w:r>
-      <w:r>
-        <w:t xml:space="preserve">current-segment highlight.</w:t>
-      </w:r>
-    </w:p>
-    <w:p>
-      <w:r>
-        <w:pict>
-          <v:rect style="width:0;height:1.5pt" o:hralign="center" o:hrstd="t" o:hr="t"/>
-        </w:pict>
-      </w:r>
-    </w:p>
-    <w:bookmarkEnd w:id="59"/>
-    <w:bookmarkEnd w:id="60"/>
-    <w:bookmarkStart w:id="61" w:name="latency-budget"/>
-    <w:p>
-      <w:pPr>
-        <w:pStyle w:val="Heading2"/>
-      </w:pPr>
-      <w:r>
-        <w:t xml:space="preserve">13. Latency budget</w:t>
-      </w:r>
-    </w:p>
-    <w:p>
-      <w:pPr>
-        <w:pStyle w:val="FirstParagraph"/>
-      </w:pPr>
-      <w:r>
-        <w:t xml:space="preserve">End-to-end loop must close in ≤ 40 ms to avoid wobble:</w:t>
-      </w:r>
-    </w:p>
-    <w:tbl>
-      <w:tblPr>
-        <w:tblStyle w:val="Table"/>
-        <w:tblW w:type="auto" w:w="0"/>
-        <w:tblLook w:firstRow="1" w:lastRow="0" w:firstColumn="0" w:lastColumn="0" w:noHBand="0" w:noVBand="0" w:val="0020"/>
-        <w:jc w:val="start"/>
-      </w:tblPr>
-      <w:tblGrid>
-        <w:gridCol w:w="3960"/>
-        <w:gridCol w:w="3960"/>
-      </w:tblGrid>
-      <w:tr>
-        <w:trPr>
-          <w:tblHeader w:val="true"/>
-        </w:trPr>
-        <w:tc>
-          <w:tcPr/>
-          <w:p>
-            <w:pPr>
-              <w:pStyle w:val="Compact"/>
-              <w:jc w:val="left"/>
-            </w:pPr>
-            <w:r>
-              <w:t xml:space="preserve">Stage</w:t>
-            </w:r>
-          </w:p>
-        </w:tc>
-        <w:tc>
-          <w:tcPr/>
-          <w:p>
-            <w:pPr>
-              <w:pStyle w:val="Compact"/>
-              <w:jc w:val="left"/>
-            </w:pPr>
-            <w:r>
-              <w:t xml:space="preserve">Target</w:t>
-            </w:r>
-          </w:p>
-        </w:tc>
-      </w:tr>
-      <w:tr>
-        <w:tc>
-          <w:tcPr/>
-          <w:p>
-            <w:pPr>
-              <w:pStyle w:val="Compact"/>
-              <w:jc w:val="left"/>
-            </w:pPr>
-            <w:r>
-              <w:t xml:space="preserve">OAK exposure + on-VPU detection</w:t>
-            </w:r>
-          </w:p>
-        </w:tc>
-        <w:tc>
-          <w:tcPr/>
-          <w:p>
-            <w:pPr>
-              <w:pStyle w:val="Compact"/>
-              <w:jc w:val="left"/>
-            </w:pPr>
-            <w:r>
-              <w:t xml:space="preserve">≤ 15 ms</w:t>
-            </w:r>
-          </w:p>
-        </w:tc>
-      </w:tr>
-      <w:tr>
-        <w:tc>
-          <w:tcPr/>
-          <w:p>
-            <w:pPr>
-              <w:pStyle w:val="Compact"/>
-              <w:jc w:val="left"/>
-            </w:pPr>
-            <w:r>
-              <w:t xml:space="preserve">USB3 → Pi + ROS topic hop</w:t>
-            </w:r>
-          </w:p>
-        </w:tc>
-        <w:tc>
-          <w:tcPr/>
-          <w:p>
-            <w:pPr>
-              <w:pStyle w:val="Compact"/>
-              <w:jc w:val="left"/>
-            </w:pPr>
-            <w:r>
-              <w:t xml:space="preserve">≤ 3 ms</w:t>
-            </w:r>
-          </w:p>
-        </w:tc>
-      </w:tr>
-      <w:tr>
-        <w:tc>
-          <w:tcPr/>
-          <w:p>
-            <w:pPr>
-              <w:pStyle w:val="Compact"/>
-              <w:jc w:val="left"/>
-            </w:pPr>
-            <w:r>
-              <w:t xml:space="preserve">ArUco pose + projection</w:t>
-            </w:r>
-          </w:p>
-        </w:tc>
-        <w:tc>
-          <w:tcPr/>
-          <w:p>
-            <w:pPr>
-              <w:pStyle w:val="Compact"/>
-              <w:jc w:val="left"/>
-            </w:pPr>
-            <w:r>
-              <w:t xml:space="preserve">≤ 2 ms</w:t>
-            </w:r>
-          </w:p>
-        </w:tc>
-      </w:tr>
-      <w:tr>
-        <w:tc>
-          <w:tcPr/>
-          <w:p>
-            <w:pPr>
-              <w:pStyle w:val="Compact"/>
-              <w:jc w:val="left"/>
-            </w:pPr>
-            <w:r>
-              <w:t xml:space="preserve">KF predict/update</w:t>
-            </w:r>
-          </w:p>
-        </w:tc>
-        <w:tc>
-          <w:tcPr/>
-          <w:p>
-            <w:pPr>
-              <w:pStyle w:val="Compact"/>
-              <w:jc w:val="left"/>
-            </w:pPr>
-            <w:r>
-              <w:t xml:space="preserve">&lt; 1 ms</w:t>
-            </w:r>
-          </w:p>
-        </w:tc>
-      </w:tr>
-      <w:tr>
-        <w:tc>
-          <w:tcPr/>
-          <w:p>
-            <w:pPr>
-              <w:pStyle w:val="Compact"/>
-              <w:jc w:val="left"/>
-            </w:pPr>
-            <w:r>
-              <w:t xml:space="preserve">Controller tick</w:t>
-            </w:r>
-          </w:p>
-        </w:tc>
-        <w:tc>
-          <w:tcPr/>
-          <w:p>
-            <w:pPr>
-              <w:pStyle w:val="Compact"/>
-              <w:jc w:val="left"/>
-            </w:pPr>
-            <w:r>
-              <w:t xml:space="preserve">≤ 5 ms</w:t>
-            </w:r>
-          </w:p>
-        </w:tc>
-      </w:tr>
-      <w:tr>
-        <w:tc>
-          <w:tcPr/>
-          <w:p>
-            <w:pPr>
-              <w:pStyle w:val="Compact"/>
-              <w:jc w:val="left"/>
-            </w:pPr>
-            <w:r>
-              <w:t xml:space="preserve">Stewart leg command via CAN</w:t>
-            </w:r>
-          </w:p>
-        </w:tc>
-        <w:tc>
-          <w:tcPr/>
-          <w:p>
-            <w:pPr>
-              <w:pStyle w:val="Compact"/>
-              <w:jc w:val="left"/>
-            </w:pPr>
-            <w:r>
-              <w:t xml:space="preserve">≤ 5 ms (already measured)</w:t>
-            </w:r>
-          </w:p>
-        </w:tc>
-      </w:tr>
-      <w:tr>
-        <w:tc>
-          <w:tcPr/>
-          <w:p>
-            <w:pPr>
-              <w:pStyle w:val="Compact"/>
-              <w:jc w:val="left"/>
-            </w:pPr>
-            <w:r>
-              <w:rPr>
-                <w:bCs/>
-                <w:b/>
-              </w:rPr>
-              <w:t xml:space="preserve">Total worst case</w:t>
-            </w:r>
-          </w:p>
-        </w:tc>
-        <w:tc>
-          <w:tcPr/>
-          <w:p>
-            <w:pPr>
-              <w:pStyle w:val="Compact"/>
-              <w:jc w:val="left"/>
-            </w:pPr>
-            <w:r>
-              <w:rPr>
-                <w:bCs/>
-                <w:b/>
-              </w:rPr>
-              <w:t xml:space="preserve">≤ 31 ms</w:t>
-            </w:r>
-          </w:p>
-        </w:tc>
-      </w:tr>
-    </w:tbl>
-    <w:p>
-      <w:pPr>
-        <w:pStyle w:val="BodyText"/>
-      </w:pPr>
-      <w:r>
-        <w:t xml:space="preserve">Measure this with</w:t>
-      </w:r>
-      <w:r>
-        <w:t xml:space="preserve"> </w:t>
-      </w:r>
-      <w:r>
-        <w:rPr>
-          <w:rStyle w:val="VerbatimChar"/>
-        </w:rPr>
-        <w:t xml:space="preserve">stamp_now − stamp_capture</w:t>
-      </w:r>
-      <w:r>
-        <w:t xml:space="preserve"> </w:t>
-      </w:r>
-      <w:r>
-        <w:t xml:space="preserve">rolling average displayed</w:t>
-      </w:r>
-      <w:r>
-        <w:t xml:space="preserve"> </w:t>
-      </w:r>
-      <w:r>
-        <w:t xml:space="preserve">in the Vision Debug telemetry strip. Tune</w:t>
-      </w:r>
-      <w:r>
-        <w:t xml:space="preserve"> </w:t>
-      </w:r>
-      <w:r>
-        <w:rPr>
-          <w:iCs/>
-          <w:i/>
-        </w:rPr>
-        <w:t xml:space="preserve">only after</w:t>
-      </w:r>
-      <w:r>
-        <w:t xml:space="preserve"> </w:t>
-      </w:r>
-      <w:r>
-        <w:t xml:space="preserve">the budget is</w:t>
-      </w:r>
-      <w:r>
-        <w:t xml:space="preserve"> </w:t>
-      </w:r>
-      <w:r>
-        <w:t xml:space="preserve">green — tightening PID gains to fight latency hides the real fault.</w:t>
-      </w:r>
-    </w:p>
-    <w:p>
-      <w:r>
-        <w:pict>
-          <v:rect style="width:0;height:1.5pt" o:hralign="center" o:hrstd="t" o:hr="t"/>
-        </w:pict>
-      </w:r>
-    </w:p>
-    <w:bookmarkEnd w:id="61"/>
-    <w:bookmarkStart w:id="67" w:name="Xab5fe00024443e1d01ff6f38864e58097c4fe3f"/>
-    <w:p>
-      <w:pPr>
-        <w:pStyle w:val="Heading2"/>
-      </w:pPr>
-      <w:r>
-        <w:t xml:space="preserve">13.5 Logging and post-run plotter (per-demo bag schemas)</w:t>
-      </w:r>
-    </w:p>
-    <w:p>
-      <w:pPr>
-        <w:pStyle w:val="FirstParagraph"/>
-      </w:pPr>
-      <w:r>
-        <w:t xml:space="preserve">Each demo records its own bag schema and ships with a tailored plotter</w:t>
-      </w:r>
-      <w:r>
-        <w:t xml:space="preserve"> </w:t>
-      </w:r>
-      <w:r>
-        <w:t xml:space="preserve">in</w:t>
-      </w:r>
-      <w:r>
-        <w:t xml:space="preserve"> </w:t>
-      </w:r>
-      <w:r>
-        <w:rPr>
-          <w:rStyle w:val="VerbatimChar"/>
-        </w:rPr>
-        <w:t xml:space="preserve">stewart_vision/scripts/plot_demo_run.py</w:t>
-      </w:r>
-      <w:r>
-        <w:t xml:space="preserve">. The reasoning: the</w:t>
-      </w:r>
-      <w:r>
-        <w:t xml:space="preserve"> </w:t>
-      </w:r>
-      <w:r>
-        <w:t xml:space="preserve">existing</w:t>
-      </w:r>
-      <w:r>
-        <w:t xml:space="preserve"> </w:t>
-      </w:r>
-      <w:r>
-        <w:rPr>
-          <w:rStyle w:val="VerbatimChar"/>
-        </w:rPr>
-        <w:t xml:space="preserve">analyze_routine_log.py</w:t>
-      </w:r>
-      <w:r>
-        <w:t xml:space="preserve"> </w:t>
-      </w:r>
-      <w:r>
-        <w:t xml:space="preserve">is great for the open-loop bring-up</w:t>
-      </w:r>
-      <w:r>
-        <w:t xml:space="preserve"> </w:t>
-      </w:r>
-      <w:r>
-        <w:t xml:space="preserve">runs but lacks the vision-loop fields, and a single one-size-fits-all</w:t>
-      </w:r>
-      <w:r>
-        <w:t xml:space="preserve"> </w:t>
-      </w:r>
-      <w:r>
-        <w:t xml:space="preserve">plot grid for the new demos would be cluttered and ugly. Per-demo</w:t>
-      </w:r>
-      <w:r>
-        <w:t xml:space="preserve"> </w:t>
-      </w:r>
-      <w:r>
-        <w:t xml:space="preserve">plots impress.</w:t>
-      </w:r>
-    </w:p>
-    <w:bookmarkStart w:id="62" w:name="common-bag-tracks-all-demos"/>
-    <w:p>
-      <w:pPr>
-        <w:pStyle w:val="Heading3"/>
-      </w:pPr>
-      <w:r>
-        <w:t xml:space="preserve">Common bag tracks (all demos)</w:t>
-      </w:r>
-    </w:p>
-    <w:tbl>
-      <w:tblPr>
-        <w:tblStyle w:val="Table"/>
-        <w:tblW w:type="auto" w:w="0"/>
-        <w:tblLook w:firstRow="1" w:lastRow="0" w:firstColumn="0" w:lastColumn="0" w:noHBand="0" w:noVBand="0" w:val="0020"/>
-        <w:jc w:val="start"/>
-      </w:tblPr>
-      <w:tblGrid>
-        <w:gridCol w:w="3960"/>
-        <w:gridCol w:w="3960"/>
-      </w:tblGrid>
-      <w:tr>
-        <w:trPr>
-          <w:tblHeader w:val="true"/>
-        </w:trPr>
-        <w:tc>
-          <w:tcPr/>
-          <w:p>
-            <w:pPr>
-              <w:pStyle w:val="Compact"/>
-              <w:jc w:val="left"/>
-            </w:pPr>
-            <w:r>
-              <w:t xml:space="preserve">Topic</w:t>
-            </w:r>
-          </w:p>
-        </w:tc>
-        <w:tc>
-          <w:tcPr/>
-          <w:p>
-            <w:pPr>
-              <w:pStyle w:val="Compact"/>
-              <w:jc w:val="left"/>
-            </w:pPr>
-            <w:r>
-              <w:t xml:space="preserve">Type</w:t>
-            </w:r>
-          </w:p>
-        </w:tc>
-      </w:tr>
-      <w:tr>
-        <w:tc>
-          <w:tcPr/>
-          <w:p>
-            <w:pPr>
-              <w:pStyle w:val="Compact"/>
-              <w:jc w:val="left"/>
-            </w:pPr>
-            <w:r>
-              <w:rPr>
-                <w:rStyle w:val="VerbatimChar"/>
-              </w:rPr>
-              <w:t xml:space="preserve">/encoders</w:t>
-            </w:r>
-          </w:p>
-        </w:tc>
-        <w:tc>
-          <w:tcPr/>
-          <w:p>
-            <w:pPr>
-              <w:pStyle w:val="Compact"/>
-              <w:jc w:val="left"/>
-            </w:pPr>
-            <w:r>
-              <w:t xml:space="preserve">existing</w:t>
-            </w:r>
-          </w:p>
-        </w:tc>
-      </w:tr>
-      <w:tr>
-        <w:tc>
-          <w:tcPr/>
-          <w:p>
-            <w:pPr>
-              <w:pStyle w:val="Compact"/>
-              <w:jc w:val="left"/>
-            </w:pPr>
-            <w:r>
-              <w:rPr>
-                <w:rStyle w:val="VerbatimChar"/>
-              </w:rPr>
-              <w:t xml:space="preserve">/imu/data</w:t>
-            </w:r>
-          </w:p>
-        </w:tc>
-        <w:tc>
-          <w:tcPr/>
-          <w:p>
-            <w:pPr>
-              <w:pStyle w:val="Compact"/>
-              <w:jc w:val="left"/>
-            </w:pPr>
-            <w:r>
-              <w:t xml:space="preserve">sensor_msgs/Imu</w:t>
-            </w:r>
-          </w:p>
-        </w:tc>
-      </w:tr>
-      <w:tr>
-        <w:tc>
-          <w:tcPr/>
-          <w:p>
-            <w:pPr>
-              <w:pStyle w:val="Compact"/>
-              <w:jc w:val="left"/>
-            </w:pPr>
-            <w:r>
-              <w:rPr>
-                <w:rStyle w:val="VerbatimChar"/>
-              </w:rPr>
-              <w:t xml:space="preserve">/platform_pose</w:t>
-            </w:r>
-          </w:p>
-        </w:tc>
-        <w:tc>
-          <w:tcPr/>
-          <w:p>
-            <w:pPr>
-              <w:pStyle w:val="Compact"/>
-              <w:jc w:val="left"/>
-            </w:pPr>
-            <w:r>
-              <w:t xml:space="preserve">geometry_msgs/PoseStamped</w:t>
-            </w:r>
-          </w:p>
-        </w:tc>
-      </w:tr>
-      <w:tr>
-        <w:tc>
-          <w:tcPr/>
-          <w:p>
-            <w:pPr>
-              <w:pStyle w:val="Compact"/>
-              <w:jc w:val="left"/>
-            </w:pPr>
-            <w:r>
-              <w:rPr>
-                <w:rStyle w:val="VerbatimChar"/>
-              </w:rPr>
-              <w:t xml:space="preserve">/ball_state</w:t>
-            </w:r>
-          </w:p>
-        </w:tc>
-        <w:tc>
-          <w:tcPr/>
-          <w:p>
-            <w:pPr>
-              <w:pStyle w:val="Compact"/>
-              <w:jc w:val="left"/>
-            </w:pPr>
-            <w:r>
-              <w:t xml:space="preserve">custom (px, py, vx, vy, P)</w:t>
-            </w:r>
-          </w:p>
-        </w:tc>
-      </w:tr>
-      <w:tr>
-        <w:tc>
-          <w:tcPr/>
-          <w:p>
-            <w:pPr>
-              <w:pStyle w:val="Compact"/>
-              <w:jc w:val="left"/>
-            </w:pPr>
-            <w:r>
-              <w:rPr>
-                <w:rStyle w:val="VerbatimChar"/>
-              </w:rPr>
-              <w:t xml:space="preserve">/ball_xy_mono</w:t>
-            </w:r>
-            <w:r>
-              <w:t xml:space="preserve">,</w:t>
-            </w:r>
-            <w:r>
-              <w:t xml:space="preserve"> </w:t>
-            </w:r>
-            <w:r>
-              <w:rPr>
-                <w:rStyle w:val="VerbatimChar"/>
-              </w:rPr>
-              <w:t xml:space="preserve">/ball_xy_stereo</w:t>
-            </w:r>
-          </w:p>
-        </w:tc>
-        <w:tc>
-          <w:tcPr/>
-          <w:p>
-            <w:pPr>
-              <w:pStyle w:val="Compact"/>
-              <w:jc w:val="left"/>
-            </w:pPr>
-            <w:r>
-              <w:t xml:space="preserve">both paths</w:t>
-            </w:r>
-          </w:p>
-        </w:tc>
-      </w:tr>
-      <w:tr>
-        <w:tc>
-          <w:tcPr/>
-          <w:p>
-            <w:pPr>
-              <w:pStyle w:val="Compact"/>
-              <w:jc w:val="left"/>
-            </w:pPr>
-            <w:r>
-              <w:rPr>
-                <w:rStyle w:val="VerbatimChar"/>
-              </w:rPr>
-              <w:t xml:space="preserve">/oak/ball/diagnostic</w:t>
-            </w:r>
-          </w:p>
-        </w:tc>
-        <w:tc>
-          <w:tcPr/>
-          <w:p>
-            <w:pPr>
-              <w:pStyle w:val="Compact"/>
-              <w:jc w:val="left"/>
-            </w:pPr>
-            <w:r>
-              <w:t xml:space="preserve">per-detector positions + chosen output</w:t>
-            </w:r>
-          </w:p>
-        </w:tc>
-      </w:tr>
-      <w:tr>
-        <w:tc>
-          <w:tcPr/>
-          <w:p>
-            <w:pPr>
-              <w:pStyle w:val="Compact"/>
-              <w:jc w:val="left"/>
-            </w:pPr>
-            <w:r>
-              <w:rPr>
-                <w:rStyle w:val="VerbatimChar"/>
-              </w:rPr>
-              <w:t xml:space="preserve">/control_cmd</w:t>
-            </w:r>
-          </w:p>
-        </w:tc>
-        <w:tc>
-          <w:tcPr/>
-          <w:p>
-            <w:pPr>
-              <w:pStyle w:val="Compact"/>
-              <w:jc w:val="left"/>
-            </w:pPr>
-            <w:r>
-              <w:t xml:space="preserve">mode transitions</w:t>
-            </w:r>
-          </w:p>
-        </w:tc>
-      </w:tr>
-      <w:tr>
-        <w:tc>
-          <w:tcPr/>
-          <w:p>
-            <w:pPr>
-              <w:pStyle w:val="Compact"/>
-              <w:jc w:val="left"/>
-            </w:pPr>
-            <w:r>
-              <w:rPr>
-                <w:rStyle w:val="VerbatimChar"/>
-              </w:rPr>
-              <w:t xml:space="preserve">/oak/disparity_compressed</w:t>
-            </w:r>
-            <w:r>
-              <w:t xml:space="preserve"> </w:t>
-            </w:r>
-            <w:r>
-              <w:t xml:space="preserve">(downsampled)</w:t>
-            </w:r>
-          </w:p>
-        </w:tc>
-        <w:tc>
-          <w:tcPr/>
-          <w:p>
-            <w:pPr>
-              <w:pStyle w:val="Compact"/>
-              <w:jc w:val="left"/>
-            </w:pPr>
-            <w:r>
-              <w:t xml:space="preserve">for the cover slide</w:t>
-            </w:r>
-          </w:p>
-        </w:tc>
-      </w:tr>
-    </w:tbl>
-    <w:bookmarkEnd w:id="62"/>
-    <w:bookmarkStart w:id="63" w:name="demo-1-specific-tracks"/>
-    <w:p>
-      <w:pPr>
-        <w:pStyle w:val="Heading3"/>
-      </w:pPr>
-      <w:r>
-        <w:t xml:space="preserve">Demo-1-specific tracks</w:t>
-      </w:r>
-    </w:p>
-    <w:tbl>
-      <w:tblPr>
-        <w:tblStyle w:val="Table"/>
-        <w:tblW w:type="auto" w:w="0"/>
-        <w:tblLook w:firstRow="1" w:lastRow="0" w:firstColumn="0" w:lastColumn="0" w:noHBand="0" w:noVBand="0" w:val="0020"/>
-        <w:jc w:val="start"/>
-      </w:tblPr>
-      <w:tblGrid>
-        <w:gridCol w:w="3960"/>
-        <w:gridCol w:w="3960"/>
-      </w:tblGrid>
-      <w:tr>
-        <w:trPr>
-          <w:tblHeader w:val="true"/>
-        </w:trPr>
-        <w:tc>
-          <w:tcPr/>
-          <w:p>
-            <w:pPr>
-              <w:pStyle w:val="Compact"/>
-              <w:jc w:val="left"/>
-            </w:pPr>
-            <w:r>
-              <w:t xml:space="preserve">Topic</w:t>
-            </w:r>
-          </w:p>
-        </w:tc>
-        <w:tc>
-          <w:tcPr/>
-          <w:p>
-            <w:pPr>
-              <w:pStyle w:val="Compact"/>
-              <w:jc w:val="left"/>
-            </w:pPr>
-            <w:r>
-              <w:t xml:space="preserve">Notes</w:t>
-            </w:r>
-          </w:p>
-        </w:tc>
-      </w:tr>
-      <w:tr>
-        <w:tc>
-          <w:tcPr/>
-          <w:p>
-            <w:pPr>
-              <w:pStyle w:val="Compact"/>
-              <w:jc w:val="left"/>
-            </w:pPr>
-            <w:r>
-              <w:rPr>
-                <w:rStyle w:val="VerbatimChar"/>
-              </w:rPr>
-              <w:t xml:space="preserve">/ball_ref</w:t>
-            </w:r>
-          </w:p>
-        </w:tc>
-        <w:tc>
-          <w:tcPr/>
-          <w:p>
-            <w:pPr>
-              <w:pStyle w:val="Compact"/>
-              <w:jc w:val="left"/>
-            </w:pPr>
-            <w:r>
-              <w:t xml:space="preserve">current orbit reference</w:t>
-            </w:r>
-          </w:p>
-        </w:tc>
-      </w:tr>
-      <w:tr>
-        <w:tc>
-          <w:tcPr/>
-          <w:p>
-            <w:pPr>
-              <w:pStyle w:val="Compact"/>
-              <w:jc w:val="left"/>
-            </w:pPr>
-            <w:r>
-              <w:rPr>
-                <w:rStyle w:val="VerbatimChar"/>
-              </w:rPr>
-              <w:t xml:space="preserve">/orbit_params</w:t>
-            </w:r>
-          </w:p>
-        </w:tc>
-        <w:tc>
-          <w:tcPr/>
-          <w:p>
-            <w:pPr>
-              <w:pStyle w:val="Compact"/>
-              <w:jc w:val="left"/>
-            </w:pPr>
-            <w:r>
-              <w:t xml:space="preserve">R, T, direction, reverse events</w:t>
-            </w:r>
-          </w:p>
-        </w:tc>
-      </w:tr>
-    </w:tbl>
-    <w:p>
-      <w:pPr>
-        <w:pStyle w:val="BodyText"/>
-      </w:pPr>
-      <w:r>
-        <w:t xml:space="preserve">Plots produced (one PNG per panel, plus a summary HTML):</w:t>
-      </w:r>
-    </w:p>
-    <w:p>
-      <w:pPr>
-        <w:numPr>
-          <w:ilvl w:val="0"/>
-          <w:numId w:val="1032"/>
-        </w:numPr>
-        <w:pStyle w:val="Compact"/>
-      </w:pPr>
-      <w:r>
-        <w:t xml:space="preserve">Reference orbit + measured trajectory in platform frame, with the</w:t>
-      </w:r>
-      <w:r>
-        <w:t xml:space="preserve"> </w:t>
-      </w:r>
-      <w:r>
-        <w:t xml:space="preserve">orbit circle drawn for context, colored by time.</w:t>
-      </w:r>
-    </w:p>
-    <w:p>
-      <w:pPr>
-        <w:numPr>
-          <w:ilvl w:val="0"/>
-          <w:numId w:val="1032"/>
-        </w:numPr>
-        <w:pStyle w:val="Compact"/>
-      </w:pPr>
-      <w:r>
-        <w:t xml:space="preserve">Radial error vs time: |√(px² + py²) − R|.</w:t>
-      </w:r>
-    </w:p>
-    <w:p>
-      <w:pPr>
-        <w:numPr>
-          <w:ilvl w:val="0"/>
-          <w:numId w:val="1032"/>
-        </w:numPr>
-        <w:pStyle w:val="Compact"/>
-      </w:pPr>
-      <w:r>
-        <w:t xml:space="preserve">Tangential / phase error vs time.</w:t>
-      </w:r>
-    </w:p>
-    <w:p>
-      <w:pPr>
-        <w:numPr>
-          <w:ilvl w:val="0"/>
-          <w:numId w:val="1032"/>
-        </w:numPr>
-        <w:pStyle w:val="Compact"/>
-      </w:pPr>
-      <w:r>
-        <w:t xml:space="preserve">Tilt commands (roll, pitch) and per-leg lengths vs time.</w:t>
-      </w:r>
-    </w:p>
-    <w:p>
-      <w:pPr>
-        <w:numPr>
-          <w:ilvl w:val="0"/>
-          <w:numId w:val="1032"/>
-        </w:numPr>
-        <w:pStyle w:val="Compact"/>
-      </w:pPr>
-      <w:r>
-        <w:t xml:space="preserve">Latency histogram (</w:t>
-      </w:r>
-      <w:r>
-        <w:rPr>
-          <w:rStyle w:val="VerbatimChar"/>
-        </w:rPr>
-        <w:t xml:space="preserve">stamp_now − stamp_capture</w:t>
-      </w:r>
-      <w:r>
-        <w:t xml:space="preserve">).</w:t>
-      </w:r>
-    </w:p>
-    <w:p>
-      <w:pPr>
-        <w:numPr>
-          <w:ilvl w:val="0"/>
-          <w:numId w:val="1032"/>
-        </w:numPr>
-        <w:pStyle w:val="Compact"/>
-      </w:pPr>
-      <w:r>
-        <w:t xml:space="preserve">V0 vs V1 detector agreement (scatter + Bland-Altman).</w:t>
-      </w:r>
-    </w:p>
-    <w:p>
-      <w:pPr>
-        <w:numPr>
-          <w:ilvl w:val="0"/>
-          <w:numId w:val="1032"/>
-        </w:numPr>
-        <w:pStyle w:val="Compact"/>
-      </w:pPr>
-      <w:r>
-        <w:t xml:space="preserve">Direction-reversal events overlaid as vertical bars on every plot.</w:t>
-      </w:r>
-    </w:p>
-    <w:bookmarkEnd w:id="63"/>
-    <w:bookmarkStart w:id="64" w:name="demo-2-specific-tracks"/>
-    <w:p>
-      <w:pPr>
-        <w:pStyle w:val="Heading3"/>
-      </w:pPr>
-      <w:r>
-        <w:t xml:space="preserve">Demo-2-specific tracks</w:t>
-      </w:r>
-    </w:p>
-    <w:tbl>
-      <w:tblPr>
-        <w:tblStyle w:val="Table"/>
-        <w:tblW w:type="auto" w:w="0"/>
-        <w:tblLook w:firstRow="1" w:lastRow="0" w:firstColumn="0" w:lastColumn="0" w:noHBand="0" w:noVBand="0" w:val="0020"/>
-        <w:jc w:val="start"/>
-      </w:tblPr>
-      <w:tblGrid>
-        <w:gridCol w:w="3960"/>
-        <w:gridCol w:w="3960"/>
-      </w:tblGrid>
-      <w:tr>
-        <w:trPr>
-          <w:tblHeader w:val="true"/>
-        </w:trPr>
-        <w:tc>
-          <w:tcPr/>
-          <w:p>
-            <w:pPr>
-              <w:pStyle w:val="Compact"/>
-              <w:jc w:val="left"/>
-            </w:pPr>
-            <w:r>
-              <w:t xml:space="preserve">Topic</w:t>
-            </w:r>
-          </w:p>
-        </w:tc>
-        <w:tc>
-          <w:tcPr/>
-          <w:p>
-            <w:pPr>
-              <w:pStyle w:val="Compact"/>
-              <w:jc w:val="left"/>
-            </w:pPr>
-            <w:r>
-              <w:t xml:space="preserve">Notes</w:t>
-            </w:r>
-          </w:p>
-        </w:tc>
-      </w:tr>
-      <w:tr>
-        <w:tc>
-          <w:tcPr/>
-          <w:p>
-            <w:pPr>
-              <w:pStyle w:val="Compact"/>
-              <w:jc w:val="left"/>
-            </w:pPr>
-            <w:r>
-              <w:rPr>
-                <w:rStyle w:val="VerbatimChar"/>
-              </w:rPr>
-              <w:t xml:space="preserve">/ball_ref</w:t>
-            </w:r>
-          </w:p>
-        </w:tc>
-        <w:tc>
-          <w:tcPr/>
-          <w:p>
-            <w:pPr>
-              <w:pStyle w:val="Compact"/>
-              <w:jc w:val="left"/>
-            </w:pPr>
-            <w:r>
-              <w:t xml:space="preserve">each click target as a transition</w:t>
-            </w:r>
-          </w:p>
-        </w:tc>
-      </w:tr>
-    </w:tbl>
-    <w:p>
-      <w:pPr>
-        <w:pStyle w:val="BodyText"/>
-      </w:pPr>
-      <w:r>
-        <w:t xml:space="preserve">Plots produced:</w:t>
-      </w:r>
-    </w:p>
-    <w:p>
-      <w:pPr>
-        <w:numPr>
-          <w:ilvl w:val="0"/>
-          <w:numId w:val="1033"/>
-        </w:numPr>
-        <w:pStyle w:val="Compact"/>
-      </w:pPr>
-      <w:r>
-        <w:t xml:space="preserve">Trajectory traces from each previous-position to each clicked</w:t>
-      </w:r>
-      <w:r>
-        <w:t xml:space="preserve"> </w:t>
-      </w:r>
-      <w:r>
-        <w:t xml:space="preserve">target (one polyline per goto leg, colored by leg).</w:t>
-      </w:r>
-    </w:p>
-    <w:p>
-      <w:pPr>
-        <w:numPr>
-          <w:ilvl w:val="0"/>
-          <w:numId w:val="1033"/>
-        </w:numPr>
-        <w:pStyle w:val="Compact"/>
-      </w:pPr>
-      <w:r>
-        <w:t xml:space="preserve">Settling-time histogram across the run.</w:t>
-      </w:r>
-    </w:p>
-    <w:p>
-      <w:pPr>
-        <w:numPr>
-          <w:ilvl w:val="0"/>
-          <w:numId w:val="1033"/>
-        </w:numPr>
-        <w:pStyle w:val="Compact"/>
-      </w:pPr>
-      <w:r>
-        <w:t xml:space="preserve">Time-to-target vs Euclidean target distance scatter (regress for</w:t>
-      </w:r>
-      <w:r>
-        <w:t xml:space="preserve"> </w:t>
-      </w:r>
-      <w:r>
-        <w:t xml:space="preserve">expected speed; outliers are interesting).</w:t>
-      </w:r>
-    </w:p>
-    <w:p>
-      <w:pPr>
-        <w:numPr>
-          <w:ilvl w:val="0"/>
-          <w:numId w:val="1033"/>
-        </w:numPr>
-        <w:pStyle w:val="Compact"/>
-      </w:pPr>
-      <w:r>
-        <w:t xml:space="preserve">Tilt commands vs time, segmented by goto leg.</w:t>
-      </w:r>
-    </w:p>
-    <w:p>
-      <w:pPr>
-        <w:numPr>
-          <w:ilvl w:val="0"/>
-          <w:numId w:val="1033"/>
-        </w:numPr>
-        <w:pStyle w:val="Compact"/>
-      </w:pPr>
-      <w:r>
-        <w:t xml:space="preserve">2D error heatmap: where on the platform does settling take longer?</w:t>
-      </w:r>
-    </w:p>
-    <w:bookmarkEnd w:id="64"/>
-    <w:bookmarkStart w:id="65" w:name="demo-3-specific-tracks"/>
-    <w:p>
-      <w:pPr>
-        <w:pStyle w:val="Heading3"/>
-      </w:pPr>
-      <w:r>
-        <w:t xml:space="preserve">Demo-3-specific tracks</w:t>
-      </w:r>
-    </w:p>
-    <w:tbl>
-      <w:tblPr>
-        <w:tblStyle w:val="Table"/>
-        <w:tblW w:type="auto" w:w="0"/>
-        <w:tblLook w:firstRow="1" w:lastRow="0" w:firstColumn="0" w:lastColumn="0" w:noHBand="0" w:noVBand="0" w:val="0020"/>
-        <w:jc w:val="start"/>
-      </w:tblPr>
-      <w:tblGrid>
-        <w:gridCol w:w="3960"/>
-        <w:gridCol w:w="3960"/>
-      </w:tblGrid>
-      <w:tr>
-        <w:trPr>
-          <w:tblHeader w:val="true"/>
-        </w:trPr>
-        <w:tc>
-          <w:tcPr/>
-          <w:p>
-            <w:pPr>
-              <w:pStyle w:val="Compact"/>
-              <w:jc w:val="left"/>
-            </w:pPr>
-            <w:r>
-              <w:t xml:space="preserve">Topic</w:t>
-            </w:r>
-          </w:p>
-        </w:tc>
-        <w:tc>
-          <w:tcPr/>
-          <w:p>
-            <w:pPr>
-              <w:pStyle w:val="Compact"/>
-              <w:jc w:val="left"/>
-            </w:pPr>
-            <w:r>
-              <w:t xml:space="preserve">Notes</w:t>
-            </w:r>
-          </w:p>
-        </w:tc>
-      </w:tr>
-      <w:tr>
-        <w:tc>
-          <w:tcPr/>
-          <w:p>
-            <w:pPr>
-              <w:pStyle w:val="Compact"/>
-              <w:jc w:val="left"/>
-            </w:pPr>
-            <w:r>
-              <w:rPr>
-                <w:rStyle w:val="VerbatimChar"/>
-              </w:rPr>
-              <w:t xml:space="preserve">/ball_path/active</w:t>
-            </w:r>
-          </w:p>
-        </w:tc>
-        <w:tc>
-          <w:tcPr/>
-          <w:p>
-            <w:pPr>
-              <w:pStyle w:val="Compact"/>
-              <w:jc w:val="left"/>
-            </w:pPr>
-            <w:r>
-              <w:t xml:space="preserve">the validated polyline being followed</w:t>
-            </w:r>
-          </w:p>
-        </w:tc>
-      </w:tr>
-      <w:tr>
-        <w:tc>
-          <w:tcPr/>
-          <w:p>
-            <w:pPr>
-              <w:pStyle w:val="Compact"/>
-              <w:jc w:val="left"/>
-            </w:pPr>
-            <w:r>
-              <w:rPr>
-                <w:rStyle w:val="VerbatimChar"/>
-              </w:rPr>
-              <w:t xml:space="preserve">/path_params</w:t>
-            </w:r>
-          </w:p>
-        </w:tc>
-        <w:tc>
-          <w:tcPr/>
-          <w:p>
-            <w:pPr>
-              <w:pStyle w:val="Compact"/>
-              <w:jc w:val="left"/>
-            </w:pPr>
-            <w:r>
-              <w:t xml:space="preserve">speed, loop flag, reverse events</w:t>
-            </w:r>
-          </w:p>
-        </w:tc>
-      </w:tr>
-    </w:tbl>
-    <w:p>
-      <w:pPr>
-        <w:pStyle w:val="BodyText"/>
-      </w:pPr>
-      <w:r>
-        <w:t xml:space="preserve">Plots produced:</w:t>
-      </w:r>
-    </w:p>
-    <w:p>
-      <w:pPr>
-        <w:numPr>
-          <w:ilvl w:val="0"/>
-          <w:numId w:val="1034"/>
-        </w:numPr>
-        <w:pStyle w:val="Compact"/>
-      </w:pPr>
-      <w:r>
-        <w:t xml:space="preserve">Reference path vs measured trajectory, ball trajectory colored by</w:t>
-      </w:r>
-      <w:r>
-        <w:t xml:space="preserve"> </w:t>
-      </w:r>
-      <w:r>
-        <w:t xml:space="preserve">along-track progress.</w:t>
-      </w:r>
-    </w:p>
-    <w:p>
-      <w:pPr>
-        <w:numPr>
-          <w:ilvl w:val="0"/>
-          <w:numId w:val="1034"/>
-        </w:numPr>
-        <w:pStyle w:val="Compact"/>
-      </w:pPr>
-      <w:r>
-        <w:t xml:space="preserve">Cross-track error (perpendicular distance from path) vs time.</w:t>
-      </w:r>
-    </w:p>
-    <w:p>
-      <w:pPr>
-        <w:numPr>
-          <w:ilvl w:val="0"/>
-          <w:numId w:val="1034"/>
-        </w:numPr>
-        <w:pStyle w:val="Compact"/>
-      </w:pPr>
-      <w:r>
-        <w:t xml:space="preserve">Along-track progress vs time (should be linear in the constant-speed</w:t>
-      </w:r>
-      <w:r>
-        <w:t xml:space="preserve"> </w:t>
-      </w:r>
-      <w:r>
-        <w:t xml:space="preserve">regime — slope deviations show where the ball lagged or led).</w:t>
-      </w:r>
-    </w:p>
-    <w:p>
-      <w:pPr>
-        <w:numPr>
-          <w:ilvl w:val="0"/>
-          <w:numId w:val="1034"/>
-        </w:numPr>
-        <w:pStyle w:val="Compact"/>
-      </w:pPr>
-      <w:r>
-        <w:t xml:space="preserve">Per-loop overlay if Loop was on (lap 1 vs lap 2 vs … in different</w:t>
-      </w:r>
-      <w:r>
-        <w:t xml:space="preserve"> </w:t>
-      </w:r>
-      <w:r>
-        <w:t xml:space="preserve">colors) — repeatability is the wow plot here.</w:t>
-      </w:r>
-    </w:p>
-    <w:p>
-      <w:pPr>
-        <w:numPr>
-          <w:ilvl w:val="0"/>
-          <w:numId w:val="1034"/>
-        </w:numPr>
-        <w:pStyle w:val="Compact"/>
-      </w:pPr>
-      <w:r>
-        <w:t xml:space="preserve">Reverse events as vertical bars; trail-erase resets visible.</w:t>
-      </w:r>
-    </w:p>
-    <w:bookmarkEnd w:id="65"/>
-    <w:bookmarkStart w:id="66" w:name="plotter-interface"/>
-    <w:p>
-      <w:pPr>
-        <w:pStyle w:val="Heading3"/>
-      </w:pPr>
-      <w:r>
-        <w:t xml:space="preserve">Plotter interface</w:t>
-      </w:r>
-    </w:p>
-    <w:p>
-      <w:pPr>
-        <w:pStyle w:val="SourceCode"/>
-      </w:pPr>
-      <w:r>
-        <w:rPr>
-          <w:rStyle w:val="ExtensionTok"/>
-        </w:rPr>
-        <w:t xml:space="preserve">ros2</w:t>
-      </w:r>
-      <w:r>
-        <w:rPr>
-          <w:rStyle w:val="NormalTok"/>
-        </w:rPr>
-        <w:t xml:space="preserve"> run stewart_vision plot_demo_run </w:t>
-      </w:r>
-      <w:r>
-        <w:rPr>
-          <w:rStyle w:val="DataTypeTok"/>
-        </w:rPr>
-        <w:t xml:space="preserve">\</w:t>
-      </w:r>
-      <w:r>
-        <w:br/>
-      </w:r>
-      <w:r>
-        <w:rPr>
-          <w:rStyle w:val="NormalTok"/>
-        </w:rPr>
-        <w:t xml:space="preserve">    </w:t>
-      </w:r>
-      <w:r>
-        <w:rPr>
-          <w:rStyle w:val="AttributeTok"/>
-        </w:rPr>
-        <w:t xml:space="preserve">--bag</w:t>
-      </w:r>
-      <w:r>
-        <w:rPr>
-          <w:rStyle w:val="NormalTok"/>
-        </w:rPr>
-        <w:t xml:space="preserve"> </w:t>
-      </w:r>
-      <w:r>
-        <w:rPr>
-          <w:rStyle w:val="OperatorTok"/>
-        </w:rPr>
-        <w:t xml:space="preserve">&lt;</w:t>
-      </w:r>
-      <w:r>
-        <w:rPr>
-          <w:rStyle w:val="NormalTok"/>
-        </w:rPr>
-        <w:t xml:space="preserve">bag_dir</w:t>
-      </w:r>
-      <w:r>
-        <w:rPr>
-          <w:rStyle w:val="OperatorTok"/>
-        </w:rPr>
-        <w:t xml:space="preserve">&gt;</w:t>
-      </w:r>
-      <w:r>
-        <w:rPr>
-          <w:rStyle w:val="NormalTok"/>
-        </w:rPr>
-        <w:t xml:space="preserve"> --demo {1</w:t>
-      </w:r>
-      <w:r>
-        <w:rPr>
-          <w:rStyle w:val="KeywordTok"/>
-        </w:rPr>
-        <w:t xml:space="preserve">|</w:t>
-      </w:r>
-      <w:r>
-        <w:rPr>
-          <w:rStyle w:val="ExtensionTok"/>
-        </w:rPr>
-        <w:t xml:space="preserve">2</w:t>
-      </w:r>
-      <w:r>
-        <w:rPr>
-          <w:rStyle w:val="KeywordTok"/>
-        </w:rPr>
-        <w:t xml:space="preserve">|</w:t>
-      </w:r>
-      <w:r>
-        <w:rPr>
-          <w:rStyle w:val="ExtensionTok"/>
-        </w:rPr>
-        <w:t xml:space="preserve">3}</w:t>
-      </w:r>
-      <w:r>
-        <w:rPr>
-          <w:rStyle w:val="NormalTok"/>
-        </w:rPr>
-        <w:t xml:space="preserve"> </w:t>
-      </w:r>
-      <w:r>
-        <w:rPr>
-          <w:rStyle w:val="AttributeTok"/>
-        </w:rPr>
-        <w:t xml:space="preserve">--out</w:t>
-      </w:r>
-      <w:r>
-        <w:rPr>
-          <w:rStyle w:val="NormalTok"/>
-        </w:rPr>
-        <w:t xml:space="preserve"> </w:t>
-      </w:r>
-      <w:r>
-        <w:rPr>
-          <w:rStyle w:val="OperatorTok"/>
-        </w:rPr>
-        <w:t xml:space="preserve">&lt;</w:t>
-      </w:r>
-      <w:r>
-        <w:rPr>
-          <w:rStyle w:val="NormalTok"/>
-        </w:rPr>
-        <w:t xml:space="preserve">out_dir</w:t>
-      </w:r>
-      <w:r>
-        <w:rPr>
-          <w:rStyle w:val="OperatorTok"/>
-        </w:rPr>
-        <w:t xml:space="preserve">&gt;</w:t>
-      </w:r>
-    </w:p>
-    <w:p>
-      <w:pPr>
-        <w:pStyle w:val="FirstParagraph"/>
-      </w:pPr>
-      <w:r>
-        <w:t xml:space="preserve">Reads the bag once, classifies events, emits PNG panels + an HTML</w:t>
-      </w:r>
-      <w:r>
-        <w:t xml:space="preserve"> </w:t>
-      </w:r>
-      <w:r>
-        <w:t xml:space="preserve">index that opens in a browser with the cover plot, summary stats,</w:t>
-      </w:r>
-      <w:r>
-        <w:t xml:space="preserve"> </w:t>
-      </w:r>
-      <w:r>
-        <w:t xml:space="preserve">and links to the per-panel images. Latency, fault, and detector-</w:t>
-      </w:r>
-      <w:r>
-        <w:t xml:space="preserve"> </w:t>
-      </w:r>
-      <w:r>
-        <w:t xml:space="preserve">agreement panels are common to all three demo types so the</w:t>
-      </w:r>
-      <w:r>
-        <w:t xml:space="preserve"> </w:t>
-      </w:r>
-      <w:r>
-        <w:t xml:space="preserve">boilerplate is shared in</w:t>
-      </w:r>
-      <w:r>
-        <w:t xml:space="preserve"> </w:t>
-      </w:r>
-      <w:r>
-        <w:rPr>
-          <w:rStyle w:val="VerbatimChar"/>
-        </w:rPr>
-        <w:t xml:space="preserve">_common_panels.py</w:t>
-      </w:r>
-      <w:r>
-        <w:t xml:space="preserve">.</w:t>
-      </w:r>
-    </w:p>
-    <w:p>
-      <w:pPr>
-        <w:pStyle w:val="BodyText"/>
-      </w:pPr>
-      <w:r>
-        <w:t xml:space="preserve">The HTML index is the artifact you take into the review meeting.</w:t>
-      </w:r>
-    </w:p>
-    <w:p>
-      <w:r>
-        <w:pict>
-          <v:rect style="width:0;height:1.5pt" o:hralign="center" o:hrstd="t" o:hr="t"/>
-        </w:pict>
-      </w:r>
-    </w:p>
-    <w:bookmarkEnd w:id="66"/>
-    <w:bookmarkEnd w:id="67"/>
-    <w:bookmarkStart w:id="68" w:name="implementation-milestones"/>
-    <w:p>
-      <w:pPr>
-        <w:pStyle w:val="Heading2"/>
-      </w:pPr>
-      <w:r>
-        <w:t xml:space="preserve">14. Implementation milestones</w:t>
-      </w:r>
-    </w:p>
-    <w:p>
-      <w:pPr>
-        <w:pStyle w:val="FirstParagraph"/>
-      </w:pPr>
-      <w:r>
-        <w:t xml:space="preserve">Each milestone has an explicit</w:t>
-      </w:r>
-      <w:r>
-        <w:t xml:space="preserve"> </w:t>
-      </w:r>
-      <w:r>
-        <w:t xml:space="preserve">“</w:t>
-      </w:r>
-      <w:r>
-        <w:t xml:space="preserve">DONE WHEN</w:t>
-      </w:r>
-      <w:r>
-        <w:t xml:space="preserve">”</w:t>
-      </w:r>
-      <w:r>
-        <w:t xml:space="preserve"> </w:t>
-      </w:r>
-      <w:r>
-        <w:t xml:space="preserve">gate, in the same style as</w:t>
-      </w:r>
-      <w:r>
-        <w:t xml:space="preserve"> </w:t>
-      </w:r>
-      <w:r>
-        <w:rPr>
-          <w:rStyle w:val="VerbatimChar"/>
-        </w:rPr>
-        <w:t xml:space="preserve">bringup_plan.md</w:t>
-      </w:r>
-      <w:r>
-        <w:t xml:space="preserve">.</w:t>
-      </w:r>
-    </w:p>
-    <w:p>
-      <w:pPr>
-        <w:numPr>
-          <w:ilvl w:val="0"/>
-          <w:numId w:val="1035"/>
-        </w:numPr>
-        <w:pStyle w:val="Compact"/>
-      </w:pPr>
-      <w:r>
-        <w:rPr>
-          <w:bCs/>
-          <w:b/>
-        </w:rPr>
-        <w:t xml:space="preserve">Print and stick the ArUco ring.</w:t>
-      </w:r>
-      <w:r>
-        <w:t xml:space="preserve"> </w:t>
-      </w:r>
-      <w:r>
-        <w:t xml:space="preserve">DONE WHEN: visual inspection confirms 8 markers at 120 mm radius,</w:t>
-      </w:r>
-      <w:r>
-        <w:t xml:space="preserve"> </w:t>
-      </w:r>
-      <w:r>
-        <w:t xml:space="preserve">matte sticker is flat (no bubbles), no glare under IR projector.</w:t>
-      </w:r>
-    </w:p>
-    <w:p>
-      <w:pPr>
-        <w:numPr>
-          <w:ilvl w:val="0"/>
-          <w:numId w:val="1035"/>
-        </w:numPr>
-        <w:pStyle w:val="Compact"/>
-      </w:pPr>
-      <w:r>
-        <w:rPr>
-          <w:bCs/>
-          <w:b/>
-        </w:rPr>
-        <w:t xml:space="preserve">OAK driver up.</w:t>
-      </w:r>
-      <w:r>
-        <w:t xml:space="preserve"> </w:t>
-      </w:r>
-      <w:r>
-        <w:t xml:space="preserve">DONE WHEN:</w:t>
-      </w:r>
-      <w:r>
-        <w:t xml:space="preserve"> </w:t>
-      </w:r>
-      <w:r>
-        <w:rPr>
-          <w:rStyle w:val="VerbatimChar"/>
-        </w:rPr>
-        <w:t xml:space="preserve">/oak/left/image_compressed</w:t>
-      </w:r>
-      <w:r>
-        <w:t xml:space="preserve"> </w:t>
-      </w:r>
-      <w:r>
-        <w:t xml:space="preserve">shows a stable image in</w:t>
-      </w:r>
-      <w:r>
-        <w:t xml:space="preserve"> </w:t>
-      </w:r>
-      <w:r>
-        <w:t xml:space="preserve">the GUI. Frame timestamps monotonic; drop rate &lt; 1 %.</w:t>
-      </w:r>
-    </w:p>
-    <w:p>
-      <w:pPr>
-        <w:numPr>
-          <w:ilvl w:val="0"/>
-          <w:numId w:val="1035"/>
-        </w:numPr>
-        <w:pStyle w:val="Compact"/>
-      </w:pPr>
-      <w:r>
-        <w:rPr>
-          <w:bCs/>
-          <w:b/>
-        </w:rPr>
-        <w:t xml:space="preserve">Calibration Stage A + B done; report generated.</w:t>
-      </w:r>
-      <w:r>
-        <w:t xml:space="preserve"> </w:t>
-      </w:r>
-      <w:r>
-        <w:t xml:space="preserve">DONE WHEN:</w:t>
-      </w:r>
-      <w:r>
-        <w:t xml:space="preserve"> </w:t>
-      </w:r>
-      <w:r>
-        <w:rPr>
-          <w:rStyle w:val="VerbatimChar"/>
-        </w:rPr>
-        <w:t xml:space="preserve">oak_intrinsics.yaml</w:t>
-      </w:r>
-      <w:r>
-        <w:t xml:space="preserve"> </w:t>
-      </w:r>
-      <w:r>
-        <w:t xml:space="preserve">written;</w:t>
-      </w:r>
-      <w:r>
-        <w:t xml:space="preserve"> </w:t>
-      </w:r>
-      <w:r>
-        <w:rPr>
-          <w:rStyle w:val="VerbatimChar"/>
-        </w:rPr>
-        <w:t xml:space="preserve">calibration_report.html</w:t>
-      </w:r>
-      <w:r>
-        <w:t xml:space="preserve"> </w:t>
-      </w:r>
-      <w:r>
-        <w:t xml:space="preserve">shows &lt; 0.3 px reprojection / &lt; 1 px epipolar; visual inspection of</w:t>
-      </w:r>
-      <w:r>
-        <w:t xml:space="preserve"> </w:t>
-      </w:r>
-      <w:r>
-        <w:t xml:space="preserve">rectified pairs shows aligned epipolar lines.</w:t>
-      </w:r>
-    </w:p>
-    <w:p>
-      <w:pPr>
-        <w:numPr>
-          <w:ilvl w:val="0"/>
-          <w:numId w:val="1035"/>
-        </w:numPr>
-        <w:pStyle w:val="Compact"/>
-      </w:pPr>
-      <w:r>
-        <w:rPr>
-          <w:bCs/>
-          <w:b/>
-        </w:rPr>
-        <w:t xml:space="preserve">Calibration Stage C done.</w:t>
-      </w:r>
-      <w:r>
-        <w:t xml:space="preserve"> </w:t>
-      </w:r>
-      <w:r>
-        <w:t xml:space="preserve">DONE WHEN:</w:t>
-      </w:r>
-      <w:r>
-        <w:t xml:space="preserve"> </w:t>
-      </w:r>
-      <w:r>
-        <w:rPr>
-          <w:rStyle w:val="VerbatimChar"/>
-        </w:rPr>
-        <w:t xml:space="preserve">oak_extrinsics.yaml</w:t>
-      </w:r>
-      <w:r>
-        <w:t xml:space="preserve"> </w:t>
-      </w:r>
-      <w:r>
-        <w:t xml:space="preserve">written; ArUco ring projects back</w:t>
-      </w:r>
-      <w:r>
-        <w:t xml:space="preserve"> </w:t>
-      </w:r>
-      <w:r>
-        <w:t xml:space="preserve">into the image at &lt; 2 px error. (This is repeated whenever the</w:t>
-      </w:r>
-      <w:r>
-        <w:t xml:space="preserve"> </w:t>
-      </w:r>
-      <w:r>
-        <w:t xml:space="preserve">camera arm moves.)</w:t>
-      </w:r>
-    </w:p>
-    <w:p>
-      <w:pPr>
-        <w:numPr>
-          <w:ilvl w:val="0"/>
-          <w:numId w:val="1035"/>
-        </w:numPr>
-        <w:pStyle w:val="Compact"/>
-      </w:pPr>
-      <w:r>
-        <w:rPr>
-          <w:rStyle w:val="VerbatimChar"/>
-          <w:bCs/>
-          <w:b/>
-        </w:rPr>
-        <w:t xml:space="preserve">/platform_pose</w:t>
-      </w:r>
-      <w:r>
-        <w:rPr>
-          <w:bCs/>
-          <w:b/>
-        </w:rPr>
-        <w:t xml:space="preserve"> </w:t>
-      </w:r>
-      <w:r>
-        <w:rPr>
-          <w:bCs/>
-          <w:b/>
-        </w:rPr>
-        <w:t xml:space="preserve">at ≥ 30 Hz.</w:t>
-      </w:r>
-      <w:r>
-        <w:t xml:space="preserve"> </w:t>
-      </w:r>
-      <w:r>
-        <w:t xml:space="preserve">DONE WHEN: tilt the plate by hand → roll/pitch from</w:t>
-      </w:r>
-      <w:r>
-        <w:t xml:space="preserve"> </w:t>
-      </w:r>
-      <w:r>
-        <w:rPr>
-          <w:rStyle w:val="VerbatimChar"/>
-        </w:rPr>
-        <w:t xml:space="preserve">/platform_pose</w:t>
-      </w:r>
-      <w:r>
-        <w:t xml:space="preserve"> </w:t>
-      </w:r>
-      <w:r>
-        <w:t xml:space="preserve">agrees with the IMU within 1° static.</w:t>
-      </w:r>
-    </w:p>
-    <w:p>
-      <w:pPr>
-        <w:numPr>
-          <w:ilvl w:val="0"/>
-          <w:numId w:val="1035"/>
-        </w:numPr>
-        <w:pStyle w:val="Compact"/>
-      </w:pPr>
-      <w:r>
-        <w:rPr>
-          <w:bCs/>
-          <w:b/>
-        </w:rPr>
-        <w:t xml:space="preserve">Ball pixel detection.</w:t>
-      </w:r>
-      <w:r>
-        <w:t xml:space="preserve"> </w:t>
-      </w:r>
-      <w:r>
-        <w:t xml:space="preserve">DONE WHEN: drop ball into frame;</w:t>
-      </w:r>
-      <w:r>
-        <w:t xml:space="preserve"> </w:t>
-      </w:r>
-      <w:r>
-        <w:rPr>
-          <w:rStyle w:val="VerbatimChar"/>
-        </w:rPr>
-        <w:t xml:space="preserve">/oak/ball/left_pixel</w:t>
-      </w:r>
-      <w:r>
-        <w:t xml:space="preserve"> </w:t>
-      </w:r>
-      <w:r>
-        <w:t xml:space="preserve">and</w:t>
-      </w:r>
-      <w:r>
-        <w:t xml:space="preserve"> </w:t>
-      </w:r>
-      <w:r>
-        <w:rPr>
-          <w:rStyle w:val="VerbatimChar"/>
-        </w:rPr>
-        <w:t xml:space="preserve">right_pixel</w:t>
-      </w:r>
-      <w:r>
-        <w:t xml:space="preserve"> </w:t>
-      </w:r>
-      <w:r>
-        <w:t xml:space="preserve">track it by eye; confidence &gt; 0.8 in normal light.</w:t>
-      </w:r>
-    </w:p>
-    <w:p>
-      <w:pPr>
-        <w:numPr>
-          <w:ilvl w:val="0"/>
-          <w:numId w:val="1035"/>
-        </w:numPr>
-        <w:pStyle w:val="Compact"/>
-      </w:pPr>
-      <w:r>
-        <w:rPr>
-          <w:rStyle w:val="VerbatimChar"/>
-          <w:bCs/>
-          <w:b/>
-        </w:rPr>
-        <w:t xml:space="preserve">/ball_xy_mono</w:t>
-      </w:r>
-      <w:r>
-        <w:rPr>
-          <w:bCs/>
-          <w:b/>
-        </w:rPr>
-        <w:t xml:space="preserve"> </w:t>
-      </w:r>
-      <w:r>
-        <w:rPr>
-          <w:bCs/>
-          <w:b/>
-        </w:rPr>
-        <w:t xml:space="preserve">in mm.</w:t>
-      </w:r>
-      <w:r>
-        <w:t xml:space="preserve"> </w:t>
-      </w:r>
-      <w:r>
-        <w:t xml:space="preserve">DONE WHEN: place the ball at known offsets from center; reported</w:t>
-      </w:r>
-      <w:r>
-        <w:t xml:space="preserve"> </w:t>
-      </w:r>
-      <w:r>
-        <w:t xml:space="preserve">value within 3 mm of ruler measurement at all four cardinal points</w:t>
-      </w:r>
-      <w:r>
-        <w:t xml:space="preserve"> </w:t>
-      </w:r>
-      <w:r>
-        <w:t xml:space="preserve">and at platform_radius − ball_radius.</w:t>
-      </w:r>
-    </w:p>
-    <w:p>
-      <w:pPr>
-        <w:numPr>
-          <w:ilvl w:val="0"/>
-          <w:numId w:val="1035"/>
-        </w:numPr>
-        <w:pStyle w:val="Compact"/>
-      </w:pPr>
-      <w:r>
-        <w:rPr>
-          <w:rStyle w:val="VerbatimChar"/>
-          <w:bCs/>
-          <w:b/>
-        </w:rPr>
-        <w:t xml:space="preserve">/ball_xy_stereo</w:t>
-      </w:r>
-      <w:r>
-        <w:rPr>
-          <w:bCs/>
-          <w:b/>
-        </w:rPr>
-        <w:t xml:space="preserve"> </w:t>
-      </w:r>
-      <w:r>
-        <w:rPr>
-          <w:bCs/>
-          <w:b/>
-        </w:rPr>
-        <w:t xml:space="preserve">agrees with mono.</w:t>
-      </w:r>
-      <w:r>
-        <w:t xml:space="preserve"> </w:t>
-      </w:r>
-      <w:r>
-        <w:t xml:space="preserve">DONE WHEN: max disagreement &lt; 5 mm across the platform.</w:t>
-      </w:r>
-    </w:p>
-    <w:p>
-      <w:pPr>
-        <w:numPr>
-          <w:ilvl w:val="0"/>
-          <w:numId w:val="1035"/>
-        </w:numPr>
-        <w:pStyle w:val="Compact"/>
-      </w:pPr>
-      <w:r>
-        <w:rPr>
-          <w:bCs/>
-          <w:b/>
-        </w:rPr>
-        <w:t xml:space="preserve">KF tracking.</w:t>
-      </w:r>
-      <w:r>
-        <w:t xml:space="preserve"> </w:t>
-      </w:r>
-      <w:r>
-        <w:t xml:space="preserve">DONE WHEN: roll the ball by hand;</w:t>
-      </w:r>
-      <w:r>
-        <w:t xml:space="preserve"> </w:t>
-      </w:r>
-      <w:r>
-        <w:rPr>
-          <w:rStyle w:val="VerbatimChar"/>
-        </w:rPr>
-        <w:t xml:space="preserve">/ball_state</w:t>
-      </w:r>
-      <w:r>
-        <w:t xml:space="preserve"> </w:t>
-      </w:r>
-      <w:r>
-        <w:t xml:space="preserve">velocity matches</w:t>
-      </w:r>
-      <w:r>
-        <w:t xml:space="preserve"> </w:t>
-      </w:r>
-      <w:r>
-        <w:t xml:space="preserve">the visible motion direction and magnitude (eyeball test); NIS</w:t>
-      </w:r>
-      <w:r>
-        <w:t xml:space="preserve"> </w:t>
-      </w:r>
-      <w:r>
-        <w:t xml:space="preserve">between 0.5 and 5 most of the time.</w:t>
-      </w:r>
-    </w:p>
-    <w:p>
-      <w:pPr>
-        <w:numPr>
-          <w:ilvl w:val="0"/>
-          <w:numId w:val="1035"/>
-        </w:numPr>
-        <w:pStyle w:val="Compact"/>
-      </w:pPr>
-      <w:r>
-        <w:rPr>
-          <w:bCs/>
-          <w:b/>
-        </w:rPr>
-        <w:t xml:space="preserve">Closed-loop ball-centering (sanity).</w:t>
-      </w:r>
-      <w:r>
-        <w:t xml:space="preserve"> </w:t>
-      </w:r>
-      <w:r>
-        <w:t xml:space="preserve">DONE WHEN: drop ball off-center, platform tilts to push it toward</w:t>
-      </w:r>
-      <w:r>
-        <w:t xml:space="preserve"> </w:t>
-      </w:r>
-      <w:r>
-        <w:t xml:space="preserve">center; settles within ±10 mm of center inside 10 s. PID tuning</w:t>
-      </w:r>
-      <w:r>
-        <w:t xml:space="preserve"> </w:t>
-      </w:r>
-      <w:r>
-        <w:t xml:space="preserve">starts here.</w:t>
-      </w:r>
-    </w:p>
-    <w:p>
-      <w:pPr>
-        <w:numPr>
-          <w:ilvl w:val="0"/>
-          <w:numId w:val="1035"/>
-        </w:numPr>
-        <w:pStyle w:val="Compact"/>
-      </w:pPr>
-      <w:r>
-        <w:rPr>
-          <w:bCs/>
-          <w:b/>
-        </w:rPr>
-        <w:t xml:space="preserve">Demo 1: orbit at fixed radius.</w:t>
-      </w:r>
-      <w:r>
-        <w:t xml:space="preserve"> </w:t>
-      </w:r>
-      <w:r>
-        <w:t xml:space="preserve">DONE WHEN: ball orbits at requested R within ±5 mm RMS for one</w:t>
-      </w:r>
-      <w:r>
-        <w:t xml:space="preserve"> </w:t>
-      </w:r>
-      <w:r>
-        <w:t xml:space="preserve">full minute at T = 4 s.</w:t>
-      </w:r>
-    </w:p>
-    <w:p>
-      <w:pPr>
-        <w:numPr>
-          <w:ilvl w:val="0"/>
-          <w:numId w:val="1035"/>
-        </w:numPr>
-        <w:pStyle w:val="Compact"/>
-      </w:pPr>
-      <w:r>
-        <w:rPr>
-          <w:bCs/>
-          <w:b/>
-        </w:rPr>
-        <w:t xml:space="preserve">Demo 2: click-to-position.</w:t>
-      </w:r>
-      <w:r>
-        <w:t xml:space="preserve"> </w:t>
-      </w:r>
-      <w:r>
-        <w:t xml:space="preserve">DONE WHEN: click any 5 random points on the GUI; ball reaches</w:t>
-      </w:r>
-      <w:r>
-        <w:t xml:space="preserve"> </w:t>
-      </w:r>
-      <w:r>
-        <w:t xml:space="preserve">each within ±10 mm and holds for 5 s before next click.</w:t>
-      </w:r>
-    </w:p>
-    <w:p>
-      <w:pPr>
-        <w:numPr>
-          <w:ilvl w:val="0"/>
-          <w:numId w:val="1035"/>
-        </w:numPr>
-        <w:pStyle w:val="Compact"/>
-      </w:pPr>
-      <w:r>
-        <w:rPr>
-          <w:bCs/>
-          <w:b/>
-        </w:rPr>
-        <w:t xml:space="preserve">Demo 2: dead-zone enforcement.</w:t>
-      </w:r>
-      <w:r>
-        <w:t xml:space="preserve"> </w:t>
-      </w:r>
-      <w:r>
-        <w:t xml:space="preserve">DONE WHEN: clicks inside red zone are ignored; manually pushing</w:t>
-      </w:r>
-      <w:r>
-        <w:t xml:space="preserve"> </w:t>
-      </w:r>
-      <w:r>
-        <w:t xml:space="preserve">the ball into the dead-zone triggers the soft-repulsion controller</w:t>
-      </w:r>
-      <w:r>
-        <w:t xml:space="preserve"> </w:t>
-      </w:r>
-      <w:r>
-        <w:t xml:space="preserve">and the watchdog fault.</w:t>
-      </w:r>
-    </w:p>
-    <w:p>
-      <w:pPr>
-        <w:numPr>
-          <w:ilvl w:val="0"/>
-          <w:numId w:val="1035"/>
-        </w:numPr>
-        <w:pStyle w:val="Compact"/>
-      </w:pPr>
-      <w:r>
-        <w:rPr>
-          <w:bCs/>
-          <w:b/>
-        </w:rPr>
-        <w:t xml:space="preserve">Demo 3 (stretch): path follow, single-pass.</w:t>
-      </w:r>
-      <w:r>
-        <w:t xml:space="preserve"> </w:t>
-      </w:r>
-      <w:r>
-        <w:t xml:space="preserve">DONE WHEN: draw a 5-vertex polyline; ball reaches start then</w:t>
-      </w:r>
-      <w:r>
-        <w:t xml:space="preserve"> </w:t>
-      </w:r>
-      <w:r>
-        <w:t xml:space="preserve">follows path within ±15 mm RMS at 80 mm/s.</w:t>
-      </w:r>
-    </w:p>
-    <w:p>
-      <w:pPr>
-        <w:numPr>
-          <w:ilvl w:val="0"/>
-          <w:numId w:val="1035"/>
-        </w:numPr>
-        <w:pStyle w:val="Compact"/>
-      </w:pPr>
-      <w:r>
-        <w:rPr>
-          <w:bCs/>
-          <w:b/>
-        </w:rPr>
-        <w:t xml:space="preserve">Demo 3 (stretch): looped path.</w:t>
-      </w:r>
-      <w:r>
-        <w:t xml:space="preserve"> </w:t>
-      </w:r>
-      <w:r>
-        <w:t xml:space="preserve">DONE WHEN: same path with Loop checked; ball completes 3</w:t>
-      </w:r>
-      <w:r>
-        <w:t xml:space="preserve"> </w:t>
-      </w:r>
-      <w:r>
-        <w:t xml:space="preserve">consecutive laps without RMS error degrading &gt; 50 % from lap 1.</w:t>
-      </w:r>
-    </w:p>
-    <w:p>
-      <w:pPr>
-        <w:numPr>
-          <w:ilvl w:val="0"/>
-          <w:numId w:val="1035"/>
-        </w:numPr>
-        <w:pStyle w:val="Compact"/>
-      </w:pPr>
-      <w:r>
-        <w:rPr>
-          <w:bCs/>
-          <w:b/>
-        </w:rPr>
-        <w:t xml:space="preserve">Demo 3 (stretch): path safety.</w:t>
-      </w:r>
-      <w:r>
-        <w:t xml:space="preserve"> </w:t>
-      </w:r>
-      <w:r>
-        <w:t xml:space="preserve">DONE WHEN: paths drawn through the dead-zone are rejected at the</w:t>
-      </w:r>
-      <w:r>
-        <w:t xml:space="preserve"> </w:t>
-      </w:r>
-      <w:r>
-        <w:t xml:space="preserve">UI with a clear toast; paths drawn off-platform same.</w:t>
-      </w:r>
-    </w:p>
-    <w:p>
-      <w:pPr>
-        <w:numPr>
-          <w:ilvl w:val="0"/>
-          <w:numId w:val="1035"/>
-        </w:numPr>
-        <w:pStyle w:val="Compact"/>
-      </w:pPr>
-      <w:r>
-        <w:rPr>
-          <w:bCs/>
-          <w:b/>
-        </w:rPr>
-        <w:t xml:space="preserve">YOLO V1 training data captured and labeled.</w:t>
-      </w:r>
-      <w:r>
-        <w:t xml:space="preserve"> </w:t>
-      </w:r>
-      <w:r>
-        <w:t xml:space="preserve">DONE WHEN: 5–6 min of free-rolling-ball capture run via</w:t>
-      </w:r>
-      <w:r>
-        <w:t xml:space="preserve"> </w:t>
-      </w:r>
-      <w:r>
-        <w:rPr>
-          <w:rStyle w:val="VerbatimChar"/>
-        </w:rPr>
-        <w:t xml:space="preserve">capture_training_frames.py</w:t>
-      </w:r>
-      <w:r>
-        <w:t xml:space="preserve">; 600+ frames labeled (orange ball</w:t>
-      </w:r>
-      <w:r>
-        <w:t xml:space="preserve"> </w:t>
-      </w:r>
-      <w:r>
-        <w:t xml:space="preserve">bbox per frame); train/val split saved.</w:t>
-      </w:r>
-    </w:p>
-    <w:p>
-      <w:pPr>
-        <w:numPr>
-          <w:ilvl w:val="0"/>
-          <w:numId w:val="1035"/>
-        </w:numPr>
-        <w:pStyle w:val="Compact"/>
-      </w:pPr>
-      <w:r>
-        <w:rPr>
-          <w:bCs/>
-          <w:b/>
-        </w:rPr>
-        <w:t xml:space="preserve">YOLO V1 trained and deployed on the OAK.</w:t>
-      </w:r>
-      <w:r>
-        <w:t xml:space="preserve"> </w:t>
-      </w:r>
-      <w:r>
-        <w:t xml:space="preserve">DONE WHEN: V1 publishes to</w:t>
-      </w:r>
-      <w:r>
-        <w:t xml:space="preserve"> </w:t>
-      </w:r>
-      <w:r>
-        <w:rPr>
-          <w:rStyle w:val="VerbatimChar"/>
-        </w:rPr>
-        <w:t xml:space="preserve">/oak/ball/v1/*pixel</w:t>
-      </w:r>
-      <w:r>
-        <w:t xml:space="preserve"> </w:t>
-      </w:r>
-      <w:r>
-        <w:t xml:space="preserve">at ≥ 30 fps;</w:t>
-      </w:r>
-      <w:r>
-        <w:t xml:space="preserve"> </w:t>
-      </w:r>
-      <w:r>
-        <w:rPr>
-          <w:rStyle w:val="VerbatimChar"/>
-        </w:rPr>
-        <w:t xml:space="preserve">/oak/ball/diagnostic</w:t>
-      </w:r>
-      <w:r>
-        <w:t xml:space="preserve"> </w:t>
-      </w:r>
-      <w:r>
-        <w:t xml:space="preserve">shows median V0–V1 disagreement &lt; 5 px in</w:t>
-      </w:r>
-      <w:r>
-        <w:t xml:space="preserve"> </w:t>
-      </w:r>
-      <w:r>
-        <w:t xml:space="preserve">normal lighting.</w:t>
-      </w:r>
-    </w:p>
-    <w:p>
-      <w:pPr>
-        <w:numPr>
-          <w:ilvl w:val="0"/>
-          <w:numId w:val="1035"/>
-        </w:numPr>
-        <w:pStyle w:val="Compact"/>
-      </w:pPr>
-      <w:r>
-        <w:rPr>
-          <w:bCs/>
-          <w:b/>
-        </w:rPr>
-        <w:t xml:space="preserve">Per-demo plotter shipping.</w:t>
-      </w:r>
-      <w:r>
-        <w:t xml:space="preserve"> </w:t>
-      </w:r>
-      <w:r>
-        <w:t xml:space="preserve">DONE WHEN:</w:t>
-      </w:r>
-      <w:r>
-        <w:t xml:space="preserve"> </w:t>
-      </w:r>
-      <w:r>
-        <w:rPr>
-          <w:rStyle w:val="VerbatimChar"/>
-        </w:rPr>
-        <w:t xml:space="preserve">plot_demo_run.py --demo {1|2|3}</w:t>
-      </w:r>
-      <w:r>
-        <w:t xml:space="preserve"> </w:t>
-      </w:r>
-      <w:r>
-        <w:t xml:space="preserve">produces an HTML</w:t>
-      </w:r>
-      <w:r>
-        <w:t xml:space="preserve"> </w:t>
-      </w:r>
-      <w:r>
-        <w:t xml:space="preserve">index + per-panel PNGs from a real bag for each demo type.</w:t>
-      </w:r>
-      <w:r>
-        <w:t xml:space="preserve"> </w:t>
-      </w:r>
-      <w:r>
-        <w:t xml:space="preserve">Panels load in a browser with no missing data warnings.</w:t>
-      </w:r>
-    </w:p>
-    <w:p>
-      <w:pPr>
-        <w:numPr>
-          <w:ilvl w:val="0"/>
-          <w:numId w:val="1035"/>
-        </w:numPr>
-        <w:pStyle w:val="Compact"/>
-      </w:pPr>
-      <w:r>
-        <w:rPr>
-          <w:bCs/>
-          <w:b/>
-        </w:rPr>
-        <w:t xml:space="preserve">Off-platform abort + strobe.</w:t>
-      </w:r>
-      <w:r>
-        <w:t xml:space="preserve"> </w:t>
-      </w:r>
-      <w:r>
-        <w:t xml:space="preserve">DONE WHEN: rolling the ball off the platform edge triggers</w:t>
-      </w:r>
-      <w:r>
-        <w:t xml:space="preserve"> </w:t>
-      </w:r>
-      <w:r>
-        <w:t xml:space="preserve">LEVEL_HOLD within 200 ms, the GUI body background strobes red</w:t>
-      </w:r>
-      <w:r>
-        <w:t xml:space="preserve"> </w:t>
-      </w:r>
-      <w:r>
-        <w:t xml:space="preserve">for 3 s, and Start re-arm only succeeds after the ball is back</w:t>
-      </w:r>
-      <w:r>
-        <w:t xml:space="preserve"> </w:t>
-      </w:r>
-      <w:r>
-        <w:t xml:space="preserve">on-platform for 1 s.</w:t>
-      </w:r>
-    </w:p>
-    <w:p>
-      <w:r>
-        <w:pict>
-          <v:rect style="width:0;height:1.5pt" o:hralign="center" o:hrstd="t" o:hr="t"/>
-        </w:pict>
-      </w:r>
-    </w:p>
-    <w:bookmarkEnd w:id="68"/>
-    <w:bookmarkStart w:id="71" w:name="open-questions"/>
-    <w:p>
-      <w:pPr>
-        <w:pStyle w:val="Heading2"/>
-      </w:pPr>
-      <w:r>
-        <w:t xml:space="preserve">15. Open questions</w:t>
-      </w:r>
-    </w:p>
-    <w:bookmarkStart w:id="69" w:name="resolved-2026-04-25"/>
-    <w:p>
-      <w:pPr>
-        <w:pStyle w:val="Heading3"/>
-      </w:pPr>
-      <w:r>
-        <w:t xml:space="preserve">Resolved (2026-04-25)</w:t>
+        <w:t xml:space="preserve">Calibration services (Stage A/B/C, called by the GUI)</w:t>
       </w:r>
     </w:p>
     <w:tbl>
@@ -11141,6 +9776,3131 @@
               <w:jc w:val="left"/>
             </w:pPr>
             <w:r>
+              <w:t xml:space="preserve">Service</w:t>
+            </w:r>
+          </w:p>
+        </w:tc>
+        <w:tc>
+          <w:tcPr/>
+          <w:p>
+            <w:pPr>
+              <w:pStyle w:val="Compact"/>
+              <w:jc w:val="left"/>
+            </w:pPr>
+            <w:r>
+              <w:t xml:space="preserve">Type</w:t>
+            </w:r>
+          </w:p>
+        </w:tc>
+        <w:tc>
+          <w:tcPr/>
+          <w:p>
+            <w:pPr>
+              <w:pStyle w:val="Compact"/>
+              <w:jc w:val="left"/>
+            </w:pPr>
+            <w:r>
+              <w:t xml:space="preserve">Notes</w:t>
+            </w:r>
+          </w:p>
+        </w:tc>
+      </w:tr>
+      <w:tr>
+        <w:tc>
+          <w:tcPr/>
+          <w:p>
+            <w:pPr>
+              <w:pStyle w:val="Compact"/>
+              <w:jc w:val="left"/>
+            </w:pPr>
+            <w:r>
+              <w:rPr>
+                <w:rStyle w:val="VerbatimChar"/>
+              </w:rPr>
+              <w:t xml:space="preserve">/calibrate/capture_frame</w:t>
+            </w:r>
+          </w:p>
+        </w:tc>
+        <w:tc>
+          <w:tcPr/>
+          <w:p>
+            <w:pPr>
+              <w:pStyle w:val="Compact"/>
+              <w:jc w:val="left"/>
+            </w:pPr>
+            <w:r>
+              <w:t xml:space="preserve">std_srvs/Trigger</w:t>
+            </w:r>
+          </w:p>
+        </w:tc>
+        <w:tc>
+          <w:tcPr/>
+          <w:p>
+            <w:pPr>
+              <w:pStyle w:val="Compact"/>
+              <w:jc w:val="left"/>
+            </w:pPr>
+            <w:r>
+              <w:t xml:space="preserve">One frame per click; rejects bad poses.</w:t>
+            </w:r>
+          </w:p>
+        </w:tc>
+      </w:tr>
+      <w:tr>
+        <w:tc>
+          <w:tcPr/>
+          <w:p>
+            <w:pPr>
+              <w:pStyle w:val="Compact"/>
+              <w:jc w:val="left"/>
+            </w:pPr>
+            <w:r>
+              <w:rPr>
+                <w:rStyle w:val="VerbatimChar"/>
+              </w:rPr>
+              <w:t xml:space="preserve">/calibrate/solve</w:t>
+            </w:r>
+          </w:p>
+        </w:tc>
+        <w:tc>
+          <w:tcPr/>
+          <w:p>
+            <w:pPr>
+              <w:pStyle w:val="Compact"/>
+              <w:jc w:val="left"/>
+            </w:pPr>
+            <w:r>
+              <w:t xml:space="preserve">std_srvs/Trigger</w:t>
+            </w:r>
+          </w:p>
+        </w:tc>
+        <w:tc>
+          <w:tcPr/>
+          <w:p>
+            <w:pPr>
+              <w:pStyle w:val="Compact"/>
+              <w:jc w:val="left"/>
+            </w:pPr>
+            <w:r>
+              <w:t xml:space="preserve">Runs the OpenCV solver, writes YAML if gates pass.</w:t>
+            </w:r>
+          </w:p>
+        </w:tc>
+      </w:tr>
+      <w:tr>
+        <w:tc>
+          <w:tcPr/>
+          <w:p>
+            <w:pPr>
+              <w:pStyle w:val="Compact"/>
+              <w:jc w:val="left"/>
+            </w:pPr>
+            <w:r>
+              <w:rPr>
+                <w:rStyle w:val="VerbatimChar"/>
+              </w:rPr>
+              <w:t xml:space="preserve">/calibrate/reset</w:t>
+            </w:r>
+          </w:p>
+        </w:tc>
+        <w:tc>
+          <w:tcPr/>
+          <w:p>
+            <w:pPr>
+              <w:pStyle w:val="Compact"/>
+              <w:jc w:val="left"/>
+            </w:pPr>
+            <w:r>
+              <w:t xml:space="preserve">std_srvs/Trigger</w:t>
+            </w:r>
+          </w:p>
+        </w:tc>
+        <w:tc>
+          <w:tcPr/>
+          <w:p>
+            <w:pPr>
+              <w:pStyle w:val="Compact"/>
+              <w:jc w:val="left"/>
+            </w:pPr>
+            <w:r>
+              <w:t xml:space="preserve">Clears the captured-frame buffer.</w:t>
+            </w:r>
+          </w:p>
+        </w:tc>
+      </w:tr>
+      <w:tr>
+        <w:tc>
+          <w:tcPr/>
+          <w:p>
+            <w:pPr>
+              <w:pStyle w:val="Compact"/>
+              <w:jc w:val="left"/>
+            </w:pPr>
+            <w:r>
+              <w:rPr>
+                <w:rStyle w:val="VerbatimChar"/>
+              </w:rPr>
+              <w:t xml:space="preserve">/calibrate/stage</w:t>
+            </w:r>
+          </w:p>
+        </w:tc>
+        <w:tc>
+          <w:tcPr/>
+          <w:p>
+            <w:pPr>
+              <w:pStyle w:val="Compact"/>
+              <w:jc w:val="left"/>
+            </w:pPr>
+            <w:r>
+              <w:t xml:space="preserve">std_srvs/SetBool style or custom</w:t>
+            </w:r>
+          </w:p>
+        </w:tc>
+        <w:tc>
+          <w:tcPr/>
+          <w:p>
+            <w:pPr>
+              <w:pStyle w:val="Compact"/>
+              <w:jc w:val="left"/>
+            </w:pPr>
+            <w:r>
+              <w:t xml:space="preserve">Select A / B / C.</w:t>
+            </w:r>
+          </w:p>
+        </w:tc>
+      </w:tr>
+    </w:tbl>
+    <w:bookmarkEnd w:id="58"/>
+    <w:bookmarkStart w:id="59" w:name="new-control_cmd-payloads-existing-topic"/>
+    <w:p>
+      <w:pPr>
+        <w:pStyle w:val="Heading3"/>
+      </w:pPr>
+      <w:r>
+        <w:t xml:space="preserve">New</w:t>
+      </w:r>
+      <w:r>
+        <w:t xml:space="preserve"> </w:t>
+      </w:r>
+      <w:r>
+        <w:rPr>
+          <w:rStyle w:val="VerbatimChar"/>
+        </w:rPr>
+        <w:t xml:space="preserve">/control_cmd</w:t>
+      </w:r>
+      <w:r>
+        <w:t xml:space="preserve"> </w:t>
+      </w:r>
+      <w:r>
+        <w:t xml:space="preserve">payloads (existing topic)</w:t>
+      </w:r>
+    </w:p>
+    <w:p>
+      <w:pPr>
+        <w:pStyle w:val="FirstParagraph"/>
+      </w:pPr>
+      <w:r>
+        <w:t xml:space="preserve">The GUI uses the existing</w:t>
+      </w:r>
+      <w:r>
+        <w:t xml:space="preserve"> </w:t>
+      </w:r>
+      <w:r>
+        <w:rPr>
+          <w:rStyle w:val="VerbatimChar"/>
+        </w:rPr>
+        <w:t xml:space="preserve">/control_cmd</w:t>
+      </w:r>
+      <w:r>
+        <w:t xml:space="preserve"> </w:t>
+      </w:r>
+      <w:r>
+        <w:t xml:space="preserve">String topic to switch modes</w:t>
+      </w:r>
+      <w:r>
+        <w:t xml:space="preserve"> </w:t>
+      </w:r>
+      <w:r>
+        <w:t xml:space="preserve">(rosbridge service-discovery workaround):</w:t>
+      </w:r>
+    </w:p>
+    <w:p>
+      <w:pPr>
+        <w:numPr>
+          <w:ilvl w:val="0"/>
+          <w:numId w:val="1033"/>
+        </w:numPr>
+        <w:pStyle w:val="Compact"/>
+      </w:pPr>
+      <w:r>
+        <w:rPr>
+          <w:rStyle w:val="VerbatimChar"/>
+        </w:rPr>
+        <w:t xml:space="preserve">mode:LEVEL_HOLD</w:t>
+      </w:r>
+    </w:p>
+    <w:p>
+      <w:pPr>
+        <w:numPr>
+          <w:ilvl w:val="0"/>
+          <w:numId w:val="1033"/>
+        </w:numPr>
+        <w:pStyle w:val="Compact"/>
+      </w:pPr>
+      <w:r>
+        <w:rPr>
+          <w:rStyle w:val="VerbatimChar"/>
+        </w:rPr>
+        <w:t xml:space="preserve">mode:BALL_TRACK_TRAJECTORY</w:t>
+      </w:r>
+      <w:r>
+        <w:t xml:space="preserve"> </w:t>
+      </w:r>
+      <w:r>
+        <w:t xml:space="preserve">+ JSON params (radius, period, dir, phase)</w:t>
+      </w:r>
+    </w:p>
+    <w:p>
+      <w:pPr>
+        <w:numPr>
+          <w:ilvl w:val="0"/>
+          <w:numId w:val="1033"/>
+        </w:numPr>
+        <w:pStyle w:val="Compact"/>
+      </w:pPr>
+      <w:r>
+        <w:rPr>
+          <w:rStyle w:val="VerbatimChar"/>
+        </w:rPr>
+        <w:t xml:space="preserve">mode:BALL_TRACK_GOTO</w:t>
+      </w:r>
+      <w:r>
+        <w:t xml:space="preserve"> </w:t>
+      </w:r>
+      <w:r>
+        <w:t xml:space="preserve">+ JSON target (x_mm, y_mm)</w:t>
+      </w:r>
+    </w:p>
+    <w:p>
+      <w:pPr>
+        <w:numPr>
+          <w:ilvl w:val="0"/>
+          <w:numId w:val="1033"/>
+        </w:numPr>
+        <w:pStyle w:val="Compact"/>
+      </w:pPr>
+      <w:r>
+        <w:rPr>
+          <w:rStyle w:val="VerbatimChar"/>
+        </w:rPr>
+        <w:t xml:space="preserve">mode:BALL_TRACK_PATH</w:t>
+      </w:r>
+      <w:r>
+        <w:t xml:space="preserve"> </w:t>
+      </w:r>
+      <w:r>
+        <w:t xml:space="preserve">+ JSON params (path_id, speed_mm_s, loop)</w:t>
+      </w:r>
+    </w:p>
+    <w:p>
+      <w:pPr>
+        <w:numPr>
+          <w:ilvl w:val="0"/>
+          <w:numId w:val="1033"/>
+        </w:numPr>
+        <w:pStyle w:val="Compact"/>
+      </w:pPr>
+      <w:r>
+        <w:rPr>
+          <w:rStyle w:val="VerbatimChar"/>
+        </w:rPr>
+        <w:t xml:space="preserve">z_offset:&lt;mm&gt;</w:t>
+      </w:r>
+      <w:r>
+        <w:t xml:space="preserve"> </w:t>
+      </w:r>
+      <w:r>
+        <w:t xml:space="preserve">for the z-height slider</w:t>
+      </w:r>
+    </w:p>
+    <w:p>
+      <w:pPr>
+        <w:pStyle w:val="FirstParagraph"/>
+      </w:pPr>
+      <w:r>
+        <w:rPr>
+          <w:rStyle w:val="VerbatimChar"/>
+        </w:rPr>
+        <w:t xml:space="preserve">stewart_control_node</w:t>
+      </w:r>
+      <w:r>
+        <w:t xml:space="preserve"> </w:t>
+      </w:r>
+      <w:r>
+        <w:t xml:space="preserve">already routes</w:t>
+      </w:r>
+      <w:r>
+        <w:t xml:space="preserve"> </w:t>
+      </w:r>
+      <w:r>
+        <w:rPr>
+          <w:rStyle w:val="VerbatimChar"/>
+        </w:rPr>
+        <w:t xml:space="preserve">/control_cmd</w:t>
+      </w:r>
+      <w:r>
+        <w:t xml:space="preserve">; we just add the</w:t>
+      </w:r>
+      <w:r>
+        <w:t xml:space="preserve"> </w:t>
+      </w:r>
+      <w:r>
+        <w:t xml:space="preserve">new payload patterns to its dispatcher.</w:t>
+      </w:r>
+    </w:p>
+    <w:bookmarkEnd w:id="59"/>
+    <w:bookmarkStart w:id="60" w:name="path-upload-demo-3"/>
+    <w:p>
+      <w:pPr>
+        <w:pStyle w:val="Heading3"/>
+      </w:pPr>
+      <w:r>
+        <w:t xml:space="preserve">Path upload (Demo 3)</w:t>
+      </w:r>
+    </w:p>
+    <w:p>
+      <w:pPr>
+        <w:pStyle w:val="FirstParagraph"/>
+      </w:pPr>
+      <w:r>
+        <w:t xml:space="preserve">Path uploads are large enough that stuffing them into</w:t>
+      </w:r>
+      <w:r>
+        <w:t xml:space="preserve"> </w:t>
+      </w:r>
+      <w:r>
+        <w:rPr>
+          <w:rStyle w:val="VerbatimChar"/>
+        </w:rPr>
+        <w:t xml:space="preserve">/control_cmd</w:t>
+      </w:r>
+      <w:r>
+        <w:t xml:space="preserve">’s</w:t>
+      </w:r>
+      <w:r>
+        <w:t xml:space="preserve"> </w:t>
+      </w:r>
+      <w:r>
+        <w:t xml:space="preserve">String is awkward. Use a dedicated topic:</w:t>
+      </w:r>
+    </w:p>
+    <w:p>
+      <w:pPr>
+        <w:numPr>
+          <w:ilvl w:val="0"/>
+          <w:numId w:val="1034"/>
+        </w:numPr>
+        <w:pStyle w:val="Compact"/>
+      </w:pPr>
+      <w:r>
+        <w:rPr>
+          <w:rStyle w:val="VerbatimChar"/>
+        </w:rPr>
+        <w:t xml:space="preserve">/ball_path/upload</w:t>
+      </w:r>
+      <w:r>
+        <w:t xml:space="preserve"> </w:t>
+      </w:r>
+      <w:r>
+        <w:t xml:space="preserve">(</w:t>
+      </w:r>
+      <w:r>
+        <w:rPr>
+          <w:rStyle w:val="VerbatimChar"/>
+        </w:rPr>
+        <w:t xml:space="preserve">nav_msgs/Path</w:t>
+      </w:r>
+      <w:r>
+        <w:t xml:space="preserve"> </w:t>
+      </w:r>
+      <w:r>
+        <w:t xml:space="preserve">in platform frame, header.frame_id</w:t>
+      </w:r>
+      <w:r>
+        <w:t xml:space="preserve"> </w:t>
+      </w:r>
+      <w:r>
+        <w:t xml:space="preserve">=</w:t>
+      </w:r>
+      <w:r>
+        <w:t xml:space="preserve"> </w:t>
+      </w:r>
+      <w:r>
+        <w:t xml:space="preserve">“</w:t>
+      </w:r>
+      <w:r>
+        <w:t xml:space="preserve">platform</w:t>
+      </w:r>
+      <w:r>
+        <w:t xml:space="preserve">”</w:t>
+      </w:r>
+      <w:r>
+        <w:t xml:space="preserve">) — published once when the operator presses Start in</w:t>
+      </w:r>
+      <w:r>
+        <w:t xml:space="preserve"> </w:t>
+      </w:r>
+      <w:r>
+        <w:t xml:space="preserve">Demo 3. The reference generator stores the path under a UUID and</w:t>
+      </w:r>
+      <w:r>
+        <w:t xml:space="preserve"> </w:t>
+      </w:r>
+      <w:r>
+        <w:t xml:space="preserve">returns it via</w:t>
+      </w:r>
+      <w:r>
+        <w:t xml:space="preserve"> </w:t>
+      </w:r>
+      <w:r>
+        <w:rPr>
+          <w:rStyle w:val="VerbatimChar"/>
+        </w:rPr>
+        <w:t xml:space="preserve">/ball_path/active</w:t>
+      </w:r>
+      <w:r>
+        <w:t xml:space="preserve"> </w:t>
+      </w:r>
+      <w:r>
+        <w:t xml:space="preserve">for the GUI to render the</w:t>
+      </w:r>
+      <w:r>
+        <w:t xml:space="preserve"> </w:t>
+      </w:r>
+      <w:r>
+        <w:t xml:space="preserve">current-segment highlight.</w:t>
+      </w:r>
+    </w:p>
+    <w:p>
+      <w:r>
+        <w:pict>
+          <v:rect style="width:0;height:1.5pt" o:hralign="center" o:hrstd="t" o:hr="t"/>
+        </w:pict>
+      </w:r>
+    </w:p>
+    <w:bookmarkEnd w:id="60"/>
+    <w:bookmarkEnd w:id="61"/>
+    <w:bookmarkStart w:id="62" w:name="latency-budget"/>
+    <w:p>
+      <w:pPr>
+        <w:pStyle w:val="Heading2"/>
+      </w:pPr>
+      <w:r>
+        <w:t xml:space="preserve">13. Latency budget</w:t>
+      </w:r>
+    </w:p>
+    <w:p>
+      <w:pPr>
+        <w:pStyle w:val="FirstParagraph"/>
+      </w:pPr>
+      <w:r>
+        <w:t xml:space="preserve">End-to-end loop must close in ≤ 40 ms to avoid wobble:</w:t>
+      </w:r>
+    </w:p>
+    <w:tbl>
+      <w:tblPr>
+        <w:tblStyle w:val="Table"/>
+        <w:tblW w:type="auto" w:w="0"/>
+        <w:tblLook w:firstRow="1" w:lastRow="0" w:firstColumn="0" w:lastColumn="0" w:noHBand="0" w:noVBand="0" w:val="0020"/>
+        <w:jc w:val="start"/>
+      </w:tblPr>
+      <w:tblGrid>
+        <w:gridCol w:w="3960"/>
+        <w:gridCol w:w="3960"/>
+      </w:tblGrid>
+      <w:tr>
+        <w:trPr>
+          <w:tblHeader w:val="true"/>
+        </w:trPr>
+        <w:tc>
+          <w:tcPr/>
+          <w:p>
+            <w:pPr>
+              <w:pStyle w:val="Compact"/>
+              <w:jc w:val="left"/>
+            </w:pPr>
+            <w:r>
+              <w:t xml:space="preserve">Stage</w:t>
+            </w:r>
+          </w:p>
+        </w:tc>
+        <w:tc>
+          <w:tcPr/>
+          <w:p>
+            <w:pPr>
+              <w:pStyle w:val="Compact"/>
+              <w:jc w:val="left"/>
+            </w:pPr>
+            <w:r>
+              <w:t xml:space="preserve">Target</w:t>
+            </w:r>
+          </w:p>
+        </w:tc>
+      </w:tr>
+      <w:tr>
+        <w:tc>
+          <w:tcPr/>
+          <w:p>
+            <w:pPr>
+              <w:pStyle w:val="Compact"/>
+              <w:jc w:val="left"/>
+            </w:pPr>
+            <w:r>
+              <w:t xml:space="preserve">OAK exposure + on-VPU detection</w:t>
+            </w:r>
+          </w:p>
+        </w:tc>
+        <w:tc>
+          <w:tcPr/>
+          <w:p>
+            <w:pPr>
+              <w:pStyle w:val="Compact"/>
+              <w:jc w:val="left"/>
+            </w:pPr>
+            <w:r>
+              <w:t xml:space="preserve">≤ 15 ms</w:t>
+            </w:r>
+          </w:p>
+        </w:tc>
+      </w:tr>
+      <w:tr>
+        <w:tc>
+          <w:tcPr/>
+          <w:p>
+            <w:pPr>
+              <w:pStyle w:val="Compact"/>
+              <w:jc w:val="left"/>
+            </w:pPr>
+            <w:r>
+              <w:t xml:space="preserve">USB3 → Pi + ROS topic hop</w:t>
+            </w:r>
+          </w:p>
+        </w:tc>
+        <w:tc>
+          <w:tcPr/>
+          <w:p>
+            <w:pPr>
+              <w:pStyle w:val="Compact"/>
+              <w:jc w:val="left"/>
+            </w:pPr>
+            <w:r>
+              <w:t xml:space="preserve">≤ 3 ms</w:t>
+            </w:r>
+          </w:p>
+        </w:tc>
+      </w:tr>
+      <w:tr>
+        <w:tc>
+          <w:tcPr/>
+          <w:p>
+            <w:pPr>
+              <w:pStyle w:val="Compact"/>
+              <w:jc w:val="left"/>
+            </w:pPr>
+            <w:r>
+              <w:t xml:space="preserve">ArUco pose + projection</w:t>
+            </w:r>
+          </w:p>
+        </w:tc>
+        <w:tc>
+          <w:tcPr/>
+          <w:p>
+            <w:pPr>
+              <w:pStyle w:val="Compact"/>
+              <w:jc w:val="left"/>
+            </w:pPr>
+            <w:r>
+              <w:t xml:space="preserve">≤ 2 ms</w:t>
+            </w:r>
+          </w:p>
+        </w:tc>
+      </w:tr>
+      <w:tr>
+        <w:tc>
+          <w:tcPr/>
+          <w:p>
+            <w:pPr>
+              <w:pStyle w:val="Compact"/>
+              <w:jc w:val="left"/>
+            </w:pPr>
+            <w:r>
+              <w:t xml:space="preserve">KF predict/update</w:t>
+            </w:r>
+          </w:p>
+        </w:tc>
+        <w:tc>
+          <w:tcPr/>
+          <w:p>
+            <w:pPr>
+              <w:pStyle w:val="Compact"/>
+              <w:jc w:val="left"/>
+            </w:pPr>
+            <w:r>
+              <w:t xml:space="preserve">&lt; 1 ms</w:t>
+            </w:r>
+          </w:p>
+        </w:tc>
+      </w:tr>
+      <w:tr>
+        <w:tc>
+          <w:tcPr/>
+          <w:p>
+            <w:pPr>
+              <w:pStyle w:val="Compact"/>
+              <w:jc w:val="left"/>
+            </w:pPr>
+            <w:r>
+              <w:t xml:space="preserve">Controller tick</w:t>
+            </w:r>
+          </w:p>
+        </w:tc>
+        <w:tc>
+          <w:tcPr/>
+          <w:p>
+            <w:pPr>
+              <w:pStyle w:val="Compact"/>
+              <w:jc w:val="left"/>
+            </w:pPr>
+            <w:r>
+              <w:t xml:space="preserve">≤ 5 ms</w:t>
+            </w:r>
+          </w:p>
+        </w:tc>
+      </w:tr>
+      <w:tr>
+        <w:tc>
+          <w:tcPr/>
+          <w:p>
+            <w:pPr>
+              <w:pStyle w:val="Compact"/>
+              <w:jc w:val="left"/>
+            </w:pPr>
+            <w:r>
+              <w:t xml:space="preserve">Stewart leg command via CAN</w:t>
+            </w:r>
+          </w:p>
+        </w:tc>
+        <w:tc>
+          <w:tcPr/>
+          <w:p>
+            <w:pPr>
+              <w:pStyle w:val="Compact"/>
+              <w:jc w:val="left"/>
+            </w:pPr>
+            <w:r>
+              <w:t xml:space="preserve">≤ 5 ms (already measured)</w:t>
+            </w:r>
+          </w:p>
+        </w:tc>
+      </w:tr>
+      <w:tr>
+        <w:tc>
+          <w:tcPr/>
+          <w:p>
+            <w:pPr>
+              <w:pStyle w:val="Compact"/>
+              <w:jc w:val="left"/>
+            </w:pPr>
+            <w:r>
+              <w:rPr>
+                <w:bCs/>
+                <w:b/>
+              </w:rPr>
+              <w:t xml:space="preserve">Total worst case</w:t>
+            </w:r>
+          </w:p>
+        </w:tc>
+        <w:tc>
+          <w:tcPr/>
+          <w:p>
+            <w:pPr>
+              <w:pStyle w:val="Compact"/>
+              <w:jc w:val="left"/>
+            </w:pPr>
+            <w:r>
+              <w:rPr>
+                <w:bCs/>
+                <w:b/>
+              </w:rPr>
+              <w:t xml:space="preserve">≤ 31 ms</w:t>
+            </w:r>
+          </w:p>
+        </w:tc>
+      </w:tr>
+    </w:tbl>
+    <w:p>
+      <w:pPr>
+        <w:pStyle w:val="BodyText"/>
+      </w:pPr>
+      <w:r>
+        <w:t xml:space="preserve">Measure this with</w:t>
+      </w:r>
+      <w:r>
+        <w:t xml:space="preserve"> </w:t>
+      </w:r>
+      <w:r>
+        <w:rPr>
+          <w:rStyle w:val="VerbatimChar"/>
+        </w:rPr>
+        <w:t xml:space="preserve">stamp_now − stamp_capture</w:t>
+      </w:r>
+      <w:r>
+        <w:t xml:space="preserve"> </w:t>
+      </w:r>
+      <w:r>
+        <w:t xml:space="preserve">rolling average displayed</w:t>
+      </w:r>
+      <w:r>
+        <w:t xml:space="preserve"> </w:t>
+      </w:r>
+      <w:r>
+        <w:t xml:space="preserve">in the Vision Debug telemetry strip. Tune</w:t>
+      </w:r>
+      <w:r>
+        <w:t xml:space="preserve"> </w:t>
+      </w:r>
+      <w:r>
+        <w:rPr>
+          <w:iCs/>
+          <w:i/>
+        </w:rPr>
+        <w:t xml:space="preserve">only after</w:t>
+      </w:r>
+      <w:r>
+        <w:t xml:space="preserve"> </w:t>
+      </w:r>
+      <w:r>
+        <w:t xml:space="preserve">the budget is</w:t>
+      </w:r>
+      <w:r>
+        <w:t xml:space="preserve"> </w:t>
+      </w:r>
+      <w:r>
+        <w:t xml:space="preserve">green — tightening PID gains to fight latency hides the real fault.</w:t>
+      </w:r>
+    </w:p>
+    <w:p>
+      <w:r>
+        <w:pict>
+          <v:rect style="width:0;height:1.5pt" o:hralign="center" o:hrstd="t" o:hr="t"/>
+        </w:pict>
+      </w:r>
+    </w:p>
+    <w:bookmarkEnd w:id="62"/>
+    <w:bookmarkStart w:id="69" w:name="Xab5fe00024443e1d01ff6f38864e58097c4fe3f"/>
+    <w:p>
+      <w:pPr>
+        <w:pStyle w:val="Heading2"/>
+      </w:pPr>
+      <w:r>
+        <w:t xml:space="preserve">13.5 Logging and post-run plotter (per-demo bag schemas)</w:t>
+      </w:r>
+    </w:p>
+    <w:p>
+      <w:pPr>
+        <w:pStyle w:val="FirstParagraph"/>
+      </w:pPr>
+      <w:r>
+        <w:t xml:space="preserve">Each demo records its own bag schema and ships with a tailored plotter</w:t>
+      </w:r>
+      <w:r>
+        <w:t xml:space="preserve"> </w:t>
+      </w:r>
+      <w:r>
+        <w:t xml:space="preserve">in</w:t>
+      </w:r>
+      <w:r>
+        <w:t xml:space="preserve"> </w:t>
+      </w:r>
+      <w:r>
+        <w:rPr>
+          <w:rStyle w:val="VerbatimChar"/>
+        </w:rPr>
+        <w:t xml:space="preserve">stewart_vision/scripts/plot_demo_run.py</w:t>
+      </w:r>
+      <w:r>
+        <w:t xml:space="preserve">. The reasoning: the</w:t>
+      </w:r>
+      <w:r>
+        <w:t xml:space="preserve"> </w:t>
+      </w:r>
+      <w:r>
+        <w:t xml:space="preserve">existing</w:t>
+      </w:r>
+      <w:r>
+        <w:t xml:space="preserve"> </w:t>
+      </w:r>
+      <w:r>
+        <w:rPr>
+          <w:rStyle w:val="VerbatimChar"/>
+        </w:rPr>
+        <w:t xml:space="preserve">analyze_routine_log.py</w:t>
+      </w:r>
+      <w:r>
+        <w:t xml:space="preserve"> </w:t>
+      </w:r>
+      <w:r>
+        <w:t xml:space="preserve">is great for the open-loop bring-up</w:t>
+      </w:r>
+      <w:r>
+        <w:t xml:space="preserve"> </w:t>
+      </w:r>
+      <w:r>
+        <w:t xml:space="preserve">runs but lacks the vision-loop fields, and a single one-size-fits-all</w:t>
+      </w:r>
+      <w:r>
+        <w:t xml:space="preserve"> </w:t>
+      </w:r>
+      <w:r>
+        <w:t xml:space="preserve">plot grid for the new demos would be cluttered and ugly. Per-demo</w:t>
+      </w:r>
+      <w:r>
+        <w:t xml:space="preserve"> </w:t>
+      </w:r>
+      <w:r>
+        <w:t xml:space="preserve">plots impress.</w:t>
+      </w:r>
+    </w:p>
+    <w:bookmarkStart w:id="63" w:name="common-bag-tracks-all-demos"/>
+    <w:p>
+      <w:pPr>
+        <w:pStyle w:val="Heading3"/>
+      </w:pPr>
+      <w:r>
+        <w:t xml:space="preserve">Common bag tracks (all demos)</w:t>
+      </w:r>
+    </w:p>
+    <w:tbl>
+      <w:tblPr>
+        <w:tblStyle w:val="Table"/>
+        <w:tblW w:type="auto" w:w="0"/>
+        <w:tblLook w:firstRow="1" w:lastRow="0" w:firstColumn="0" w:lastColumn="0" w:noHBand="0" w:noVBand="0" w:val="0020"/>
+        <w:jc w:val="start"/>
+      </w:tblPr>
+      <w:tblGrid>
+        <w:gridCol w:w="3960"/>
+        <w:gridCol w:w="3960"/>
+      </w:tblGrid>
+      <w:tr>
+        <w:trPr>
+          <w:tblHeader w:val="true"/>
+        </w:trPr>
+        <w:tc>
+          <w:tcPr/>
+          <w:p>
+            <w:pPr>
+              <w:pStyle w:val="Compact"/>
+              <w:jc w:val="left"/>
+            </w:pPr>
+            <w:r>
+              <w:t xml:space="preserve">Topic</w:t>
+            </w:r>
+          </w:p>
+        </w:tc>
+        <w:tc>
+          <w:tcPr/>
+          <w:p>
+            <w:pPr>
+              <w:pStyle w:val="Compact"/>
+              <w:jc w:val="left"/>
+            </w:pPr>
+            <w:r>
+              <w:t xml:space="preserve">Type</w:t>
+            </w:r>
+          </w:p>
+        </w:tc>
+      </w:tr>
+      <w:tr>
+        <w:tc>
+          <w:tcPr/>
+          <w:p>
+            <w:pPr>
+              <w:pStyle w:val="Compact"/>
+              <w:jc w:val="left"/>
+            </w:pPr>
+            <w:r>
+              <w:rPr>
+                <w:rStyle w:val="VerbatimChar"/>
+              </w:rPr>
+              <w:t xml:space="preserve">/encoders</w:t>
+            </w:r>
+          </w:p>
+        </w:tc>
+        <w:tc>
+          <w:tcPr/>
+          <w:p>
+            <w:pPr>
+              <w:pStyle w:val="Compact"/>
+              <w:jc w:val="left"/>
+            </w:pPr>
+            <w:r>
+              <w:t xml:space="preserve">existing</w:t>
+            </w:r>
+          </w:p>
+        </w:tc>
+      </w:tr>
+      <w:tr>
+        <w:tc>
+          <w:tcPr/>
+          <w:p>
+            <w:pPr>
+              <w:pStyle w:val="Compact"/>
+              <w:jc w:val="left"/>
+            </w:pPr>
+            <w:r>
+              <w:rPr>
+                <w:rStyle w:val="VerbatimChar"/>
+              </w:rPr>
+              <w:t xml:space="preserve">/imu/data</w:t>
+            </w:r>
+          </w:p>
+        </w:tc>
+        <w:tc>
+          <w:tcPr/>
+          <w:p>
+            <w:pPr>
+              <w:pStyle w:val="Compact"/>
+              <w:jc w:val="left"/>
+            </w:pPr>
+            <w:r>
+              <w:t xml:space="preserve">sensor_msgs/Imu</w:t>
+            </w:r>
+          </w:p>
+        </w:tc>
+      </w:tr>
+      <w:tr>
+        <w:tc>
+          <w:tcPr/>
+          <w:p>
+            <w:pPr>
+              <w:pStyle w:val="Compact"/>
+              <w:jc w:val="left"/>
+            </w:pPr>
+            <w:r>
+              <w:rPr>
+                <w:rStyle w:val="VerbatimChar"/>
+              </w:rPr>
+              <w:t xml:space="preserve">/platform_pose</w:t>
+            </w:r>
+          </w:p>
+        </w:tc>
+        <w:tc>
+          <w:tcPr/>
+          <w:p>
+            <w:pPr>
+              <w:pStyle w:val="Compact"/>
+              <w:jc w:val="left"/>
+            </w:pPr>
+            <w:r>
+              <w:t xml:space="preserve">geometry_msgs/PoseStamped</w:t>
+            </w:r>
+          </w:p>
+        </w:tc>
+      </w:tr>
+      <w:tr>
+        <w:tc>
+          <w:tcPr/>
+          <w:p>
+            <w:pPr>
+              <w:pStyle w:val="Compact"/>
+              <w:jc w:val="left"/>
+            </w:pPr>
+            <w:r>
+              <w:rPr>
+                <w:rStyle w:val="VerbatimChar"/>
+              </w:rPr>
+              <w:t xml:space="preserve">/ball_state</w:t>
+            </w:r>
+          </w:p>
+        </w:tc>
+        <w:tc>
+          <w:tcPr/>
+          <w:p>
+            <w:pPr>
+              <w:pStyle w:val="Compact"/>
+              <w:jc w:val="left"/>
+            </w:pPr>
+            <w:r>
+              <w:t xml:space="preserve">custom (px, py, vx, vy, P)</w:t>
+            </w:r>
+          </w:p>
+        </w:tc>
+      </w:tr>
+      <w:tr>
+        <w:tc>
+          <w:tcPr/>
+          <w:p>
+            <w:pPr>
+              <w:pStyle w:val="Compact"/>
+              <w:jc w:val="left"/>
+            </w:pPr>
+            <w:r>
+              <w:rPr>
+                <w:rStyle w:val="VerbatimChar"/>
+              </w:rPr>
+              <w:t xml:space="preserve">/ball_xy_mono</w:t>
+            </w:r>
+            <w:r>
+              <w:t xml:space="preserve">,</w:t>
+            </w:r>
+            <w:r>
+              <w:t xml:space="preserve"> </w:t>
+            </w:r>
+            <w:r>
+              <w:rPr>
+                <w:rStyle w:val="VerbatimChar"/>
+              </w:rPr>
+              <w:t xml:space="preserve">/ball_xy_stereo</w:t>
+            </w:r>
+          </w:p>
+        </w:tc>
+        <w:tc>
+          <w:tcPr/>
+          <w:p>
+            <w:pPr>
+              <w:pStyle w:val="Compact"/>
+              <w:jc w:val="left"/>
+            </w:pPr>
+            <w:r>
+              <w:t xml:space="preserve">both paths</w:t>
+            </w:r>
+          </w:p>
+        </w:tc>
+      </w:tr>
+      <w:tr>
+        <w:tc>
+          <w:tcPr/>
+          <w:p>
+            <w:pPr>
+              <w:pStyle w:val="Compact"/>
+              <w:jc w:val="left"/>
+            </w:pPr>
+            <w:r>
+              <w:rPr>
+                <w:rStyle w:val="VerbatimChar"/>
+              </w:rPr>
+              <w:t xml:space="preserve">/oak/ball/diagnostic</w:t>
+            </w:r>
+          </w:p>
+        </w:tc>
+        <w:tc>
+          <w:tcPr/>
+          <w:p>
+            <w:pPr>
+              <w:pStyle w:val="Compact"/>
+              <w:jc w:val="left"/>
+            </w:pPr>
+            <w:r>
+              <w:t xml:space="preserve">per-detector positions + chosen output</w:t>
+            </w:r>
+          </w:p>
+        </w:tc>
+      </w:tr>
+      <w:tr>
+        <w:tc>
+          <w:tcPr/>
+          <w:p>
+            <w:pPr>
+              <w:pStyle w:val="Compact"/>
+              <w:jc w:val="left"/>
+            </w:pPr>
+            <w:r>
+              <w:rPr>
+                <w:rStyle w:val="VerbatimChar"/>
+              </w:rPr>
+              <w:t xml:space="preserve">/control_cmd</w:t>
+            </w:r>
+          </w:p>
+        </w:tc>
+        <w:tc>
+          <w:tcPr/>
+          <w:p>
+            <w:pPr>
+              <w:pStyle w:val="Compact"/>
+              <w:jc w:val="left"/>
+            </w:pPr>
+            <w:r>
+              <w:t xml:space="preserve">mode transitions</w:t>
+            </w:r>
+          </w:p>
+        </w:tc>
+      </w:tr>
+      <w:tr>
+        <w:tc>
+          <w:tcPr/>
+          <w:p>
+            <w:pPr>
+              <w:pStyle w:val="Compact"/>
+              <w:jc w:val="left"/>
+            </w:pPr>
+            <w:r>
+              <w:rPr>
+                <w:rStyle w:val="VerbatimChar"/>
+              </w:rPr>
+              <w:t xml:space="preserve">/oak/disparity_compressed</w:t>
+            </w:r>
+            <w:r>
+              <w:t xml:space="preserve"> </w:t>
+            </w:r>
+            <w:r>
+              <w:t xml:space="preserve">(downsampled)</w:t>
+            </w:r>
+          </w:p>
+        </w:tc>
+        <w:tc>
+          <w:tcPr/>
+          <w:p>
+            <w:pPr>
+              <w:pStyle w:val="Compact"/>
+              <w:jc w:val="left"/>
+            </w:pPr>
+            <w:r>
+              <w:t xml:space="preserve">for the cover slide</w:t>
+            </w:r>
+          </w:p>
+        </w:tc>
+      </w:tr>
+    </w:tbl>
+    <w:bookmarkEnd w:id="63"/>
+    <w:bookmarkStart w:id="64" w:name="demo-1-specific-tracks"/>
+    <w:p>
+      <w:pPr>
+        <w:pStyle w:val="Heading3"/>
+      </w:pPr>
+      <w:r>
+        <w:t xml:space="preserve">Demo-1-specific tracks</w:t>
+      </w:r>
+    </w:p>
+    <w:tbl>
+      <w:tblPr>
+        <w:tblStyle w:val="Table"/>
+        <w:tblW w:type="auto" w:w="0"/>
+        <w:tblLook w:firstRow="1" w:lastRow="0" w:firstColumn="0" w:lastColumn="0" w:noHBand="0" w:noVBand="0" w:val="0020"/>
+        <w:jc w:val="start"/>
+      </w:tblPr>
+      <w:tblGrid>
+        <w:gridCol w:w="3960"/>
+        <w:gridCol w:w="3960"/>
+      </w:tblGrid>
+      <w:tr>
+        <w:trPr>
+          <w:tblHeader w:val="true"/>
+        </w:trPr>
+        <w:tc>
+          <w:tcPr/>
+          <w:p>
+            <w:pPr>
+              <w:pStyle w:val="Compact"/>
+              <w:jc w:val="left"/>
+            </w:pPr>
+            <w:r>
+              <w:t xml:space="preserve">Topic</w:t>
+            </w:r>
+          </w:p>
+        </w:tc>
+        <w:tc>
+          <w:tcPr/>
+          <w:p>
+            <w:pPr>
+              <w:pStyle w:val="Compact"/>
+              <w:jc w:val="left"/>
+            </w:pPr>
+            <w:r>
+              <w:t xml:space="preserve">Notes</w:t>
+            </w:r>
+          </w:p>
+        </w:tc>
+      </w:tr>
+      <w:tr>
+        <w:tc>
+          <w:tcPr/>
+          <w:p>
+            <w:pPr>
+              <w:pStyle w:val="Compact"/>
+              <w:jc w:val="left"/>
+            </w:pPr>
+            <w:r>
+              <w:rPr>
+                <w:rStyle w:val="VerbatimChar"/>
+              </w:rPr>
+              <w:t xml:space="preserve">/ball_ref</w:t>
+            </w:r>
+          </w:p>
+        </w:tc>
+        <w:tc>
+          <w:tcPr/>
+          <w:p>
+            <w:pPr>
+              <w:pStyle w:val="Compact"/>
+              <w:jc w:val="left"/>
+            </w:pPr>
+            <w:r>
+              <w:t xml:space="preserve">current orbit reference</w:t>
+            </w:r>
+          </w:p>
+        </w:tc>
+      </w:tr>
+      <w:tr>
+        <w:tc>
+          <w:tcPr/>
+          <w:p>
+            <w:pPr>
+              <w:pStyle w:val="Compact"/>
+              <w:jc w:val="left"/>
+            </w:pPr>
+            <w:r>
+              <w:rPr>
+                <w:rStyle w:val="VerbatimChar"/>
+              </w:rPr>
+              <w:t xml:space="preserve">/orbit_params</w:t>
+            </w:r>
+          </w:p>
+        </w:tc>
+        <w:tc>
+          <w:tcPr/>
+          <w:p>
+            <w:pPr>
+              <w:pStyle w:val="Compact"/>
+              <w:jc w:val="left"/>
+            </w:pPr>
+            <w:r>
+              <w:t xml:space="preserve">R, T, direction, reverse events</w:t>
+            </w:r>
+          </w:p>
+        </w:tc>
+      </w:tr>
+    </w:tbl>
+    <w:p>
+      <w:pPr>
+        <w:pStyle w:val="BodyText"/>
+      </w:pPr>
+      <w:r>
+        <w:t xml:space="preserve">Plots produced (one PNG per panel, plus a summary HTML):</w:t>
+      </w:r>
+    </w:p>
+    <w:p>
+      <w:pPr>
+        <w:numPr>
+          <w:ilvl w:val="0"/>
+          <w:numId w:val="1035"/>
+        </w:numPr>
+        <w:pStyle w:val="Compact"/>
+      </w:pPr>
+      <w:r>
+        <w:t xml:space="preserve">Reference orbit + measured trajectory in platform frame, with the</w:t>
+      </w:r>
+      <w:r>
+        <w:t xml:space="preserve"> </w:t>
+      </w:r>
+      <w:r>
+        <w:t xml:space="preserve">orbit circle drawn for context, colored by time.</w:t>
+      </w:r>
+    </w:p>
+    <w:p>
+      <w:pPr>
+        <w:numPr>
+          <w:ilvl w:val="0"/>
+          <w:numId w:val="1035"/>
+        </w:numPr>
+        <w:pStyle w:val="Compact"/>
+      </w:pPr>
+      <w:r>
+        <w:t xml:space="preserve">Radial error vs time: |√(px² + py²) − R|.</w:t>
+      </w:r>
+    </w:p>
+    <w:p>
+      <w:pPr>
+        <w:numPr>
+          <w:ilvl w:val="0"/>
+          <w:numId w:val="1035"/>
+        </w:numPr>
+        <w:pStyle w:val="Compact"/>
+      </w:pPr>
+      <w:r>
+        <w:t xml:space="preserve">Tangential / phase error vs time.</w:t>
+      </w:r>
+    </w:p>
+    <w:p>
+      <w:pPr>
+        <w:numPr>
+          <w:ilvl w:val="0"/>
+          <w:numId w:val="1035"/>
+        </w:numPr>
+        <w:pStyle w:val="Compact"/>
+      </w:pPr>
+      <w:r>
+        <w:t xml:space="preserve">Tilt commands (roll, pitch) and per-leg lengths vs time.</w:t>
+      </w:r>
+    </w:p>
+    <w:p>
+      <w:pPr>
+        <w:numPr>
+          <w:ilvl w:val="0"/>
+          <w:numId w:val="1035"/>
+        </w:numPr>
+        <w:pStyle w:val="Compact"/>
+      </w:pPr>
+      <w:r>
+        <w:t xml:space="preserve">Latency histogram (</w:t>
+      </w:r>
+      <w:r>
+        <w:rPr>
+          <w:rStyle w:val="VerbatimChar"/>
+        </w:rPr>
+        <w:t xml:space="preserve">stamp_now − stamp_capture</w:t>
+      </w:r>
+      <w:r>
+        <w:t xml:space="preserve">).</w:t>
+      </w:r>
+    </w:p>
+    <w:p>
+      <w:pPr>
+        <w:numPr>
+          <w:ilvl w:val="0"/>
+          <w:numId w:val="1035"/>
+        </w:numPr>
+        <w:pStyle w:val="Compact"/>
+      </w:pPr>
+      <w:r>
+        <w:t xml:space="preserve">V0 vs V1 detector agreement (scatter + Bland-Altman).</w:t>
+      </w:r>
+    </w:p>
+    <w:p>
+      <w:pPr>
+        <w:numPr>
+          <w:ilvl w:val="0"/>
+          <w:numId w:val="1035"/>
+        </w:numPr>
+        <w:pStyle w:val="Compact"/>
+      </w:pPr>
+      <w:r>
+        <w:t xml:space="preserve">Direction-reversal events overlaid as vertical bars on every plot.</w:t>
+      </w:r>
+    </w:p>
+    <w:bookmarkEnd w:id="64"/>
+    <w:bookmarkStart w:id="65" w:name="demo-2-specific-tracks"/>
+    <w:p>
+      <w:pPr>
+        <w:pStyle w:val="Heading3"/>
+      </w:pPr>
+      <w:r>
+        <w:t xml:space="preserve">Demo-2-specific tracks</w:t>
+      </w:r>
+    </w:p>
+    <w:tbl>
+      <w:tblPr>
+        <w:tblStyle w:val="Table"/>
+        <w:tblW w:type="auto" w:w="0"/>
+        <w:tblLook w:firstRow="1" w:lastRow="0" w:firstColumn="0" w:lastColumn="0" w:noHBand="0" w:noVBand="0" w:val="0020"/>
+        <w:jc w:val="start"/>
+      </w:tblPr>
+      <w:tblGrid>
+        <w:gridCol w:w="3960"/>
+        <w:gridCol w:w="3960"/>
+      </w:tblGrid>
+      <w:tr>
+        <w:trPr>
+          <w:tblHeader w:val="true"/>
+        </w:trPr>
+        <w:tc>
+          <w:tcPr/>
+          <w:p>
+            <w:pPr>
+              <w:pStyle w:val="Compact"/>
+              <w:jc w:val="left"/>
+            </w:pPr>
+            <w:r>
+              <w:t xml:space="preserve">Topic</w:t>
+            </w:r>
+          </w:p>
+        </w:tc>
+        <w:tc>
+          <w:tcPr/>
+          <w:p>
+            <w:pPr>
+              <w:pStyle w:val="Compact"/>
+              <w:jc w:val="left"/>
+            </w:pPr>
+            <w:r>
+              <w:t xml:space="preserve">Notes</w:t>
+            </w:r>
+          </w:p>
+        </w:tc>
+      </w:tr>
+      <w:tr>
+        <w:tc>
+          <w:tcPr/>
+          <w:p>
+            <w:pPr>
+              <w:pStyle w:val="Compact"/>
+              <w:jc w:val="left"/>
+            </w:pPr>
+            <w:r>
+              <w:rPr>
+                <w:rStyle w:val="VerbatimChar"/>
+              </w:rPr>
+              <w:t xml:space="preserve">/ball_ref</w:t>
+            </w:r>
+          </w:p>
+        </w:tc>
+        <w:tc>
+          <w:tcPr/>
+          <w:p>
+            <w:pPr>
+              <w:pStyle w:val="Compact"/>
+              <w:jc w:val="left"/>
+            </w:pPr>
+            <w:r>
+              <w:t xml:space="preserve">each click target as a transition</w:t>
+            </w:r>
+          </w:p>
+        </w:tc>
+      </w:tr>
+    </w:tbl>
+    <w:p>
+      <w:pPr>
+        <w:pStyle w:val="BodyText"/>
+      </w:pPr>
+      <w:r>
+        <w:t xml:space="preserve">Plots produced:</w:t>
+      </w:r>
+    </w:p>
+    <w:p>
+      <w:pPr>
+        <w:numPr>
+          <w:ilvl w:val="0"/>
+          <w:numId w:val="1036"/>
+        </w:numPr>
+        <w:pStyle w:val="Compact"/>
+      </w:pPr>
+      <w:r>
+        <w:t xml:space="preserve">Trajectory traces from each previous-position to each clicked</w:t>
+      </w:r>
+      <w:r>
+        <w:t xml:space="preserve"> </w:t>
+      </w:r>
+      <w:r>
+        <w:t xml:space="preserve">target (one polyline per goto leg, colored by leg).</w:t>
+      </w:r>
+    </w:p>
+    <w:p>
+      <w:pPr>
+        <w:numPr>
+          <w:ilvl w:val="0"/>
+          <w:numId w:val="1036"/>
+        </w:numPr>
+        <w:pStyle w:val="Compact"/>
+      </w:pPr>
+      <w:r>
+        <w:t xml:space="preserve">Settling-time histogram across the run.</w:t>
+      </w:r>
+    </w:p>
+    <w:p>
+      <w:pPr>
+        <w:numPr>
+          <w:ilvl w:val="0"/>
+          <w:numId w:val="1036"/>
+        </w:numPr>
+        <w:pStyle w:val="Compact"/>
+      </w:pPr>
+      <w:r>
+        <w:t xml:space="preserve">Time-to-target vs Euclidean target distance scatter (regress for</w:t>
+      </w:r>
+      <w:r>
+        <w:t xml:space="preserve"> </w:t>
+      </w:r>
+      <w:r>
+        <w:t xml:space="preserve">expected speed; outliers are interesting).</w:t>
+      </w:r>
+    </w:p>
+    <w:p>
+      <w:pPr>
+        <w:numPr>
+          <w:ilvl w:val="0"/>
+          <w:numId w:val="1036"/>
+        </w:numPr>
+        <w:pStyle w:val="Compact"/>
+      </w:pPr>
+      <w:r>
+        <w:t xml:space="preserve">Tilt commands vs time, segmented by goto leg.</w:t>
+      </w:r>
+    </w:p>
+    <w:p>
+      <w:pPr>
+        <w:numPr>
+          <w:ilvl w:val="0"/>
+          <w:numId w:val="1036"/>
+        </w:numPr>
+        <w:pStyle w:val="Compact"/>
+      </w:pPr>
+      <w:r>
+        <w:t xml:space="preserve">2D error heatmap: where on the platform does settling take longer?</w:t>
+      </w:r>
+    </w:p>
+    <w:bookmarkEnd w:id="65"/>
+    <w:bookmarkStart w:id="66" w:name="demo-3-specific-tracks"/>
+    <w:p>
+      <w:pPr>
+        <w:pStyle w:val="Heading3"/>
+      </w:pPr>
+      <w:r>
+        <w:t xml:space="preserve">Demo-3-specific tracks</w:t>
+      </w:r>
+    </w:p>
+    <w:tbl>
+      <w:tblPr>
+        <w:tblStyle w:val="Table"/>
+        <w:tblW w:type="auto" w:w="0"/>
+        <w:tblLook w:firstRow="1" w:lastRow="0" w:firstColumn="0" w:lastColumn="0" w:noHBand="0" w:noVBand="0" w:val="0020"/>
+        <w:jc w:val="start"/>
+      </w:tblPr>
+      <w:tblGrid>
+        <w:gridCol w:w="3960"/>
+        <w:gridCol w:w="3960"/>
+      </w:tblGrid>
+      <w:tr>
+        <w:trPr>
+          <w:tblHeader w:val="true"/>
+        </w:trPr>
+        <w:tc>
+          <w:tcPr/>
+          <w:p>
+            <w:pPr>
+              <w:pStyle w:val="Compact"/>
+              <w:jc w:val="left"/>
+            </w:pPr>
+            <w:r>
+              <w:t xml:space="preserve">Topic</w:t>
+            </w:r>
+          </w:p>
+        </w:tc>
+        <w:tc>
+          <w:tcPr/>
+          <w:p>
+            <w:pPr>
+              <w:pStyle w:val="Compact"/>
+              <w:jc w:val="left"/>
+            </w:pPr>
+            <w:r>
+              <w:t xml:space="preserve">Notes</w:t>
+            </w:r>
+          </w:p>
+        </w:tc>
+      </w:tr>
+      <w:tr>
+        <w:tc>
+          <w:tcPr/>
+          <w:p>
+            <w:pPr>
+              <w:pStyle w:val="Compact"/>
+              <w:jc w:val="left"/>
+            </w:pPr>
+            <w:r>
+              <w:rPr>
+                <w:rStyle w:val="VerbatimChar"/>
+              </w:rPr>
+              <w:t xml:space="preserve">/ball_path/active</w:t>
+            </w:r>
+          </w:p>
+        </w:tc>
+        <w:tc>
+          <w:tcPr/>
+          <w:p>
+            <w:pPr>
+              <w:pStyle w:val="Compact"/>
+              <w:jc w:val="left"/>
+            </w:pPr>
+            <w:r>
+              <w:t xml:space="preserve">the validated polyline being followed</w:t>
+            </w:r>
+          </w:p>
+        </w:tc>
+      </w:tr>
+      <w:tr>
+        <w:tc>
+          <w:tcPr/>
+          <w:p>
+            <w:pPr>
+              <w:pStyle w:val="Compact"/>
+              <w:jc w:val="left"/>
+            </w:pPr>
+            <w:r>
+              <w:rPr>
+                <w:rStyle w:val="VerbatimChar"/>
+              </w:rPr>
+              <w:t xml:space="preserve">/path_params</w:t>
+            </w:r>
+          </w:p>
+        </w:tc>
+        <w:tc>
+          <w:tcPr/>
+          <w:p>
+            <w:pPr>
+              <w:pStyle w:val="Compact"/>
+              <w:jc w:val="left"/>
+            </w:pPr>
+            <w:r>
+              <w:t xml:space="preserve">speed, loop flag, reverse events</w:t>
+            </w:r>
+          </w:p>
+        </w:tc>
+      </w:tr>
+    </w:tbl>
+    <w:p>
+      <w:pPr>
+        <w:pStyle w:val="BodyText"/>
+      </w:pPr>
+      <w:r>
+        <w:t xml:space="preserve">Plots produced:</w:t>
+      </w:r>
+    </w:p>
+    <w:p>
+      <w:pPr>
+        <w:numPr>
+          <w:ilvl w:val="0"/>
+          <w:numId w:val="1037"/>
+        </w:numPr>
+        <w:pStyle w:val="Compact"/>
+      </w:pPr>
+      <w:r>
+        <w:t xml:space="preserve">Reference path vs measured trajectory, ball trajectory colored by</w:t>
+      </w:r>
+      <w:r>
+        <w:t xml:space="preserve"> </w:t>
+      </w:r>
+      <w:r>
+        <w:t xml:space="preserve">along-track progress.</w:t>
+      </w:r>
+    </w:p>
+    <w:p>
+      <w:pPr>
+        <w:numPr>
+          <w:ilvl w:val="0"/>
+          <w:numId w:val="1037"/>
+        </w:numPr>
+        <w:pStyle w:val="Compact"/>
+      </w:pPr>
+      <w:r>
+        <w:t xml:space="preserve">Cross-track error (perpendicular distance from path) vs time.</w:t>
+      </w:r>
+    </w:p>
+    <w:p>
+      <w:pPr>
+        <w:numPr>
+          <w:ilvl w:val="0"/>
+          <w:numId w:val="1037"/>
+        </w:numPr>
+        <w:pStyle w:val="Compact"/>
+      </w:pPr>
+      <w:r>
+        <w:t xml:space="preserve">Along-track progress vs time (should be linear in the constant-speed</w:t>
+      </w:r>
+      <w:r>
+        <w:t xml:space="preserve"> </w:t>
+      </w:r>
+      <w:r>
+        <w:t xml:space="preserve">regime — slope deviations show where the ball lagged or led).</w:t>
+      </w:r>
+    </w:p>
+    <w:p>
+      <w:pPr>
+        <w:numPr>
+          <w:ilvl w:val="0"/>
+          <w:numId w:val="1037"/>
+        </w:numPr>
+        <w:pStyle w:val="Compact"/>
+      </w:pPr>
+      <w:r>
+        <w:t xml:space="preserve">Per-loop overlay if Loop was on (lap 1 vs lap 2 vs … in different</w:t>
+      </w:r>
+      <w:r>
+        <w:t xml:space="preserve"> </w:t>
+      </w:r>
+      <w:r>
+        <w:t xml:space="preserve">colors) — repeatability is the wow plot here.</w:t>
+      </w:r>
+    </w:p>
+    <w:p>
+      <w:pPr>
+        <w:numPr>
+          <w:ilvl w:val="0"/>
+          <w:numId w:val="1037"/>
+        </w:numPr>
+        <w:pStyle w:val="Compact"/>
+      </w:pPr>
+      <w:r>
+        <w:t xml:space="preserve">Reverse events as vertical bars; trail-erase resets visible.</w:t>
+      </w:r>
+    </w:p>
+    <w:bookmarkEnd w:id="66"/>
+    <w:bookmarkStart w:id="67" w:name="X5620794436397c026ac6a4772c5056a2c0770ea"/>
+    <w:p>
+      <w:pPr>
+        <w:pStyle w:val="Heading3"/>
+      </w:pPr>
+      <w:r>
+        <w:t xml:space="preserve">Method-comparison section (added v5, every demo’s report)</w:t>
+      </w:r>
+    </w:p>
+    <w:p>
+      <w:pPr>
+        <w:pStyle w:val="FirstParagraph"/>
+      </w:pPr>
+      <w:r>
+        <w:t xml:space="preserve">Drives the</w:t>
+      </w:r>
+      <w:r>
+        <w:t xml:space="preserve"> </w:t>
+      </w:r>
+      <w:r>
+        <w:t xml:space="preserve">“</w:t>
+      </w:r>
+      <w:r>
+        <w:t xml:space="preserve">we implemented every Lecture 6 technique</w:t>
+      </w:r>
+      <w:r>
+        <w:t xml:space="preserve">”</w:t>
+      </w:r>
+      <w:r>
+        <w:t xml:space="preserve"> </w:t>
+      </w:r>
+      <w:r>
+        <w:t xml:space="preserve">claim. From</w:t>
+      </w:r>
+      <w:r>
+        <w:t xml:space="preserve"> </w:t>
+      </w:r>
+      <w:r>
+        <w:rPr>
+          <w:rStyle w:val="VerbatimChar"/>
+        </w:rPr>
+        <w:t xml:space="preserve">/method_comparison</w:t>
+      </w:r>
+      <w:r>
+        <w:t xml:space="preserve"> </w:t>
+      </w:r>
+      <w:r>
+        <w:t xml:space="preserve">(JSON @ 30 Hz) and the per-method ball-position</w:t>
+      </w:r>
+      <w:r>
+        <w:t xml:space="preserve"> </w:t>
+      </w:r>
+      <w:r>
+        <w:t xml:space="preserve">topics:</w:t>
+      </w:r>
+    </w:p>
+    <w:p>
+      <w:pPr>
+        <w:numPr>
+          <w:ilvl w:val="0"/>
+          <w:numId w:val="1038"/>
+        </w:numPr>
+        <w:pStyle w:val="Compact"/>
+      </w:pPr>
+      <w:r>
+        <w:t xml:space="preserve">2-D scatter: OAK truth (x) vs each classical method (y), per axis,</w:t>
+      </w:r>
+      <w:r>
+        <w:t xml:space="preserve"> </w:t>
+      </w:r>
+      <w:r>
+        <w:t xml:space="preserve">with the y = x line drawn. Tight clustering = method works.</w:t>
+      </w:r>
+    </w:p>
+    <w:p>
+      <w:pPr>
+        <w:numPr>
+          <w:ilvl w:val="0"/>
+          <w:numId w:val="1038"/>
+        </w:numPr>
+        <w:pStyle w:val="Compact"/>
+      </w:pPr>
+      <w:r>
+        <w:t xml:space="preserve">Bland-Altman plot per classical method: mean of (truth, classical)</w:t>
+      </w:r>
+      <w:r>
+        <w:t xml:space="preserve"> </w:t>
+      </w:r>
+      <w:r>
+        <w:t xml:space="preserve">on x-axis, difference on y-axis; mean ± 1.96σ horizontal lines.</w:t>
+      </w:r>
+      <w:r>
+        <w:t xml:space="preserve"> </w:t>
+      </w:r>
+      <w:r>
+        <w:t xml:space="preserve">The standard way to visualize agreement between two estimators.</w:t>
+      </w:r>
+    </w:p>
+    <w:p>
+      <w:pPr>
+        <w:numPr>
+          <w:ilvl w:val="0"/>
+          <w:numId w:val="1038"/>
+        </w:numPr>
+        <w:pStyle w:val="Compact"/>
+      </w:pPr>
+      <w:r>
+        <w:t xml:space="preserve">Per-method statistics table:</w:t>
+      </w:r>
+    </w:p>
+    <w:p>
+      <w:pPr>
+        <w:numPr>
+          <w:ilvl w:val="1"/>
+          <w:numId w:val="1039"/>
+        </w:numPr>
+        <w:pStyle w:val="Compact"/>
+      </w:pPr>
+      <w:r>
+        <w:t xml:space="preserve">mean error vs truth (mm)</w:t>
+      </w:r>
+    </w:p>
+    <w:p>
+      <w:pPr>
+        <w:numPr>
+          <w:ilvl w:val="1"/>
+          <w:numId w:val="1039"/>
+        </w:numPr>
+        <w:pStyle w:val="Compact"/>
+      </w:pPr>
+      <w:r>
+        <w:t xml:space="preserve">RMS error vs truth (mm)</w:t>
+      </w:r>
+    </w:p>
+    <w:p>
+      <w:pPr>
+        <w:numPr>
+          <w:ilvl w:val="1"/>
+          <w:numId w:val="1039"/>
+        </w:numPr>
+        <w:pStyle w:val="Compact"/>
+      </w:pPr>
+      <w:r>
+        <w:t xml:space="preserve">95th-percentile error (mm)</w:t>
+      </w:r>
+    </w:p>
+    <w:p>
+      <w:pPr>
+        <w:numPr>
+          <w:ilvl w:val="1"/>
+          <w:numId w:val="1039"/>
+        </w:numPr>
+        <w:pStyle w:val="Compact"/>
+      </w:pPr>
+      <w:r>
+        <w:t xml:space="preserve">frames where the method produced no estimate (failure rate)</w:t>
+      </w:r>
+    </w:p>
+    <w:p>
+      <w:pPr>
+        <w:numPr>
+          <w:ilvl w:val="0"/>
+          <w:numId w:val="1038"/>
+        </w:numPr>
+        <w:pStyle w:val="Compact"/>
+      </w:pPr>
+      <w:r>
+        <w:t xml:space="preserve">Time-series of per-method error during the run, with demo events</w:t>
+      </w:r>
+      <w:r>
+        <w:t xml:space="preserve"> </w:t>
+      </w:r>
+      <w:r>
+        <w:t xml:space="preserve">(orbit reverse, goto target reached, path waypoints) overlaid as</w:t>
+      </w:r>
+      <w:r>
+        <w:t xml:space="preserve"> </w:t>
+      </w:r>
+      <w:r>
+        <w:t xml:space="preserve">vertical bars.</w:t>
+      </w:r>
+    </w:p>
+    <w:p>
+      <w:pPr>
+        <w:pStyle w:val="FirstParagraph"/>
+      </w:pPr>
+      <w:r>
+        <w:t xml:space="preserve">This is the artifact that proves to the professor that every</w:t>
+      </w:r>
+      <w:r>
+        <w:t xml:space="preserve"> </w:t>
+      </w:r>
+      <w:r>
+        <w:t xml:space="preserve">classical technique was implemented correctly, even though we chose</w:t>
+      </w:r>
+      <w:r>
+        <w:t xml:space="preserve"> </w:t>
+      </w:r>
+      <w:r>
+        <w:t xml:space="preserve">the OAK’s hardware-accelerated depth for robust real-time control.</w:t>
+      </w:r>
+      <w:r>
+        <w:t xml:space="preserve"> </w:t>
+      </w:r>
+      <w:r>
+        <w:t xml:space="preserve">Also identifies which classical method would have been the viable</w:t>
+      </w:r>
+      <w:r>
+        <w:t xml:space="preserve"> </w:t>
+      </w:r>
+      <w:r>
+        <w:t xml:space="preserve">fallback had the OAK failed — useful</w:t>
+      </w:r>
+      <w:r>
+        <w:t xml:space="preserve"> </w:t>
+      </w:r>
+      <w:r>
+        <w:t xml:space="preserve">“</w:t>
+      </w:r>
+      <w:r>
+        <w:t xml:space="preserve">what if</w:t>
+      </w:r>
+      <w:r>
+        <w:t xml:space="preserve">”</w:t>
+      </w:r>
+      <w:r>
+        <w:t xml:space="preserve"> </w:t>
+      </w:r>
+      <w:r>
+        <w:t xml:space="preserve">answer for any</w:t>
+      </w:r>
+      <w:r>
+        <w:t xml:space="preserve"> </w:t>
+      </w:r>
+      <w:r>
+        <w:t xml:space="preserve">“</w:t>
+      </w:r>
+      <w:r>
+        <w:t xml:space="preserve">why didn’t you use stereo triangulation directly?</w:t>
+      </w:r>
+      <w:r>
+        <w:t xml:space="preserve">”</w:t>
+      </w:r>
+      <w:r>
+        <w:t xml:space="preserve"> </w:t>
+      </w:r>
+      <w:r>
+        <w:t xml:space="preserve">question.</w:t>
+      </w:r>
+    </w:p>
+    <w:bookmarkEnd w:id="67"/>
+    <w:bookmarkStart w:id="68" w:name="plotter-interface"/>
+    <w:p>
+      <w:pPr>
+        <w:pStyle w:val="Heading3"/>
+      </w:pPr>
+      <w:r>
+        <w:t xml:space="preserve">Plotter interface</w:t>
+      </w:r>
+    </w:p>
+    <w:p>
+      <w:pPr>
+        <w:pStyle w:val="SourceCode"/>
+      </w:pPr>
+      <w:r>
+        <w:rPr>
+          <w:rStyle w:val="ExtensionTok"/>
+        </w:rPr>
+        <w:t xml:space="preserve">ros2</w:t>
+      </w:r>
+      <w:r>
+        <w:rPr>
+          <w:rStyle w:val="NormalTok"/>
+        </w:rPr>
+        <w:t xml:space="preserve"> run stewart_vision plot_demo_run </w:t>
+      </w:r>
+      <w:r>
+        <w:rPr>
+          <w:rStyle w:val="DataTypeTok"/>
+        </w:rPr>
+        <w:t xml:space="preserve">\</w:t>
+      </w:r>
+      <w:r>
+        <w:br/>
+      </w:r>
+      <w:r>
+        <w:rPr>
+          <w:rStyle w:val="NormalTok"/>
+        </w:rPr>
+        <w:t xml:space="preserve">    </w:t>
+      </w:r>
+      <w:r>
+        <w:rPr>
+          <w:rStyle w:val="AttributeTok"/>
+        </w:rPr>
+        <w:t xml:space="preserve">--bag</w:t>
+      </w:r>
+      <w:r>
+        <w:rPr>
+          <w:rStyle w:val="NormalTok"/>
+        </w:rPr>
+        <w:t xml:space="preserve"> </w:t>
+      </w:r>
+      <w:r>
+        <w:rPr>
+          <w:rStyle w:val="OperatorTok"/>
+        </w:rPr>
+        <w:t xml:space="preserve">&lt;</w:t>
+      </w:r>
+      <w:r>
+        <w:rPr>
+          <w:rStyle w:val="NormalTok"/>
+        </w:rPr>
+        <w:t xml:space="preserve">bag_dir</w:t>
+      </w:r>
+      <w:r>
+        <w:rPr>
+          <w:rStyle w:val="OperatorTok"/>
+        </w:rPr>
+        <w:t xml:space="preserve">&gt;</w:t>
+      </w:r>
+      <w:r>
+        <w:rPr>
+          <w:rStyle w:val="NormalTok"/>
+        </w:rPr>
+        <w:t xml:space="preserve"> --demo {1</w:t>
+      </w:r>
+      <w:r>
+        <w:rPr>
+          <w:rStyle w:val="KeywordTok"/>
+        </w:rPr>
+        <w:t xml:space="preserve">|</w:t>
+      </w:r>
+      <w:r>
+        <w:rPr>
+          <w:rStyle w:val="ExtensionTok"/>
+        </w:rPr>
+        <w:t xml:space="preserve">2</w:t>
+      </w:r>
+      <w:r>
+        <w:rPr>
+          <w:rStyle w:val="KeywordTok"/>
+        </w:rPr>
+        <w:t xml:space="preserve">|</w:t>
+      </w:r>
+      <w:r>
+        <w:rPr>
+          <w:rStyle w:val="ExtensionTok"/>
+        </w:rPr>
+        <w:t xml:space="preserve">3}</w:t>
+      </w:r>
+      <w:r>
+        <w:rPr>
+          <w:rStyle w:val="NormalTok"/>
+        </w:rPr>
+        <w:t xml:space="preserve"> </w:t>
+      </w:r>
+      <w:r>
+        <w:rPr>
+          <w:rStyle w:val="AttributeTok"/>
+        </w:rPr>
+        <w:t xml:space="preserve">--out</w:t>
+      </w:r>
+      <w:r>
+        <w:rPr>
+          <w:rStyle w:val="NormalTok"/>
+        </w:rPr>
+        <w:t xml:space="preserve"> </w:t>
+      </w:r>
+      <w:r>
+        <w:rPr>
+          <w:rStyle w:val="OperatorTok"/>
+        </w:rPr>
+        <w:t xml:space="preserve">&lt;</w:t>
+      </w:r>
+      <w:r>
+        <w:rPr>
+          <w:rStyle w:val="NormalTok"/>
+        </w:rPr>
+        <w:t xml:space="preserve">out_dir</w:t>
+      </w:r>
+      <w:r>
+        <w:rPr>
+          <w:rStyle w:val="OperatorTok"/>
+        </w:rPr>
+        <w:t xml:space="preserve">&gt;</w:t>
+      </w:r>
+    </w:p>
+    <w:p>
+      <w:pPr>
+        <w:pStyle w:val="FirstParagraph"/>
+      </w:pPr>
+      <w:r>
+        <w:t xml:space="preserve">Reads the bag once, classifies events, emits PNG panels + an HTML</w:t>
+      </w:r>
+      <w:r>
+        <w:t xml:space="preserve"> </w:t>
+      </w:r>
+      <w:r>
+        <w:t xml:space="preserve">index that opens in a browser with the cover plot, summary stats,</w:t>
+      </w:r>
+      <w:r>
+        <w:t xml:space="preserve"> </w:t>
+      </w:r>
+      <w:r>
+        <w:t xml:space="preserve">and links to the per-panel images. Latency, fault, and detector-</w:t>
+      </w:r>
+      <w:r>
+        <w:t xml:space="preserve"> </w:t>
+      </w:r>
+      <w:r>
+        <w:t xml:space="preserve">agreement panels are common to all three demo types so the</w:t>
+      </w:r>
+      <w:r>
+        <w:t xml:space="preserve"> </w:t>
+      </w:r>
+      <w:r>
+        <w:t xml:space="preserve">boilerplate is shared in</w:t>
+      </w:r>
+      <w:r>
+        <w:t xml:space="preserve"> </w:t>
+      </w:r>
+      <w:r>
+        <w:rPr>
+          <w:rStyle w:val="VerbatimChar"/>
+        </w:rPr>
+        <w:t xml:space="preserve">_common_panels.py</w:t>
+      </w:r>
+      <w:r>
+        <w:t xml:space="preserve">.</w:t>
+      </w:r>
+    </w:p>
+    <w:p>
+      <w:pPr>
+        <w:pStyle w:val="BodyText"/>
+      </w:pPr>
+      <w:r>
+        <w:t xml:space="preserve">The HTML index is the artifact you take into the review meeting.</w:t>
+      </w:r>
+    </w:p>
+    <w:p>
+      <w:r>
+        <w:pict>
+          <v:rect style="width:0;height:1.5pt" o:hralign="center" o:hrstd="t" o:hr="t"/>
+        </w:pict>
+      </w:r>
+    </w:p>
+    <w:bookmarkEnd w:id="68"/>
+    <w:bookmarkEnd w:id="69"/>
+    <w:bookmarkStart w:id="70" w:name="implementation-milestones"/>
+    <w:p>
+      <w:pPr>
+        <w:pStyle w:val="Heading2"/>
+      </w:pPr>
+      <w:r>
+        <w:t xml:space="preserve">14. Implementation milestones</w:t>
+      </w:r>
+    </w:p>
+    <w:p>
+      <w:pPr>
+        <w:pStyle w:val="FirstParagraph"/>
+      </w:pPr>
+      <w:r>
+        <w:t xml:space="preserve">Each milestone has an explicit</w:t>
+      </w:r>
+      <w:r>
+        <w:t xml:space="preserve"> </w:t>
+      </w:r>
+      <w:r>
+        <w:t xml:space="preserve">“</w:t>
+      </w:r>
+      <w:r>
+        <w:t xml:space="preserve">DONE WHEN</w:t>
+      </w:r>
+      <w:r>
+        <w:t xml:space="preserve">”</w:t>
+      </w:r>
+      <w:r>
+        <w:t xml:space="preserve"> </w:t>
+      </w:r>
+      <w:r>
+        <w:t xml:space="preserve">gate, in the same style as</w:t>
+      </w:r>
+      <w:r>
+        <w:t xml:space="preserve"> </w:t>
+      </w:r>
+      <w:r>
+        <w:rPr>
+          <w:rStyle w:val="VerbatimChar"/>
+        </w:rPr>
+        <w:t xml:space="preserve">bringup_plan.md</w:t>
+      </w:r>
+      <w:r>
+        <w:t xml:space="preserve">.</w:t>
+      </w:r>
+    </w:p>
+    <w:p>
+      <w:pPr>
+        <w:numPr>
+          <w:ilvl w:val="0"/>
+          <w:numId w:val="1040"/>
+        </w:numPr>
+        <w:pStyle w:val="Compact"/>
+      </w:pPr>
+      <w:r>
+        <w:rPr>
+          <w:bCs/>
+          <w:b/>
+        </w:rPr>
+        <w:t xml:space="preserve">Print and stick the ArUco ring.</w:t>
+      </w:r>
+      <w:r>
+        <w:t xml:space="preserve"> </w:t>
+      </w:r>
+      <w:r>
+        <w:t xml:space="preserve">DONE WHEN: visual inspection confirms 8 markers at 120 mm radius,</w:t>
+      </w:r>
+      <w:r>
+        <w:t xml:space="preserve"> </w:t>
+      </w:r>
+      <w:r>
+        <w:t xml:space="preserve">matte sticker is flat (no bubbles), no glare under IR projector.</w:t>
+      </w:r>
+    </w:p>
+    <w:p>
+      <w:pPr>
+        <w:numPr>
+          <w:ilvl w:val="0"/>
+          <w:numId w:val="1040"/>
+        </w:numPr>
+        <w:pStyle w:val="Compact"/>
+      </w:pPr>
+      <w:r>
+        <w:rPr>
+          <w:bCs/>
+          <w:b/>
+        </w:rPr>
+        <w:t xml:space="preserve">OAK driver up.</w:t>
+      </w:r>
+      <w:r>
+        <w:t xml:space="preserve"> </w:t>
+      </w:r>
+      <w:r>
+        <w:t xml:space="preserve">DONE WHEN:</w:t>
+      </w:r>
+      <w:r>
+        <w:t xml:space="preserve"> </w:t>
+      </w:r>
+      <w:r>
+        <w:rPr>
+          <w:rStyle w:val="VerbatimChar"/>
+        </w:rPr>
+        <w:t xml:space="preserve">/oak/left/image_compressed</w:t>
+      </w:r>
+      <w:r>
+        <w:t xml:space="preserve"> </w:t>
+      </w:r>
+      <w:r>
+        <w:t xml:space="preserve">shows a stable image in</w:t>
+      </w:r>
+      <w:r>
+        <w:t xml:space="preserve"> </w:t>
+      </w:r>
+      <w:r>
+        <w:t xml:space="preserve">the GUI. Frame timestamps monotonic; drop rate &lt; 1 %.</w:t>
+      </w:r>
+    </w:p>
+    <w:p>
+      <w:pPr>
+        <w:numPr>
+          <w:ilvl w:val="0"/>
+          <w:numId w:val="1040"/>
+        </w:numPr>
+        <w:pStyle w:val="Compact"/>
+      </w:pPr>
+      <w:r>
+        <w:rPr>
+          <w:bCs/>
+          <w:b/>
+        </w:rPr>
+        <w:t xml:space="preserve">Calibration Stage A + B done; report generated.</w:t>
+      </w:r>
+      <w:r>
+        <w:t xml:space="preserve"> </w:t>
+      </w:r>
+      <w:r>
+        <w:t xml:space="preserve">DONE WHEN:</w:t>
+      </w:r>
+      <w:r>
+        <w:t xml:space="preserve"> </w:t>
+      </w:r>
+      <w:r>
+        <w:rPr>
+          <w:rStyle w:val="VerbatimChar"/>
+        </w:rPr>
+        <w:t xml:space="preserve">oak_intrinsics.yaml</w:t>
+      </w:r>
+      <w:r>
+        <w:t xml:space="preserve"> </w:t>
+      </w:r>
+      <w:r>
+        <w:t xml:space="preserve">written;</w:t>
+      </w:r>
+      <w:r>
+        <w:t xml:space="preserve"> </w:t>
+      </w:r>
+      <w:r>
+        <w:rPr>
+          <w:rStyle w:val="VerbatimChar"/>
+        </w:rPr>
+        <w:t xml:space="preserve">calibration_report.html</w:t>
+      </w:r>
+      <w:r>
+        <w:t xml:space="preserve"> </w:t>
+      </w:r>
+      <w:r>
+        <w:t xml:space="preserve">shows &lt; 0.3 px reprojection / &lt; 1 px epipolar; visual inspection of</w:t>
+      </w:r>
+      <w:r>
+        <w:t xml:space="preserve"> </w:t>
+      </w:r>
+      <w:r>
+        <w:t xml:space="preserve">rectified pairs shows aligned epipolar lines.</w:t>
+      </w:r>
+    </w:p>
+    <w:p>
+      <w:pPr>
+        <w:numPr>
+          <w:ilvl w:val="0"/>
+          <w:numId w:val="1040"/>
+        </w:numPr>
+        <w:pStyle w:val="Compact"/>
+      </w:pPr>
+      <w:r>
+        <w:rPr>
+          <w:bCs/>
+          <w:b/>
+        </w:rPr>
+        <w:t xml:space="preserve">Calibration Stage C done.</w:t>
+      </w:r>
+      <w:r>
+        <w:t xml:space="preserve"> </w:t>
+      </w:r>
+      <w:r>
+        <w:t xml:space="preserve">DONE WHEN:</w:t>
+      </w:r>
+      <w:r>
+        <w:t xml:space="preserve"> </w:t>
+      </w:r>
+      <w:r>
+        <w:rPr>
+          <w:rStyle w:val="VerbatimChar"/>
+        </w:rPr>
+        <w:t xml:space="preserve">oak_extrinsics.yaml</w:t>
+      </w:r>
+      <w:r>
+        <w:t xml:space="preserve"> </w:t>
+      </w:r>
+      <w:r>
+        <w:t xml:space="preserve">written; ArUco ring projects back</w:t>
+      </w:r>
+      <w:r>
+        <w:t xml:space="preserve"> </w:t>
+      </w:r>
+      <w:r>
+        <w:t xml:space="preserve">into the image at &lt; 2 px error. (This is repeated whenever the</w:t>
+      </w:r>
+      <w:r>
+        <w:t xml:space="preserve"> </w:t>
+      </w:r>
+      <w:r>
+        <w:t xml:space="preserve">camera arm moves.)</w:t>
+      </w:r>
+    </w:p>
+    <w:p>
+      <w:pPr>
+        <w:numPr>
+          <w:ilvl w:val="0"/>
+          <w:numId w:val="1040"/>
+        </w:numPr>
+        <w:pStyle w:val="Compact"/>
+      </w:pPr>
+      <w:r>
+        <w:rPr>
+          <w:rStyle w:val="VerbatimChar"/>
+          <w:bCs/>
+          <w:b/>
+        </w:rPr>
+        <w:t xml:space="preserve">/platform_pose</w:t>
+      </w:r>
+      <w:r>
+        <w:rPr>
+          <w:bCs/>
+          <w:b/>
+        </w:rPr>
+        <w:t xml:space="preserve"> </w:t>
+      </w:r>
+      <w:r>
+        <w:rPr>
+          <w:bCs/>
+          <w:b/>
+        </w:rPr>
+        <w:t xml:space="preserve">at ≥ 30 Hz.</w:t>
+      </w:r>
+      <w:r>
+        <w:t xml:space="preserve"> </w:t>
+      </w:r>
+      <w:r>
+        <w:t xml:space="preserve">DONE WHEN: tilt the plate by hand → roll/pitch from</w:t>
+      </w:r>
+      <w:r>
+        <w:t xml:space="preserve"> </w:t>
+      </w:r>
+      <w:r>
+        <w:rPr>
+          <w:rStyle w:val="VerbatimChar"/>
+        </w:rPr>
+        <w:t xml:space="preserve">/platform_pose</w:t>
+      </w:r>
+      <w:r>
+        <w:t xml:space="preserve"> </w:t>
+      </w:r>
+      <w:r>
+        <w:t xml:space="preserve">agrees with the IMU within 1° static.</w:t>
+      </w:r>
+    </w:p>
+    <w:p>
+      <w:pPr>
+        <w:numPr>
+          <w:ilvl w:val="0"/>
+          <w:numId w:val="1040"/>
+        </w:numPr>
+        <w:pStyle w:val="Compact"/>
+      </w:pPr>
+      <w:r>
+        <w:rPr>
+          <w:bCs/>
+          <w:b/>
+        </w:rPr>
+        <w:t xml:space="preserve">Ball pixel detection.</w:t>
+      </w:r>
+      <w:r>
+        <w:t xml:space="preserve"> </w:t>
+      </w:r>
+      <w:r>
+        <w:t xml:space="preserve">DONE WHEN: drop ball into frame;</w:t>
+      </w:r>
+      <w:r>
+        <w:t xml:space="preserve"> </w:t>
+      </w:r>
+      <w:r>
+        <w:rPr>
+          <w:rStyle w:val="VerbatimChar"/>
+        </w:rPr>
+        <w:t xml:space="preserve">/oak/ball/left_pixel</w:t>
+      </w:r>
+      <w:r>
+        <w:t xml:space="preserve"> </w:t>
+      </w:r>
+      <w:r>
+        <w:t xml:space="preserve">and</w:t>
+      </w:r>
+      <w:r>
+        <w:t xml:space="preserve"> </w:t>
+      </w:r>
+      <w:r>
+        <w:rPr>
+          <w:rStyle w:val="VerbatimChar"/>
+        </w:rPr>
+        <w:t xml:space="preserve">right_pixel</w:t>
+      </w:r>
+      <w:r>
+        <w:t xml:space="preserve"> </w:t>
+      </w:r>
+      <w:r>
+        <w:t xml:space="preserve">track it by eye; confidence &gt; 0.8 in normal light.</w:t>
+      </w:r>
+    </w:p>
+    <w:p>
+      <w:pPr>
+        <w:numPr>
+          <w:ilvl w:val="0"/>
+          <w:numId w:val="1040"/>
+        </w:numPr>
+        <w:pStyle w:val="Compact"/>
+      </w:pPr>
+      <w:r>
+        <w:rPr>
+          <w:rStyle w:val="VerbatimChar"/>
+          <w:bCs/>
+          <w:b/>
+        </w:rPr>
+        <w:t xml:space="preserve">/ball_xy_mono</w:t>
+      </w:r>
+      <w:r>
+        <w:rPr>
+          <w:bCs/>
+          <w:b/>
+        </w:rPr>
+        <w:t xml:space="preserve"> </w:t>
+      </w:r>
+      <w:r>
+        <w:rPr>
+          <w:bCs/>
+          <w:b/>
+        </w:rPr>
+        <w:t xml:space="preserve">in mm.</w:t>
+      </w:r>
+      <w:r>
+        <w:t xml:space="preserve"> </w:t>
+      </w:r>
+      <w:r>
+        <w:t xml:space="preserve">DONE WHEN: place the ball at known offsets from center; reported</w:t>
+      </w:r>
+      <w:r>
+        <w:t xml:space="preserve"> </w:t>
+      </w:r>
+      <w:r>
+        <w:t xml:space="preserve">value within 3 mm of ruler measurement at all four cardinal points</w:t>
+      </w:r>
+      <w:r>
+        <w:t xml:space="preserve"> </w:t>
+      </w:r>
+      <w:r>
+        <w:t xml:space="preserve">and at platform_radius − ball_radius.</w:t>
+      </w:r>
+    </w:p>
+    <w:p>
+      <w:pPr>
+        <w:numPr>
+          <w:ilvl w:val="0"/>
+          <w:numId w:val="1040"/>
+        </w:numPr>
+        <w:pStyle w:val="Compact"/>
+      </w:pPr>
+      <w:r>
+        <w:rPr>
+          <w:rStyle w:val="VerbatimChar"/>
+          <w:bCs/>
+          <w:b/>
+        </w:rPr>
+        <w:t xml:space="preserve">/ball_xy_stereo</w:t>
+      </w:r>
+      <w:r>
+        <w:rPr>
+          <w:bCs/>
+          <w:b/>
+        </w:rPr>
+        <w:t xml:space="preserve"> </w:t>
+      </w:r>
+      <w:r>
+        <w:rPr>
+          <w:bCs/>
+          <w:b/>
+        </w:rPr>
+        <w:t xml:space="preserve">agrees with mono.</w:t>
+      </w:r>
+      <w:r>
+        <w:t xml:space="preserve"> </w:t>
+      </w:r>
+      <w:r>
+        <w:t xml:space="preserve">DONE WHEN: max disagreement &lt; 5 mm across the platform.</w:t>
+      </w:r>
+    </w:p>
+    <w:p>
+      <w:pPr>
+        <w:numPr>
+          <w:ilvl w:val="0"/>
+          <w:numId w:val="1040"/>
+        </w:numPr>
+        <w:pStyle w:val="Compact"/>
+      </w:pPr>
+      <w:r>
+        <w:rPr>
+          <w:bCs/>
+          <w:b/>
+        </w:rPr>
+        <w:t xml:space="preserve">KF tracking.</w:t>
+      </w:r>
+      <w:r>
+        <w:t xml:space="preserve"> </w:t>
+      </w:r>
+      <w:r>
+        <w:t xml:space="preserve">DONE WHEN: roll the ball by hand;</w:t>
+      </w:r>
+      <w:r>
+        <w:t xml:space="preserve"> </w:t>
+      </w:r>
+      <w:r>
+        <w:rPr>
+          <w:rStyle w:val="VerbatimChar"/>
+        </w:rPr>
+        <w:t xml:space="preserve">/ball_state</w:t>
+      </w:r>
+      <w:r>
+        <w:t xml:space="preserve"> </w:t>
+      </w:r>
+      <w:r>
+        <w:t xml:space="preserve">velocity matches</w:t>
+      </w:r>
+      <w:r>
+        <w:t xml:space="preserve"> </w:t>
+      </w:r>
+      <w:r>
+        <w:t xml:space="preserve">the visible motion direction and magnitude (eyeball test); NIS</w:t>
+      </w:r>
+      <w:r>
+        <w:t xml:space="preserve"> </w:t>
+      </w:r>
+      <w:r>
+        <w:t xml:space="preserve">between 0.5 and 5 most of the time.</w:t>
+      </w:r>
+    </w:p>
+    <w:p>
+      <w:pPr>
+        <w:numPr>
+          <w:ilvl w:val="0"/>
+          <w:numId w:val="1040"/>
+        </w:numPr>
+        <w:pStyle w:val="Compact"/>
+      </w:pPr>
+      <w:r>
+        <w:rPr>
+          <w:bCs/>
+          <w:b/>
+        </w:rPr>
+        <w:t xml:space="preserve">Closed-loop ball-centering (sanity).</w:t>
+      </w:r>
+      <w:r>
+        <w:t xml:space="preserve"> </w:t>
+      </w:r>
+      <w:r>
+        <w:t xml:space="preserve">DONE WHEN: drop ball off-center, platform tilts to push it toward</w:t>
+      </w:r>
+      <w:r>
+        <w:t xml:space="preserve"> </w:t>
+      </w:r>
+      <w:r>
+        <w:t xml:space="preserve">center; settles within ±10 mm of center inside 10 s. PID tuning</w:t>
+      </w:r>
+      <w:r>
+        <w:t xml:space="preserve"> </w:t>
+      </w:r>
+      <w:r>
+        <w:t xml:space="preserve">starts here.</w:t>
+      </w:r>
+    </w:p>
+    <w:p>
+      <w:pPr>
+        <w:numPr>
+          <w:ilvl w:val="0"/>
+          <w:numId w:val="1040"/>
+        </w:numPr>
+        <w:pStyle w:val="Compact"/>
+      </w:pPr>
+      <w:r>
+        <w:rPr>
+          <w:bCs/>
+          <w:b/>
+        </w:rPr>
+        <w:t xml:space="preserve">Demo 1: orbit at fixed radius.</w:t>
+      </w:r>
+      <w:r>
+        <w:t xml:space="preserve"> </w:t>
+      </w:r>
+      <w:r>
+        <w:t xml:space="preserve">DONE WHEN: ball orbits at requested R within ±5 mm RMS for one</w:t>
+      </w:r>
+      <w:r>
+        <w:t xml:space="preserve"> </w:t>
+      </w:r>
+      <w:r>
+        <w:t xml:space="preserve">full minute at T = 4 s.</w:t>
+      </w:r>
+    </w:p>
+    <w:p>
+      <w:pPr>
+        <w:numPr>
+          <w:ilvl w:val="0"/>
+          <w:numId w:val="1040"/>
+        </w:numPr>
+        <w:pStyle w:val="Compact"/>
+      </w:pPr>
+      <w:r>
+        <w:rPr>
+          <w:bCs/>
+          <w:b/>
+        </w:rPr>
+        <w:t xml:space="preserve">Demo 2: click-to-position.</w:t>
+      </w:r>
+      <w:r>
+        <w:t xml:space="preserve"> </w:t>
+      </w:r>
+      <w:r>
+        <w:t xml:space="preserve">DONE WHEN: click any 5 random points on the GUI; ball reaches</w:t>
+      </w:r>
+      <w:r>
+        <w:t xml:space="preserve"> </w:t>
+      </w:r>
+      <w:r>
+        <w:t xml:space="preserve">each within ±10 mm and holds for 5 s before next click.</w:t>
+      </w:r>
+    </w:p>
+    <w:p>
+      <w:pPr>
+        <w:numPr>
+          <w:ilvl w:val="0"/>
+          <w:numId w:val="1040"/>
+        </w:numPr>
+        <w:pStyle w:val="Compact"/>
+      </w:pPr>
+      <w:r>
+        <w:rPr>
+          <w:bCs/>
+          <w:b/>
+        </w:rPr>
+        <w:t xml:space="preserve">Demo 2: dead-zone enforcement.</w:t>
+      </w:r>
+      <w:r>
+        <w:t xml:space="preserve"> </w:t>
+      </w:r>
+      <w:r>
+        <w:t xml:space="preserve">DONE WHEN: clicks inside red zone are ignored; manually pushing</w:t>
+      </w:r>
+      <w:r>
+        <w:t xml:space="preserve"> </w:t>
+      </w:r>
+      <w:r>
+        <w:t xml:space="preserve">the ball into the dead-zone triggers the soft-repulsion controller</w:t>
+      </w:r>
+      <w:r>
+        <w:t xml:space="preserve"> </w:t>
+      </w:r>
+      <w:r>
+        <w:t xml:space="preserve">and the watchdog fault.</w:t>
+      </w:r>
+    </w:p>
+    <w:p>
+      <w:pPr>
+        <w:numPr>
+          <w:ilvl w:val="0"/>
+          <w:numId w:val="1040"/>
+        </w:numPr>
+        <w:pStyle w:val="Compact"/>
+      </w:pPr>
+      <w:r>
+        <w:rPr>
+          <w:bCs/>
+          <w:b/>
+        </w:rPr>
+        <w:t xml:space="preserve">Demo 3 (stretch): path follow, single-pass.</w:t>
+      </w:r>
+      <w:r>
+        <w:t xml:space="preserve"> </w:t>
+      </w:r>
+      <w:r>
+        <w:t xml:space="preserve">DONE WHEN: draw a 5-vertex polyline; ball reaches start then</w:t>
+      </w:r>
+      <w:r>
+        <w:t xml:space="preserve"> </w:t>
+      </w:r>
+      <w:r>
+        <w:t xml:space="preserve">follows path within ±15 mm RMS at 80 mm/s.</w:t>
+      </w:r>
+    </w:p>
+    <w:p>
+      <w:pPr>
+        <w:numPr>
+          <w:ilvl w:val="0"/>
+          <w:numId w:val="1040"/>
+        </w:numPr>
+        <w:pStyle w:val="Compact"/>
+      </w:pPr>
+      <w:r>
+        <w:rPr>
+          <w:bCs/>
+          <w:b/>
+        </w:rPr>
+        <w:t xml:space="preserve">Demo 3 (stretch): looped path.</w:t>
+      </w:r>
+      <w:r>
+        <w:t xml:space="preserve"> </w:t>
+      </w:r>
+      <w:r>
+        <w:t xml:space="preserve">DONE WHEN: same path with Loop checked; ball completes 3</w:t>
+      </w:r>
+      <w:r>
+        <w:t xml:space="preserve"> </w:t>
+      </w:r>
+      <w:r>
+        <w:t xml:space="preserve">consecutive laps without RMS error degrading &gt; 50 % from lap 1.</w:t>
+      </w:r>
+    </w:p>
+    <w:p>
+      <w:pPr>
+        <w:numPr>
+          <w:ilvl w:val="0"/>
+          <w:numId w:val="1040"/>
+        </w:numPr>
+        <w:pStyle w:val="Compact"/>
+      </w:pPr>
+      <w:r>
+        <w:rPr>
+          <w:bCs/>
+          <w:b/>
+        </w:rPr>
+        <w:t xml:space="preserve">Demo 3 (stretch): path safety.</w:t>
+      </w:r>
+      <w:r>
+        <w:t xml:space="preserve"> </w:t>
+      </w:r>
+      <w:r>
+        <w:t xml:space="preserve">DONE WHEN: paths drawn through the dead-zone are rejected at the</w:t>
+      </w:r>
+      <w:r>
+        <w:t xml:space="preserve"> </w:t>
+      </w:r>
+      <w:r>
+        <w:t xml:space="preserve">UI with a clear toast; paths drawn off-platform same.</w:t>
+      </w:r>
+    </w:p>
+    <w:p>
+      <w:pPr>
+        <w:numPr>
+          <w:ilvl w:val="0"/>
+          <w:numId w:val="1040"/>
+        </w:numPr>
+        <w:pStyle w:val="Compact"/>
+      </w:pPr>
+      <w:r>
+        <w:rPr>
+          <w:bCs/>
+          <w:b/>
+        </w:rPr>
+        <w:t xml:space="preserve">YOLO V1 training data captured and labeled.</w:t>
+      </w:r>
+      <w:r>
+        <w:t xml:space="preserve"> </w:t>
+      </w:r>
+      <w:r>
+        <w:t xml:space="preserve">DONE WHEN: 5–6 min of free-rolling-ball capture run via</w:t>
+      </w:r>
+      <w:r>
+        <w:t xml:space="preserve"> </w:t>
+      </w:r>
+      <w:r>
+        <w:rPr>
+          <w:rStyle w:val="VerbatimChar"/>
+        </w:rPr>
+        <w:t xml:space="preserve">capture_training_frames.py</w:t>
+      </w:r>
+      <w:r>
+        <w:t xml:space="preserve">; 600+ frames labeled (orange ball</w:t>
+      </w:r>
+      <w:r>
+        <w:t xml:space="preserve"> </w:t>
+      </w:r>
+      <w:r>
+        <w:t xml:space="preserve">bbox per frame); train/val split saved.</w:t>
+      </w:r>
+    </w:p>
+    <w:p>
+      <w:pPr>
+        <w:numPr>
+          <w:ilvl w:val="0"/>
+          <w:numId w:val="1040"/>
+        </w:numPr>
+        <w:pStyle w:val="Compact"/>
+      </w:pPr>
+      <w:r>
+        <w:rPr>
+          <w:bCs/>
+          <w:b/>
+        </w:rPr>
+        <w:t xml:space="preserve">YOLO V1 trained and deployed on the OAK.</w:t>
+      </w:r>
+      <w:r>
+        <w:t xml:space="preserve"> </w:t>
+      </w:r>
+      <w:r>
+        <w:t xml:space="preserve">DONE WHEN: V1 publishes to</w:t>
+      </w:r>
+      <w:r>
+        <w:t xml:space="preserve"> </w:t>
+      </w:r>
+      <w:r>
+        <w:rPr>
+          <w:rStyle w:val="VerbatimChar"/>
+        </w:rPr>
+        <w:t xml:space="preserve">/oak/ball/v1/*pixel</w:t>
+      </w:r>
+      <w:r>
+        <w:t xml:space="preserve"> </w:t>
+      </w:r>
+      <w:r>
+        <w:t xml:space="preserve">at ≥ 30 fps;</w:t>
+      </w:r>
+      <w:r>
+        <w:t xml:space="preserve"> </w:t>
+      </w:r>
+      <w:r>
+        <w:rPr>
+          <w:rStyle w:val="VerbatimChar"/>
+        </w:rPr>
+        <w:t xml:space="preserve">/oak/ball/diagnostic</w:t>
+      </w:r>
+      <w:r>
+        <w:t xml:space="preserve"> </w:t>
+      </w:r>
+      <w:r>
+        <w:t xml:space="preserve">shows median V0–V1 disagreement &lt; 5 px in</w:t>
+      </w:r>
+      <w:r>
+        <w:t xml:space="preserve"> </w:t>
+      </w:r>
+      <w:r>
+        <w:t xml:space="preserve">normal lighting.</w:t>
+      </w:r>
+    </w:p>
+    <w:p>
+      <w:pPr>
+        <w:numPr>
+          <w:ilvl w:val="0"/>
+          <w:numId w:val="1040"/>
+        </w:numPr>
+        <w:pStyle w:val="Compact"/>
+      </w:pPr>
+      <w:r>
+        <w:rPr>
+          <w:bCs/>
+          <w:b/>
+        </w:rPr>
+        <w:t xml:space="preserve">Per-demo plotter shipping.</w:t>
+      </w:r>
+      <w:r>
+        <w:t xml:space="preserve"> </w:t>
+      </w:r>
+      <w:r>
+        <w:t xml:space="preserve">DONE WHEN:</w:t>
+      </w:r>
+      <w:r>
+        <w:t xml:space="preserve"> </w:t>
+      </w:r>
+      <w:r>
+        <w:rPr>
+          <w:rStyle w:val="VerbatimChar"/>
+        </w:rPr>
+        <w:t xml:space="preserve">plot_demo_run.py --demo {1|2|3}</w:t>
+      </w:r>
+      <w:r>
+        <w:t xml:space="preserve"> </w:t>
+      </w:r>
+      <w:r>
+        <w:t xml:space="preserve">produces an HTML</w:t>
+      </w:r>
+      <w:r>
+        <w:t xml:space="preserve"> </w:t>
+      </w:r>
+      <w:r>
+        <w:t xml:space="preserve">index + per-panel PNGs from a real bag for each demo type.</w:t>
+      </w:r>
+      <w:r>
+        <w:t xml:space="preserve"> </w:t>
+      </w:r>
+      <w:r>
+        <w:t xml:space="preserve">Panels load in a browser with no missing data warnings.</w:t>
+      </w:r>
+    </w:p>
+    <w:p>
+      <w:pPr>
+        <w:numPr>
+          <w:ilvl w:val="0"/>
+          <w:numId w:val="1040"/>
+        </w:numPr>
+        <w:pStyle w:val="Compact"/>
+      </w:pPr>
+      <w:r>
+        <w:rPr>
+          <w:bCs/>
+          <w:b/>
+        </w:rPr>
+        <w:t xml:space="preserve">Off-platform abort + strobe.</w:t>
+      </w:r>
+      <w:r>
+        <w:t xml:space="preserve"> </w:t>
+      </w:r>
+      <w:r>
+        <w:t xml:space="preserve">DONE WHEN: rolling the ball off the platform edge triggers</w:t>
+      </w:r>
+      <w:r>
+        <w:t xml:space="preserve"> </w:t>
+      </w:r>
+      <w:r>
+        <w:t xml:space="preserve">LEVEL_HOLD within 200 ms, the GUI body background strobes red</w:t>
+      </w:r>
+      <w:r>
+        <w:t xml:space="preserve"> </w:t>
+      </w:r>
+      <w:r>
+        <w:t xml:space="preserve">for 3 s, and Start re-arm only succeeds after the ball is back</w:t>
+      </w:r>
+      <w:r>
+        <w:t xml:space="preserve"> </w:t>
+      </w:r>
+      <w:r>
+        <w:t xml:space="preserve">on-platform for 1 s.</w:t>
+      </w:r>
+    </w:p>
+    <w:p>
+      <w:r>
+        <w:pict>
+          <v:rect style="width:0;height:1.5pt" o:hralign="center" o:hrstd="t" o:hr="t"/>
+        </w:pict>
+      </w:r>
+    </w:p>
+    <w:bookmarkEnd w:id="70"/>
+    <w:bookmarkStart w:id="74" w:name="open-questions"/>
+    <w:p>
+      <w:pPr>
+        <w:pStyle w:val="Heading2"/>
+      </w:pPr>
+      <w:r>
+        <w:t xml:space="preserve">15. Open questions</w:t>
+      </w:r>
+    </w:p>
+    <w:bookmarkStart w:id="71" w:name="resolved-2026-04-25"/>
+    <w:p>
+      <w:pPr>
+        <w:pStyle w:val="Heading3"/>
+      </w:pPr>
+      <w:r>
+        <w:t xml:space="preserve">Resolved (2026-04-25)</w:t>
+      </w:r>
+    </w:p>
+    <w:tbl>
+      <w:tblPr>
+        <w:tblStyle w:val="Table"/>
+        <w:tblW w:type="pct" w:w="5000"/>
+        <w:tblLook w:firstRow="1" w:lastRow="0" w:firstColumn="0" w:lastColumn="0" w:noHBand="0" w:noVBand="0" w:val="0020"/>
+        <w:jc w:val="start"/>
+      </w:tblPr>
+      <w:tblGrid>
+        <w:gridCol w:w="2640"/>
+        <w:gridCol w:w="2640"/>
+        <w:gridCol w:w="2640"/>
+      </w:tblGrid>
+      <w:tr>
+        <w:trPr>
+          <w:tblHeader w:val="true"/>
+        </w:trPr>
+        <w:tc>
+          <w:tcPr/>
+          <w:p>
+            <w:pPr>
+              <w:pStyle w:val="Compact"/>
+              <w:jc w:val="left"/>
+            </w:pPr>
+            <w:r>
               <w:t xml:space="preserve">#</w:t>
             </w:r>
           </w:p>
@@ -11949,13 +13709,406 @@
         <w:t xml:space="preserve">Q23 | Strobe-red trigger scope | Off-platform watchdog only. In-bounds disturbance recovery is silent. Strobe is body-background-only — never overlays panels or controls. |</w:t>
       </w:r>
     </w:p>
-    <w:bookmarkEnd w:id="69"/>
-    <w:bookmarkStart w:id="70" w:name="still-open"/>
+    <w:bookmarkEnd w:id="71"/>
+    <w:bookmarkStart w:id="72" w:name="resolved-in-v5-2026-04-26"/>
     <w:p>
       <w:pPr>
         <w:pStyle w:val="Heading3"/>
       </w:pPr>
       <w:r>
+        <w:t xml:space="preserve">Resolved in v5 (2026-04-26)</w:t>
+      </w:r>
+    </w:p>
+    <w:tbl>
+      <w:tblPr>
+        <w:tblStyle w:val="Table"/>
+        <w:tblW w:type="pct" w:w="5000"/>
+        <w:tblLook w:firstRow="1" w:lastRow="0" w:firstColumn="0" w:lastColumn="0" w:noHBand="0" w:noVBand="0" w:val="0020"/>
+        <w:jc w:val="start"/>
+      </w:tblPr>
+      <w:tblGrid>
+        <w:gridCol w:w="2640"/>
+        <w:gridCol w:w="2640"/>
+        <w:gridCol w:w="2640"/>
+      </w:tblGrid>
+      <w:tr>
+        <w:trPr>
+          <w:tblHeader w:val="true"/>
+        </w:trPr>
+        <w:tc>
+          <w:tcPr/>
+          <w:p>
+            <w:pPr>
+              <w:pStyle w:val="Compact"/>
+              <w:jc w:val="left"/>
+            </w:pPr>
+            <w:r>
+              <w:t xml:space="preserve">#</w:t>
+            </w:r>
+          </w:p>
+        </w:tc>
+        <w:tc>
+          <w:tcPr/>
+          <w:p>
+            <w:pPr>
+              <w:pStyle w:val="Compact"/>
+              <w:jc w:val="left"/>
+            </w:pPr>
+            <w:r>
+              <w:t xml:space="preserve">Question</w:t>
+            </w:r>
+          </w:p>
+        </w:tc>
+        <w:tc>
+          <w:tcPr/>
+          <w:p>
+            <w:pPr>
+              <w:pStyle w:val="Compact"/>
+              <w:jc w:val="left"/>
+            </w:pPr>
+            <w:r>
+              <w:t xml:space="preserve">Decision</w:t>
+            </w:r>
+          </w:p>
+        </w:tc>
+      </w:tr>
+      <w:tr>
+        <w:tc>
+          <w:tcPr/>
+          <w:p>
+            <w:pPr>
+              <w:pStyle w:val="Compact"/>
+              <w:jc w:val="left"/>
+            </w:pPr>
+            <w:r>
+              <w:t xml:space="preserve">Q24</w:t>
+            </w:r>
+          </w:p>
+        </w:tc>
+        <w:tc>
+          <w:tcPr/>
+          <w:p>
+            <w:pPr>
+              <w:pStyle w:val="Compact"/>
+              <w:jc w:val="left"/>
+            </w:pPr>
+            <w:r>
+              <w:t xml:space="preserve">Compute platform</w:t>
+            </w:r>
+          </w:p>
+        </w:tc>
+        <w:tc>
+          <w:tcPr/>
+          <w:p>
+            <w:pPr>
+              <w:pStyle w:val="Compact"/>
+              <w:jc w:val="left"/>
+            </w:pPr>
+            <w:r>
+              <w:t xml:space="preserve">Raspberry Pi 5, 16 GB RAM, ROS 2 Kilted. Phase 8 migration complete. systemd auto-launch.</w:t>
+            </w:r>
+          </w:p>
+        </w:tc>
+      </w:tr>
+      <w:tr>
+        <w:tc>
+          <w:tcPr/>
+          <w:p>
+            <w:pPr>
+              <w:pStyle w:val="Compact"/>
+              <w:jc w:val="left"/>
+            </w:pPr>
+            <w:r>
+              <w:t xml:space="preserve">Q25</w:t>
+            </w:r>
+          </w:p>
+        </w:tc>
+        <w:tc>
+          <w:tcPr/>
+          <w:p>
+            <w:pPr>
+              <w:pStyle w:val="Compact"/>
+              <w:jc w:val="left"/>
+            </w:pPr>
+            <w:r>
+              <w:t xml:space="preserve">OAK USB port</w:t>
+            </w:r>
+          </w:p>
+        </w:tc>
+        <w:tc>
+          <w:tcPr/>
+          <w:p>
+            <w:pPr>
+              <w:pStyle w:val="Compact"/>
+              <w:jc w:val="left"/>
+            </w:pPr>
+            <w:r>
+              <w:t xml:space="preserve">Blue USB-A 3.0 on the Pi 5 (USB-C is power-only on Pi 5).</w:t>
+            </w:r>
+          </w:p>
+        </w:tc>
+      </w:tr>
+      <w:tr>
+        <w:tc>
+          <w:tcPr/>
+          <w:p>
+            <w:pPr>
+              <w:pStyle w:val="Compact"/>
+              <w:jc w:val="left"/>
+            </w:pPr>
+            <w:r>
+              <w:t xml:space="preserve">Q26</w:t>
+            </w:r>
+          </w:p>
+        </w:tc>
+        <w:tc>
+          <w:tcPr/>
+          <w:p>
+            <w:pPr>
+              <w:pStyle w:val="Compact"/>
+              <w:jc w:val="left"/>
+            </w:pPr>
+            <w:r>
+              <w:t xml:space="preserve">Network</w:t>
+            </w:r>
+          </w:p>
+        </w:tc>
+        <w:tc>
+          <w:tcPr/>
+          <w:p>
+            <w:pPr>
+              <w:pStyle w:val="Compact"/>
+              <w:jc w:val="left"/>
+            </w:pPr>
+            <w:r>
+              <w:t xml:space="preserve">Same-LAN via Pixel 9 hotspot. GUI at</w:t>
+            </w:r>
+            <w:r>
+              <w:t xml:space="preserve"> </w:t>
+            </w:r>
+            <w:r>
+              <w:rPr>
+                <w:rStyle w:val="VerbatimChar"/>
+              </w:rPr>
+              <w:t xml:space="preserve">http://&lt;pi-ip&gt;:8080/</w:t>
+            </w:r>
+            <w:r>
+              <w:t xml:space="preserve">. Hostname</w:t>
+            </w:r>
+            <w:r>
+              <w:t xml:space="preserve"> </w:t>
+            </w:r>
+            <w:r>
+              <w:rPr>
+                <w:rStyle w:val="VerbatimChar"/>
+              </w:rPr>
+              <w:t xml:space="preserve">stablebot</w:t>
+            </w:r>
+            <w:r>
+              <w:t xml:space="preserve">.</w:t>
+            </w:r>
+          </w:p>
+        </w:tc>
+      </w:tr>
+      <w:tr>
+        <w:tc>
+          <w:tcPr/>
+          <w:p>
+            <w:pPr>
+              <w:pStyle w:val="Compact"/>
+              <w:jc w:val="left"/>
+            </w:pPr>
+            <w:r>
+              <w:t xml:space="preserve">Q27</w:t>
+            </w:r>
+          </w:p>
+        </w:tc>
+        <w:tc>
+          <w:tcPr/>
+          <w:p>
+            <w:pPr>
+              <w:pStyle w:val="Compact"/>
+              <w:jc w:val="left"/>
+            </w:pPr>
+            <w:r>
+              <w:t xml:space="preserve">Vision strategy</w:t>
+            </w:r>
+          </w:p>
+        </w:tc>
+        <w:tc>
+          <w:tcPr/>
+          <w:p>
+            <w:pPr>
+              <w:pStyle w:val="Compact"/>
+              <w:jc w:val="left"/>
+            </w:pPr>
+            <w:r>
+              <w:t xml:space="preserve">OAK onboard depth = ground truth (controller closes on it). Lecture-6 classical methods (homography, F/E + 8-point, triangulation, SfM) run in parallel as comparison estimators with no control authority.</w:t>
+            </w:r>
+          </w:p>
+        </w:tc>
+      </w:tr>
+      <w:tr>
+        <w:tc>
+          <w:tcPr/>
+          <w:p>
+            <w:pPr>
+              <w:pStyle w:val="Compact"/>
+              <w:jc w:val="left"/>
+            </w:pPr>
+            <w:r>
+              <w:t xml:space="preserve">Q28</w:t>
+            </w:r>
+          </w:p>
+        </w:tc>
+        <w:tc>
+          <w:tcPr/>
+          <w:p>
+            <w:pPr>
+              <w:pStyle w:val="Compact"/>
+              <w:jc w:val="left"/>
+            </w:pPr>
+            <w:r>
+              <w:t xml:space="preserve">Comparison artifact</w:t>
+            </w:r>
+          </w:p>
+        </w:tc>
+        <w:tc>
+          <w:tcPr/>
+          <w:p>
+            <w:pPr>
+              <w:pStyle w:val="Compact"/>
+              <w:jc w:val="left"/>
+            </w:pPr>
+            <w:r>
+              <w:t xml:space="preserve">Live</w:t>
+            </w:r>
+            <w:r>
+              <w:t xml:space="preserve"> </w:t>
+            </w:r>
+            <w:r>
+              <w:rPr>
+                <w:rStyle w:val="VerbatimChar"/>
+              </w:rPr>
+              <w:t xml:space="preserve">/method_comparison</w:t>
+            </w:r>
+            <w:r>
+              <w:t xml:space="preserve"> </w:t>
+            </w:r>
+            <w:r>
+              <w:t xml:space="preserve">JSON @ 30 Hz for the GUI’s vision-debug strip; rolled up post-run by</w:t>
+            </w:r>
+            <w:r>
+              <w:t xml:space="preserve"> </w:t>
+            </w:r>
+            <w:r>
+              <w:rPr>
+                <w:rStyle w:val="VerbatimChar"/>
+              </w:rPr>
+              <w:t xml:space="preserve">plot_demo_run.py</w:t>
+            </w:r>
+            <w:r>
+              <w:t xml:space="preserve"> </w:t>
+            </w:r>
+            <w:r>
+              <w:t xml:space="preserve">into a dedicated section of the demo HTML report.</w:t>
+            </w:r>
+          </w:p>
+        </w:tc>
+      </w:tr>
+      <w:tr>
+        <w:tc>
+          <w:tcPr/>
+          <w:p>
+            <w:pPr>
+              <w:pStyle w:val="Compact"/>
+              <w:jc w:val="left"/>
+            </w:pPr>
+            <w:r>
+              <w:t xml:space="preserve">Q29</w:t>
+            </w:r>
+          </w:p>
+        </w:tc>
+        <w:tc>
+          <w:tcPr/>
+          <w:p>
+            <w:pPr>
+              <w:pStyle w:val="Compact"/>
+              <w:jc w:val="left"/>
+            </w:pPr>
+            <w:r>
+              <w:t xml:space="preserve">Calibration capture flow</w:t>
+            </w:r>
+          </w:p>
+        </w:tc>
+        <w:tc>
+          <w:tcPr/>
+          <w:p>
+            <w:pPr>
+              <w:pStyle w:val="Compact"/>
+              <w:jc w:val="left"/>
+            </w:pPr>
+            <w:r>
+              <w:t xml:space="preserve">GUI buttons (Capture / Solve / Reset) calling Pi-side ROS services — Pi is headless so terminal cv2.imshow is a non-starter. Live corner overlay in the GUI’s existing left-eye feed.</w:t>
+            </w:r>
+          </w:p>
+        </w:tc>
+      </w:tr>
+      <w:tr>
+        <w:tc>
+          <w:tcPr/>
+          <w:p>
+            <w:pPr>
+              <w:pStyle w:val="Compact"/>
+              <w:jc w:val="left"/>
+            </w:pPr>
+            <w:r>
+              <w:t xml:space="preserve">Q30</w:t>
+            </w:r>
+          </w:p>
+        </w:tc>
+        <w:tc>
+          <w:tcPr/>
+          <w:p>
+            <w:pPr>
+              <w:pStyle w:val="Compact"/>
+              <w:jc w:val="left"/>
+            </w:pPr>
+            <w:r>
+              <w:t xml:space="preserve">Chessboard generator</w:t>
+            </w:r>
+          </w:p>
+        </w:tc>
+        <w:tc>
+          <w:tcPr/>
+          <w:p>
+            <w:pPr>
+              <w:pStyle w:val="Compact"/>
+              <w:jc w:val="left"/>
+            </w:pPr>
+            <w:r>
+              <w:t xml:space="preserve">Shipped (</w:t>
+            </w:r>
+            <w:r>
+              <w:rPr>
+                <w:rStyle w:val="VerbatimChar"/>
+              </w:rPr>
+              <w:t xml:space="preserve">stewart_vision/scripts/generate_chessboard.py</w:t>
+            </w:r>
+            <w:r>
+              <w:t xml:space="preserve">). Default 10x7 squares (9x6 internal corners), 25 mm/square, fits letter landscape.</w:t>
+            </w:r>
+          </w:p>
+        </w:tc>
+      </w:tr>
+    </w:tbl>
+    <w:bookmarkEnd w:id="72"/>
+    <w:bookmarkStart w:id="73" w:name="still-open"/>
+    <w:p>
+      <w:pPr>
+        <w:pStyle w:val="Heading3"/>
+      </w:pPr>
+      <w:r>
         <w:t xml:space="preserve">Still open</w:t>
       </w:r>
     </w:p>
@@ -11964,7 +14117,7 @@
         <w:pStyle w:val="FirstParagraph"/>
       </w:pPr>
       <w:r>
-        <w:t xml:space="preserve">None — spec locked at v4 (2026-04-25).</w:t>
+        <w:t xml:space="preserve">None — spec locked at v5 (2026-04-26).</w:t>
       </w:r>
     </w:p>
     <w:p>
@@ -11974,9 +14127,9 @@
         </w:pict>
       </w:r>
     </w:p>
-    <w:bookmarkEnd w:id="70"/>
-    <w:bookmarkEnd w:id="71"/>
-    <w:bookmarkStart w:id="72" w:name="references"/>
+    <w:bookmarkEnd w:id="73"/>
+    <w:bookmarkEnd w:id="74"/>
+    <w:bookmarkStart w:id="75" w:name="references"/>
     <w:p>
       <w:pPr>
         <w:pStyle w:val="Heading2"/>
@@ -11989,7 +14142,7 @@
       <w:pPr>
         <w:numPr>
           <w:ilvl w:val="0"/>
-          <w:numId w:val="1036"/>
+          <w:numId w:val="1041"/>
         </w:numPr>
         <w:pStyle w:val="Compact"/>
       </w:pPr>
@@ -12016,7 +14169,7 @@
       <w:pPr>
         <w:numPr>
           <w:ilvl w:val="0"/>
-          <w:numId w:val="1036"/>
+          <w:numId w:val="1041"/>
         </w:numPr>
         <w:pStyle w:val="Compact"/>
       </w:pPr>
@@ -12037,7 +14190,7 @@
       <w:pPr>
         <w:numPr>
           <w:ilvl w:val="0"/>
-          <w:numId w:val="1036"/>
+          <w:numId w:val="1041"/>
         </w:numPr>
         <w:pStyle w:val="Compact"/>
       </w:pPr>
@@ -12076,7 +14229,7 @@
       <w:pPr>
         <w:numPr>
           <w:ilvl w:val="0"/>
-          <w:numId w:val="1036"/>
+          <w:numId w:val="1041"/>
         </w:numPr>
         <w:pStyle w:val="Compact"/>
       </w:pPr>
@@ -12103,7 +14256,7 @@
       <w:pPr>
         <w:numPr>
           <w:ilvl w:val="0"/>
-          <w:numId w:val="1036"/>
+          <w:numId w:val="1041"/>
         </w:numPr>
         <w:pStyle w:val="Compact"/>
       </w:pPr>
@@ -12130,7 +14283,7 @@
       <w:pPr>
         <w:numPr>
           <w:ilvl w:val="0"/>
-          <w:numId w:val="1036"/>
+          <w:numId w:val="1041"/>
         </w:numPr>
         <w:pStyle w:val="Compact"/>
       </w:pPr>
@@ -12154,7 +14307,7 @@
       <w:pPr>
         <w:numPr>
           <w:ilvl w:val="0"/>
-          <w:numId w:val="1036"/>
+          <w:numId w:val="1041"/>
         </w:numPr>
         <w:pStyle w:val="Compact"/>
       </w:pPr>
@@ -12172,7 +14325,7 @@
       <w:pPr>
         <w:numPr>
           <w:ilvl w:val="0"/>
-          <w:numId w:val="1036"/>
+          <w:numId w:val="1041"/>
         </w:numPr>
         <w:pStyle w:val="Compact"/>
       </w:pPr>
@@ -12184,7 +14337,7 @@
       <w:pPr>
         <w:numPr>
           <w:ilvl w:val="0"/>
-          <w:numId w:val="1036"/>
+          <w:numId w:val="1041"/>
         </w:numPr>
         <w:pStyle w:val="Compact"/>
       </w:pPr>
@@ -12268,7 +14421,7 @@
       <w:pPr>
         <w:numPr>
           <w:ilvl w:val="0"/>
-          <w:numId w:val="1036"/>
+          <w:numId w:val="1041"/>
         </w:numPr>
         <w:pStyle w:val="Compact"/>
       </w:pPr>
@@ -12276,8 +14429,8 @@
         <w:t xml:space="preserve">Luxonis DepthAI documentation (OAK-D-PRO-AF pipeline).</w:t>
       </w:r>
     </w:p>
-    <w:bookmarkEnd w:id="72"/>
-    <w:bookmarkEnd w:id="73"/>
+    <w:bookmarkEnd w:id="75"/>
+    <w:bookmarkEnd w:id="76"/>
     <w:sectPr/>
   </w:body>
 </w:document>
@@ -12561,34 +14714,7 @@
     <w:abstractNumId w:val="991"/>
   </w:num>
   <w:num w:numId="1005">
-    <w:abstractNumId w:val="99411"/>
-    <w:lvlOverride w:ilvl="0">
-      <w:startOverride w:val="1"/>
-    </w:lvlOverride>
-    <w:lvlOverride w:ilvl="1">
-      <w:startOverride w:val="1"/>
-    </w:lvlOverride>
-    <w:lvlOverride w:ilvl="2">
-      <w:startOverride w:val="1"/>
-    </w:lvlOverride>
-    <w:lvlOverride w:ilvl="3">
-      <w:startOverride w:val="1"/>
-    </w:lvlOverride>
-    <w:lvlOverride w:ilvl="4">
-      <w:startOverride w:val="1"/>
-    </w:lvlOverride>
-    <w:lvlOverride w:ilvl="5">
-      <w:startOverride w:val="1"/>
-    </w:lvlOverride>
-    <w:lvlOverride w:ilvl="6">
-      <w:startOverride w:val="1"/>
-    </w:lvlOverride>
-    <w:lvlOverride w:ilvl="7">
-      <w:startOverride w:val="1"/>
-    </w:lvlOverride>
-    <w:lvlOverride w:ilvl="8">
-      <w:startOverride w:val="1"/>
-    </w:lvlOverride>
+    <w:abstractNumId w:val="991"/>
   </w:num>
   <w:num w:numId="1006">
     <w:abstractNumId w:val="99411"/>
@@ -12711,9 +14837,6 @@
     </w:lvlOverride>
   </w:num>
   <w:num w:numId="1010">
-    <w:abstractNumId w:val="991"/>
-  </w:num>
-  <w:num w:numId="1011">
     <w:abstractNumId w:val="99411"/>
     <w:lvlOverride w:ilvl="0">
       <w:startOverride w:val="1"/>
@@ -12743,19 +14866,10 @@
       <w:startOverride w:val="1"/>
     </w:lvlOverride>
   </w:num>
-  <w:num w:numId="1012">
+  <w:num w:numId="1011">
     <w:abstractNumId w:val="991"/>
   </w:num>
-  <w:num w:numId="1013">
-    <w:abstractNumId w:val="991"/>
-  </w:num>
-  <w:num w:numId="1014">
-    <w:abstractNumId w:val="991"/>
-  </w:num>
-  <w:num w:numId="1015">
-    <w:abstractNumId w:val="991"/>
-  </w:num>
-  <w:num w:numId="1016">
+  <w:num w:numId="1012">
     <w:abstractNumId w:val="99411"/>
     <w:lvlOverride w:ilvl="0">
       <w:startOverride w:val="1"/>
@@ -12785,8 +14899,47 @@
       <w:startOverride w:val="1"/>
     </w:lvlOverride>
   </w:num>
+  <w:num w:numId="1013">
+    <w:abstractNumId w:val="991"/>
+  </w:num>
+  <w:num w:numId="1014">
+    <w:abstractNumId w:val="991"/>
+  </w:num>
+  <w:num w:numId="1015">
+    <w:abstractNumId w:val="991"/>
+  </w:num>
+  <w:num w:numId="1016">
+    <w:abstractNumId w:val="991"/>
+  </w:num>
   <w:num w:numId="1017">
-    <w:abstractNumId w:val="991"/>
+    <w:abstractNumId w:val="99411"/>
+    <w:lvlOverride w:ilvl="0">
+      <w:startOverride w:val="1"/>
+    </w:lvlOverride>
+    <w:lvlOverride w:ilvl="1">
+      <w:startOverride w:val="1"/>
+    </w:lvlOverride>
+    <w:lvlOverride w:ilvl="2">
+      <w:startOverride w:val="1"/>
+    </w:lvlOverride>
+    <w:lvlOverride w:ilvl="3">
+      <w:startOverride w:val="1"/>
+    </w:lvlOverride>
+    <w:lvlOverride w:ilvl="4">
+      <w:startOverride w:val="1"/>
+    </w:lvlOverride>
+    <w:lvlOverride w:ilvl="5">
+      <w:startOverride w:val="1"/>
+    </w:lvlOverride>
+    <w:lvlOverride w:ilvl="6">
+      <w:startOverride w:val="1"/>
+    </w:lvlOverride>
+    <w:lvlOverride w:ilvl="7">
+      <w:startOverride w:val="1"/>
+    </w:lvlOverride>
+    <w:lvlOverride w:ilvl="8">
+      <w:startOverride w:val="1"/>
+    </w:lvlOverride>
   </w:num>
   <w:num w:numId="1018">
     <w:abstractNumId w:val="991"/>
@@ -12840,6 +14993,21 @@
     <w:abstractNumId w:val="991"/>
   </w:num>
   <w:num w:numId="1035">
+    <w:abstractNumId w:val="991"/>
+  </w:num>
+  <w:num w:numId="1036">
+    <w:abstractNumId w:val="991"/>
+  </w:num>
+  <w:num w:numId="1037">
+    <w:abstractNumId w:val="991"/>
+  </w:num>
+  <w:num w:numId="1038">
+    <w:abstractNumId w:val="991"/>
+  </w:num>
+  <w:num w:numId="1039">
+    <w:abstractNumId w:val="991"/>
+  </w:num>
+  <w:num w:numId="1040">
     <w:abstractNumId w:val="99411"/>
     <w:lvlOverride w:ilvl="0">
       <w:startOverride w:val="1"/>
@@ -12869,7 +15037,7 @@
       <w:startOverride w:val="1"/>
     </w:lvlOverride>
   </w:num>
-  <w:num w:numId="1036">
+  <w:num w:numId="1041">
     <w:abstractNumId w:val="991"/>
   </w:num>
 </w:numbering>

--- a/stewart_bringup/docs/closed_loop_ball_demos.docx
+++ b/stewart_bringup/docs/closed_loop_ball_demos.docx
@@ -2,7 +2,7 @@
 <file path=word/document.xml><?xml version="1.0" encoding="utf-8"?>
 <w:document xmlns:w="http://schemas.openxmlformats.org/wordprocessingml/2006/main" xmlns:m="http://schemas.openxmlformats.org/officeDocument/2006/math" xmlns:r="http://schemas.openxmlformats.org/officeDocument/2006/relationships" xmlns:o="urn:schemas-microsoft-com:office:office" xmlns:v="urn:schemas-microsoft-com:vml" xmlns:w10="urn:schemas-microsoft-com:office:word" xmlns:a="http://schemas.openxmlformats.org/drawingml/2006/main" xmlns:pic="http://schemas.openxmlformats.org/drawingml/2006/picture" xmlns:wp="http://schemas.openxmlformats.org/drawingml/2006/wordprocessingDrawing">
   <w:body>
-    <w:bookmarkStart w:id="76" w:name="Xf2ecee67e627b13c32e3c15bfc4ce569ecb8d6b"/>
+    <w:bookmarkStart w:id="78" w:name="Xf2ecee67e627b13c32e3c15bfc4ce569ecb8d6b"/>
     <w:p>
       <w:pPr>
         <w:pStyle w:val="Heading1"/>
@@ -86,25 +86,25 @@
         <w:t xml:space="preserve"> </w:t>
       </w:r>
       <w:r>
-        <w:t xml:space="preserve">2026-04-26 (v5 — Pi 5 16 GB migration locked in;</w:t>
-      </w:r>
-      <w:r>
-        <w:t xml:space="preserve"> </w:t>
-      </w:r>
-      <w:r>
-        <w:t xml:space="preserve">OAK depth = truth, classical lecture techniques run in parallel for</w:t>
-      </w:r>
-      <w:r>
-        <w:t xml:space="preserve"> </w:t>
-      </w:r>
-      <w:r>
-        <w:t xml:space="preserve">comparison only; calibrate-via-GUI-button flow; chessboard generator</w:t>
-      </w:r>
-      <w:r>
-        <w:t xml:space="preserve"> </w:t>
-      </w:r>
-      <w:r>
-        <w:t xml:space="preserve">shipped).</w:t>
+        <w:t xml:space="preserve">2026-04-26 (v6 — factory-calibration shortcut for</w:t>
+      </w:r>
+      <w:r>
+        <w:t xml:space="preserve"> </w:t>
+      </w:r>
+      <w:r>
+        <w:t xml:space="preserve">Stages A/B; expanded list of shadowed-on-OAK comparisons; CSV + PNG</w:t>
+      </w:r>
+      <w:r>
+        <w:t xml:space="preserve"> </w:t>
+      </w:r>
+      <w:r>
+        <w:t xml:space="preserve">exports from the plotter; KPI color thresholds locked at</w:t>
+      </w:r>
+      <w:r>
+        <w:t xml:space="preserve"> </w:t>
+      </w:r>
+      <w:r>
+        <w:t xml:space="preserve">green &lt; 5 mm / yellow &lt; 15 mm / red ≥ 15 mm).</w:t>
       </w:r>
     </w:p>
     <w:p>
@@ -2502,6 +2502,148 @@
       <w:r>
         <w:t xml:space="preserve">moving the camera only invalidates the cheap stage.</w:t>
       </w:r>
+      <w:r>
+        <w:t xml:space="preserve"> </w:t>
+      </w:r>
+      <w:r>
+        <w:rPr>
+          <w:bCs/>
+          <w:b/>
+        </w:rPr>
+        <w:t xml:space="preserve">Stages A and B</w:t>
+      </w:r>
+      <w:r>
+        <w:rPr>
+          <w:bCs/>
+          <w:b/>
+        </w:rPr>
+        <w:t xml:space="preserve"> </w:t>
+      </w:r>
+      <w:r>
+        <w:rPr>
+          <w:bCs/>
+          <w:b/>
+        </w:rPr>
+        <w:t xml:space="preserve">are optional now (v6 default):</w:t>
+      </w:r>
+      <w:r>
+        <w:t xml:space="preserve"> </w:t>
+      </w:r>
+      <w:r>
+        <w:t xml:space="preserve">the OAK ships with factory-calibrated</w:t>
+      </w:r>
+      <w:r>
+        <w:t xml:space="preserve"> </w:t>
+      </w:r>
+      <w:r>
+        <w:t xml:space="preserve">intrinsics and stereo extrinsics stored on its EEPROM, accessible via</w:t>
+      </w:r>
+      <w:r>
+        <w:t xml:space="preserve"> </w:t>
+      </w:r>
+      <w:r>
+        <w:rPr>
+          <w:rStyle w:val="VerbatimChar"/>
+        </w:rPr>
+        <w:t xml:space="preserve">Device.readCalibration()</w:t>
+      </w:r>
+      <w:r>
+        <w:t xml:space="preserve">. The default flow uses those directly:</w:t>
+      </w:r>
+    </w:p>
+    <w:p>
+      <w:pPr>
+        <w:pStyle w:val="SourceCode"/>
+      </w:pPr>
+      <w:r>
+        <w:rPr>
+          <w:rStyle w:val="CommentTok"/>
+        </w:rPr>
+        <w:t xml:space="preserve"># Default — write factory cal into oak_intrinsics.yaml in seconds</w:t>
+      </w:r>
+      <w:r>
+        <w:br/>
+      </w:r>
+      <w:r>
+        <w:rPr>
+          <w:rStyle w:val="ExtensionTok"/>
+        </w:rPr>
+        <w:t xml:space="preserve">python3</w:t>
+      </w:r>
+      <w:r>
+        <w:rPr>
+          <w:rStyle w:val="NormalTok"/>
+        </w:rPr>
+        <w:t xml:space="preserve"> scripts/calibrate_oak.py </w:t>
+      </w:r>
+      <w:r>
+        <w:rPr>
+          <w:rStyle w:val="AttributeTok"/>
+        </w:rPr>
+        <w:t xml:space="preserve">--stage</w:t>
+      </w:r>
+      <w:r>
+        <w:rPr>
+          <w:rStyle w:val="NormalTok"/>
+        </w:rPr>
+        <w:t xml:space="preserve"> factory</w:t>
+      </w:r>
+    </w:p>
+    <w:p>
+      <w:pPr>
+        <w:pStyle w:val="FirstParagraph"/>
+      </w:pPr>
+      <w:r>
+        <w:t xml:space="preserve">Re-doing Stages A/B manually only buys you a slightly tighter</w:t>
+      </w:r>
+      <w:r>
+        <w:t xml:space="preserve"> </w:t>
+      </w:r>
+      <w:r>
+        <w:t xml:space="preserve">comparison-vs-truth baseline (your own chessboard captures may</w:t>
+      </w:r>
+      <w:r>
+        <w:t xml:space="preserve"> </w:t>
+      </w:r>
+      <w:r>
+        <w:t xml:space="preserve">out-perform the factory &lt;0.3 px reprojection target by a small</w:t>
+      </w:r>
+      <w:r>
+        <w:t xml:space="preserve"> </w:t>
+      </w:r>
+      <w:r>
+        <w:t xml:space="preserve">margin). For the demo, use factory; document this in the report.</w:t>
+      </w:r>
+    </w:p>
+    <w:p>
+      <w:pPr>
+        <w:pStyle w:val="BodyText"/>
+      </w:pPr>
+      <w:r>
+        <w:t xml:space="preserve">Stage C (camera-to-world via the ArUco ring) is</w:t>
+      </w:r>
+      <w:r>
+        <w:t xml:space="preserve"> </w:t>
+      </w:r>
+      <w:r>
+        <w:rPr>
+          <w:bCs/>
+          <w:b/>
+        </w:rPr>
+        <w:t xml:space="preserve">always</w:t>
+      </w:r>
+      <w:r>
+        <w:t xml:space="preserve"> </w:t>
+      </w:r>
+      <w:r>
+        <w:t xml:space="preserve">done</w:t>
+      </w:r>
+      <w:r>
+        <w:t xml:space="preserve"> </w:t>
+      </w:r>
+      <w:r>
+        <w:t xml:space="preserve">ourselves — the OAK has no idea where the platform is.</w:t>
+      </w:r>
     </w:p>
     <w:bookmarkStart w:id="29" w:name="X01182d9c0771d745561b2c0f0ef5071267e3848"/>
     <w:p>
@@ -3114,7 +3256,7 @@
     </w:p>
     <w:bookmarkEnd w:id="32"/>
     <w:bookmarkEnd w:id="33"/>
-    <w:bookmarkStart w:id="34" w:name="stereo-vision-techniques-from-lecture-6"/>
+    <w:bookmarkStart w:id="35" w:name="stereo-vision-techniques-from-lecture-6"/>
     <w:p>
       <w:pPr>
         <w:pStyle w:val="Heading2"/>
@@ -4001,6 +4143,592 @@
         <w:t xml:space="preserve">method.</w:t>
       </w:r>
     </w:p>
+    <w:bookmarkStart w:id="34" w:name="X59e4c0e810c85d14c2596baa8c5e4347e34b881"/>
+    <w:p>
+      <w:pPr>
+        <w:pStyle w:val="Heading3"/>
+      </w:pPr>
+      <w:r>
+        <w:t xml:space="preserve">Other OAK-on-chip computations we shadow with Lecture-6 techniques</w:t>
+      </w:r>
+    </w:p>
+    <w:p>
+      <w:pPr>
+        <w:pStyle w:val="FirstParagraph"/>
+      </w:pPr>
+      <w:r>
+        <w:t xml:space="preserve">Beyond the ball-position estimators above, the OAK does several other</w:t>
+      </w:r>
+      <w:r>
+        <w:t xml:space="preserve"> </w:t>
+      </w:r>
+      <w:r>
+        <w:t xml:space="preserve">things on-chip that we can replicate manually with classical methods.</w:t>
+      </w:r>
+      <w:r>
+        <w:t xml:space="preserve"> </w:t>
+      </w:r>
+      <w:r>
+        <w:t xml:space="preserve">Each goes in the comparison artifact as another</w:t>
+      </w:r>
+      <w:r>
+        <w:t xml:space="preserve"> </w:t>
+      </w:r>
+      <w:r>
+        <w:t xml:space="preserve">“</w:t>
+      </w:r>
+      <w:r>
+        <w:t xml:space="preserve">we built it ourselves</w:t>
+      </w:r>
+      <w:r>
+        <w:t xml:space="preserve"> </w:t>
+      </w:r>
+      <w:r>
+        <w:t xml:space="preserve">even though the camera does it</w:t>
+      </w:r>
+      <w:r>
+        <w:t xml:space="preserve">”</w:t>
+      </w:r>
+      <w:r>
+        <w:t xml:space="preserve"> </w:t>
+      </w:r>
+      <w:r>
+        <w:t xml:space="preserve">line. Recommended tier indicates</w:t>
+      </w:r>
+      <w:r>
+        <w:t xml:space="preserve"> </w:t>
+      </w:r>
+      <w:r>
+        <w:t xml:space="preserve">implementation cost vs Lecture-6 demonstration value.</w:t>
+      </w:r>
+    </w:p>
+    <w:tbl>
+      <w:tblPr>
+        <w:tblStyle w:val="Table"/>
+        <w:tblW w:type="pct" w:w="5000"/>
+        <w:tblLook w:firstRow="1" w:lastRow="0" w:firstColumn="0" w:lastColumn="0" w:noHBand="0" w:noVBand="0" w:val="0020"/>
+        <w:jc w:val="start"/>
+      </w:tblPr>
+      <w:tblGrid>
+        <w:gridCol w:w="2640"/>
+        <w:gridCol w:w="2640"/>
+        <w:gridCol w:w="2640"/>
+      </w:tblGrid>
+      <w:tr>
+        <w:trPr>
+          <w:tblHeader w:val="true"/>
+        </w:trPr>
+        <w:tc>
+          <w:tcPr/>
+          <w:p>
+            <w:pPr>
+              <w:pStyle w:val="Compact"/>
+              <w:jc w:val="left"/>
+            </w:pPr>
+            <w:r>
+              <w:t xml:space="preserve">OAK on-chip</w:t>
+            </w:r>
+          </w:p>
+        </w:tc>
+        <w:tc>
+          <w:tcPr/>
+          <w:p>
+            <w:pPr>
+              <w:pStyle w:val="Compact"/>
+              <w:jc w:val="left"/>
+            </w:pPr>
+            <w:r>
+              <w:t xml:space="preserve">Manual equivalent</w:t>
+            </w:r>
+          </w:p>
+        </w:tc>
+        <w:tc>
+          <w:tcPr/>
+          <w:p>
+            <w:pPr>
+              <w:pStyle w:val="Compact"/>
+              <w:jc w:val="left"/>
+            </w:pPr>
+            <w:r>
+              <w:t xml:space="preserve">Recommended?</w:t>
+            </w:r>
+          </w:p>
+        </w:tc>
+      </w:tr>
+      <w:tr>
+        <w:tc>
+          <w:tcPr/>
+          <w:p>
+            <w:pPr>
+              <w:pStyle w:val="Compact"/>
+              <w:jc w:val="left"/>
+            </w:pPr>
+            <w:r>
+              <w:t xml:space="preserve">Stereo rectification (factory maps)</w:t>
+            </w:r>
+          </w:p>
+        </w:tc>
+        <w:tc>
+          <w:tcPr/>
+          <w:p>
+            <w:pPr>
+              <w:pStyle w:val="Compact"/>
+              <w:jc w:val="left"/>
+            </w:pPr>
+            <w:r>
+              <w:rPr>
+                <w:rStyle w:val="VerbatimChar"/>
+              </w:rPr>
+              <w:t xml:space="preserve">cv2.stereoRectify</w:t>
+            </w:r>
+            <w:r>
+              <w:t xml:space="preserve"> </w:t>
+            </w:r>
+            <w:r>
+              <w:t xml:space="preserve">from our (or the factory’s) K + R + T → our own rectification maps; render both left/right pairs side-by-side with horizontal epipolar lines drawn (Lecture 6 slide 28)</w:t>
+            </w:r>
+          </w:p>
+        </w:tc>
+        <w:tc>
+          <w:tcPr/>
+          <w:p>
+            <w:pPr>
+              <w:pStyle w:val="Compact"/>
+              <w:jc w:val="left"/>
+            </w:pPr>
+            <w:r>
+              <w:rPr>
+                <w:bCs/>
+                <w:b/>
+              </w:rPr>
+              <w:t xml:space="preserve">Yes</w:t>
+            </w:r>
+            <w:r>
+              <w:t xml:space="preserve"> </w:t>
+            </w:r>
+            <w:r>
+              <w:t xml:space="preserve">— one-shot, big visual proof, ~50 lines</w:t>
+            </w:r>
+          </w:p>
+        </w:tc>
+      </w:tr>
+      <w:tr>
+        <w:tc>
+          <w:tcPr/>
+          <w:p>
+            <w:pPr>
+              <w:pStyle w:val="Compact"/>
+              <w:jc w:val="left"/>
+            </w:pPr>
+            <w:r>
+              <w:t xml:space="preserve">Disparity (SGBM on Myriad X, real-time)</w:t>
+            </w:r>
+          </w:p>
+        </w:tc>
+        <w:tc>
+          <w:tcPr/>
+          <w:p>
+            <w:pPr>
+              <w:pStyle w:val="Compact"/>
+              <w:jc w:val="left"/>
+            </w:pPr>
+            <w:r>
+              <w:rPr>
+                <w:rStyle w:val="VerbatimChar"/>
+              </w:rPr>
+              <w:t xml:space="preserve">cv2.StereoSGBM_create</w:t>
+            </w:r>
+            <w:r>
+              <w:t xml:space="preserve"> </w:t>
+            </w:r>
+            <w:r>
+              <w:t xml:space="preserve">on the host applied to the OAK’s rectified pair; per-pixel difference heatmap</w:t>
+            </w:r>
+          </w:p>
+        </w:tc>
+        <w:tc>
+          <w:tcPr/>
+          <w:p>
+            <w:pPr>
+              <w:pStyle w:val="Compact"/>
+              <w:jc w:val="left"/>
+            </w:pPr>
+            <w:r>
+              <w:rPr>
+                <w:bCs/>
+                <w:b/>
+              </w:rPr>
+              <w:t xml:space="preserve">Yes</w:t>
+            </w:r>
+            <w:r>
+              <w:t xml:space="preserve"> </w:t>
+            </w:r>
+            <w:r>
+              <w:t xml:space="preserve">— a debug pane in the GUI is a great slide</w:t>
+            </w:r>
+          </w:p>
+        </w:tc>
+      </w:tr>
+      <w:tr>
+        <w:tc>
+          <w:tcPr/>
+          <w:p>
+            <w:pPr>
+              <w:pStyle w:val="Compact"/>
+              <w:jc w:val="left"/>
+            </w:pPr>
+            <w:r>
+              <w:t xml:space="preserve">Depth from disparity (</w:t>
+            </w:r>
+            <w:r>
+              <w:rPr>
+                <w:rStyle w:val="VerbatimChar"/>
+              </w:rPr>
+              <w:t xml:space="preserve">Q</w:t>
+            </w:r>
+            <w:r>
+              <w:t xml:space="preserve"> </w:t>
+            </w:r>
+            <w:r>
+              <w:t xml:space="preserve">matrix on-chip)</w:t>
+            </w:r>
+          </w:p>
+        </w:tc>
+        <w:tc>
+          <w:tcPr/>
+          <w:p>
+            <w:pPr>
+              <w:pStyle w:val="Compact"/>
+              <w:jc w:val="left"/>
+            </w:pPr>
+            <w:r>
+              <w:rPr>
+                <w:rStyle w:val="VerbatimChar"/>
+              </w:rPr>
+              <w:t xml:space="preserve">depth = (f · baseline) / disparity</w:t>
+            </w:r>
+            <w:r>
+              <w:t xml:space="preserve"> </w:t>
+            </w:r>
+            <w:r>
+              <w:t xml:space="preserve">per-pixel using our own Q from</w:t>
+            </w:r>
+            <w:r>
+              <w:t xml:space="preserve"> </w:t>
+            </w:r>
+            <w:r>
+              <w:rPr>
+                <w:rStyle w:val="VerbatimChar"/>
+              </w:rPr>
+              <w:t xml:space="preserve">cv2.stereoRectify</w:t>
+            </w:r>
+            <w:r>
+              <w:t xml:space="preserve">; agreement scatter</w:t>
+            </w:r>
+          </w:p>
+        </w:tc>
+        <w:tc>
+          <w:tcPr/>
+          <w:p>
+            <w:pPr>
+              <w:pStyle w:val="Compact"/>
+              <w:jc w:val="left"/>
+            </w:pPr>
+            <w:r>
+              <w:t xml:space="preserve">Optional — implicit in disparity comparison</w:t>
+            </w:r>
+          </w:p>
+        </w:tc>
+      </w:tr>
+      <w:tr>
+        <w:tc>
+          <w:tcPr/>
+          <w:p>
+            <w:pPr>
+              <w:pStyle w:val="Compact"/>
+              <w:jc w:val="left"/>
+            </w:pPr>
+            <w:r>
+              <w:t xml:space="preserve">3-D point at ROI (</w:t>
+            </w:r>
+            <w:r>
+              <w:rPr>
+                <w:rStyle w:val="VerbatimChar"/>
+              </w:rPr>
+              <w:t xml:space="preserve">SpatialLocationCalculator</w:t>
+            </w:r>
+            <w:r>
+              <w:t xml:space="preserve">)</w:t>
+            </w:r>
+          </w:p>
+        </w:tc>
+        <w:tc>
+          <w:tcPr/>
+          <w:p>
+            <w:pPr>
+              <w:pStyle w:val="Compact"/>
+              <w:jc w:val="left"/>
+            </w:pPr>
+            <w:r>
+              <w:t xml:space="preserve">Sample our own depth map at the ball pixel, project via</w:t>
+            </w:r>
+            <w:r>
+              <w:t xml:space="preserve"> </w:t>
+            </w:r>
+            <w:r>
+              <w:rPr>
+                <w:rStyle w:val="VerbatimChar"/>
+              </w:rPr>
+              <w:t xml:space="preserve">K^-1 · pixel · depth</w:t>
+            </w:r>
+            <w:r>
+              <w:t xml:space="preserve">; this is</w:t>
+            </w:r>
+            <w:r>
+              <w:t xml:space="preserve"> </w:t>
+            </w:r>
+            <w:r>
+              <w:rPr>
+                <w:rStyle w:val="VerbatimChar"/>
+              </w:rPr>
+              <w:t xml:space="preserve">/ball_xy_stereo</w:t>
+            </w:r>
+            <w:r>
+              <w:t xml:space="preserve"> </w:t>
+            </w:r>
+            <w:r>
+              <w:t xml:space="preserve">already</w:t>
+            </w:r>
+          </w:p>
+        </w:tc>
+        <w:tc>
+          <w:tcPr/>
+          <w:p>
+            <w:pPr>
+              <w:pStyle w:val="Compact"/>
+              <w:jc w:val="left"/>
+            </w:pPr>
+            <w:r>
+              <w:rPr>
+                <w:bCs/>
+                <w:b/>
+              </w:rPr>
+              <w:t xml:space="preserve">Already in the plan</w:t>
+            </w:r>
+          </w:p>
+        </w:tc>
+      </w:tr>
+      <w:tr>
+        <w:tc>
+          <w:tcPr/>
+          <w:p>
+            <w:pPr>
+              <w:pStyle w:val="Compact"/>
+              <w:jc w:val="left"/>
+            </w:pPr>
+            <w:r>
+              <w:t xml:space="preserve">Camera intrinsics (factory K, dist)</w:t>
+            </w:r>
+          </w:p>
+        </w:tc>
+        <w:tc>
+          <w:tcPr/>
+          <w:p>
+            <w:pPr>
+              <w:pStyle w:val="Compact"/>
+              <w:jc w:val="left"/>
+            </w:pPr>
+            <w:r>
+              <w:t xml:space="preserve">Stage-A chessboard</w:t>
+            </w:r>
+            <w:r>
+              <w:t xml:space="preserve"> </w:t>
+            </w:r>
+            <w:r>
+              <w:rPr>
+                <w:rStyle w:val="VerbatimChar"/>
+              </w:rPr>
+              <w:t xml:space="preserve">cv2.calibrateCamera</w:t>
+            </w:r>
+            <w:r>
+              <w:t xml:space="preserve">; compare K element-wise + reprojection error histograms</w:t>
+            </w:r>
+          </w:p>
+        </w:tc>
+        <w:tc>
+          <w:tcPr/>
+          <w:p>
+            <w:pPr>
+              <w:pStyle w:val="Compact"/>
+              <w:jc w:val="left"/>
+            </w:pPr>
+            <w:r>
+              <w:t xml:space="preserve">Optional (skipped for v6 default); only do if Stage A captures happen for some other reason</w:t>
+            </w:r>
+          </w:p>
+        </w:tc>
+      </w:tr>
+      <w:tr>
+        <w:tc>
+          <w:tcPr/>
+          <w:p>
+            <w:pPr>
+              <w:pStyle w:val="Compact"/>
+              <w:jc w:val="left"/>
+            </w:pPr>
+            <w:r>
+              <w:t xml:space="preserve">Stereo extrinsics (factory R, t)</w:t>
+            </w:r>
+          </w:p>
+        </w:tc>
+        <w:tc>
+          <w:tcPr/>
+          <w:p>
+            <w:pPr>
+              <w:pStyle w:val="Compact"/>
+              <w:jc w:val="left"/>
+            </w:pPr>
+            <w:r>
+              <w:rPr>
+                <w:rStyle w:val="VerbatimChar"/>
+              </w:rPr>
+              <w:t xml:space="preserve">cv2.stereoCalibrate</w:t>
+            </w:r>
+            <w:r>
+              <w:t xml:space="preserve"> </w:t>
+            </w:r>
+            <w:r>
+              <w:t xml:space="preserve">after our own intrinsics; compare baseline length and rotation Euler angles</w:t>
+            </w:r>
+          </w:p>
+        </w:tc>
+        <w:tc>
+          <w:tcPr/>
+          <w:p>
+            <w:pPr>
+              <w:pStyle w:val="Compact"/>
+              <w:jc w:val="left"/>
+            </w:pPr>
+            <w:r>
+              <w:t xml:space="preserve">Optional; tied to Stage B</w:t>
+            </w:r>
+          </w:p>
+        </w:tc>
+      </w:tr>
+    </w:tbl>
+    <w:p>
+      <w:pPr>
+        <w:pStyle w:val="BodyText"/>
+      </w:pPr>
+      <w:r>
+        <w:rPr>
+          <w:bCs/>
+          <w:b/>
+        </w:rPr>
+        <w:t xml:space="preserve">Fallback story (extreme failure scenarios).</w:t>
+      </w:r>
+      <w:r>
+        <w:t xml:space="preserve"> </w:t>
+      </w:r>
+      <w:r>
+        <w:t xml:space="preserve">If the OAK’s</w:t>
+      </w:r>
+      <w:r>
+        <w:t xml:space="preserve"> </w:t>
+      </w:r>
+      <w:r>
+        <w:rPr>
+          <w:iCs/>
+          <w:i/>
+        </w:rPr>
+        <w:t xml:space="preserve">depth</w:t>
+      </w:r>
+      <w:r>
+        <w:t xml:space="preserve"> </w:t>
+      </w:r>
+      <w:r>
+        <w:t xml:space="preserve">fails for some reason but raw frames keep flowing (e.g. stereo</w:t>
+      </w:r>
+      <w:r>
+        <w:t xml:space="preserve"> </w:t>
+      </w:r>
+      <w:r>
+        <w:t xml:space="preserve">mismatch in heavy IR contamination), the classical mono ray-plane</w:t>
+      </w:r>
+      <w:r>
+        <w:t xml:space="preserve"> </w:t>
+      </w:r>
+      <w:r>
+        <w:t xml:space="preserve">estimator (</w:t>
+      </w:r>
+      <w:r>
+        <w:rPr>
+          <w:rStyle w:val="VerbatimChar"/>
+        </w:rPr>
+        <w:t xml:space="preserve">/ball_xy_mono</w:t>
+      </w:r>
+      <w:r>
+        <w:t xml:space="preserve">) can take over control authority — same</w:t>
+      </w:r>
+      <w:r>
+        <w:t xml:space="preserve"> </w:t>
+      </w:r>
+      <w:r>
+        <w:t xml:space="preserve">node already runs, just toggle which topic feeds</w:t>
+      </w:r>
+      <w:r>
+        <w:t xml:space="preserve"> </w:t>
+      </w:r>
+      <w:r>
+        <w:rPr>
+          <w:rStyle w:val="VerbatimChar"/>
+        </w:rPr>
+        <w:t xml:space="preserve">ball_kf_node</w:t>
+      </w:r>
+      <w:r>
+        <w:t xml:space="preserve">.</w:t>
+      </w:r>
+      <w:r>
+        <w:t xml:space="preserve"> </w:t>
+      </w:r>
+      <w:r>
+        <w:t xml:space="preserve">The ArUco-ring pose recovery is independent of any depth path, so</w:t>
+      </w:r>
+      <w:r>
+        <w:t xml:space="preserve"> </w:t>
+      </w:r>
+      <w:r>
+        <w:t xml:space="preserve">that survives. If the OAK</w:t>
+      </w:r>
+      <w:r>
+        <w:t xml:space="preserve"> </w:t>
+      </w:r>
+      <w:r>
+        <w:rPr>
+          <w:iCs/>
+          <w:i/>
+        </w:rPr>
+        <w:t xml:space="preserve">device</w:t>
+      </w:r>
+      <w:r>
+        <w:t xml:space="preserve"> </w:t>
+      </w:r>
+      <w:r>
+        <w:t xml:space="preserve">dies (USB drop, firmware lock-up),</w:t>
+      </w:r>
+      <w:r>
+        <w:t xml:space="preserve"> </w:t>
+      </w:r>
+      <w:r>
+        <w:t xml:space="preserve">nothing recovers — the watchdog drops to LEVEL_HOLD; the operator</w:t>
+      </w:r>
+      <w:r>
+        <w:t xml:space="preserve"> </w:t>
+      </w:r>
+      <w:r>
+        <w:t xml:space="preserve">power-cycles the OAK.</w:t>
+      </w:r>
+    </w:p>
     <w:p>
       <w:r>
         <w:pict>
@@ -4009,7 +4737,8 @@
       </w:r>
     </w:p>
     <w:bookmarkEnd w:id="34"/>
-    <w:bookmarkStart w:id="37" w:name="ball-detection-and-tracking"/>
+    <w:bookmarkEnd w:id="35"/>
+    <w:bookmarkStart w:id="38" w:name="ball-detection-and-tracking"/>
     <w:p>
       <w:pPr>
         <w:pStyle w:val="Heading2"/>
@@ -4018,7 +4747,7 @@
         <w:t xml:space="preserve">8. Ball detection and tracking</w:t>
       </w:r>
     </w:p>
-    <w:bookmarkStart w:id="35" w:name="X37f14cceb236c3cc64ba63d3b9a4633f3ee7ce0"/>
+    <w:bookmarkStart w:id="36" w:name="X37f14cceb236c3cc64ba63d3b9a4633f3ee7ce0"/>
     <w:p>
       <w:pPr>
         <w:pStyle w:val="Heading3"/>
@@ -4426,8 +5155,8 @@
         <w:t xml:space="preserve">feed (compressed, 15 fps).</w:t>
       </w:r>
     </w:p>
-    <w:bookmarkEnd w:id="35"/>
-    <w:bookmarkStart w:id="36" w:name="tracking-kalman-filter-on-the-pi"/>
+    <w:bookmarkEnd w:id="36"/>
+    <w:bookmarkStart w:id="37" w:name="tracking-kalman-filter-on-the-pi"/>
     <w:p>
       <w:pPr>
         <w:pStyle w:val="Heading3"/>
@@ -4679,9 +5408,9 @@
         </w:pict>
       </w:r>
     </w:p>
-    <w:bookmarkEnd w:id="36"/>
     <w:bookmarkEnd w:id="37"/>
-    <w:bookmarkStart w:id="43" w:name="X91806a9ce6051991f55103258dd85f9b9de5be2"/>
+    <w:bookmarkEnd w:id="38"/>
+    <w:bookmarkStart w:id="44" w:name="X91806a9ce6051991f55103258dd85f9b9de5be2"/>
     <w:p>
       <w:pPr>
         <w:pStyle w:val="Heading2"/>
@@ -4800,7 +5529,7 @@
         <w:t xml:space="preserve">speed.</w:t>
       </w:r>
     </w:p>
-    <w:bookmarkStart w:id="38" w:name="plant-equation-rolling-ball"/>
+    <w:bookmarkStart w:id="39" w:name="plant-equation-rolling-ball"/>
     <w:p>
       <w:pPr>
         <w:pStyle w:val="Heading3"/>
@@ -4989,8 +5718,8 @@
         <w:t xml:space="preserve">Foam accelerates ~19 % faster than ping-pong at the same tilt.</w:t>
       </w:r>
     </w:p>
-    <w:bookmarkEnd w:id="38"/>
-    <w:bookmarkStart w:id="39" w:name="foam-vs-ping-pong-control-trade-off"/>
+    <w:bookmarkEnd w:id="39"/>
+    <w:bookmarkStart w:id="40" w:name="foam-vs-ping-pong-control-trade-off"/>
     <w:p>
       <w:pPr>
         <w:pStyle w:val="Heading3"/>
@@ -5241,8 +5970,8 @@
         <w:t xml:space="preserve">and the feedforward coefficient updates automatically.</w:t>
       </w:r>
     </w:p>
-    <w:bookmarkEnd w:id="39"/>
-    <w:bookmarkStart w:id="40" w:name="control-law-per-axis-x-and-y-identical"/>
+    <w:bookmarkEnd w:id="40"/>
+    <w:bookmarkStart w:id="41" w:name="control-law-per-axis-x-and-y-identical"/>
     <w:p>
       <w:pPr>
         <w:pStyle w:val="Heading3"/>
@@ -5309,8 +6038,8 @@
         <w:t xml:space="preserve">tracking error at high orbital speeds (Demo 1 is the test case).</w:t>
       </w:r>
     </w:p>
-    <w:bookmarkEnd w:id="40"/>
-    <w:bookmarkStart w:id="41" w:name="output-handling"/>
+    <w:bookmarkEnd w:id="41"/>
+    <w:bookmarkStart w:id="42" w:name="output-handling"/>
     <w:p>
       <w:pPr>
         <w:pStyle w:val="Heading3"/>
@@ -5400,8 +6129,8 @@
         <w:t xml:space="preserve">estimation noise more cleanly anyway.</w:t>
       </w:r>
     </w:p>
-    <w:bookmarkEnd w:id="41"/>
-    <w:bookmarkStart w:id="42" w:name="z-height-handling"/>
+    <w:bookmarkEnd w:id="42"/>
+    <w:bookmarkStart w:id="43" w:name="z-height-handling"/>
     <w:p>
       <w:pPr>
         <w:pStyle w:val="Heading3"/>
@@ -5471,9 +6200,9 @@
         </w:pict>
       </w:r>
     </w:p>
-    <w:bookmarkEnd w:id="42"/>
     <w:bookmarkEnd w:id="43"/>
-    <w:bookmarkStart w:id="44" w:name="safety-dead-zone-10-mm-rule"/>
+    <w:bookmarkEnd w:id="44"/>
+    <w:bookmarkStart w:id="45" w:name="safety-dead-zone-10-mm-rule"/>
     <w:p>
       <w:pPr>
         <w:pStyle w:val="Heading2"/>
@@ -6133,8 +6862,8 @@
         </w:pict>
       </w:r>
     </w:p>
-    <w:bookmarkEnd w:id="44"/>
-    <w:bookmarkStart w:id="56" w:name="gui-design"/>
+    <w:bookmarkEnd w:id="45"/>
+    <w:bookmarkStart w:id="57" w:name="gui-design"/>
     <w:p>
       <w:pPr>
         <w:pStyle w:val="Heading2"/>
@@ -6200,7 +6929,7 @@
         <w:t xml:space="preserve">to keep all live information visible at once.</w:t>
       </w:r>
     </w:p>
-    <w:bookmarkStart w:id="45" w:name="three-column-layout"/>
+    <w:bookmarkStart w:id="46" w:name="three-column-layout"/>
     <w:p>
       <w:pPr>
         <w:pStyle w:val="Heading3"/>
@@ -6378,8 +7107,8 @@
         <w:t xml:space="preserve">1280 px the columns stack vertically (mobile-friendly fallback).</w:t>
       </w:r>
     </w:p>
-    <w:bookmarkEnd w:id="45"/>
-    <w:bookmarkStart w:id="46" w:name="Xc7e091590fb16b216f708389b85879cb1c64a15"/>
+    <w:bookmarkEnd w:id="46"/>
+    <w:bookmarkStart w:id="47" w:name="Xc7e091590fb16b216f708389b85879cb1c64a15"/>
     <w:p>
       <w:pPr>
         <w:pStyle w:val="Heading3"/>
@@ -6620,98 +7349,36 @@
         <w:t xml:space="preserve"> </w:t>
       </w:r>
       <w:r>
-        <w:t xml:space="preserve">mono-vs-stereo discrepancies. Color-coded green/yellow/red.</w:t>
-      </w:r>
-    </w:p>
-    <w:p>
-      <w:pPr>
-        <w:pStyle w:val="FirstParagraph"/>
+        <w:t xml:space="preserve">mono-vs-stereo discrepancies. Color-coded:</w:t>
+      </w:r>
+    </w:p>
+    <w:p>
+      <w:pPr>
+        <w:numPr>
+          <w:ilvl w:val="2"/>
+          <w:numId w:val="1021"/>
+        </w:numPr>
+        <w:pStyle w:val="Compact"/>
       </w:pPr>
       <w:r>
         <w:rPr>
           <w:bCs/>
           <w:b/>
         </w:rPr>
-        <w:t xml:space="preserve">Calibration controls</w:t>
-      </w:r>
-      <w:r>
-        <w:t xml:space="preserve"> </w:t>
-      </w:r>
-      <w:r>
-        <w:t xml:space="preserve">(collapsible sub-panel, hidden during demos):</w:t>
-      </w:r>
-    </w:p>
-    <w:p>
-      <w:pPr>
-        <w:numPr>
-          <w:ilvl w:val="0"/>
+        <w:t xml:space="preserve">green</w:t>
+      </w:r>
+      <w:r>
+        <w:t xml:space="preserve"> </w:t>
+      </w:r>
+      <w:r>
+        <w:t xml:space="preserve">when |error| &lt; 5 mm</w:t>
+      </w:r>
+    </w:p>
+    <w:p>
+      <w:pPr>
+        <w:numPr>
+          <w:ilvl w:val="2"/>
           <w:numId w:val="1021"/>
-        </w:numPr>
-        <w:pStyle w:val="Compact"/>
-      </w:pPr>
-      <w:r>
-        <w:t xml:space="preserve">Live OAK left-eye feed with detected chessboard / ArUco board</w:t>
-      </w:r>
-      <w:r>
-        <w:t xml:space="preserve"> </w:t>
-      </w:r>
-      <w:r>
-        <w:t xml:space="preserve">corners drawn in real time (so the user can see whether the</w:t>
-      </w:r>
-      <w:r>
-        <w:t xml:space="preserve"> </w:t>
-      </w:r>
-      <w:r>
-        <w:t xml:space="preserve">current pose is being accepted).</w:t>
-      </w:r>
-    </w:p>
-    <w:p>
-      <w:pPr>
-        <w:numPr>
-          <w:ilvl w:val="0"/>
-          <w:numId w:val="1021"/>
-        </w:numPr>
-        <w:pStyle w:val="Compact"/>
-      </w:pPr>
-      <w:r>
-        <w:t xml:space="preserve">Frame counter</w:t>
-      </w:r>
-      <w:r>
-        <w:t xml:space="preserve"> </w:t>
-      </w:r>
-      <w:r>
-        <w:t xml:space="preserve">“</w:t>
-      </w:r>
-      <w:r>
-        <w:t xml:space="preserve">N/30 captured</w:t>
-      </w:r>
-      <w:r>
-        <w:t xml:space="preserve">”</w:t>
-      </w:r>
-      <w:r>
-        <w:t xml:space="preserve"> </w:t>
-      </w:r>
-      <w:r>
-        <w:t xml:space="preserve">for Stage A.</w:t>
-      </w:r>
-    </w:p>
-    <w:p>
-      <w:pPr>
-        <w:numPr>
-          <w:ilvl w:val="0"/>
-          <w:numId w:val="1021"/>
-        </w:numPr>
-        <w:pStyle w:val="Compact"/>
-      </w:pPr>
-      <w:r>
-        <w:t xml:space="preserve">Three buttons:</w:t>
-      </w:r>
-    </w:p>
-    <w:p>
-      <w:pPr>
-        <w:numPr>
-          <w:ilvl w:val="1"/>
-          <w:numId w:val="1022"/>
         </w:numPr>
         <w:pStyle w:val="Compact"/>
       </w:pPr>
@@ -6720,95 +7387,20 @@
           <w:bCs/>
           <w:b/>
         </w:rPr>
-        <w:t xml:space="preserve">Capture frame</w:t>
-      </w:r>
-      <w:r>
-        <w:t xml:space="preserve"> </w:t>
-      </w:r>
-      <w:r>
-        <w:t xml:space="preserve">— calls</w:t>
-      </w:r>
-      <w:r>
-        <w:t xml:space="preserve"> </w:t>
-      </w:r>
-      <w:r>
-        <w:rPr>
-          <w:rStyle w:val="VerbatimChar"/>
-        </w:rPr>
-        <w:t xml:space="preserve">/calibrate/capture_frame</w:t>
-      </w:r>
-      <w:r>
-        <w:t xml:space="preserve">. Result</w:t>
-      </w:r>
-      <w:r>
-        <w:t xml:space="preserve"> </w:t>
-      </w:r>
-      <w:r>
-        <w:t xml:space="preserve">toast:</w:t>
-      </w:r>
-      <w:r>
-        <w:t xml:space="preserve"> </w:t>
-      </w:r>
-      <w:r>
-        <w:t xml:space="preserve">“</w:t>
-      </w:r>
-      <w:r>
-        <w:t xml:space="preserve">frame N/30 captured</w:t>
-      </w:r>
-      <w:r>
-        <w:t xml:space="preserve">”</w:t>
-      </w:r>
-      <w:r>
-        <w:t xml:space="preserve"> </w:t>
-      </w:r>
-      <w:r>
-        <w:t xml:space="preserve">or</w:t>
-      </w:r>
-      <w:r>
-        <w:t xml:space="preserve"> </w:t>
-      </w:r>
-      <w:r>
-        <w:t xml:space="preserve">“</w:t>
-      </w:r>
-      <w:r>
-        <w:t xml:space="preserve">chessboard not detected, try</w:t>
-      </w:r>
-      <w:r>
-        <w:t xml:space="preserve"> </w:t>
-      </w:r>
-      <w:r>
-        <w:t xml:space="preserve">again</w:t>
-      </w:r>
-      <w:r>
-        <w:t xml:space="preserve">”</w:t>
-      </w:r>
-      <w:r>
-        <w:t xml:space="preserve"> </w:t>
-      </w:r>
-      <w:r>
-        <w:t xml:space="preserve">or</w:t>
-      </w:r>
-      <w:r>
-        <w:t xml:space="preserve"> </w:t>
-      </w:r>
-      <w:r>
-        <w:t xml:space="preserve">“</w:t>
-      </w:r>
-      <w:r>
-        <w:t xml:space="preserve">pose too similar to a captured one — vary angle</w:t>
-      </w:r>
-      <w:r>
-        <w:t xml:space="preserve">”</w:t>
-      </w:r>
-      <w:r>
-        <w:t xml:space="preserve">.</w:t>
-      </w:r>
-    </w:p>
-    <w:p>
-      <w:pPr>
-        <w:numPr>
-          <w:ilvl w:val="1"/>
-          <w:numId w:val="1022"/>
+        <w:t xml:space="preserve">yellow</w:t>
+      </w:r>
+      <w:r>
+        <w:t xml:space="preserve"> </w:t>
+      </w:r>
+      <w:r>
+        <w:t xml:space="preserve">when 5 mm ≤ |error| &lt; 15 mm</w:t>
+      </w:r>
+    </w:p>
+    <w:p>
+      <w:pPr>
+        <w:numPr>
+          <w:ilvl w:val="2"/>
+          <w:numId w:val="1021"/>
         </w:numPr>
         <w:pStyle w:val="Compact"/>
       </w:pPr>
@@ -6817,71 +7409,67 @@
           <w:bCs/>
           <w:b/>
         </w:rPr>
-        <w:t xml:space="preserve">Solve</w:t>
-      </w:r>
-      <w:r>
-        <w:t xml:space="preserve"> </w:t>
-      </w:r>
-      <w:r>
-        <w:t xml:space="preserve">— calls</w:t>
-      </w:r>
-      <w:r>
-        <w:t xml:space="preserve"> </w:t>
-      </w:r>
-      <w:r>
-        <w:rPr>
-          <w:rStyle w:val="VerbatimChar"/>
-        </w:rPr>
-        <w:t xml:space="preserve">/calibrate/solve</w:t>
-      </w:r>
-      <w:r>
-        <w:t xml:space="preserve">. Disabled until ≥ 30 frames.</w:t>
-      </w:r>
-      <w:r>
-        <w:t xml:space="preserve"> </w:t>
-      </w:r>
-      <w:r>
-        <w:t xml:space="preserve">Returns reprojection error per eye + epipolar error; refuses</w:t>
-      </w:r>
-      <w:r>
-        <w:t xml:space="preserve"> </w:t>
-      </w:r>
-      <w:r>
-        <w:t xml:space="preserve">to write the YAML if acceptance gates fail.</w:t>
-      </w:r>
-    </w:p>
-    <w:p>
-      <w:pPr>
-        <w:numPr>
-          <w:ilvl w:val="1"/>
-          <w:numId w:val="1022"/>
-        </w:numPr>
-        <w:pStyle w:val="Compact"/>
+        <w:t xml:space="preserve">red</w:t>
+      </w:r>
+      <w:r>
+        <w:t xml:space="preserve"> </w:t>
+      </w:r>
+      <w:r>
+        <w:t xml:space="preserve">when |error| ≥ 15 mm</w:t>
+      </w:r>
+    </w:p>
+    <w:p>
+      <w:pPr>
+        <w:pStyle w:val="FirstParagraph"/>
       </w:pPr>
       <w:r>
         <w:rPr>
           <w:bCs/>
           <w:b/>
         </w:rPr>
-        <w:t xml:space="preserve">Reset</w:t>
-      </w:r>
-      <w:r>
-        <w:t xml:space="preserve"> </w:t>
-      </w:r>
-      <w:r>
-        <w:t xml:space="preserve">— clears the buffer.</w:t>
-      </w:r>
-    </w:p>
-    <w:p>
-      <w:pPr>
-        <w:numPr>
-          <w:ilvl w:val="0"/>
-          <w:numId w:val="1021"/>
-        </w:numPr>
-        <w:pStyle w:val="Compact"/>
-      </w:pPr>
-      <w:r>
-        <w:t xml:space="preserve">Stage selector:</w:t>
+        <w:t xml:space="preserve">Calibration controls</w:t>
+      </w:r>
+      <w:r>
+        <w:t xml:space="preserve"> </w:t>
+      </w:r>
+      <w:r>
+        <w:t xml:space="preserve">(collapsible sub-panel, hidden during demos):</w:t>
+      </w:r>
+    </w:p>
+    <w:p>
+      <w:pPr>
+        <w:numPr>
+          <w:ilvl w:val="0"/>
+          <w:numId w:val="1022"/>
+        </w:numPr>
+        <w:pStyle w:val="Compact"/>
+      </w:pPr>
+      <w:r>
+        <w:t xml:space="preserve">Live OAK left-eye feed with detected chessboard / ArUco board</w:t>
+      </w:r>
+      <w:r>
+        <w:t xml:space="preserve"> </w:t>
+      </w:r>
+      <w:r>
+        <w:t xml:space="preserve">corners drawn in real time (so the user can see whether the</w:t>
+      </w:r>
+      <w:r>
+        <w:t xml:space="preserve"> </w:t>
+      </w:r>
+      <w:r>
+        <w:t xml:space="preserve">current pose is being accepted).</w:t>
+      </w:r>
+    </w:p>
+    <w:p>
+      <w:pPr>
+        <w:numPr>
+          <w:ilvl w:val="0"/>
+          <w:numId w:val="1022"/>
+        </w:numPr>
+        <w:pStyle w:val="Compact"/>
+      </w:pPr>
+      <w:r>
+        <w:t xml:space="preserve">Frame counter</w:t>
       </w:r>
       <w:r>
         <w:t xml:space="preserve"> </w:t>
@@ -6890,7 +7478,7 @@
         <w:t xml:space="preserve">“</w:t>
       </w:r>
       <w:r>
-        <w:t xml:space="preserve">Stage A (intrinsics)</w:t>
+        <w:t xml:space="preserve">N/30 captured</w:t>
       </w:r>
       <w:r>
         <w:t xml:space="preserve">”</w:t>
@@ -6899,157 +7487,122 @@
         <w:t xml:space="preserve"> </w:t>
       </w:r>
       <w:r>
-        <w:t xml:space="preserve">/</w:t>
-      </w:r>
-      <w:r>
-        <w:t xml:space="preserve"> </w:t>
-      </w:r>
-      <w:r>
-        <w:t xml:space="preserve">“</w:t>
-      </w:r>
-      <w:r>
-        <w:t xml:space="preserve">Stage B (stereo)</w:t>
-      </w:r>
-      <w:r>
-        <w:t xml:space="preserve">”</w:t>
-      </w:r>
-      <w:r>
-        <w:t xml:space="preserve"> </w:t>
-      </w:r>
-      <w:r>
-        <w:t xml:space="preserve">/</w:t>
-      </w:r>
-      <w:r>
-        <w:t xml:space="preserve"> </w:t>
-      </w:r>
-      <w:r>
-        <w:t xml:space="preserve">“</w:t>
-      </w:r>
-      <w:r>
-        <w:t xml:space="preserve">Stage C (camera-to-world)</w:t>
-      </w:r>
-      <w:r>
-        <w:t xml:space="preserve">”</w:t>
-      </w:r>
-      <w:r>
-        <w:t xml:space="preserve">. Stage C is the one re-run after</w:t>
-      </w:r>
-      <w:r>
-        <w:t xml:space="preserve"> </w:t>
-      </w:r>
-      <w:r>
-        <w:t xml:space="preserve">every camera move; the others run rarely.</w:t>
-      </w:r>
-    </w:p>
-    <w:p>
-      <w:pPr>
-        <w:pStyle w:val="FirstParagraph"/>
+        <w:t xml:space="preserve">for Stage A.</w:t>
+      </w:r>
+    </w:p>
+    <w:p>
+      <w:pPr>
+        <w:numPr>
+          <w:ilvl w:val="0"/>
+          <w:numId w:val="1022"/>
+        </w:numPr>
+        <w:pStyle w:val="Compact"/>
+      </w:pPr>
+      <w:r>
+        <w:t xml:space="preserve">Three buttons:</w:t>
+      </w:r>
+    </w:p>
+    <w:p>
+      <w:pPr>
+        <w:numPr>
+          <w:ilvl w:val="1"/>
+          <w:numId w:val="1023"/>
+        </w:numPr>
+        <w:pStyle w:val="Compact"/>
       </w:pPr>
       <w:r>
         <w:rPr>
           <w:bCs/>
           <w:b/>
         </w:rPr>
-        <w:t xml:space="preserve">Encoder &amp; current debug</w:t>
-      </w:r>
-      <w:r>
-        <w:t xml:space="preserve"> </w:t>
-      </w:r>
-      <w:r>
-        <w:t xml:space="preserve">(bottom of left column): the existing</w:t>
-      </w:r>
-      <w:r>
-        <w:t xml:space="preserve"> </w:t>
-      </w:r>
-      <w:r>
-        <w:t xml:space="preserve">plots and read-outs, unchanged.</w:t>
-      </w:r>
-    </w:p>
-    <w:bookmarkEnd w:id="46"/>
-    <w:bookmarkStart w:id="52" w:name="middle-column-demo-panels"/>
-    <w:p>
-      <w:pPr>
-        <w:pStyle w:val="Heading3"/>
-      </w:pPr>
-      <w:r>
-        <w:t xml:space="preserve">11.2 Middle column — Demo panels</w:t>
-      </w:r>
-    </w:p>
-    <w:p>
-      <w:pPr>
-        <w:pStyle w:val="FirstParagraph"/>
-      </w:pPr>
-      <w:r>
-        <w:t xml:space="preserve">Each demo panel contains its own SVG disk view (so the operator never</w:t>
-      </w:r>
-      <w:r>
-        <w:t xml:space="preserve"> </w:t>
-      </w:r>
-      <w:r>
-        <w:t xml:space="preserve">has to scroll between controls and the visualization), plus mode-</w:t>
-      </w:r>
-      <w:r>
-        <w:t xml:space="preserve"> </w:t>
-      </w:r>
-      <w:r>
-        <w:t xml:space="preserve">specific controls. Only one demo can be active at a time; activating</w:t>
-      </w:r>
-      <w:r>
-        <w:t xml:space="preserve"> </w:t>
-      </w:r>
-      <w:r>
-        <w:t xml:space="preserve">one disables the others’ Start buttons.</w:t>
-      </w:r>
-    </w:p>
-    <w:bookmarkStart w:id="47" w:name="demo-1-panel-orbit"/>
-    <w:p>
-      <w:pPr>
-        <w:pStyle w:val="Heading4"/>
-      </w:pPr>
-      <w:r>
-        <w:t xml:space="preserve">11.2.1 Demo 1 panel — Orbit</w:t>
-      </w:r>
-    </w:p>
-    <w:p>
-      <w:pPr>
-        <w:numPr>
-          <w:ilvl w:val="0"/>
-          <w:numId w:val="1023"/>
-        </w:numPr>
-        <w:pStyle w:val="Compact"/>
-      </w:pPr>
-      <w:r>
-        <w:t xml:space="preserve">Orbit radius slider (35 mm to platform_radius − ball_radius − 5).</w:t>
-      </w:r>
-    </w:p>
-    <w:p>
-      <w:pPr>
-        <w:numPr>
-          <w:ilvl w:val="0"/>
-          <w:numId w:val="1023"/>
-        </w:numPr>
-        <w:pStyle w:val="Compact"/>
-      </w:pPr>
-      <w:r>
-        <w:t xml:space="preserve">Orbit period slider (1 to 10 s).</w:t>
-      </w:r>
-    </w:p>
-    <w:p>
-      <w:pPr>
-        <w:numPr>
-          <w:ilvl w:val="0"/>
-          <w:numId w:val="1023"/>
-        </w:numPr>
-        <w:pStyle w:val="Compact"/>
-      </w:pPr>
-      <w:r>
-        <w:t xml:space="preserve">Direction toggle (CW / CCW).</w:t>
-      </w:r>
-    </w:p>
-    <w:p>
-      <w:pPr>
-        <w:numPr>
-          <w:ilvl w:val="0"/>
+        <w:t xml:space="preserve">Capture frame</w:t>
+      </w:r>
+      <w:r>
+        <w:t xml:space="preserve"> </w:t>
+      </w:r>
+      <w:r>
+        <w:t xml:space="preserve">— calls</w:t>
+      </w:r>
+      <w:r>
+        <w:t xml:space="preserve"> </w:t>
+      </w:r>
+      <w:r>
+        <w:rPr>
+          <w:rStyle w:val="VerbatimChar"/>
+        </w:rPr>
+        <w:t xml:space="preserve">/calibrate/capture_frame</w:t>
+      </w:r>
+      <w:r>
+        <w:t xml:space="preserve">. Result</w:t>
+      </w:r>
+      <w:r>
+        <w:t xml:space="preserve"> </w:t>
+      </w:r>
+      <w:r>
+        <w:t xml:space="preserve">toast:</w:t>
+      </w:r>
+      <w:r>
+        <w:t xml:space="preserve"> </w:t>
+      </w:r>
+      <w:r>
+        <w:t xml:space="preserve">“</w:t>
+      </w:r>
+      <w:r>
+        <w:t xml:space="preserve">frame N/30 captured</w:t>
+      </w:r>
+      <w:r>
+        <w:t xml:space="preserve">”</w:t>
+      </w:r>
+      <w:r>
+        <w:t xml:space="preserve"> </w:t>
+      </w:r>
+      <w:r>
+        <w:t xml:space="preserve">or</w:t>
+      </w:r>
+      <w:r>
+        <w:t xml:space="preserve"> </w:t>
+      </w:r>
+      <w:r>
+        <w:t xml:space="preserve">“</w:t>
+      </w:r>
+      <w:r>
+        <w:t xml:space="preserve">chessboard not detected, try</w:t>
+      </w:r>
+      <w:r>
+        <w:t xml:space="preserve"> </w:t>
+      </w:r>
+      <w:r>
+        <w:t xml:space="preserve">again</w:t>
+      </w:r>
+      <w:r>
+        <w:t xml:space="preserve">”</w:t>
+      </w:r>
+      <w:r>
+        <w:t xml:space="preserve"> </w:t>
+      </w:r>
+      <w:r>
+        <w:t xml:space="preserve">or</w:t>
+      </w:r>
+      <w:r>
+        <w:t xml:space="preserve"> </w:t>
+      </w:r>
+      <w:r>
+        <w:t xml:space="preserve">“</w:t>
+      </w:r>
+      <w:r>
+        <w:t xml:space="preserve">pose too similar to a captured one — vary angle</w:t>
+      </w:r>
+      <w:r>
+        <w:t xml:space="preserve">”</w:t>
+      </w:r>
+      <w:r>
+        <w:t xml:space="preserve">.</w:t>
+      </w:r>
+    </w:p>
+    <w:p>
+      <w:pPr>
+        <w:numPr>
+          <w:ilvl w:val="1"/>
           <w:numId w:val="1023"/>
         </w:numPr>
         <w:pStyle w:val="Compact"/>
@@ -7059,6 +7612,248 @@
           <w:bCs/>
           <w:b/>
         </w:rPr>
+        <w:t xml:space="preserve">Solve</w:t>
+      </w:r>
+      <w:r>
+        <w:t xml:space="preserve"> </w:t>
+      </w:r>
+      <w:r>
+        <w:t xml:space="preserve">— calls</w:t>
+      </w:r>
+      <w:r>
+        <w:t xml:space="preserve"> </w:t>
+      </w:r>
+      <w:r>
+        <w:rPr>
+          <w:rStyle w:val="VerbatimChar"/>
+        </w:rPr>
+        <w:t xml:space="preserve">/calibrate/solve</w:t>
+      </w:r>
+      <w:r>
+        <w:t xml:space="preserve">. Disabled until ≥ 30 frames.</w:t>
+      </w:r>
+      <w:r>
+        <w:t xml:space="preserve"> </w:t>
+      </w:r>
+      <w:r>
+        <w:t xml:space="preserve">Returns reprojection error per eye + epipolar error; refuses</w:t>
+      </w:r>
+      <w:r>
+        <w:t xml:space="preserve"> </w:t>
+      </w:r>
+      <w:r>
+        <w:t xml:space="preserve">to write the YAML if acceptance gates fail.</w:t>
+      </w:r>
+    </w:p>
+    <w:p>
+      <w:pPr>
+        <w:numPr>
+          <w:ilvl w:val="1"/>
+          <w:numId w:val="1023"/>
+        </w:numPr>
+        <w:pStyle w:val="Compact"/>
+      </w:pPr>
+      <w:r>
+        <w:rPr>
+          <w:bCs/>
+          <w:b/>
+        </w:rPr>
+        <w:t xml:space="preserve">Reset</w:t>
+      </w:r>
+      <w:r>
+        <w:t xml:space="preserve"> </w:t>
+      </w:r>
+      <w:r>
+        <w:t xml:space="preserve">— clears the buffer.</w:t>
+      </w:r>
+    </w:p>
+    <w:p>
+      <w:pPr>
+        <w:numPr>
+          <w:ilvl w:val="0"/>
+          <w:numId w:val="1022"/>
+        </w:numPr>
+        <w:pStyle w:val="Compact"/>
+      </w:pPr>
+      <w:r>
+        <w:t xml:space="preserve">Stage selector:</w:t>
+      </w:r>
+      <w:r>
+        <w:t xml:space="preserve"> </w:t>
+      </w:r>
+      <w:r>
+        <w:t xml:space="preserve">“</w:t>
+      </w:r>
+      <w:r>
+        <w:t xml:space="preserve">Stage A (intrinsics)</w:t>
+      </w:r>
+      <w:r>
+        <w:t xml:space="preserve">”</w:t>
+      </w:r>
+      <w:r>
+        <w:t xml:space="preserve"> </w:t>
+      </w:r>
+      <w:r>
+        <w:t xml:space="preserve">/</w:t>
+      </w:r>
+      <w:r>
+        <w:t xml:space="preserve"> </w:t>
+      </w:r>
+      <w:r>
+        <w:t xml:space="preserve">“</w:t>
+      </w:r>
+      <w:r>
+        <w:t xml:space="preserve">Stage B (stereo)</w:t>
+      </w:r>
+      <w:r>
+        <w:t xml:space="preserve">”</w:t>
+      </w:r>
+      <w:r>
+        <w:t xml:space="preserve"> </w:t>
+      </w:r>
+      <w:r>
+        <w:t xml:space="preserve">/</w:t>
+      </w:r>
+      <w:r>
+        <w:t xml:space="preserve"> </w:t>
+      </w:r>
+      <w:r>
+        <w:t xml:space="preserve">“</w:t>
+      </w:r>
+      <w:r>
+        <w:t xml:space="preserve">Stage C (camera-to-world)</w:t>
+      </w:r>
+      <w:r>
+        <w:t xml:space="preserve">”</w:t>
+      </w:r>
+      <w:r>
+        <w:t xml:space="preserve">. Stage C is the one re-run after</w:t>
+      </w:r>
+      <w:r>
+        <w:t xml:space="preserve"> </w:t>
+      </w:r>
+      <w:r>
+        <w:t xml:space="preserve">every camera move; the others run rarely.</w:t>
+      </w:r>
+    </w:p>
+    <w:p>
+      <w:pPr>
+        <w:pStyle w:val="FirstParagraph"/>
+      </w:pPr>
+      <w:r>
+        <w:rPr>
+          <w:bCs/>
+          <w:b/>
+        </w:rPr>
+        <w:t xml:space="preserve">Encoder &amp; current debug</w:t>
+      </w:r>
+      <w:r>
+        <w:t xml:space="preserve"> </w:t>
+      </w:r>
+      <w:r>
+        <w:t xml:space="preserve">(bottom of left column): the existing</w:t>
+      </w:r>
+      <w:r>
+        <w:t xml:space="preserve"> </w:t>
+      </w:r>
+      <w:r>
+        <w:t xml:space="preserve">plots and read-outs, unchanged.</w:t>
+      </w:r>
+    </w:p>
+    <w:bookmarkEnd w:id="47"/>
+    <w:bookmarkStart w:id="53" w:name="middle-column-demo-panels"/>
+    <w:p>
+      <w:pPr>
+        <w:pStyle w:val="Heading3"/>
+      </w:pPr>
+      <w:r>
+        <w:t xml:space="preserve">11.2 Middle column — Demo panels</w:t>
+      </w:r>
+    </w:p>
+    <w:p>
+      <w:pPr>
+        <w:pStyle w:val="FirstParagraph"/>
+      </w:pPr>
+      <w:r>
+        <w:t xml:space="preserve">Each demo panel contains its own SVG disk view (so the operator never</w:t>
+      </w:r>
+      <w:r>
+        <w:t xml:space="preserve"> </w:t>
+      </w:r>
+      <w:r>
+        <w:t xml:space="preserve">has to scroll between controls and the visualization), plus mode-</w:t>
+      </w:r>
+      <w:r>
+        <w:t xml:space="preserve"> </w:t>
+      </w:r>
+      <w:r>
+        <w:t xml:space="preserve">specific controls. Only one demo can be active at a time; activating</w:t>
+      </w:r>
+      <w:r>
+        <w:t xml:space="preserve"> </w:t>
+      </w:r>
+      <w:r>
+        <w:t xml:space="preserve">one disables the others’ Start buttons.</w:t>
+      </w:r>
+    </w:p>
+    <w:bookmarkStart w:id="48" w:name="demo-1-panel-orbit"/>
+    <w:p>
+      <w:pPr>
+        <w:pStyle w:val="Heading4"/>
+      </w:pPr>
+      <w:r>
+        <w:t xml:space="preserve">11.2.1 Demo 1 panel — Orbit</w:t>
+      </w:r>
+    </w:p>
+    <w:p>
+      <w:pPr>
+        <w:numPr>
+          <w:ilvl w:val="0"/>
+          <w:numId w:val="1024"/>
+        </w:numPr>
+        <w:pStyle w:val="Compact"/>
+      </w:pPr>
+      <w:r>
+        <w:t xml:space="preserve">Orbit radius slider (35 mm to platform_radius − ball_radius − 5).</w:t>
+      </w:r>
+    </w:p>
+    <w:p>
+      <w:pPr>
+        <w:numPr>
+          <w:ilvl w:val="0"/>
+          <w:numId w:val="1024"/>
+        </w:numPr>
+        <w:pStyle w:val="Compact"/>
+      </w:pPr>
+      <w:r>
+        <w:t xml:space="preserve">Orbit period slider (1 to 10 s).</w:t>
+      </w:r>
+    </w:p>
+    <w:p>
+      <w:pPr>
+        <w:numPr>
+          <w:ilvl w:val="0"/>
+          <w:numId w:val="1024"/>
+        </w:numPr>
+        <w:pStyle w:val="Compact"/>
+      </w:pPr>
+      <w:r>
+        <w:t xml:space="preserve">Direction toggle (CW / CCW).</w:t>
+      </w:r>
+    </w:p>
+    <w:p>
+      <w:pPr>
+        <w:numPr>
+          <w:ilvl w:val="0"/>
+          <w:numId w:val="1024"/>
+        </w:numPr>
+        <w:pStyle w:val="Compact"/>
+      </w:pPr>
+      <w:r>
+        <w:rPr>
+          <w:bCs/>
+          <w:b/>
+        </w:rPr>
         <w:t xml:space="preserve">Reverse Direction</w:t>
       </w:r>
       <w:r>
@@ -7136,7 +7931,7 @@
       <w:pPr>
         <w:numPr>
           <w:ilvl w:val="0"/>
-          <w:numId w:val="1023"/>
+          <w:numId w:val="1024"/>
         </w:numPr>
         <w:pStyle w:val="Compact"/>
       </w:pPr>
@@ -7182,7 +7977,7 @@
       <w:pPr>
         <w:numPr>
           <w:ilvl w:val="0"/>
-          <w:numId w:val="1023"/>
+          <w:numId w:val="1024"/>
         </w:numPr>
         <w:pStyle w:val="Compact"/>
       </w:pPr>
@@ -7216,7 +8011,7 @@
       <w:pPr>
         <w:numPr>
           <w:ilvl w:val="0"/>
-          <w:numId w:val="1023"/>
+          <w:numId w:val="1024"/>
         </w:numPr>
         <w:pStyle w:val="Compact"/>
       </w:pPr>
@@ -7224,8 +8019,8 @@
         <w:t xml:space="preserve">Mini-SVG disk: shows reference orbit circle + measured ball trail.</w:t>
       </w:r>
     </w:p>
-    <w:bookmarkEnd w:id="47"/>
-    <w:bookmarkStart w:id="48" w:name="demo-2-panel-click-to-position"/>
+    <w:bookmarkEnd w:id="48"/>
+    <w:bookmarkStart w:id="49" w:name="demo-2-panel-click-to-position"/>
     <w:p>
       <w:pPr>
         <w:pStyle w:val="Heading4"/>
@@ -7261,7 +8056,7 @@
       <w:pPr>
         <w:numPr>
           <w:ilvl w:val="0"/>
-          <w:numId w:val="1024"/>
+          <w:numId w:val="1025"/>
         </w:numPr>
         <w:pStyle w:val="Compact"/>
       </w:pPr>
@@ -7279,7 +8074,7 @@
       <w:pPr>
         <w:numPr>
           <w:ilvl w:val="0"/>
-          <w:numId w:val="1024"/>
+          <w:numId w:val="1025"/>
         </w:numPr>
         <w:pStyle w:val="Compact"/>
       </w:pPr>
@@ -7309,7 +8104,7 @@
       <w:pPr>
         <w:numPr>
           <w:ilvl w:val="0"/>
-          <w:numId w:val="1024"/>
+          <w:numId w:val="1025"/>
         </w:numPr>
         <w:pStyle w:val="Compact"/>
       </w:pPr>
@@ -7327,7 +8122,7 @@
       <w:pPr>
         <w:numPr>
           <w:ilvl w:val="0"/>
-          <w:numId w:val="1024"/>
+          <w:numId w:val="1025"/>
         </w:numPr>
         <w:pStyle w:val="Compact"/>
       </w:pPr>
@@ -7360,7 +8155,7 @@
       <w:pPr>
         <w:numPr>
           <w:ilvl w:val="0"/>
-          <w:numId w:val="1024"/>
+          <w:numId w:val="1025"/>
         </w:numPr>
         <w:pStyle w:val="Compact"/>
       </w:pPr>
@@ -7393,7 +8188,7 @@
       <w:pPr>
         <w:numPr>
           <w:ilvl w:val="0"/>
-          <w:numId w:val="1024"/>
+          <w:numId w:val="1025"/>
         </w:numPr>
         <w:pStyle w:val="Compact"/>
       </w:pPr>
@@ -7442,7 +8237,7 @@
       <w:pPr>
         <w:numPr>
           <w:ilvl w:val="0"/>
-          <w:numId w:val="1024"/>
+          <w:numId w:val="1025"/>
         </w:numPr>
         <w:pStyle w:val="Compact"/>
       </w:pPr>
@@ -7521,7 +8316,7 @@
       <w:pPr>
         <w:numPr>
           <w:ilvl w:val="0"/>
-          <w:numId w:val="1025"/>
+          <w:numId w:val="1026"/>
         </w:numPr>
         <w:pStyle w:val="Compact"/>
       </w:pPr>
@@ -7555,7 +8350,7 @@
       <w:pPr>
         <w:numPr>
           <w:ilvl w:val="0"/>
-          <w:numId w:val="1025"/>
+          <w:numId w:val="1026"/>
         </w:numPr>
         <w:pStyle w:val="Compact"/>
       </w:pPr>
@@ -7607,7 +8402,7 @@
       <w:pPr>
         <w:numPr>
           <w:ilvl w:val="0"/>
-          <w:numId w:val="1025"/>
+          <w:numId w:val="1026"/>
         </w:numPr>
         <w:pStyle w:val="Compact"/>
       </w:pPr>
@@ -7631,7 +8426,7 @@
       <w:pPr>
         <w:numPr>
           <w:ilvl w:val="0"/>
-          <w:numId w:val="1025"/>
+          <w:numId w:val="1026"/>
         </w:numPr>
         <w:pStyle w:val="Compact"/>
       </w:pPr>
@@ -7670,7 +8465,7 @@
       <w:pPr>
         <w:numPr>
           <w:ilvl w:val="0"/>
-          <w:numId w:val="1025"/>
+          <w:numId w:val="1026"/>
         </w:numPr>
         <w:pStyle w:val="Compact"/>
       </w:pPr>
@@ -7684,8 +8479,8 @@
         <w:t xml:space="preserve">/ BALL_TRACK_PATH.</w:t>
       </w:r>
     </w:p>
-    <w:bookmarkEnd w:id="48"/>
-    <w:bookmarkStart w:id="51" w:name="demo-3-panel-path-drawing-follow-stretch"/>
+    <w:bookmarkEnd w:id="49"/>
+    <w:bookmarkStart w:id="52" w:name="demo-3-panel-path-drawing-follow-stretch"/>
     <w:p>
       <w:pPr>
         <w:pStyle w:val="Heading4"/>
@@ -7706,7 +8501,7 @@
       <w:pPr>
         <w:numPr>
           <w:ilvl w:val="0"/>
-          <w:numId w:val="1026"/>
+          <w:numId w:val="1027"/>
         </w:numPr>
         <w:pStyle w:val="Compact"/>
       </w:pPr>
@@ -7734,7 +8529,7 @@
       <w:pPr>
         <w:numPr>
           <w:ilvl w:val="0"/>
-          <w:numId w:val="1026"/>
+          <w:numId w:val="1027"/>
         </w:numPr>
         <w:pStyle w:val="Compact"/>
       </w:pPr>
@@ -7746,7 +8541,7 @@
       <w:pPr>
         <w:numPr>
           <w:ilvl w:val="1"/>
-          <w:numId w:val="1027"/>
+          <w:numId w:val="1028"/>
         </w:numPr>
         <w:pStyle w:val="Compact"/>
       </w:pPr>
@@ -7798,7 +8593,7 @@
       <w:pPr>
         <w:numPr>
           <w:ilvl w:val="1"/>
-          <w:numId w:val="1027"/>
+          <w:numId w:val="1028"/>
         </w:numPr>
         <w:pStyle w:val="Compact"/>
       </w:pPr>
@@ -7826,7 +8621,7 @@
       <w:pPr>
         <w:numPr>
           <w:ilvl w:val="0"/>
-          <w:numId w:val="1026"/>
+          <w:numId w:val="1027"/>
         </w:numPr>
         <w:pStyle w:val="Compact"/>
       </w:pPr>
@@ -7850,7 +8645,7 @@
       <w:pPr>
         <w:numPr>
           <w:ilvl w:val="0"/>
-          <w:numId w:val="1026"/>
+          <w:numId w:val="1027"/>
         </w:numPr>
         <w:pStyle w:val="Compact"/>
       </w:pPr>
@@ -7878,7 +8673,7 @@
       <w:pPr>
         <w:numPr>
           <w:ilvl w:val="0"/>
-          <w:numId w:val="1026"/>
+          <w:numId w:val="1027"/>
         </w:numPr>
         <w:pStyle w:val="Compact"/>
       </w:pPr>
@@ -7896,7 +8691,7 @@
       <w:pPr>
         <w:numPr>
           <w:ilvl w:val="0"/>
-          <w:numId w:val="1026"/>
+          <w:numId w:val="1027"/>
         </w:numPr>
         <w:pStyle w:val="Compact"/>
       </w:pPr>
@@ -7930,7 +8725,7 @@
       <w:pPr>
         <w:numPr>
           <w:ilvl w:val="0"/>
-          <w:numId w:val="1026"/>
+          <w:numId w:val="1027"/>
         </w:numPr>
         <w:pStyle w:val="Compact"/>
       </w:pPr>
@@ -8022,7 +8817,7 @@
       <w:pPr>
         <w:numPr>
           <w:ilvl w:val="0"/>
-          <w:numId w:val="1026"/>
+          <w:numId w:val="1027"/>
         </w:numPr>
         <w:pStyle w:val="Compact"/>
       </w:pPr>
@@ -8044,7 +8839,7 @@
       <w:pPr>
         <w:numPr>
           <w:ilvl w:val="0"/>
-          <w:numId w:val="1026"/>
+          <w:numId w:val="1027"/>
         </w:numPr>
         <w:pStyle w:val="Compact"/>
       </w:pPr>
@@ -8093,7 +8888,7 @@
       <w:pPr>
         <w:numPr>
           <w:ilvl w:val="0"/>
-          <w:numId w:val="1026"/>
+          <w:numId w:val="1027"/>
         </w:numPr>
         <w:pStyle w:val="Compact"/>
       </w:pPr>
@@ -8129,7 +8924,7 @@
         <w:t xml:space="preserve">so Start can be pressed again without redrawing.</w:t>
       </w:r>
     </w:p>
-    <w:bookmarkStart w:id="49" w:name="path-persistence"/>
+    <w:bookmarkStart w:id="50" w:name="path-persistence"/>
     <w:p>
       <w:pPr>
         <w:pStyle w:val="Heading5"/>
@@ -8142,7 +8937,7 @@
       <w:pPr>
         <w:numPr>
           <w:ilvl w:val="0"/>
-          <w:numId w:val="1028"/>
+          <w:numId w:val="1029"/>
         </w:numPr>
       </w:pPr>
       <w:r>
@@ -8217,7 +9012,7 @@
       <w:pPr>
         <w:numPr>
           <w:ilvl w:val="0"/>
-          <w:numId w:val="1028"/>
+          <w:numId w:val="1029"/>
         </w:numPr>
       </w:pPr>
       <w:r>
@@ -8340,7 +9135,7 @@
       <w:pPr>
         <w:numPr>
           <w:ilvl w:val="0"/>
-          <w:numId w:val="1028"/>
+          <w:numId w:val="1029"/>
         </w:numPr>
       </w:pPr>
       <w:r>
@@ -8387,8 +9182,8 @@
         <w:t xml:space="preserve">lets future format changes coexist with old files.</w:t>
       </w:r>
     </w:p>
-    <w:bookmarkEnd w:id="49"/>
-    <w:bookmarkStart w:id="50" w:name="disturbance-recovery"/>
+    <w:bookmarkEnd w:id="50"/>
+    <w:bookmarkStart w:id="51" w:name="disturbance-recovery"/>
     <w:p>
       <w:pPr>
         <w:pStyle w:val="Heading5"/>
@@ -8415,7 +9210,7 @@
       <w:pPr>
         <w:numPr>
           <w:ilvl w:val="0"/>
-          <w:numId w:val="1029"/>
+          <w:numId w:val="1030"/>
         </w:numPr>
         <w:pStyle w:val="Compact"/>
       </w:pPr>
@@ -8443,7 +9238,7 @@
       <w:pPr>
         <w:numPr>
           <w:ilvl w:val="0"/>
-          <w:numId w:val="1029"/>
+          <w:numId w:val="1030"/>
         </w:numPr>
         <w:pStyle w:val="Compact"/>
       </w:pPr>
@@ -8503,10 +9298,10 @@
         <w:t xml:space="preserve">path. Re-arm via the path’s Start button when ready.</w:t>
       </w:r>
     </w:p>
-    <w:bookmarkEnd w:id="50"/>
     <w:bookmarkEnd w:id="51"/>
     <w:bookmarkEnd w:id="52"/>
-    <w:bookmarkStart w:id="53" w:name="right-column-existing-controls"/>
+    <w:bookmarkEnd w:id="53"/>
+    <w:bookmarkStart w:id="54" w:name="right-column-existing-controls"/>
     <w:p>
       <w:pPr>
         <w:pStyle w:val="Heading3"/>
@@ -8527,7 +9322,7 @@
       <w:pPr>
         <w:numPr>
           <w:ilvl w:val="0"/>
-          <w:numId w:val="1030"/>
+          <w:numId w:val="1031"/>
         </w:numPr>
         <w:pStyle w:val="Compact"/>
       </w:pPr>
@@ -8539,7 +9334,7 @@
       <w:pPr>
         <w:numPr>
           <w:ilvl w:val="0"/>
-          <w:numId w:val="1030"/>
+          <w:numId w:val="1031"/>
         </w:numPr>
         <w:pStyle w:val="Compact"/>
       </w:pPr>
@@ -8551,7 +9346,7 @@
       <w:pPr>
         <w:numPr>
           <w:ilvl w:val="0"/>
-          <w:numId w:val="1030"/>
+          <w:numId w:val="1031"/>
         </w:numPr>
         <w:pStyle w:val="Compact"/>
       </w:pPr>
@@ -8563,7 +9358,7 @@
       <w:pPr>
         <w:numPr>
           <w:ilvl w:val="0"/>
-          <w:numId w:val="1030"/>
+          <w:numId w:val="1031"/>
         </w:numPr>
         <w:pStyle w:val="Compact"/>
       </w:pPr>
@@ -8581,7 +9376,7 @@
       <w:pPr>
         <w:numPr>
           <w:ilvl w:val="0"/>
-          <w:numId w:val="1030"/>
+          <w:numId w:val="1031"/>
         </w:numPr>
         <w:pStyle w:val="Compact"/>
       </w:pPr>
@@ -8619,8 +9414,8 @@
         <w:t xml:space="preserve">expandable from a small toggle.</w:t>
       </w:r>
     </w:p>
-    <w:bookmarkEnd w:id="53"/>
-    <w:bookmarkStart w:id="54" w:name="cross-cutting-controls"/>
+    <w:bookmarkEnd w:id="54"/>
+    <w:bookmarkStart w:id="55" w:name="cross-cutting-controls"/>
     <w:p>
       <w:pPr>
         <w:pStyle w:val="Heading3"/>
@@ -8641,7 +9436,7 @@
       <w:pPr>
         <w:numPr>
           <w:ilvl w:val="0"/>
-          <w:numId w:val="1031"/>
+          <w:numId w:val="1032"/>
         </w:numPr>
         <w:pStyle w:val="Compact"/>
       </w:pPr>
@@ -8653,7 +9448,7 @@
       <w:pPr>
         <w:numPr>
           <w:ilvl w:val="0"/>
-          <w:numId w:val="1031"/>
+          <w:numId w:val="1032"/>
         </w:numPr>
         <w:pStyle w:val="Compact"/>
       </w:pPr>
@@ -8665,7 +9460,7 @@
       <w:pPr>
         <w:numPr>
           <w:ilvl w:val="0"/>
-          <w:numId w:val="1031"/>
+          <w:numId w:val="1032"/>
         </w:numPr>
         <w:pStyle w:val="Compact"/>
       </w:pPr>
@@ -8710,8 +9505,8 @@
         <w:t xml:space="preserve">legs, levels platform). Always visible.</w:t>
       </w:r>
     </w:p>
-    <w:bookmarkEnd w:id="54"/>
-    <w:bookmarkStart w:id="55" w:name="ball-lost-visual-feedback"/>
+    <w:bookmarkEnd w:id="55"/>
+    <w:bookmarkStart w:id="56" w:name="ball-lost-visual-feedback"/>
     <w:p>
       <w:pPr>
         <w:pStyle w:val="Heading3"/>
@@ -8780,7 +9575,7 @@
       <w:pPr>
         <w:numPr>
           <w:ilvl w:val="0"/>
-          <w:numId w:val="1032"/>
+          <w:numId w:val="1033"/>
         </w:numPr>
         <w:pStyle w:val="Compact"/>
       </w:pPr>
@@ -8855,7 +9650,7 @@
       <w:pPr>
         <w:numPr>
           <w:ilvl w:val="0"/>
-          <w:numId w:val="1032"/>
+          <w:numId w:val="1033"/>
         </w:numPr>
         <w:pStyle w:val="Compact"/>
       </w:pPr>
@@ -8885,7 +9680,7 @@
       <w:pPr>
         <w:numPr>
           <w:ilvl w:val="0"/>
-          <w:numId w:val="1032"/>
+          <w:numId w:val="1033"/>
         </w:numPr>
         <w:pStyle w:val="Compact"/>
       </w:pPr>
@@ -8915,7 +9710,7 @@
       <w:pPr>
         <w:numPr>
           <w:ilvl w:val="0"/>
-          <w:numId w:val="1032"/>
+          <w:numId w:val="1033"/>
         </w:numPr>
         <w:pStyle w:val="Compact"/>
       </w:pPr>
@@ -8933,7 +9728,7 @@
       <w:pPr>
         <w:numPr>
           <w:ilvl w:val="0"/>
-          <w:numId w:val="1032"/>
+          <w:numId w:val="1033"/>
         </w:numPr>
         <w:pStyle w:val="Compact"/>
       </w:pPr>
@@ -8962,9 +9757,9 @@
         </w:pict>
       </w:r>
     </w:p>
-    <w:bookmarkEnd w:id="55"/>
     <w:bookmarkEnd w:id="56"/>
-    <w:bookmarkStart w:id="61" w:name="topics-services-and-messages"/>
+    <w:bookmarkEnd w:id="57"/>
+    <w:bookmarkStart w:id="62" w:name="topics-services-and-messages"/>
     <w:p>
       <w:pPr>
         <w:pStyle w:val="Heading2"/>
@@ -8973,7 +9768,7 @@
         <w:t xml:space="preserve">12. Topics, services, and messages</w:t>
       </w:r>
     </w:p>
-    <w:bookmarkStart w:id="57" w:name="new-topics-published-by-stewart_vision"/>
+    <w:bookmarkStart w:id="58" w:name="new-topics-published-by-stewart_vision"/>
     <w:p>
       <w:pPr>
         <w:pStyle w:val="Heading3"/>
@@ -9742,8 +10537,8 @@
         </w:tc>
       </w:tr>
     </w:tbl>
-    <w:bookmarkEnd w:id="57"/>
-    <w:bookmarkStart w:id="58" w:name="Xce44ac3575dfe6ca572e2d46ca08522c929c2e4"/>
+    <w:bookmarkEnd w:id="58"/>
+    <w:bookmarkStart w:id="59" w:name="Xce44ac3575dfe6ca572e2d46ca08522c929c2e4"/>
     <w:p>
       <w:pPr>
         <w:pStyle w:val="Heading3"/>
@@ -9970,8 +10765,8 @@
         </w:tc>
       </w:tr>
     </w:tbl>
-    <w:bookmarkEnd w:id="58"/>
-    <w:bookmarkStart w:id="59" w:name="new-control_cmd-payloads-existing-topic"/>
+    <w:bookmarkEnd w:id="59"/>
+    <w:bookmarkStart w:id="60" w:name="new-control_cmd-payloads-existing-topic"/>
     <w:p>
       <w:pPr>
         <w:pStyle w:val="Heading3"/>
@@ -10028,7 +10823,7 @@
       <w:pPr>
         <w:numPr>
           <w:ilvl w:val="0"/>
-          <w:numId w:val="1033"/>
+          <w:numId w:val="1034"/>
         </w:numPr>
         <w:pStyle w:val="Compact"/>
       </w:pPr>
@@ -10043,7 +10838,7 @@
       <w:pPr>
         <w:numPr>
           <w:ilvl w:val="0"/>
-          <w:numId w:val="1033"/>
+          <w:numId w:val="1034"/>
         </w:numPr>
         <w:pStyle w:val="Compact"/>
       </w:pPr>
@@ -10064,7 +10859,7 @@
       <w:pPr>
         <w:numPr>
           <w:ilvl w:val="0"/>
-          <w:numId w:val="1033"/>
+          <w:numId w:val="1034"/>
         </w:numPr>
         <w:pStyle w:val="Compact"/>
       </w:pPr>
@@ -10085,7 +10880,7 @@
       <w:pPr>
         <w:numPr>
           <w:ilvl w:val="0"/>
-          <w:numId w:val="1033"/>
+          <w:numId w:val="1034"/>
         </w:numPr>
         <w:pStyle w:val="Compact"/>
       </w:pPr>
@@ -10106,7 +10901,7 @@
       <w:pPr>
         <w:numPr>
           <w:ilvl w:val="0"/>
-          <w:numId w:val="1033"/>
+          <w:numId w:val="1034"/>
         </w:numPr>
         <w:pStyle w:val="Compact"/>
       </w:pPr>
@@ -10158,8 +10953,8 @@
         <w:t xml:space="preserve">new payload patterns to its dispatcher.</w:t>
       </w:r>
     </w:p>
-    <w:bookmarkEnd w:id="59"/>
-    <w:bookmarkStart w:id="60" w:name="path-upload-demo-3"/>
+    <w:bookmarkEnd w:id="60"/>
+    <w:bookmarkStart w:id="61" w:name="path-upload-demo-3"/>
     <w:p>
       <w:pPr>
         <w:pStyle w:val="Heading3"/>
@@ -10198,7 +10993,7 @@
       <w:pPr>
         <w:numPr>
           <w:ilvl w:val="0"/>
-          <w:numId w:val="1034"/>
+          <w:numId w:val="1035"/>
         </w:numPr>
         <w:pStyle w:val="Compact"/>
       </w:pPr>
@@ -10288,9 +11083,9 @@
         </w:pict>
       </w:r>
     </w:p>
-    <w:bookmarkEnd w:id="60"/>
     <w:bookmarkEnd w:id="61"/>
-    <w:bookmarkStart w:id="62" w:name="latency-budget"/>
+    <w:bookmarkEnd w:id="62"/>
+    <w:bookmarkStart w:id="63" w:name="latency-budget"/>
     <w:p>
       <w:pPr>
         <w:pStyle w:val="Heading2"/>
@@ -10596,8 +11391,8 @@
         </w:pict>
       </w:r>
     </w:p>
-    <w:bookmarkEnd w:id="62"/>
-    <w:bookmarkStart w:id="69" w:name="Xab5fe00024443e1d01ff6f38864e58097c4fe3f"/>
+    <w:bookmarkEnd w:id="63"/>
+    <w:bookmarkStart w:id="70" w:name="Xab5fe00024443e1d01ff6f38864e58097c4fe3f"/>
     <w:p>
       <w:pPr>
         <w:pStyle w:val="Heading2"/>
@@ -10671,7 +11466,7 @@
         <w:t xml:space="preserve">plots impress.</w:t>
       </w:r>
     </w:p>
-    <w:bookmarkStart w:id="63" w:name="common-bag-tracks-all-demos"/>
+    <w:bookmarkStart w:id="64" w:name="common-bag-tracks-all-demos"/>
     <w:p>
       <w:pPr>
         <w:pStyle w:val="Heading3"/>
@@ -10971,8 +11766,8 @@
         </w:tc>
       </w:tr>
     </w:tbl>
-    <w:bookmarkEnd w:id="63"/>
-    <w:bookmarkStart w:id="64" w:name="demo-1-specific-tracks"/>
+    <w:bookmarkEnd w:id="64"/>
+    <w:bookmarkStart w:id="65" w:name="demo-1-specific-tracks"/>
     <w:p>
       <w:pPr>
         <w:pStyle w:val="Heading3"/>
@@ -11092,7 +11887,7 @@
       <w:pPr>
         <w:numPr>
           <w:ilvl w:val="0"/>
-          <w:numId w:val="1035"/>
+          <w:numId w:val="1036"/>
         </w:numPr>
         <w:pStyle w:val="Compact"/>
       </w:pPr>
@@ -11110,7 +11905,7 @@
       <w:pPr>
         <w:numPr>
           <w:ilvl w:val="0"/>
-          <w:numId w:val="1035"/>
+          <w:numId w:val="1036"/>
         </w:numPr>
         <w:pStyle w:val="Compact"/>
       </w:pPr>
@@ -11122,7 +11917,7 @@
       <w:pPr>
         <w:numPr>
           <w:ilvl w:val="0"/>
-          <w:numId w:val="1035"/>
+          <w:numId w:val="1036"/>
         </w:numPr>
         <w:pStyle w:val="Compact"/>
       </w:pPr>
@@ -11134,7 +11929,7 @@
       <w:pPr>
         <w:numPr>
           <w:ilvl w:val="0"/>
-          <w:numId w:val="1035"/>
+          <w:numId w:val="1036"/>
         </w:numPr>
         <w:pStyle w:val="Compact"/>
       </w:pPr>
@@ -11146,7 +11941,7 @@
       <w:pPr>
         <w:numPr>
           <w:ilvl w:val="0"/>
-          <w:numId w:val="1035"/>
+          <w:numId w:val="1036"/>
         </w:numPr>
         <w:pStyle w:val="Compact"/>
       </w:pPr>
@@ -11167,7 +11962,7 @@
       <w:pPr>
         <w:numPr>
           <w:ilvl w:val="0"/>
-          <w:numId w:val="1035"/>
+          <w:numId w:val="1036"/>
         </w:numPr>
         <w:pStyle w:val="Compact"/>
       </w:pPr>
@@ -11179,7 +11974,7 @@
       <w:pPr>
         <w:numPr>
           <w:ilvl w:val="0"/>
-          <w:numId w:val="1035"/>
+          <w:numId w:val="1036"/>
         </w:numPr>
         <w:pStyle w:val="Compact"/>
       </w:pPr>
@@ -11187,8 +11982,8 @@
         <w:t xml:space="preserve">Direction-reversal events overlaid as vertical bars on every plot.</w:t>
       </w:r>
     </w:p>
-    <w:bookmarkEnd w:id="64"/>
-    <w:bookmarkStart w:id="65" w:name="demo-2-specific-tracks"/>
+    <w:bookmarkEnd w:id="65"/>
+    <w:bookmarkStart w:id="66" w:name="demo-2-specific-tracks"/>
     <w:p>
       <w:pPr>
         <w:pStyle w:val="Heading3"/>
@@ -11279,7 +12074,7 @@
       <w:pPr>
         <w:numPr>
           <w:ilvl w:val="0"/>
-          <w:numId w:val="1036"/>
+          <w:numId w:val="1037"/>
         </w:numPr>
         <w:pStyle w:val="Compact"/>
       </w:pPr>
@@ -11297,7 +12092,7 @@
       <w:pPr>
         <w:numPr>
           <w:ilvl w:val="0"/>
-          <w:numId w:val="1036"/>
+          <w:numId w:val="1037"/>
         </w:numPr>
         <w:pStyle w:val="Compact"/>
       </w:pPr>
@@ -11309,7 +12104,7 @@
       <w:pPr>
         <w:numPr>
           <w:ilvl w:val="0"/>
-          <w:numId w:val="1036"/>
+          <w:numId w:val="1037"/>
         </w:numPr>
         <w:pStyle w:val="Compact"/>
       </w:pPr>
@@ -11327,7 +12122,7 @@
       <w:pPr>
         <w:numPr>
           <w:ilvl w:val="0"/>
-          <w:numId w:val="1036"/>
+          <w:numId w:val="1037"/>
         </w:numPr>
         <w:pStyle w:val="Compact"/>
       </w:pPr>
@@ -11339,7 +12134,7 @@
       <w:pPr>
         <w:numPr>
           <w:ilvl w:val="0"/>
-          <w:numId w:val="1036"/>
+          <w:numId w:val="1037"/>
         </w:numPr>
         <w:pStyle w:val="Compact"/>
       </w:pPr>
@@ -11347,8 +12142,8 @@
         <w:t xml:space="preserve">2D error heatmap: where on the platform does settling take longer?</w:t>
       </w:r>
     </w:p>
-    <w:bookmarkEnd w:id="65"/>
-    <w:bookmarkStart w:id="66" w:name="demo-3-specific-tracks"/>
+    <w:bookmarkEnd w:id="66"/>
+    <w:bookmarkStart w:id="67" w:name="demo-3-specific-tracks"/>
     <w:p>
       <w:pPr>
         <w:pStyle w:val="Heading3"/>
@@ -11468,7 +12263,7 @@
       <w:pPr>
         <w:numPr>
           <w:ilvl w:val="0"/>
-          <w:numId w:val="1037"/>
+          <w:numId w:val="1038"/>
         </w:numPr>
         <w:pStyle w:val="Compact"/>
       </w:pPr>
@@ -11486,7 +12281,7 @@
       <w:pPr>
         <w:numPr>
           <w:ilvl w:val="0"/>
-          <w:numId w:val="1037"/>
+          <w:numId w:val="1038"/>
         </w:numPr>
         <w:pStyle w:val="Compact"/>
       </w:pPr>
@@ -11498,7 +12293,7 @@
       <w:pPr>
         <w:numPr>
           <w:ilvl w:val="0"/>
-          <w:numId w:val="1037"/>
+          <w:numId w:val="1038"/>
         </w:numPr>
         <w:pStyle w:val="Compact"/>
       </w:pPr>
@@ -11516,7 +12311,7 @@
       <w:pPr>
         <w:numPr>
           <w:ilvl w:val="0"/>
-          <w:numId w:val="1037"/>
+          <w:numId w:val="1038"/>
         </w:numPr>
         <w:pStyle w:val="Compact"/>
       </w:pPr>
@@ -11534,7 +12329,7 @@
       <w:pPr>
         <w:numPr>
           <w:ilvl w:val="0"/>
-          <w:numId w:val="1037"/>
+          <w:numId w:val="1038"/>
         </w:numPr>
         <w:pStyle w:val="Compact"/>
       </w:pPr>
@@ -11542,8 +12337,8 @@
         <w:t xml:space="preserve">Reverse events as vertical bars; trail-erase resets visible.</w:t>
       </w:r>
     </w:p>
-    <w:bookmarkEnd w:id="66"/>
-    <w:bookmarkStart w:id="67" w:name="X5620794436397c026ac6a4772c5056a2c0770ea"/>
+    <w:bookmarkEnd w:id="67"/>
+    <w:bookmarkStart w:id="68" w:name="X5620794436397c026ac6a4772c5056a2c0770ea"/>
     <w:p>
       <w:pPr>
         <w:pStyle w:val="Heading3"/>
@@ -11603,7 +12398,7 @@
       <w:pPr>
         <w:numPr>
           <w:ilvl w:val="0"/>
-          <w:numId w:val="1038"/>
+          <w:numId w:val="1039"/>
         </w:numPr>
         <w:pStyle w:val="Compact"/>
       </w:pPr>
@@ -11621,7 +12416,7 @@
       <w:pPr>
         <w:numPr>
           <w:ilvl w:val="0"/>
-          <w:numId w:val="1038"/>
+          <w:numId w:val="1039"/>
         </w:numPr>
         <w:pStyle w:val="Compact"/>
       </w:pPr>
@@ -11645,7 +12440,7 @@
       <w:pPr>
         <w:numPr>
           <w:ilvl w:val="0"/>
-          <w:numId w:val="1038"/>
+          <w:numId w:val="1039"/>
         </w:numPr>
         <w:pStyle w:val="Compact"/>
       </w:pPr>
@@ -11657,59 +12452,59 @@
       <w:pPr>
         <w:numPr>
           <w:ilvl w:val="1"/>
+          <w:numId w:val="1040"/>
+        </w:numPr>
+        <w:pStyle w:val="Compact"/>
+      </w:pPr>
+      <w:r>
+        <w:t xml:space="preserve">mean error vs truth (mm)</w:t>
+      </w:r>
+    </w:p>
+    <w:p>
+      <w:pPr>
+        <w:numPr>
+          <w:ilvl w:val="1"/>
+          <w:numId w:val="1040"/>
+        </w:numPr>
+        <w:pStyle w:val="Compact"/>
+      </w:pPr>
+      <w:r>
+        <w:t xml:space="preserve">RMS error vs truth (mm)</w:t>
+      </w:r>
+    </w:p>
+    <w:p>
+      <w:pPr>
+        <w:numPr>
+          <w:ilvl w:val="1"/>
+          <w:numId w:val="1040"/>
+        </w:numPr>
+        <w:pStyle w:val="Compact"/>
+      </w:pPr>
+      <w:r>
+        <w:t xml:space="preserve">95th-percentile error (mm)</w:t>
+      </w:r>
+    </w:p>
+    <w:p>
+      <w:pPr>
+        <w:numPr>
+          <w:ilvl w:val="1"/>
+          <w:numId w:val="1040"/>
+        </w:numPr>
+        <w:pStyle w:val="Compact"/>
+      </w:pPr>
+      <w:r>
+        <w:t xml:space="preserve">frames where the method produced no estimate (failure rate)</w:t>
+      </w:r>
+    </w:p>
+    <w:p>
+      <w:pPr>
+        <w:numPr>
+          <w:ilvl w:val="0"/>
           <w:numId w:val="1039"/>
         </w:numPr>
         <w:pStyle w:val="Compact"/>
       </w:pPr>
       <w:r>
-        <w:t xml:space="preserve">mean error vs truth (mm)</w:t>
-      </w:r>
-    </w:p>
-    <w:p>
-      <w:pPr>
-        <w:numPr>
-          <w:ilvl w:val="1"/>
-          <w:numId w:val="1039"/>
-        </w:numPr>
-        <w:pStyle w:val="Compact"/>
-      </w:pPr>
-      <w:r>
-        <w:t xml:space="preserve">RMS error vs truth (mm)</w:t>
-      </w:r>
-    </w:p>
-    <w:p>
-      <w:pPr>
-        <w:numPr>
-          <w:ilvl w:val="1"/>
-          <w:numId w:val="1039"/>
-        </w:numPr>
-        <w:pStyle w:val="Compact"/>
-      </w:pPr>
-      <w:r>
-        <w:t xml:space="preserve">95th-percentile error (mm)</w:t>
-      </w:r>
-    </w:p>
-    <w:p>
-      <w:pPr>
-        <w:numPr>
-          <w:ilvl w:val="1"/>
-          <w:numId w:val="1039"/>
-        </w:numPr>
-        <w:pStyle w:val="Compact"/>
-      </w:pPr>
-      <w:r>
-        <w:t xml:space="preserve">frames where the method produced no estimate (failure rate)</w:t>
-      </w:r>
-    </w:p>
-    <w:p>
-      <w:pPr>
-        <w:numPr>
-          <w:ilvl w:val="0"/>
-          <w:numId w:val="1038"/>
-        </w:numPr>
-        <w:pStyle w:val="Compact"/>
-      </w:pPr>
-      <w:r>
         <w:t xml:space="preserve">Time-series of per-method error during the run, with demo events</w:t>
       </w:r>
       <w:r>
@@ -11793,8 +12588,8 @@
         <w:t xml:space="preserve">question.</w:t>
       </w:r>
     </w:p>
-    <w:bookmarkEnd w:id="67"/>
-    <w:bookmarkStart w:id="68" w:name="plotter-interface"/>
+    <w:bookmarkEnd w:id="68"/>
+    <w:bookmarkStart w:id="69" w:name="plotter-interface"/>
     <w:p>
       <w:pPr>
         <w:pStyle w:val="Heading3"/>
@@ -11936,31 +12731,212 @@
         <w:pStyle w:val="FirstParagraph"/>
       </w:pPr>
       <w:r>
-        <w:t xml:space="preserve">Reads the bag once, classifies events, emits PNG panels + an HTML</w:t>
-      </w:r>
-      <w:r>
-        <w:t xml:space="preserve"> </w:t>
-      </w:r>
-      <w:r>
-        <w:t xml:space="preserve">index that opens in a browser with the cover plot, summary stats,</w:t>
-      </w:r>
-      <w:r>
-        <w:t xml:space="preserve"> </w:t>
-      </w:r>
-      <w:r>
-        <w:t xml:space="preserve">and links to the per-panel images. Latency, fault, and detector-</w:t>
-      </w:r>
-      <w:r>
-        <w:t xml:space="preserve"> </w:t>
-      </w:r>
-      <w:r>
-        <w:t xml:space="preserve">agreement panels are common to all three demo types so the</w:t>
-      </w:r>
-      <w:r>
-        <w:t xml:space="preserve"> </w:t>
-      </w:r>
-      <w:r>
-        <w:t xml:space="preserve">boilerplate is shared in</w:t>
+        <w:t xml:space="preserve">Reads the bag once, classifies events, and emits</w:t>
+      </w:r>
+      <w:r>
+        <w:t xml:space="preserve"> </w:t>
+      </w:r>
+      <w:r>
+        <w:rPr>
+          <w:bCs/>
+          <w:b/>
+        </w:rPr>
+        <w:t xml:space="preserve">three artifact</w:t>
+      </w:r>
+      <w:r>
+        <w:rPr>
+          <w:bCs/>
+          <w:b/>
+        </w:rPr>
+        <w:t xml:space="preserve"> </w:t>
+      </w:r>
+      <w:r>
+        <w:rPr>
+          <w:bCs/>
+          <w:b/>
+        </w:rPr>
+        <w:t xml:space="preserve">families</w:t>
+      </w:r>
+      <w:r>
+        <w:t xml:space="preserve"> </w:t>
+      </w:r>
+      <w:r>
+        <w:t xml:space="preserve">under</w:t>
+      </w:r>
+      <w:r>
+        <w:t xml:space="preserve"> </w:t>
+      </w:r>
+      <w:r>
+        <w:rPr>
+          <w:rStyle w:val="VerbatimChar"/>
+        </w:rPr>
+        <w:t xml:space="preserve">&lt;out_dir&gt;</w:t>
+      </w:r>
+      <w:r>
+        <w:t xml:space="preserve"> </w:t>
+      </w:r>
+      <w:r>
+        <w:t xml:space="preserve">(decision: 2026-04-26):</w:t>
+      </w:r>
+    </w:p>
+    <w:p>
+      <w:pPr>
+        <w:numPr>
+          <w:ilvl w:val="0"/>
+          <w:numId w:val="1041"/>
+        </w:numPr>
+        <w:pStyle w:val="Compact"/>
+      </w:pPr>
+      <w:r>
+        <w:rPr>
+          <w:rStyle w:val="VerbatimChar"/>
+          <w:bCs/>
+          <w:b/>
+        </w:rPr>
+        <w:t xml:space="preserve">index.html</w:t>
+      </w:r>
+      <w:r>
+        <w:t xml:space="preserve"> </w:t>
+      </w:r>
+      <w:r>
+        <w:t xml:space="preserve">— browser-friendly summary with embedded</w:t>
+      </w:r>
+      <w:r>
+        <w:t xml:space="preserve"> </w:t>
+      </w:r>
+      <w:r>
+        <w:t xml:space="preserve">thumbnails, per-section nav, and inline summary stats. The</w:t>
+      </w:r>
+      <w:r>
+        <w:t xml:space="preserve"> </w:t>
+      </w:r>
+      <w:r>
+        <w:t xml:space="preserve">artifact you take into the review meeting.</w:t>
+      </w:r>
+    </w:p>
+    <w:p>
+      <w:pPr>
+        <w:numPr>
+          <w:ilvl w:val="0"/>
+          <w:numId w:val="1041"/>
+        </w:numPr>
+        <w:pStyle w:val="Compact"/>
+      </w:pPr>
+      <w:r>
+        <w:rPr>
+          <w:rStyle w:val="VerbatimChar"/>
+          <w:bCs/>
+          <w:b/>
+        </w:rPr>
+        <w:t xml:space="preserve">panels/*.png</w:t>
+      </w:r>
+      <w:r>
+        <w:t xml:space="preserve"> </w:t>
+      </w:r>
+      <w:r>
+        <w:t xml:space="preserve">— full-resolution per-panel images so you can</w:t>
+      </w:r>
+      <w:r>
+        <w:t xml:space="preserve"> </w:t>
+      </w:r>
+      <w:r>
+        <w:t xml:space="preserve">pull individual plots into a slide deck or a paper without</w:t>
+      </w:r>
+      <w:r>
+        <w:t xml:space="preserve"> </w:t>
+      </w:r>
+      <w:r>
+        <w:t xml:space="preserve">parsing the HTML.</w:t>
+      </w:r>
+    </w:p>
+    <w:p>
+      <w:pPr>
+        <w:numPr>
+          <w:ilvl w:val="0"/>
+          <w:numId w:val="1041"/>
+        </w:numPr>
+        <w:pStyle w:val="Compact"/>
+      </w:pPr>
+      <w:r>
+        <w:rPr>
+          <w:rStyle w:val="VerbatimChar"/>
+          <w:bCs/>
+          <w:b/>
+        </w:rPr>
+        <w:t xml:space="preserve">comparison.csv</w:t>
+      </w:r>
+      <w:r>
+        <w:t xml:space="preserve"> </w:t>
+      </w:r>
+      <w:r>
+        <w:t xml:space="preserve">— one row per frame, columns for OAK truth</w:t>
+      </w:r>
+      <w:r>
+        <w:t xml:space="preserve"> </w:t>
+      </w:r>
+      <w:r>
+        <w:t xml:space="preserve">(x, y, z), each classical method (x, y, z), per-axis errors, and</w:t>
+      </w:r>
+      <w:r>
+        <w:t xml:space="preserve"> </w:t>
+      </w:r>
+      <w:r>
+        <w:t xml:space="preserve">the chosen-method tag. Easier for grading scripts, Excel</w:t>
+      </w:r>
+      <w:r>
+        <w:t xml:space="preserve"> </w:t>
+      </w:r>
+      <w:r>
+        <w:t xml:space="preserve">pivots, or feeding into another notebook.</w:t>
+      </w:r>
+    </w:p>
+    <w:p>
+      <w:pPr>
+        <w:pStyle w:val="FirstParagraph"/>
+      </w:pPr>
+      <w:r>
+        <w:t xml:space="preserve">Plus a</w:t>
+      </w:r>
+      <w:r>
+        <w:t xml:space="preserve"> </w:t>
+      </w:r>
+      <w:r>
+        <w:rPr>
+          <w:rStyle w:val="VerbatimChar"/>
+        </w:rPr>
+        <w:t xml:space="preserve">summary.json</w:t>
+      </w:r>
+      <w:r>
+        <w:t xml:space="preserve"> </w:t>
+      </w:r>
+      <w:r>
+        <w:t xml:space="preserve">with the rolled-up statistics (RMS errors,</w:t>
+      </w:r>
+      <w:r>
+        <w:t xml:space="preserve"> </w:t>
+      </w:r>
+      <w:r>
+        <w:t xml:space="preserve">settling-time medians, lap repeatability, latency p50/p95) for</w:t>
+      </w:r>
+      <w:r>
+        <w:t xml:space="preserve"> </w:t>
+      </w:r>
+      <w:r>
+        <w:t xml:space="preserve">machine consumption.</w:t>
+      </w:r>
+    </w:p>
+    <w:p>
+      <w:pPr>
+        <w:pStyle w:val="BodyText"/>
+      </w:pPr>
+      <w:r>
+        <w:t xml:space="preserve">Latency, fault, method-comparison, and detector-agreement panels</w:t>
+      </w:r>
+      <w:r>
+        <w:t xml:space="preserve"> </w:t>
+      </w:r>
+      <w:r>
+        <w:t xml:space="preserve">are common to all three demo types so the boilerplate is shared in</w:t>
       </w:r>
       <w:r>
         <w:t xml:space="preserve"> </w:t>
@@ -11973,14 +12949,6 @@
       </w:r>
       <w:r>
         <w:t xml:space="preserve">.</w:t>
-      </w:r>
-    </w:p>
-    <w:p>
-      <w:pPr>
-        <w:pStyle w:val="BodyText"/>
-      </w:pPr>
-      <w:r>
-        <w:t xml:space="preserve">The HTML index is the artifact you take into the review meeting.</w:t>
       </w:r>
     </w:p>
     <w:p>
@@ -11990,9 +12958,9 @@
         </w:pict>
       </w:r>
     </w:p>
-    <w:bookmarkEnd w:id="68"/>
     <w:bookmarkEnd w:id="69"/>
-    <w:bookmarkStart w:id="70" w:name="implementation-milestones"/>
+    <w:bookmarkEnd w:id="70"/>
+    <w:bookmarkStart w:id="71" w:name="implementation-milestones"/>
     <w:p>
       <w:pPr>
         <w:pStyle w:val="Heading2"/>
@@ -12043,7 +13011,7 @@
       <w:pPr>
         <w:numPr>
           <w:ilvl w:val="0"/>
-          <w:numId w:val="1040"/>
+          <w:numId w:val="1042"/>
         </w:numPr>
         <w:pStyle w:val="Compact"/>
       </w:pPr>
@@ -12071,7 +13039,7 @@
       <w:pPr>
         <w:numPr>
           <w:ilvl w:val="0"/>
-          <w:numId w:val="1040"/>
+          <w:numId w:val="1042"/>
         </w:numPr>
         <w:pStyle w:val="Compact"/>
       </w:pPr>
@@ -12114,7 +13082,7 @@
       <w:pPr>
         <w:numPr>
           <w:ilvl w:val="0"/>
-          <w:numId w:val="1040"/>
+          <w:numId w:val="1042"/>
         </w:numPr>
         <w:pStyle w:val="Compact"/>
       </w:pPr>
@@ -12172,7 +13140,7 @@
       <w:pPr>
         <w:numPr>
           <w:ilvl w:val="0"/>
-          <w:numId w:val="1040"/>
+          <w:numId w:val="1042"/>
         </w:numPr>
         <w:pStyle w:val="Compact"/>
       </w:pPr>
@@ -12221,7 +13189,7 @@
       <w:pPr>
         <w:numPr>
           <w:ilvl w:val="0"/>
-          <w:numId w:val="1040"/>
+          <w:numId w:val="1042"/>
         </w:numPr>
         <w:pStyle w:val="Compact"/>
       </w:pPr>
@@ -12273,7 +13241,7 @@
       <w:pPr>
         <w:numPr>
           <w:ilvl w:val="0"/>
-          <w:numId w:val="1040"/>
+          <w:numId w:val="1042"/>
         </w:numPr>
         <w:pStyle w:val="Compact"/>
       </w:pPr>
@@ -12325,7 +13293,7 @@
       <w:pPr>
         <w:numPr>
           <w:ilvl w:val="0"/>
-          <w:numId w:val="1040"/>
+          <w:numId w:val="1042"/>
         </w:numPr>
         <w:pStyle w:val="Compact"/>
       </w:pPr>
@@ -12374,7 +13342,7 @@
       <w:pPr>
         <w:numPr>
           <w:ilvl w:val="0"/>
-          <w:numId w:val="1040"/>
+          <w:numId w:val="1042"/>
         </w:numPr>
         <w:pStyle w:val="Compact"/>
       </w:pPr>
@@ -12411,7 +13379,7 @@
       <w:pPr>
         <w:numPr>
           <w:ilvl w:val="0"/>
-          <w:numId w:val="1040"/>
+          <w:numId w:val="1042"/>
         </w:numPr>
         <w:pStyle w:val="Compact"/>
       </w:pPr>
@@ -12460,7 +13428,7 @@
       <w:pPr>
         <w:numPr>
           <w:ilvl w:val="0"/>
-          <w:numId w:val="1040"/>
+          <w:numId w:val="1042"/>
         </w:numPr>
         <w:pStyle w:val="Compact"/>
       </w:pPr>
@@ -12494,7 +13462,7 @@
       <w:pPr>
         <w:numPr>
           <w:ilvl w:val="0"/>
-          <w:numId w:val="1040"/>
+          <w:numId w:val="1042"/>
         </w:numPr>
         <w:pStyle w:val="Compact"/>
       </w:pPr>
@@ -12522,7 +13490,7 @@
       <w:pPr>
         <w:numPr>
           <w:ilvl w:val="0"/>
-          <w:numId w:val="1040"/>
+          <w:numId w:val="1042"/>
         </w:numPr>
         <w:pStyle w:val="Compact"/>
       </w:pPr>
@@ -12550,7 +13518,7 @@
       <w:pPr>
         <w:numPr>
           <w:ilvl w:val="0"/>
-          <w:numId w:val="1040"/>
+          <w:numId w:val="1042"/>
         </w:numPr>
         <w:pStyle w:val="Compact"/>
       </w:pPr>
@@ -12584,7 +13552,7 @@
       <w:pPr>
         <w:numPr>
           <w:ilvl w:val="0"/>
-          <w:numId w:val="1040"/>
+          <w:numId w:val="1042"/>
         </w:numPr>
         <w:pStyle w:val="Compact"/>
       </w:pPr>
@@ -12612,7 +13580,7 @@
       <w:pPr>
         <w:numPr>
           <w:ilvl w:val="0"/>
-          <w:numId w:val="1040"/>
+          <w:numId w:val="1042"/>
         </w:numPr>
         <w:pStyle w:val="Compact"/>
       </w:pPr>
@@ -12640,7 +13608,7 @@
       <w:pPr>
         <w:numPr>
           <w:ilvl w:val="0"/>
-          <w:numId w:val="1040"/>
+          <w:numId w:val="1042"/>
         </w:numPr>
         <w:pStyle w:val="Compact"/>
       </w:pPr>
@@ -12668,7 +13636,7 @@
       <w:pPr>
         <w:numPr>
           <w:ilvl w:val="0"/>
-          <w:numId w:val="1040"/>
+          <w:numId w:val="1042"/>
         </w:numPr>
         <w:pStyle w:val="Compact"/>
       </w:pPr>
@@ -12708,7 +13676,7 @@
       <w:pPr>
         <w:numPr>
           <w:ilvl w:val="0"/>
-          <w:numId w:val="1040"/>
+          <w:numId w:val="1042"/>
         </w:numPr>
         <w:pStyle w:val="Compact"/>
       </w:pPr>
@@ -12766,7 +13734,7 @@
       <w:pPr>
         <w:numPr>
           <w:ilvl w:val="0"/>
-          <w:numId w:val="1040"/>
+          <w:numId w:val="1042"/>
         </w:numPr>
         <w:pStyle w:val="Compact"/>
       </w:pPr>
@@ -12815,7 +13783,7 @@
       <w:pPr>
         <w:numPr>
           <w:ilvl w:val="0"/>
-          <w:numId w:val="1040"/>
+          <w:numId w:val="1042"/>
         </w:numPr>
         <w:pStyle w:val="Compact"/>
       </w:pPr>
@@ -12858,8 +13826,8 @@
         </w:pict>
       </w:r>
     </w:p>
-    <w:bookmarkEnd w:id="70"/>
-    <w:bookmarkStart w:id="74" w:name="open-questions"/>
+    <w:bookmarkEnd w:id="71"/>
+    <w:bookmarkStart w:id="76" w:name="open-questions"/>
     <w:p>
       <w:pPr>
         <w:pStyle w:val="Heading2"/>
@@ -12868,7 +13836,7 @@
         <w:t xml:space="preserve">15. Open questions</w:t>
       </w:r>
     </w:p>
-    <w:bookmarkStart w:id="71" w:name="resolved-2026-04-25"/>
+    <w:bookmarkStart w:id="72" w:name="resolved-2026-04-25"/>
     <w:p>
       <w:pPr>
         <w:pStyle w:val="Heading3"/>
@@ -13709,8 +14677,8 @@
         <w:t xml:space="preserve">Q23 | Strobe-red trigger scope | Off-platform watchdog only. In-bounds disturbance recovery is silent. Strobe is body-background-only — never overlays panels or controls. |</w:t>
       </w:r>
     </w:p>
-    <w:bookmarkEnd w:id="71"/>
-    <w:bookmarkStart w:id="72" w:name="resolved-in-v5-2026-04-26"/>
+    <w:bookmarkEnd w:id="72"/>
+    <w:bookmarkStart w:id="73" w:name="resolved-in-v5-2026-04-26"/>
     <w:p>
       <w:pPr>
         <w:pStyle w:val="Heading3"/>
@@ -13943,7 +14911,7 @@
               <w:jc w:val="left"/>
             </w:pPr>
             <w:r>
-              <w:t xml:space="preserve">OAK onboard depth = ground truth (controller closes on it). Lecture-6 classical methods (homography, F/E + 8-point, triangulation, SfM) run in parallel as comparison estimators with no control authority.</w:t>
+              <w:t xml:space="preserve">OAK onboard depth = ground truth (controller closes on it). Lecture-6 classical methods run in parallel as comparison estimators only.</w:t>
             </w:r>
           </w:p>
         </w:tc>
@@ -14049,7 +15017,7 @@
               <w:jc w:val="left"/>
             </w:pPr>
             <w:r>
-              <w:t xml:space="preserve">GUI buttons (Capture / Solve / Reset) calling Pi-side ROS services — Pi is headless so terminal cv2.imshow is a non-starter. Live corner overlay in the GUI’s existing left-eye feed.</w:t>
+              <w:t xml:space="preserve">GUI buttons (Capture / Solve / Reset) calling Pi-side ROS services — Pi is headless.</w:t>
             </w:r>
           </w:p>
         </w:tc>
@@ -14096,19 +15064,372 @@
               <w:t xml:space="preserve">stewart_vision/scripts/generate_chessboard.py</w:t>
             </w:r>
             <w:r>
-              <w:t xml:space="preserve">). Default 10x7 squares (9x6 internal corners), 25 mm/square, fits letter landscape.</w:t>
+              <w:t xml:space="preserve">).</w:t>
             </w:r>
           </w:p>
         </w:tc>
       </w:tr>
     </w:tbl>
-    <w:bookmarkEnd w:id="72"/>
-    <w:bookmarkStart w:id="73" w:name="still-open"/>
+    <w:bookmarkEnd w:id="73"/>
+    <w:bookmarkStart w:id="74" w:name="resolved-in-v6-2026-04-26"/>
     <w:p>
       <w:pPr>
         <w:pStyle w:val="Heading3"/>
       </w:pPr>
       <w:r>
+        <w:t xml:space="preserve">Resolved in v6 (2026-04-26)</w:t>
+      </w:r>
+    </w:p>
+    <w:tbl>
+      <w:tblPr>
+        <w:tblStyle w:val="Table"/>
+        <w:tblW w:type="pct" w:w="5000"/>
+        <w:tblLook w:firstRow="1" w:lastRow="0" w:firstColumn="0" w:lastColumn="0" w:noHBand="0" w:noVBand="0" w:val="0020"/>
+        <w:jc w:val="start"/>
+      </w:tblPr>
+      <w:tblGrid>
+        <w:gridCol w:w="2640"/>
+        <w:gridCol w:w="2640"/>
+        <w:gridCol w:w="2640"/>
+      </w:tblGrid>
+      <w:tr>
+        <w:trPr>
+          <w:tblHeader w:val="true"/>
+        </w:trPr>
+        <w:tc>
+          <w:tcPr/>
+          <w:p>
+            <w:pPr>
+              <w:pStyle w:val="Compact"/>
+              <w:jc w:val="left"/>
+            </w:pPr>
+            <w:r>
+              <w:t xml:space="preserve">#</w:t>
+            </w:r>
+          </w:p>
+        </w:tc>
+        <w:tc>
+          <w:tcPr/>
+          <w:p>
+            <w:pPr>
+              <w:pStyle w:val="Compact"/>
+              <w:jc w:val="left"/>
+            </w:pPr>
+            <w:r>
+              <w:t xml:space="preserve">Question</w:t>
+            </w:r>
+          </w:p>
+        </w:tc>
+        <w:tc>
+          <w:tcPr/>
+          <w:p>
+            <w:pPr>
+              <w:pStyle w:val="Compact"/>
+              <w:jc w:val="left"/>
+            </w:pPr>
+            <w:r>
+              <w:t xml:space="preserve">Decision</w:t>
+            </w:r>
+          </w:p>
+        </w:tc>
+      </w:tr>
+      <w:tr>
+        <w:tc>
+          <w:tcPr/>
+          <w:p>
+            <w:pPr>
+              <w:pStyle w:val="Compact"/>
+              <w:jc w:val="left"/>
+            </w:pPr>
+            <w:r>
+              <w:t xml:space="preserve">Q31</w:t>
+            </w:r>
+          </w:p>
+        </w:tc>
+        <w:tc>
+          <w:tcPr/>
+          <w:p>
+            <w:pPr>
+              <w:pStyle w:val="Compact"/>
+              <w:jc w:val="left"/>
+            </w:pPr>
+            <w:r>
+              <w:t xml:space="preserve">Calibration shortcut</w:t>
+            </w:r>
+          </w:p>
+        </w:tc>
+        <w:tc>
+          <w:tcPr/>
+          <w:p>
+            <w:pPr>
+              <w:pStyle w:val="Compact"/>
+              <w:jc w:val="left"/>
+            </w:pPr>
+            <w:r>
+              <w:t xml:space="preserve">Default to</w:t>
+            </w:r>
+            <w:r>
+              <w:t xml:space="preserve"> </w:t>
+            </w:r>
+            <w:r>
+              <w:rPr>
+                <w:rStyle w:val="VerbatimChar"/>
+              </w:rPr>
+              <w:t xml:space="preserve">--stage factory</w:t>
+            </w:r>
+            <w:r>
+              <w:t xml:space="preserve"> </w:t>
+            </w:r>
+            <w:r>
+              <w:t xml:space="preserve">— read OAK EEPROM via</w:t>
+            </w:r>
+            <w:r>
+              <w:t xml:space="preserve"> </w:t>
+            </w:r>
+            <w:r>
+              <w:rPr>
+                <w:rStyle w:val="VerbatimChar"/>
+              </w:rPr>
+              <w:t xml:space="preserve">Device.readCalibration()</w:t>
+            </w:r>
+            <w:r>
+              <w:t xml:space="preserve"> </w:t>
+            </w:r>
+            <w:r>
+              <w:t xml:space="preserve">and write to</w:t>
+            </w:r>
+            <w:r>
+              <w:t xml:space="preserve"> </w:t>
+            </w:r>
+            <w:r>
+              <w:rPr>
+                <w:rStyle w:val="VerbatimChar"/>
+              </w:rPr>
+              <w:t xml:space="preserve">oak_intrinsics.yaml</w:t>
+            </w:r>
+            <w:r>
+              <w:t xml:space="preserve">. Stages A/B remain available for users who want a tighter custom baseline.</w:t>
+            </w:r>
+          </w:p>
+        </w:tc>
+      </w:tr>
+      <w:tr>
+        <w:tc>
+          <w:tcPr/>
+          <w:p>
+            <w:pPr>
+              <w:pStyle w:val="Compact"/>
+              <w:jc w:val="left"/>
+            </w:pPr>
+            <w:r>
+              <w:t xml:space="preserve">Q32</w:t>
+            </w:r>
+          </w:p>
+        </w:tc>
+        <w:tc>
+          <w:tcPr/>
+          <w:p>
+            <w:pPr>
+              <w:pStyle w:val="Compact"/>
+              <w:jc w:val="left"/>
+            </w:pPr>
+            <w:r>
+              <w:t xml:space="preserve">Plotter outputs</w:t>
+            </w:r>
+          </w:p>
+        </w:tc>
+        <w:tc>
+          <w:tcPr/>
+          <w:p>
+            <w:pPr>
+              <w:pStyle w:val="Compact"/>
+              <w:jc w:val="left"/>
+            </w:pPr>
+            <w:r>
+              <w:t xml:space="preserve">HTML index +</w:t>
+            </w:r>
+            <w:r>
+              <w:t xml:space="preserve"> </w:t>
+            </w:r>
+            <w:r>
+              <w:rPr>
+                <w:rStyle w:val="VerbatimChar"/>
+              </w:rPr>
+              <w:t xml:space="preserve">panels/*.png</w:t>
+            </w:r>
+            <w:r>
+              <w:t xml:space="preserve"> </w:t>
+            </w:r>
+            <w:r>
+              <w:t xml:space="preserve">+</w:t>
+            </w:r>
+            <w:r>
+              <w:t xml:space="preserve"> </w:t>
+            </w:r>
+            <w:r>
+              <w:rPr>
+                <w:rStyle w:val="VerbatimChar"/>
+              </w:rPr>
+              <w:t xml:space="preserve">comparison.csv</w:t>
+            </w:r>
+            <w:r>
+              <w:t xml:space="preserve"> </w:t>
+            </w:r>
+            <w:r>
+              <w:t xml:space="preserve">+</w:t>
+            </w:r>
+            <w:r>
+              <w:t xml:space="preserve"> </w:t>
+            </w:r>
+            <w:r>
+              <w:rPr>
+                <w:rStyle w:val="VerbatimChar"/>
+              </w:rPr>
+              <w:t xml:space="preserve">summary.json</w:t>
+            </w:r>
+            <w:r>
+              <w:t xml:space="preserve">. CSV columns documented in §13.5 plotter section.</w:t>
+            </w:r>
+          </w:p>
+        </w:tc>
+      </w:tr>
+      <w:tr>
+        <w:tc>
+          <w:tcPr/>
+          <w:p>
+            <w:pPr>
+              <w:pStyle w:val="Compact"/>
+              <w:jc w:val="left"/>
+            </w:pPr>
+            <w:r>
+              <w:t xml:space="preserve">Q33</w:t>
+            </w:r>
+          </w:p>
+        </w:tc>
+        <w:tc>
+          <w:tcPr/>
+          <w:p>
+            <w:pPr>
+              <w:pStyle w:val="Compact"/>
+              <w:jc w:val="left"/>
+            </w:pPr>
+            <w:r>
+              <w:t xml:space="preserve">Live KPI thresholds</w:t>
+            </w:r>
+          </w:p>
+        </w:tc>
+        <w:tc>
+          <w:tcPr/>
+          <w:p>
+            <w:pPr>
+              <w:pStyle w:val="Compact"/>
+              <w:jc w:val="left"/>
+            </w:pPr>
+            <w:r>
+              <w:t xml:space="preserve">green &lt; 5 mm, yellow ∈ [5, 15) mm, red ≥ 15 mm — applied to all three method-comparison numbers in the vision-debug strip.</w:t>
+            </w:r>
+          </w:p>
+        </w:tc>
+      </w:tr>
+      <w:tr>
+        <w:tc>
+          <w:tcPr/>
+          <w:p>
+            <w:pPr>
+              <w:pStyle w:val="Compact"/>
+              <w:jc w:val="left"/>
+            </w:pPr>
+            <w:r>
+              <w:t xml:space="preserve">Q34</w:t>
+            </w:r>
+          </w:p>
+        </w:tc>
+        <w:tc>
+          <w:tcPr/>
+          <w:p>
+            <w:pPr>
+              <w:pStyle w:val="Compact"/>
+              <w:jc w:val="left"/>
+            </w:pPr>
+            <w:r>
+              <w:t xml:space="preserve">Additional shadowed comparisons</w:t>
+            </w:r>
+          </w:p>
+        </w:tc>
+        <w:tc>
+          <w:tcPr/>
+          <w:p>
+            <w:pPr>
+              <w:pStyle w:val="Compact"/>
+              <w:jc w:val="left"/>
+            </w:pPr>
+            <w:r>
+              <w:t xml:space="preserve">Add custom rectification + custom SGBM disparity as recommended Lecture-6 demonstrations (§7 table). Custom intrinsics/extrinsics deferred (tied to Stages A/B which we’re skipping).</w:t>
+            </w:r>
+          </w:p>
+        </w:tc>
+      </w:tr>
+      <w:tr>
+        <w:tc>
+          <w:tcPr/>
+          <w:p>
+            <w:pPr>
+              <w:pStyle w:val="Compact"/>
+              <w:jc w:val="left"/>
+            </w:pPr>
+            <w:r>
+              <w:t xml:space="preserve">Q35</w:t>
+            </w:r>
+          </w:p>
+        </w:tc>
+        <w:tc>
+          <w:tcPr/>
+          <w:p>
+            <w:pPr>
+              <w:pStyle w:val="Compact"/>
+              <w:jc w:val="left"/>
+            </w:pPr>
+            <w:r>
+              <w:t xml:space="preserve">Failure-mode fallbacks</w:t>
+            </w:r>
+          </w:p>
+        </w:tc>
+        <w:tc>
+          <w:tcPr/>
+          <w:p>
+            <w:pPr>
+              <w:pStyle w:val="Compact"/>
+              <w:jc w:val="left"/>
+            </w:pPr>
+            <w:r>
+              <w:t xml:space="preserve">OAK depth fail → toggle controller to</w:t>
+            </w:r>
+            <w:r>
+              <w:t xml:space="preserve"> </w:t>
+            </w:r>
+            <w:r>
+              <w:rPr>
+                <w:rStyle w:val="VerbatimChar"/>
+              </w:rPr>
+              <w:t xml:space="preserve">/ball_xy_mono</w:t>
+            </w:r>
+            <w:r>
+              <w:t xml:space="preserve"> </w:t>
+            </w:r>
+            <w:r>
+              <w:t xml:space="preserve">(already running, just no control authority by default). OAK device fail → watchdog to LEVEL_HOLD; operator power-cycles.</w:t>
+            </w:r>
+          </w:p>
+        </w:tc>
+      </w:tr>
+    </w:tbl>
+    <w:bookmarkEnd w:id="74"/>
+    <w:bookmarkStart w:id="75" w:name="still-open"/>
+    <w:p>
+      <w:pPr>
+        <w:pStyle w:val="Heading3"/>
+      </w:pPr>
+      <w:r>
         <w:t xml:space="preserve">Still open</w:t>
       </w:r>
     </w:p>
@@ -14117,7 +15438,7 @@
         <w:pStyle w:val="FirstParagraph"/>
       </w:pPr>
       <w:r>
-        <w:t xml:space="preserve">None — spec locked at v5 (2026-04-26).</w:t>
+        <w:t xml:space="preserve">None — spec locked at v6 (2026-04-26).</w:t>
       </w:r>
     </w:p>
     <w:p>
@@ -14127,310 +15448,310 @@
         </w:pict>
       </w:r>
     </w:p>
-    <w:bookmarkEnd w:id="73"/>
-    <w:bookmarkEnd w:id="74"/>
-    <w:bookmarkStart w:id="75" w:name="references"/>
-    <w:p>
-      <w:pPr>
-        <w:pStyle w:val="Heading2"/>
-      </w:pPr>
-      <w:r>
-        <w:t xml:space="preserve">16. References</w:t>
-      </w:r>
-    </w:p>
-    <w:p>
-      <w:pPr>
-        <w:numPr>
-          <w:ilvl w:val="0"/>
-          <w:numId w:val="1041"/>
-        </w:numPr>
-        <w:pStyle w:val="Compact"/>
-      </w:pPr>
-      <w:r>
-        <w:rPr>
-          <w:rStyle w:val="VerbatimChar"/>
-        </w:rPr>
-        <w:t xml:space="preserve">stewart_bringup/docs/NEXT_STEPS.md</w:t>
-      </w:r>
-      <w:r>
-        <w:t xml:space="preserve"> </w:t>
-      </w:r>
-      <w:r>
-        <w:t xml:space="preserve">— prior vision plan (this doc</w:t>
-      </w:r>
-      <w:r>
-        <w:t xml:space="preserve"> </w:t>
-      </w:r>
-      <w:r>
-        <w:t xml:space="preserve">refines it).</w:t>
-      </w:r>
-    </w:p>
-    <w:p>
-      <w:pPr>
-        <w:numPr>
-          <w:ilvl w:val="0"/>
-          <w:numId w:val="1041"/>
-        </w:numPr>
-        <w:pStyle w:val="Compact"/>
-      </w:pPr>
-      <w:r>
-        <w:rPr>
-          <w:rStyle w:val="VerbatimChar"/>
-        </w:rPr>
-        <w:t xml:space="preserve">bringup_plan.md</w:t>
-      </w:r>
-      <w:r>
-        <w:t xml:space="preserve"> </w:t>
-      </w:r>
-      <w:r>
-        <w:t xml:space="preserve">— master 8-phase bring-up plan.</w:t>
-      </w:r>
-    </w:p>
-    <w:p>
-      <w:pPr>
-        <w:numPr>
-          <w:ilvl w:val="0"/>
-          <w:numId w:val="1041"/>
-        </w:numPr>
-        <w:pStyle w:val="Compact"/>
-      </w:pPr>
-      <w:r>
-        <w:rPr>
-          <w:rStyle w:val="VerbatimChar"/>
-        </w:rPr>
-        <w:t xml:space="preserve">stewart_bringup/scripts/generate_aruco_ring.py</w:t>
-      </w:r>
-      <w:r>
-        <w:t xml:space="preserve"> </w:t>
-      </w:r>
-      <w:r>
-        <w:t xml:space="preserve">— produces the</w:t>
-      </w:r>
-      <w:r>
-        <w:t xml:space="preserve"> </w:t>
-      </w:r>
-      <w:r>
-        <w:t xml:space="preserve">printable ArUco ring +</w:t>
-      </w:r>
-      <w:r>
-        <w:t xml:space="preserve"> </w:t>
-      </w:r>
-      <w:r>
-        <w:rPr>
-          <w:rStyle w:val="VerbatimChar"/>
-        </w:rPr>
-        <w:t xml:space="preserve">marker_layout.yaml</w:t>
-      </w:r>
-      <w:r>
-        <w:t xml:space="preserve">.</w:t>
-      </w:r>
-    </w:p>
-    <w:p>
-      <w:pPr>
-        <w:numPr>
-          <w:ilvl w:val="0"/>
-          <w:numId w:val="1041"/>
-        </w:numPr>
-        <w:pStyle w:val="Compact"/>
-      </w:pPr>
-      <w:r>
-        <w:rPr>
-          <w:rStyle w:val="VerbatimChar"/>
-        </w:rPr>
-        <w:t xml:space="preserve">stewart_bringup/config/global_limits.yaml</w:t>
-      </w:r>
-      <w:r>
-        <w:t xml:space="preserve"> </w:t>
-      </w:r>
-      <w:r>
-        <w:t xml:space="preserve">— three-layer speed cap</w:t>
-      </w:r>
-      <w:r>
-        <w:t xml:space="preserve"> </w:t>
-      </w:r>
-      <w:r>
-        <w:t xml:space="preserve">redundancy pattern (mirrored for the ball dead-zone).</w:t>
-      </w:r>
-    </w:p>
-    <w:p>
-      <w:pPr>
-        <w:numPr>
-          <w:ilvl w:val="0"/>
-          <w:numId w:val="1041"/>
-        </w:numPr>
-        <w:pStyle w:val="Compact"/>
-      </w:pPr>
-      <w:r>
-        <w:rPr>
-          <w:rStyle w:val="VerbatimChar"/>
-        </w:rPr>
-        <w:t xml:space="preserve">stewart_bringup/config/platform_level.yaml</w:t>
-      </w:r>
-      <w:r>
-        <w:t xml:space="preserve"> </w:t>
-      </w:r>
-      <w:r>
-        <w:t xml:space="preserve">— IMU-frame level</w:t>
-      </w:r>
-      <w:r>
-        <w:t xml:space="preserve"> </w:t>
-      </w:r>
-      <w:r>
-        <w:t xml:space="preserve">reference (now zeroed against the MTi factory cal as of 2026-04-25).</w:t>
-      </w:r>
-    </w:p>
-    <w:p>
-      <w:pPr>
-        <w:numPr>
-          <w:ilvl w:val="0"/>
-          <w:numId w:val="1041"/>
-        </w:numPr>
-        <w:pStyle w:val="Compact"/>
-      </w:pPr>
-      <w:r>
-        <w:t xml:space="preserve">EEL 4930/5934 Lecture 6 — Robot Perception (camera model,</w:t>
-      </w:r>
-      <w:r>
-        <w:t xml:space="preserve"> </w:t>
-      </w:r>
-      <w:r>
-        <w:t xml:space="preserve">homography, calibration, stereo, epipolar geometry, F/E matrices,</w:t>
-      </w:r>
-      <w:r>
-        <w:t xml:space="preserve"> </w:t>
-      </w:r>
-      <w:r>
-        <w:t xml:space="preserve">8-point + RANSAC, triangulation, SfM).</w:t>
-      </w:r>
-    </w:p>
-    <w:p>
-      <w:pPr>
-        <w:numPr>
-          <w:ilvl w:val="0"/>
-          <w:numId w:val="1041"/>
-        </w:numPr>
-        <w:pStyle w:val="Compact"/>
-      </w:pPr>
-      <w:r>
-        <w:t xml:space="preserve">EEL 4930/5934 Lecture 8 — Localization, Filtering &amp; State Estimation</w:t>
-      </w:r>
-      <w:r>
-        <w:t xml:space="preserve"> </w:t>
-      </w:r>
-      <w:r>
-        <w:t xml:space="preserve">(Bayesian filter, KF, EKF, PID).</w:t>
-      </w:r>
-    </w:p>
-    <w:p>
-      <w:pPr>
-        <w:numPr>
-          <w:ilvl w:val="0"/>
-          <w:numId w:val="1041"/>
-        </w:numPr>
-        <w:pStyle w:val="Compact"/>
-      </w:pPr>
-      <w:r>
-        <w:t xml:space="preserve">Movella MTi 600-series User Manual — IMU sensor-frame conventions.</w:t>
-      </w:r>
-    </w:p>
-    <w:p>
-      <w:pPr>
-        <w:numPr>
-          <w:ilvl w:val="0"/>
-          <w:numId w:val="1041"/>
-        </w:numPr>
-        <w:pStyle w:val="Compact"/>
-      </w:pPr>
-      <w:r>
-        <w:t xml:space="preserve">OpenCV</w:t>
-      </w:r>
-      <w:r>
-        <w:t xml:space="preserve"> </w:t>
-      </w:r>
-      <w:r>
-        <w:rPr>
-          <w:rStyle w:val="VerbatimChar"/>
-        </w:rPr>
-        <w:t xml:space="preserve">cv2.aruco</w:t>
-      </w:r>
-      <w:r>
-        <w:t xml:space="preserve">,</w:t>
-      </w:r>
-      <w:r>
-        <w:t xml:space="preserve"> </w:t>
-      </w:r>
-      <w:r>
-        <w:rPr>
-          <w:rStyle w:val="VerbatimChar"/>
-        </w:rPr>
-        <w:t xml:space="preserve">cv2.calibrateCamera</w:t>
-      </w:r>
-      <w:r>
-        <w:t xml:space="preserve">,</w:t>
-      </w:r>
-      <w:r>
-        <w:t xml:space="preserve"> </w:t>
-      </w:r>
-      <w:r>
-        <w:rPr>
-          <w:rStyle w:val="VerbatimChar"/>
-        </w:rPr>
-        <w:t xml:space="preserve">cv2.stereoCalibrate</w:t>
-      </w:r>
-      <w:r>
-        <w:t xml:space="preserve">,</w:t>
-      </w:r>
-      <w:r>
-        <w:t xml:space="preserve"> </w:t>
-      </w:r>
-      <w:r>
-        <w:rPr>
-          <w:rStyle w:val="VerbatimChar"/>
-        </w:rPr>
-        <w:t xml:space="preserve">cv2.stereoRectify</w:t>
-      </w:r>
-      <w:r>
-        <w:t xml:space="preserve">,</w:t>
-      </w:r>
-      <w:r>
-        <w:t xml:space="preserve"> </w:t>
-      </w:r>
-      <w:r>
-        <w:rPr>
-          <w:rStyle w:val="VerbatimChar"/>
-        </w:rPr>
-        <w:t xml:space="preserve">cv2.solvePnP</w:t>
-      </w:r>
-      <w:r>
-        <w:t xml:space="preserve">,</w:t>
-      </w:r>
-      <w:r>
-        <w:t xml:space="preserve"> </w:t>
-      </w:r>
-      <w:r>
-        <w:rPr>
-          <w:rStyle w:val="VerbatimChar"/>
-        </w:rPr>
-        <w:t xml:space="preserve">cv2.triangulatePoints</w:t>
-      </w:r>
-      <w:r>
-        <w:t xml:space="preserve">.</w:t>
-      </w:r>
-    </w:p>
-    <w:p>
-      <w:pPr>
-        <w:numPr>
-          <w:ilvl w:val="0"/>
-          <w:numId w:val="1041"/>
-        </w:numPr>
-        <w:pStyle w:val="Compact"/>
-      </w:pPr>
-      <w:r>
-        <w:t xml:space="preserve">Luxonis DepthAI documentation (OAK-D-PRO-AF pipeline).</w:t>
-      </w:r>
-    </w:p>
     <w:bookmarkEnd w:id="75"/>
     <w:bookmarkEnd w:id="76"/>
+    <w:bookmarkStart w:id="77" w:name="references"/>
+    <w:p>
+      <w:pPr>
+        <w:pStyle w:val="Heading2"/>
+      </w:pPr>
+      <w:r>
+        <w:t xml:space="preserve">16. References</w:t>
+      </w:r>
+    </w:p>
+    <w:p>
+      <w:pPr>
+        <w:numPr>
+          <w:ilvl w:val="0"/>
+          <w:numId w:val="1043"/>
+        </w:numPr>
+        <w:pStyle w:val="Compact"/>
+      </w:pPr>
+      <w:r>
+        <w:rPr>
+          <w:rStyle w:val="VerbatimChar"/>
+        </w:rPr>
+        <w:t xml:space="preserve">stewart_bringup/docs/NEXT_STEPS.md</w:t>
+      </w:r>
+      <w:r>
+        <w:t xml:space="preserve"> </w:t>
+      </w:r>
+      <w:r>
+        <w:t xml:space="preserve">— prior vision plan (this doc</w:t>
+      </w:r>
+      <w:r>
+        <w:t xml:space="preserve"> </w:t>
+      </w:r>
+      <w:r>
+        <w:t xml:space="preserve">refines it).</w:t>
+      </w:r>
+    </w:p>
+    <w:p>
+      <w:pPr>
+        <w:numPr>
+          <w:ilvl w:val="0"/>
+          <w:numId w:val="1043"/>
+        </w:numPr>
+        <w:pStyle w:val="Compact"/>
+      </w:pPr>
+      <w:r>
+        <w:rPr>
+          <w:rStyle w:val="VerbatimChar"/>
+        </w:rPr>
+        <w:t xml:space="preserve">bringup_plan.md</w:t>
+      </w:r>
+      <w:r>
+        <w:t xml:space="preserve"> </w:t>
+      </w:r>
+      <w:r>
+        <w:t xml:space="preserve">— master 8-phase bring-up plan.</w:t>
+      </w:r>
+    </w:p>
+    <w:p>
+      <w:pPr>
+        <w:numPr>
+          <w:ilvl w:val="0"/>
+          <w:numId w:val="1043"/>
+        </w:numPr>
+        <w:pStyle w:val="Compact"/>
+      </w:pPr>
+      <w:r>
+        <w:rPr>
+          <w:rStyle w:val="VerbatimChar"/>
+        </w:rPr>
+        <w:t xml:space="preserve">stewart_bringup/scripts/generate_aruco_ring.py</w:t>
+      </w:r>
+      <w:r>
+        <w:t xml:space="preserve"> </w:t>
+      </w:r>
+      <w:r>
+        <w:t xml:space="preserve">— produces the</w:t>
+      </w:r>
+      <w:r>
+        <w:t xml:space="preserve"> </w:t>
+      </w:r>
+      <w:r>
+        <w:t xml:space="preserve">printable ArUco ring +</w:t>
+      </w:r>
+      <w:r>
+        <w:t xml:space="preserve"> </w:t>
+      </w:r>
+      <w:r>
+        <w:rPr>
+          <w:rStyle w:val="VerbatimChar"/>
+        </w:rPr>
+        <w:t xml:space="preserve">marker_layout.yaml</w:t>
+      </w:r>
+      <w:r>
+        <w:t xml:space="preserve">.</w:t>
+      </w:r>
+    </w:p>
+    <w:p>
+      <w:pPr>
+        <w:numPr>
+          <w:ilvl w:val="0"/>
+          <w:numId w:val="1043"/>
+        </w:numPr>
+        <w:pStyle w:val="Compact"/>
+      </w:pPr>
+      <w:r>
+        <w:rPr>
+          <w:rStyle w:val="VerbatimChar"/>
+        </w:rPr>
+        <w:t xml:space="preserve">stewart_bringup/config/global_limits.yaml</w:t>
+      </w:r>
+      <w:r>
+        <w:t xml:space="preserve"> </w:t>
+      </w:r>
+      <w:r>
+        <w:t xml:space="preserve">— three-layer speed cap</w:t>
+      </w:r>
+      <w:r>
+        <w:t xml:space="preserve"> </w:t>
+      </w:r>
+      <w:r>
+        <w:t xml:space="preserve">redundancy pattern (mirrored for the ball dead-zone).</w:t>
+      </w:r>
+    </w:p>
+    <w:p>
+      <w:pPr>
+        <w:numPr>
+          <w:ilvl w:val="0"/>
+          <w:numId w:val="1043"/>
+        </w:numPr>
+        <w:pStyle w:val="Compact"/>
+      </w:pPr>
+      <w:r>
+        <w:rPr>
+          <w:rStyle w:val="VerbatimChar"/>
+        </w:rPr>
+        <w:t xml:space="preserve">stewart_bringup/config/platform_level.yaml</w:t>
+      </w:r>
+      <w:r>
+        <w:t xml:space="preserve"> </w:t>
+      </w:r>
+      <w:r>
+        <w:t xml:space="preserve">— IMU-frame level</w:t>
+      </w:r>
+      <w:r>
+        <w:t xml:space="preserve"> </w:t>
+      </w:r>
+      <w:r>
+        <w:t xml:space="preserve">reference (now zeroed against the MTi factory cal as of 2026-04-25).</w:t>
+      </w:r>
+    </w:p>
+    <w:p>
+      <w:pPr>
+        <w:numPr>
+          <w:ilvl w:val="0"/>
+          <w:numId w:val="1043"/>
+        </w:numPr>
+        <w:pStyle w:val="Compact"/>
+      </w:pPr>
+      <w:r>
+        <w:t xml:space="preserve">EEL 4930/5934 Lecture 6 — Robot Perception (camera model,</w:t>
+      </w:r>
+      <w:r>
+        <w:t xml:space="preserve"> </w:t>
+      </w:r>
+      <w:r>
+        <w:t xml:space="preserve">homography, calibration, stereo, epipolar geometry, F/E matrices,</w:t>
+      </w:r>
+      <w:r>
+        <w:t xml:space="preserve"> </w:t>
+      </w:r>
+      <w:r>
+        <w:t xml:space="preserve">8-point + RANSAC, triangulation, SfM).</w:t>
+      </w:r>
+    </w:p>
+    <w:p>
+      <w:pPr>
+        <w:numPr>
+          <w:ilvl w:val="0"/>
+          <w:numId w:val="1043"/>
+        </w:numPr>
+        <w:pStyle w:val="Compact"/>
+      </w:pPr>
+      <w:r>
+        <w:t xml:space="preserve">EEL 4930/5934 Lecture 8 — Localization, Filtering &amp; State Estimation</w:t>
+      </w:r>
+      <w:r>
+        <w:t xml:space="preserve"> </w:t>
+      </w:r>
+      <w:r>
+        <w:t xml:space="preserve">(Bayesian filter, KF, EKF, PID).</w:t>
+      </w:r>
+    </w:p>
+    <w:p>
+      <w:pPr>
+        <w:numPr>
+          <w:ilvl w:val="0"/>
+          <w:numId w:val="1043"/>
+        </w:numPr>
+        <w:pStyle w:val="Compact"/>
+      </w:pPr>
+      <w:r>
+        <w:t xml:space="preserve">Movella MTi 600-series User Manual — IMU sensor-frame conventions.</w:t>
+      </w:r>
+    </w:p>
+    <w:p>
+      <w:pPr>
+        <w:numPr>
+          <w:ilvl w:val="0"/>
+          <w:numId w:val="1043"/>
+        </w:numPr>
+        <w:pStyle w:val="Compact"/>
+      </w:pPr>
+      <w:r>
+        <w:t xml:space="preserve">OpenCV</w:t>
+      </w:r>
+      <w:r>
+        <w:t xml:space="preserve"> </w:t>
+      </w:r>
+      <w:r>
+        <w:rPr>
+          <w:rStyle w:val="VerbatimChar"/>
+        </w:rPr>
+        <w:t xml:space="preserve">cv2.aruco</w:t>
+      </w:r>
+      <w:r>
+        <w:t xml:space="preserve">,</w:t>
+      </w:r>
+      <w:r>
+        <w:t xml:space="preserve"> </w:t>
+      </w:r>
+      <w:r>
+        <w:rPr>
+          <w:rStyle w:val="VerbatimChar"/>
+        </w:rPr>
+        <w:t xml:space="preserve">cv2.calibrateCamera</w:t>
+      </w:r>
+      <w:r>
+        <w:t xml:space="preserve">,</w:t>
+      </w:r>
+      <w:r>
+        <w:t xml:space="preserve"> </w:t>
+      </w:r>
+      <w:r>
+        <w:rPr>
+          <w:rStyle w:val="VerbatimChar"/>
+        </w:rPr>
+        <w:t xml:space="preserve">cv2.stereoCalibrate</w:t>
+      </w:r>
+      <w:r>
+        <w:t xml:space="preserve">,</w:t>
+      </w:r>
+      <w:r>
+        <w:t xml:space="preserve"> </w:t>
+      </w:r>
+      <w:r>
+        <w:rPr>
+          <w:rStyle w:val="VerbatimChar"/>
+        </w:rPr>
+        <w:t xml:space="preserve">cv2.stereoRectify</w:t>
+      </w:r>
+      <w:r>
+        <w:t xml:space="preserve">,</w:t>
+      </w:r>
+      <w:r>
+        <w:t xml:space="preserve"> </w:t>
+      </w:r>
+      <w:r>
+        <w:rPr>
+          <w:rStyle w:val="VerbatimChar"/>
+        </w:rPr>
+        <w:t xml:space="preserve">cv2.solvePnP</w:t>
+      </w:r>
+      <w:r>
+        <w:t xml:space="preserve">,</w:t>
+      </w:r>
+      <w:r>
+        <w:t xml:space="preserve"> </w:t>
+      </w:r>
+      <w:r>
+        <w:rPr>
+          <w:rStyle w:val="VerbatimChar"/>
+        </w:rPr>
+        <w:t xml:space="preserve">cv2.triangulatePoints</w:t>
+      </w:r>
+      <w:r>
+        <w:t xml:space="preserve">.</w:t>
+      </w:r>
+    </w:p>
+    <w:p>
+      <w:pPr>
+        <w:numPr>
+          <w:ilvl w:val="0"/>
+          <w:numId w:val="1043"/>
+        </w:numPr>
+        <w:pStyle w:val="Compact"/>
+      </w:pPr>
+      <w:r>
+        <w:t xml:space="preserve">Luxonis DepthAI documentation (OAK-D-PRO-AF pipeline).</w:t>
+      </w:r>
+    </w:p>
+    <w:bookmarkEnd w:id="77"/>
+    <w:bookmarkEnd w:id="78"/>
     <w:sectPr/>
   </w:body>
 </w:document>
@@ -15008,6 +16329,9 @@
     <w:abstractNumId w:val="991"/>
   </w:num>
   <w:num w:numId="1040">
+    <w:abstractNumId w:val="991"/>
+  </w:num>
+  <w:num w:numId="1041">
     <w:abstractNumId w:val="99411"/>
     <w:lvlOverride w:ilvl="0">
       <w:startOverride w:val="1"/>
@@ -15037,7 +16361,37 @@
       <w:startOverride w:val="1"/>
     </w:lvlOverride>
   </w:num>
-  <w:num w:numId="1041">
+  <w:num w:numId="1042">
+    <w:abstractNumId w:val="99411"/>
+    <w:lvlOverride w:ilvl="0">
+      <w:startOverride w:val="1"/>
+    </w:lvlOverride>
+    <w:lvlOverride w:ilvl="1">
+      <w:startOverride w:val="1"/>
+    </w:lvlOverride>
+    <w:lvlOverride w:ilvl="2">
+      <w:startOverride w:val="1"/>
+    </w:lvlOverride>
+    <w:lvlOverride w:ilvl="3">
+      <w:startOverride w:val="1"/>
+    </w:lvlOverride>
+    <w:lvlOverride w:ilvl="4">
+      <w:startOverride w:val="1"/>
+    </w:lvlOverride>
+    <w:lvlOverride w:ilvl="5">
+      <w:startOverride w:val="1"/>
+    </w:lvlOverride>
+    <w:lvlOverride w:ilvl="6">
+      <w:startOverride w:val="1"/>
+    </w:lvlOverride>
+    <w:lvlOverride w:ilvl="7">
+      <w:startOverride w:val="1"/>
+    </w:lvlOverride>
+    <w:lvlOverride w:ilvl="8">
+      <w:startOverride w:val="1"/>
+    </w:lvlOverride>
+  </w:num>
+  <w:num w:numId="1043">
     <w:abstractNumId w:val="991"/>
   </w:num>
 </w:numbering>

--- a/stewart_bringup/docs/closed_loop_ball_demos.docx
+++ b/stewart_bringup/docs/closed_loop_ball_demos.docx
@@ -2,7 +2,7 @@
 <file path=word/document.xml><?xml version="1.0" encoding="utf-8"?>
 <w:document xmlns:w="http://schemas.openxmlformats.org/wordprocessingml/2006/main" xmlns:m="http://schemas.openxmlformats.org/officeDocument/2006/math" xmlns:r="http://schemas.openxmlformats.org/officeDocument/2006/relationships" xmlns:o="urn:schemas-microsoft-com:office:office" xmlns:v="urn:schemas-microsoft-com:vml" xmlns:w10="urn:schemas-microsoft-com:office:word" xmlns:a="http://schemas.openxmlformats.org/drawingml/2006/main" xmlns:pic="http://schemas.openxmlformats.org/drawingml/2006/picture" xmlns:wp="http://schemas.openxmlformats.org/drawingml/2006/wordprocessingDrawing">
   <w:body>
-    <w:bookmarkStart w:id="78" w:name="Xf2ecee67e627b13c32e3c15bfc4ce569ecb8d6b"/>
+    <w:bookmarkStart w:id="79" w:name="Xf2ecee67e627b13c32e3c15bfc4ce569ecb8d6b"/>
     <w:p>
       <w:pPr>
         <w:pStyle w:val="Heading1"/>
@@ -86,25 +86,34 @@
         <w:t xml:space="preserve"> </w:t>
       </w:r>
       <w:r>
-        <w:t xml:space="preserve">2026-04-26 (v6 — factory-calibration shortcut for</w:t>
-      </w:r>
-      <w:r>
-        <w:t xml:space="preserve"> </w:t>
-      </w:r>
-      <w:r>
-        <w:t xml:space="preserve">Stages A/B; expanded list of shadowed-on-OAK comparisons; CSV + PNG</w:t>
-      </w:r>
-      <w:r>
-        <w:t xml:space="preserve"> </w:t>
-      </w:r>
-      <w:r>
-        <w:t xml:space="preserve">exports from the plotter; KPI color thresholds locked at</w:t>
-      </w:r>
-      <w:r>
-        <w:t xml:space="preserve"> </w:t>
-      </w:r>
-      <w:r>
-        <w:t xml:space="preserve">green &lt; 5 mm / yellow &lt; 15 mm / red ≥ 15 mm).</w:t>
+        <w:t xml:space="preserve">2026-04-26 (v7 — GUI calibration button is Stage C</w:t>
+      </w:r>
+      <w:r>
+        <w:t xml:space="preserve"> </w:t>
+      </w:r>
+      <w:r>
+        <w:t xml:space="preserve">only; Stages A/B are CLI-only to prevent operators accidentally</w:t>
+      </w:r>
+      <w:r>
+        <w:t xml:space="preserve"> </w:t>
+      </w:r>
+      <w:r>
+        <w:t xml:space="preserve">overriding factory tuning; clarified that the existing</w:t>
+      </w:r>
+      <w:r>
+        <w:t xml:space="preserve"> </w:t>
+      </w:r>
+      <w:r>
+        <w:rPr>
+          <w:rStyle w:val="VerbatimChar"/>
+        </w:rPr>
+        <w:t xml:space="preserve">web/index.html</w:t>
+      </w:r>
+      <w:r>
+        <w:t xml:space="preserve"> </w:t>
+      </w:r>
+      <w:r>
+        <w:t xml:space="preserve">is already three-column).</w:t>
       </w:r>
     </w:p>
     <w:p>
@@ -2208,299 +2217,13 @@
         <w:t xml:space="preserve"> </w:t>
       </w:r>
       <w:r>
-        <w:t xml:space="preserve">(where the OAK is plugged in), but</w:t>
-      </w:r>
-      <w:r>
-        <w:t xml:space="preserve"> </w:t>
-      </w:r>
-      <w:r>
-        <w:t xml:space="preserve">the user-facing capture flow is via a button in the laptop’s GUI —</w:t>
-      </w:r>
-      <w:r>
-        <w:t xml:space="preserve"> </w:t>
-      </w:r>
-      <w:r>
-        <w:t xml:space="preserve">the Pi is headless.</w:t>
-      </w:r>
-      <w:r>
-        <w:t xml:space="preserve"> </w:t>
-      </w:r>
-      <w:r>
-        <w:rPr>
-          <w:rStyle w:val="VerbatimChar"/>
-        </w:rPr>
-        <w:t xml:space="preserve">scripts/calibrate_oak.py</w:t>
-      </w:r>
-      <w:r>
-        <w:t xml:space="preserve"> </w:t>
-      </w:r>
-      <w:r>
-        <w:t xml:space="preserve">exposes a small ROS 2</w:t>
-      </w:r>
-      <w:r>
-        <w:t xml:space="preserve"> </w:t>
-      </w:r>
-      <w:r>
-        <w:t xml:space="preserve">service interface that the GUI calls:</w:t>
-      </w:r>
-    </w:p>
-    <w:p>
-      <w:pPr>
-        <w:numPr>
-          <w:ilvl w:val="0"/>
-          <w:numId w:val="1005"/>
-        </w:numPr>
-        <w:pStyle w:val="Compact"/>
-      </w:pPr>
-      <w:r>
-        <w:rPr>
-          <w:rStyle w:val="VerbatimChar"/>
-        </w:rPr>
-        <w:t xml:space="preserve">/calibrate/capture_frame</w:t>
-      </w:r>
-      <w:r>
-        <w:t xml:space="preserve"> </w:t>
-      </w:r>
-      <w:r>
-        <w:t xml:space="preserve">(Trigger) — grab one synced</w:t>
-      </w:r>
-      <w:r>
-        <w:t xml:space="preserve"> </w:t>
-      </w:r>
-      <w:r>
-        <w:t xml:space="preserve">chessboard pair (Stage A) or the leveled-platform ArUco frame</w:t>
-      </w:r>
-      <w:r>
-        <w:t xml:space="preserve"> </w:t>
-      </w:r>
-      <w:r>
-        <w:t xml:space="preserve">(Stage C). The script auto-detects the chessboard / board and</w:t>
-      </w:r>
-      <w:r>
-        <w:t xml:space="preserve"> </w:t>
-      </w:r>
-      <w:r>
-        <w:t xml:space="preserve">accepts or rejects the frame, returning a status to the GUI</w:t>
-      </w:r>
-      <w:r>
-        <w:t xml:space="preserve"> </w:t>
-      </w:r>
-      <w:r>
-        <w:t xml:space="preserve">(success:</w:t>
-      </w:r>
-      <w:r>
-        <w:t xml:space="preserve"> </w:t>
-      </w:r>
-      <w:r>
-        <w:t xml:space="preserve">“</w:t>
-      </w:r>
-      <w:r>
-        <w:t xml:space="preserve">frame N/30 captured</w:t>
-      </w:r>
-      <w:r>
-        <w:t xml:space="preserve">”</w:t>
-      </w:r>
-      <w:r>
-        <w:t xml:space="preserve">, failure:</w:t>
-      </w:r>
-      <w:r>
-        <w:t xml:space="preserve"> </w:t>
-      </w:r>
-      <w:r>
-        <w:t xml:space="preserve">“</w:t>
-      </w:r>
-      <w:r>
-        <w:t xml:space="preserve">chessboard not detected</w:t>
-      </w:r>
-      <w:r>
-        <w:t xml:space="preserve">”</w:t>
-      </w:r>
-      <w:r>
-        <w:t xml:space="preserve">).</w:t>
-      </w:r>
-    </w:p>
-    <w:p>
-      <w:pPr>
-        <w:numPr>
-          <w:ilvl w:val="0"/>
-          <w:numId w:val="1005"/>
-        </w:numPr>
-        <w:pStyle w:val="Compact"/>
-      </w:pPr>
-      <w:r>
-        <w:rPr>
-          <w:rStyle w:val="VerbatimChar"/>
-        </w:rPr>
-        <w:t xml:space="preserve">/calibrate/solve</w:t>
-      </w:r>
-      <w:r>
-        <w:t xml:space="preserve"> </w:t>
-      </w:r>
-      <w:r>
-        <w:t xml:space="preserve">(Trigger) — runs</w:t>
-      </w:r>
-      <w:r>
-        <w:t xml:space="preserve"> </w:t>
-      </w:r>
-      <w:r>
-        <w:rPr>
-          <w:rStyle w:val="VerbatimChar"/>
-        </w:rPr>
-        <w:t xml:space="preserve">cv2.calibrateCamera</w:t>
-      </w:r>
-      <w:r>
-        <w:t xml:space="preserve"> </w:t>
-      </w:r>
-      <w:r>
-        <w:t xml:space="preserve">/</w:t>
-      </w:r>
-      <w:r>
-        <w:t xml:space="preserve"> </w:t>
-      </w:r>
-      <w:r>
-        <w:rPr>
-          <w:rStyle w:val="VerbatimChar"/>
-        </w:rPr>
-        <w:t xml:space="preserve">cv2.stereoCalibrate</w:t>
-      </w:r>
-      <w:r>
-        <w:t xml:space="preserve"> </w:t>
-      </w:r>
-      <w:r>
-        <w:t xml:space="preserve">/</w:t>
-      </w:r>
-      <w:r>
-        <w:t xml:space="preserve"> </w:t>
-      </w:r>
-      <w:r>
-        <w:rPr>
-          <w:rStyle w:val="VerbatimChar"/>
-        </w:rPr>
-        <w:t xml:space="preserve">cv2.stereoRectify</w:t>
-      </w:r>
-      <w:r>
-        <w:t xml:space="preserve"> </w:t>
-      </w:r>
-      <w:r>
-        <w:t xml:space="preserve">on the captured set</w:t>
-      </w:r>
-      <w:r>
-        <w:t xml:space="preserve"> </w:t>
-      </w:r>
-      <w:r>
-        <w:t xml:space="preserve">and writes the YAML if the acceptance gates pass.</w:t>
-      </w:r>
-    </w:p>
-    <w:p>
-      <w:pPr>
-        <w:numPr>
-          <w:ilvl w:val="0"/>
-          <w:numId w:val="1005"/>
-        </w:numPr>
-        <w:pStyle w:val="Compact"/>
-      </w:pPr>
-      <w:r>
-        <w:rPr>
-          <w:rStyle w:val="VerbatimChar"/>
-        </w:rPr>
-        <w:t xml:space="preserve">/calibrate/reset</w:t>
-      </w:r>
-      <w:r>
-        <w:t xml:space="preserve"> </w:t>
-      </w:r>
-      <w:r>
-        <w:t xml:space="preserve">(Trigger) — clears captured-frame buffer.</w:t>
-      </w:r>
-    </w:p>
-    <w:p>
-      <w:pPr>
-        <w:pStyle w:val="FirstParagraph"/>
-      </w:pPr>
-      <w:r>
-        <w:t xml:space="preserve">The GUI’s Vision Debug panel shows the live OAK feed with detected</w:t>
-      </w:r>
-      <w:r>
-        <w:t xml:space="preserve"> </w:t>
-      </w:r>
-      <w:r>
-        <w:t xml:space="preserve">chessboard corners drawn in real time, plus a counter</w:t>
-      </w:r>
-      <w:r>
-        <w:t xml:space="preserve"> </w:t>
-      </w:r>
-      <w:r>
-        <w:t xml:space="preserve">“</w:t>
-      </w:r>
-      <w:r>
-        <w:t xml:space="preserve">N/30 frames</w:t>
-      </w:r>
-      <w:r>
-        <w:t xml:space="preserve">”</w:t>
-      </w:r>
-      <w:r>
-        <w:t xml:space="preserve"> </w:t>
-      </w:r>
-      <w:r>
-        <w:t xml:space="preserve">and the three buttons above. The chessboard geometry comes from</w:t>
-      </w:r>
-      <w:r>
-        <w:t xml:space="preserve"> </w:t>
-      </w:r>
-      <w:r>
-        <w:rPr>
-          <w:rStyle w:val="VerbatimChar"/>
-        </w:rPr>
-        <w:t xml:space="preserve">chessboard.yaml</w:t>
-      </w:r>
-      <w:r>
-        <w:t xml:space="preserve"> </w:t>
-      </w:r>
-      <w:r>
-        <w:t xml:space="preserve">produced by</w:t>
-      </w:r>
-      <w:r>
-        <w:t xml:space="preserve"> </w:t>
-      </w:r>
-      <w:r>
-        <w:rPr>
-          <w:rStyle w:val="VerbatimChar"/>
-        </w:rPr>
-        <w:t xml:space="preserve">generate_chessboard.py</w:t>
-      </w:r>
-      <w:r>
-        <w:t xml:space="preserve"> </w:t>
-      </w:r>
-      <w:r>
-        <w:t xml:space="preserve">so changing</w:t>
-      </w:r>
-      <w:r>
-        <w:t xml:space="preserve"> </w:t>
-      </w:r>
-      <w:r>
-        <w:t xml:space="preserve">the printed board doesn’t require code edits.</w:t>
-      </w:r>
-    </w:p>
-    <w:p>
-      <w:pPr>
-        <w:pStyle w:val="BodyText"/>
-      </w:pPr>
-      <w:r>
-        <w:rPr>
-          <w:rStyle w:val="VerbatimChar"/>
-        </w:rPr>
-        <w:t xml:space="preserve">scripts/calibrate_oak.py</w:t>
-      </w:r>
-      <w:r>
-        <w:t xml:space="preserve"> </w:t>
-      </w:r>
-      <w:r>
-        <w:t xml:space="preserve">runs in three independent stages so that</w:t>
-      </w:r>
-      <w:r>
-        <w:t xml:space="preserve"> </w:t>
-      </w:r>
-      <w:r>
-        <w:t xml:space="preserve">moving the camera only invalidates the cheap stage.</w:t>
+        <w:t xml:space="preserve">(where the OAK is plugged in). The</w:t>
+      </w:r>
+      <w:r>
+        <w:t xml:space="preserve"> </w:t>
+      </w:r>
+      <w:r>
+        <w:t xml:space="preserve">user-facing flow is</w:t>
       </w:r>
       <w:r>
         <w:t xml:space="preserve"> </w:t>
@@ -2510,126 +2233,647 @@
           <w:bCs/>
           <w:b/>
         </w:rPr>
-        <w:t xml:space="preserve">Stages A and B</w:t>
-      </w:r>
+        <w:t xml:space="preserve">split by audience</w:t>
+      </w:r>
+      <w:r>
+        <w:t xml:space="preserve"> </w:t>
+      </w:r>
+      <w:r>
+        <w:t xml:space="preserve">(locked v7, 2026-04-26):</w:t>
+      </w:r>
+    </w:p>
+    <w:p>
+      <w:pPr>
+        <w:numPr>
+          <w:ilvl w:val="0"/>
+          <w:numId w:val="1005"/>
+        </w:numPr>
+      </w:pPr>
       <w:r>
         <w:rPr>
           <w:bCs/>
           <w:b/>
         </w:rPr>
-        <w:t xml:space="preserve"> </w:t>
-      </w:r>
+        <w:t xml:space="preserve">GUI button — Stage C only.</w:t>
+      </w:r>
+      <w:r>
+        <w:t xml:space="preserve"> </w:t>
+      </w:r>
+      <w:r>
+        <w:t xml:space="preserve">The laptop’s GUI exposes capture /</w:t>
+      </w:r>
+      <w:r>
+        <w:t xml:space="preserve"> </w:t>
+      </w:r>
+      <w:r>
+        <w:t xml:space="preserve">solve / reset for the camera-to-world ArUco-ring step only. This</w:t>
+      </w:r>
+      <w:r>
+        <w:t xml:space="preserve"> </w:t>
+      </w:r>
+      <w:r>
+        <w:t xml:space="preserve">is the operation that matters between demo runs (every camera arm</w:t>
+      </w:r>
+      <w:r>
+        <w:t xml:space="preserve"> </w:t>
+      </w:r>
+      <w:r>
+        <w:t xml:space="preserve">move re-runs it) and is the only one a non-developer operator</w:t>
+      </w:r>
+      <w:r>
+        <w:t xml:space="preserve"> </w:t>
+      </w:r>
+      <w:r>
+        <w:t xml:space="preserve">ever needs.</w:t>
+      </w:r>
+    </w:p>
+    <w:p>
+      <w:pPr>
+        <w:numPr>
+          <w:ilvl w:val="0"/>
+          <w:numId w:val="1005"/>
+        </w:numPr>
+      </w:pPr>
       <w:r>
         <w:rPr>
           <w:bCs/>
           <w:b/>
         </w:rPr>
-        <w:t xml:space="preserve">are optional now (v6 default):</w:t>
-      </w:r>
-      <w:r>
-        <w:t xml:space="preserve"> </w:t>
-      </w:r>
-      <w:r>
-        <w:t xml:space="preserve">the OAK ships with factory-calibrated</w:t>
-      </w:r>
-      <w:r>
-        <w:t xml:space="preserve"> </w:t>
-      </w:r>
-      <w:r>
-        <w:t xml:space="preserve">intrinsics and stereo extrinsics stored on its EEPROM, accessible via</w:t>
-      </w:r>
-      <w:r>
-        <w:t xml:space="preserve"> </w:t>
-      </w:r>
-      <w:r>
-        <w:rPr>
-          <w:rStyle w:val="VerbatimChar"/>
-        </w:rPr>
-        <w:t xml:space="preserve">Device.readCalibration()</w:t>
-      </w:r>
-      <w:r>
-        <w:t xml:space="preserve">. The default flow uses those directly:</w:t>
-      </w:r>
-    </w:p>
-    <w:p>
-      <w:pPr>
-        <w:pStyle w:val="SourceCode"/>
-      </w:pPr>
-      <w:r>
-        <w:rPr>
-          <w:rStyle w:val="CommentTok"/>
-        </w:rPr>
-        <w:t xml:space="preserve"># Default — write factory cal into oak_intrinsics.yaml in seconds</w:t>
-      </w:r>
-      <w:r>
-        <w:br/>
-      </w:r>
-      <w:r>
-        <w:rPr>
-          <w:rStyle w:val="ExtensionTok"/>
-        </w:rPr>
-        <w:t xml:space="preserve">python3</w:t>
-      </w:r>
-      <w:r>
-        <w:rPr>
-          <w:rStyle w:val="NormalTok"/>
-        </w:rPr>
-        <w:t xml:space="preserve"> scripts/calibrate_oak.py </w:t>
-      </w:r>
-      <w:r>
-        <w:rPr>
-          <w:rStyle w:val="AttributeTok"/>
-        </w:rPr>
-        <w:t xml:space="preserve">--stage</w:t>
-      </w:r>
-      <w:r>
-        <w:rPr>
-          <w:rStyle w:val="NormalTok"/>
-        </w:rPr>
-        <w:t xml:space="preserve"> factory</w:t>
-      </w:r>
-    </w:p>
-    <w:p>
-      <w:pPr>
-        <w:pStyle w:val="FirstParagraph"/>
-      </w:pPr>
-      <w:r>
-        <w:t xml:space="preserve">Re-doing Stages A/B manually only buys you a slightly tighter</w:t>
-      </w:r>
-      <w:r>
-        <w:t xml:space="preserve"> </w:t>
-      </w:r>
-      <w:r>
-        <w:t xml:space="preserve">comparison-vs-truth baseline (your own chessboard captures may</w:t>
-      </w:r>
-      <w:r>
-        <w:t xml:space="preserve"> </w:t>
-      </w:r>
-      <w:r>
-        <w:t xml:space="preserve">out-perform the factory &lt;0.3 px reprojection target by a small</w:t>
-      </w:r>
-      <w:r>
-        <w:t xml:space="preserve"> </w:t>
-      </w:r>
-      <w:r>
-        <w:t xml:space="preserve">margin). For the demo, use factory; document this in the report.</w:t>
-      </w:r>
-    </w:p>
-    <w:p>
-      <w:pPr>
-        <w:pStyle w:val="BodyText"/>
-      </w:pPr>
-      <w:r>
-        <w:t xml:space="preserve">Stage C (camera-to-world via the ArUco ring) is</w:t>
-      </w:r>
-      <w:r>
-        <w:t xml:space="preserve"> </w:t>
+        <w:t xml:space="preserve">CLI only —</w:t>
       </w:r>
       <w:r>
         <w:rPr>
           <w:bCs/>
           <w:b/>
         </w:rPr>
+        <w:t xml:space="preserve"> </w:t>
+      </w:r>
+      <w:r>
+        <w:rPr>
+          <w:rStyle w:val="VerbatimChar"/>
+          <w:bCs/>
+          <w:b/>
+        </w:rPr>
+        <w:t xml:space="preserve">--stage factory</w:t>
+      </w:r>
+      <w:r>
+        <w:rPr>
+          <w:bCs/>
+          <w:b/>
+        </w:rPr>
+        <w:t xml:space="preserve">,</w:t>
+      </w:r>
+      <w:r>
+        <w:rPr>
+          <w:bCs/>
+          <w:b/>
+        </w:rPr>
+        <w:t xml:space="preserve"> </w:t>
+      </w:r>
+      <w:r>
+        <w:rPr>
+          <w:rStyle w:val="VerbatimChar"/>
+          <w:bCs/>
+          <w:b/>
+        </w:rPr>
+        <w:t xml:space="preserve">--stage A</w:t>
+      </w:r>
+      <w:r>
+        <w:rPr>
+          <w:bCs/>
+          <w:b/>
+        </w:rPr>
+        <w:t xml:space="preserve">,</w:t>
+      </w:r>
+      <w:r>
+        <w:rPr>
+          <w:bCs/>
+          <w:b/>
+        </w:rPr>
+        <w:t xml:space="preserve"> </w:t>
+      </w:r>
+      <w:r>
+        <w:rPr>
+          <w:rStyle w:val="VerbatimChar"/>
+          <w:bCs/>
+          <w:b/>
+        </w:rPr>
+        <w:t xml:space="preserve">--stage B</w:t>
+      </w:r>
+      <w:r>
+        <w:rPr>
+          <w:bCs/>
+          <w:b/>
+        </w:rPr>
+        <w:t xml:space="preserve">.</w:t>
+      </w:r>
+      <w:r>
+        <w:t xml:space="preserve"> </w:t>
+      </w:r>
+      <w:r>
+        <w:t xml:space="preserve">Reading</w:t>
+      </w:r>
+      <w:r>
+        <w:t xml:space="preserve"> </w:t>
+      </w:r>
+      <w:r>
+        <w:t xml:space="preserve">factory cal from EEPROM and any custom chessboard recalibration</w:t>
+      </w:r>
+      <w:r>
+        <w:t xml:space="preserve"> </w:t>
+      </w:r>
+      <w:r>
+        <w:t xml:space="preserve">happen only via SSH +</w:t>
+      </w:r>
+      <w:r>
+        <w:t xml:space="preserve"> </w:t>
+      </w:r>
+      <w:r>
+        <w:rPr>
+          <w:rStyle w:val="VerbatimChar"/>
+        </w:rPr>
+        <w:t xml:space="preserve">python3 calibrate_oak.py</w:t>
+      </w:r>
+      <w:r>
+        <w:t xml:space="preserve"> </w:t>
+      </w:r>
+      <w:r>
+        <w:t xml:space="preserve">on the Pi.</w:t>
+      </w:r>
+      <w:r>
+        <w:t xml:space="preserve"> </w:t>
+      </w:r>
+      <w:r>
+        <w:t xml:space="preserve">Reasoning: A and B</w:t>
+      </w:r>
+      <w:r>
+        <w:t xml:space="preserve"> </w:t>
+      </w:r>
+      <w:r>
+        <w:rPr>
+          <w:iCs/>
+          <w:i/>
+        </w:rPr>
+        <w:t xml:space="preserve">override</w:t>
+      </w:r>
+      <w:r>
+        <w:t xml:space="preserve"> </w:t>
+      </w:r>
+      <w:r>
+        <w:t xml:space="preserve">the OAK’s factory-tuned intrinsics</w:t>
+      </w:r>
+      <w:r>
+        <w:t xml:space="preserve"> </w:t>
+      </w:r>
+      <w:r>
+        <w:t xml:space="preserve">and stereo extrinsics. A misclick by an operator could replace a</w:t>
+      </w:r>
+      <w:r>
+        <w:t xml:space="preserve"> </w:t>
+      </w:r>
+      <w:r>
+        <w:t xml:space="preserve">working factory cal with a half-baked custom one and silently</w:t>
+      </w:r>
+      <w:r>
+        <w:t xml:space="preserve"> </w:t>
+      </w:r>
+      <w:r>
+        <w:t xml:space="preserve">degrade the controller. Gating these behind the CLI keeps them</w:t>
+      </w:r>
+      <w:r>
+        <w:t xml:space="preserve"> </w:t>
+      </w:r>
+      <w:r>
+        <w:t xml:space="preserve">available to advanced users without surfacing the foot-gun.</w:t>
+      </w:r>
+    </w:p>
+    <w:p>
+      <w:pPr>
+        <w:pStyle w:val="FirstParagraph"/>
+      </w:pPr>
+      <w:r>
+        <w:t xml:space="preserve">The</w:t>
+      </w:r>
+      <w:r>
+        <w:t xml:space="preserve"> </w:t>
+      </w:r>
+      <w:r>
+        <w:rPr>
+          <w:rStyle w:val="VerbatimChar"/>
+        </w:rPr>
+        <w:t xml:space="preserve">stewart_vision</w:t>
+      </w:r>
+      <w:r>
+        <w:t xml:space="preserve"> </w:t>
+      </w:r>
+      <w:r>
+        <w:t xml:space="preserve">calibration ROS node therefore implements ONLY</w:t>
+      </w:r>
+      <w:r>
+        <w:t xml:space="preserve"> </w:t>
+      </w:r>
+      <w:r>
+        <w:t xml:space="preserve">Stage C service handlers:</w:t>
+      </w:r>
+    </w:p>
+    <w:p>
+      <w:pPr>
+        <w:numPr>
+          <w:ilvl w:val="0"/>
+          <w:numId w:val="1006"/>
+        </w:numPr>
+        <w:pStyle w:val="Compact"/>
+      </w:pPr>
+      <w:r>
+        <w:rPr>
+          <w:rStyle w:val="VerbatimChar"/>
+        </w:rPr>
+        <w:t xml:space="preserve">/calibrate/capture_frame</w:t>
+      </w:r>
+      <w:r>
+        <w:t xml:space="preserve"> </w:t>
+      </w:r>
+      <w:r>
+        <w:t xml:space="preserve">(Trigger) — grab one frame of the</w:t>
+      </w:r>
+      <w:r>
+        <w:t xml:space="preserve"> </w:t>
+      </w:r>
+      <w:r>
+        <w:t xml:space="preserve">leveled platform’s ArUco ring; auto-detects the board and</w:t>
+      </w:r>
+      <w:r>
+        <w:t xml:space="preserve"> </w:t>
+      </w:r>
+      <w:r>
+        <w:t xml:space="preserve">returns success (</w:t>
+      </w:r>
+      <w:r>
+        <w:t xml:space="preserve">“</w:t>
+      </w:r>
+      <w:r>
+        <w:t xml:space="preserve">ArUco ring detected, all 8 markers visible</w:t>
+      </w:r>
+      <w:r>
+        <w:t xml:space="preserve">”</w:t>
+      </w:r>
+      <w:r>
+        <w:t xml:space="preserve">)</w:t>
+      </w:r>
+      <w:r>
+        <w:t xml:space="preserve"> </w:t>
+      </w:r>
+      <w:r>
+        <w:t xml:space="preserve">or failure (</w:t>
+      </w:r>
+      <w:r>
+        <w:t xml:space="preserve">“</w:t>
+      </w:r>
+      <w:r>
+        <w:t xml:space="preserve">only 5 markers visible — check lighting and angle</w:t>
+      </w:r>
+      <w:r>
+        <w:t xml:space="preserve">”</w:t>
+      </w:r>
+      <w:r>
+        <w:t xml:space="preserve">).</w:t>
+      </w:r>
+    </w:p>
+    <w:p>
+      <w:pPr>
+        <w:numPr>
+          <w:ilvl w:val="0"/>
+          <w:numId w:val="1006"/>
+        </w:numPr>
+        <w:pStyle w:val="Compact"/>
+      </w:pPr>
+      <w:r>
+        <w:rPr>
+          <w:rStyle w:val="VerbatimChar"/>
+        </w:rPr>
+        <w:t xml:space="preserve">/calibrate/solve</w:t>
+      </w:r>
+      <w:r>
+        <w:t xml:space="preserve"> </w:t>
+      </w:r>
+      <w:r>
+        <w:t xml:space="preserve">(Trigger) —</w:t>
+      </w:r>
+      <w:r>
+        <w:t xml:space="preserve"> </w:t>
+      </w:r>
+      <w:r>
+        <w:rPr>
+          <w:rStyle w:val="VerbatimChar"/>
+        </w:rPr>
+        <w:t xml:space="preserve">cv2.aruco.estimatePoseBoard</w:t>
+      </w:r>
+      <w:r>
+        <w:t xml:space="preserve"> </w:t>
+      </w:r>
+      <w:r>
+        <w:t xml:space="preserve">over the accepted frames; writes</w:t>
+      </w:r>
+      <w:r>
+        <w:t xml:space="preserve"> </w:t>
+      </w:r>
+      <w:r>
+        <w:rPr>
+          <w:rStyle w:val="VerbatimChar"/>
+        </w:rPr>
+        <w:t xml:space="preserve">oak_extrinsics.yaml</w:t>
+      </w:r>
+      <w:r>
+        <w:t xml:space="preserve"> </w:t>
+      </w:r>
+      <w:r>
+        <w:t xml:space="preserve">if the</w:t>
+      </w:r>
+      <w:r>
+        <w:t xml:space="preserve"> </w:t>
+      </w:r>
+      <w:r>
+        <w:t xml:space="preserve">reprojection gate passes.</w:t>
+      </w:r>
+    </w:p>
+    <w:p>
+      <w:pPr>
+        <w:numPr>
+          <w:ilvl w:val="0"/>
+          <w:numId w:val="1006"/>
+        </w:numPr>
+        <w:pStyle w:val="Compact"/>
+      </w:pPr>
+      <w:r>
+        <w:rPr>
+          <w:rStyle w:val="VerbatimChar"/>
+        </w:rPr>
+        <w:t xml:space="preserve">/calibrate/reset</w:t>
+      </w:r>
+      <w:r>
+        <w:t xml:space="preserve"> </w:t>
+      </w:r>
+      <w:r>
+        <w:t xml:space="preserve">(Trigger) — clears the captured-frame buffer.</w:t>
+      </w:r>
+    </w:p>
+    <w:p>
+      <w:pPr>
+        <w:pStyle w:val="FirstParagraph"/>
+      </w:pPr>
+      <w:r>
+        <w:t xml:space="preserve">There is</w:t>
+      </w:r>
+      <w:r>
+        <w:t xml:space="preserve"> </w:t>
+      </w:r>
+      <w:r>
+        <w:rPr>
+          <w:bCs/>
+          <w:b/>
+        </w:rPr>
+        <w:t xml:space="preserve">no</w:t>
+      </w:r>
+      <w:r>
+        <w:t xml:space="preserve"> </w:t>
+      </w:r>
+      <w:r>
+        <w:rPr>
+          <w:rStyle w:val="VerbatimChar"/>
+        </w:rPr>
+        <w:t xml:space="preserve">/calibrate/stage</w:t>
+      </w:r>
+      <w:r>
+        <w:t xml:space="preserve"> </w:t>
+      </w:r>
+      <w:r>
+        <w:t xml:space="preserve">selector exposed via ROS — Stages</w:t>
+      </w:r>
+      <w:r>
+        <w:t xml:space="preserve"> </w:t>
+      </w:r>
+      <w:r>
+        <w:t xml:space="preserve">A/B literally cannot be triggered from the GUI even if someone</w:t>
+      </w:r>
+      <w:r>
+        <w:t xml:space="preserve"> </w:t>
+      </w:r>
+      <w:r>
+        <w:t xml:space="preserve">malicious typed the right service name. They only run when the</w:t>
+      </w:r>
+      <w:r>
+        <w:t xml:space="preserve"> </w:t>
+      </w:r>
+      <w:r>
+        <w:t xml:space="preserve">calibrate_oak.py CLI is invoked on the Pi with the explicit flag.</w:t>
+      </w:r>
+    </w:p>
+    <w:p>
+      <w:pPr>
+        <w:pStyle w:val="BodyText"/>
+      </w:pPr>
+      <w:r>
+        <w:t xml:space="preserve">The GUI’s Vision Debug panel shows the live OAK feed with detected</w:t>
+      </w:r>
+      <w:r>
+        <w:t xml:space="preserve"> </w:t>
+      </w:r>
+      <w:r>
+        <w:t xml:space="preserve">ArUco markers drawn in real time, plus the three buttons above.</w:t>
+      </w:r>
+      <w:r>
+        <w:t xml:space="preserve"> </w:t>
+      </w:r>
+      <w:r>
+        <w:t xml:space="preserve">The marker geometry comes from</w:t>
+      </w:r>
+      <w:r>
+        <w:t xml:space="preserve"> </w:t>
+      </w:r>
+      <w:r>
+        <w:rPr>
+          <w:rStyle w:val="VerbatimChar"/>
+        </w:rPr>
+        <w:t xml:space="preserve">marker_layout.yaml</w:t>
+      </w:r>
+      <w:r>
+        <w:t xml:space="preserve"> </w:t>
+      </w:r>
+      <w:r>
+        <w:t xml:space="preserve">produced by</w:t>
+      </w:r>
+      <w:r>
+        <w:t xml:space="preserve"> </w:t>
+      </w:r>
+      <w:r>
+        <w:rPr>
+          <w:rStyle w:val="VerbatimChar"/>
+        </w:rPr>
+        <w:t xml:space="preserve">generate_aruco_ring.py</w:t>
+      </w:r>
+      <w:r>
+        <w:t xml:space="preserve"> </w:t>
+      </w:r>
+      <w:r>
+        <w:t xml:space="preserve">so reprinting the ring doesn’t require code</w:t>
+      </w:r>
+      <w:r>
+        <w:t xml:space="preserve"> </w:t>
+      </w:r>
+      <w:r>
+        <w:t xml:space="preserve">edits.</w:t>
+      </w:r>
+    </w:p>
+    <w:p>
+      <w:pPr>
+        <w:pStyle w:val="BodyText"/>
+      </w:pPr>
+      <w:r>
+        <w:rPr>
+          <w:rStyle w:val="VerbatimChar"/>
+        </w:rPr>
+        <w:t xml:space="preserve">scripts/calibrate_oak.py</w:t>
+      </w:r>
+      <w:r>
+        <w:t xml:space="preserve"> </w:t>
+      </w:r>
+      <w:r>
+        <w:t xml:space="preserve">runs in three independent stages so that</w:t>
+      </w:r>
+      <w:r>
+        <w:t xml:space="preserve"> </w:t>
+      </w:r>
+      <w:r>
+        <w:t xml:space="preserve">moving the camera only invalidates the cheap stage.</w:t>
+      </w:r>
+      <w:r>
+        <w:t xml:space="preserve"> </w:t>
+      </w:r>
+      <w:r>
+        <w:rPr>
+          <w:bCs/>
+          <w:b/>
+        </w:rPr>
+        <w:t xml:space="preserve">Stages A and B</w:t>
+      </w:r>
+      <w:r>
+        <w:rPr>
+          <w:bCs/>
+          <w:b/>
+        </w:rPr>
+        <w:t xml:space="preserve"> </w:t>
+      </w:r>
+      <w:r>
+        <w:rPr>
+          <w:bCs/>
+          <w:b/>
+        </w:rPr>
+        <w:t xml:space="preserve">are optional now (v6 default):</w:t>
+      </w:r>
+      <w:r>
+        <w:t xml:space="preserve"> </w:t>
+      </w:r>
+      <w:r>
+        <w:t xml:space="preserve">the OAK ships with factory-calibrated</w:t>
+      </w:r>
+      <w:r>
+        <w:t xml:space="preserve"> </w:t>
+      </w:r>
+      <w:r>
+        <w:t xml:space="preserve">intrinsics and stereo extrinsics stored on its EEPROM, accessible via</w:t>
+      </w:r>
+      <w:r>
+        <w:t xml:space="preserve"> </w:t>
+      </w:r>
+      <w:r>
+        <w:rPr>
+          <w:rStyle w:val="VerbatimChar"/>
+        </w:rPr>
+        <w:t xml:space="preserve">Device.readCalibration()</w:t>
+      </w:r>
+      <w:r>
+        <w:t xml:space="preserve">. The default flow uses those directly:</w:t>
+      </w:r>
+    </w:p>
+    <w:p>
+      <w:pPr>
+        <w:pStyle w:val="SourceCode"/>
+      </w:pPr>
+      <w:r>
+        <w:rPr>
+          <w:rStyle w:val="CommentTok"/>
+        </w:rPr>
+        <w:t xml:space="preserve"># Default — write factory cal into oak_intrinsics.yaml in seconds</w:t>
+      </w:r>
+      <w:r>
+        <w:br/>
+      </w:r>
+      <w:r>
+        <w:rPr>
+          <w:rStyle w:val="ExtensionTok"/>
+        </w:rPr>
+        <w:t xml:space="preserve">python3</w:t>
+      </w:r>
+      <w:r>
+        <w:rPr>
+          <w:rStyle w:val="NormalTok"/>
+        </w:rPr>
+        <w:t xml:space="preserve"> scripts/calibrate_oak.py </w:t>
+      </w:r>
+      <w:r>
+        <w:rPr>
+          <w:rStyle w:val="AttributeTok"/>
+        </w:rPr>
+        <w:t xml:space="preserve">--stage</w:t>
+      </w:r>
+      <w:r>
+        <w:rPr>
+          <w:rStyle w:val="NormalTok"/>
+        </w:rPr>
+        <w:t xml:space="preserve"> factory</w:t>
+      </w:r>
+    </w:p>
+    <w:p>
+      <w:pPr>
+        <w:pStyle w:val="FirstParagraph"/>
+      </w:pPr>
+      <w:r>
+        <w:t xml:space="preserve">Re-doing Stages A/B manually only buys you a slightly tighter</w:t>
+      </w:r>
+      <w:r>
+        <w:t xml:space="preserve"> </w:t>
+      </w:r>
+      <w:r>
+        <w:t xml:space="preserve">comparison-vs-truth baseline (your own chessboard captures may</w:t>
+      </w:r>
+      <w:r>
+        <w:t xml:space="preserve"> </w:t>
+      </w:r>
+      <w:r>
+        <w:t xml:space="preserve">out-perform the factory &lt;0.3 px reprojection target by a small</w:t>
+      </w:r>
+      <w:r>
+        <w:t xml:space="preserve"> </w:t>
+      </w:r>
+      <w:r>
+        <w:t xml:space="preserve">margin). For the demo, use factory; document this in the report.</w:t>
+      </w:r>
+    </w:p>
+    <w:p>
+      <w:pPr>
+        <w:pStyle w:val="BodyText"/>
+      </w:pPr>
+      <w:r>
+        <w:t xml:space="preserve">Stage C (camera-to-world via the ArUco ring) is</w:t>
+      </w:r>
+      <w:r>
+        <w:t xml:space="preserve"> </w:t>
+      </w:r>
+      <w:r>
+        <w:rPr>
+          <w:bCs/>
+          <w:b/>
+        </w:rPr>
         <w:t xml:space="preserve">always</w:t>
       </w:r>
       <w:r>
@@ -2658,7 +2902,7 @@
       <w:pPr>
         <w:numPr>
           <w:ilvl w:val="0"/>
-          <w:numId w:val="1006"/>
+          <w:numId w:val="1007"/>
         </w:numPr>
         <w:pStyle w:val="Compact"/>
       </w:pPr>
@@ -2670,7 +2914,7 @@
       <w:pPr>
         <w:numPr>
           <w:ilvl w:val="0"/>
-          <w:numId w:val="1006"/>
+          <w:numId w:val="1007"/>
         </w:numPr>
         <w:pStyle w:val="Compact"/>
       </w:pPr>
@@ -2682,7 +2926,7 @@
       <w:pPr>
         <w:numPr>
           <w:ilvl w:val="0"/>
-          <w:numId w:val="1006"/>
+          <w:numId w:val="1007"/>
         </w:numPr>
         <w:pStyle w:val="Compact"/>
       </w:pPr>
@@ -2709,7 +2953,7 @@
       <w:pPr>
         <w:numPr>
           <w:ilvl w:val="0"/>
-          <w:numId w:val="1006"/>
+          <w:numId w:val="1007"/>
         </w:numPr>
         <w:pStyle w:val="Compact"/>
       </w:pPr>
@@ -2760,7 +3004,7 @@
       <w:pPr>
         <w:numPr>
           <w:ilvl w:val="0"/>
-          <w:numId w:val="1007"/>
+          <w:numId w:val="1008"/>
         </w:numPr>
         <w:pStyle w:val="Compact"/>
       </w:pPr>
@@ -2772,7 +3016,7 @@
       <w:pPr>
         <w:numPr>
           <w:ilvl w:val="0"/>
-          <w:numId w:val="1007"/>
+          <w:numId w:val="1008"/>
         </w:numPr>
         <w:pStyle w:val="Compact"/>
       </w:pPr>
@@ -2793,7 +3037,7 @@
       <w:pPr>
         <w:numPr>
           <w:ilvl w:val="0"/>
-          <w:numId w:val="1007"/>
+          <w:numId w:val="1008"/>
         </w:numPr>
         <w:pStyle w:val="Compact"/>
       </w:pPr>
@@ -2820,7 +3064,7 @@
       <w:pPr>
         <w:numPr>
           <w:ilvl w:val="0"/>
-          <w:numId w:val="1007"/>
+          <w:numId w:val="1008"/>
         </w:numPr>
         <w:pStyle w:val="Compact"/>
       </w:pPr>
@@ -2832,7 +3076,7 @@
       <w:pPr>
         <w:numPr>
           <w:ilvl w:val="0"/>
-          <w:numId w:val="1007"/>
+          <w:numId w:val="1008"/>
         </w:numPr>
         <w:pStyle w:val="Compact"/>
       </w:pPr>
@@ -2961,7 +3205,7 @@
       <w:pPr>
         <w:numPr>
           <w:ilvl w:val="0"/>
-          <w:numId w:val="1008"/>
+          <w:numId w:val="1009"/>
         </w:numPr>
         <w:pStyle w:val="Compact"/>
       </w:pPr>
@@ -2979,7 +3223,7 @@
       <w:pPr>
         <w:numPr>
           <w:ilvl w:val="0"/>
-          <w:numId w:val="1008"/>
+          <w:numId w:val="1009"/>
         </w:numPr>
         <w:pStyle w:val="Compact"/>
       </w:pPr>
@@ -2991,7 +3235,7 @@
       <w:pPr>
         <w:numPr>
           <w:ilvl w:val="0"/>
-          <w:numId w:val="1008"/>
+          <w:numId w:val="1009"/>
         </w:numPr>
         <w:pStyle w:val="Compact"/>
       </w:pPr>
@@ -3060,7 +3304,7 @@
       <w:pPr>
         <w:numPr>
           <w:ilvl w:val="0"/>
-          <w:numId w:val="1008"/>
+          <w:numId w:val="1009"/>
         </w:numPr>
         <w:pStyle w:val="Compact"/>
       </w:pPr>
@@ -3084,7 +3328,7 @@
       <w:pPr>
         <w:numPr>
           <w:ilvl w:val="0"/>
-          <w:numId w:val="1008"/>
+          <w:numId w:val="1009"/>
         </w:numPr>
         <w:pStyle w:val="Compact"/>
       </w:pPr>
@@ -3893,7 +4137,7 @@
       <w:pPr>
         <w:numPr>
           <w:ilvl w:val="0"/>
-          <w:numId w:val="1009"/>
+          <w:numId w:val="1010"/>
         </w:numPr>
         <w:pStyle w:val="Compact"/>
       </w:pPr>
@@ -3963,7 +4207,7 @@
       <w:pPr>
         <w:numPr>
           <w:ilvl w:val="0"/>
-          <w:numId w:val="1009"/>
+          <w:numId w:val="1010"/>
         </w:numPr>
         <w:pStyle w:val="Compact"/>
       </w:pPr>
@@ -4006,7 +4250,7 @@
       <w:pPr>
         <w:numPr>
           <w:ilvl w:val="0"/>
-          <w:numId w:val="1009"/>
+          <w:numId w:val="1010"/>
         </w:numPr>
         <w:pStyle w:val="Compact"/>
       </w:pPr>
@@ -4780,7 +5024,7 @@
       <w:pPr>
         <w:numPr>
           <w:ilvl w:val="0"/>
-          <w:numId w:val="1010"/>
+          <w:numId w:val="1011"/>
         </w:numPr>
         <w:pStyle w:val="Compact"/>
       </w:pPr>
@@ -4820,7 +5064,7 @@
       <w:pPr>
         <w:numPr>
           <w:ilvl w:val="0"/>
-          <w:numId w:val="1010"/>
+          <w:numId w:val="1011"/>
         </w:numPr>
         <w:pStyle w:val="Compact"/>
       </w:pPr>
@@ -4919,7 +5163,7 @@
       <w:pPr>
         <w:numPr>
           <w:ilvl w:val="0"/>
-          <w:numId w:val="1011"/>
+          <w:numId w:val="1012"/>
         </w:numPr>
         <w:pStyle w:val="Compact"/>
       </w:pPr>
@@ -4952,7 +5196,7 @@
       <w:pPr>
         <w:numPr>
           <w:ilvl w:val="0"/>
-          <w:numId w:val="1011"/>
+          <w:numId w:val="1012"/>
         </w:numPr>
         <w:pStyle w:val="Compact"/>
       </w:pPr>
@@ -5002,7 +5246,7 @@
       <w:pPr>
         <w:numPr>
           <w:ilvl w:val="0"/>
-          <w:numId w:val="1012"/>
+          <w:numId w:val="1013"/>
         </w:numPr>
         <w:pStyle w:val="Compact"/>
       </w:pPr>
@@ -5020,7 +5264,7 @@
       <w:pPr>
         <w:numPr>
           <w:ilvl w:val="0"/>
-          <w:numId w:val="1012"/>
+          <w:numId w:val="1013"/>
         </w:numPr>
         <w:pStyle w:val="Compact"/>
       </w:pPr>
@@ -5032,7 +5276,7 @@
       <w:pPr>
         <w:numPr>
           <w:ilvl w:val="0"/>
-          <w:numId w:val="1012"/>
+          <w:numId w:val="1013"/>
         </w:numPr>
         <w:pStyle w:val="Compact"/>
       </w:pPr>
@@ -5050,7 +5294,7 @@
       <w:pPr>
         <w:numPr>
           <w:ilvl w:val="0"/>
-          <w:numId w:val="1012"/>
+          <w:numId w:val="1013"/>
         </w:numPr>
         <w:pStyle w:val="Compact"/>
       </w:pPr>
@@ -5223,7 +5467,7 @@
       <w:pPr>
         <w:numPr>
           <w:ilvl w:val="0"/>
-          <w:numId w:val="1013"/>
+          <w:numId w:val="1014"/>
         </w:numPr>
         <w:pStyle w:val="Compact"/>
       </w:pPr>
@@ -5247,7 +5491,7 @@
       <w:pPr>
         <w:numPr>
           <w:ilvl w:val="0"/>
-          <w:numId w:val="1013"/>
+          <w:numId w:val="1014"/>
         </w:numPr>
         <w:pStyle w:val="Compact"/>
       </w:pPr>
@@ -5277,7 +5521,7 @@
       <w:pPr>
         <w:numPr>
           <w:ilvl w:val="0"/>
-          <w:numId w:val="1013"/>
+          <w:numId w:val="1014"/>
         </w:numPr>
         <w:pStyle w:val="Compact"/>
       </w:pPr>
@@ -5289,7 +5533,7 @@
       <w:pPr>
         <w:numPr>
           <w:ilvl w:val="0"/>
-          <w:numId w:val="1013"/>
+          <w:numId w:val="1014"/>
         </w:numPr>
         <w:pStyle w:val="Compact"/>
       </w:pPr>
@@ -5453,7 +5697,7 @@
       <w:pPr>
         <w:numPr>
           <w:ilvl w:val="0"/>
-          <w:numId w:val="1014"/>
+          <w:numId w:val="1015"/>
         </w:numPr>
         <w:pStyle w:val="Compact"/>
       </w:pPr>
@@ -5465,7 +5709,7 @@
       <w:pPr>
         <w:numPr>
           <w:ilvl w:val="0"/>
-          <w:numId w:val="1014"/>
+          <w:numId w:val="1015"/>
         </w:numPr>
         <w:pStyle w:val="Compact"/>
       </w:pPr>
@@ -5493,7 +5737,7 @@
       <w:pPr>
         <w:numPr>
           <w:ilvl w:val="0"/>
-          <w:numId w:val="1014"/>
+          <w:numId w:val="1015"/>
         </w:numPr>
         <w:pStyle w:val="Compact"/>
       </w:pPr>
@@ -5515,7 +5759,7 @@
       <w:pPr>
         <w:numPr>
           <w:ilvl w:val="0"/>
-          <w:numId w:val="1014"/>
+          <w:numId w:val="1015"/>
         </w:numPr>
         <w:pStyle w:val="Compact"/>
       </w:pPr>
@@ -5746,7 +5990,7 @@
       <w:pPr>
         <w:numPr>
           <w:ilvl w:val="0"/>
-          <w:numId w:val="1015"/>
+          <w:numId w:val="1016"/>
         </w:numPr>
         <w:pStyle w:val="Compact"/>
       </w:pPr>
@@ -5786,7 +6030,7 @@
       <w:pPr>
         <w:numPr>
           <w:ilvl w:val="0"/>
-          <w:numId w:val="1015"/>
+          <w:numId w:val="1016"/>
         </w:numPr>
         <w:pStyle w:val="Compact"/>
       </w:pPr>
@@ -6052,7 +6296,7 @@
       <w:pPr>
         <w:numPr>
           <w:ilvl w:val="0"/>
-          <w:numId w:val="1016"/>
+          <w:numId w:val="1017"/>
         </w:numPr>
         <w:pStyle w:val="Compact"/>
       </w:pPr>
@@ -6097,7 +6341,7 @@
       <w:pPr>
         <w:numPr>
           <w:ilvl w:val="0"/>
-          <w:numId w:val="1016"/>
+          <w:numId w:val="1017"/>
         </w:numPr>
         <w:pStyle w:val="Compact"/>
       </w:pPr>
@@ -6115,7 +6359,7 @@
       <w:pPr>
         <w:numPr>
           <w:ilvl w:val="0"/>
-          <w:numId w:val="1016"/>
+          <w:numId w:val="1017"/>
         </w:numPr>
         <w:pStyle w:val="Compact"/>
       </w:pPr>
@@ -6457,7 +6701,7 @@
       <w:pPr>
         <w:numPr>
           <w:ilvl w:val="0"/>
-          <w:numId w:val="1017"/>
+          <w:numId w:val="1018"/>
         </w:numPr>
         <w:pStyle w:val="Compact"/>
       </w:pPr>
@@ -6494,61 +6738,61 @@
       <w:pPr>
         <w:numPr>
           <w:ilvl w:val="1"/>
+          <w:numId w:val="1019"/>
+        </w:numPr>
+        <w:pStyle w:val="Compact"/>
+      </w:pPr>
+      <w:r>
+        <w:t xml:space="preserve">Demo 1: orbit radius silently clamped to ≥ 35 mm.</w:t>
+      </w:r>
+    </w:p>
+    <w:p>
+      <w:pPr>
+        <w:numPr>
+          <w:ilvl w:val="1"/>
+          <w:numId w:val="1019"/>
+        </w:numPr>
+        <w:pStyle w:val="Compact"/>
+      </w:pPr>
+      <w:r>
+        <w:t xml:space="preserve">Demo 2: clicks inside the red disk flash and are ignored.</w:t>
+      </w:r>
+    </w:p>
+    <w:p>
+      <w:pPr>
+        <w:numPr>
+          <w:ilvl w:val="1"/>
+          <w:numId w:val="1019"/>
+        </w:numPr>
+        <w:pStyle w:val="Compact"/>
+      </w:pPr>
+      <w:r>
+        <w:t xml:space="preserve">Demo 3: any path sample inside the dead-zone fails the</w:t>
+      </w:r>
+      <w:r>
+        <w:t xml:space="preserve"> </w:t>
+      </w:r>
+      <w:r>
+        <w:t xml:space="preserve">pre-flight check and the entire path is rejected (operator must</w:t>
+      </w:r>
+      <w:r>
+        <w:t xml:space="preserve"> </w:t>
+      </w:r>
+      <w:r>
+        <w:t xml:space="preserve">redraw — silent clipping was considered and rejected; a redrawn</w:t>
+      </w:r>
+      <w:r>
+        <w:t xml:space="preserve"> </w:t>
+      </w:r>
+      <w:r>
+        <w:t xml:space="preserve">path is more honest than a silently-mutated one).</w:t>
+      </w:r>
+    </w:p>
+    <w:p>
+      <w:pPr>
+        <w:numPr>
+          <w:ilvl w:val="0"/>
           <w:numId w:val="1018"/>
-        </w:numPr>
-        <w:pStyle w:val="Compact"/>
-      </w:pPr>
-      <w:r>
-        <w:t xml:space="preserve">Demo 1: orbit radius silently clamped to ≥ 35 mm.</w:t>
-      </w:r>
-    </w:p>
-    <w:p>
-      <w:pPr>
-        <w:numPr>
-          <w:ilvl w:val="1"/>
-          <w:numId w:val="1018"/>
-        </w:numPr>
-        <w:pStyle w:val="Compact"/>
-      </w:pPr>
-      <w:r>
-        <w:t xml:space="preserve">Demo 2: clicks inside the red disk flash and are ignored.</w:t>
-      </w:r>
-    </w:p>
-    <w:p>
-      <w:pPr>
-        <w:numPr>
-          <w:ilvl w:val="1"/>
-          <w:numId w:val="1018"/>
-        </w:numPr>
-        <w:pStyle w:val="Compact"/>
-      </w:pPr>
-      <w:r>
-        <w:t xml:space="preserve">Demo 3: any path sample inside the dead-zone fails the</w:t>
-      </w:r>
-      <w:r>
-        <w:t xml:space="preserve"> </w:t>
-      </w:r>
-      <w:r>
-        <w:t xml:space="preserve">pre-flight check and the entire path is rejected (operator must</w:t>
-      </w:r>
-      <w:r>
-        <w:t xml:space="preserve"> </w:t>
-      </w:r>
-      <w:r>
-        <w:t xml:space="preserve">redraw — silent clipping was considered and rejected; a redrawn</w:t>
-      </w:r>
-      <w:r>
-        <w:t xml:space="preserve"> </w:t>
-      </w:r>
-      <w:r>
-        <w:t xml:space="preserve">path is more honest than a silently-mutated one).</w:t>
-      </w:r>
-    </w:p>
-    <w:p>
-      <w:pPr>
-        <w:numPr>
-          <w:ilvl w:val="0"/>
-          <w:numId w:val="1017"/>
         </w:numPr>
         <w:pStyle w:val="Compact"/>
       </w:pPr>
@@ -6619,7 +6863,7 @@
       <w:pPr>
         <w:numPr>
           <w:ilvl w:val="0"/>
-          <w:numId w:val="1017"/>
+          <w:numId w:val="1018"/>
         </w:numPr>
         <w:pStyle w:val="Compact"/>
       </w:pPr>
@@ -6668,7 +6912,7 @@
       <w:pPr>
         <w:numPr>
           <w:ilvl w:val="0"/>
-          <w:numId w:val="1017"/>
+          <w:numId w:val="1018"/>
         </w:numPr>
         <w:pStyle w:val="Compact"/>
       </w:pPr>
@@ -6929,13 +7173,108 @@
         <w:t xml:space="preserve">to keep all live information visible at once.</w:t>
       </w:r>
     </w:p>
-    <w:bookmarkStart w:id="46" w:name="three-column-layout"/>
+    <w:bookmarkStart w:id="46" w:name="X7faa6626b72c040da1b42e778aec96567c67437"/>
     <w:p>
       <w:pPr>
         <w:pStyle w:val="Heading3"/>
       </w:pPr>
       <w:r>
-        <w:t xml:space="preserve">11.0 Three-column layout</w:t>
+        <w:t xml:space="preserve">11.0 Three-column layout (already in</w:t>
+      </w:r>
+      <w:r>
+        <w:t xml:space="preserve"> </w:t>
+      </w:r>
+      <w:r>
+        <w:rPr>
+          <w:rStyle w:val="VerbatimChar"/>
+        </w:rPr>
+        <w:t xml:space="preserve">web/index.html</w:t>
+      </w:r>
+      <w:r>
+        <w:t xml:space="preserve">)</w:t>
+      </w:r>
+    </w:p>
+    <w:p>
+      <w:pPr>
+        <w:pStyle w:val="FirstParagraph"/>
+      </w:pPr>
+      <w:r>
+        <w:t xml:space="preserve">The current</w:t>
+      </w:r>
+      <w:r>
+        <w:t xml:space="preserve"> </w:t>
+      </w:r>
+      <w:r>
+        <w:rPr>
+          <w:rStyle w:val="VerbatimChar"/>
+        </w:rPr>
+        <w:t xml:space="preserve">web/index.html</w:t>
+      </w:r>
+      <w:r>
+        <w:t xml:space="preserve"> </w:t>
+      </w:r>
+      <w:r>
+        <w:t xml:space="preserve">is already three-column on</w:t>
+      </w:r>
+      <w:r>
+        <w:t xml:space="preserve"> </w:t>
+      </w:r>
+      <w:r>
+        <w:rPr>
+          <w:rStyle w:val="VerbatimChar"/>
+        </w:rPr>
+        <w:t xml:space="preserve">lg:</w:t>
+      </w:r>
+      <w:r>
+        <w:t xml:space="preserve"> </w:t>
+      </w:r>
+      <w:r>
+        <w:t xml:space="preserve">breakpoint</w:t>
+      </w:r>
+      <w:r>
+        <w:t xml:space="preserve"> </w:t>
+      </w:r>
+      <w:r>
+        <w:t xml:space="preserve">and above (</w:t>
+      </w:r>
+      <w:r>
+        <w:rPr>
+          <w:rStyle w:val="VerbatimChar"/>
+        </w:rPr>
+        <w:t xml:space="preserve">&lt;main class="grid lg:grid-cols-3"&gt;</w:t>
+      </w:r>
+      <w:r>
+        <w:t xml:space="preserve"> </w:t>
+      </w:r>
+      <w:r>
+        <w:t xml:space="preserve">with three</w:t>
+      </w:r>
+      <w:r>
+        <w:t xml:space="preserve"> </w:t>
+      </w:r>
+      <w:r>
+        <w:rPr>
+          <w:rStyle w:val="VerbatimChar"/>
+        </w:rPr>
+        <w:t xml:space="preserve">&lt;section class="lg:col-span-1"&gt;</w:t>
+      </w:r>
+      <w:r>
+        <w:t xml:space="preserve"> </w:t>
+      </w:r>
+      <w:r>
+        <w:t xml:space="preserve">children). On screens narrower than</w:t>
+      </w:r>
+      <w:r>
+        <w:t xml:space="preserve"> </w:t>
+      </w:r>
+      <w:r>
+        <w:t xml:space="preserve">1280 px the columns stack vertically. The vision-driven demos add</w:t>
+      </w:r>
+      <w:r>
+        <w:t xml:space="preserve"> </w:t>
+      </w:r>
+      <w:r>
+        <w:t xml:space="preserve">panels into the existing layout rather than restructuring it:</w:t>
       </w:r>
     </w:p>
     <w:p>
@@ -6973,7 +7312,7 @@
         <w:rPr>
           <w:rStyle w:val="VerbatimChar"/>
         </w:rPr>
-        <w:t xml:space="preserve">│  Vision      │  Demo control panels:         │  Existing    │</w:t>
+        <w:t xml:space="preserve">│  + Vision    │  + Demo 1 (Orbit)             │  Homing      │</w:t>
       </w:r>
       <w:r>
         <w:br/>
@@ -6982,7 +7321,7 @@
         <w:rPr>
           <w:rStyle w:val="VerbatimChar"/>
         </w:rPr>
-        <w:t xml:space="preserve">│  Debug       │   • Demo 1 (Orbit)            │  controls    │</w:t>
+        <w:t xml:space="preserve">│    Debug     │  + Demo 2 (Goto)              │  Jog         │</w:t>
       </w:r>
       <w:r>
         <w:br/>
@@ -6991,7 +7330,7 @@
         <w:rPr>
           <w:rStyle w:val="VerbatimChar"/>
         </w:rPr>
-        <w:t xml:space="preserve">│   • Live     │   • Demo 2 (Goto)             │   • Homing   │</w:t>
+        <w:t xml:space="preserve">│  + Calib     │  + Demo 3 (Path) [stretch]    │  Level       │</w:t>
       </w:r>
       <w:r>
         <w:br/>
@@ -7000,7 +7339,7 @@
         <w:rPr>
           <w:rStyle w:val="VerbatimChar"/>
         </w:rPr>
-        <w:t xml:space="preserve">│     stereo   │   • Demo 3 (Path) [stretch]   │   • Jog      │</w:t>
+        <w:t xml:space="preserve">│    Stage C   │   each with Start / Stop +    │  Reset stack │</w:t>
       </w:r>
       <w:r>
         <w:br/>
@@ -7009,7 +7348,7 @@
         <w:rPr>
           <w:rStyle w:val="VerbatimChar"/>
         </w:rPr>
-        <w:t xml:space="preserve">│     feed     │  Each with Start / Stop +     │   • Level    │</w:t>
+        <w:t xml:space="preserve">│    only      │   graphical SVG disk view     │  (existing)  │</w:t>
       </w:r>
       <w:r>
         <w:br/>
@@ -7018,7 +7357,7 @@
         <w:rPr>
           <w:rStyle w:val="VerbatimChar"/>
         </w:rPr>
-        <w:t xml:space="preserve">│   • Status   │  graphical SVG disk view.     │   • Reset    │</w:t>
+        <w:t xml:space="preserve">│              │                               │              │</w:t>
       </w:r>
       <w:r>
         <w:br/>
@@ -7027,7 +7366,7 @@
         <w:rPr>
           <w:rStyle w:val="VerbatimChar"/>
         </w:rPr>
-        <w:t xml:space="preserve">│   • Latency  │                               │     stack    │</w:t>
+        <w:t xml:space="preserve">│  Encoder &amp;   │  (Open-loop "rolling ball"    │              │</w:t>
       </w:r>
       <w:r>
         <w:br/>
@@ -7036,7 +7375,7 @@
         <w:rPr>
           <w:rStyle w:val="VerbatimChar"/>
         </w:rPr>
-        <w:t xml:space="preserve">│              │                               │              │</w:t>
+        <w:t xml:space="preserve">│  current     │   panel hidden by default     │              │</w:t>
       </w:r>
       <w:r>
         <w:br/>
@@ -7045,7 +7384,7 @@
         <w:rPr>
           <w:rStyle w:val="VerbatimChar"/>
         </w:rPr>
-        <w:t xml:space="preserve">│  Encoder &amp;   │                               │              │</w:t>
+        <w:t xml:space="preserve">│  debug       │   when vision is active)      │              │</w:t>
       </w:r>
       <w:r>
         <w:br/>
@@ -7054,7 +7393,7 @@
         <w:rPr>
           <w:rStyle w:val="VerbatimChar"/>
         </w:rPr>
-        <w:t xml:space="preserve">│  current     │                               │              │</w:t>
+        <w:t xml:space="preserve">│  (existing)  │                               │              │</w:t>
       </w:r>
       <w:r>
         <w:br/>
@@ -7063,33 +7402,6 @@
         <w:rPr>
           <w:rStyle w:val="VerbatimChar"/>
         </w:rPr>
-        <w:t xml:space="preserve">│  debug       │                               │              │</w:t>
-      </w:r>
-      <w:r>
-        <w:br/>
-      </w:r>
-      <w:r>
-        <w:rPr>
-          <w:rStyle w:val="VerbatimChar"/>
-        </w:rPr>
-        <w:t xml:space="preserve">│  values      │                               │              │</w:t>
-      </w:r>
-      <w:r>
-        <w:br/>
-      </w:r>
-      <w:r>
-        <w:rPr>
-          <w:rStyle w:val="VerbatimChar"/>
-        </w:rPr>
-        <w:t xml:space="preserve">│  (existing)  │                               │              │</w:t>
-      </w:r>
-      <w:r>
-        <w:br/>
-      </w:r>
-      <w:r>
-        <w:rPr>
-          <w:rStyle w:val="VerbatimChar"/>
-        </w:rPr>
         <w:t xml:space="preserve">└──────────────┴──────────────────────────────┴──────────────┘</w:t>
       </w:r>
     </w:p>
@@ -7098,13 +7410,22 @@
         <w:pStyle w:val="FirstParagraph"/>
       </w:pPr>
       <w:r>
-        <w:t xml:space="preserve">All three columns scroll independently. On screens narrower than</w:t>
-      </w:r>
-      <w:r>
-        <w:t xml:space="preserve"> </w:t>
-      </w:r>
-      <w:r>
-        <w:t xml:space="preserve">1280 px the columns stack vertically (mobile-friendly fallback).</w:t>
+        <w:rPr>
+          <w:rStyle w:val="VerbatimChar"/>
+        </w:rPr>
+        <w:t xml:space="preserve">+</w:t>
+      </w:r>
+      <w:r>
+        <w:t xml:space="preserve"> </w:t>
+      </w:r>
+      <w:r>
+        <w:t xml:space="preserve">= NEW panels added by the vision work. Existing panels keep</w:t>
+      </w:r>
+      <w:r>
+        <w:t xml:space="preserve"> </w:t>
+      </w:r>
+      <w:r>
+        <w:t xml:space="preserve">working unchanged.</w:t>
       </w:r>
     </w:p>
     <w:bookmarkEnd w:id="46"/>
@@ -7139,7 +7460,7 @@
       <w:pPr>
         <w:numPr>
           <w:ilvl w:val="0"/>
-          <w:numId w:val="1019"/>
+          <w:numId w:val="1020"/>
         </w:numPr>
         <w:pStyle w:val="Compact"/>
       </w:pPr>
@@ -7181,7 +7502,7 @@
       <w:pPr>
         <w:numPr>
           <w:ilvl w:val="0"/>
-          <w:numId w:val="1019"/>
+          <w:numId w:val="1020"/>
         </w:numPr>
         <w:pStyle w:val="Compact"/>
       </w:pPr>
@@ -7199,7 +7520,7 @@
       <w:pPr>
         <w:numPr>
           <w:ilvl w:val="0"/>
-          <w:numId w:val="1019"/>
+          <w:numId w:val="1020"/>
         </w:numPr>
         <w:pStyle w:val="Compact"/>
       </w:pPr>
@@ -7235,7 +7556,7 @@
       <w:pPr>
         <w:numPr>
           <w:ilvl w:val="0"/>
-          <w:numId w:val="1019"/>
+          <w:numId w:val="1020"/>
         </w:numPr>
         <w:pStyle w:val="Compact"/>
       </w:pPr>
@@ -7271,7 +7592,7 @@
       <w:pPr>
         <w:numPr>
           <w:ilvl w:val="0"/>
-          <w:numId w:val="1019"/>
+          <w:numId w:val="1020"/>
         </w:numPr>
         <w:pStyle w:val="Compact"/>
       </w:pPr>
@@ -7283,7 +7604,7 @@
       <w:pPr>
         <w:numPr>
           <w:ilvl w:val="1"/>
-          <w:numId w:val="1020"/>
+          <w:numId w:val="1021"/>
         </w:numPr>
         <w:pStyle w:val="Compact"/>
       </w:pPr>
@@ -7295,7 +7616,7 @@
       <w:pPr>
         <w:numPr>
           <w:ilvl w:val="1"/>
-          <w:numId w:val="1020"/>
+          <w:numId w:val="1021"/>
         </w:numPr>
         <w:pStyle w:val="Compact"/>
       </w:pPr>
@@ -7307,7 +7628,7 @@
       <w:pPr>
         <w:numPr>
           <w:ilvl w:val="1"/>
-          <w:numId w:val="1020"/>
+          <w:numId w:val="1021"/>
         </w:numPr>
         <w:pStyle w:val="Compact"/>
       </w:pPr>
@@ -7328,7 +7649,7 @@
       <w:pPr>
         <w:numPr>
           <w:ilvl w:val="1"/>
-          <w:numId w:val="1020"/>
+          <w:numId w:val="1021"/>
         </w:numPr>
         <w:pStyle w:val="Compact"/>
       </w:pPr>
@@ -7356,7 +7677,7 @@
       <w:pPr>
         <w:numPr>
           <w:ilvl w:val="2"/>
-          <w:numId w:val="1021"/>
+          <w:numId w:val="1022"/>
         </w:numPr>
         <w:pStyle w:val="Compact"/>
       </w:pPr>
@@ -7378,7 +7699,7 @@
       <w:pPr>
         <w:numPr>
           <w:ilvl w:val="2"/>
-          <w:numId w:val="1021"/>
+          <w:numId w:val="1022"/>
         </w:numPr>
         <w:pStyle w:val="Compact"/>
       </w:pPr>
@@ -7400,7 +7721,7 @@
       <w:pPr>
         <w:numPr>
           <w:ilvl w:val="2"/>
-          <w:numId w:val="1021"/>
+          <w:numId w:val="1022"/>
         </w:numPr>
         <w:pStyle w:val="Compact"/>
       </w:pPr>
@@ -7438,108 +7759,74 @@
     </w:p>
     <w:p>
       <w:pPr>
-        <w:numPr>
-          <w:ilvl w:val="0"/>
-          <w:numId w:val="1022"/>
-        </w:numPr>
-        <w:pStyle w:val="Compact"/>
-      </w:pPr>
-      <w:r>
-        <w:t xml:space="preserve">Live OAK left-eye feed with detected chessboard / ArUco board</w:t>
-      </w:r>
-      <w:r>
-        <w:t xml:space="preserve"> </w:t>
-      </w:r>
-      <w:r>
-        <w:t xml:space="preserve">corners drawn in real time (so the user can see whether the</w:t>
-      </w:r>
-      <w:r>
-        <w:t xml:space="preserve"> </w:t>
-      </w:r>
-      <w:r>
-        <w:t xml:space="preserve">current pose is being accepted).</w:t>
-      </w:r>
-    </w:p>
-    <w:p>
-      <w:pPr>
-        <w:numPr>
-          <w:ilvl w:val="0"/>
-          <w:numId w:val="1022"/>
-        </w:numPr>
-        <w:pStyle w:val="Compact"/>
-      </w:pPr>
-      <w:r>
-        <w:t xml:space="preserve">Frame counter</w:t>
-      </w:r>
-      <w:r>
-        <w:t xml:space="preserve"> </w:t>
-      </w:r>
-      <w:r>
-        <w:t xml:space="preserve">“</w:t>
-      </w:r>
-      <w:r>
-        <w:t xml:space="preserve">N/30 captured</w:t>
-      </w:r>
-      <w:r>
-        <w:t xml:space="preserve">”</w:t>
-      </w:r>
-      <w:r>
-        <w:t xml:space="preserve"> </w:t>
-      </w:r>
-      <w:r>
-        <w:t xml:space="preserve">for Stage A.</w:t>
-      </w:r>
-    </w:p>
-    <w:p>
-      <w:pPr>
-        <w:numPr>
-          <w:ilvl w:val="0"/>
-          <w:numId w:val="1022"/>
-        </w:numPr>
-        <w:pStyle w:val="Compact"/>
-      </w:pPr>
-      <w:r>
-        <w:t xml:space="preserve">Three buttons:</w:t>
-      </w:r>
-    </w:p>
-    <w:p>
-      <w:pPr>
-        <w:numPr>
-          <w:ilvl w:val="1"/>
-          <w:numId w:val="1023"/>
-        </w:numPr>
-        <w:pStyle w:val="Compact"/>
-      </w:pPr>
+        <w:pStyle w:val="BodyText"/>
+      </w:pPr>
+      <w:r>
+        <w:t xml:space="preserve">This panel exposes</w:t>
+      </w:r>
+      <w:r>
+        <w:t xml:space="preserve"> </w:t>
+      </w:r>
       <w:r>
         <w:rPr>
           <w:bCs/>
           <w:b/>
         </w:rPr>
-        <w:t xml:space="preserve">Capture frame</w:t>
-      </w:r>
-      <w:r>
-        <w:t xml:space="preserve"> </w:t>
-      </w:r>
-      <w:r>
-        <w:t xml:space="preserve">— calls</w:t>
-      </w:r>
-      <w:r>
-        <w:t xml:space="preserve"> </w:t>
-      </w:r>
-      <w:r>
-        <w:rPr>
-          <w:rStyle w:val="VerbatimChar"/>
-        </w:rPr>
-        <w:t xml:space="preserve">/calibrate/capture_frame</w:t>
-      </w:r>
-      <w:r>
-        <w:t xml:space="preserve">. Result</w:t>
-      </w:r>
-      <w:r>
-        <w:t xml:space="preserve"> </w:t>
-      </w:r>
-      <w:r>
-        <w:t xml:space="preserve">toast:</w:t>
+        <w:t xml:space="preserve">Stage C only</w:t>
+      </w:r>
+      <w:r>
+        <w:t xml:space="preserve"> </w:t>
+      </w:r>
+      <w:r>
+        <w:t xml:space="preserve">— the ArUco-ring camera-to-world</w:t>
+      </w:r>
+      <w:r>
+        <w:t xml:space="preserve"> </w:t>
+      </w:r>
+      <w:r>
+        <w:t xml:space="preserve">step that’s re-run after every camera arm move. Stages A/B are</w:t>
+      </w:r>
+      <w:r>
+        <w:t xml:space="preserve"> </w:t>
+      </w:r>
+      <w:r>
+        <w:t xml:space="preserve">CLI-only by design (see §6).</w:t>
+      </w:r>
+    </w:p>
+    <w:p>
+      <w:pPr>
+        <w:numPr>
+          <w:ilvl w:val="0"/>
+          <w:numId w:val="1023"/>
+        </w:numPr>
+        <w:pStyle w:val="Compact"/>
+      </w:pPr>
+      <w:r>
+        <w:t xml:space="preserve">Live OAK left-eye feed with detected ArUco-ring corners drawn in</w:t>
+      </w:r>
+      <w:r>
+        <w:t xml:space="preserve"> </w:t>
+      </w:r>
+      <w:r>
+        <w:t xml:space="preserve">real time (so the user can see whether the current pose has all</w:t>
+      </w:r>
+      <w:r>
+        <w:t xml:space="preserve"> </w:t>
+      </w:r>
+      <w:r>
+        <w:t xml:space="preserve">8 markers visible before pressing Capture).</w:t>
+      </w:r>
+    </w:p>
+    <w:p>
+      <w:pPr>
+        <w:numPr>
+          <w:ilvl w:val="0"/>
+          <w:numId w:val="1023"/>
+        </w:numPr>
+        <w:pStyle w:val="Compact"/>
+      </w:pPr>
+      <w:r>
+        <w:t xml:space="preserve">Frame counter</w:t>
       </w:r>
       <w:r>
         <w:t xml:space="preserve"> </w:t>
@@ -7548,7 +7835,7 @@
         <w:t xml:space="preserve">“</w:t>
       </w:r>
       <w:r>
-        <w:t xml:space="preserve">frame N/30 captured</w:t>
+        <w:t xml:space="preserve">N captured</w:t>
       </w:r>
       <w:r>
         <w:t xml:space="preserve">”</w:t>
@@ -7557,53 +7844,38 @@
         <w:t xml:space="preserve"> </w:t>
       </w:r>
       <w:r>
-        <w:t xml:space="preserve">or</w:t>
-      </w:r>
-      <w:r>
-        <w:t xml:space="preserve"> </w:t>
-      </w:r>
-      <w:r>
-        <w:t xml:space="preserve">“</w:t>
-      </w:r>
-      <w:r>
-        <w:t xml:space="preserve">chessboard not detected, try</w:t>
-      </w:r>
-      <w:r>
-        <w:t xml:space="preserve"> </w:t>
-      </w:r>
-      <w:r>
-        <w:t xml:space="preserve">again</w:t>
-      </w:r>
-      <w:r>
-        <w:t xml:space="preserve">”</w:t>
-      </w:r>
-      <w:r>
-        <w:t xml:space="preserve"> </w:t>
-      </w:r>
-      <w:r>
-        <w:t xml:space="preserve">or</w:t>
-      </w:r>
-      <w:r>
-        <w:t xml:space="preserve"> </w:t>
-      </w:r>
-      <w:r>
-        <w:t xml:space="preserve">“</w:t>
-      </w:r>
-      <w:r>
-        <w:t xml:space="preserve">pose too similar to a captured one — vary angle</w:t>
-      </w:r>
-      <w:r>
-        <w:t xml:space="preserve">”</w:t>
-      </w:r>
-      <w:r>
-        <w:t xml:space="preserve">.</w:t>
+        <w:t xml:space="preserve">— typically 1–3 frames is enough for</w:t>
+      </w:r>
+      <w:r>
+        <w:t xml:space="preserve"> </w:t>
+      </w:r>
+      <w:r>
+        <w:t xml:space="preserve">Stage C with a well-leveled platform; the solver accepts a</w:t>
+      </w:r>
+      <w:r>
+        <w:t xml:space="preserve"> </w:t>
+      </w:r>
+      <w:r>
+        <w:t xml:space="preserve">single frame as long as ≥ 3 markers are detected.</w:t>
+      </w:r>
+    </w:p>
+    <w:p>
+      <w:pPr>
+        <w:numPr>
+          <w:ilvl w:val="0"/>
+          <w:numId w:val="1023"/>
+        </w:numPr>
+        <w:pStyle w:val="Compact"/>
+      </w:pPr>
+      <w:r>
+        <w:t xml:space="preserve">Three buttons (only Stage C operations exposed via ROS):</w:t>
       </w:r>
     </w:p>
     <w:p>
       <w:pPr>
         <w:numPr>
           <w:ilvl w:val="1"/>
-          <w:numId w:val="1023"/>
+          <w:numId w:val="1024"/>
         </w:numPr>
         <w:pStyle w:val="Compact"/>
       </w:pPr>
@@ -7612,7 +7884,7 @@
           <w:bCs/>
           <w:b/>
         </w:rPr>
-        <w:t xml:space="preserve">Solve</w:t>
+        <w:t xml:space="preserve">Capture frame</w:t>
       </w:r>
       <w:r>
         <w:t xml:space="preserve"> </w:t>
@@ -7627,29 +7899,62 @@
         <w:rPr>
           <w:rStyle w:val="VerbatimChar"/>
         </w:rPr>
-        <w:t xml:space="preserve">/calibrate/solve</w:t>
-      </w:r>
-      <w:r>
-        <w:t xml:space="preserve">. Disabled until ≥ 30 frames.</w:t>
-      </w:r>
-      <w:r>
-        <w:t xml:space="preserve"> </w:t>
-      </w:r>
-      <w:r>
-        <w:t xml:space="preserve">Returns reprojection error per eye + epipolar error; refuses</w:t>
-      </w:r>
-      <w:r>
-        <w:t xml:space="preserve"> </w:t>
-      </w:r>
-      <w:r>
-        <w:t xml:space="preserve">to write the YAML if acceptance gates fail.</w:t>
+        <w:t xml:space="preserve">/calibrate/capture_frame</w:t>
+      </w:r>
+      <w:r>
+        <w:t xml:space="preserve">. Result</w:t>
+      </w:r>
+      <w:r>
+        <w:t xml:space="preserve"> </w:t>
+      </w:r>
+      <w:r>
+        <w:t xml:space="preserve">toast:</w:t>
+      </w:r>
+      <w:r>
+        <w:t xml:space="preserve"> </w:t>
+      </w:r>
+      <w:r>
+        <w:t xml:space="preserve">“</w:t>
+      </w:r>
+      <w:r>
+        <w:t xml:space="preserve">all 8 markers detected</w:t>
+      </w:r>
+      <w:r>
+        <w:t xml:space="preserve">”</w:t>
+      </w:r>
+      <w:r>
+        <w:t xml:space="preserve"> </w:t>
+      </w:r>
+      <w:r>
+        <w:t xml:space="preserve">/</w:t>
+      </w:r>
+      <w:r>
+        <w:t xml:space="preserve"> </w:t>
+      </w:r>
+      <w:r>
+        <w:t xml:space="preserve">“</w:t>
+      </w:r>
+      <w:r>
+        <w:t xml:space="preserve">only N/8 markers visible —</w:t>
+      </w:r>
+      <w:r>
+        <w:t xml:space="preserve"> </w:t>
+      </w:r>
+      <w:r>
+        <w:t xml:space="preserve">rotate camera or improve lighting</w:t>
+      </w:r>
+      <w:r>
+        <w:t xml:space="preserve">”</w:t>
+      </w:r>
+      <w:r>
+        <w:t xml:space="preserve">.</w:t>
       </w:r>
     </w:p>
     <w:p>
       <w:pPr>
         <w:numPr>
           <w:ilvl w:val="1"/>
-          <w:numId w:val="1023"/>
+          <w:numId w:val="1024"/>
         </w:numPr>
         <w:pStyle w:val="Compact"/>
       </w:pPr>
@@ -7658,93 +7963,130 @@
           <w:bCs/>
           <w:b/>
         </w:rPr>
-        <w:t xml:space="preserve">Reset</w:t>
-      </w:r>
-      <w:r>
-        <w:t xml:space="preserve"> </w:t>
-      </w:r>
-      <w:r>
-        <w:t xml:space="preserve">— clears the buffer.</w:t>
-      </w:r>
-    </w:p>
-    <w:p>
-      <w:pPr>
-        <w:numPr>
-          <w:ilvl w:val="0"/>
-          <w:numId w:val="1022"/>
-        </w:numPr>
-        <w:pStyle w:val="Compact"/>
-      </w:pPr>
-      <w:r>
-        <w:t xml:space="preserve">Stage selector:</w:t>
-      </w:r>
-      <w:r>
-        <w:t xml:space="preserve"> </w:t>
-      </w:r>
-      <w:r>
-        <w:t xml:space="preserve">“</w:t>
-      </w:r>
-      <w:r>
-        <w:t xml:space="preserve">Stage A (intrinsics)</w:t>
-      </w:r>
-      <w:r>
-        <w:t xml:space="preserve">”</w:t>
-      </w:r>
-      <w:r>
-        <w:t xml:space="preserve"> </w:t>
-      </w:r>
-      <w:r>
-        <w:t xml:space="preserve">/</w:t>
-      </w:r>
-      <w:r>
-        <w:t xml:space="preserve"> </w:t>
-      </w:r>
-      <w:r>
-        <w:t xml:space="preserve">“</w:t>
-      </w:r>
-      <w:r>
-        <w:t xml:space="preserve">Stage B (stereo)</w:t>
-      </w:r>
-      <w:r>
-        <w:t xml:space="preserve">”</w:t>
-      </w:r>
-      <w:r>
-        <w:t xml:space="preserve"> </w:t>
-      </w:r>
-      <w:r>
-        <w:t xml:space="preserve">/</w:t>
-      </w:r>
-      <w:r>
-        <w:t xml:space="preserve"> </w:t>
-      </w:r>
-      <w:r>
-        <w:t xml:space="preserve">“</w:t>
-      </w:r>
-      <w:r>
-        <w:t xml:space="preserve">Stage C (camera-to-world)</w:t>
-      </w:r>
-      <w:r>
-        <w:t xml:space="preserve">”</w:t>
-      </w:r>
-      <w:r>
-        <w:t xml:space="preserve">. Stage C is the one re-run after</w:t>
-      </w:r>
-      <w:r>
-        <w:t xml:space="preserve"> </w:t>
-      </w:r>
-      <w:r>
-        <w:t xml:space="preserve">every camera move; the others run rarely.</w:t>
-      </w:r>
-    </w:p>
-    <w:p>
-      <w:pPr>
-        <w:pStyle w:val="FirstParagraph"/>
+        <w:t xml:space="preserve">Solve</w:t>
+      </w:r>
+      <w:r>
+        <w:t xml:space="preserve"> </w:t>
+      </w:r>
+      <w:r>
+        <w:t xml:space="preserve">— calls</w:t>
+      </w:r>
+      <w:r>
+        <w:t xml:space="preserve"> </w:t>
+      </w:r>
+      <w:r>
+        <w:rPr>
+          <w:rStyle w:val="VerbatimChar"/>
+        </w:rPr>
+        <w:t xml:space="preserve">/calibrate/solve</w:t>
+      </w:r>
+      <w:r>
+        <w:t xml:space="preserve">. Runs</w:t>
+      </w:r>
+      <w:r>
+        <w:t xml:space="preserve"> </w:t>
+      </w:r>
+      <w:r>
+        <w:rPr>
+          <w:rStyle w:val="VerbatimChar"/>
+        </w:rPr>
+        <w:t xml:space="preserve">cv2.aruco.estimatePoseBoard</w:t>
+      </w:r>
+      <w:r>
+        <w:t xml:space="preserve"> </w:t>
+      </w:r>
+      <w:r>
+        <w:t xml:space="preserve">over the accepted frames; writes</w:t>
+      </w:r>
+      <w:r>
+        <w:t xml:space="preserve"> </w:t>
+      </w:r>
+      <w:r>
+        <w:rPr>
+          <w:rStyle w:val="VerbatimChar"/>
+        </w:rPr>
+        <w:t xml:space="preserve">oak_extrinsics.yaml</w:t>
+      </w:r>
+      <w:r>
+        <w:t xml:space="preserve"> </w:t>
+      </w:r>
+      <w:r>
+        <w:t xml:space="preserve">if mean reprojection error &lt; 2 px.</w:t>
+      </w:r>
+    </w:p>
+    <w:p>
+      <w:pPr>
+        <w:numPr>
+          <w:ilvl w:val="1"/>
+          <w:numId w:val="1024"/>
+        </w:numPr>
+        <w:pStyle w:val="Compact"/>
       </w:pPr>
       <w:r>
         <w:rPr>
           <w:bCs/>
           <w:b/>
         </w:rPr>
+        <w:t xml:space="preserve">Reset</w:t>
+      </w:r>
+      <w:r>
+        <w:t xml:space="preserve"> </w:t>
+      </w:r>
+      <w:r>
+        <w:t xml:space="preserve">— clears the buffer.</w:t>
+      </w:r>
+    </w:p>
+    <w:p>
+      <w:pPr>
+        <w:pStyle w:val="FirstParagraph"/>
+      </w:pPr>
+      <w:r>
+        <w:t xml:space="preserve">The GUI does</w:t>
+      </w:r>
+      <w:r>
+        <w:t xml:space="preserve"> </w:t>
+      </w:r>
+      <w:r>
+        <w:rPr>
+          <w:bCs/>
+          <w:b/>
+        </w:rPr>
+        <w:t xml:space="preserve">not</w:t>
+      </w:r>
+      <w:r>
+        <w:t xml:space="preserve"> </w:t>
+      </w:r>
+      <w:r>
+        <w:t xml:space="preserve">offer a stage selector. Operators cannot</w:t>
+      </w:r>
+      <w:r>
+        <w:t xml:space="preserve"> </w:t>
+      </w:r>
+      <w:r>
+        <w:t xml:space="preserve">override the OAK’s factory intrinsics or stereo extrinsics from</w:t>
+      </w:r>
+      <w:r>
+        <w:t xml:space="preserve"> </w:t>
+      </w:r>
+      <w:r>
+        <w:t xml:space="preserve">the browser — those are protected behind the CLI flow on the Pi</w:t>
+      </w:r>
+      <w:r>
+        <w:t xml:space="preserve"> </w:t>
+      </w:r>
+      <w:r>
+        <w:t xml:space="preserve">to prevent accidental damage to a working calibration.</w:t>
+      </w:r>
+    </w:p>
+    <w:p>
+      <w:pPr>
+        <w:pStyle w:val="BodyText"/>
+      </w:pPr>
+      <w:r>
+        <w:rPr>
+          <w:bCs/>
+          <w:b/>
+        </w:rPr>
         <w:t xml:space="preserve">Encoder &amp; current debug</w:t>
       </w:r>
       <w:r>
@@ -7809,7 +8151,7 @@
       <w:pPr>
         <w:numPr>
           <w:ilvl w:val="0"/>
-          <w:numId w:val="1024"/>
+          <w:numId w:val="1025"/>
         </w:numPr>
         <w:pStyle w:val="Compact"/>
       </w:pPr>
@@ -7821,7 +8163,7 @@
       <w:pPr>
         <w:numPr>
           <w:ilvl w:val="0"/>
-          <w:numId w:val="1024"/>
+          <w:numId w:val="1025"/>
         </w:numPr>
         <w:pStyle w:val="Compact"/>
       </w:pPr>
@@ -7833,7 +8175,7 @@
       <w:pPr>
         <w:numPr>
           <w:ilvl w:val="0"/>
-          <w:numId w:val="1024"/>
+          <w:numId w:val="1025"/>
         </w:numPr>
         <w:pStyle w:val="Compact"/>
       </w:pPr>
@@ -7845,7 +8187,7 @@
       <w:pPr>
         <w:numPr>
           <w:ilvl w:val="0"/>
-          <w:numId w:val="1024"/>
+          <w:numId w:val="1025"/>
         </w:numPr>
         <w:pStyle w:val="Compact"/>
       </w:pPr>
@@ -7931,7 +8273,7 @@
       <w:pPr>
         <w:numPr>
           <w:ilvl w:val="0"/>
-          <w:numId w:val="1024"/>
+          <w:numId w:val="1025"/>
         </w:numPr>
         <w:pStyle w:val="Compact"/>
       </w:pPr>
@@ -7977,7 +8319,7 @@
       <w:pPr>
         <w:numPr>
           <w:ilvl w:val="0"/>
-          <w:numId w:val="1024"/>
+          <w:numId w:val="1025"/>
         </w:numPr>
         <w:pStyle w:val="Compact"/>
       </w:pPr>
@@ -8011,7 +8353,7 @@
       <w:pPr>
         <w:numPr>
           <w:ilvl w:val="0"/>
-          <w:numId w:val="1024"/>
+          <w:numId w:val="1025"/>
         </w:numPr>
         <w:pStyle w:val="Compact"/>
       </w:pPr>
@@ -8056,7 +8398,7 @@
       <w:pPr>
         <w:numPr>
           <w:ilvl w:val="0"/>
-          <w:numId w:val="1025"/>
+          <w:numId w:val="1026"/>
         </w:numPr>
         <w:pStyle w:val="Compact"/>
       </w:pPr>
@@ -8074,7 +8416,7 @@
       <w:pPr>
         <w:numPr>
           <w:ilvl w:val="0"/>
-          <w:numId w:val="1025"/>
+          <w:numId w:val="1026"/>
         </w:numPr>
         <w:pStyle w:val="Compact"/>
       </w:pPr>
@@ -8104,7 +8446,7 @@
       <w:pPr>
         <w:numPr>
           <w:ilvl w:val="0"/>
-          <w:numId w:val="1025"/>
+          <w:numId w:val="1026"/>
         </w:numPr>
         <w:pStyle w:val="Compact"/>
       </w:pPr>
@@ -8122,7 +8464,7 @@
       <w:pPr>
         <w:numPr>
           <w:ilvl w:val="0"/>
-          <w:numId w:val="1025"/>
+          <w:numId w:val="1026"/>
         </w:numPr>
         <w:pStyle w:val="Compact"/>
       </w:pPr>
@@ -8155,7 +8497,7 @@
       <w:pPr>
         <w:numPr>
           <w:ilvl w:val="0"/>
-          <w:numId w:val="1025"/>
+          <w:numId w:val="1026"/>
         </w:numPr>
         <w:pStyle w:val="Compact"/>
       </w:pPr>
@@ -8188,7 +8530,7 @@
       <w:pPr>
         <w:numPr>
           <w:ilvl w:val="0"/>
-          <w:numId w:val="1025"/>
+          <w:numId w:val="1026"/>
         </w:numPr>
         <w:pStyle w:val="Compact"/>
       </w:pPr>
@@ -8237,7 +8579,7 @@
       <w:pPr>
         <w:numPr>
           <w:ilvl w:val="0"/>
-          <w:numId w:val="1025"/>
+          <w:numId w:val="1026"/>
         </w:numPr>
         <w:pStyle w:val="Compact"/>
       </w:pPr>
@@ -8316,7 +8658,7 @@
       <w:pPr>
         <w:numPr>
           <w:ilvl w:val="0"/>
-          <w:numId w:val="1026"/>
+          <w:numId w:val="1027"/>
         </w:numPr>
         <w:pStyle w:val="Compact"/>
       </w:pPr>
@@ -8350,7 +8692,7 @@
       <w:pPr>
         <w:numPr>
           <w:ilvl w:val="0"/>
-          <w:numId w:val="1026"/>
+          <w:numId w:val="1027"/>
         </w:numPr>
         <w:pStyle w:val="Compact"/>
       </w:pPr>
@@ -8402,7 +8744,7 @@
       <w:pPr>
         <w:numPr>
           <w:ilvl w:val="0"/>
-          <w:numId w:val="1026"/>
+          <w:numId w:val="1027"/>
         </w:numPr>
         <w:pStyle w:val="Compact"/>
       </w:pPr>
@@ -8426,7 +8768,7 @@
       <w:pPr>
         <w:numPr>
           <w:ilvl w:val="0"/>
-          <w:numId w:val="1026"/>
+          <w:numId w:val="1027"/>
         </w:numPr>
         <w:pStyle w:val="Compact"/>
       </w:pPr>
@@ -8465,7 +8807,7 @@
       <w:pPr>
         <w:numPr>
           <w:ilvl w:val="0"/>
-          <w:numId w:val="1026"/>
+          <w:numId w:val="1027"/>
         </w:numPr>
         <w:pStyle w:val="Compact"/>
       </w:pPr>
@@ -8501,7 +8843,7 @@
       <w:pPr>
         <w:numPr>
           <w:ilvl w:val="0"/>
-          <w:numId w:val="1027"/>
+          <w:numId w:val="1028"/>
         </w:numPr>
         <w:pStyle w:val="Compact"/>
       </w:pPr>
@@ -8529,7 +8871,7 @@
       <w:pPr>
         <w:numPr>
           <w:ilvl w:val="0"/>
-          <w:numId w:val="1027"/>
+          <w:numId w:val="1028"/>
         </w:numPr>
         <w:pStyle w:val="Compact"/>
       </w:pPr>
@@ -8541,7 +8883,7 @@
       <w:pPr>
         <w:numPr>
           <w:ilvl w:val="1"/>
-          <w:numId w:val="1028"/>
+          <w:numId w:val="1029"/>
         </w:numPr>
         <w:pStyle w:val="Compact"/>
       </w:pPr>
@@ -8593,7 +8935,7 @@
       <w:pPr>
         <w:numPr>
           <w:ilvl w:val="1"/>
-          <w:numId w:val="1028"/>
+          <w:numId w:val="1029"/>
         </w:numPr>
         <w:pStyle w:val="Compact"/>
       </w:pPr>
@@ -8621,7 +8963,7 @@
       <w:pPr>
         <w:numPr>
           <w:ilvl w:val="0"/>
-          <w:numId w:val="1027"/>
+          <w:numId w:val="1028"/>
         </w:numPr>
         <w:pStyle w:val="Compact"/>
       </w:pPr>
@@ -8645,7 +8987,7 @@
       <w:pPr>
         <w:numPr>
           <w:ilvl w:val="0"/>
-          <w:numId w:val="1027"/>
+          <w:numId w:val="1028"/>
         </w:numPr>
         <w:pStyle w:val="Compact"/>
       </w:pPr>
@@ -8673,7 +9015,7 @@
       <w:pPr>
         <w:numPr>
           <w:ilvl w:val="0"/>
-          <w:numId w:val="1027"/>
+          <w:numId w:val="1028"/>
         </w:numPr>
         <w:pStyle w:val="Compact"/>
       </w:pPr>
@@ -8691,7 +9033,7 @@
       <w:pPr>
         <w:numPr>
           <w:ilvl w:val="0"/>
-          <w:numId w:val="1027"/>
+          <w:numId w:val="1028"/>
         </w:numPr>
         <w:pStyle w:val="Compact"/>
       </w:pPr>
@@ -8725,7 +9067,7 @@
       <w:pPr>
         <w:numPr>
           <w:ilvl w:val="0"/>
-          <w:numId w:val="1027"/>
+          <w:numId w:val="1028"/>
         </w:numPr>
         <w:pStyle w:val="Compact"/>
       </w:pPr>
@@ -8817,7 +9159,7 @@
       <w:pPr>
         <w:numPr>
           <w:ilvl w:val="0"/>
-          <w:numId w:val="1027"/>
+          <w:numId w:val="1028"/>
         </w:numPr>
         <w:pStyle w:val="Compact"/>
       </w:pPr>
@@ -8839,7 +9181,7 @@
       <w:pPr>
         <w:numPr>
           <w:ilvl w:val="0"/>
-          <w:numId w:val="1027"/>
+          <w:numId w:val="1028"/>
         </w:numPr>
         <w:pStyle w:val="Compact"/>
       </w:pPr>
@@ -8888,7 +9230,7 @@
       <w:pPr>
         <w:numPr>
           <w:ilvl w:val="0"/>
-          <w:numId w:val="1027"/>
+          <w:numId w:val="1028"/>
         </w:numPr>
         <w:pStyle w:val="Compact"/>
       </w:pPr>
@@ -8937,7 +9279,7 @@
       <w:pPr>
         <w:numPr>
           <w:ilvl w:val="0"/>
-          <w:numId w:val="1029"/>
+          <w:numId w:val="1030"/>
         </w:numPr>
       </w:pPr>
       <w:r>
@@ -9012,7 +9354,7 @@
       <w:pPr>
         <w:numPr>
           <w:ilvl w:val="0"/>
-          <w:numId w:val="1029"/>
+          <w:numId w:val="1030"/>
         </w:numPr>
       </w:pPr>
       <w:r>
@@ -9135,7 +9477,7 @@
       <w:pPr>
         <w:numPr>
           <w:ilvl w:val="0"/>
-          <w:numId w:val="1029"/>
+          <w:numId w:val="1030"/>
         </w:numPr>
       </w:pPr>
       <w:r>
@@ -9210,7 +9552,7 @@
       <w:pPr>
         <w:numPr>
           <w:ilvl w:val="0"/>
-          <w:numId w:val="1030"/>
+          <w:numId w:val="1031"/>
         </w:numPr>
         <w:pStyle w:val="Compact"/>
       </w:pPr>
@@ -9238,7 +9580,7 @@
       <w:pPr>
         <w:numPr>
           <w:ilvl w:val="0"/>
-          <w:numId w:val="1030"/>
+          <w:numId w:val="1031"/>
         </w:numPr>
         <w:pStyle w:val="Compact"/>
       </w:pPr>
@@ -9322,7 +9664,7 @@
       <w:pPr>
         <w:numPr>
           <w:ilvl w:val="0"/>
-          <w:numId w:val="1031"/>
+          <w:numId w:val="1032"/>
         </w:numPr>
         <w:pStyle w:val="Compact"/>
       </w:pPr>
@@ -9334,7 +9676,7 @@
       <w:pPr>
         <w:numPr>
           <w:ilvl w:val="0"/>
-          <w:numId w:val="1031"/>
+          <w:numId w:val="1032"/>
         </w:numPr>
         <w:pStyle w:val="Compact"/>
       </w:pPr>
@@ -9346,7 +9688,7 @@
       <w:pPr>
         <w:numPr>
           <w:ilvl w:val="0"/>
-          <w:numId w:val="1031"/>
+          <w:numId w:val="1032"/>
         </w:numPr>
         <w:pStyle w:val="Compact"/>
       </w:pPr>
@@ -9358,7 +9700,7 @@
       <w:pPr>
         <w:numPr>
           <w:ilvl w:val="0"/>
-          <w:numId w:val="1031"/>
+          <w:numId w:val="1032"/>
         </w:numPr>
         <w:pStyle w:val="Compact"/>
       </w:pPr>
@@ -9376,7 +9718,7 @@
       <w:pPr>
         <w:numPr>
           <w:ilvl w:val="0"/>
-          <w:numId w:val="1031"/>
+          <w:numId w:val="1032"/>
         </w:numPr>
         <w:pStyle w:val="Compact"/>
       </w:pPr>
@@ -9436,7 +9778,7 @@
       <w:pPr>
         <w:numPr>
           <w:ilvl w:val="0"/>
-          <w:numId w:val="1032"/>
+          <w:numId w:val="1033"/>
         </w:numPr>
         <w:pStyle w:val="Compact"/>
       </w:pPr>
@@ -9448,7 +9790,7 @@
       <w:pPr>
         <w:numPr>
           <w:ilvl w:val="0"/>
-          <w:numId w:val="1032"/>
+          <w:numId w:val="1033"/>
         </w:numPr>
         <w:pStyle w:val="Compact"/>
       </w:pPr>
@@ -9460,7 +9802,7 @@
       <w:pPr>
         <w:numPr>
           <w:ilvl w:val="0"/>
-          <w:numId w:val="1032"/>
+          <w:numId w:val="1033"/>
         </w:numPr>
         <w:pStyle w:val="Compact"/>
       </w:pPr>
@@ -9575,7 +9917,7 @@
       <w:pPr>
         <w:numPr>
           <w:ilvl w:val="0"/>
-          <w:numId w:val="1033"/>
+          <w:numId w:val="1034"/>
         </w:numPr>
         <w:pStyle w:val="Compact"/>
       </w:pPr>
@@ -9650,7 +9992,7 @@
       <w:pPr>
         <w:numPr>
           <w:ilvl w:val="0"/>
-          <w:numId w:val="1033"/>
+          <w:numId w:val="1034"/>
         </w:numPr>
         <w:pStyle w:val="Compact"/>
       </w:pPr>
@@ -9680,7 +10022,7 @@
       <w:pPr>
         <w:numPr>
           <w:ilvl w:val="0"/>
-          <w:numId w:val="1033"/>
+          <w:numId w:val="1034"/>
         </w:numPr>
         <w:pStyle w:val="Compact"/>
       </w:pPr>
@@ -9710,7 +10052,7 @@
       <w:pPr>
         <w:numPr>
           <w:ilvl w:val="0"/>
-          <w:numId w:val="1033"/>
+          <w:numId w:val="1034"/>
         </w:numPr>
         <w:pStyle w:val="Compact"/>
       </w:pPr>
@@ -9728,7 +10070,7 @@
       <w:pPr>
         <w:numPr>
           <w:ilvl w:val="0"/>
-          <w:numId w:val="1033"/>
+          <w:numId w:val="1034"/>
         </w:numPr>
         <w:pStyle w:val="Compact"/>
       </w:pPr>
@@ -10538,13 +10880,13 @@
       </w:tr>
     </w:tbl>
     <w:bookmarkEnd w:id="58"/>
-    <w:bookmarkStart w:id="59" w:name="Xce44ac3575dfe6ca572e2d46ca08522c929c2e4"/>
+    <w:bookmarkStart w:id="59" w:name="X2e5f8ae4d4226bef16aaa053691e71297ceebc2"/>
     <w:p>
       <w:pPr>
         <w:pStyle w:val="Heading3"/>
       </w:pPr>
       <w:r>
-        <w:t xml:space="preserve">Calibration services (Stage A/B/C, called by the GUI)</w:t>
+        <w:t xml:space="preserve">Calibration services (Stage C ONLY — A/B are CLI-only by design)</w:t>
       </w:r>
     </w:p>
     <w:tbl>
@@ -10636,7 +10978,7 @@
               <w:jc w:val="left"/>
             </w:pPr>
             <w:r>
-              <w:t xml:space="preserve">One frame per click; rejects bad poses.</w:t>
+              <w:t xml:space="preserve">One frame per click; rejects frames with &lt; 3 ArUco markers visible.</w:t>
             </w:r>
           </w:p>
         </w:tc>
@@ -10677,7 +11019,34 @@
               <w:jc w:val="left"/>
             </w:pPr>
             <w:r>
-              <w:t xml:space="preserve">Runs the OpenCV solver, writes YAML if gates pass.</w:t>
+              <w:t xml:space="preserve">Runs</w:t>
+            </w:r>
+            <w:r>
+              <w:t xml:space="preserve"> </w:t>
+            </w:r>
+            <w:r>
+              <w:rPr>
+                <w:rStyle w:val="VerbatimChar"/>
+              </w:rPr>
+              <w:t xml:space="preserve">cv2.aruco.estimatePoseBoard</w:t>
+            </w:r>
+            <w:r>
+              <w:t xml:space="preserve">, writes</w:t>
+            </w:r>
+            <w:r>
+              <w:t xml:space="preserve"> </w:t>
+            </w:r>
+            <w:r>
+              <w:rPr>
+                <w:rStyle w:val="VerbatimChar"/>
+              </w:rPr>
+              <w:t xml:space="preserve">oak_extrinsics.yaml</w:t>
+            </w:r>
+            <w:r>
+              <w:t xml:space="preserve"> </w:t>
+            </w:r>
+            <w:r>
+              <w:t xml:space="preserve">if reprojection error &lt; 2 px.</w:t>
             </w:r>
           </w:p>
         </w:tc>
@@ -10723,48 +11092,43 @@
           </w:p>
         </w:tc>
       </w:tr>
-      <w:tr>
-        <w:tc>
-          <w:tcPr/>
-          <w:p>
-            <w:pPr>
-              <w:pStyle w:val="Compact"/>
-              <w:jc w:val="left"/>
-            </w:pPr>
-            <w:r>
-              <w:rPr>
-                <w:rStyle w:val="VerbatimChar"/>
-              </w:rPr>
-              <w:t xml:space="preserve">/calibrate/stage</w:t>
-            </w:r>
-          </w:p>
-        </w:tc>
-        <w:tc>
-          <w:tcPr/>
-          <w:p>
-            <w:pPr>
-              <w:pStyle w:val="Compact"/>
-              <w:jc w:val="left"/>
-            </w:pPr>
-            <w:r>
-              <w:t xml:space="preserve">std_srvs/SetBool style or custom</w:t>
-            </w:r>
-          </w:p>
-        </w:tc>
-        <w:tc>
-          <w:tcPr/>
-          <w:p>
-            <w:pPr>
-              <w:pStyle w:val="Compact"/>
-              <w:jc w:val="left"/>
-            </w:pPr>
-            <w:r>
-              <w:t xml:space="preserve">Select A / B / C.</w:t>
-            </w:r>
-          </w:p>
-        </w:tc>
-      </w:tr>
     </w:tbl>
+    <w:p>
+      <w:pPr>
+        <w:pStyle w:val="BodyText"/>
+      </w:pPr>
+      <w:r>
+        <w:t xml:space="preserve">There is</w:t>
+      </w:r>
+      <w:r>
+        <w:t xml:space="preserve"> </w:t>
+      </w:r>
+      <w:r>
+        <w:rPr>
+          <w:bCs/>
+          <w:b/>
+        </w:rPr>
+        <w:t xml:space="preserve">no</w:t>
+      </w:r>
+      <w:r>
+        <w:t xml:space="preserve"> </w:t>
+      </w:r>
+      <w:r>
+        <w:t xml:space="preserve">stage selector service. Stages A/B (custom intrinsics</w:t>
+      </w:r>
+      <w:r>
+        <w:t xml:space="preserve"> </w:t>
+      </w:r>
+      <w:r>
+        <w:t xml:space="preserve">and stereo recalibration) override the OAK’s factory tuning and</w:t>
+      </w:r>
+      <w:r>
+        <w:t xml:space="preserve"> </w:t>
+      </w:r>
+      <w:r>
+        <w:t xml:space="preserve">therefore live behind the CLI only — see §6 for the rationale.</w:t>
+      </w:r>
+    </w:p>
     <w:bookmarkEnd w:id="59"/>
     <w:bookmarkStart w:id="60" w:name="new-control_cmd-payloads-existing-topic"/>
     <w:p>
@@ -10823,7 +11187,7 @@
       <w:pPr>
         <w:numPr>
           <w:ilvl w:val="0"/>
-          <w:numId w:val="1034"/>
+          <w:numId w:val="1035"/>
         </w:numPr>
         <w:pStyle w:val="Compact"/>
       </w:pPr>
@@ -10838,7 +11202,7 @@
       <w:pPr>
         <w:numPr>
           <w:ilvl w:val="0"/>
-          <w:numId w:val="1034"/>
+          <w:numId w:val="1035"/>
         </w:numPr>
         <w:pStyle w:val="Compact"/>
       </w:pPr>
@@ -10859,7 +11223,7 @@
       <w:pPr>
         <w:numPr>
           <w:ilvl w:val="0"/>
-          <w:numId w:val="1034"/>
+          <w:numId w:val="1035"/>
         </w:numPr>
         <w:pStyle w:val="Compact"/>
       </w:pPr>
@@ -10880,7 +11244,7 @@
       <w:pPr>
         <w:numPr>
           <w:ilvl w:val="0"/>
-          <w:numId w:val="1034"/>
+          <w:numId w:val="1035"/>
         </w:numPr>
         <w:pStyle w:val="Compact"/>
       </w:pPr>
@@ -10901,7 +11265,7 @@
       <w:pPr>
         <w:numPr>
           <w:ilvl w:val="0"/>
-          <w:numId w:val="1034"/>
+          <w:numId w:val="1035"/>
         </w:numPr>
         <w:pStyle w:val="Compact"/>
       </w:pPr>
@@ -10993,7 +11357,7 @@
       <w:pPr>
         <w:numPr>
           <w:ilvl w:val="0"/>
-          <w:numId w:val="1035"/>
+          <w:numId w:val="1036"/>
         </w:numPr>
         <w:pStyle w:val="Compact"/>
       </w:pPr>
@@ -11887,7 +12251,7 @@
       <w:pPr>
         <w:numPr>
           <w:ilvl w:val="0"/>
-          <w:numId w:val="1036"/>
+          <w:numId w:val="1037"/>
         </w:numPr>
         <w:pStyle w:val="Compact"/>
       </w:pPr>
@@ -11905,7 +12269,7 @@
       <w:pPr>
         <w:numPr>
           <w:ilvl w:val="0"/>
-          <w:numId w:val="1036"/>
+          <w:numId w:val="1037"/>
         </w:numPr>
         <w:pStyle w:val="Compact"/>
       </w:pPr>
@@ -11917,7 +12281,7 @@
       <w:pPr>
         <w:numPr>
           <w:ilvl w:val="0"/>
-          <w:numId w:val="1036"/>
+          <w:numId w:val="1037"/>
         </w:numPr>
         <w:pStyle w:val="Compact"/>
       </w:pPr>
@@ -11929,7 +12293,7 @@
       <w:pPr>
         <w:numPr>
           <w:ilvl w:val="0"/>
-          <w:numId w:val="1036"/>
+          <w:numId w:val="1037"/>
         </w:numPr>
         <w:pStyle w:val="Compact"/>
       </w:pPr>
@@ -11941,7 +12305,7 @@
       <w:pPr>
         <w:numPr>
           <w:ilvl w:val="0"/>
-          <w:numId w:val="1036"/>
+          <w:numId w:val="1037"/>
         </w:numPr>
         <w:pStyle w:val="Compact"/>
       </w:pPr>
@@ -11962,7 +12326,7 @@
       <w:pPr>
         <w:numPr>
           <w:ilvl w:val="0"/>
-          <w:numId w:val="1036"/>
+          <w:numId w:val="1037"/>
         </w:numPr>
         <w:pStyle w:val="Compact"/>
       </w:pPr>
@@ -11974,7 +12338,7 @@
       <w:pPr>
         <w:numPr>
           <w:ilvl w:val="0"/>
-          <w:numId w:val="1036"/>
+          <w:numId w:val="1037"/>
         </w:numPr>
         <w:pStyle w:val="Compact"/>
       </w:pPr>
@@ -12074,7 +12438,7 @@
       <w:pPr>
         <w:numPr>
           <w:ilvl w:val="0"/>
-          <w:numId w:val="1037"/>
+          <w:numId w:val="1038"/>
         </w:numPr>
         <w:pStyle w:val="Compact"/>
       </w:pPr>
@@ -12092,7 +12456,7 @@
       <w:pPr>
         <w:numPr>
           <w:ilvl w:val="0"/>
-          <w:numId w:val="1037"/>
+          <w:numId w:val="1038"/>
         </w:numPr>
         <w:pStyle w:val="Compact"/>
       </w:pPr>
@@ -12104,7 +12468,7 @@
       <w:pPr>
         <w:numPr>
           <w:ilvl w:val="0"/>
-          <w:numId w:val="1037"/>
+          <w:numId w:val="1038"/>
         </w:numPr>
         <w:pStyle w:val="Compact"/>
       </w:pPr>
@@ -12122,7 +12486,7 @@
       <w:pPr>
         <w:numPr>
           <w:ilvl w:val="0"/>
-          <w:numId w:val="1037"/>
+          <w:numId w:val="1038"/>
         </w:numPr>
         <w:pStyle w:val="Compact"/>
       </w:pPr>
@@ -12134,7 +12498,7 @@
       <w:pPr>
         <w:numPr>
           <w:ilvl w:val="0"/>
-          <w:numId w:val="1037"/>
+          <w:numId w:val="1038"/>
         </w:numPr>
         <w:pStyle w:val="Compact"/>
       </w:pPr>
@@ -12263,7 +12627,7 @@
       <w:pPr>
         <w:numPr>
           <w:ilvl w:val="0"/>
-          <w:numId w:val="1038"/>
+          <w:numId w:val="1039"/>
         </w:numPr>
         <w:pStyle w:val="Compact"/>
       </w:pPr>
@@ -12281,7 +12645,7 @@
       <w:pPr>
         <w:numPr>
           <w:ilvl w:val="0"/>
-          <w:numId w:val="1038"/>
+          <w:numId w:val="1039"/>
         </w:numPr>
         <w:pStyle w:val="Compact"/>
       </w:pPr>
@@ -12293,7 +12657,7 @@
       <w:pPr>
         <w:numPr>
           <w:ilvl w:val="0"/>
-          <w:numId w:val="1038"/>
+          <w:numId w:val="1039"/>
         </w:numPr>
         <w:pStyle w:val="Compact"/>
       </w:pPr>
@@ -12311,7 +12675,7 @@
       <w:pPr>
         <w:numPr>
           <w:ilvl w:val="0"/>
-          <w:numId w:val="1038"/>
+          <w:numId w:val="1039"/>
         </w:numPr>
         <w:pStyle w:val="Compact"/>
       </w:pPr>
@@ -12329,7 +12693,7 @@
       <w:pPr>
         <w:numPr>
           <w:ilvl w:val="0"/>
-          <w:numId w:val="1038"/>
+          <w:numId w:val="1039"/>
         </w:numPr>
         <w:pStyle w:val="Compact"/>
       </w:pPr>
@@ -12398,7 +12762,7 @@
       <w:pPr>
         <w:numPr>
           <w:ilvl w:val="0"/>
-          <w:numId w:val="1039"/>
+          <w:numId w:val="1040"/>
         </w:numPr>
         <w:pStyle w:val="Compact"/>
       </w:pPr>
@@ -12416,7 +12780,7 @@
       <w:pPr>
         <w:numPr>
           <w:ilvl w:val="0"/>
-          <w:numId w:val="1039"/>
+          <w:numId w:val="1040"/>
         </w:numPr>
         <w:pStyle w:val="Compact"/>
       </w:pPr>
@@ -12440,7 +12804,7 @@
       <w:pPr>
         <w:numPr>
           <w:ilvl w:val="0"/>
-          <w:numId w:val="1039"/>
+          <w:numId w:val="1040"/>
         </w:numPr>
         <w:pStyle w:val="Compact"/>
       </w:pPr>
@@ -12452,55 +12816,55 @@
       <w:pPr>
         <w:numPr>
           <w:ilvl w:val="1"/>
+          <w:numId w:val="1041"/>
+        </w:numPr>
+        <w:pStyle w:val="Compact"/>
+      </w:pPr>
+      <w:r>
+        <w:t xml:space="preserve">mean error vs truth (mm)</w:t>
+      </w:r>
+    </w:p>
+    <w:p>
+      <w:pPr>
+        <w:numPr>
+          <w:ilvl w:val="1"/>
+          <w:numId w:val="1041"/>
+        </w:numPr>
+        <w:pStyle w:val="Compact"/>
+      </w:pPr>
+      <w:r>
+        <w:t xml:space="preserve">RMS error vs truth (mm)</w:t>
+      </w:r>
+    </w:p>
+    <w:p>
+      <w:pPr>
+        <w:numPr>
+          <w:ilvl w:val="1"/>
+          <w:numId w:val="1041"/>
+        </w:numPr>
+        <w:pStyle w:val="Compact"/>
+      </w:pPr>
+      <w:r>
+        <w:t xml:space="preserve">95th-percentile error (mm)</w:t>
+      </w:r>
+    </w:p>
+    <w:p>
+      <w:pPr>
+        <w:numPr>
+          <w:ilvl w:val="1"/>
+          <w:numId w:val="1041"/>
+        </w:numPr>
+        <w:pStyle w:val="Compact"/>
+      </w:pPr>
+      <w:r>
+        <w:t xml:space="preserve">frames where the method produced no estimate (failure rate)</w:t>
+      </w:r>
+    </w:p>
+    <w:p>
+      <w:pPr>
+        <w:numPr>
+          <w:ilvl w:val="0"/>
           <w:numId w:val="1040"/>
-        </w:numPr>
-        <w:pStyle w:val="Compact"/>
-      </w:pPr>
-      <w:r>
-        <w:t xml:space="preserve">mean error vs truth (mm)</w:t>
-      </w:r>
-    </w:p>
-    <w:p>
-      <w:pPr>
-        <w:numPr>
-          <w:ilvl w:val="1"/>
-          <w:numId w:val="1040"/>
-        </w:numPr>
-        <w:pStyle w:val="Compact"/>
-      </w:pPr>
-      <w:r>
-        <w:t xml:space="preserve">RMS error vs truth (mm)</w:t>
-      </w:r>
-    </w:p>
-    <w:p>
-      <w:pPr>
-        <w:numPr>
-          <w:ilvl w:val="1"/>
-          <w:numId w:val="1040"/>
-        </w:numPr>
-        <w:pStyle w:val="Compact"/>
-      </w:pPr>
-      <w:r>
-        <w:t xml:space="preserve">95th-percentile error (mm)</w:t>
-      </w:r>
-    </w:p>
-    <w:p>
-      <w:pPr>
-        <w:numPr>
-          <w:ilvl w:val="1"/>
-          <w:numId w:val="1040"/>
-        </w:numPr>
-        <w:pStyle w:val="Compact"/>
-      </w:pPr>
-      <w:r>
-        <w:t xml:space="preserve">frames where the method produced no estimate (failure rate)</w:t>
-      </w:r>
-    </w:p>
-    <w:p>
-      <w:pPr>
-        <w:numPr>
-          <w:ilvl w:val="0"/>
-          <w:numId w:val="1039"/>
         </w:numPr>
         <w:pStyle w:val="Compact"/>
       </w:pPr>
@@ -12783,7 +13147,7 @@
       <w:pPr>
         <w:numPr>
           <w:ilvl w:val="0"/>
-          <w:numId w:val="1041"/>
+          <w:numId w:val="1042"/>
         </w:numPr>
         <w:pStyle w:val="Compact"/>
       </w:pPr>
@@ -12818,7 +13182,7 @@
       <w:pPr>
         <w:numPr>
           <w:ilvl w:val="0"/>
-          <w:numId w:val="1041"/>
+          <w:numId w:val="1042"/>
         </w:numPr>
         <w:pStyle w:val="Compact"/>
       </w:pPr>
@@ -12853,7 +13217,7 @@
       <w:pPr>
         <w:numPr>
           <w:ilvl w:val="0"/>
-          <w:numId w:val="1041"/>
+          <w:numId w:val="1042"/>
         </w:numPr>
         <w:pStyle w:val="Compact"/>
       </w:pPr>
@@ -13011,7 +13375,7 @@
       <w:pPr>
         <w:numPr>
           <w:ilvl w:val="0"/>
-          <w:numId w:val="1042"/>
+          <w:numId w:val="1043"/>
         </w:numPr>
         <w:pStyle w:val="Compact"/>
       </w:pPr>
@@ -13039,7 +13403,7 @@
       <w:pPr>
         <w:numPr>
           <w:ilvl w:val="0"/>
-          <w:numId w:val="1042"/>
+          <w:numId w:val="1043"/>
         </w:numPr>
         <w:pStyle w:val="Compact"/>
       </w:pPr>
@@ -13082,7 +13446,7 @@
       <w:pPr>
         <w:numPr>
           <w:ilvl w:val="0"/>
-          <w:numId w:val="1042"/>
+          <w:numId w:val="1043"/>
         </w:numPr>
         <w:pStyle w:val="Compact"/>
       </w:pPr>
@@ -13140,7 +13504,7 @@
       <w:pPr>
         <w:numPr>
           <w:ilvl w:val="0"/>
-          <w:numId w:val="1042"/>
+          <w:numId w:val="1043"/>
         </w:numPr>
         <w:pStyle w:val="Compact"/>
       </w:pPr>
@@ -13189,7 +13553,7 @@
       <w:pPr>
         <w:numPr>
           <w:ilvl w:val="0"/>
-          <w:numId w:val="1042"/>
+          <w:numId w:val="1043"/>
         </w:numPr>
         <w:pStyle w:val="Compact"/>
       </w:pPr>
@@ -13241,7 +13605,7 @@
       <w:pPr>
         <w:numPr>
           <w:ilvl w:val="0"/>
-          <w:numId w:val="1042"/>
+          <w:numId w:val="1043"/>
         </w:numPr>
         <w:pStyle w:val="Compact"/>
       </w:pPr>
@@ -13293,7 +13657,7 @@
       <w:pPr>
         <w:numPr>
           <w:ilvl w:val="0"/>
-          <w:numId w:val="1042"/>
+          <w:numId w:val="1043"/>
         </w:numPr>
         <w:pStyle w:val="Compact"/>
       </w:pPr>
@@ -13342,7 +13706,7 @@
       <w:pPr>
         <w:numPr>
           <w:ilvl w:val="0"/>
-          <w:numId w:val="1042"/>
+          <w:numId w:val="1043"/>
         </w:numPr>
         <w:pStyle w:val="Compact"/>
       </w:pPr>
@@ -13379,7 +13743,7 @@
       <w:pPr>
         <w:numPr>
           <w:ilvl w:val="0"/>
-          <w:numId w:val="1042"/>
+          <w:numId w:val="1043"/>
         </w:numPr>
         <w:pStyle w:val="Compact"/>
       </w:pPr>
@@ -13428,7 +13792,7 @@
       <w:pPr>
         <w:numPr>
           <w:ilvl w:val="0"/>
-          <w:numId w:val="1042"/>
+          <w:numId w:val="1043"/>
         </w:numPr>
         <w:pStyle w:val="Compact"/>
       </w:pPr>
@@ -13462,7 +13826,7 @@
       <w:pPr>
         <w:numPr>
           <w:ilvl w:val="0"/>
-          <w:numId w:val="1042"/>
+          <w:numId w:val="1043"/>
         </w:numPr>
         <w:pStyle w:val="Compact"/>
       </w:pPr>
@@ -13490,7 +13854,7 @@
       <w:pPr>
         <w:numPr>
           <w:ilvl w:val="0"/>
-          <w:numId w:val="1042"/>
+          <w:numId w:val="1043"/>
         </w:numPr>
         <w:pStyle w:val="Compact"/>
       </w:pPr>
@@ -13518,7 +13882,7 @@
       <w:pPr>
         <w:numPr>
           <w:ilvl w:val="0"/>
-          <w:numId w:val="1042"/>
+          <w:numId w:val="1043"/>
         </w:numPr>
         <w:pStyle w:val="Compact"/>
       </w:pPr>
@@ -13552,7 +13916,7 @@
       <w:pPr>
         <w:numPr>
           <w:ilvl w:val="0"/>
-          <w:numId w:val="1042"/>
+          <w:numId w:val="1043"/>
         </w:numPr>
         <w:pStyle w:val="Compact"/>
       </w:pPr>
@@ -13580,7 +13944,7 @@
       <w:pPr>
         <w:numPr>
           <w:ilvl w:val="0"/>
-          <w:numId w:val="1042"/>
+          <w:numId w:val="1043"/>
         </w:numPr>
         <w:pStyle w:val="Compact"/>
       </w:pPr>
@@ -13608,7 +13972,7 @@
       <w:pPr>
         <w:numPr>
           <w:ilvl w:val="0"/>
-          <w:numId w:val="1042"/>
+          <w:numId w:val="1043"/>
         </w:numPr>
         <w:pStyle w:val="Compact"/>
       </w:pPr>
@@ -13636,7 +14000,7 @@
       <w:pPr>
         <w:numPr>
           <w:ilvl w:val="0"/>
-          <w:numId w:val="1042"/>
+          <w:numId w:val="1043"/>
         </w:numPr>
         <w:pStyle w:val="Compact"/>
       </w:pPr>
@@ -13676,7 +14040,7 @@
       <w:pPr>
         <w:numPr>
           <w:ilvl w:val="0"/>
-          <w:numId w:val="1042"/>
+          <w:numId w:val="1043"/>
         </w:numPr>
         <w:pStyle w:val="Compact"/>
       </w:pPr>
@@ -13734,7 +14098,7 @@
       <w:pPr>
         <w:numPr>
           <w:ilvl w:val="0"/>
-          <w:numId w:val="1042"/>
+          <w:numId w:val="1043"/>
         </w:numPr>
         <w:pStyle w:val="Compact"/>
       </w:pPr>
@@ -13783,7 +14147,7 @@
       <w:pPr>
         <w:numPr>
           <w:ilvl w:val="0"/>
-          <w:numId w:val="1042"/>
+          <w:numId w:val="1043"/>
         </w:numPr>
         <w:pStyle w:val="Compact"/>
       </w:pPr>
@@ -13827,7 +14191,7 @@
       </w:r>
     </w:p>
     <w:bookmarkEnd w:id="71"/>
-    <w:bookmarkStart w:id="76" w:name="open-questions"/>
+    <w:bookmarkStart w:id="77" w:name="open-questions"/>
     <w:p>
       <w:pPr>
         <w:pStyle w:val="Heading2"/>
@@ -15424,12 +15788,192 @@
       </w:tr>
     </w:tbl>
     <w:bookmarkEnd w:id="74"/>
-    <w:bookmarkStart w:id="75" w:name="still-open"/>
+    <w:bookmarkStart w:id="75" w:name="resolved-in-v7-2026-04-26"/>
     <w:p>
       <w:pPr>
         <w:pStyle w:val="Heading3"/>
       </w:pPr>
       <w:r>
+        <w:t xml:space="preserve">Resolved in v7 (2026-04-26)</w:t>
+      </w:r>
+    </w:p>
+    <w:tbl>
+      <w:tblPr>
+        <w:tblStyle w:val="Table"/>
+        <w:tblW w:type="pct" w:w="5000"/>
+        <w:tblLook w:firstRow="1" w:lastRow="0" w:firstColumn="0" w:lastColumn="0" w:noHBand="0" w:noVBand="0" w:val="0020"/>
+        <w:jc w:val="start"/>
+      </w:tblPr>
+      <w:tblGrid>
+        <w:gridCol w:w="2640"/>
+        <w:gridCol w:w="2640"/>
+        <w:gridCol w:w="2640"/>
+      </w:tblGrid>
+      <w:tr>
+        <w:trPr>
+          <w:tblHeader w:val="true"/>
+        </w:trPr>
+        <w:tc>
+          <w:tcPr/>
+          <w:p>
+            <w:pPr>
+              <w:pStyle w:val="Compact"/>
+              <w:jc w:val="left"/>
+            </w:pPr>
+            <w:r>
+              <w:t xml:space="preserve">#</w:t>
+            </w:r>
+          </w:p>
+        </w:tc>
+        <w:tc>
+          <w:tcPr/>
+          <w:p>
+            <w:pPr>
+              <w:pStyle w:val="Compact"/>
+              <w:jc w:val="left"/>
+            </w:pPr>
+            <w:r>
+              <w:t xml:space="preserve">Question</w:t>
+            </w:r>
+          </w:p>
+        </w:tc>
+        <w:tc>
+          <w:tcPr/>
+          <w:p>
+            <w:pPr>
+              <w:pStyle w:val="Compact"/>
+              <w:jc w:val="left"/>
+            </w:pPr>
+            <w:r>
+              <w:t xml:space="preserve">Decision</w:t>
+            </w:r>
+          </w:p>
+        </w:tc>
+      </w:tr>
+      <w:tr>
+        <w:tc>
+          <w:tcPr/>
+          <w:p>
+            <w:pPr>
+              <w:pStyle w:val="Compact"/>
+              <w:jc w:val="left"/>
+            </w:pPr>
+            <w:r>
+              <w:t xml:space="preserve">Q36</w:t>
+            </w:r>
+          </w:p>
+        </w:tc>
+        <w:tc>
+          <w:tcPr/>
+          <w:p>
+            <w:pPr>
+              <w:pStyle w:val="Compact"/>
+              <w:jc w:val="left"/>
+            </w:pPr>
+            <w:r>
+              <w:t xml:space="preserve">GUI calibration scope</w:t>
+            </w:r>
+          </w:p>
+        </w:tc>
+        <w:tc>
+          <w:tcPr/>
+          <w:p>
+            <w:pPr>
+              <w:pStyle w:val="Compact"/>
+              <w:jc w:val="left"/>
+            </w:pPr>
+            <w:r>
+              <w:t xml:space="preserve">Stage C ONLY (camera-to-world ArUco ring). Stages A/B never reachable from the GUI — they override factory tuning and live behind the CLI flow on the Pi to prevent operator misclicks.</w:t>
+            </w:r>
+          </w:p>
+        </w:tc>
+      </w:tr>
+      <w:tr>
+        <w:tc>
+          <w:tcPr/>
+          <w:p>
+            <w:pPr>
+              <w:pStyle w:val="Compact"/>
+              <w:jc w:val="left"/>
+            </w:pPr>
+            <w:r>
+              <w:t xml:space="preserve">Q37</w:t>
+            </w:r>
+          </w:p>
+        </w:tc>
+        <w:tc>
+          <w:tcPr/>
+          <w:p>
+            <w:pPr>
+              <w:pStyle w:val="Compact"/>
+              <w:jc w:val="left"/>
+            </w:pPr>
+            <w:r>
+              <w:t xml:space="preserve">Existing</w:t>
+            </w:r>
+            <w:r>
+              <w:t xml:space="preserve"> </w:t>
+            </w:r>
+            <w:r>
+              <w:rPr>
+                <w:rStyle w:val="VerbatimChar"/>
+              </w:rPr>
+              <w:t xml:space="preserve">web/index.html</w:t>
+            </w:r>
+            <w:r>
+              <w:t xml:space="preserve"> </w:t>
+            </w:r>
+            <w:r>
+              <w:t xml:space="preserve">layout</w:t>
+            </w:r>
+          </w:p>
+        </w:tc>
+        <w:tc>
+          <w:tcPr/>
+          <w:p>
+            <w:pPr>
+              <w:pStyle w:val="Compact"/>
+              <w:jc w:val="left"/>
+            </w:pPr>
+            <w:r>
+              <w:t xml:space="preserve">Already three-column (</w:t>
+            </w:r>
+            <w:r>
+              <w:rPr>
+                <w:rStyle w:val="VerbatimChar"/>
+              </w:rPr>
+              <w:t xml:space="preserve">lg:grid-cols-3</w:t>
+            </w:r>
+            <w:r>
+              <w:t xml:space="preserve">); the vision work</w:t>
+            </w:r>
+            <w:r>
+              <w:t xml:space="preserve"> </w:t>
+            </w:r>
+            <w:r>
+              <w:rPr>
+                <w:iCs/>
+                <w:i/>
+              </w:rPr>
+              <w:t xml:space="preserve">adds panels into</w:t>
+            </w:r>
+            <w:r>
+              <w:t xml:space="preserve"> </w:t>
+            </w:r>
+            <w:r>
+              <w:t xml:space="preserve">the existing structure rather than restructuring.</w:t>
+            </w:r>
+          </w:p>
+        </w:tc>
+      </w:tr>
+    </w:tbl>
+    <w:bookmarkEnd w:id="75"/>
+    <w:bookmarkStart w:id="76" w:name="still-open"/>
+    <w:p>
+      <w:pPr>
+        <w:pStyle w:val="Heading3"/>
+      </w:pPr>
+      <w:r>
         <w:t xml:space="preserve">Still open</w:t>
       </w:r>
     </w:p>
@@ -15438,7 +15982,7 @@
         <w:pStyle w:val="FirstParagraph"/>
       </w:pPr>
       <w:r>
-        <w:t xml:space="preserve">None — spec locked at v6 (2026-04-26).</w:t>
+        <w:t xml:space="preserve">None — spec locked at v7 (2026-04-26).</w:t>
       </w:r>
     </w:p>
     <w:p>
@@ -15448,9 +15992,9 @@
         </w:pict>
       </w:r>
     </w:p>
-    <w:bookmarkEnd w:id="75"/>
     <w:bookmarkEnd w:id="76"/>
-    <w:bookmarkStart w:id="77" w:name="references"/>
+    <w:bookmarkEnd w:id="77"/>
+    <w:bookmarkStart w:id="78" w:name="references"/>
     <w:p>
       <w:pPr>
         <w:pStyle w:val="Heading2"/>
@@ -15463,7 +16007,7 @@
       <w:pPr>
         <w:numPr>
           <w:ilvl w:val="0"/>
-          <w:numId w:val="1043"/>
+          <w:numId w:val="1044"/>
         </w:numPr>
         <w:pStyle w:val="Compact"/>
       </w:pPr>
@@ -15490,7 +16034,7 @@
       <w:pPr>
         <w:numPr>
           <w:ilvl w:val="0"/>
-          <w:numId w:val="1043"/>
+          <w:numId w:val="1044"/>
         </w:numPr>
         <w:pStyle w:val="Compact"/>
       </w:pPr>
@@ -15511,7 +16055,7 @@
       <w:pPr>
         <w:numPr>
           <w:ilvl w:val="0"/>
-          <w:numId w:val="1043"/>
+          <w:numId w:val="1044"/>
         </w:numPr>
         <w:pStyle w:val="Compact"/>
       </w:pPr>
@@ -15550,7 +16094,7 @@
       <w:pPr>
         <w:numPr>
           <w:ilvl w:val="0"/>
-          <w:numId w:val="1043"/>
+          <w:numId w:val="1044"/>
         </w:numPr>
         <w:pStyle w:val="Compact"/>
       </w:pPr>
@@ -15577,7 +16121,7 @@
       <w:pPr>
         <w:numPr>
           <w:ilvl w:val="0"/>
-          <w:numId w:val="1043"/>
+          <w:numId w:val="1044"/>
         </w:numPr>
         <w:pStyle w:val="Compact"/>
       </w:pPr>
@@ -15604,7 +16148,7 @@
       <w:pPr>
         <w:numPr>
           <w:ilvl w:val="0"/>
-          <w:numId w:val="1043"/>
+          <w:numId w:val="1044"/>
         </w:numPr>
         <w:pStyle w:val="Compact"/>
       </w:pPr>
@@ -15628,7 +16172,7 @@
       <w:pPr>
         <w:numPr>
           <w:ilvl w:val="0"/>
-          <w:numId w:val="1043"/>
+          <w:numId w:val="1044"/>
         </w:numPr>
         <w:pStyle w:val="Compact"/>
       </w:pPr>
@@ -15646,7 +16190,7 @@
       <w:pPr>
         <w:numPr>
           <w:ilvl w:val="0"/>
-          <w:numId w:val="1043"/>
+          <w:numId w:val="1044"/>
         </w:numPr>
         <w:pStyle w:val="Compact"/>
       </w:pPr>
@@ -15658,7 +16202,7 @@
       <w:pPr>
         <w:numPr>
           <w:ilvl w:val="0"/>
-          <w:numId w:val="1043"/>
+          <w:numId w:val="1044"/>
         </w:numPr>
         <w:pStyle w:val="Compact"/>
       </w:pPr>
@@ -15742,7 +16286,7 @@
       <w:pPr>
         <w:numPr>
           <w:ilvl w:val="0"/>
-          <w:numId w:val="1043"/>
+          <w:numId w:val="1044"/>
         </w:numPr>
         <w:pStyle w:val="Compact"/>
       </w:pPr>
@@ -15750,8 +16294,8 @@
         <w:t xml:space="preserve">Luxonis DepthAI documentation (OAK-D-PRO-AF pipeline).</w:t>
       </w:r>
     </w:p>
-    <w:bookmarkEnd w:id="77"/>
     <w:bookmarkEnd w:id="78"/>
+    <w:bookmarkEnd w:id="79"/>
     <w:sectPr/>
   </w:body>
 </w:document>
@@ -16038,34 +16582,7 @@
     <w:abstractNumId w:val="991"/>
   </w:num>
   <w:num w:numId="1006">
-    <w:abstractNumId w:val="99411"/>
-    <w:lvlOverride w:ilvl="0">
-      <w:startOverride w:val="1"/>
-    </w:lvlOverride>
-    <w:lvlOverride w:ilvl="1">
-      <w:startOverride w:val="1"/>
-    </w:lvlOverride>
-    <w:lvlOverride w:ilvl="2">
-      <w:startOverride w:val="1"/>
-    </w:lvlOverride>
-    <w:lvlOverride w:ilvl="3">
-      <w:startOverride w:val="1"/>
-    </w:lvlOverride>
-    <w:lvlOverride w:ilvl="4">
-      <w:startOverride w:val="1"/>
-    </w:lvlOverride>
-    <w:lvlOverride w:ilvl="5">
-      <w:startOverride w:val="1"/>
-    </w:lvlOverride>
-    <w:lvlOverride w:ilvl="6">
-      <w:startOverride w:val="1"/>
-    </w:lvlOverride>
-    <w:lvlOverride w:ilvl="7">
-      <w:startOverride w:val="1"/>
-    </w:lvlOverride>
-    <w:lvlOverride w:ilvl="8">
-      <w:startOverride w:val="1"/>
-    </w:lvlOverride>
+    <w:abstractNumId w:val="991"/>
   </w:num>
   <w:num w:numId="1007">
     <w:abstractNumId w:val="99411"/>
@@ -16188,9 +16705,6 @@
     </w:lvlOverride>
   </w:num>
   <w:num w:numId="1011">
-    <w:abstractNumId w:val="991"/>
-  </w:num>
-  <w:num w:numId="1012">
     <w:abstractNumId w:val="99411"/>
     <w:lvlOverride w:ilvl="0">
       <w:startOverride w:val="1"/>
@@ -16220,19 +16734,10 @@
       <w:startOverride w:val="1"/>
     </w:lvlOverride>
   </w:num>
-  <w:num w:numId="1013">
+  <w:num w:numId="1012">
     <w:abstractNumId w:val="991"/>
   </w:num>
-  <w:num w:numId="1014">
-    <w:abstractNumId w:val="991"/>
-  </w:num>
-  <w:num w:numId="1015">
-    <w:abstractNumId w:val="991"/>
-  </w:num>
-  <w:num w:numId="1016">
-    <w:abstractNumId w:val="991"/>
-  </w:num>
-  <w:num w:numId="1017">
+  <w:num w:numId="1013">
     <w:abstractNumId w:val="99411"/>
     <w:lvlOverride w:ilvl="0">
       <w:startOverride w:val="1"/>
@@ -16262,8 +16767,47 @@
       <w:startOverride w:val="1"/>
     </w:lvlOverride>
   </w:num>
+  <w:num w:numId="1014">
+    <w:abstractNumId w:val="991"/>
+  </w:num>
+  <w:num w:numId="1015">
+    <w:abstractNumId w:val="991"/>
+  </w:num>
+  <w:num w:numId="1016">
+    <w:abstractNumId w:val="991"/>
+  </w:num>
+  <w:num w:numId="1017">
+    <w:abstractNumId w:val="991"/>
+  </w:num>
   <w:num w:numId="1018">
-    <w:abstractNumId w:val="991"/>
+    <w:abstractNumId w:val="99411"/>
+    <w:lvlOverride w:ilvl="0">
+      <w:startOverride w:val="1"/>
+    </w:lvlOverride>
+    <w:lvlOverride w:ilvl="1">
+      <w:startOverride w:val="1"/>
+    </w:lvlOverride>
+    <w:lvlOverride w:ilvl="2">
+      <w:startOverride w:val="1"/>
+    </w:lvlOverride>
+    <w:lvlOverride w:ilvl="3">
+      <w:startOverride w:val="1"/>
+    </w:lvlOverride>
+    <w:lvlOverride w:ilvl="4">
+      <w:startOverride w:val="1"/>
+    </w:lvlOverride>
+    <w:lvlOverride w:ilvl="5">
+      <w:startOverride w:val="1"/>
+    </w:lvlOverride>
+    <w:lvlOverride w:ilvl="6">
+      <w:startOverride w:val="1"/>
+    </w:lvlOverride>
+    <w:lvlOverride w:ilvl="7">
+      <w:startOverride w:val="1"/>
+    </w:lvlOverride>
+    <w:lvlOverride w:ilvl="8">
+      <w:startOverride w:val="1"/>
+    </w:lvlOverride>
   </w:num>
   <w:num w:numId="1019">
     <w:abstractNumId w:val="991"/>
@@ -16332,34 +16876,7 @@
     <w:abstractNumId w:val="991"/>
   </w:num>
   <w:num w:numId="1041">
-    <w:abstractNumId w:val="99411"/>
-    <w:lvlOverride w:ilvl="0">
-      <w:startOverride w:val="1"/>
-    </w:lvlOverride>
-    <w:lvlOverride w:ilvl="1">
-      <w:startOverride w:val="1"/>
-    </w:lvlOverride>
-    <w:lvlOverride w:ilvl="2">
-      <w:startOverride w:val="1"/>
-    </w:lvlOverride>
-    <w:lvlOverride w:ilvl="3">
-      <w:startOverride w:val="1"/>
-    </w:lvlOverride>
-    <w:lvlOverride w:ilvl="4">
-      <w:startOverride w:val="1"/>
-    </w:lvlOverride>
-    <w:lvlOverride w:ilvl="5">
-      <w:startOverride w:val="1"/>
-    </w:lvlOverride>
-    <w:lvlOverride w:ilvl="6">
-      <w:startOverride w:val="1"/>
-    </w:lvlOverride>
-    <w:lvlOverride w:ilvl="7">
-      <w:startOverride w:val="1"/>
-    </w:lvlOverride>
-    <w:lvlOverride w:ilvl="8">
-      <w:startOverride w:val="1"/>
-    </w:lvlOverride>
+    <w:abstractNumId w:val="991"/>
   </w:num>
   <w:num w:numId="1042">
     <w:abstractNumId w:val="99411"/>
@@ -16392,6 +16909,36 @@
     </w:lvlOverride>
   </w:num>
   <w:num w:numId="1043">
+    <w:abstractNumId w:val="99411"/>
+    <w:lvlOverride w:ilvl="0">
+      <w:startOverride w:val="1"/>
+    </w:lvlOverride>
+    <w:lvlOverride w:ilvl="1">
+      <w:startOverride w:val="1"/>
+    </w:lvlOverride>
+    <w:lvlOverride w:ilvl="2">
+      <w:startOverride w:val="1"/>
+    </w:lvlOverride>
+    <w:lvlOverride w:ilvl="3">
+      <w:startOverride w:val="1"/>
+    </w:lvlOverride>
+    <w:lvlOverride w:ilvl="4">
+      <w:startOverride w:val="1"/>
+    </w:lvlOverride>
+    <w:lvlOverride w:ilvl="5">
+      <w:startOverride w:val="1"/>
+    </w:lvlOverride>
+    <w:lvlOverride w:ilvl="6">
+      <w:startOverride w:val="1"/>
+    </w:lvlOverride>
+    <w:lvlOverride w:ilvl="7">
+      <w:startOverride w:val="1"/>
+    </w:lvlOverride>
+    <w:lvlOverride w:ilvl="8">
+      <w:startOverride w:val="1"/>
+    </w:lvlOverride>
+  </w:num>
+  <w:num w:numId="1044">
     <w:abstractNumId w:val="991"/>
   </w:num>
 </w:numbering>

--- a/stewart_bringup/docs/closed_loop_ball_demos.docx
+++ b/stewart_bringup/docs/closed_loop_ball_demos.docx
@@ -2,7 +2,7 @@
 <file path=word/document.xml><?xml version="1.0" encoding="utf-8"?>
 <w:document xmlns:w="http://schemas.openxmlformats.org/wordprocessingml/2006/main" xmlns:m="http://schemas.openxmlformats.org/officeDocument/2006/math" xmlns:r="http://schemas.openxmlformats.org/officeDocument/2006/relationships" xmlns:o="urn:schemas-microsoft-com:office:office" xmlns:v="urn:schemas-microsoft-com:vml" xmlns:w10="urn:schemas-microsoft-com:office:word" xmlns:a="http://schemas.openxmlformats.org/drawingml/2006/main" xmlns:pic="http://schemas.openxmlformats.org/drawingml/2006/picture" xmlns:wp="http://schemas.openxmlformats.org/drawingml/2006/wordprocessingDrawing">
   <w:body>
-    <w:bookmarkStart w:id="79" w:name="Xf2ecee67e627b13c32e3c15bfc4ce569ecb8d6b"/>
+    <w:bookmarkStart w:id="88" w:name="Xf2ecee67e627b13c32e3c15bfc4ce569ecb8d6b"/>
     <w:p>
       <w:pPr>
         <w:pStyle w:val="Heading1"/>
@@ -86,34 +86,25 @@
         <w:t xml:space="preserve"> </w:t>
       </w:r>
       <w:r>
-        <w:t xml:space="preserve">2026-04-26 (v7 — GUI calibration button is Stage C</w:t>
-      </w:r>
-      <w:r>
-        <w:t xml:space="preserve"> </w:t>
-      </w:r>
-      <w:r>
-        <w:t xml:space="preserve">only; Stages A/B are CLI-only to prevent operators accidentally</w:t>
-      </w:r>
-      <w:r>
-        <w:t xml:space="preserve"> </w:t>
-      </w:r>
-      <w:r>
-        <w:t xml:space="preserve">overriding factory tuning; clarified that the existing</w:t>
-      </w:r>
-      <w:r>
-        <w:t xml:space="preserve"> </w:t>
-      </w:r>
-      <w:r>
-        <w:rPr>
-          <w:rStyle w:val="VerbatimChar"/>
-        </w:rPr>
-        <w:t xml:space="preserve">web/index.html</w:t>
-      </w:r>
-      <w:r>
-        <w:t xml:space="preserve"> </w:t>
-      </w:r>
-      <w:r>
-        <w:t xml:space="preserve">is already three-column).</w:t>
+        <w:t xml:space="preserve">2026-04-26 (v8 — bag recording subsystem added;</w:t>
+      </w:r>
+      <w:r>
+        <w:t xml:space="preserve"> </w:t>
+      </w:r>
+      <w:r>
+        <w:t xml:space="preserve">auto-record on every demo Start, fault-tag bags when the off-platform</w:t>
+      </w:r>
+      <w:r>
+        <w:t xml:space="preserve"> </w:t>
+      </w:r>
+      <w:r>
+        <w:t xml:space="preserve">watchdog fires; image topics opt-in; closes the loop with the demo</w:t>
+      </w:r>
+      <w:r>
+        <w:t xml:space="preserve"> </w:t>
+      </w:r>
+      <w:r>
+        <w:t xml:space="preserve">plotter).</w:t>
       </w:r>
     </w:p>
     <w:p>
@@ -11756,7 +11747,7 @@
       </w:r>
     </w:p>
     <w:bookmarkEnd w:id="63"/>
-    <w:bookmarkStart w:id="70" w:name="Xab5fe00024443e1d01ff6f38864e58097c4fe3f"/>
+    <w:bookmarkStart w:id="69" w:name="Xab5fe00024443e1d01ff6f38864e58097c4fe3f"/>
     <w:p>
       <w:pPr>
         <w:pStyle w:val="Heading2"/>
@@ -12953,7 +12944,977 @@
       </w:r>
     </w:p>
     <w:bookmarkEnd w:id="68"/>
-    <w:bookmarkStart w:id="69" w:name="plotter-interface"/>
+    <w:bookmarkEnd w:id="69"/>
+    <w:bookmarkStart w:id="78" w:name="bag-recording-added-v8"/>
+    <w:p>
+      <w:pPr>
+        <w:pStyle w:val="Heading2"/>
+      </w:pPr>
+      <w:r>
+        <w:t xml:space="preserve">13.6 Bag recording (added v8)</w:t>
+      </w:r>
+    </w:p>
+    <w:p>
+      <w:pPr>
+        <w:pStyle w:val="FirstParagraph"/>
+      </w:pPr>
+      <w:r>
+        <w:t xml:space="preserve">Every demo run automatically produces a rosbag2 bag for offline</w:t>
+      </w:r>
+      <w:r>
+        <w:t xml:space="preserve"> </w:t>
+      </w:r>
+      <w:r>
+        <w:t xml:space="preserve">analysis, plotter consumption, regression testing, and</w:t>
+      </w:r>
+      <w:r>
+        <w:t xml:space="preserve"> </w:t>
+      </w:r>
+      <w:r>
+        <w:t xml:space="preserve">reproducibility.</w:t>
+      </w:r>
+      <w:r>
+        <w:t xml:space="preserve"> </w:t>
+      </w:r>
+      <w:r>
+        <w:rPr>
+          <w:rStyle w:val="VerbatimChar"/>
+        </w:rPr>
+        <w:t xml:space="preserve">bag_recorder_node</w:t>
+      </w:r>
+      <w:r>
+        <w:t xml:space="preserve"> </w:t>
+      </w:r>
+      <w:r>
+        <w:t xml:space="preserve">(in</w:t>
+      </w:r>
+      <w:r>
+        <w:t xml:space="preserve"> </w:t>
+      </w:r>
+      <w:r>
+        <w:rPr>
+          <w:rStyle w:val="VerbatimChar"/>
+        </w:rPr>
+        <w:t xml:space="preserve">stewart_vision</w:t>
+      </w:r>
+      <w:r>
+        <w:t xml:space="preserve">) listens</w:t>
+      </w:r>
+      <w:r>
+        <w:t xml:space="preserve"> </w:t>
+      </w:r>
+      <w:r>
+        <w:t xml:space="preserve">to</w:t>
+      </w:r>
+      <w:r>
+        <w:t xml:space="preserve"> </w:t>
+      </w:r>
+      <w:r>
+        <w:rPr>
+          <w:rStyle w:val="VerbatimChar"/>
+        </w:rPr>
+        <w:t xml:space="preserve">/control_cmd</w:t>
+      </w:r>
+      <w:r>
+        <w:t xml:space="preserve"> </w:t>
+      </w:r>
+      <w:r>
+        <w:t xml:space="preserve">for mode transitions and runs</w:t>
+      </w:r>
+      <w:r>
+        <w:t xml:space="preserve"> </w:t>
+      </w:r>
+      <w:r>
+        <w:rPr>
+          <w:rStyle w:val="VerbatimChar"/>
+        </w:rPr>
+        <w:t xml:space="preserve">ros2 bag record</w:t>
+      </w:r>
+      <w:r>
+        <w:t xml:space="preserve"> </w:t>
+      </w:r>
+      <w:r>
+        <w:t xml:space="preserve">as a managed subprocess.</w:t>
+      </w:r>
+    </w:p>
+    <w:bookmarkStart w:id="70" w:name="trigger"/>
+    <w:p>
+      <w:pPr>
+        <w:pStyle w:val="Heading3"/>
+      </w:pPr>
+      <w:r>
+        <w:t xml:space="preserve">Trigger</w:t>
+      </w:r>
+    </w:p>
+    <w:tbl>
+      <w:tblPr>
+        <w:tblStyle w:val="Table"/>
+        <w:tblW w:type="pct" w:w="5000"/>
+        <w:tblLook w:firstRow="1" w:lastRow="0" w:firstColumn="0" w:lastColumn="0" w:noHBand="0" w:noVBand="0" w:val="0020"/>
+        <w:jc w:val="start"/>
+      </w:tblPr>
+      <w:tblGrid>
+        <w:gridCol w:w="3960"/>
+        <w:gridCol w:w="3960"/>
+      </w:tblGrid>
+      <w:tr>
+        <w:trPr>
+          <w:tblHeader w:val="true"/>
+        </w:trPr>
+        <w:tc>
+          <w:tcPr/>
+          <w:p>
+            <w:pPr>
+              <w:pStyle w:val="Compact"/>
+              <w:jc w:val="left"/>
+            </w:pPr>
+            <w:r>
+              <w:t xml:space="preserve">Transition</w:t>
+            </w:r>
+          </w:p>
+        </w:tc>
+        <w:tc>
+          <w:tcPr/>
+          <w:p>
+            <w:pPr>
+              <w:pStyle w:val="Compact"/>
+              <w:jc w:val="left"/>
+            </w:pPr>
+            <w:r>
+              <w:t xml:space="preserve">Action</w:t>
+            </w:r>
+          </w:p>
+        </w:tc>
+      </w:tr>
+      <w:tr>
+        <w:tc>
+          <w:tcPr/>
+          <w:p>
+            <w:pPr>
+              <w:pStyle w:val="Compact"/>
+              <w:jc w:val="left"/>
+            </w:pPr>
+            <w:r>
+              <w:rPr>
+                <w:rStyle w:val="VerbatimChar"/>
+              </w:rPr>
+              <w:t xml:space="preserve">LEVEL_HOLD</w:t>
+            </w:r>
+            <w:r>
+              <w:t xml:space="preserve"> </w:t>
+            </w:r>
+            <w:r>
+              <w:t xml:space="preserve">→</w:t>
+            </w:r>
+            <w:r>
+              <w:t xml:space="preserve"> </w:t>
+            </w:r>
+            <w:r>
+              <w:rPr>
+                <w:rStyle w:val="VerbatimChar"/>
+              </w:rPr>
+              <w:t xml:space="preserve">BALL_TRACK_*</w:t>
+            </w:r>
+          </w:p>
+        </w:tc>
+        <w:tc>
+          <w:tcPr/>
+          <w:p>
+            <w:pPr>
+              <w:pStyle w:val="Compact"/>
+              <w:jc w:val="left"/>
+            </w:pPr>
+            <w:r>
+              <w:t xml:space="preserve">Start recording on a fixed topic allowlist.</w:t>
+            </w:r>
+          </w:p>
+        </w:tc>
+      </w:tr>
+      <w:tr>
+        <w:tc>
+          <w:tcPr/>
+          <w:p>
+            <w:pPr>
+              <w:pStyle w:val="Compact"/>
+              <w:jc w:val="left"/>
+            </w:pPr>
+            <w:r>
+              <w:rPr>
+                <w:rStyle w:val="VerbatimChar"/>
+              </w:rPr>
+              <w:t xml:space="preserve">BALL_TRACK_*</w:t>
+            </w:r>
+            <w:r>
+              <w:t xml:space="preserve"> </w:t>
+            </w:r>
+            <w:r>
+              <w:t xml:space="preserve">→</w:t>
+            </w:r>
+            <w:r>
+              <w:t xml:space="preserve"> </w:t>
+            </w:r>
+            <w:r>
+              <w:rPr>
+                <w:rStyle w:val="VerbatimChar"/>
+              </w:rPr>
+              <w:t xml:space="preserve">LEVEL_HOLD</w:t>
+            </w:r>
+          </w:p>
+        </w:tc>
+        <w:tc>
+          <w:tcPr/>
+          <w:p>
+            <w:pPr>
+              <w:pStyle w:val="Compact"/>
+              <w:jc w:val="left"/>
+            </w:pPr>
+            <w:r>
+              <w:t xml:space="preserve">SIGINT the recorder so rosbag2 flushes cleanly.</w:t>
+            </w:r>
+          </w:p>
+        </w:tc>
+      </w:tr>
+      <w:tr>
+        <w:tc>
+          <w:tcPr/>
+          <w:p>
+            <w:pPr>
+              <w:pStyle w:val="Compact"/>
+              <w:jc w:val="left"/>
+            </w:pPr>
+            <w:r>
+              <w:t xml:space="preserve">Off-platform watchdog fires during a recording</w:t>
+            </w:r>
+          </w:p>
+        </w:tc>
+        <w:tc>
+          <w:tcPr/>
+          <w:p>
+            <w:pPr>
+              <w:pStyle w:val="Compact"/>
+              <w:jc w:val="left"/>
+            </w:pPr>
+            <w:r>
+              <w:t xml:space="preserve">Bag is renamed with a</w:t>
+            </w:r>
+            <w:r>
+              <w:t xml:space="preserve"> </w:t>
+            </w:r>
+            <w:r>
+              <w:rPr>
+                <w:rStyle w:val="VerbatimChar"/>
+              </w:rPr>
+              <w:t xml:space="preserve">_fault</w:t>
+            </w:r>
+            <w:r>
+              <w:t xml:space="preserve"> </w:t>
+            </w:r>
+            <w:r>
+              <w:t xml:space="preserve">suffix on close so faulty runs are easy to filter for the post-mortem.</w:t>
+            </w:r>
+          </w:p>
+        </w:tc>
+      </w:tr>
+    </w:tbl>
+    <w:bookmarkEnd w:id="70"/>
+    <w:bookmarkStart w:id="71" w:name="Xea9fff3764218f0a2985ec7ef07d3b758e08ae0"/>
+    <w:p>
+      <w:pPr>
+        <w:pStyle w:val="Heading3"/>
+      </w:pPr>
+      <w:r>
+        <w:t xml:space="preserve">Topic allowlist (default — small messages only)</w:t>
+      </w:r>
+    </w:p>
+    <w:p>
+      <w:pPr>
+        <w:pStyle w:val="SourceCode"/>
+      </w:pPr>
+      <w:r>
+        <w:rPr>
+          <w:rStyle w:val="VerbatimChar"/>
+        </w:rPr>
+        <w:t xml:space="preserve">/encoders, /platform_rpy, /imu/data, /odrive_errors,</w:t>
+      </w:r>
+      <w:r>
+        <w:br/>
+      </w:r>
+      <w:r>
+        <w:rPr>
+          <w:rStyle w:val="VerbatimChar"/>
+        </w:rPr>
+        <w:t xml:space="preserve">/control_cmd, /control_result,</w:t>
+      </w:r>
+      <w:r>
+        <w:br/>
+      </w:r>
+      <w:r>
+        <w:rPr>
+          <w:rStyle w:val="VerbatimChar"/>
+        </w:rPr>
+        <w:t xml:space="preserve">/platform_pose, /platform_pose/markers_visible,</w:t>
+      </w:r>
+      <w:r>
+        <w:br/>
+      </w:r>
+      <w:r>
+        <w:rPr>
+          <w:rStyle w:val="VerbatimChar"/>
+        </w:rPr>
+        <w:t xml:space="preserve">/ball_state, /ball_state/cov, /ball_ref,</w:t>
+      </w:r>
+      <w:r>
+        <w:br/>
+      </w:r>
+      <w:r>
+        <w:rPr>
+          <w:rStyle w:val="VerbatimChar"/>
+        </w:rPr>
+        <w:t xml:space="preserve">/ball_xy_oak, /ball_xy_mono, /ball_xy_stereo,</w:t>
+      </w:r>
+      <w:r>
+        <w:br/>
+      </w:r>
+      <w:r>
+        <w:rPr>
+          <w:rStyle w:val="VerbatimChar"/>
+        </w:rPr>
+        <w:t xml:space="preserve">/method_comparison,</w:t>
+      </w:r>
+      <w:r>
+        <w:br/>
+      </w:r>
+      <w:r>
+        <w:rPr>
+          <w:rStyle w:val="VerbatimChar"/>
+        </w:rPr>
+        <w:t xml:space="preserve">/oak/ball/diagnostic, /oak/ball/v0/rgb_pixel, /oak/ball/v0/diagnostic,</w:t>
+      </w:r>
+      <w:r>
+        <w:br/>
+      </w:r>
+      <w:r>
+        <w:rPr>
+          <w:rStyle w:val="VerbatimChar"/>
+        </w:rPr>
+        <w:t xml:space="preserve">/oak/ball/v1/rgb_pixel,</w:t>
+      </w:r>
+      <w:r>
+        <w:br/>
+      </w:r>
+      <w:r>
+        <w:rPr>
+          <w:rStyle w:val="VerbatimChar"/>
+        </w:rPr>
+        <w:t xml:space="preserve">/ball_path/active</w:t>
+      </w:r>
+    </w:p>
+    <w:p>
+      <w:pPr>
+        <w:pStyle w:val="FirstParagraph"/>
+      </w:pPr>
+      <w:r>
+        <w:t xml:space="preserve">Total bandwidth: typically &lt; 50 KB/s = &lt; 3 MB / minute.</w:t>
+      </w:r>
+    </w:p>
+    <w:bookmarkEnd w:id="71"/>
+    <w:bookmarkStart w:id="72" w:name="image-recording-opt-in"/>
+    <w:p>
+      <w:pPr>
+        <w:pStyle w:val="Heading3"/>
+      </w:pPr>
+      <w:r>
+        <w:t xml:space="preserve">Image-recording opt-in</w:t>
+      </w:r>
+    </w:p>
+    <w:p>
+      <w:pPr>
+        <w:pStyle w:val="FirstParagraph"/>
+      </w:pPr>
+      <w:r>
+        <w:t xml:space="preserve">Image topics (~50 MB/min) are excluded by default. When a run is</w:t>
+      </w:r>
+      <w:r>
+        <w:t xml:space="preserve"> </w:t>
+      </w:r>
+      <w:r>
+        <w:t xml:space="preserve">going into the formal report and you need raw frames, publish</w:t>
+      </w:r>
+      <w:r>
+        <w:t xml:space="preserve"> </w:t>
+      </w:r>
+      <w:r>
+        <w:rPr>
+          <w:rStyle w:val="VerbatimChar"/>
+        </w:rPr>
+        <w:t xml:space="preserve">record_images:on</w:t>
+      </w:r>
+      <w:r>
+        <w:t xml:space="preserve"> </w:t>
+      </w:r>
+      <w:r>
+        <w:t xml:space="preserve">to</w:t>
+      </w:r>
+      <w:r>
+        <w:t xml:space="preserve"> </w:t>
+      </w:r>
+      <w:r>
+        <w:rPr>
+          <w:rStyle w:val="VerbatimChar"/>
+        </w:rPr>
+        <w:t xml:space="preserve">/control_cmd</w:t>
+      </w:r>
+      <w:r>
+        <w:t xml:space="preserve"> </w:t>
+      </w:r>
+      <w:r>
+        <w:t xml:space="preserve">BEFORE starting the demo. The</w:t>
+      </w:r>
+      <w:r>
+        <w:t xml:space="preserve"> </w:t>
+      </w:r>
+      <w:r>
+        <w:t xml:space="preserve">toggle persists until you publish</w:t>
+      </w:r>
+      <w:r>
+        <w:t xml:space="preserve"> </w:t>
+      </w:r>
+      <w:r>
+        <w:rPr>
+          <w:rStyle w:val="VerbatimChar"/>
+        </w:rPr>
+        <w:t xml:space="preserve">record_images:off</w:t>
+      </w:r>
+      <w:r>
+        <w:t xml:space="preserve"> </w:t>
+      </w:r>
+      <w:r>
+        <w:t xml:space="preserve">or restart</w:t>
+      </w:r>
+      <w:r>
+        <w:t xml:space="preserve"> </w:t>
+      </w:r>
+      <w:r>
+        <w:t xml:space="preserve">the node. The GUI will surface this as a checkbox in each demo</w:t>
+      </w:r>
+      <w:r>
+        <w:t xml:space="preserve"> </w:t>
+      </w:r>
+      <w:r>
+        <w:t xml:space="preserve">panel.</w:t>
+      </w:r>
+    </w:p>
+    <w:p>
+      <w:pPr>
+        <w:pStyle w:val="BodyText"/>
+      </w:pPr>
+      <w:r>
+        <w:t xml:space="preserve">Topics added when image recording is on:</w:t>
+      </w:r>
+    </w:p>
+    <w:p>
+      <w:pPr>
+        <w:pStyle w:val="SourceCode"/>
+      </w:pPr>
+      <w:r>
+        <w:rPr>
+          <w:rStyle w:val="VerbatimChar"/>
+        </w:rPr>
+        <w:t xml:space="preserve">/oak/rgb/image_compressed, /oak/left/image_compressed,</w:t>
+      </w:r>
+      <w:r>
+        <w:br/>
+      </w:r>
+      <w:r>
+        <w:rPr>
+          <w:rStyle w:val="VerbatimChar"/>
+        </w:rPr>
+        <w:t xml:space="preserve">/oak/right/image_compressed, /oak/disparity_compressed</w:t>
+      </w:r>
+    </w:p>
+    <w:bookmarkEnd w:id="72"/>
+    <w:bookmarkStart w:id="73" w:name="storage"/>
+    <w:p>
+      <w:pPr>
+        <w:pStyle w:val="Heading3"/>
+      </w:pPr>
+      <w:r>
+        <w:t xml:space="preserve">Storage</w:t>
+      </w:r>
+    </w:p>
+    <w:p>
+      <w:pPr>
+        <w:pStyle w:val="FirstParagraph"/>
+      </w:pPr>
+      <w:r>
+        <w:t xml:space="preserve">Bags land in</w:t>
+      </w:r>
+      <w:r>
+        <w:t xml:space="preserve"> </w:t>
+      </w:r>
+      <w:r>
+        <w:rPr>
+          <w:rStyle w:val="VerbatimChar"/>
+        </w:rPr>
+        <w:t xml:space="preserve">~/stable_bot_bags/</w:t>
+      </w:r>
+      <w:r>
+        <w:t xml:space="preserve"> </w:t>
+      </w:r>
+      <w:r>
+        <w:t xml:space="preserve">on the Pi:</w:t>
+      </w:r>
+    </w:p>
+    <w:p>
+      <w:pPr>
+        <w:pStyle w:val="SourceCode"/>
+      </w:pPr>
+      <w:r>
+        <w:rPr>
+          <w:rStyle w:val="VerbatimChar"/>
+        </w:rPr>
+        <w:t xml:space="preserve">~/stable_bot_bags/</w:t>
+      </w:r>
+      <w:r>
+        <w:br/>
+      </w:r>
+      <w:r>
+        <w:rPr>
+          <w:rStyle w:val="VerbatimChar"/>
+        </w:rPr>
+        <w:t xml:space="preserve">  20260426T103015Z_trajectory.bag/        # Demo 1</w:t>
+      </w:r>
+      <w:r>
+        <w:br/>
+      </w:r>
+      <w:r>
+        <w:rPr>
+          <w:rStyle w:val="VerbatimChar"/>
+        </w:rPr>
+        <w:t xml:space="preserve">  20260426T103420Z_goto.bag/              # Demo 2</w:t>
+      </w:r>
+      <w:r>
+        <w:br/>
+      </w:r>
+      <w:r>
+        <w:rPr>
+          <w:rStyle w:val="VerbatimChar"/>
+        </w:rPr>
+        <w:t xml:space="preserve">  20260426T103820Z_path.bag/              # Demo 3</w:t>
+      </w:r>
+      <w:r>
+        <w:br/>
+      </w:r>
+      <w:r>
+        <w:rPr>
+          <w:rStyle w:val="VerbatimChar"/>
+        </w:rPr>
+        <w:t xml:space="preserve">  20260426T104235Z_goto_fault.bag/        # ball fell off mid-demo</w:t>
+      </w:r>
+    </w:p>
+    <w:p>
+      <w:pPr>
+        <w:pStyle w:val="FirstParagraph"/>
+      </w:pPr>
+      <w:r>
+        <w:rPr>
+          <w:rStyle w:val="VerbatimChar"/>
+        </w:rPr>
+        <w:t xml:space="preserve">mcap</w:t>
+      </w:r>
+      <w:r>
+        <w:t xml:space="preserve"> </w:t>
+      </w:r>
+      <w:r>
+        <w:t xml:space="preserve">storage format (modern rosbag2 default; better random-access</w:t>
+      </w:r>
+      <w:r>
+        <w:t xml:space="preserve"> </w:t>
+      </w:r>
+      <w:r>
+        <w:t xml:space="preserve">seeking and smaller than sqlite3 for our schema). The plotter</w:t>
+      </w:r>
+      <w:r>
+        <w:t xml:space="preserve"> </w:t>
+      </w:r>
+      <w:r>
+        <w:t xml:space="preserve">(§13.5) opens these directly.</w:t>
+      </w:r>
+    </w:p>
+    <w:bookmarkEnd w:id="73"/>
+    <w:bookmarkStart w:id="74" w:name="disk-usage-and-rotation"/>
+    <w:p>
+      <w:pPr>
+        <w:pStyle w:val="Heading3"/>
+      </w:pPr>
+      <w:r>
+        <w:t xml:space="preserve">Disk usage and rotation</w:t>
+      </w:r>
+    </w:p>
+    <w:p>
+      <w:pPr>
+        <w:pStyle w:val="FirstParagraph"/>
+      </w:pPr>
+      <w:r>
+        <w:t xml:space="preserve">A typical demo run is 10–60 seconds. Without images, bags are</w:t>
+      </w:r>
+      <w:r>
+        <w:t xml:space="preserve"> </w:t>
+      </w:r>
+      <w:r>
+        <w:t xml:space="preserve">~1–3 MB each. The Pi has a 32 GB+ SD card, so even 1000 demo runs</w:t>
+      </w:r>
+      <w:r>
+        <w:t xml:space="preserve"> </w:t>
+      </w:r>
+      <w:r>
+        <w:t xml:space="preserve">fits comfortably without rotation.</w:t>
+      </w:r>
+      <w:r>
+        <w:t xml:space="preserve"> </w:t>
+      </w:r>
+      <w:r>
+        <w:rPr>
+          <w:bCs/>
+          <w:b/>
+        </w:rPr>
+        <w:t xml:space="preserve">No automatic deletion</w:t>
+      </w:r>
+      <w:r>
+        <w:t xml:space="preserve"> </w:t>
+      </w:r>
+      <w:r>
+        <w:t xml:space="preserve">— the</w:t>
+      </w:r>
+      <w:r>
+        <w:t xml:space="preserve"> </w:t>
+      </w:r>
+      <w:r>
+        <w:t xml:space="preserve">operator clears</w:t>
+      </w:r>
+      <w:r>
+        <w:t xml:space="preserve"> </w:t>
+      </w:r>
+      <w:r>
+        <w:rPr>
+          <w:rStyle w:val="VerbatimChar"/>
+        </w:rPr>
+        <w:t xml:space="preserve">~/stable_bot_bags/</w:t>
+      </w:r>
+      <w:r>
+        <w:t xml:space="preserve"> </w:t>
+      </w:r>
+      <w:r>
+        <w:t xml:space="preserve">manually when needed. (We</w:t>
+      </w:r>
+      <w:r>
+        <w:t xml:space="preserve"> </w:t>
+      </w:r>
+      <w:r>
+        <w:t xml:space="preserve">don’t want a</w:t>
+      </w:r>
+      <w:r>
+        <w:t xml:space="preserve"> </w:t>
+      </w:r>
+      <w:r>
+        <w:t xml:space="preserve">“</w:t>
+      </w:r>
+      <w:r>
+        <w:t xml:space="preserve">we lost the great demo run</w:t>
+      </w:r>
+      <w:r>
+        <w:t xml:space="preserve">”</w:t>
+      </w:r>
+      <w:r>
+        <w:t xml:space="preserve"> </w:t>
+      </w:r>
+      <w:r>
+        <w:t xml:space="preserve">footgun from a too-eager</w:t>
+      </w:r>
+      <w:r>
+        <w:t xml:space="preserve"> </w:t>
+      </w:r>
+      <w:r>
+        <w:t xml:space="preserve">auto-rotate.)</w:t>
+      </w:r>
+    </w:p>
+    <w:bookmarkEnd w:id="74"/>
+    <w:bookmarkStart w:id="75" w:name="plotter-consumption"/>
+    <w:p>
+      <w:pPr>
+        <w:pStyle w:val="Heading3"/>
+      </w:pPr>
+      <w:r>
+        <w:t xml:space="preserve">Plotter consumption</w:t>
+      </w:r>
+    </w:p>
+    <w:p>
+      <w:pPr>
+        <w:pStyle w:val="SourceCode"/>
+      </w:pPr>
+      <w:r>
+        <w:rPr>
+          <w:rStyle w:val="CommentTok"/>
+        </w:rPr>
+        <w:t xml:space="preserve"># On the Pi, after a run:</w:t>
+      </w:r>
+      <w:r>
+        <w:br/>
+      </w:r>
+      <w:r>
+        <w:rPr>
+          <w:rStyle w:val="ExtensionTok"/>
+        </w:rPr>
+        <w:t xml:space="preserve">ros2</w:t>
+      </w:r>
+      <w:r>
+        <w:rPr>
+          <w:rStyle w:val="NormalTok"/>
+        </w:rPr>
+        <w:t xml:space="preserve"> run stewart_vision plot_demo_run </w:t>
+      </w:r>
+      <w:r>
+        <w:rPr>
+          <w:rStyle w:val="DataTypeTok"/>
+        </w:rPr>
+        <w:t xml:space="preserve">\</w:t>
+      </w:r>
+      <w:r>
+        <w:br/>
+      </w:r>
+      <w:r>
+        <w:rPr>
+          <w:rStyle w:val="NormalTok"/>
+        </w:rPr>
+        <w:t xml:space="preserve">    </w:t>
+      </w:r>
+      <w:r>
+        <w:rPr>
+          <w:rStyle w:val="AttributeTok"/>
+        </w:rPr>
+        <w:t xml:space="preserve">--bag</w:t>
+      </w:r>
+      <w:r>
+        <w:rPr>
+          <w:rStyle w:val="NormalTok"/>
+        </w:rPr>
+        <w:t xml:space="preserve"> ~/stable_bot_bags/20260426T103015Z_trajectory.bag </w:t>
+      </w:r>
+      <w:r>
+        <w:rPr>
+          <w:rStyle w:val="DataTypeTok"/>
+        </w:rPr>
+        <w:t xml:space="preserve">\</w:t>
+      </w:r>
+      <w:r>
+        <w:br/>
+      </w:r>
+      <w:r>
+        <w:rPr>
+          <w:rStyle w:val="NormalTok"/>
+        </w:rPr>
+        <w:t xml:space="preserve">    </w:t>
+      </w:r>
+      <w:r>
+        <w:rPr>
+          <w:rStyle w:val="AttributeTok"/>
+        </w:rPr>
+        <w:t xml:space="preserve">--demo</w:t>
+      </w:r>
+      <w:r>
+        <w:rPr>
+          <w:rStyle w:val="NormalTok"/>
+        </w:rPr>
+        <w:t xml:space="preserve"> 1 </w:t>
+      </w:r>
+      <w:r>
+        <w:rPr>
+          <w:rStyle w:val="DataTypeTok"/>
+        </w:rPr>
+        <w:t xml:space="preserve">\</w:t>
+      </w:r>
+      <w:r>
+        <w:br/>
+      </w:r>
+      <w:r>
+        <w:rPr>
+          <w:rStyle w:val="NormalTok"/>
+        </w:rPr>
+        <w:t xml:space="preserve">    </w:t>
+      </w:r>
+      <w:r>
+        <w:rPr>
+          <w:rStyle w:val="AttributeTok"/>
+        </w:rPr>
+        <w:t xml:space="preserve">--out</w:t>
+      </w:r>
+      <w:r>
+        <w:rPr>
+          <w:rStyle w:val="NormalTok"/>
+        </w:rPr>
+        <w:t xml:space="preserve"> ~/stable_bot_reports/20260426T103015Z/</w:t>
+      </w:r>
+    </w:p>
+    <w:p>
+      <w:pPr>
+        <w:pStyle w:val="FirstParagraph"/>
+      </w:pPr>
+      <w:r>
+        <w:t xml:space="preserve">The plotter writes the HTML index + per-panel PNGs + comparison.csv</w:t>
+      </w:r>
+      <w:r>
+        <w:t xml:space="preserve"> </w:t>
+      </w:r>
+      <w:r>
+        <w:t xml:space="preserve">+ summary.json into</w:t>
+      </w:r>
+      <w:r>
+        <w:t xml:space="preserve"> </w:t>
+      </w:r>
+      <w:r>
+        <w:rPr>
+          <w:rStyle w:val="VerbatimChar"/>
+        </w:rPr>
+        <w:t xml:space="preserve">--out</w:t>
+      </w:r>
+      <w:r>
+        <w:t xml:space="preserve"> </w:t>
+      </w:r>
+      <w:r>
+        <w:t xml:space="preserve">(see §13.5).</w:t>
+      </w:r>
+    </w:p>
+    <w:bookmarkEnd w:id="75"/>
+    <w:bookmarkStart w:id="76" w:name="Xe9c1cd3ffe080410a20493fa06524b1edccbcaf"/>
+    <w:p>
+      <w:pPr>
+        <w:pStyle w:val="Heading3"/>
+      </w:pPr>
+      <w:r>
+        <w:t xml:space="preserve">Tier-2 GUI integration (deferred until GUI work)</w:t>
+      </w:r>
+    </w:p>
+    <w:p>
+      <w:pPr>
+        <w:pStyle w:val="FirstParagraph"/>
+      </w:pPr>
+      <w:r>
+        <w:t xml:space="preserve">When the index.html additions land, each demo panel will get a</w:t>
+      </w:r>
+      <w:r>
+        <w:t xml:space="preserve"> </w:t>
+      </w:r>
+      <w:r>
+        <w:t xml:space="preserve">“</w:t>
+      </w:r>
+      <w:r>
+        <w:t xml:space="preserve">Logging</w:t>
+      </w:r>
+      <w:r>
+        <w:t xml:space="preserve">”</w:t>
+      </w:r>
+      <w:r>
+        <w:t xml:space="preserve"> </w:t>
+      </w:r>
+      <w:r>
+        <w:t xml:space="preserve">sub-section with:</w:t>
+      </w:r>
+      <w:r>
+        <w:t xml:space="preserve"> </w:t>
+      </w:r>
+      <w:r>
+        <w:t xml:space="preserve">-</w:t>
+      </w:r>
+      <w:r>
+        <w:t xml:space="preserve"> </w:t>
+      </w:r>
+      <w:r>
+        <w:t xml:space="preserve">“</w:t>
+      </w:r>
+      <w:r>
+        <w:t xml:space="preserve">Record bag</w:t>
+      </w:r>
+      <w:r>
+        <w:t xml:space="preserve">”</w:t>
+      </w:r>
+      <w:r>
+        <w:t xml:space="preserve"> </w:t>
+      </w:r>
+      <w:r>
+        <w:t xml:space="preserve">toggle (default ON) — feeds</w:t>
+      </w:r>
+      <w:r>
+        <w:t xml:space="preserve"> </w:t>
+      </w:r>
+      <w:r>
+        <w:rPr>
+          <w:rStyle w:val="VerbatimChar"/>
+        </w:rPr>
+        <w:t xml:space="preserve">record_images:off|on</w:t>
+      </w:r>
+      <w:r>
+        <w:t xml:space="preserve"> </w:t>
+      </w:r>
+      <w:r>
+        <w:t xml:space="preserve">to /control_cmd before Start.</w:t>
+      </w:r>
+      <w:r>
+        <w:t xml:space="preserve"> </w:t>
+      </w:r>
+      <w:r>
+        <w:t xml:space="preserve">-</w:t>
+      </w:r>
+      <w:r>
+        <w:t xml:space="preserve"> </w:t>
+      </w:r>
+      <w:r>
+        <w:t xml:space="preserve">“</w:t>
+      </w:r>
+      <w:r>
+        <w:t xml:space="preserve">View last bag</w:t>
+      </w:r>
+      <w:r>
+        <w:t xml:space="preserve">”</w:t>
+      </w:r>
+      <w:r>
+        <w:t xml:space="preserve"> </w:t>
+      </w:r>
+      <w:r>
+        <w:t xml:space="preserve">link — shows the most recent bag’s path + offers</w:t>
+      </w:r>
+      <w:r>
+        <w:t xml:space="preserve"> </w:t>
+      </w:r>
+      <w:r>
+        <w:t xml:space="preserve">a</w:t>
+      </w:r>
+      <w:r>
+        <w:t xml:space="preserve"> </w:t>
+      </w:r>
+      <w:r>
+        <w:t xml:space="preserve">“</w:t>
+      </w:r>
+      <w:r>
+        <w:t xml:space="preserve">Generate report</w:t>
+      </w:r>
+      <w:r>
+        <w:t xml:space="preserve">”</w:t>
+      </w:r>
+      <w:r>
+        <w:t xml:space="preserve"> </w:t>
+      </w:r>
+      <w:r>
+        <w:t xml:space="preserve">button that runs the plotter remotely and</w:t>
+      </w:r>
+      <w:r>
+        <w:t xml:space="preserve"> </w:t>
+      </w:r>
+      <w:r>
+        <w:t xml:space="preserve">serves the resulting HTML.</w:t>
+      </w:r>
+    </w:p>
+    <w:bookmarkEnd w:id="76"/>
+    <w:bookmarkStart w:id="77" w:name="plotter-interface"/>
     <w:p>
       <w:pPr>
         <w:pStyle w:val="Heading3"/>
@@ -13322,9 +14283,9 @@
         </w:pict>
       </w:r>
     </w:p>
-    <w:bookmarkEnd w:id="69"/>
-    <w:bookmarkEnd w:id="70"/>
-    <w:bookmarkStart w:id="71" w:name="implementation-milestones"/>
+    <w:bookmarkEnd w:id="77"/>
+    <w:bookmarkEnd w:id="78"/>
+    <w:bookmarkStart w:id="79" w:name="implementation-milestones"/>
     <w:p>
       <w:pPr>
         <w:pStyle w:val="Heading2"/>
@@ -14190,8 +15151,8 @@
         </w:pict>
       </w:r>
     </w:p>
-    <w:bookmarkEnd w:id="71"/>
-    <w:bookmarkStart w:id="77" w:name="open-questions"/>
+    <w:bookmarkEnd w:id="79"/>
+    <w:bookmarkStart w:id="86" w:name="open-questions"/>
     <w:p>
       <w:pPr>
         <w:pStyle w:val="Heading2"/>
@@ -14200,7 +15161,7 @@
         <w:t xml:space="preserve">15. Open questions</w:t>
       </w:r>
     </w:p>
-    <w:bookmarkStart w:id="72" w:name="resolved-2026-04-25"/>
+    <w:bookmarkStart w:id="80" w:name="resolved-2026-04-25"/>
     <w:p>
       <w:pPr>
         <w:pStyle w:val="Heading3"/>
@@ -15041,8 +16002,8 @@
         <w:t xml:space="preserve">Q23 | Strobe-red trigger scope | Off-platform watchdog only. In-bounds disturbance recovery is silent. Strobe is body-background-only — never overlays panels or controls. |</w:t>
       </w:r>
     </w:p>
-    <w:bookmarkEnd w:id="72"/>
-    <w:bookmarkStart w:id="73" w:name="resolved-in-v5-2026-04-26"/>
+    <w:bookmarkEnd w:id="80"/>
+    <w:bookmarkStart w:id="81" w:name="resolved-in-v5-2026-04-26"/>
     <w:p>
       <w:pPr>
         <w:pStyle w:val="Heading3"/>
@@ -15434,8 +16395,8 @@
         </w:tc>
       </w:tr>
     </w:tbl>
-    <w:bookmarkEnd w:id="73"/>
-    <w:bookmarkStart w:id="74" w:name="resolved-in-v6-2026-04-26"/>
+    <w:bookmarkEnd w:id="81"/>
+    <w:bookmarkStart w:id="82" w:name="resolved-in-v6-2026-04-26"/>
     <w:p>
       <w:pPr>
         <w:pStyle w:val="Heading3"/>
@@ -15787,8 +16748,8 @@
         </w:tc>
       </w:tr>
     </w:tbl>
-    <w:bookmarkEnd w:id="74"/>
-    <w:bookmarkStart w:id="75" w:name="resolved-in-v7-2026-04-26"/>
+    <w:bookmarkEnd w:id="82"/>
+    <w:bookmarkStart w:id="83" w:name="resolved-in-v7-2026-04-26"/>
     <w:p>
       <w:pPr>
         <w:pStyle w:val="Heading3"/>
@@ -15967,13 +16928,365 @@
         </w:tc>
       </w:tr>
     </w:tbl>
-    <w:bookmarkEnd w:id="75"/>
-    <w:bookmarkStart w:id="76" w:name="still-open"/>
+    <w:bookmarkEnd w:id="83"/>
+    <w:bookmarkStart w:id="84" w:name="resolved-in-v8-2026-04-26"/>
     <w:p>
       <w:pPr>
         <w:pStyle w:val="Heading3"/>
       </w:pPr>
       <w:r>
+        <w:t xml:space="preserve">Resolved in v8 (2026-04-26)</w:t>
+      </w:r>
+    </w:p>
+    <w:tbl>
+      <w:tblPr>
+        <w:tblStyle w:val="Table"/>
+        <w:tblW w:type="pct" w:w="5000"/>
+        <w:tblLook w:firstRow="1" w:lastRow="0" w:firstColumn="0" w:lastColumn="0" w:noHBand="0" w:noVBand="0" w:val="0020"/>
+        <w:jc w:val="start"/>
+      </w:tblPr>
+      <w:tblGrid>
+        <w:gridCol w:w="2640"/>
+        <w:gridCol w:w="2640"/>
+        <w:gridCol w:w="2640"/>
+      </w:tblGrid>
+      <w:tr>
+        <w:trPr>
+          <w:tblHeader w:val="true"/>
+        </w:trPr>
+        <w:tc>
+          <w:tcPr/>
+          <w:p>
+            <w:pPr>
+              <w:pStyle w:val="Compact"/>
+              <w:jc w:val="left"/>
+            </w:pPr>
+            <w:r>
+              <w:t xml:space="preserve">#</w:t>
+            </w:r>
+          </w:p>
+        </w:tc>
+        <w:tc>
+          <w:tcPr/>
+          <w:p>
+            <w:pPr>
+              <w:pStyle w:val="Compact"/>
+              <w:jc w:val="left"/>
+            </w:pPr>
+            <w:r>
+              <w:t xml:space="preserve">Question</w:t>
+            </w:r>
+          </w:p>
+        </w:tc>
+        <w:tc>
+          <w:tcPr/>
+          <w:p>
+            <w:pPr>
+              <w:pStyle w:val="Compact"/>
+              <w:jc w:val="left"/>
+            </w:pPr>
+            <w:r>
+              <w:t xml:space="preserve">Decision</w:t>
+            </w:r>
+          </w:p>
+        </w:tc>
+      </w:tr>
+      <w:tr>
+        <w:tc>
+          <w:tcPr/>
+          <w:p>
+            <w:pPr>
+              <w:pStyle w:val="Compact"/>
+              <w:jc w:val="left"/>
+            </w:pPr>
+            <w:r>
+              <w:t xml:space="preserve">Q38</w:t>
+            </w:r>
+          </w:p>
+        </w:tc>
+        <w:tc>
+          <w:tcPr/>
+          <w:p>
+            <w:pPr>
+              <w:pStyle w:val="Compact"/>
+              <w:jc w:val="left"/>
+            </w:pPr>
+            <w:r>
+              <w:t xml:space="preserve">Bag recording</w:t>
+            </w:r>
+          </w:p>
+        </w:tc>
+        <w:tc>
+          <w:tcPr/>
+          <w:p>
+            <w:pPr>
+              <w:pStyle w:val="Compact"/>
+              <w:jc w:val="left"/>
+            </w:pPr>
+            <w:r>
+              <w:t xml:space="preserve">Auto-record on every demo Start; fault-tag bags when the off-platform watchdog fires. Default allowlist excludes images. mcap storage in</w:t>
+            </w:r>
+            <w:r>
+              <w:t xml:space="preserve"> </w:t>
+            </w:r>
+            <w:r>
+              <w:rPr>
+                <w:rStyle w:val="VerbatimChar"/>
+              </w:rPr>
+              <w:t xml:space="preserve">~/stable_bot_bags/</w:t>
+            </w:r>
+            <w:r>
+              <w:t xml:space="preserve">.</w:t>
+            </w:r>
+          </w:p>
+        </w:tc>
+      </w:tr>
+      <w:tr>
+        <w:tc>
+          <w:tcPr/>
+          <w:p>
+            <w:pPr>
+              <w:pStyle w:val="Compact"/>
+              <w:jc w:val="left"/>
+            </w:pPr>
+            <w:r>
+              <w:t xml:space="preserve">Q39</w:t>
+            </w:r>
+          </w:p>
+        </w:tc>
+        <w:tc>
+          <w:tcPr/>
+          <w:p>
+            <w:pPr>
+              <w:pStyle w:val="Compact"/>
+              <w:jc w:val="left"/>
+            </w:pPr>
+            <w:r>
+              <w:t xml:space="preserve">Image-topic recording</w:t>
+            </w:r>
+          </w:p>
+        </w:tc>
+        <w:tc>
+          <w:tcPr/>
+          <w:p>
+            <w:pPr>
+              <w:pStyle w:val="Compact"/>
+              <w:jc w:val="left"/>
+            </w:pPr>
+            <w:r>
+              <w:t xml:space="preserve">Opt-in via</w:t>
+            </w:r>
+            <w:r>
+              <w:t xml:space="preserve"> </w:t>
+            </w:r>
+            <w:r>
+              <w:rPr>
+                <w:rStyle w:val="VerbatimChar"/>
+              </w:rPr>
+              <w:t xml:space="preserve">record_images:on</w:t>
+            </w:r>
+            <w:r>
+              <w:t xml:space="preserve"> </w:t>
+            </w:r>
+            <w:r>
+              <w:t xml:space="preserve">on /control_cmd. GUI will expose this as a per-demo checkbox once the index.html work lands.</w:t>
+            </w:r>
+          </w:p>
+        </w:tc>
+      </w:tr>
+      <w:tr>
+        <w:tc>
+          <w:tcPr/>
+          <w:p>
+            <w:pPr>
+              <w:pStyle w:val="Compact"/>
+              <w:jc w:val="left"/>
+            </w:pPr>
+            <w:r>
+              <w:t xml:space="preserve">Q40</w:t>
+            </w:r>
+          </w:p>
+        </w:tc>
+        <w:tc>
+          <w:tcPr/>
+          <w:p>
+            <w:pPr>
+              <w:pStyle w:val="Compact"/>
+              <w:jc w:val="left"/>
+            </w:pPr>
+            <w:r>
+              <w:t xml:space="preserve">Bag retention</w:t>
+            </w:r>
+          </w:p>
+        </w:tc>
+        <w:tc>
+          <w:tcPr/>
+          <w:p>
+            <w:pPr>
+              <w:pStyle w:val="Compact"/>
+              <w:jc w:val="left"/>
+            </w:pPr>
+            <w:r>
+              <w:t xml:space="preserve">No automatic rotation. Operator clears</w:t>
+            </w:r>
+            <w:r>
+              <w:t xml:space="preserve"> </w:t>
+            </w:r>
+            <w:r>
+              <w:rPr>
+                <w:rStyle w:val="VerbatimChar"/>
+              </w:rPr>
+              <w:t xml:space="preserve">~/stable_bot_bags/</w:t>
+            </w:r>
+            <w:r>
+              <w:t xml:space="preserve"> </w:t>
+            </w:r>
+            <w:r>
+              <w:t xml:space="preserve">manually. Avoids the</w:t>
+            </w:r>
+            <w:r>
+              <w:t xml:space="preserve"> </w:t>
+            </w:r>
+            <w:r>
+              <w:t xml:space="preserve">“</w:t>
+            </w:r>
+            <w:r>
+              <w:t xml:space="preserve">we deleted the great run</w:t>
+            </w:r>
+            <w:r>
+              <w:t xml:space="preserve">”</w:t>
+            </w:r>
+            <w:r>
+              <w:t xml:space="preserve"> </w:t>
+            </w:r>
+            <w:r>
+              <w:t xml:space="preserve">footgun.</w:t>
+            </w:r>
+          </w:p>
+        </w:tc>
+      </w:tr>
+      <w:tr>
+        <w:tc>
+          <w:tcPr/>
+          <w:p>
+            <w:pPr>
+              <w:pStyle w:val="Compact"/>
+              <w:jc w:val="left"/>
+            </w:pPr>
+            <w:r>
+              <w:t xml:space="preserve">Q41</w:t>
+            </w:r>
+          </w:p>
+        </w:tc>
+        <w:tc>
+          <w:tcPr/>
+          <w:p>
+            <w:pPr>
+              <w:pStyle w:val="Compact"/>
+              <w:jc w:val="left"/>
+            </w:pPr>
+            <w:r>
+              <w:t xml:space="preserve">Vision Debug placement (GUI)</w:t>
+            </w:r>
+          </w:p>
+        </w:tc>
+        <w:tc>
+          <w:tcPr/>
+          <w:p>
+            <w:pPr>
+              <w:pStyle w:val="Compact"/>
+              <w:jc w:val="left"/>
+            </w:pPr>
+            <w:r>
+              <w:t xml:space="preserve">Top of left column — horizontally adjacent to the new demo panels at the top of the middle column. Visible whenever demos are running.</w:t>
+            </w:r>
+          </w:p>
+        </w:tc>
+      </w:tr>
+      <w:tr>
+        <w:tc>
+          <w:tcPr/>
+          <w:p>
+            <w:pPr>
+              <w:pStyle w:val="Compact"/>
+              <w:jc w:val="left"/>
+            </w:pPr>
+            <w:r>
+              <w:t xml:space="preserve">Q42</w:t>
+            </w:r>
+          </w:p>
+        </w:tc>
+        <w:tc>
+          <w:tcPr/>
+          <w:p>
+            <w:pPr>
+              <w:pStyle w:val="Compact"/>
+              <w:jc w:val="left"/>
+            </w:pPr>
+            <w:r>
+              <w:t xml:space="preserve">Demo SVG canvas</w:t>
+            </w:r>
+          </w:p>
+        </w:tc>
+        <w:tc>
+          <w:tcPr/>
+          <w:p>
+            <w:pPr>
+              <w:pStyle w:val="Compact"/>
+              <w:jc w:val="left"/>
+            </w:pPr>
+            <w:r>
+              <w:t xml:space="preserve">Single shared SVG at the top of the middle column. Active demo’s panel border + SVG border change color (Demo 1 = blue, Demo 2 = green, Demo 3 = purple, LEVEL_HOLD = grey).</w:t>
+            </w:r>
+          </w:p>
+        </w:tc>
+      </w:tr>
+      <w:tr>
+        <w:tc>
+          <w:tcPr/>
+          <w:p>
+            <w:pPr>
+              <w:pStyle w:val="Compact"/>
+              <w:jc w:val="left"/>
+            </w:pPr>
+            <w:r>
+              <w:t xml:space="preserve">Q43</w:t>
+            </w:r>
+          </w:p>
+        </w:tc>
+        <w:tc>
+          <w:tcPr/>
+          <w:p>
+            <w:pPr>
+              <w:pStyle w:val="Compact"/>
+              <w:jc w:val="left"/>
+            </w:pPr>
+            <w:r>
+              <w:t xml:space="preserve">Demo activation interlock</w:t>
+            </w:r>
+          </w:p>
+        </w:tc>
+        <w:tc>
+          <w:tcPr/>
+          <w:p>
+            <w:pPr>
+              <w:pStyle w:val="Compact"/>
+              <w:jc w:val="left"/>
+            </w:pPr>
+            <w:r>
+              <w:t xml:space="preserve">Soft interlock: pressing Start on demo X automatically stops whatever was running and transitions through LEVEL_HOLD. Fewer clicks than a hard interlock or modal prompt.</w:t>
+            </w:r>
+          </w:p>
+        </w:tc>
+      </w:tr>
+    </w:tbl>
+    <w:bookmarkEnd w:id="84"/>
+    <w:bookmarkStart w:id="85" w:name="still-open"/>
+    <w:p>
+      <w:pPr>
+        <w:pStyle w:val="Heading3"/>
+      </w:pPr>
+      <w:r>
         <w:t xml:space="preserve">Still open</w:t>
       </w:r>
     </w:p>
@@ -15982,7 +17295,7 @@
         <w:pStyle w:val="FirstParagraph"/>
       </w:pPr>
       <w:r>
-        <w:t xml:space="preserve">None — spec locked at v7 (2026-04-26).</w:t>
+        <w:t xml:space="preserve">None — spec locked at v8 (2026-04-26).</w:t>
       </w:r>
     </w:p>
     <w:p>
@@ -15992,9 +17305,9 @@
         </w:pict>
       </w:r>
     </w:p>
-    <w:bookmarkEnd w:id="76"/>
-    <w:bookmarkEnd w:id="77"/>
-    <w:bookmarkStart w:id="78" w:name="references"/>
+    <w:bookmarkEnd w:id="85"/>
+    <w:bookmarkEnd w:id="86"/>
+    <w:bookmarkStart w:id="87" w:name="references"/>
     <w:p>
       <w:pPr>
         <w:pStyle w:val="Heading2"/>
@@ -16294,8 +17607,8 @@
         <w:t xml:space="preserve">Luxonis DepthAI documentation (OAK-D-PRO-AF pipeline).</w:t>
       </w:r>
     </w:p>
-    <w:bookmarkEnd w:id="78"/>
-    <w:bookmarkEnd w:id="79"/>
+    <w:bookmarkEnd w:id="87"/>
+    <w:bookmarkEnd w:id="88"/>
     <w:sectPr/>
   </w:body>
 </w:document>

--- a/stewart_bringup/docs/closed_loop_ball_demos.docx
+++ b/stewart_bringup/docs/closed_loop_ball_demos.docx
@@ -2,7 +2,7 @@
 <file path=word/document.xml><?xml version="1.0" encoding="utf-8"?>
 <w:document xmlns:w="http://schemas.openxmlformats.org/wordprocessingml/2006/main" xmlns:m="http://schemas.openxmlformats.org/officeDocument/2006/math" xmlns:r="http://schemas.openxmlformats.org/officeDocument/2006/relationships" xmlns:o="urn:schemas-microsoft-com:office:office" xmlns:v="urn:schemas-microsoft-com:vml" xmlns:w10="urn:schemas-microsoft-com:office:word" xmlns:a="http://schemas.openxmlformats.org/drawingml/2006/main" xmlns:pic="http://schemas.openxmlformats.org/drawingml/2006/picture" xmlns:wp="http://schemas.openxmlformats.org/drawingml/2006/wordprocessingDrawing">
   <w:body>
-    <w:bookmarkStart w:id="88" w:name="Xf2ecee67e627b13c32e3c15bfc4ce569ecb8d6b"/>
+    <w:bookmarkStart w:id="95" w:name="Xf2ecee67e627b13c32e3c15bfc4ce569ecb8d6b"/>
     <w:p>
       <w:pPr>
         <w:pStyle w:val="Heading1"/>
@@ -86,25 +86,31 @@
         <w:t xml:space="preserve"> </w:t>
       </w:r>
       <w:r>
-        <w:t xml:space="preserve">2026-04-26 (v8 — bag recording subsystem added;</w:t>
-      </w:r>
-      <w:r>
-        <w:t xml:space="preserve"> </w:t>
-      </w:r>
-      <w:r>
-        <w:t xml:space="preserve">auto-record on every demo Start, fault-tag bags when the off-platform</w:t>
-      </w:r>
-      <w:r>
-        <w:t xml:space="preserve"> </w:t>
-      </w:r>
-      <w:r>
-        <w:t xml:space="preserve">watchdog fires; image topics opt-in; closes the loop with the demo</w:t>
-      </w:r>
-      <w:r>
-        <w:t xml:space="preserve"> </w:t>
-      </w:r>
-      <w:r>
-        <w:t xml:space="preserve">plotter).</w:t>
+        <w:t xml:space="preserve">2026-04-26 (v9 — 3D viewer design captured (scaffolded</w:t>
+      </w:r>
+      <w:r>
+        <w:t xml:space="preserve"> </w:t>
+      </w:r>
+      <w:r>
+        <w:t xml:space="preserve">only, full implementation deferred); plate-parented vs world-frame</w:t>
+      </w:r>
+      <w:r>
+        <w:t xml:space="preserve"> </w:t>
+      </w:r>
+      <w:r>
+        <w:t xml:space="preserve">trail toggle locked in; post-deployment iteration plan written down</w:t>
+      </w:r>
+      <w:r>
+        <w:t xml:space="preserve"> </w:t>
+      </w:r>
+      <w:r>
+        <w:t xml:space="preserve">in §16 so we know exactly which backend to flesh out next after the</w:t>
+      </w:r>
+      <w:r>
+        <w:t xml:space="preserve"> </w:t>
+      </w:r>
+      <w:r>
+        <w:t xml:space="preserve">first hardware test).</w:t>
       </w:r>
     </w:p>
     <w:p>
@@ -7098,7 +7104,7 @@
       </w:r>
     </w:p>
     <w:bookmarkEnd w:id="45"/>
-    <w:bookmarkStart w:id="57" w:name="gui-design"/>
+    <w:bookmarkStart w:id="61" w:name="gui-design"/>
     <w:p>
       <w:pPr>
         <w:pStyle w:val="Heading2"/>
@@ -10083,6 +10089,982 @@
         <w:t xml:space="preserve">without delay regardless of the GUI state.</w:t>
       </w:r>
     </w:p>
+    <w:bookmarkEnd w:id="56"/>
+    <w:bookmarkStart w:id="60" w:name="X753fcbe5fade40696ea82a45592d1cb8727efe8"/>
+    <w:p>
+      <w:pPr>
+        <w:pStyle w:val="Heading3"/>
+      </w:pPr>
+      <w:r>
+        <w:t xml:space="preserve">11.6 3D viewer (scaffolded v9, full implementation deferred)</w:t>
+      </w:r>
+    </w:p>
+    <w:p>
+      <w:pPr>
+        <w:pStyle w:val="FirstParagraph"/>
+      </w:pPr>
+      <w:r>
+        <w:t xml:space="preserve">A Three.js scene mirroring the platform state in real time. Lives as</w:t>
+      </w:r>
+      <w:r>
+        <w:t xml:space="preserve"> </w:t>
+      </w:r>
+      <w:r>
+        <w:t xml:space="preserve">a collapsible panel below Demo 3 in the middle column. The scaffold</w:t>
+      </w:r>
+      <w:r>
+        <w:t xml:space="preserve"> </w:t>
+      </w:r>
+      <w:r>
+        <w:t xml:space="preserve">is in place (placeholder div + the toggle below); the actual scene</w:t>
+      </w:r>
+      <w:r>
+        <w:t xml:space="preserve"> </w:t>
+      </w:r>
+      <w:r>
+        <w:t xml:space="preserve">code lands in a later iteration (post-deployment, see §16).</w:t>
+      </w:r>
+    </w:p>
+    <w:p>
+      <w:pPr>
+        <w:pStyle w:val="BodyText"/>
+      </w:pPr>
+      <w:r>
+        <w:t xml:space="preserve">What the v9 implementation will render:</w:t>
+      </w:r>
+    </w:p>
+    <w:tbl>
+      <w:tblPr>
+        <w:tblStyle w:val="Table"/>
+        <w:tblW w:type="pct" w:w="5000"/>
+        <w:tblLook w:firstRow="1" w:lastRow="0" w:firstColumn="0" w:lastColumn="0" w:noHBand="0" w:noVBand="0" w:val="0020"/>
+        <w:jc w:val="start"/>
+      </w:tblPr>
+      <w:tblGrid>
+        <w:gridCol w:w="2640"/>
+        <w:gridCol w:w="2640"/>
+        <w:gridCol w:w="2640"/>
+      </w:tblGrid>
+      <w:tr>
+        <w:trPr>
+          <w:tblHeader w:val="true"/>
+        </w:trPr>
+        <w:tc>
+          <w:tcPr/>
+          <w:p>
+            <w:pPr>
+              <w:pStyle w:val="Compact"/>
+              <w:jc w:val="left"/>
+            </w:pPr>
+            <w:r>
+              <w:t xml:space="preserve">Element</w:t>
+            </w:r>
+          </w:p>
+        </w:tc>
+        <w:tc>
+          <w:tcPr/>
+          <w:p>
+            <w:pPr>
+              <w:pStyle w:val="Compact"/>
+              <w:jc w:val="left"/>
+            </w:pPr>
+            <w:r>
+              <w:t xml:space="preserve">Source</w:t>
+            </w:r>
+          </w:p>
+        </w:tc>
+        <w:tc>
+          <w:tcPr/>
+          <w:p>
+            <w:pPr>
+              <w:pStyle w:val="Compact"/>
+              <w:jc w:val="left"/>
+            </w:pPr>
+            <w:r>
+              <w:t xml:space="preserve">Notes</w:t>
+            </w:r>
+          </w:p>
+        </w:tc>
+      </w:tr>
+      <w:tr>
+        <w:tc>
+          <w:tcPr/>
+          <w:p>
+            <w:pPr>
+              <w:pStyle w:val="Compact"/>
+              <w:jc w:val="left"/>
+            </w:pPr>
+            <w:r>
+              <w:t xml:space="preserve">Bottom plate</w:t>
+            </w:r>
+          </w:p>
+        </w:tc>
+        <w:tc>
+          <w:tcPr/>
+          <w:p>
+            <w:pPr>
+              <w:pStyle w:val="Compact"/>
+              <w:jc w:val="left"/>
+            </w:pPr>
+            <w:r>
+              <w:t xml:space="preserve">static</w:t>
+            </w:r>
+          </w:p>
+        </w:tc>
+        <w:tc>
+          <w:tcPr/>
+          <w:p>
+            <w:pPr>
+              <w:pStyle w:val="Compact"/>
+              <w:jc w:val="left"/>
+            </w:pPr>
+            <w:r>
+              <w:t xml:space="preserve">reference geometry</w:t>
+            </w:r>
+          </w:p>
+        </w:tc>
+      </w:tr>
+      <w:tr>
+        <w:tc>
+          <w:tcPr/>
+          <w:p>
+            <w:pPr>
+              <w:pStyle w:val="Compact"/>
+              <w:jc w:val="left"/>
+            </w:pPr>
+            <w:r>
+              <w:t xml:space="preserve">Top plate</w:t>
+            </w:r>
+          </w:p>
+        </w:tc>
+        <w:tc>
+          <w:tcPr/>
+          <w:p>
+            <w:pPr>
+              <w:pStyle w:val="Compact"/>
+              <w:jc w:val="left"/>
+            </w:pPr>
+            <w:r>
+              <w:rPr>
+                <w:rStyle w:val="VerbatimChar"/>
+              </w:rPr>
+              <w:t xml:space="preserve">/platform_rpy</w:t>
+            </w:r>
+          </w:p>
+        </w:tc>
+        <w:tc>
+          <w:tcPr/>
+          <w:p>
+            <w:pPr>
+              <w:pStyle w:val="Compact"/>
+              <w:jc w:val="left"/>
+            </w:pPr>
+            <w:r>
+              <w:t xml:space="preserve">tilts roll/pitch in real time</w:t>
+            </w:r>
+          </w:p>
+        </w:tc>
+      </w:tr>
+      <w:tr>
+        <w:tc>
+          <w:tcPr/>
+          <w:p>
+            <w:pPr>
+              <w:pStyle w:val="Compact"/>
+              <w:jc w:val="left"/>
+            </w:pPr>
+            <w:r>
+              <w:t xml:space="preserve">ArUco ring (8 squares) + dead-zone disc</w:t>
+            </w:r>
+          </w:p>
+        </w:tc>
+        <w:tc>
+          <w:tcPr/>
+          <w:p>
+            <w:pPr>
+              <w:pStyle w:val="Compact"/>
+              <w:jc w:val="left"/>
+            </w:pPr>
+            <w:r>
+              <w:t xml:space="preserve">static, parented to top plate</w:t>
+            </w:r>
+          </w:p>
+        </w:tc>
+        <w:tc>
+          <w:tcPr/>
+          <w:p>
+            <w:pPr>
+              <w:pStyle w:val="Compact"/>
+              <w:jc w:val="left"/>
+            </w:pPr>
+            <w:r>
+              <w:t xml:space="preserve">tilts with plate</w:t>
+            </w:r>
+          </w:p>
+        </w:tc>
+      </w:tr>
+      <w:tr>
+        <w:tc>
+          <w:tcPr/>
+          <w:p>
+            <w:pPr>
+              <w:pStyle w:val="Compact"/>
+              <w:jc w:val="left"/>
+            </w:pPr>
+            <w:r>
+              <w:t xml:space="preserve">Ball (40 mm sphere, orange)</w:t>
+            </w:r>
+          </w:p>
+        </w:tc>
+        <w:tc>
+          <w:tcPr/>
+          <w:p>
+            <w:pPr>
+              <w:pStyle w:val="Compact"/>
+              <w:jc w:val="left"/>
+            </w:pPr>
+            <w:r>
+              <w:rPr>
+                <w:rStyle w:val="VerbatimChar"/>
+              </w:rPr>
+              <w:t xml:space="preserve">/ball_state</w:t>
+            </w:r>
+          </w:p>
+        </w:tc>
+        <w:tc>
+          <w:tcPr/>
+          <w:p>
+            <w:pPr>
+              <w:pStyle w:val="Compact"/>
+              <w:jc w:val="left"/>
+            </w:pPr>
+            <w:r>
+              <w:t xml:space="preserve">position in platform frame</w:t>
+            </w:r>
+          </w:p>
+        </w:tc>
+      </w:tr>
+      <w:tr>
+        <w:tc>
+          <w:tcPr/>
+          <w:p>
+            <w:pPr>
+              <w:pStyle w:val="Compact"/>
+              <w:jc w:val="left"/>
+            </w:pPr>
+            <w:r>
+              <w:t xml:space="preserve">Trail (last ~8 s)</w:t>
+            </w:r>
+          </w:p>
+        </w:tc>
+        <w:tc>
+          <w:tcPr/>
+          <w:p>
+            <w:pPr>
+              <w:pStyle w:val="Compact"/>
+              <w:jc w:val="left"/>
+            </w:pPr>
+            <w:r>
+              <w:rPr>
+                <w:rStyle w:val="VerbatimChar"/>
+              </w:rPr>
+              <w:t xml:space="preserve">/ball_state</w:t>
+            </w:r>
+            <w:r>
+              <w:t xml:space="preserve"> </w:t>
+            </w:r>
+            <w:r>
+              <w:t xml:space="preserve">history</w:t>
+            </w:r>
+          </w:p>
+        </w:tc>
+        <w:tc>
+          <w:tcPr/>
+          <w:p>
+            <w:pPr>
+              <w:pStyle w:val="Compact"/>
+              <w:jc w:val="left"/>
+            </w:pPr>
+            <w:r>
+              <w:t xml:space="preserve">see frame toggle below</w:t>
+            </w:r>
+          </w:p>
+        </w:tc>
+      </w:tr>
+      <w:tr>
+        <w:tc>
+          <w:tcPr/>
+          <w:p>
+            <w:pPr>
+              <w:pStyle w:val="Compact"/>
+              <w:jc w:val="left"/>
+            </w:pPr>
+            <w:r>
+              <w:t xml:space="preserve">Reference marker (Demo 2)</w:t>
+            </w:r>
+          </w:p>
+        </w:tc>
+        <w:tc>
+          <w:tcPr/>
+          <w:p>
+            <w:pPr>
+              <w:pStyle w:val="Compact"/>
+              <w:jc w:val="left"/>
+            </w:pPr>
+            <w:r>
+              <w:rPr>
+                <w:rStyle w:val="VerbatimChar"/>
+              </w:rPr>
+              <w:t xml:space="preserve">/ball_ref</w:t>
+            </w:r>
+          </w:p>
+        </w:tc>
+        <w:tc>
+          <w:tcPr/>
+          <w:p>
+            <w:pPr>
+              <w:pStyle w:val="Compact"/>
+              <w:jc w:val="left"/>
+            </w:pPr>
+            <w:r>
+              <w:t xml:space="preserve">hollow blue ring</w:t>
+            </w:r>
+          </w:p>
+        </w:tc>
+      </w:tr>
+      <w:tr>
+        <w:tc>
+          <w:tcPr/>
+          <w:p>
+            <w:pPr>
+              <w:pStyle w:val="Compact"/>
+              <w:jc w:val="left"/>
+            </w:pPr>
+            <w:r>
+              <w:t xml:space="preserve">Drawn path (Demo 3)</w:t>
+            </w:r>
+          </w:p>
+        </w:tc>
+        <w:tc>
+          <w:tcPr/>
+          <w:p>
+            <w:pPr>
+              <w:pStyle w:val="Compact"/>
+              <w:jc w:val="left"/>
+            </w:pPr>
+            <w:r>
+              <w:rPr>
+                <w:rStyle w:val="VerbatimChar"/>
+              </w:rPr>
+              <w:t xml:space="preserve">/ball_path/active</w:t>
+            </w:r>
+          </w:p>
+        </w:tc>
+        <w:tc>
+          <w:tcPr/>
+          <w:p>
+            <w:pPr>
+              <w:pStyle w:val="Compact"/>
+              <w:jc w:val="left"/>
+            </w:pPr>
+            <w:r>
+              <w:t xml:space="preserve">green polyline</w:t>
+            </w:r>
+          </w:p>
+        </w:tc>
+      </w:tr>
+      <w:tr>
+        <w:tc>
+          <w:tcPr/>
+          <w:p>
+            <w:pPr>
+              <w:pStyle w:val="Compact"/>
+              <w:jc w:val="left"/>
+            </w:pPr>
+            <w:r>
+              <w:t xml:space="preserve">Camera frustum</w:t>
+            </w:r>
+          </w:p>
+        </w:tc>
+        <w:tc>
+          <w:tcPr/>
+          <w:p>
+            <w:pPr>
+              <w:pStyle w:val="Compact"/>
+              <w:jc w:val="left"/>
+            </w:pPr>
+            <w:r>
+              <w:rPr>
+                <w:rStyle w:val="VerbatimChar"/>
+              </w:rPr>
+              <w:t xml:space="preserve">oak_extrinsics.yaml</w:t>
+            </w:r>
+          </w:p>
+        </w:tc>
+        <w:tc>
+          <w:tcPr/>
+          <w:p>
+            <w:pPr>
+              <w:pStyle w:val="Compact"/>
+              <w:jc w:val="left"/>
+            </w:pPr>
+            <w:r>
+              <w:t xml:space="preserve">wireframe pyramid (toggleable)</w:t>
+            </w:r>
+          </w:p>
+        </w:tc>
+      </w:tr>
+      <w:tr>
+        <w:tc>
+          <w:tcPr/>
+          <w:p>
+            <w:pPr>
+              <w:pStyle w:val="Compact"/>
+              <w:jc w:val="left"/>
+            </w:pPr>
+            <w:r>
+              <w:t xml:space="preserve">Classical-method ghosts</w:t>
+            </w:r>
+          </w:p>
+        </w:tc>
+        <w:tc>
+          <w:tcPr/>
+          <w:p>
+            <w:pPr>
+              <w:pStyle w:val="Compact"/>
+              <w:jc w:val="left"/>
+            </w:pPr>
+            <w:r>
+              <w:rPr>
+                <w:rStyle w:val="VerbatimChar"/>
+              </w:rPr>
+              <w:t xml:space="preserve">/ball_xy_oak</w:t>
+            </w:r>
+            <w:r>
+              <w:t xml:space="preserve">/</w:t>
+            </w:r>
+            <w:r>
+              <w:rPr>
+                <w:rStyle w:val="VerbatimChar"/>
+              </w:rPr>
+              <w:t xml:space="preserve">mono</w:t>
+            </w:r>
+            <w:r>
+              <w:t xml:space="preserve">/</w:t>
+            </w:r>
+            <w:r>
+              <w:rPr>
+                <w:rStyle w:val="VerbatimChar"/>
+              </w:rPr>
+              <w:t xml:space="preserve">stereo</w:t>
+            </w:r>
+          </w:p>
+        </w:tc>
+        <w:tc>
+          <w:tcPr/>
+          <w:p>
+            <w:pPr>
+              <w:pStyle w:val="Compact"/>
+              <w:jc w:val="left"/>
+            </w:pPr>
+            <w:r>
+              <w:t xml:space="preserve">semi-transparent dots in different colors (toggleable)</w:t>
+            </w:r>
+          </w:p>
+        </w:tc>
+      </w:tr>
+      <w:tr>
+        <w:tc>
+          <w:tcPr/>
+          <w:p>
+            <w:pPr>
+              <w:pStyle w:val="Compact"/>
+              <w:jc w:val="left"/>
+            </w:pPr>
+            <w:r>
+              <w:t xml:space="preserve">Stewart legs</w:t>
+            </w:r>
+          </w:p>
+        </w:tc>
+        <w:tc>
+          <w:tcPr/>
+          <w:p>
+            <w:pPr>
+              <w:pStyle w:val="Compact"/>
+              <w:jc w:val="left"/>
+            </w:pPr>
+            <w:r>
+              <w:rPr>
+                <w:rStyle w:val="VerbatimChar"/>
+              </w:rPr>
+              <w:t xml:space="preserve">/encoders</w:t>
+            </w:r>
+            <w:r>
+              <w:t xml:space="preserve"> </w:t>
+            </w:r>
+            <w:r>
+              <w:t xml:space="preserve">+ IK</w:t>
+            </w:r>
+          </w:p>
+        </w:tc>
+        <w:tc>
+          <w:tcPr/>
+          <w:p>
+            <w:pPr>
+              <w:pStyle w:val="Compact"/>
+              <w:jc w:val="left"/>
+            </w:pPr>
+            <w:r>
+              <w:t xml:space="preserve">six cylinders (toggleable; needs forward kinematics)</w:t>
+            </w:r>
+          </w:p>
+        </w:tc>
+      </w:tr>
+    </w:tbl>
+    <w:bookmarkStart w:id="57" w:name="X51d1a782f1fa70e2d247fe46b6f88c5bba2797c"/>
+    <w:p>
+      <w:pPr>
+        <w:pStyle w:val="Heading4"/>
+      </w:pPr>
+      <w:r>
+        <w:t xml:space="preserve">Trail coordinate frame — user toggle (Q44, locked v9)</w:t>
+      </w:r>
+    </w:p>
+    <w:p>
+      <w:pPr>
+        <w:pStyle w:val="FirstParagraph"/>
+      </w:pPr>
+      <w:r>
+        <w:t xml:space="preserve">Two modes:</w:t>
+      </w:r>
+    </w:p>
+    <w:p>
+      <w:pPr>
+        <w:numPr>
+          <w:ilvl w:val="0"/>
+          <w:numId w:val="1035"/>
+        </w:numPr>
+        <w:pStyle w:val="Compact"/>
+      </w:pPr>
+      <w:r>
+        <w:rPr>
+          <w:bCs/>
+          <w:b/>
+        </w:rPr>
+        <w:t xml:space="preserve">Plate-parented (default)</w:t>
+      </w:r>
+      <w:r>
+        <w:t xml:space="preserve"> </w:t>
+      </w:r>
+      <w:r>
+        <w:t xml:space="preserve">— trail is rendered as a child of the</w:t>
+      </w:r>
+      <w:r>
+        <w:t xml:space="preserve"> </w:t>
+      </w:r>
+      <w:r>
+        <w:t xml:space="preserve">top-plate group, so it tilts with the platform and reads as</w:t>
+      </w:r>
+      <w:r>
+        <w:t xml:space="preserve"> </w:t>
+      </w:r>
+      <w:r>
+        <w:t xml:space="preserve">“</w:t>
+      </w:r>
+      <w:r>
+        <w:t xml:space="preserve">the</w:t>
+      </w:r>
+      <w:r>
+        <w:t xml:space="preserve"> </w:t>
+      </w:r>
+      <w:r>
+        <w:t xml:space="preserve">ball’s path across the disc.</w:t>
+      </w:r>
+      <w:r>
+        <w:t xml:space="preserve">”</w:t>
+      </w:r>
+      <w:r>
+        <w:t xml:space="preserve"> </w:t>
+      </w:r>
+      <w:r>
+        <w:t xml:space="preserve">This is what an operator expects</w:t>
+      </w:r>
+      <w:r>
+        <w:t xml:space="preserve"> </w:t>
+      </w:r>
+      <w:r>
+        <w:t xml:space="preserve">from a demo and what reads cleanly when viewed at any angle.</w:t>
+      </w:r>
+    </w:p>
+    <w:p>
+      <w:pPr>
+        <w:numPr>
+          <w:ilvl w:val="0"/>
+          <w:numId w:val="1035"/>
+        </w:numPr>
+        <w:pStyle w:val="Compact"/>
+      </w:pPr>
+      <w:r>
+        <w:rPr>
+          <w:bCs/>
+          <w:b/>
+        </w:rPr>
+        <w:t xml:space="preserve">World-frame</w:t>
+      </w:r>
+      <w:r>
+        <w:t xml:space="preserve"> </w:t>
+      </w:r>
+      <w:r>
+        <w:t xml:space="preserve">— trail stays at the world-space positions where</w:t>
+      </w:r>
+      <w:r>
+        <w:t xml:space="preserve"> </w:t>
+      </w:r>
+      <w:r>
+        <w:t xml:space="preserve">the ball physically was. More physically accurate during tilt,</w:t>
+      </w:r>
+      <w:r>
+        <w:t xml:space="preserve"> </w:t>
+      </w:r>
+      <w:r>
+        <w:t xml:space="preserve">and useful for showing the platform’s tilting motion against a</w:t>
+      </w:r>
+      <w:r>
+        <w:t xml:space="preserve"> </w:t>
+      </w:r>
+      <w:r>
+        <w:t xml:space="preserve">static reference.</w:t>
+      </w:r>
+    </w:p>
+    <w:p>
+      <w:pPr>
+        <w:pStyle w:val="FirstParagraph"/>
+      </w:pPr>
+      <w:r>
+        <w:t xml:space="preserve">Switching the toggle re-projects the existing trail buffer into the</w:t>
+      </w:r>
+      <w:r>
+        <w:t xml:space="preserve"> </w:t>
+      </w:r>
+      <w:r>
+        <w:t xml:space="preserve">new frame; no data loss. Both modes consume the same /ball_state</w:t>
+      </w:r>
+      <w:r>
+        <w:t xml:space="preserve"> </w:t>
+      </w:r>
+      <w:r>
+        <w:t xml:space="preserve">samples; only the rendering differs.</w:t>
+      </w:r>
+    </w:p>
+    <w:bookmarkEnd w:id="57"/>
+    <w:bookmarkStart w:id="58" w:name="bag-replay-no-extra-code"/>
+    <w:p>
+      <w:pPr>
+        <w:pStyle w:val="Heading4"/>
+      </w:pPr>
+      <w:r>
+        <w:t xml:space="preserve">Bag replay (no extra code)</w:t>
+      </w:r>
+    </w:p>
+    <w:p>
+      <w:pPr>
+        <w:pStyle w:val="FirstParagraph"/>
+      </w:pPr>
+      <w:r>
+        <w:rPr>
+          <w:rStyle w:val="VerbatimChar"/>
+        </w:rPr>
+        <w:t xml:space="preserve">ros2 bag play &lt;bag&gt;</w:t>
+      </w:r>
+      <w:r>
+        <w:t xml:space="preserve"> </w:t>
+      </w:r>
+      <w:r>
+        <w:t xml:space="preserve">re-publishes the topics the 3D viewer</w:t>
+      </w:r>
+      <w:r>
+        <w:t xml:space="preserve"> </w:t>
+      </w:r>
+      <w:r>
+        <w:t xml:space="preserve">subscribes to, so a recorded run plays back automatically with full</w:t>
+      </w:r>
+      <w:r>
+        <w:t xml:space="preserve"> </w:t>
+      </w:r>
+      <w:r>
+        <w:t xml:space="preserve">3D fidelity. No</w:t>
+      </w:r>
+      <w:r>
+        <w:t xml:space="preserve"> </w:t>
+      </w:r>
+      <w:r>
+        <w:t xml:space="preserve">“</w:t>
+      </w:r>
+      <w:r>
+        <w:t xml:space="preserve">replay mode</w:t>
+      </w:r>
+      <w:r>
+        <w:t xml:space="preserve">”</w:t>
+      </w:r>
+      <w:r>
+        <w:t xml:space="preserve"> </w:t>
+      </w:r>
+      <w:r>
+        <w:t xml:space="preserve">to write. Slow-motion via</w:t>
+      </w:r>
+      <w:r>
+        <w:t xml:space="preserve"> </w:t>
+      </w:r>
+      <w:r>
+        <w:rPr>
+          <w:rStyle w:val="VerbatimChar"/>
+        </w:rPr>
+        <w:t xml:space="preserve">--rate 0.25</w:t>
+      </w:r>
+      <w:r>
+        <w:t xml:space="preserve">; pause/resume via the bag CLI.</w:t>
+      </w:r>
+    </w:p>
+    <w:bookmarkEnd w:id="58"/>
+    <w:bookmarkStart w:id="59" w:name="X3e6cb39a54d339bb2af3f2fc6319e73c9be7e8b"/>
+    <w:p>
+      <w:pPr>
+        <w:pStyle w:val="Heading4"/>
+      </w:pPr>
+      <w:r>
+        <w:t xml:space="preserve">Implementation tiers (post-deployment, see §16)</w:t>
+      </w:r>
+    </w:p>
+    <w:tbl>
+      <w:tblPr>
+        <w:tblStyle w:val="Table"/>
+        <w:tblW w:type="pct" w:w="5000"/>
+        <w:tblLook w:firstRow="1" w:lastRow="0" w:firstColumn="0" w:lastColumn="0" w:noHBand="0" w:noVBand="0" w:val="0020"/>
+        <w:jc w:val="start"/>
+      </w:tblPr>
+      <w:tblGrid>
+        <w:gridCol w:w="2640"/>
+        <w:gridCol w:w="2640"/>
+        <w:gridCol w:w="2640"/>
+      </w:tblGrid>
+      <w:tr>
+        <w:trPr>
+          <w:tblHeader w:val="true"/>
+        </w:trPr>
+        <w:tc>
+          <w:tcPr/>
+          <w:p>
+            <w:pPr>
+              <w:pStyle w:val="Compact"/>
+              <w:jc w:val="left"/>
+            </w:pPr>
+            <w:r>
+              <w:t xml:space="preserve">Phase</w:t>
+            </w:r>
+          </w:p>
+        </w:tc>
+        <w:tc>
+          <w:tcPr/>
+          <w:p>
+            <w:pPr>
+              <w:pStyle w:val="Compact"/>
+              <w:jc w:val="left"/>
+            </w:pPr>
+            <w:r>
+              <w:t xml:space="preserve">Scope</w:t>
+            </w:r>
+          </w:p>
+        </w:tc>
+        <w:tc>
+          <w:tcPr/>
+          <w:p>
+            <w:pPr>
+              <w:pStyle w:val="Compact"/>
+              <w:jc w:val="left"/>
+            </w:pPr>
+            <w:r>
+              <w:t xml:space="preserve">Estimate</w:t>
+            </w:r>
+          </w:p>
+        </w:tc>
+      </w:tr>
+      <w:tr>
+        <w:tc>
+          <w:tcPr/>
+          <w:p>
+            <w:pPr>
+              <w:pStyle w:val="Compact"/>
+              <w:jc w:val="left"/>
+            </w:pPr>
+            <w:r>
+              <w:t xml:space="preserve">1</w:t>
+            </w:r>
+          </w:p>
+        </w:tc>
+        <w:tc>
+          <w:tcPr/>
+          <w:p>
+            <w:pPr>
+              <w:pStyle w:val="Compact"/>
+              <w:jc w:val="left"/>
+            </w:pPr>
+            <w:r>
+              <w:t xml:space="preserve">Live 3D in browser: plate, ArUco, ball, trail with frame toggle, ref marker, path. OrbitControls + reset view.</w:t>
+            </w:r>
+          </w:p>
+        </w:tc>
+        <w:tc>
+          <w:tcPr/>
+          <w:p>
+            <w:pPr>
+              <w:pStyle w:val="Compact"/>
+              <w:jc w:val="left"/>
+            </w:pPr>
+            <w:r>
+              <w:t xml:space="preserve">~300 lines Three.js module via ES import map</w:t>
+            </w:r>
+          </w:p>
+        </w:tc>
+      </w:tr>
+      <w:tr>
+        <w:tc>
+          <w:tcPr/>
+          <w:p>
+            <w:pPr>
+              <w:pStyle w:val="Compact"/>
+              <w:jc w:val="left"/>
+            </w:pPr>
+            <w:r>
+              <w:t xml:space="preserve">2</w:t>
+            </w:r>
+          </w:p>
+        </w:tc>
+        <w:tc>
+          <w:tcPr/>
+          <w:p>
+            <w:pPr>
+              <w:pStyle w:val="Compact"/>
+              <w:jc w:val="left"/>
+            </w:pPr>
+            <w:r>
+              <w:t xml:space="preserve">Static 3D plot in the post-run HTML report (Plotly inside</w:t>
+            </w:r>
+            <w:r>
+              <w:t xml:space="preserve"> </w:t>
+            </w:r>
+            <w:r>
+              <w:rPr>
+                <w:rStyle w:val="VerbatimChar"/>
+              </w:rPr>
+              <w:t xml:space="preserve">plot_demo_run.py</w:t>
+            </w:r>
+            <w:r>
+              <w:t xml:space="preserve">)</w:t>
+            </w:r>
+          </w:p>
+        </w:tc>
+        <w:tc>
+          <w:tcPr/>
+          <w:p>
+            <w:pPr>
+              <w:pStyle w:val="Compact"/>
+              <w:jc w:val="left"/>
+            </w:pPr>
+            <w:r>
+              <w:t xml:space="preserve">~80 lines</w:t>
+            </w:r>
+          </w:p>
+        </w:tc>
+      </w:tr>
+      <w:tr>
+        <w:tc>
+          <w:tcPr/>
+          <w:p>
+            <w:pPr>
+              <w:pStyle w:val="Compact"/>
+              <w:jc w:val="left"/>
+            </w:pPr>
+            <w:r>
+              <w:t xml:space="preserve">3</w:t>
+            </w:r>
+          </w:p>
+        </w:tc>
+        <w:tc>
+          <w:tcPr/>
+          <w:p>
+            <w:pPr>
+              <w:pStyle w:val="Compact"/>
+              <w:jc w:val="left"/>
+            </w:pPr>
+            <w:r>
+              <w:t xml:space="preserve">Camera frustum, classical-method ghosts, Stewart leg rendering</w:t>
+            </w:r>
+          </w:p>
+        </w:tc>
+        <w:tc>
+          <w:tcPr/>
+          <w:p>
+            <w:pPr>
+              <w:pStyle w:val="Compact"/>
+              <w:jc w:val="left"/>
+            </w:pPr>
+            <w:r>
+              <w:t xml:space="preserve">~150 lines</w:t>
+            </w:r>
+          </w:p>
+        </w:tc>
+      </w:tr>
+      <w:tr>
+        <w:tc>
+          <w:tcPr/>
+          <w:p>
+            <w:pPr>
+              <w:pStyle w:val="Compact"/>
+              <w:jc w:val="left"/>
+            </w:pPr>
+            <w:r>
+              <w:t xml:space="preserve">4</w:t>
+            </w:r>
+          </w:p>
+        </w:tc>
+        <w:tc>
+          <w:tcPr/>
+          <w:p>
+            <w:pPr>
+              <w:pStyle w:val="Compact"/>
+              <w:jc w:val="left"/>
+            </w:pPr>
+            <w:r>
+              <w:t xml:space="preserve">Animated playback scrubber + frame-by-frame stepping</w:t>
+            </w:r>
+          </w:p>
+        </w:tc>
+        <w:tc>
+          <w:tcPr/>
+          <w:p>
+            <w:pPr>
+              <w:pStyle w:val="Compact"/>
+              <w:jc w:val="left"/>
+            </w:pPr>
+            <w:r>
+              <w:t xml:space="preserve">~100 lines (custom replay node, not just</w:t>
+            </w:r>
+            <w:r>
+              <w:t xml:space="preserve"> </w:t>
+            </w:r>
+            <w:r>
+              <w:rPr>
+                <w:rStyle w:val="VerbatimChar"/>
+              </w:rPr>
+              <w:t xml:space="preserve">ros2 bag play</w:t>
+            </w:r>
+            <w:r>
+              <w:t xml:space="preserve">)</w:t>
+            </w:r>
+          </w:p>
+        </w:tc>
+      </w:tr>
+    </w:tbl>
     <w:p>
       <w:r>
         <w:pict>
@@ -10090,9 +11072,10 @@
         </w:pict>
       </w:r>
     </w:p>
-    <w:bookmarkEnd w:id="56"/>
-    <w:bookmarkEnd w:id="57"/>
-    <w:bookmarkStart w:id="62" w:name="topics-services-and-messages"/>
+    <w:bookmarkEnd w:id="59"/>
+    <w:bookmarkEnd w:id="60"/>
+    <w:bookmarkEnd w:id="61"/>
+    <w:bookmarkStart w:id="66" w:name="topics-services-and-messages"/>
     <w:p>
       <w:pPr>
         <w:pStyle w:val="Heading2"/>
@@ -10101,7 +11084,7 @@
         <w:t xml:space="preserve">12. Topics, services, and messages</w:t>
       </w:r>
     </w:p>
-    <w:bookmarkStart w:id="58" w:name="new-topics-published-by-stewart_vision"/>
+    <w:bookmarkStart w:id="62" w:name="new-topics-published-by-stewart_vision"/>
     <w:p>
       <w:pPr>
         <w:pStyle w:val="Heading3"/>
@@ -10870,8 +11853,8 @@
         </w:tc>
       </w:tr>
     </w:tbl>
-    <w:bookmarkEnd w:id="58"/>
-    <w:bookmarkStart w:id="59" w:name="X2e5f8ae4d4226bef16aaa053691e71297ceebc2"/>
+    <w:bookmarkEnd w:id="62"/>
+    <w:bookmarkStart w:id="63" w:name="X2e5f8ae4d4226bef16aaa053691e71297ceebc2"/>
     <w:p>
       <w:pPr>
         <w:pStyle w:val="Heading3"/>
@@ -11120,8 +12103,8 @@
         <w:t xml:space="preserve">therefore live behind the CLI only — see §6 for the rationale.</w:t>
       </w:r>
     </w:p>
-    <w:bookmarkEnd w:id="59"/>
-    <w:bookmarkStart w:id="60" w:name="new-control_cmd-payloads-existing-topic"/>
+    <w:bookmarkEnd w:id="63"/>
+    <w:bookmarkStart w:id="64" w:name="new-control_cmd-payloads-existing-topic"/>
     <w:p>
       <w:pPr>
         <w:pStyle w:val="Heading3"/>
@@ -11172,176 +12155,6 @@
       </w:r>
       <w:r>
         <w:t xml:space="preserve">(rosbridge service-discovery workaround):</w:t>
-      </w:r>
-    </w:p>
-    <w:p>
-      <w:pPr>
-        <w:numPr>
-          <w:ilvl w:val="0"/>
-          <w:numId w:val="1035"/>
-        </w:numPr>
-        <w:pStyle w:val="Compact"/>
-      </w:pPr>
-      <w:r>
-        <w:rPr>
-          <w:rStyle w:val="VerbatimChar"/>
-        </w:rPr>
-        <w:t xml:space="preserve">mode:LEVEL_HOLD</w:t>
-      </w:r>
-    </w:p>
-    <w:p>
-      <w:pPr>
-        <w:numPr>
-          <w:ilvl w:val="0"/>
-          <w:numId w:val="1035"/>
-        </w:numPr>
-        <w:pStyle w:val="Compact"/>
-      </w:pPr>
-      <w:r>
-        <w:rPr>
-          <w:rStyle w:val="VerbatimChar"/>
-        </w:rPr>
-        <w:t xml:space="preserve">mode:BALL_TRACK_TRAJECTORY</w:t>
-      </w:r>
-      <w:r>
-        <w:t xml:space="preserve"> </w:t>
-      </w:r>
-      <w:r>
-        <w:t xml:space="preserve">+ JSON params (radius, period, dir, phase)</w:t>
-      </w:r>
-    </w:p>
-    <w:p>
-      <w:pPr>
-        <w:numPr>
-          <w:ilvl w:val="0"/>
-          <w:numId w:val="1035"/>
-        </w:numPr>
-        <w:pStyle w:val="Compact"/>
-      </w:pPr>
-      <w:r>
-        <w:rPr>
-          <w:rStyle w:val="VerbatimChar"/>
-        </w:rPr>
-        <w:t xml:space="preserve">mode:BALL_TRACK_GOTO</w:t>
-      </w:r>
-      <w:r>
-        <w:t xml:space="preserve"> </w:t>
-      </w:r>
-      <w:r>
-        <w:t xml:space="preserve">+ JSON target (x_mm, y_mm)</w:t>
-      </w:r>
-    </w:p>
-    <w:p>
-      <w:pPr>
-        <w:numPr>
-          <w:ilvl w:val="0"/>
-          <w:numId w:val="1035"/>
-        </w:numPr>
-        <w:pStyle w:val="Compact"/>
-      </w:pPr>
-      <w:r>
-        <w:rPr>
-          <w:rStyle w:val="VerbatimChar"/>
-        </w:rPr>
-        <w:t xml:space="preserve">mode:BALL_TRACK_PATH</w:t>
-      </w:r>
-      <w:r>
-        <w:t xml:space="preserve"> </w:t>
-      </w:r>
-      <w:r>
-        <w:t xml:space="preserve">+ JSON params (path_id, speed_mm_s, loop)</w:t>
-      </w:r>
-    </w:p>
-    <w:p>
-      <w:pPr>
-        <w:numPr>
-          <w:ilvl w:val="0"/>
-          <w:numId w:val="1035"/>
-        </w:numPr>
-        <w:pStyle w:val="Compact"/>
-      </w:pPr>
-      <w:r>
-        <w:rPr>
-          <w:rStyle w:val="VerbatimChar"/>
-        </w:rPr>
-        <w:t xml:space="preserve">z_offset:&lt;mm&gt;</w:t>
-      </w:r>
-      <w:r>
-        <w:t xml:space="preserve"> </w:t>
-      </w:r>
-      <w:r>
-        <w:t xml:space="preserve">for the z-height slider</w:t>
-      </w:r>
-    </w:p>
-    <w:p>
-      <w:pPr>
-        <w:pStyle w:val="FirstParagraph"/>
-      </w:pPr>
-      <w:r>
-        <w:rPr>
-          <w:rStyle w:val="VerbatimChar"/>
-        </w:rPr>
-        <w:t xml:space="preserve">stewart_control_node</w:t>
-      </w:r>
-      <w:r>
-        <w:t xml:space="preserve"> </w:t>
-      </w:r>
-      <w:r>
-        <w:t xml:space="preserve">already routes</w:t>
-      </w:r>
-      <w:r>
-        <w:t xml:space="preserve"> </w:t>
-      </w:r>
-      <w:r>
-        <w:rPr>
-          <w:rStyle w:val="VerbatimChar"/>
-        </w:rPr>
-        <w:t xml:space="preserve">/control_cmd</w:t>
-      </w:r>
-      <w:r>
-        <w:t xml:space="preserve">; we just add the</w:t>
-      </w:r>
-      <w:r>
-        <w:t xml:space="preserve"> </w:t>
-      </w:r>
-      <w:r>
-        <w:t xml:space="preserve">new payload patterns to its dispatcher.</w:t>
-      </w:r>
-    </w:p>
-    <w:bookmarkEnd w:id="60"/>
-    <w:bookmarkStart w:id="61" w:name="path-upload-demo-3"/>
-    <w:p>
-      <w:pPr>
-        <w:pStyle w:val="Heading3"/>
-      </w:pPr>
-      <w:r>
-        <w:t xml:space="preserve">Path upload (Demo 3)</w:t>
-      </w:r>
-    </w:p>
-    <w:p>
-      <w:pPr>
-        <w:pStyle w:val="FirstParagraph"/>
-      </w:pPr>
-      <w:r>
-        <w:t xml:space="preserve">Path uploads are large enough that stuffing them into</w:t>
-      </w:r>
-      <w:r>
-        <w:t xml:space="preserve"> </w:t>
-      </w:r>
-      <w:r>
-        <w:rPr>
-          <w:rStyle w:val="VerbatimChar"/>
-        </w:rPr>
-        <w:t xml:space="preserve">/control_cmd</w:t>
-      </w:r>
-      <w:r>
-        <w:t xml:space="preserve">’s</w:t>
-      </w:r>
-      <w:r>
-        <w:t xml:space="preserve"> </w:t>
-      </w:r>
-      <w:r>
-        <w:t xml:space="preserve">String is awkward. Use a dedicated topic:</w:t>
       </w:r>
     </w:p>
     <w:p>
@@ -11356,6 +12169,176 @@
         <w:rPr>
           <w:rStyle w:val="VerbatimChar"/>
         </w:rPr>
+        <w:t xml:space="preserve">mode:LEVEL_HOLD</w:t>
+      </w:r>
+    </w:p>
+    <w:p>
+      <w:pPr>
+        <w:numPr>
+          <w:ilvl w:val="0"/>
+          <w:numId w:val="1036"/>
+        </w:numPr>
+        <w:pStyle w:val="Compact"/>
+      </w:pPr>
+      <w:r>
+        <w:rPr>
+          <w:rStyle w:val="VerbatimChar"/>
+        </w:rPr>
+        <w:t xml:space="preserve">mode:BALL_TRACK_TRAJECTORY</w:t>
+      </w:r>
+      <w:r>
+        <w:t xml:space="preserve"> </w:t>
+      </w:r>
+      <w:r>
+        <w:t xml:space="preserve">+ JSON params (radius, period, dir, phase)</w:t>
+      </w:r>
+    </w:p>
+    <w:p>
+      <w:pPr>
+        <w:numPr>
+          <w:ilvl w:val="0"/>
+          <w:numId w:val="1036"/>
+        </w:numPr>
+        <w:pStyle w:val="Compact"/>
+      </w:pPr>
+      <w:r>
+        <w:rPr>
+          <w:rStyle w:val="VerbatimChar"/>
+        </w:rPr>
+        <w:t xml:space="preserve">mode:BALL_TRACK_GOTO</w:t>
+      </w:r>
+      <w:r>
+        <w:t xml:space="preserve"> </w:t>
+      </w:r>
+      <w:r>
+        <w:t xml:space="preserve">+ JSON target (x_mm, y_mm)</w:t>
+      </w:r>
+    </w:p>
+    <w:p>
+      <w:pPr>
+        <w:numPr>
+          <w:ilvl w:val="0"/>
+          <w:numId w:val="1036"/>
+        </w:numPr>
+        <w:pStyle w:val="Compact"/>
+      </w:pPr>
+      <w:r>
+        <w:rPr>
+          <w:rStyle w:val="VerbatimChar"/>
+        </w:rPr>
+        <w:t xml:space="preserve">mode:BALL_TRACK_PATH</w:t>
+      </w:r>
+      <w:r>
+        <w:t xml:space="preserve"> </w:t>
+      </w:r>
+      <w:r>
+        <w:t xml:space="preserve">+ JSON params (path_id, speed_mm_s, loop)</w:t>
+      </w:r>
+    </w:p>
+    <w:p>
+      <w:pPr>
+        <w:numPr>
+          <w:ilvl w:val="0"/>
+          <w:numId w:val="1036"/>
+        </w:numPr>
+        <w:pStyle w:val="Compact"/>
+      </w:pPr>
+      <w:r>
+        <w:rPr>
+          <w:rStyle w:val="VerbatimChar"/>
+        </w:rPr>
+        <w:t xml:space="preserve">z_offset:&lt;mm&gt;</w:t>
+      </w:r>
+      <w:r>
+        <w:t xml:space="preserve"> </w:t>
+      </w:r>
+      <w:r>
+        <w:t xml:space="preserve">for the z-height slider</w:t>
+      </w:r>
+    </w:p>
+    <w:p>
+      <w:pPr>
+        <w:pStyle w:val="FirstParagraph"/>
+      </w:pPr>
+      <w:r>
+        <w:rPr>
+          <w:rStyle w:val="VerbatimChar"/>
+        </w:rPr>
+        <w:t xml:space="preserve">stewart_control_node</w:t>
+      </w:r>
+      <w:r>
+        <w:t xml:space="preserve"> </w:t>
+      </w:r>
+      <w:r>
+        <w:t xml:space="preserve">already routes</w:t>
+      </w:r>
+      <w:r>
+        <w:t xml:space="preserve"> </w:t>
+      </w:r>
+      <w:r>
+        <w:rPr>
+          <w:rStyle w:val="VerbatimChar"/>
+        </w:rPr>
+        <w:t xml:space="preserve">/control_cmd</w:t>
+      </w:r>
+      <w:r>
+        <w:t xml:space="preserve">; we just add the</w:t>
+      </w:r>
+      <w:r>
+        <w:t xml:space="preserve"> </w:t>
+      </w:r>
+      <w:r>
+        <w:t xml:space="preserve">new payload patterns to its dispatcher.</w:t>
+      </w:r>
+    </w:p>
+    <w:bookmarkEnd w:id="64"/>
+    <w:bookmarkStart w:id="65" w:name="path-upload-demo-3"/>
+    <w:p>
+      <w:pPr>
+        <w:pStyle w:val="Heading3"/>
+      </w:pPr>
+      <w:r>
+        <w:t xml:space="preserve">Path upload (Demo 3)</w:t>
+      </w:r>
+    </w:p>
+    <w:p>
+      <w:pPr>
+        <w:pStyle w:val="FirstParagraph"/>
+      </w:pPr>
+      <w:r>
+        <w:t xml:space="preserve">Path uploads are large enough that stuffing them into</w:t>
+      </w:r>
+      <w:r>
+        <w:t xml:space="preserve"> </w:t>
+      </w:r>
+      <w:r>
+        <w:rPr>
+          <w:rStyle w:val="VerbatimChar"/>
+        </w:rPr>
+        <w:t xml:space="preserve">/control_cmd</w:t>
+      </w:r>
+      <w:r>
+        <w:t xml:space="preserve">’s</w:t>
+      </w:r>
+      <w:r>
+        <w:t xml:space="preserve"> </w:t>
+      </w:r>
+      <w:r>
+        <w:t xml:space="preserve">String is awkward. Use a dedicated topic:</w:t>
+      </w:r>
+    </w:p>
+    <w:p>
+      <w:pPr>
+        <w:numPr>
+          <w:ilvl w:val="0"/>
+          <w:numId w:val="1037"/>
+        </w:numPr>
+        <w:pStyle w:val="Compact"/>
+      </w:pPr>
+      <w:r>
+        <w:rPr>
+          <w:rStyle w:val="VerbatimChar"/>
+        </w:rPr>
         <w:t xml:space="preserve">/ball_path/upload</w:t>
       </w:r>
       <w:r>
@@ -11438,9 +12421,9 @@
         </w:pict>
       </w:r>
     </w:p>
-    <w:bookmarkEnd w:id="61"/>
-    <w:bookmarkEnd w:id="62"/>
-    <w:bookmarkStart w:id="63" w:name="latency-budget"/>
+    <w:bookmarkEnd w:id="65"/>
+    <w:bookmarkEnd w:id="66"/>
+    <w:bookmarkStart w:id="67" w:name="latency-budget"/>
     <w:p>
       <w:pPr>
         <w:pStyle w:val="Heading2"/>
@@ -11746,8 +12729,8 @@
         </w:pict>
       </w:r>
     </w:p>
-    <w:bookmarkEnd w:id="63"/>
-    <w:bookmarkStart w:id="69" w:name="Xab5fe00024443e1d01ff6f38864e58097c4fe3f"/>
+    <w:bookmarkEnd w:id="67"/>
+    <w:bookmarkStart w:id="73" w:name="Xab5fe00024443e1d01ff6f38864e58097c4fe3f"/>
     <w:p>
       <w:pPr>
         <w:pStyle w:val="Heading2"/>
@@ -11821,7 +12804,7 @@
         <w:t xml:space="preserve">plots impress.</w:t>
       </w:r>
     </w:p>
-    <w:bookmarkStart w:id="64" w:name="common-bag-tracks-all-demos"/>
+    <w:bookmarkStart w:id="68" w:name="common-bag-tracks-all-demos"/>
     <w:p>
       <w:pPr>
         <w:pStyle w:val="Heading3"/>
@@ -12121,8 +13104,8 @@
         </w:tc>
       </w:tr>
     </w:tbl>
-    <w:bookmarkEnd w:id="64"/>
-    <w:bookmarkStart w:id="65" w:name="demo-1-specific-tracks"/>
+    <w:bookmarkEnd w:id="68"/>
+    <w:bookmarkStart w:id="69" w:name="demo-1-specific-tracks"/>
     <w:p>
       <w:pPr>
         <w:pStyle w:val="Heading3"/>
@@ -12242,7 +13225,7 @@
       <w:pPr>
         <w:numPr>
           <w:ilvl w:val="0"/>
-          <w:numId w:val="1037"/>
+          <w:numId w:val="1038"/>
         </w:numPr>
         <w:pStyle w:val="Compact"/>
       </w:pPr>
@@ -12260,7 +13243,7 @@
       <w:pPr>
         <w:numPr>
           <w:ilvl w:val="0"/>
-          <w:numId w:val="1037"/>
+          <w:numId w:val="1038"/>
         </w:numPr>
         <w:pStyle w:val="Compact"/>
       </w:pPr>
@@ -12272,7 +13255,7 @@
       <w:pPr>
         <w:numPr>
           <w:ilvl w:val="0"/>
-          <w:numId w:val="1037"/>
+          <w:numId w:val="1038"/>
         </w:numPr>
         <w:pStyle w:val="Compact"/>
       </w:pPr>
@@ -12284,7 +13267,7 @@
       <w:pPr>
         <w:numPr>
           <w:ilvl w:val="0"/>
-          <w:numId w:val="1037"/>
+          <w:numId w:val="1038"/>
         </w:numPr>
         <w:pStyle w:val="Compact"/>
       </w:pPr>
@@ -12296,7 +13279,7 @@
       <w:pPr>
         <w:numPr>
           <w:ilvl w:val="0"/>
-          <w:numId w:val="1037"/>
+          <w:numId w:val="1038"/>
         </w:numPr>
         <w:pStyle w:val="Compact"/>
       </w:pPr>
@@ -12317,7 +13300,7 @@
       <w:pPr>
         <w:numPr>
           <w:ilvl w:val="0"/>
-          <w:numId w:val="1037"/>
+          <w:numId w:val="1038"/>
         </w:numPr>
         <w:pStyle w:val="Compact"/>
       </w:pPr>
@@ -12329,7 +13312,7 @@
       <w:pPr>
         <w:numPr>
           <w:ilvl w:val="0"/>
-          <w:numId w:val="1037"/>
+          <w:numId w:val="1038"/>
         </w:numPr>
         <w:pStyle w:val="Compact"/>
       </w:pPr>
@@ -12337,8 +13320,8 @@
         <w:t xml:space="preserve">Direction-reversal events overlaid as vertical bars on every plot.</w:t>
       </w:r>
     </w:p>
-    <w:bookmarkEnd w:id="65"/>
-    <w:bookmarkStart w:id="66" w:name="demo-2-specific-tracks"/>
+    <w:bookmarkEnd w:id="69"/>
+    <w:bookmarkStart w:id="70" w:name="demo-2-specific-tracks"/>
     <w:p>
       <w:pPr>
         <w:pStyle w:val="Heading3"/>
@@ -12429,7 +13412,7 @@
       <w:pPr>
         <w:numPr>
           <w:ilvl w:val="0"/>
-          <w:numId w:val="1038"/>
+          <w:numId w:val="1039"/>
         </w:numPr>
         <w:pStyle w:val="Compact"/>
       </w:pPr>
@@ -12447,7 +13430,7 @@
       <w:pPr>
         <w:numPr>
           <w:ilvl w:val="0"/>
-          <w:numId w:val="1038"/>
+          <w:numId w:val="1039"/>
         </w:numPr>
         <w:pStyle w:val="Compact"/>
       </w:pPr>
@@ -12459,7 +13442,7 @@
       <w:pPr>
         <w:numPr>
           <w:ilvl w:val="0"/>
-          <w:numId w:val="1038"/>
+          <w:numId w:val="1039"/>
         </w:numPr>
         <w:pStyle w:val="Compact"/>
       </w:pPr>
@@ -12477,7 +13460,7 @@
       <w:pPr>
         <w:numPr>
           <w:ilvl w:val="0"/>
-          <w:numId w:val="1038"/>
+          <w:numId w:val="1039"/>
         </w:numPr>
         <w:pStyle w:val="Compact"/>
       </w:pPr>
@@ -12489,7 +13472,7 @@
       <w:pPr>
         <w:numPr>
           <w:ilvl w:val="0"/>
-          <w:numId w:val="1038"/>
+          <w:numId w:val="1039"/>
         </w:numPr>
         <w:pStyle w:val="Compact"/>
       </w:pPr>
@@ -12497,8 +13480,8 @@
         <w:t xml:space="preserve">2D error heatmap: where on the platform does settling take longer?</w:t>
       </w:r>
     </w:p>
-    <w:bookmarkEnd w:id="66"/>
-    <w:bookmarkStart w:id="67" w:name="demo-3-specific-tracks"/>
+    <w:bookmarkEnd w:id="70"/>
+    <w:bookmarkStart w:id="71" w:name="demo-3-specific-tracks"/>
     <w:p>
       <w:pPr>
         <w:pStyle w:val="Heading3"/>
@@ -12618,7 +13601,7 @@
       <w:pPr>
         <w:numPr>
           <w:ilvl w:val="0"/>
-          <w:numId w:val="1039"/>
+          <w:numId w:val="1040"/>
         </w:numPr>
         <w:pStyle w:val="Compact"/>
       </w:pPr>
@@ -12630,123 +13613,6 @@
       </w:r>
       <w:r>
         <w:t xml:space="preserve">along-track progress.</w:t>
-      </w:r>
-    </w:p>
-    <w:p>
-      <w:pPr>
-        <w:numPr>
-          <w:ilvl w:val="0"/>
-          <w:numId w:val="1039"/>
-        </w:numPr>
-        <w:pStyle w:val="Compact"/>
-      </w:pPr>
-      <w:r>
-        <w:t xml:space="preserve">Cross-track error (perpendicular distance from path) vs time.</w:t>
-      </w:r>
-    </w:p>
-    <w:p>
-      <w:pPr>
-        <w:numPr>
-          <w:ilvl w:val="0"/>
-          <w:numId w:val="1039"/>
-        </w:numPr>
-        <w:pStyle w:val="Compact"/>
-      </w:pPr>
-      <w:r>
-        <w:t xml:space="preserve">Along-track progress vs time (should be linear in the constant-speed</w:t>
-      </w:r>
-      <w:r>
-        <w:t xml:space="preserve"> </w:t>
-      </w:r>
-      <w:r>
-        <w:t xml:space="preserve">regime — slope deviations show where the ball lagged or led).</w:t>
-      </w:r>
-    </w:p>
-    <w:p>
-      <w:pPr>
-        <w:numPr>
-          <w:ilvl w:val="0"/>
-          <w:numId w:val="1039"/>
-        </w:numPr>
-        <w:pStyle w:val="Compact"/>
-      </w:pPr>
-      <w:r>
-        <w:t xml:space="preserve">Per-loop overlay if Loop was on (lap 1 vs lap 2 vs … in different</w:t>
-      </w:r>
-      <w:r>
-        <w:t xml:space="preserve"> </w:t>
-      </w:r>
-      <w:r>
-        <w:t xml:space="preserve">colors) — repeatability is the wow plot here.</w:t>
-      </w:r>
-    </w:p>
-    <w:p>
-      <w:pPr>
-        <w:numPr>
-          <w:ilvl w:val="0"/>
-          <w:numId w:val="1039"/>
-        </w:numPr>
-        <w:pStyle w:val="Compact"/>
-      </w:pPr>
-      <w:r>
-        <w:t xml:space="preserve">Reverse events as vertical bars; trail-erase resets visible.</w:t>
-      </w:r>
-    </w:p>
-    <w:bookmarkEnd w:id="67"/>
-    <w:bookmarkStart w:id="68" w:name="X5620794436397c026ac6a4772c5056a2c0770ea"/>
-    <w:p>
-      <w:pPr>
-        <w:pStyle w:val="Heading3"/>
-      </w:pPr>
-      <w:r>
-        <w:t xml:space="preserve">Method-comparison section (added v5, every demo’s report)</w:t>
-      </w:r>
-    </w:p>
-    <w:p>
-      <w:pPr>
-        <w:pStyle w:val="FirstParagraph"/>
-      </w:pPr>
-      <w:r>
-        <w:t xml:space="preserve">Drives the</w:t>
-      </w:r>
-      <w:r>
-        <w:t xml:space="preserve"> </w:t>
-      </w:r>
-      <w:r>
-        <w:t xml:space="preserve">“</w:t>
-      </w:r>
-      <w:r>
-        <w:t xml:space="preserve">we implemented every Lecture 6 technique</w:t>
-      </w:r>
-      <w:r>
-        <w:t xml:space="preserve">”</w:t>
-      </w:r>
-      <w:r>
-        <w:t xml:space="preserve"> </w:t>
-      </w:r>
-      <w:r>
-        <w:t xml:space="preserve">claim. From</w:t>
-      </w:r>
-      <w:r>
-        <w:t xml:space="preserve"> </w:t>
-      </w:r>
-      <w:r>
-        <w:rPr>
-          <w:rStyle w:val="VerbatimChar"/>
-        </w:rPr>
-        <w:t xml:space="preserve">/method_comparison</w:t>
-      </w:r>
-      <w:r>
-        <w:t xml:space="preserve"> </w:t>
-      </w:r>
-      <w:r>
-        <w:t xml:space="preserve">(JSON @ 30 Hz) and the per-method ball-position</w:t>
-      </w:r>
-      <w:r>
-        <w:t xml:space="preserve"> </w:t>
-      </w:r>
-      <w:r>
-        <w:t xml:space="preserve">topics:</w:t>
       </w:r>
     </w:p>
     <w:p>
@@ -12758,13 +13624,7 @@
         <w:pStyle w:val="Compact"/>
       </w:pPr>
       <w:r>
-        <w:t xml:space="preserve">2-D scatter: OAK truth (x) vs each classical method (y), per axis,</w:t>
-      </w:r>
-      <w:r>
-        <w:t xml:space="preserve"> </w:t>
-      </w:r>
-      <w:r>
-        <w:t xml:space="preserve">with the y = x line drawn. Tight clustering = method works.</w:t>
+        <w:t xml:space="preserve">Cross-track error (perpendicular distance from path) vs time.</w:t>
       </w:r>
     </w:p>
     <w:p>
@@ -12776,19 +13636,13 @@
         <w:pStyle w:val="Compact"/>
       </w:pPr>
       <w:r>
-        <w:t xml:space="preserve">Bland-Altman plot per classical method: mean of (truth, classical)</w:t>
-      </w:r>
-      <w:r>
-        <w:t xml:space="preserve"> </w:t>
-      </w:r>
-      <w:r>
-        <w:t xml:space="preserve">on x-axis, difference on y-axis; mean ± 1.96σ horizontal lines.</w:t>
-      </w:r>
-      <w:r>
-        <w:t xml:space="preserve"> </w:t>
-      </w:r>
-      <w:r>
-        <w:t xml:space="preserve">The standard way to visualize agreement between two estimators.</w:t>
+        <w:t xml:space="preserve">Along-track progress vs time (should be linear in the constant-speed</w:t>
+      </w:r>
+      <w:r>
+        <w:t xml:space="preserve"> </w:t>
+      </w:r>
+      <w:r>
+        <w:t xml:space="preserve">regime — slope deviations show where the ball lagged or led).</w:t>
       </w:r>
     </w:p>
     <w:p>
@@ -12800,55 +13654,13 @@
         <w:pStyle w:val="Compact"/>
       </w:pPr>
       <w:r>
-        <w:t xml:space="preserve">Per-method statistics table:</w:t>
-      </w:r>
-    </w:p>
-    <w:p>
-      <w:pPr>
-        <w:numPr>
-          <w:ilvl w:val="1"/>
-          <w:numId w:val="1041"/>
-        </w:numPr>
-        <w:pStyle w:val="Compact"/>
-      </w:pPr>
-      <w:r>
-        <w:t xml:space="preserve">mean error vs truth (mm)</w:t>
-      </w:r>
-    </w:p>
-    <w:p>
-      <w:pPr>
-        <w:numPr>
-          <w:ilvl w:val="1"/>
-          <w:numId w:val="1041"/>
-        </w:numPr>
-        <w:pStyle w:val="Compact"/>
-      </w:pPr>
-      <w:r>
-        <w:t xml:space="preserve">RMS error vs truth (mm)</w:t>
-      </w:r>
-    </w:p>
-    <w:p>
-      <w:pPr>
-        <w:numPr>
-          <w:ilvl w:val="1"/>
-          <w:numId w:val="1041"/>
-        </w:numPr>
-        <w:pStyle w:val="Compact"/>
-      </w:pPr>
-      <w:r>
-        <w:t xml:space="preserve">95th-percentile error (mm)</w:t>
-      </w:r>
-    </w:p>
-    <w:p>
-      <w:pPr>
-        <w:numPr>
-          <w:ilvl w:val="1"/>
-          <w:numId w:val="1041"/>
-        </w:numPr>
-        <w:pStyle w:val="Compact"/>
-      </w:pPr>
-      <w:r>
-        <w:t xml:space="preserve">frames where the method produced no estimate (failure rate)</w:t>
+        <w:t xml:space="preserve">Per-loop overlay if Loop was on (lap 1 vs lap 2 vs … in different</w:t>
+      </w:r>
+      <w:r>
+        <w:t xml:space="preserve"> </w:t>
+      </w:r>
+      <w:r>
+        <w:t xml:space="preserve">colors) — repeatability is the wow plot here.</w:t>
       </w:r>
     </w:p>
     <w:p>
@@ -12860,6 +13672,177 @@
         <w:pStyle w:val="Compact"/>
       </w:pPr>
       <w:r>
+        <w:t xml:space="preserve">Reverse events as vertical bars; trail-erase resets visible.</w:t>
+      </w:r>
+    </w:p>
+    <w:bookmarkEnd w:id="71"/>
+    <w:bookmarkStart w:id="72" w:name="X5620794436397c026ac6a4772c5056a2c0770ea"/>
+    <w:p>
+      <w:pPr>
+        <w:pStyle w:val="Heading3"/>
+      </w:pPr>
+      <w:r>
+        <w:t xml:space="preserve">Method-comparison section (added v5, every demo’s report)</w:t>
+      </w:r>
+    </w:p>
+    <w:p>
+      <w:pPr>
+        <w:pStyle w:val="FirstParagraph"/>
+      </w:pPr>
+      <w:r>
+        <w:t xml:space="preserve">Drives the</w:t>
+      </w:r>
+      <w:r>
+        <w:t xml:space="preserve"> </w:t>
+      </w:r>
+      <w:r>
+        <w:t xml:space="preserve">“</w:t>
+      </w:r>
+      <w:r>
+        <w:t xml:space="preserve">we implemented every Lecture 6 technique</w:t>
+      </w:r>
+      <w:r>
+        <w:t xml:space="preserve">”</w:t>
+      </w:r>
+      <w:r>
+        <w:t xml:space="preserve"> </w:t>
+      </w:r>
+      <w:r>
+        <w:t xml:space="preserve">claim. From</w:t>
+      </w:r>
+      <w:r>
+        <w:t xml:space="preserve"> </w:t>
+      </w:r>
+      <w:r>
+        <w:rPr>
+          <w:rStyle w:val="VerbatimChar"/>
+        </w:rPr>
+        <w:t xml:space="preserve">/method_comparison</w:t>
+      </w:r>
+      <w:r>
+        <w:t xml:space="preserve"> </w:t>
+      </w:r>
+      <w:r>
+        <w:t xml:space="preserve">(JSON @ 30 Hz) and the per-method ball-position</w:t>
+      </w:r>
+      <w:r>
+        <w:t xml:space="preserve"> </w:t>
+      </w:r>
+      <w:r>
+        <w:t xml:space="preserve">topics:</w:t>
+      </w:r>
+    </w:p>
+    <w:p>
+      <w:pPr>
+        <w:numPr>
+          <w:ilvl w:val="0"/>
+          <w:numId w:val="1041"/>
+        </w:numPr>
+        <w:pStyle w:val="Compact"/>
+      </w:pPr>
+      <w:r>
+        <w:t xml:space="preserve">2-D scatter: OAK truth (x) vs each classical method (y), per axis,</w:t>
+      </w:r>
+      <w:r>
+        <w:t xml:space="preserve"> </w:t>
+      </w:r>
+      <w:r>
+        <w:t xml:space="preserve">with the y = x line drawn. Tight clustering = method works.</w:t>
+      </w:r>
+    </w:p>
+    <w:p>
+      <w:pPr>
+        <w:numPr>
+          <w:ilvl w:val="0"/>
+          <w:numId w:val="1041"/>
+        </w:numPr>
+        <w:pStyle w:val="Compact"/>
+      </w:pPr>
+      <w:r>
+        <w:t xml:space="preserve">Bland-Altman plot per classical method: mean of (truth, classical)</w:t>
+      </w:r>
+      <w:r>
+        <w:t xml:space="preserve"> </w:t>
+      </w:r>
+      <w:r>
+        <w:t xml:space="preserve">on x-axis, difference on y-axis; mean ± 1.96σ horizontal lines.</w:t>
+      </w:r>
+      <w:r>
+        <w:t xml:space="preserve"> </w:t>
+      </w:r>
+      <w:r>
+        <w:t xml:space="preserve">The standard way to visualize agreement between two estimators.</w:t>
+      </w:r>
+    </w:p>
+    <w:p>
+      <w:pPr>
+        <w:numPr>
+          <w:ilvl w:val="0"/>
+          <w:numId w:val="1041"/>
+        </w:numPr>
+        <w:pStyle w:val="Compact"/>
+      </w:pPr>
+      <w:r>
+        <w:t xml:space="preserve">Per-method statistics table:</w:t>
+      </w:r>
+    </w:p>
+    <w:p>
+      <w:pPr>
+        <w:numPr>
+          <w:ilvl w:val="1"/>
+          <w:numId w:val="1042"/>
+        </w:numPr>
+        <w:pStyle w:val="Compact"/>
+      </w:pPr>
+      <w:r>
+        <w:t xml:space="preserve">mean error vs truth (mm)</w:t>
+      </w:r>
+    </w:p>
+    <w:p>
+      <w:pPr>
+        <w:numPr>
+          <w:ilvl w:val="1"/>
+          <w:numId w:val="1042"/>
+        </w:numPr>
+        <w:pStyle w:val="Compact"/>
+      </w:pPr>
+      <w:r>
+        <w:t xml:space="preserve">RMS error vs truth (mm)</w:t>
+      </w:r>
+    </w:p>
+    <w:p>
+      <w:pPr>
+        <w:numPr>
+          <w:ilvl w:val="1"/>
+          <w:numId w:val="1042"/>
+        </w:numPr>
+        <w:pStyle w:val="Compact"/>
+      </w:pPr>
+      <w:r>
+        <w:t xml:space="preserve">95th-percentile error (mm)</w:t>
+      </w:r>
+    </w:p>
+    <w:p>
+      <w:pPr>
+        <w:numPr>
+          <w:ilvl w:val="1"/>
+          <w:numId w:val="1042"/>
+        </w:numPr>
+        <w:pStyle w:val="Compact"/>
+      </w:pPr>
+      <w:r>
+        <w:t xml:space="preserve">frames where the method produced no estimate (failure rate)</w:t>
+      </w:r>
+    </w:p>
+    <w:p>
+      <w:pPr>
+        <w:numPr>
+          <w:ilvl w:val="0"/>
+          <w:numId w:val="1041"/>
+        </w:numPr>
+        <w:pStyle w:val="Compact"/>
+      </w:pPr>
+      <w:r>
         <w:t xml:space="preserve">Time-series of per-method error during the run, with demo events</w:t>
       </w:r>
       <w:r>
@@ -12943,9 +13926,9 @@
         <w:t xml:space="preserve">question.</w:t>
       </w:r>
     </w:p>
-    <w:bookmarkEnd w:id="68"/>
-    <w:bookmarkEnd w:id="69"/>
-    <w:bookmarkStart w:id="78" w:name="bag-recording-added-v8"/>
+    <w:bookmarkEnd w:id="72"/>
+    <w:bookmarkEnd w:id="73"/>
+    <w:bookmarkStart w:id="82" w:name="bag-recording-added-v8"/>
     <w:p>
       <w:pPr>
         <w:pStyle w:val="Heading2"/>
@@ -13037,7 +14020,7 @@
         <w:t xml:space="preserve">as a managed subprocess.</w:t>
       </w:r>
     </w:p>
-    <w:bookmarkStart w:id="70" w:name="trigger"/>
+    <w:bookmarkStart w:id="74" w:name="trigger"/>
     <w:p>
       <w:pPr>
         <w:pStyle w:val="Heading3"/>
@@ -13216,8 +14199,8 @@
         </w:tc>
       </w:tr>
     </w:tbl>
-    <w:bookmarkEnd w:id="70"/>
-    <w:bookmarkStart w:id="71" w:name="Xea9fff3764218f0a2985ec7ef07d3b758e08ae0"/>
+    <w:bookmarkEnd w:id="74"/>
+    <w:bookmarkStart w:id="75" w:name="Xea9fff3764218f0a2985ec7ef07d3b758e08ae0"/>
     <w:p>
       <w:pPr>
         <w:pStyle w:val="Heading3"/>
@@ -13317,8 +14300,8 @@
         <w:t xml:space="preserve">Total bandwidth: typically &lt; 50 KB/s = &lt; 3 MB / minute.</w:t>
       </w:r>
     </w:p>
-    <w:bookmarkEnd w:id="71"/>
-    <w:bookmarkStart w:id="72" w:name="image-recording-opt-in"/>
+    <w:bookmarkEnd w:id="75"/>
+    <w:bookmarkStart w:id="76" w:name="image-recording-opt-in"/>
     <w:p>
       <w:pPr>
         <w:pStyle w:val="Heading3"/>
@@ -13432,8 +14415,8 @@
         <w:t xml:space="preserve">/oak/right/image_compressed, /oak/disparity_compressed</w:t>
       </w:r>
     </w:p>
-    <w:bookmarkEnd w:id="72"/>
-    <w:bookmarkStart w:id="73" w:name="storage"/>
+    <w:bookmarkEnd w:id="76"/>
+    <w:bookmarkStart w:id="77" w:name="storage"/>
     <w:p>
       <w:pPr>
         <w:pStyle w:val="Heading3"/>
@@ -13541,8 +14524,8 @@
         <w:t xml:space="preserve">(§13.5) opens these directly.</w:t>
       </w:r>
     </w:p>
-    <w:bookmarkEnd w:id="73"/>
-    <w:bookmarkStart w:id="74" w:name="disk-usage-and-rotation"/>
+    <w:bookmarkEnd w:id="77"/>
+    <w:bookmarkStart w:id="78" w:name="disk-usage-and-rotation"/>
     <w:p>
       <w:pPr>
         <w:pStyle w:val="Heading3"/>
@@ -13638,8 +14621,8 @@
         <w:t xml:space="preserve">auto-rotate.)</w:t>
       </w:r>
     </w:p>
-    <w:bookmarkEnd w:id="74"/>
-    <w:bookmarkStart w:id="75" w:name="plotter-consumption"/>
+    <w:bookmarkEnd w:id="78"/>
+    <w:bookmarkStart w:id="79" w:name="plotter-consumption"/>
     <w:p>
       <w:pPr>
         <w:pStyle w:val="Heading3"/>
@@ -13784,8 +14767,8 @@
         <w:t xml:space="preserve">(see §13.5).</w:t>
       </w:r>
     </w:p>
-    <w:bookmarkEnd w:id="75"/>
-    <w:bookmarkStart w:id="76" w:name="Xe9c1cd3ffe080410a20493fa06524b1edccbcaf"/>
+    <w:bookmarkEnd w:id="79"/>
+    <w:bookmarkStart w:id="80" w:name="Xe9c1cd3ffe080410a20493fa06524b1edccbcaf"/>
     <w:p>
       <w:pPr>
         <w:pStyle w:val="Heading3"/>
@@ -13913,8 +14896,8 @@
         <w:t xml:space="preserve">serves the resulting HTML.</w:t>
       </w:r>
     </w:p>
-    <w:bookmarkEnd w:id="76"/>
-    <w:bookmarkStart w:id="77" w:name="plotter-interface"/>
+    <w:bookmarkEnd w:id="80"/>
+    <w:bookmarkStart w:id="81" w:name="plotter-interface"/>
     <w:p>
       <w:pPr>
         <w:pStyle w:val="Heading3"/>
@@ -14102,234 +15085,6 @@
       </w:r>
       <w:r>
         <w:t xml:space="preserve">(decision: 2026-04-26):</w:t>
-      </w:r>
-    </w:p>
-    <w:p>
-      <w:pPr>
-        <w:numPr>
-          <w:ilvl w:val="0"/>
-          <w:numId w:val="1042"/>
-        </w:numPr>
-        <w:pStyle w:val="Compact"/>
-      </w:pPr>
-      <w:r>
-        <w:rPr>
-          <w:rStyle w:val="VerbatimChar"/>
-          <w:bCs/>
-          <w:b/>
-        </w:rPr>
-        <w:t xml:space="preserve">index.html</w:t>
-      </w:r>
-      <w:r>
-        <w:t xml:space="preserve"> </w:t>
-      </w:r>
-      <w:r>
-        <w:t xml:space="preserve">— browser-friendly summary with embedded</w:t>
-      </w:r>
-      <w:r>
-        <w:t xml:space="preserve"> </w:t>
-      </w:r>
-      <w:r>
-        <w:t xml:space="preserve">thumbnails, per-section nav, and inline summary stats. The</w:t>
-      </w:r>
-      <w:r>
-        <w:t xml:space="preserve"> </w:t>
-      </w:r>
-      <w:r>
-        <w:t xml:space="preserve">artifact you take into the review meeting.</w:t>
-      </w:r>
-    </w:p>
-    <w:p>
-      <w:pPr>
-        <w:numPr>
-          <w:ilvl w:val="0"/>
-          <w:numId w:val="1042"/>
-        </w:numPr>
-        <w:pStyle w:val="Compact"/>
-      </w:pPr>
-      <w:r>
-        <w:rPr>
-          <w:rStyle w:val="VerbatimChar"/>
-          <w:bCs/>
-          <w:b/>
-        </w:rPr>
-        <w:t xml:space="preserve">panels/*.png</w:t>
-      </w:r>
-      <w:r>
-        <w:t xml:space="preserve"> </w:t>
-      </w:r>
-      <w:r>
-        <w:t xml:space="preserve">— full-resolution per-panel images so you can</w:t>
-      </w:r>
-      <w:r>
-        <w:t xml:space="preserve"> </w:t>
-      </w:r>
-      <w:r>
-        <w:t xml:space="preserve">pull individual plots into a slide deck or a paper without</w:t>
-      </w:r>
-      <w:r>
-        <w:t xml:space="preserve"> </w:t>
-      </w:r>
-      <w:r>
-        <w:t xml:space="preserve">parsing the HTML.</w:t>
-      </w:r>
-    </w:p>
-    <w:p>
-      <w:pPr>
-        <w:numPr>
-          <w:ilvl w:val="0"/>
-          <w:numId w:val="1042"/>
-        </w:numPr>
-        <w:pStyle w:val="Compact"/>
-      </w:pPr>
-      <w:r>
-        <w:rPr>
-          <w:rStyle w:val="VerbatimChar"/>
-          <w:bCs/>
-          <w:b/>
-        </w:rPr>
-        <w:t xml:space="preserve">comparison.csv</w:t>
-      </w:r>
-      <w:r>
-        <w:t xml:space="preserve"> </w:t>
-      </w:r>
-      <w:r>
-        <w:t xml:space="preserve">— one row per frame, columns for OAK truth</w:t>
-      </w:r>
-      <w:r>
-        <w:t xml:space="preserve"> </w:t>
-      </w:r>
-      <w:r>
-        <w:t xml:space="preserve">(x, y, z), each classical method (x, y, z), per-axis errors, and</w:t>
-      </w:r>
-      <w:r>
-        <w:t xml:space="preserve"> </w:t>
-      </w:r>
-      <w:r>
-        <w:t xml:space="preserve">the chosen-method tag. Easier for grading scripts, Excel</w:t>
-      </w:r>
-      <w:r>
-        <w:t xml:space="preserve"> </w:t>
-      </w:r>
-      <w:r>
-        <w:t xml:space="preserve">pivots, or feeding into another notebook.</w:t>
-      </w:r>
-    </w:p>
-    <w:p>
-      <w:pPr>
-        <w:pStyle w:val="FirstParagraph"/>
-      </w:pPr>
-      <w:r>
-        <w:t xml:space="preserve">Plus a</w:t>
-      </w:r>
-      <w:r>
-        <w:t xml:space="preserve"> </w:t>
-      </w:r>
-      <w:r>
-        <w:rPr>
-          <w:rStyle w:val="VerbatimChar"/>
-        </w:rPr>
-        <w:t xml:space="preserve">summary.json</w:t>
-      </w:r>
-      <w:r>
-        <w:t xml:space="preserve"> </w:t>
-      </w:r>
-      <w:r>
-        <w:t xml:space="preserve">with the rolled-up statistics (RMS errors,</w:t>
-      </w:r>
-      <w:r>
-        <w:t xml:space="preserve"> </w:t>
-      </w:r>
-      <w:r>
-        <w:t xml:space="preserve">settling-time medians, lap repeatability, latency p50/p95) for</w:t>
-      </w:r>
-      <w:r>
-        <w:t xml:space="preserve"> </w:t>
-      </w:r>
-      <w:r>
-        <w:t xml:space="preserve">machine consumption.</w:t>
-      </w:r>
-    </w:p>
-    <w:p>
-      <w:pPr>
-        <w:pStyle w:val="BodyText"/>
-      </w:pPr>
-      <w:r>
-        <w:t xml:space="preserve">Latency, fault, method-comparison, and detector-agreement panels</w:t>
-      </w:r>
-      <w:r>
-        <w:t xml:space="preserve"> </w:t>
-      </w:r>
-      <w:r>
-        <w:t xml:space="preserve">are common to all three demo types so the boilerplate is shared in</w:t>
-      </w:r>
-      <w:r>
-        <w:t xml:space="preserve"> </w:t>
-      </w:r>
-      <w:r>
-        <w:rPr>
-          <w:rStyle w:val="VerbatimChar"/>
-        </w:rPr>
-        <w:t xml:space="preserve">_common_panels.py</w:t>
-      </w:r>
-      <w:r>
-        <w:t xml:space="preserve">.</w:t>
-      </w:r>
-    </w:p>
-    <w:p>
-      <w:r>
-        <w:pict>
-          <v:rect style="width:0;height:1.5pt" o:hralign="center" o:hrstd="t" o:hr="t"/>
-        </w:pict>
-      </w:r>
-    </w:p>
-    <w:bookmarkEnd w:id="77"/>
-    <w:bookmarkEnd w:id="78"/>
-    <w:bookmarkStart w:id="79" w:name="implementation-milestones"/>
-    <w:p>
-      <w:pPr>
-        <w:pStyle w:val="Heading2"/>
-      </w:pPr>
-      <w:r>
-        <w:t xml:space="preserve">14. Implementation milestones</w:t>
-      </w:r>
-    </w:p>
-    <w:p>
-      <w:pPr>
-        <w:pStyle w:val="FirstParagraph"/>
-      </w:pPr>
-      <w:r>
-        <w:t xml:space="preserve">Each milestone has an explicit</w:t>
-      </w:r>
-      <w:r>
-        <w:t xml:space="preserve"> </w:t>
-      </w:r>
-      <w:r>
-        <w:t xml:space="preserve">“</w:t>
-      </w:r>
-      <w:r>
-        <w:t xml:space="preserve">DONE WHEN</w:t>
-      </w:r>
-      <w:r>
-        <w:t xml:space="preserve">”</w:t>
-      </w:r>
-      <w:r>
-        <w:t xml:space="preserve"> </w:t>
-      </w:r>
-      <w:r>
-        <w:t xml:space="preserve">gate, in the same style as</w:t>
-      </w:r>
-      <w:r>
-        <w:t xml:space="preserve"> </w:t>
-      </w:r>
-      <w:r>
-        <w:rPr>
-          <w:rStyle w:val="VerbatimChar"/>
-        </w:rPr>
-        <w:t xml:space="preserve">bringup_plan.md</w:t>
-      </w:r>
-      <w:r>
-        <w:t xml:space="preserve">.</w:t>
       </w:r>
     </w:p>
     <w:p>
@@ -14342,22 +15097,29 @@
       </w:pPr>
       <w:r>
         <w:rPr>
+          <w:rStyle w:val="VerbatimChar"/>
           <w:bCs/>
           <w:b/>
         </w:rPr>
-        <w:t xml:space="preserve">Print and stick the ArUco ring.</w:t>
-      </w:r>
-      <w:r>
-        <w:t xml:space="preserve"> </w:t>
-      </w:r>
-      <w:r>
-        <w:t xml:space="preserve">DONE WHEN: visual inspection confirms 8 markers at 120 mm radius,</w:t>
-      </w:r>
-      <w:r>
-        <w:t xml:space="preserve"> </w:t>
-      </w:r>
-      <w:r>
-        <w:t xml:space="preserve">matte sticker is flat (no bubbles), no glare under IR projector.</w:t>
+        <w:t xml:space="preserve">index.html</w:t>
+      </w:r>
+      <w:r>
+        <w:t xml:space="preserve"> </w:t>
+      </w:r>
+      <w:r>
+        <w:t xml:space="preserve">— browser-friendly summary with embedded</w:t>
+      </w:r>
+      <w:r>
+        <w:t xml:space="preserve"> </w:t>
+      </w:r>
+      <w:r>
+        <w:t xml:space="preserve">thumbnails, per-section nav, and inline summary stats. The</w:t>
+      </w:r>
+      <w:r>
+        <w:t xml:space="preserve"> </w:t>
+      </w:r>
+      <w:r>
+        <w:t xml:space="preserve">artifact you take into the review meeting.</w:t>
       </w:r>
     </w:p>
     <w:p>
@@ -14370,37 +15132,29 @@
       </w:pPr>
       <w:r>
         <w:rPr>
+          <w:rStyle w:val="VerbatimChar"/>
           <w:bCs/>
           <w:b/>
         </w:rPr>
-        <w:t xml:space="preserve">OAK driver up.</w:t>
-      </w:r>
-      <w:r>
-        <w:t xml:space="preserve"> </w:t>
-      </w:r>
-      <w:r>
-        <w:t xml:space="preserve">DONE WHEN:</w:t>
-      </w:r>
-      <w:r>
-        <w:t xml:space="preserve"> </w:t>
-      </w:r>
-      <w:r>
-        <w:rPr>
-          <w:rStyle w:val="VerbatimChar"/>
-        </w:rPr>
-        <w:t xml:space="preserve">/oak/left/image_compressed</w:t>
-      </w:r>
-      <w:r>
-        <w:t xml:space="preserve"> </w:t>
-      </w:r>
-      <w:r>
-        <w:t xml:space="preserve">shows a stable image in</w:t>
-      </w:r>
-      <w:r>
-        <w:t xml:space="preserve"> </w:t>
-      </w:r>
-      <w:r>
-        <w:t xml:space="preserve">the GUI. Frame timestamps monotonic; drop rate &lt; 1 %.</w:t>
+        <w:t xml:space="preserve">panels/*.png</w:t>
+      </w:r>
+      <w:r>
+        <w:t xml:space="preserve"> </w:t>
+      </w:r>
+      <w:r>
+        <w:t xml:space="preserve">— full-resolution per-panel images so you can</w:t>
+      </w:r>
+      <w:r>
+        <w:t xml:space="preserve"> </w:t>
+      </w:r>
+      <w:r>
+        <w:t xml:space="preserve">pull individual plots into a slide deck or a paper without</w:t>
+      </w:r>
+      <w:r>
+        <w:t xml:space="preserve"> </w:t>
+      </w:r>
+      <w:r>
+        <w:t xml:space="preserve">parsing the HTML.</w:t>
       </w:r>
     </w:p>
     <w:p>
@@ -14413,735 +15167,96 @@
       </w:pPr>
       <w:r>
         <w:rPr>
+          <w:rStyle w:val="VerbatimChar"/>
           <w:bCs/>
           <w:b/>
         </w:rPr>
-        <w:t xml:space="preserve">Calibration Stage A + B done; report generated.</w:t>
-      </w:r>
-      <w:r>
-        <w:t xml:space="preserve"> </w:t>
-      </w:r>
-      <w:r>
-        <w:t xml:space="preserve">DONE WHEN:</w:t>
-      </w:r>
-      <w:r>
-        <w:t xml:space="preserve"> </w:t>
-      </w:r>
-      <w:r>
-        <w:rPr>
-          <w:rStyle w:val="VerbatimChar"/>
-        </w:rPr>
-        <w:t xml:space="preserve">oak_intrinsics.yaml</w:t>
-      </w:r>
-      <w:r>
-        <w:t xml:space="preserve"> </w:t>
-      </w:r>
-      <w:r>
-        <w:t xml:space="preserve">written;</w:t>
-      </w:r>
-      <w:r>
-        <w:t xml:space="preserve"> </w:t>
-      </w:r>
-      <w:r>
-        <w:rPr>
-          <w:rStyle w:val="VerbatimChar"/>
-        </w:rPr>
-        <w:t xml:space="preserve">calibration_report.html</w:t>
-      </w:r>
-      <w:r>
-        <w:t xml:space="preserve"> </w:t>
-      </w:r>
-      <w:r>
-        <w:t xml:space="preserve">shows &lt; 0.3 px reprojection / &lt; 1 px epipolar; visual inspection of</w:t>
-      </w:r>
-      <w:r>
-        <w:t xml:space="preserve"> </w:t>
-      </w:r>
-      <w:r>
-        <w:t xml:space="preserve">rectified pairs shows aligned epipolar lines.</w:t>
-      </w:r>
-    </w:p>
-    <w:p>
-      <w:pPr>
-        <w:numPr>
-          <w:ilvl w:val="0"/>
-          <w:numId w:val="1043"/>
-        </w:numPr>
-        <w:pStyle w:val="Compact"/>
-      </w:pPr>
-      <w:r>
-        <w:rPr>
-          <w:bCs/>
-          <w:b/>
-        </w:rPr>
-        <w:t xml:space="preserve">Calibration Stage C done.</w:t>
-      </w:r>
-      <w:r>
-        <w:t xml:space="preserve"> </w:t>
-      </w:r>
-      <w:r>
-        <w:t xml:space="preserve">DONE WHEN:</w:t>
-      </w:r>
-      <w:r>
-        <w:t xml:space="preserve"> </w:t>
-      </w:r>
-      <w:r>
-        <w:rPr>
-          <w:rStyle w:val="VerbatimChar"/>
-        </w:rPr>
-        <w:t xml:space="preserve">oak_extrinsics.yaml</w:t>
-      </w:r>
-      <w:r>
-        <w:t xml:space="preserve"> </w:t>
-      </w:r>
-      <w:r>
-        <w:t xml:space="preserve">written; ArUco ring projects back</w:t>
-      </w:r>
-      <w:r>
-        <w:t xml:space="preserve"> </w:t>
-      </w:r>
-      <w:r>
-        <w:t xml:space="preserve">into the image at &lt; 2 px error. (This is repeated whenever the</w:t>
-      </w:r>
-      <w:r>
-        <w:t xml:space="preserve"> </w:t>
-      </w:r>
-      <w:r>
-        <w:t xml:space="preserve">camera arm moves.)</w:t>
-      </w:r>
-    </w:p>
-    <w:p>
-      <w:pPr>
-        <w:numPr>
-          <w:ilvl w:val="0"/>
-          <w:numId w:val="1043"/>
-        </w:numPr>
-        <w:pStyle w:val="Compact"/>
-      </w:pPr>
-      <w:r>
-        <w:rPr>
-          <w:rStyle w:val="VerbatimChar"/>
-          <w:bCs/>
-          <w:b/>
-        </w:rPr>
-        <w:t xml:space="preserve">/platform_pose</w:t>
-      </w:r>
-      <w:r>
-        <w:rPr>
-          <w:bCs/>
-          <w:b/>
-        </w:rPr>
-        <w:t xml:space="preserve"> </w:t>
-      </w:r>
-      <w:r>
-        <w:rPr>
-          <w:bCs/>
-          <w:b/>
-        </w:rPr>
-        <w:t xml:space="preserve">at ≥ 30 Hz.</w:t>
-      </w:r>
-      <w:r>
-        <w:t xml:space="preserve"> </w:t>
-      </w:r>
-      <w:r>
-        <w:t xml:space="preserve">DONE WHEN: tilt the plate by hand → roll/pitch from</w:t>
-      </w:r>
-      <w:r>
-        <w:t xml:space="preserve"> </w:t>
-      </w:r>
-      <w:r>
-        <w:rPr>
-          <w:rStyle w:val="VerbatimChar"/>
-        </w:rPr>
-        <w:t xml:space="preserve">/platform_pose</w:t>
-      </w:r>
-      <w:r>
-        <w:t xml:space="preserve"> </w:t>
-      </w:r>
-      <w:r>
-        <w:t xml:space="preserve">agrees with the IMU within 1° static.</w:t>
-      </w:r>
-    </w:p>
-    <w:p>
-      <w:pPr>
-        <w:numPr>
-          <w:ilvl w:val="0"/>
-          <w:numId w:val="1043"/>
-        </w:numPr>
-        <w:pStyle w:val="Compact"/>
-      </w:pPr>
-      <w:r>
-        <w:rPr>
-          <w:bCs/>
-          <w:b/>
-        </w:rPr>
-        <w:t xml:space="preserve">Ball pixel detection.</w:t>
-      </w:r>
-      <w:r>
-        <w:t xml:space="preserve"> </w:t>
-      </w:r>
-      <w:r>
-        <w:t xml:space="preserve">DONE WHEN: drop ball into frame;</w:t>
-      </w:r>
-      <w:r>
-        <w:t xml:space="preserve"> </w:t>
-      </w:r>
-      <w:r>
-        <w:rPr>
-          <w:rStyle w:val="VerbatimChar"/>
-        </w:rPr>
-        <w:t xml:space="preserve">/oak/ball/left_pixel</w:t>
-      </w:r>
-      <w:r>
-        <w:t xml:space="preserve"> </w:t>
-      </w:r>
-      <w:r>
-        <w:t xml:space="preserve">and</w:t>
-      </w:r>
-      <w:r>
-        <w:t xml:space="preserve"> </w:t>
-      </w:r>
-      <w:r>
-        <w:rPr>
-          <w:rStyle w:val="VerbatimChar"/>
-        </w:rPr>
-        <w:t xml:space="preserve">right_pixel</w:t>
-      </w:r>
-      <w:r>
-        <w:t xml:space="preserve"> </w:t>
-      </w:r>
-      <w:r>
-        <w:t xml:space="preserve">track it by eye; confidence &gt; 0.8 in normal light.</w:t>
-      </w:r>
-    </w:p>
-    <w:p>
-      <w:pPr>
-        <w:numPr>
-          <w:ilvl w:val="0"/>
-          <w:numId w:val="1043"/>
-        </w:numPr>
-        <w:pStyle w:val="Compact"/>
-      </w:pPr>
-      <w:r>
-        <w:rPr>
-          <w:rStyle w:val="VerbatimChar"/>
-          <w:bCs/>
-          <w:b/>
-        </w:rPr>
-        <w:t xml:space="preserve">/ball_xy_mono</w:t>
-      </w:r>
-      <w:r>
-        <w:rPr>
-          <w:bCs/>
-          <w:b/>
-        </w:rPr>
-        <w:t xml:space="preserve"> </w:t>
-      </w:r>
-      <w:r>
-        <w:rPr>
-          <w:bCs/>
-          <w:b/>
-        </w:rPr>
-        <w:t xml:space="preserve">in mm.</w:t>
-      </w:r>
-      <w:r>
-        <w:t xml:space="preserve"> </w:t>
-      </w:r>
-      <w:r>
-        <w:t xml:space="preserve">DONE WHEN: place the ball at known offsets from center; reported</w:t>
-      </w:r>
-      <w:r>
-        <w:t xml:space="preserve"> </w:t>
-      </w:r>
-      <w:r>
-        <w:t xml:space="preserve">value within 3 mm of ruler measurement at all four cardinal points</w:t>
-      </w:r>
-      <w:r>
-        <w:t xml:space="preserve"> </w:t>
-      </w:r>
-      <w:r>
-        <w:t xml:space="preserve">and at platform_radius − ball_radius.</w:t>
-      </w:r>
-    </w:p>
-    <w:p>
-      <w:pPr>
-        <w:numPr>
-          <w:ilvl w:val="0"/>
-          <w:numId w:val="1043"/>
-        </w:numPr>
-        <w:pStyle w:val="Compact"/>
-      </w:pPr>
-      <w:r>
-        <w:rPr>
-          <w:rStyle w:val="VerbatimChar"/>
-          <w:bCs/>
-          <w:b/>
-        </w:rPr>
-        <w:t xml:space="preserve">/ball_xy_stereo</w:t>
-      </w:r>
-      <w:r>
-        <w:rPr>
-          <w:bCs/>
-          <w:b/>
-        </w:rPr>
-        <w:t xml:space="preserve"> </w:t>
-      </w:r>
-      <w:r>
-        <w:rPr>
-          <w:bCs/>
-          <w:b/>
-        </w:rPr>
-        <w:t xml:space="preserve">agrees with mono.</w:t>
-      </w:r>
-      <w:r>
-        <w:t xml:space="preserve"> </w:t>
-      </w:r>
-      <w:r>
-        <w:t xml:space="preserve">DONE WHEN: max disagreement &lt; 5 mm across the platform.</w:t>
-      </w:r>
-    </w:p>
-    <w:p>
-      <w:pPr>
-        <w:numPr>
-          <w:ilvl w:val="0"/>
-          <w:numId w:val="1043"/>
-        </w:numPr>
-        <w:pStyle w:val="Compact"/>
-      </w:pPr>
-      <w:r>
-        <w:rPr>
-          <w:bCs/>
-          <w:b/>
-        </w:rPr>
-        <w:t xml:space="preserve">KF tracking.</w:t>
-      </w:r>
-      <w:r>
-        <w:t xml:space="preserve"> </w:t>
-      </w:r>
-      <w:r>
-        <w:t xml:space="preserve">DONE WHEN: roll the ball by hand;</w:t>
-      </w:r>
-      <w:r>
-        <w:t xml:space="preserve"> </w:t>
-      </w:r>
-      <w:r>
-        <w:rPr>
-          <w:rStyle w:val="VerbatimChar"/>
-        </w:rPr>
-        <w:t xml:space="preserve">/ball_state</w:t>
-      </w:r>
-      <w:r>
-        <w:t xml:space="preserve"> </w:t>
-      </w:r>
-      <w:r>
-        <w:t xml:space="preserve">velocity matches</w:t>
-      </w:r>
-      <w:r>
-        <w:t xml:space="preserve"> </w:t>
-      </w:r>
-      <w:r>
-        <w:t xml:space="preserve">the visible motion direction and magnitude (eyeball test); NIS</w:t>
-      </w:r>
-      <w:r>
-        <w:t xml:space="preserve"> </w:t>
-      </w:r>
-      <w:r>
-        <w:t xml:space="preserve">between 0.5 and 5 most of the time.</w:t>
-      </w:r>
-    </w:p>
-    <w:p>
-      <w:pPr>
-        <w:numPr>
-          <w:ilvl w:val="0"/>
-          <w:numId w:val="1043"/>
-        </w:numPr>
-        <w:pStyle w:val="Compact"/>
-      </w:pPr>
-      <w:r>
-        <w:rPr>
-          <w:bCs/>
-          <w:b/>
-        </w:rPr>
-        <w:t xml:space="preserve">Closed-loop ball-centering (sanity).</w:t>
-      </w:r>
-      <w:r>
-        <w:t xml:space="preserve"> </w:t>
-      </w:r>
-      <w:r>
-        <w:t xml:space="preserve">DONE WHEN: drop ball off-center, platform tilts to push it toward</w:t>
-      </w:r>
-      <w:r>
-        <w:t xml:space="preserve"> </w:t>
-      </w:r>
-      <w:r>
-        <w:t xml:space="preserve">center; settles within ±10 mm of center inside 10 s. PID tuning</w:t>
-      </w:r>
-      <w:r>
-        <w:t xml:space="preserve"> </w:t>
-      </w:r>
-      <w:r>
-        <w:t xml:space="preserve">starts here.</w:t>
-      </w:r>
-    </w:p>
-    <w:p>
-      <w:pPr>
-        <w:numPr>
-          <w:ilvl w:val="0"/>
-          <w:numId w:val="1043"/>
-        </w:numPr>
-        <w:pStyle w:val="Compact"/>
-      </w:pPr>
-      <w:r>
-        <w:rPr>
-          <w:bCs/>
-          <w:b/>
-        </w:rPr>
-        <w:t xml:space="preserve">Demo 1: orbit at fixed radius.</w:t>
-      </w:r>
-      <w:r>
-        <w:t xml:space="preserve"> </w:t>
-      </w:r>
-      <w:r>
-        <w:t xml:space="preserve">DONE WHEN: ball orbits at requested R within ±5 mm RMS for one</w:t>
-      </w:r>
-      <w:r>
-        <w:t xml:space="preserve"> </w:t>
-      </w:r>
-      <w:r>
-        <w:t xml:space="preserve">full minute at T = 4 s.</w:t>
-      </w:r>
-    </w:p>
-    <w:p>
-      <w:pPr>
-        <w:numPr>
-          <w:ilvl w:val="0"/>
-          <w:numId w:val="1043"/>
-        </w:numPr>
-        <w:pStyle w:val="Compact"/>
-      </w:pPr>
-      <w:r>
-        <w:rPr>
-          <w:bCs/>
-          <w:b/>
-        </w:rPr>
-        <w:t xml:space="preserve">Demo 2: click-to-position.</w:t>
-      </w:r>
-      <w:r>
-        <w:t xml:space="preserve"> </w:t>
-      </w:r>
-      <w:r>
-        <w:t xml:space="preserve">DONE WHEN: click any 5 random points on the GUI; ball reaches</w:t>
-      </w:r>
-      <w:r>
-        <w:t xml:space="preserve"> </w:t>
-      </w:r>
-      <w:r>
-        <w:t xml:space="preserve">each within ±10 mm and holds for 5 s before next click.</w:t>
-      </w:r>
-    </w:p>
-    <w:p>
-      <w:pPr>
-        <w:numPr>
-          <w:ilvl w:val="0"/>
-          <w:numId w:val="1043"/>
-        </w:numPr>
-        <w:pStyle w:val="Compact"/>
-      </w:pPr>
-      <w:r>
-        <w:rPr>
-          <w:bCs/>
-          <w:b/>
-        </w:rPr>
-        <w:t xml:space="preserve">Demo 2: dead-zone enforcement.</w:t>
-      </w:r>
-      <w:r>
-        <w:t xml:space="preserve"> </w:t>
-      </w:r>
-      <w:r>
-        <w:t xml:space="preserve">DONE WHEN: clicks inside red zone are ignored; manually pushing</w:t>
-      </w:r>
-      <w:r>
-        <w:t xml:space="preserve"> </w:t>
-      </w:r>
-      <w:r>
-        <w:t xml:space="preserve">the ball into the dead-zone triggers the soft-repulsion controller</w:t>
-      </w:r>
-      <w:r>
-        <w:t xml:space="preserve"> </w:t>
-      </w:r>
-      <w:r>
-        <w:t xml:space="preserve">and the watchdog fault.</w:t>
-      </w:r>
-    </w:p>
-    <w:p>
-      <w:pPr>
-        <w:numPr>
-          <w:ilvl w:val="0"/>
-          <w:numId w:val="1043"/>
-        </w:numPr>
-        <w:pStyle w:val="Compact"/>
-      </w:pPr>
-      <w:r>
-        <w:rPr>
-          <w:bCs/>
-          <w:b/>
-        </w:rPr>
-        <w:t xml:space="preserve">Demo 3 (stretch): path follow, single-pass.</w:t>
-      </w:r>
-      <w:r>
-        <w:t xml:space="preserve"> </w:t>
-      </w:r>
-      <w:r>
-        <w:t xml:space="preserve">DONE WHEN: draw a 5-vertex polyline; ball reaches start then</w:t>
-      </w:r>
-      <w:r>
-        <w:t xml:space="preserve"> </w:t>
-      </w:r>
-      <w:r>
-        <w:t xml:space="preserve">follows path within ±15 mm RMS at 80 mm/s.</w:t>
-      </w:r>
-    </w:p>
-    <w:p>
-      <w:pPr>
-        <w:numPr>
-          <w:ilvl w:val="0"/>
-          <w:numId w:val="1043"/>
-        </w:numPr>
-        <w:pStyle w:val="Compact"/>
-      </w:pPr>
-      <w:r>
-        <w:rPr>
-          <w:bCs/>
-          <w:b/>
-        </w:rPr>
-        <w:t xml:space="preserve">Demo 3 (stretch): looped path.</w:t>
-      </w:r>
-      <w:r>
-        <w:t xml:space="preserve"> </w:t>
-      </w:r>
-      <w:r>
-        <w:t xml:space="preserve">DONE WHEN: same path with Loop checked; ball completes 3</w:t>
-      </w:r>
-      <w:r>
-        <w:t xml:space="preserve"> </w:t>
-      </w:r>
-      <w:r>
-        <w:t xml:space="preserve">consecutive laps without RMS error degrading &gt; 50 % from lap 1.</w:t>
-      </w:r>
-    </w:p>
-    <w:p>
-      <w:pPr>
-        <w:numPr>
-          <w:ilvl w:val="0"/>
-          <w:numId w:val="1043"/>
-        </w:numPr>
-        <w:pStyle w:val="Compact"/>
-      </w:pPr>
-      <w:r>
-        <w:rPr>
-          <w:bCs/>
-          <w:b/>
-        </w:rPr>
-        <w:t xml:space="preserve">Demo 3 (stretch): path safety.</w:t>
-      </w:r>
-      <w:r>
-        <w:t xml:space="preserve"> </w:t>
-      </w:r>
-      <w:r>
-        <w:t xml:space="preserve">DONE WHEN: paths drawn through the dead-zone are rejected at the</w:t>
-      </w:r>
-      <w:r>
-        <w:t xml:space="preserve"> </w:t>
-      </w:r>
-      <w:r>
-        <w:t xml:space="preserve">UI with a clear toast; paths drawn off-platform same.</w:t>
-      </w:r>
-    </w:p>
-    <w:p>
-      <w:pPr>
-        <w:numPr>
-          <w:ilvl w:val="0"/>
-          <w:numId w:val="1043"/>
-        </w:numPr>
-        <w:pStyle w:val="Compact"/>
-      </w:pPr>
-      <w:r>
-        <w:rPr>
-          <w:bCs/>
-          <w:b/>
-        </w:rPr>
-        <w:t xml:space="preserve">YOLO V1 training data captured and labeled.</w:t>
-      </w:r>
-      <w:r>
-        <w:t xml:space="preserve"> </w:t>
-      </w:r>
-      <w:r>
-        <w:t xml:space="preserve">DONE WHEN: 5–6 min of free-rolling-ball capture run via</w:t>
-      </w:r>
-      <w:r>
-        <w:t xml:space="preserve"> </w:t>
-      </w:r>
-      <w:r>
-        <w:rPr>
-          <w:rStyle w:val="VerbatimChar"/>
-        </w:rPr>
-        <w:t xml:space="preserve">capture_training_frames.py</w:t>
-      </w:r>
-      <w:r>
-        <w:t xml:space="preserve">; 600+ frames labeled (orange ball</w:t>
-      </w:r>
-      <w:r>
-        <w:t xml:space="preserve"> </w:t>
-      </w:r>
-      <w:r>
-        <w:t xml:space="preserve">bbox per frame); train/val split saved.</w:t>
-      </w:r>
-    </w:p>
-    <w:p>
-      <w:pPr>
-        <w:numPr>
-          <w:ilvl w:val="0"/>
-          <w:numId w:val="1043"/>
-        </w:numPr>
-        <w:pStyle w:val="Compact"/>
-      </w:pPr>
-      <w:r>
-        <w:rPr>
-          <w:bCs/>
-          <w:b/>
-        </w:rPr>
-        <w:t xml:space="preserve">YOLO V1 trained and deployed on the OAK.</w:t>
-      </w:r>
-      <w:r>
-        <w:t xml:space="preserve"> </w:t>
-      </w:r>
-      <w:r>
-        <w:t xml:space="preserve">DONE WHEN: V1 publishes to</w:t>
-      </w:r>
-      <w:r>
-        <w:t xml:space="preserve"> </w:t>
-      </w:r>
-      <w:r>
-        <w:rPr>
-          <w:rStyle w:val="VerbatimChar"/>
-        </w:rPr>
-        <w:t xml:space="preserve">/oak/ball/v1/*pixel</w:t>
-      </w:r>
-      <w:r>
-        <w:t xml:space="preserve"> </w:t>
-      </w:r>
-      <w:r>
-        <w:t xml:space="preserve">at ≥ 30 fps;</w:t>
-      </w:r>
-      <w:r>
-        <w:t xml:space="preserve"> </w:t>
-      </w:r>
-      <w:r>
-        <w:rPr>
-          <w:rStyle w:val="VerbatimChar"/>
-        </w:rPr>
-        <w:t xml:space="preserve">/oak/ball/diagnostic</w:t>
-      </w:r>
-      <w:r>
-        <w:t xml:space="preserve"> </w:t>
-      </w:r>
-      <w:r>
-        <w:t xml:space="preserve">shows median V0–V1 disagreement &lt; 5 px in</w:t>
-      </w:r>
-      <w:r>
-        <w:t xml:space="preserve"> </w:t>
-      </w:r>
-      <w:r>
-        <w:t xml:space="preserve">normal lighting.</w:t>
-      </w:r>
-    </w:p>
-    <w:p>
-      <w:pPr>
-        <w:numPr>
-          <w:ilvl w:val="0"/>
-          <w:numId w:val="1043"/>
-        </w:numPr>
-        <w:pStyle w:val="Compact"/>
-      </w:pPr>
-      <w:r>
-        <w:rPr>
-          <w:bCs/>
-          <w:b/>
-        </w:rPr>
-        <w:t xml:space="preserve">Per-demo plotter shipping.</w:t>
-      </w:r>
-      <w:r>
-        <w:t xml:space="preserve"> </w:t>
-      </w:r>
-      <w:r>
-        <w:t xml:space="preserve">DONE WHEN:</w:t>
-      </w:r>
-      <w:r>
-        <w:t xml:space="preserve"> </w:t>
-      </w:r>
-      <w:r>
-        <w:rPr>
-          <w:rStyle w:val="VerbatimChar"/>
-        </w:rPr>
-        <w:t xml:space="preserve">plot_demo_run.py --demo {1|2|3}</w:t>
-      </w:r>
-      <w:r>
-        <w:t xml:space="preserve"> </w:t>
-      </w:r>
-      <w:r>
-        <w:t xml:space="preserve">produces an HTML</w:t>
-      </w:r>
-      <w:r>
-        <w:t xml:space="preserve"> </w:t>
-      </w:r>
-      <w:r>
-        <w:t xml:space="preserve">index + per-panel PNGs from a real bag for each demo type.</w:t>
-      </w:r>
-      <w:r>
-        <w:t xml:space="preserve"> </w:t>
-      </w:r>
-      <w:r>
-        <w:t xml:space="preserve">Panels load in a browser with no missing data warnings.</w:t>
-      </w:r>
-    </w:p>
-    <w:p>
-      <w:pPr>
-        <w:numPr>
-          <w:ilvl w:val="0"/>
-          <w:numId w:val="1043"/>
-        </w:numPr>
-        <w:pStyle w:val="Compact"/>
-      </w:pPr>
-      <w:r>
-        <w:rPr>
-          <w:bCs/>
-          <w:b/>
-        </w:rPr>
-        <w:t xml:space="preserve">Off-platform abort + strobe.</w:t>
-      </w:r>
-      <w:r>
-        <w:t xml:space="preserve"> </w:t>
-      </w:r>
-      <w:r>
-        <w:t xml:space="preserve">DONE WHEN: rolling the ball off the platform edge triggers</w:t>
-      </w:r>
-      <w:r>
-        <w:t xml:space="preserve"> </w:t>
-      </w:r>
-      <w:r>
-        <w:t xml:space="preserve">LEVEL_HOLD within 200 ms, the GUI body background strobes red</w:t>
-      </w:r>
-      <w:r>
-        <w:t xml:space="preserve"> </w:t>
-      </w:r>
-      <w:r>
-        <w:t xml:space="preserve">for 3 s, and Start re-arm only succeeds after the ball is back</w:t>
-      </w:r>
-      <w:r>
-        <w:t xml:space="preserve"> </w:t>
-      </w:r>
-      <w:r>
-        <w:t xml:space="preserve">on-platform for 1 s.</w:t>
+        <w:t xml:space="preserve">comparison.csv</w:t>
+      </w:r>
+      <w:r>
+        <w:t xml:space="preserve"> </w:t>
+      </w:r>
+      <w:r>
+        <w:t xml:space="preserve">— one row per frame, columns for OAK truth</w:t>
+      </w:r>
+      <w:r>
+        <w:t xml:space="preserve"> </w:t>
+      </w:r>
+      <w:r>
+        <w:t xml:space="preserve">(x, y, z), each classical method (x, y, z), per-axis errors, and</w:t>
+      </w:r>
+      <w:r>
+        <w:t xml:space="preserve"> </w:t>
+      </w:r>
+      <w:r>
+        <w:t xml:space="preserve">the chosen-method tag. Easier for grading scripts, Excel</w:t>
+      </w:r>
+      <w:r>
+        <w:t xml:space="preserve"> </w:t>
+      </w:r>
+      <w:r>
+        <w:t xml:space="preserve">pivots, or feeding into another notebook.</w:t>
+      </w:r>
+    </w:p>
+    <w:p>
+      <w:pPr>
+        <w:pStyle w:val="FirstParagraph"/>
+      </w:pPr>
+      <w:r>
+        <w:t xml:space="preserve">Plus a</w:t>
+      </w:r>
+      <w:r>
+        <w:t xml:space="preserve"> </w:t>
+      </w:r>
+      <w:r>
+        <w:rPr>
+          <w:rStyle w:val="VerbatimChar"/>
+        </w:rPr>
+        <w:t xml:space="preserve">summary.json</w:t>
+      </w:r>
+      <w:r>
+        <w:t xml:space="preserve"> </w:t>
+      </w:r>
+      <w:r>
+        <w:t xml:space="preserve">with the rolled-up statistics (RMS errors,</w:t>
+      </w:r>
+      <w:r>
+        <w:t xml:space="preserve"> </w:t>
+      </w:r>
+      <w:r>
+        <w:t xml:space="preserve">settling-time medians, lap repeatability, latency p50/p95) for</w:t>
+      </w:r>
+      <w:r>
+        <w:t xml:space="preserve"> </w:t>
+      </w:r>
+      <w:r>
+        <w:t xml:space="preserve">machine consumption.</w:t>
+      </w:r>
+    </w:p>
+    <w:p>
+      <w:pPr>
+        <w:pStyle w:val="BodyText"/>
+      </w:pPr>
+      <w:r>
+        <w:t xml:space="preserve">Latency, fault, method-comparison, and detector-agreement panels</w:t>
+      </w:r>
+      <w:r>
+        <w:t xml:space="preserve"> </w:t>
+      </w:r>
+      <w:r>
+        <w:t xml:space="preserve">are common to all three demo types so the boilerplate is shared in</w:t>
+      </w:r>
+      <w:r>
+        <w:t xml:space="preserve"> </w:t>
+      </w:r>
+      <w:r>
+        <w:rPr>
+          <w:rStyle w:val="VerbatimChar"/>
+        </w:rPr>
+        <w:t xml:space="preserve">_common_panels.py</w:t>
+      </w:r>
+      <w:r>
+        <w:t xml:space="preserve">.</w:t>
       </w:r>
     </w:p>
     <w:p>
@@ -15151,17 +15266,885 @@
         </w:pict>
       </w:r>
     </w:p>
-    <w:bookmarkEnd w:id="79"/>
-    <w:bookmarkStart w:id="86" w:name="open-questions"/>
+    <w:bookmarkEnd w:id="81"/>
+    <w:bookmarkEnd w:id="82"/>
+    <w:bookmarkStart w:id="83" w:name="implementation-milestones"/>
     <w:p>
       <w:pPr>
         <w:pStyle w:val="Heading2"/>
       </w:pPr>
       <w:r>
+        <w:t xml:space="preserve">14. Implementation milestones</w:t>
+      </w:r>
+    </w:p>
+    <w:p>
+      <w:pPr>
+        <w:pStyle w:val="FirstParagraph"/>
+      </w:pPr>
+      <w:r>
+        <w:t xml:space="preserve">Each milestone has an explicit</w:t>
+      </w:r>
+      <w:r>
+        <w:t xml:space="preserve"> </w:t>
+      </w:r>
+      <w:r>
+        <w:t xml:space="preserve">“</w:t>
+      </w:r>
+      <w:r>
+        <w:t xml:space="preserve">DONE WHEN</w:t>
+      </w:r>
+      <w:r>
+        <w:t xml:space="preserve">”</w:t>
+      </w:r>
+      <w:r>
+        <w:t xml:space="preserve"> </w:t>
+      </w:r>
+      <w:r>
+        <w:t xml:space="preserve">gate, in the same style as</w:t>
+      </w:r>
+      <w:r>
+        <w:t xml:space="preserve"> </w:t>
+      </w:r>
+      <w:r>
+        <w:rPr>
+          <w:rStyle w:val="VerbatimChar"/>
+        </w:rPr>
+        <w:t xml:space="preserve">bringup_plan.md</w:t>
+      </w:r>
+      <w:r>
+        <w:t xml:space="preserve">.</w:t>
+      </w:r>
+    </w:p>
+    <w:p>
+      <w:pPr>
+        <w:numPr>
+          <w:ilvl w:val="0"/>
+          <w:numId w:val="1044"/>
+        </w:numPr>
+        <w:pStyle w:val="Compact"/>
+      </w:pPr>
+      <w:r>
+        <w:rPr>
+          <w:bCs/>
+          <w:b/>
+        </w:rPr>
+        <w:t xml:space="preserve">Print and stick the ArUco ring.</w:t>
+      </w:r>
+      <w:r>
+        <w:t xml:space="preserve"> </w:t>
+      </w:r>
+      <w:r>
+        <w:t xml:space="preserve">DONE WHEN: visual inspection confirms 8 markers at 120 mm radius,</w:t>
+      </w:r>
+      <w:r>
+        <w:t xml:space="preserve"> </w:t>
+      </w:r>
+      <w:r>
+        <w:t xml:space="preserve">matte sticker is flat (no bubbles), no glare under IR projector.</w:t>
+      </w:r>
+    </w:p>
+    <w:p>
+      <w:pPr>
+        <w:numPr>
+          <w:ilvl w:val="0"/>
+          <w:numId w:val="1044"/>
+        </w:numPr>
+        <w:pStyle w:val="Compact"/>
+      </w:pPr>
+      <w:r>
+        <w:rPr>
+          <w:bCs/>
+          <w:b/>
+        </w:rPr>
+        <w:t xml:space="preserve">OAK driver up.</w:t>
+      </w:r>
+      <w:r>
+        <w:t xml:space="preserve"> </w:t>
+      </w:r>
+      <w:r>
+        <w:t xml:space="preserve">DONE WHEN:</w:t>
+      </w:r>
+      <w:r>
+        <w:t xml:space="preserve"> </w:t>
+      </w:r>
+      <w:r>
+        <w:rPr>
+          <w:rStyle w:val="VerbatimChar"/>
+        </w:rPr>
+        <w:t xml:space="preserve">/oak/left/image_compressed</w:t>
+      </w:r>
+      <w:r>
+        <w:t xml:space="preserve"> </w:t>
+      </w:r>
+      <w:r>
+        <w:t xml:space="preserve">shows a stable image in</w:t>
+      </w:r>
+      <w:r>
+        <w:t xml:space="preserve"> </w:t>
+      </w:r>
+      <w:r>
+        <w:t xml:space="preserve">the GUI. Frame timestamps monotonic; drop rate &lt; 1 %.</w:t>
+      </w:r>
+    </w:p>
+    <w:p>
+      <w:pPr>
+        <w:numPr>
+          <w:ilvl w:val="0"/>
+          <w:numId w:val="1044"/>
+        </w:numPr>
+        <w:pStyle w:val="Compact"/>
+      </w:pPr>
+      <w:r>
+        <w:rPr>
+          <w:bCs/>
+          <w:b/>
+        </w:rPr>
+        <w:t xml:space="preserve">Calibration Stage A + B done; report generated.</w:t>
+      </w:r>
+      <w:r>
+        <w:t xml:space="preserve"> </w:t>
+      </w:r>
+      <w:r>
+        <w:t xml:space="preserve">DONE WHEN:</w:t>
+      </w:r>
+      <w:r>
+        <w:t xml:space="preserve"> </w:t>
+      </w:r>
+      <w:r>
+        <w:rPr>
+          <w:rStyle w:val="VerbatimChar"/>
+        </w:rPr>
+        <w:t xml:space="preserve">oak_intrinsics.yaml</w:t>
+      </w:r>
+      <w:r>
+        <w:t xml:space="preserve"> </w:t>
+      </w:r>
+      <w:r>
+        <w:t xml:space="preserve">written;</w:t>
+      </w:r>
+      <w:r>
+        <w:t xml:space="preserve"> </w:t>
+      </w:r>
+      <w:r>
+        <w:rPr>
+          <w:rStyle w:val="VerbatimChar"/>
+        </w:rPr>
+        <w:t xml:space="preserve">calibration_report.html</w:t>
+      </w:r>
+      <w:r>
+        <w:t xml:space="preserve"> </w:t>
+      </w:r>
+      <w:r>
+        <w:t xml:space="preserve">shows &lt; 0.3 px reprojection / &lt; 1 px epipolar; visual inspection of</w:t>
+      </w:r>
+      <w:r>
+        <w:t xml:space="preserve"> </w:t>
+      </w:r>
+      <w:r>
+        <w:t xml:space="preserve">rectified pairs shows aligned epipolar lines.</w:t>
+      </w:r>
+    </w:p>
+    <w:p>
+      <w:pPr>
+        <w:numPr>
+          <w:ilvl w:val="0"/>
+          <w:numId w:val="1044"/>
+        </w:numPr>
+        <w:pStyle w:val="Compact"/>
+      </w:pPr>
+      <w:r>
+        <w:rPr>
+          <w:bCs/>
+          <w:b/>
+        </w:rPr>
+        <w:t xml:space="preserve">Calibration Stage C done.</w:t>
+      </w:r>
+      <w:r>
+        <w:t xml:space="preserve"> </w:t>
+      </w:r>
+      <w:r>
+        <w:t xml:space="preserve">DONE WHEN:</w:t>
+      </w:r>
+      <w:r>
+        <w:t xml:space="preserve"> </w:t>
+      </w:r>
+      <w:r>
+        <w:rPr>
+          <w:rStyle w:val="VerbatimChar"/>
+        </w:rPr>
+        <w:t xml:space="preserve">oak_extrinsics.yaml</w:t>
+      </w:r>
+      <w:r>
+        <w:t xml:space="preserve"> </w:t>
+      </w:r>
+      <w:r>
+        <w:t xml:space="preserve">written; ArUco ring projects back</w:t>
+      </w:r>
+      <w:r>
+        <w:t xml:space="preserve"> </w:t>
+      </w:r>
+      <w:r>
+        <w:t xml:space="preserve">into the image at &lt; 2 px error. (This is repeated whenever the</w:t>
+      </w:r>
+      <w:r>
+        <w:t xml:space="preserve"> </w:t>
+      </w:r>
+      <w:r>
+        <w:t xml:space="preserve">camera arm moves.)</w:t>
+      </w:r>
+    </w:p>
+    <w:p>
+      <w:pPr>
+        <w:numPr>
+          <w:ilvl w:val="0"/>
+          <w:numId w:val="1044"/>
+        </w:numPr>
+        <w:pStyle w:val="Compact"/>
+      </w:pPr>
+      <w:r>
+        <w:rPr>
+          <w:rStyle w:val="VerbatimChar"/>
+          <w:bCs/>
+          <w:b/>
+        </w:rPr>
+        <w:t xml:space="preserve">/platform_pose</w:t>
+      </w:r>
+      <w:r>
+        <w:rPr>
+          <w:bCs/>
+          <w:b/>
+        </w:rPr>
+        <w:t xml:space="preserve"> </w:t>
+      </w:r>
+      <w:r>
+        <w:rPr>
+          <w:bCs/>
+          <w:b/>
+        </w:rPr>
+        <w:t xml:space="preserve">at ≥ 30 Hz.</w:t>
+      </w:r>
+      <w:r>
+        <w:t xml:space="preserve"> </w:t>
+      </w:r>
+      <w:r>
+        <w:t xml:space="preserve">DONE WHEN: tilt the plate by hand → roll/pitch from</w:t>
+      </w:r>
+      <w:r>
+        <w:t xml:space="preserve"> </w:t>
+      </w:r>
+      <w:r>
+        <w:rPr>
+          <w:rStyle w:val="VerbatimChar"/>
+        </w:rPr>
+        <w:t xml:space="preserve">/platform_pose</w:t>
+      </w:r>
+      <w:r>
+        <w:t xml:space="preserve"> </w:t>
+      </w:r>
+      <w:r>
+        <w:t xml:space="preserve">agrees with the IMU within 1° static.</w:t>
+      </w:r>
+    </w:p>
+    <w:p>
+      <w:pPr>
+        <w:numPr>
+          <w:ilvl w:val="0"/>
+          <w:numId w:val="1044"/>
+        </w:numPr>
+        <w:pStyle w:val="Compact"/>
+      </w:pPr>
+      <w:r>
+        <w:rPr>
+          <w:bCs/>
+          <w:b/>
+        </w:rPr>
+        <w:t xml:space="preserve">Ball pixel detection.</w:t>
+      </w:r>
+      <w:r>
+        <w:t xml:space="preserve"> </w:t>
+      </w:r>
+      <w:r>
+        <w:t xml:space="preserve">DONE WHEN: drop ball into frame;</w:t>
+      </w:r>
+      <w:r>
+        <w:t xml:space="preserve"> </w:t>
+      </w:r>
+      <w:r>
+        <w:rPr>
+          <w:rStyle w:val="VerbatimChar"/>
+        </w:rPr>
+        <w:t xml:space="preserve">/oak/ball/left_pixel</w:t>
+      </w:r>
+      <w:r>
+        <w:t xml:space="preserve"> </w:t>
+      </w:r>
+      <w:r>
+        <w:t xml:space="preserve">and</w:t>
+      </w:r>
+      <w:r>
+        <w:t xml:space="preserve"> </w:t>
+      </w:r>
+      <w:r>
+        <w:rPr>
+          <w:rStyle w:val="VerbatimChar"/>
+        </w:rPr>
+        <w:t xml:space="preserve">right_pixel</w:t>
+      </w:r>
+      <w:r>
+        <w:t xml:space="preserve"> </w:t>
+      </w:r>
+      <w:r>
+        <w:t xml:space="preserve">track it by eye; confidence &gt; 0.8 in normal light.</w:t>
+      </w:r>
+    </w:p>
+    <w:p>
+      <w:pPr>
+        <w:numPr>
+          <w:ilvl w:val="0"/>
+          <w:numId w:val="1044"/>
+        </w:numPr>
+        <w:pStyle w:val="Compact"/>
+      </w:pPr>
+      <w:r>
+        <w:rPr>
+          <w:rStyle w:val="VerbatimChar"/>
+          <w:bCs/>
+          <w:b/>
+        </w:rPr>
+        <w:t xml:space="preserve">/ball_xy_mono</w:t>
+      </w:r>
+      <w:r>
+        <w:rPr>
+          <w:bCs/>
+          <w:b/>
+        </w:rPr>
+        <w:t xml:space="preserve"> </w:t>
+      </w:r>
+      <w:r>
+        <w:rPr>
+          <w:bCs/>
+          <w:b/>
+        </w:rPr>
+        <w:t xml:space="preserve">in mm.</w:t>
+      </w:r>
+      <w:r>
+        <w:t xml:space="preserve"> </w:t>
+      </w:r>
+      <w:r>
+        <w:t xml:space="preserve">DONE WHEN: place the ball at known offsets from center; reported</w:t>
+      </w:r>
+      <w:r>
+        <w:t xml:space="preserve"> </w:t>
+      </w:r>
+      <w:r>
+        <w:t xml:space="preserve">value within 3 mm of ruler measurement at all four cardinal points</w:t>
+      </w:r>
+      <w:r>
+        <w:t xml:space="preserve"> </w:t>
+      </w:r>
+      <w:r>
+        <w:t xml:space="preserve">and at platform_radius − ball_radius.</w:t>
+      </w:r>
+    </w:p>
+    <w:p>
+      <w:pPr>
+        <w:numPr>
+          <w:ilvl w:val="0"/>
+          <w:numId w:val="1044"/>
+        </w:numPr>
+        <w:pStyle w:val="Compact"/>
+      </w:pPr>
+      <w:r>
+        <w:rPr>
+          <w:rStyle w:val="VerbatimChar"/>
+          <w:bCs/>
+          <w:b/>
+        </w:rPr>
+        <w:t xml:space="preserve">/ball_xy_stereo</w:t>
+      </w:r>
+      <w:r>
+        <w:rPr>
+          <w:bCs/>
+          <w:b/>
+        </w:rPr>
+        <w:t xml:space="preserve"> </w:t>
+      </w:r>
+      <w:r>
+        <w:rPr>
+          <w:bCs/>
+          <w:b/>
+        </w:rPr>
+        <w:t xml:space="preserve">agrees with mono.</w:t>
+      </w:r>
+      <w:r>
+        <w:t xml:space="preserve"> </w:t>
+      </w:r>
+      <w:r>
+        <w:t xml:space="preserve">DONE WHEN: max disagreement &lt; 5 mm across the platform.</w:t>
+      </w:r>
+    </w:p>
+    <w:p>
+      <w:pPr>
+        <w:numPr>
+          <w:ilvl w:val="0"/>
+          <w:numId w:val="1044"/>
+        </w:numPr>
+        <w:pStyle w:val="Compact"/>
+      </w:pPr>
+      <w:r>
+        <w:rPr>
+          <w:bCs/>
+          <w:b/>
+        </w:rPr>
+        <w:t xml:space="preserve">KF tracking.</w:t>
+      </w:r>
+      <w:r>
+        <w:t xml:space="preserve"> </w:t>
+      </w:r>
+      <w:r>
+        <w:t xml:space="preserve">DONE WHEN: roll the ball by hand;</w:t>
+      </w:r>
+      <w:r>
+        <w:t xml:space="preserve"> </w:t>
+      </w:r>
+      <w:r>
+        <w:rPr>
+          <w:rStyle w:val="VerbatimChar"/>
+        </w:rPr>
+        <w:t xml:space="preserve">/ball_state</w:t>
+      </w:r>
+      <w:r>
+        <w:t xml:space="preserve"> </w:t>
+      </w:r>
+      <w:r>
+        <w:t xml:space="preserve">velocity matches</w:t>
+      </w:r>
+      <w:r>
+        <w:t xml:space="preserve"> </w:t>
+      </w:r>
+      <w:r>
+        <w:t xml:space="preserve">the visible motion direction and magnitude (eyeball test); NIS</w:t>
+      </w:r>
+      <w:r>
+        <w:t xml:space="preserve"> </w:t>
+      </w:r>
+      <w:r>
+        <w:t xml:space="preserve">between 0.5 and 5 most of the time.</w:t>
+      </w:r>
+    </w:p>
+    <w:p>
+      <w:pPr>
+        <w:numPr>
+          <w:ilvl w:val="0"/>
+          <w:numId w:val="1044"/>
+        </w:numPr>
+        <w:pStyle w:val="Compact"/>
+      </w:pPr>
+      <w:r>
+        <w:rPr>
+          <w:bCs/>
+          <w:b/>
+        </w:rPr>
+        <w:t xml:space="preserve">Closed-loop ball-centering (sanity).</w:t>
+      </w:r>
+      <w:r>
+        <w:t xml:space="preserve"> </w:t>
+      </w:r>
+      <w:r>
+        <w:t xml:space="preserve">DONE WHEN: drop ball off-center, platform tilts to push it toward</w:t>
+      </w:r>
+      <w:r>
+        <w:t xml:space="preserve"> </w:t>
+      </w:r>
+      <w:r>
+        <w:t xml:space="preserve">center; settles within ±10 mm of center inside 10 s. PID tuning</w:t>
+      </w:r>
+      <w:r>
+        <w:t xml:space="preserve"> </w:t>
+      </w:r>
+      <w:r>
+        <w:t xml:space="preserve">starts here.</w:t>
+      </w:r>
+    </w:p>
+    <w:p>
+      <w:pPr>
+        <w:numPr>
+          <w:ilvl w:val="0"/>
+          <w:numId w:val="1044"/>
+        </w:numPr>
+        <w:pStyle w:val="Compact"/>
+      </w:pPr>
+      <w:r>
+        <w:rPr>
+          <w:bCs/>
+          <w:b/>
+        </w:rPr>
+        <w:t xml:space="preserve">Demo 1: orbit at fixed radius.</w:t>
+      </w:r>
+      <w:r>
+        <w:t xml:space="preserve"> </w:t>
+      </w:r>
+      <w:r>
+        <w:t xml:space="preserve">DONE WHEN: ball orbits at requested R within ±5 mm RMS for one</w:t>
+      </w:r>
+      <w:r>
+        <w:t xml:space="preserve"> </w:t>
+      </w:r>
+      <w:r>
+        <w:t xml:space="preserve">full minute at T = 4 s.</w:t>
+      </w:r>
+    </w:p>
+    <w:p>
+      <w:pPr>
+        <w:numPr>
+          <w:ilvl w:val="0"/>
+          <w:numId w:val="1044"/>
+        </w:numPr>
+        <w:pStyle w:val="Compact"/>
+      </w:pPr>
+      <w:r>
+        <w:rPr>
+          <w:bCs/>
+          <w:b/>
+        </w:rPr>
+        <w:t xml:space="preserve">Demo 2: click-to-position.</w:t>
+      </w:r>
+      <w:r>
+        <w:t xml:space="preserve"> </w:t>
+      </w:r>
+      <w:r>
+        <w:t xml:space="preserve">DONE WHEN: click any 5 random points on the GUI; ball reaches</w:t>
+      </w:r>
+      <w:r>
+        <w:t xml:space="preserve"> </w:t>
+      </w:r>
+      <w:r>
+        <w:t xml:space="preserve">each within ±10 mm and holds for 5 s before next click.</w:t>
+      </w:r>
+    </w:p>
+    <w:p>
+      <w:pPr>
+        <w:numPr>
+          <w:ilvl w:val="0"/>
+          <w:numId w:val="1044"/>
+        </w:numPr>
+        <w:pStyle w:val="Compact"/>
+      </w:pPr>
+      <w:r>
+        <w:rPr>
+          <w:bCs/>
+          <w:b/>
+        </w:rPr>
+        <w:t xml:space="preserve">Demo 2: dead-zone enforcement.</w:t>
+      </w:r>
+      <w:r>
+        <w:t xml:space="preserve"> </w:t>
+      </w:r>
+      <w:r>
+        <w:t xml:space="preserve">DONE WHEN: clicks inside red zone are ignored; manually pushing</w:t>
+      </w:r>
+      <w:r>
+        <w:t xml:space="preserve"> </w:t>
+      </w:r>
+      <w:r>
+        <w:t xml:space="preserve">the ball into the dead-zone triggers the soft-repulsion controller</w:t>
+      </w:r>
+      <w:r>
+        <w:t xml:space="preserve"> </w:t>
+      </w:r>
+      <w:r>
+        <w:t xml:space="preserve">and the watchdog fault.</w:t>
+      </w:r>
+    </w:p>
+    <w:p>
+      <w:pPr>
+        <w:numPr>
+          <w:ilvl w:val="0"/>
+          <w:numId w:val="1044"/>
+        </w:numPr>
+        <w:pStyle w:val="Compact"/>
+      </w:pPr>
+      <w:r>
+        <w:rPr>
+          <w:bCs/>
+          <w:b/>
+        </w:rPr>
+        <w:t xml:space="preserve">Demo 3 (stretch): path follow, single-pass.</w:t>
+      </w:r>
+      <w:r>
+        <w:t xml:space="preserve"> </w:t>
+      </w:r>
+      <w:r>
+        <w:t xml:space="preserve">DONE WHEN: draw a 5-vertex polyline; ball reaches start then</w:t>
+      </w:r>
+      <w:r>
+        <w:t xml:space="preserve"> </w:t>
+      </w:r>
+      <w:r>
+        <w:t xml:space="preserve">follows path within ±15 mm RMS at 80 mm/s.</w:t>
+      </w:r>
+    </w:p>
+    <w:p>
+      <w:pPr>
+        <w:numPr>
+          <w:ilvl w:val="0"/>
+          <w:numId w:val="1044"/>
+        </w:numPr>
+        <w:pStyle w:val="Compact"/>
+      </w:pPr>
+      <w:r>
+        <w:rPr>
+          <w:bCs/>
+          <w:b/>
+        </w:rPr>
+        <w:t xml:space="preserve">Demo 3 (stretch): looped path.</w:t>
+      </w:r>
+      <w:r>
+        <w:t xml:space="preserve"> </w:t>
+      </w:r>
+      <w:r>
+        <w:t xml:space="preserve">DONE WHEN: same path with Loop checked; ball completes 3</w:t>
+      </w:r>
+      <w:r>
+        <w:t xml:space="preserve"> </w:t>
+      </w:r>
+      <w:r>
+        <w:t xml:space="preserve">consecutive laps without RMS error degrading &gt; 50 % from lap 1.</w:t>
+      </w:r>
+    </w:p>
+    <w:p>
+      <w:pPr>
+        <w:numPr>
+          <w:ilvl w:val="0"/>
+          <w:numId w:val="1044"/>
+        </w:numPr>
+        <w:pStyle w:val="Compact"/>
+      </w:pPr>
+      <w:r>
+        <w:rPr>
+          <w:bCs/>
+          <w:b/>
+        </w:rPr>
+        <w:t xml:space="preserve">Demo 3 (stretch): path safety.</w:t>
+      </w:r>
+      <w:r>
+        <w:t xml:space="preserve"> </w:t>
+      </w:r>
+      <w:r>
+        <w:t xml:space="preserve">DONE WHEN: paths drawn through the dead-zone are rejected at the</w:t>
+      </w:r>
+      <w:r>
+        <w:t xml:space="preserve"> </w:t>
+      </w:r>
+      <w:r>
+        <w:t xml:space="preserve">UI with a clear toast; paths drawn off-platform same.</w:t>
+      </w:r>
+    </w:p>
+    <w:p>
+      <w:pPr>
+        <w:numPr>
+          <w:ilvl w:val="0"/>
+          <w:numId w:val="1044"/>
+        </w:numPr>
+        <w:pStyle w:val="Compact"/>
+      </w:pPr>
+      <w:r>
+        <w:rPr>
+          <w:bCs/>
+          <w:b/>
+        </w:rPr>
+        <w:t xml:space="preserve">YOLO V1 training data captured and labeled.</w:t>
+      </w:r>
+      <w:r>
+        <w:t xml:space="preserve"> </w:t>
+      </w:r>
+      <w:r>
+        <w:t xml:space="preserve">DONE WHEN: 5–6 min of free-rolling-ball capture run via</w:t>
+      </w:r>
+      <w:r>
+        <w:t xml:space="preserve"> </w:t>
+      </w:r>
+      <w:r>
+        <w:rPr>
+          <w:rStyle w:val="VerbatimChar"/>
+        </w:rPr>
+        <w:t xml:space="preserve">capture_training_frames.py</w:t>
+      </w:r>
+      <w:r>
+        <w:t xml:space="preserve">; 600+ frames labeled (orange ball</w:t>
+      </w:r>
+      <w:r>
+        <w:t xml:space="preserve"> </w:t>
+      </w:r>
+      <w:r>
+        <w:t xml:space="preserve">bbox per frame); train/val split saved.</w:t>
+      </w:r>
+    </w:p>
+    <w:p>
+      <w:pPr>
+        <w:numPr>
+          <w:ilvl w:val="0"/>
+          <w:numId w:val="1044"/>
+        </w:numPr>
+        <w:pStyle w:val="Compact"/>
+      </w:pPr>
+      <w:r>
+        <w:rPr>
+          <w:bCs/>
+          <w:b/>
+        </w:rPr>
+        <w:t xml:space="preserve">YOLO V1 trained and deployed on the OAK.</w:t>
+      </w:r>
+      <w:r>
+        <w:t xml:space="preserve"> </w:t>
+      </w:r>
+      <w:r>
+        <w:t xml:space="preserve">DONE WHEN: V1 publishes to</w:t>
+      </w:r>
+      <w:r>
+        <w:t xml:space="preserve"> </w:t>
+      </w:r>
+      <w:r>
+        <w:rPr>
+          <w:rStyle w:val="VerbatimChar"/>
+        </w:rPr>
+        <w:t xml:space="preserve">/oak/ball/v1/*pixel</w:t>
+      </w:r>
+      <w:r>
+        <w:t xml:space="preserve"> </w:t>
+      </w:r>
+      <w:r>
+        <w:t xml:space="preserve">at ≥ 30 fps;</w:t>
+      </w:r>
+      <w:r>
+        <w:t xml:space="preserve"> </w:t>
+      </w:r>
+      <w:r>
+        <w:rPr>
+          <w:rStyle w:val="VerbatimChar"/>
+        </w:rPr>
+        <w:t xml:space="preserve">/oak/ball/diagnostic</w:t>
+      </w:r>
+      <w:r>
+        <w:t xml:space="preserve"> </w:t>
+      </w:r>
+      <w:r>
+        <w:t xml:space="preserve">shows median V0–V1 disagreement &lt; 5 px in</w:t>
+      </w:r>
+      <w:r>
+        <w:t xml:space="preserve"> </w:t>
+      </w:r>
+      <w:r>
+        <w:t xml:space="preserve">normal lighting.</w:t>
+      </w:r>
+    </w:p>
+    <w:p>
+      <w:pPr>
+        <w:numPr>
+          <w:ilvl w:val="0"/>
+          <w:numId w:val="1044"/>
+        </w:numPr>
+        <w:pStyle w:val="Compact"/>
+      </w:pPr>
+      <w:r>
+        <w:rPr>
+          <w:bCs/>
+          <w:b/>
+        </w:rPr>
+        <w:t xml:space="preserve">Per-demo plotter shipping.</w:t>
+      </w:r>
+      <w:r>
+        <w:t xml:space="preserve"> </w:t>
+      </w:r>
+      <w:r>
+        <w:t xml:space="preserve">DONE WHEN:</w:t>
+      </w:r>
+      <w:r>
+        <w:t xml:space="preserve"> </w:t>
+      </w:r>
+      <w:r>
+        <w:rPr>
+          <w:rStyle w:val="VerbatimChar"/>
+        </w:rPr>
+        <w:t xml:space="preserve">plot_demo_run.py --demo {1|2|3}</w:t>
+      </w:r>
+      <w:r>
+        <w:t xml:space="preserve"> </w:t>
+      </w:r>
+      <w:r>
+        <w:t xml:space="preserve">produces an HTML</w:t>
+      </w:r>
+      <w:r>
+        <w:t xml:space="preserve"> </w:t>
+      </w:r>
+      <w:r>
+        <w:t xml:space="preserve">index + per-panel PNGs from a real bag for each demo type.</w:t>
+      </w:r>
+      <w:r>
+        <w:t xml:space="preserve"> </w:t>
+      </w:r>
+      <w:r>
+        <w:t xml:space="preserve">Panels load in a browser with no missing data warnings.</w:t>
+      </w:r>
+    </w:p>
+    <w:p>
+      <w:pPr>
+        <w:numPr>
+          <w:ilvl w:val="0"/>
+          <w:numId w:val="1044"/>
+        </w:numPr>
+        <w:pStyle w:val="Compact"/>
+      </w:pPr>
+      <w:r>
+        <w:rPr>
+          <w:bCs/>
+          <w:b/>
+        </w:rPr>
+        <w:t xml:space="preserve">Off-platform abort + strobe.</w:t>
+      </w:r>
+      <w:r>
+        <w:t xml:space="preserve"> </w:t>
+      </w:r>
+      <w:r>
+        <w:t xml:space="preserve">DONE WHEN: rolling the ball off the platform edge triggers</w:t>
+      </w:r>
+      <w:r>
+        <w:t xml:space="preserve"> </w:t>
+      </w:r>
+      <w:r>
+        <w:t xml:space="preserve">LEVEL_HOLD within 200 ms, the GUI body background strobes red</w:t>
+      </w:r>
+      <w:r>
+        <w:t xml:space="preserve"> </w:t>
+      </w:r>
+      <w:r>
+        <w:t xml:space="preserve">for 3 s, and Start re-arm only succeeds after the ball is back</w:t>
+      </w:r>
+      <w:r>
+        <w:t xml:space="preserve"> </w:t>
+      </w:r>
+      <w:r>
+        <w:t xml:space="preserve">on-platform for 1 s.</w:t>
+      </w:r>
+    </w:p>
+    <w:p>
+      <w:r>
+        <w:pict>
+          <v:rect style="width:0;height:1.5pt" o:hralign="center" o:hrstd="t" o:hr="t"/>
+        </w:pict>
+      </w:r>
+    </w:p>
+    <w:bookmarkEnd w:id="83"/>
+    <w:bookmarkStart w:id="91" w:name="open-questions"/>
+    <w:p>
+      <w:pPr>
+        <w:pStyle w:val="Heading2"/>
+      </w:pPr>
+      <w:r>
         <w:t xml:space="preserve">15. Open questions</w:t>
       </w:r>
     </w:p>
-    <w:bookmarkStart w:id="80" w:name="resolved-2026-04-25"/>
+    <w:bookmarkStart w:id="84" w:name="resolved-2026-04-25"/>
     <w:p>
       <w:pPr>
         <w:pStyle w:val="Heading3"/>
@@ -16002,8 +16985,8 @@
         <w:t xml:space="preserve">Q23 | Strobe-red trigger scope | Off-platform watchdog only. In-bounds disturbance recovery is silent. Strobe is body-background-only — never overlays panels or controls. |</w:t>
       </w:r>
     </w:p>
-    <w:bookmarkEnd w:id="80"/>
-    <w:bookmarkStart w:id="81" w:name="resolved-in-v5-2026-04-26"/>
+    <w:bookmarkEnd w:id="84"/>
+    <w:bookmarkStart w:id="85" w:name="resolved-in-v5-2026-04-26"/>
     <w:p>
       <w:pPr>
         <w:pStyle w:val="Heading3"/>
@@ -16395,8 +17378,8 @@
         </w:tc>
       </w:tr>
     </w:tbl>
-    <w:bookmarkEnd w:id="81"/>
-    <w:bookmarkStart w:id="82" w:name="resolved-in-v6-2026-04-26"/>
+    <w:bookmarkEnd w:id="85"/>
+    <w:bookmarkStart w:id="86" w:name="resolved-in-v6-2026-04-26"/>
     <w:p>
       <w:pPr>
         <w:pStyle w:val="Heading3"/>
@@ -16748,8 +17731,8 @@
         </w:tc>
       </w:tr>
     </w:tbl>
-    <w:bookmarkEnd w:id="82"/>
-    <w:bookmarkStart w:id="83" w:name="resolved-in-v7-2026-04-26"/>
+    <w:bookmarkEnd w:id="86"/>
+    <w:bookmarkStart w:id="87" w:name="resolved-in-v7-2026-04-26"/>
     <w:p>
       <w:pPr>
         <w:pStyle w:val="Heading3"/>
@@ -16928,8 +17911,8 @@
         </w:tc>
       </w:tr>
     </w:tbl>
-    <w:bookmarkEnd w:id="83"/>
-    <w:bookmarkStart w:id="84" w:name="resolved-in-v8-2026-04-26"/>
+    <w:bookmarkEnd w:id="87"/>
+    <w:bookmarkStart w:id="88" w:name="resolved-in-v8-2026-04-26"/>
     <w:p>
       <w:pPr>
         <w:pStyle w:val="Heading3"/>
@@ -17089,7 +18072,7 @@
               <w:t xml:space="preserve"> </w:t>
             </w:r>
             <w:r>
-              <w:t xml:space="preserve">on /control_cmd. GUI will expose this as a per-demo checkbox once the index.html work lands.</w:t>
+              <w:t xml:space="preserve">on /control_cmd. GUI exposes this as a per-demo checkbox in v8.1.</w:t>
             </w:r>
           </w:p>
         </w:tc>
@@ -17280,13 +18263,191 @@
         </w:tc>
       </w:tr>
     </w:tbl>
-    <w:bookmarkEnd w:id="84"/>
-    <w:bookmarkStart w:id="85" w:name="still-open"/>
+    <w:bookmarkEnd w:id="88"/>
+    <w:bookmarkStart w:id="89" w:name="resolved-in-v9-2026-04-26"/>
     <w:p>
       <w:pPr>
         <w:pStyle w:val="Heading3"/>
       </w:pPr>
       <w:r>
+        <w:t xml:space="preserve">Resolved in v9 (2026-04-26)</w:t>
+      </w:r>
+    </w:p>
+    <w:tbl>
+      <w:tblPr>
+        <w:tblStyle w:val="Table"/>
+        <w:tblW w:type="pct" w:w="5000"/>
+        <w:tblLook w:firstRow="1" w:lastRow="0" w:firstColumn="0" w:lastColumn="0" w:noHBand="0" w:noVBand="0" w:val="0020"/>
+        <w:jc w:val="start"/>
+      </w:tblPr>
+      <w:tblGrid>
+        <w:gridCol w:w="2640"/>
+        <w:gridCol w:w="2640"/>
+        <w:gridCol w:w="2640"/>
+      </w:tblGrid>
+      <w:tr>
+        <w:trPr>
+          <w:tblHeader w:val="true"/>
+        </w:trPr>
+        <w:tc>
+          <w:tcPr/>
+          <w:p>
+            <w:pPr>
+              <w:pStyle w:val="Compact"/>
+              <w:jc w:val="left"/>
+            </w:pPr>
+            <w:r>
+              <w:t xml:space="preserve">#</w:t>
+            </w:r>
+          </w:p>
+        </w:tc>
+        <w:tc>
+          <w:tcPr/>
+          <w:p>
+            <w:pPr>
+              <w:pStyle w:val="Compact"/>
+              <w:jc w:val="left"/>
+            </w:pPr>
+            <w:r>
+              <w:t xml:space="preserve">Question</w:t>
+            </w:r>
+          </w:p>
+        </w:tc>
+        <w:tc>
+          <w:tcPr/>
+          <w:p>
+            <w:pPr>
+              <w:pStyle w:val="Compact"/>
+              <w:jc w:val="left"/>
+            </w:pPr>
+            <w:r>
+              <w:t xml:space="preserve">Decision</w:t>
+            </w:r>
+          </w:p>
+        </w:tc>
+      </w:tr>
+      <w:tr>
+        <w:tc>
+          <w:tcPr/>
+          <w:p>
+            <w:pPr>
+              <w:pStyle w:val="Compact"/>
+              <w:jc w:val="left"/>
+            </w:pPr>
+            <w:r>
+              <w:t xml:space="preserve">Q44</w:t>
+            </w:r>
+          </w:p>
+        </w:tc>
+        <w:tc>
+          <w:tcPr/>
+          <w:p>
+            <w:pPr>
+              <w:pStyle w:val="Compact"/>
+              <w:jc w:val="left"/>
+            </w:pPr>
+            <w:r>
+              <w:t xml:space="preserve">3D viewer trail coordinate frame</w:t>
+            </w:r>
+          </w:p>
+        </w:tc>
+        <w:tc>
+          <w:tcPr/>
+          <w:p>
+            <w:pPr>
+              <w:pStyle w:val="Compact"/>
+              <w:jc w:val="left"/>
+            </w:pPr>
+            <w:r>
+              <w:t xml:space="preserve">User-toggle: plate-parented (default, trail painted on disc and tilts with it) vs world-frame (trail stays where ball physically was in space). Both rendered from the same /ball_state samples.</w:t>
+            </w:r>
+          </w:p>
+        </w:tc>
+      </w:tr>
+      <w:tr>
+        <w:tc>
+          <w:tcPr/>
+          <w:p>
+            <w:pPr>
+              <w:pStyle w:val="Compact"/>
+              <w:jc w:val="left"/>
+            </w:pPr>
+            <w:r>
+              <w:t xml:space="preserve">Q45</w:t>
+            </w:r>
+          </w:p>
+        </w:tc>
+        <w:tc>
+          <w:tcPr/>
+          <w:p>
+            <w:pPr>
+              <w:pStyle w:val="Compact"/>
+              <w:jc w:val="left"/>
+            </w:pPr>
+            <w:r>
+              <w:t xml:space="preserve">3D viewer scope (now vs later)</w:t>
+            </w:r>
+          </w:p>
+        </w:tc>
+        <w:tc>
+          <w:tcPr/>
+          <w:p>
+            <w:pPr>
+              <w:pStyle w:val="Compact"/>
+              <w:jc w:val="left"/>
+            </w:pPr>
+            <w:r>
+              <w:t xml:space="preserve">Scaffolded only in v8.1: collapsible panel with placeholder canvas + the trail-frame toggle visible-but-disabled. Full Three.js implementation deferred to post-deployment iteration (§16 step 13–14).</w:t>
+            </w:r>
+          </w:p>
+        </w:tc>
+      </w:tr>
+      <w:tr>
+        <w:tc>
+          <w:tcPr/>
+          <w:p>
+            <w:pPr>
+              <w:pStyle w:val="Compact"/>
+              <w:jc w:val="left"/>
+            </w:pPr>
+            <w:r>
+              <w:t xml:space="preserve">Q46</w:t>
+            </w:r>
+          </w:p>
+        </w:tc>
+        <w:tc>
+          <w:tcPr/>
+          <w:p>
+            <w:pPr>
+              <w:pStyle w:val="Compact"/>
+              <w:jc w:val="left"/>
+            </w:pPr>
+            <w:r>
+              <w:t xml:space="preserve">Iteration order after first hardware test</w:t>
+            </w:r>
+          </w:p>
+        </w:tc>
+        <w:tc>
+          <w:tcPr/>
+          <w:p>
+            <w:pPr>
+              <w:pStyle w:val="Compact"/>
+              <w:jc w:val="left"/>
+            </w:pPr>
+            <w:r>
+              <w:t xml:space="preserve">Locked in §16. The 14-step ladder is gated by physical observation; don’t advance past a step until its DONE-WHEN condition (§14) is green.</w:t>
+            </w:r>
+          </w:p>
+        </w:tc>
+      </w:tr>
+    </w:tbl>
+    <w:bookmarkEnd w:id="89"/>
+    <w:bookmarkStart w:id="90" w:name="still-open"/>
+    <w:p>
+      <w:pPr>
+        <w:pStyle w:val="Heading3"/>
+      </w:pPr>
+      <w:r>
         <w:t xml:space="preserve">Still open</w:t>
       </w:r>
     </w:p>
@@ -17295,7 +18456,7 @@
         <w:pStyle w:val="FirstParagraph"/>
       </w:pPr>
       <w:r>
-        <w:t xml:space="preserve">None — spec locked at v8 (2026-04-26).</w:t>
+        <w:t xml:space="preserve">None — spec locked at v9 (2026-04-26).</w:t>
       </w:r>
     </w:p>
     <w:p>
@@ -17305,291 +18466,1512 @@
         </w:pict>
       </w:r>
     </w:p>
-    <w:bookmarkEnd w:id="85"/>
-    <w:bookmarkEnd w:id="86"/>
-    <w:bookmarkStart w:id="87" w:name="references"/>
+    <w:bookmarkEnd w:id="90"/>
+    <w:bookmarkEnd w:id="91"/>
+    <w:bookmarkStart w:id="93" w:name="post-deployment-iteration-plan"/>
     <w:p>
       <w:pPr>
         <w:pStyle w:val="Heading2"/>
       </w:pPr>
       <w:r>
-        <w:t xml:space="preserve">16. References</w:t>
+        <w:t xml:space="preserve">16. Post-deployment iteration plan</w:t>
+      </w:r>
+    </w:p>
+    <w:p>
+      <w:pPr>
+        <w:pStyle w:val="FirstParagraph"/>
+      </w:pPr>
+      <w:r>
+        <w:t xml:space="preserve">Once v9 (with the v8.1 GUI scaffold) is on the Pi and a Stage-C</w:t>
+      </w:r>
+      <w:r>
+        <w:t xml:space="preserve"> </w:t>
+      </w:r>
+      <w:r>
+        <w:t xml:space="preserve">calibration has succeeded, the demo flow can be exercised</w:t>
+      </w:r>
+      <w:r>
+        <w:t xml:space="preserve"> </w:t>
+      </w:r>
+      <w:r>
+        <w:t xml:space="preserve">end-to-end against real hardware. From there, implementation work</w:t>
+      </w:r>
+      <w:r>
+        <w:t xml:space="preserve"> </w:t>
+      </w:r>
+      <w:r>
+        <w:t xml:space="preserve">proceeds in this order,</w:t>
+      </w:r>
+      <w:r>
+        <w:t xml:space="preserve"> </w:t>
+      </w:r>
+      <w:r>
+        <w:rPr>
+          <w:bCs/>
+          <w:b/>
+        </w:rPr>
+        <w:t xml:space="preserve">one piece at a time, gated by physical</w:t>
+      </w:r>
+      <w:r>
+        <w:rPr>
+          <w:bCs/>
+          <w:b/>
+        </w:rPr>
+        <w:t xml:space="preserve"> </w:t>
+      </w:r>
+      <w:r>
+        <w:rPr>
+          <w:bCs/>
+          <w:b/>
+        </w:rPr>
+        <w:t xml:space="preserve">observation</w:t>
+      </w:r>
+      <w:r>
+        <w:t xml:space="preserve">. Don’t advance past a step until its corresponding</w:t>
+      </w:r>
+      <w:r>
+        <w:t xml:space="preserve"> </w:t>
+      </w:r>
+      <w:r>
+        <w:t xml:space="preserve">DONE-WHEN gate in §14 is green.</w:t>
+      </w:r>
+    </w:p>
+    <w:tbl>
+      <w:tblPr>
+        <w:tblStyle w:val="Table"/>
+        <w:tblW w:type="pct" w:w="5000"/>
+        <w:tblLook w:firstRow="1" w:lastRow="0" w:firstColumn="0" w:lastColumn="0" w:noHBand="0" w:noVBand="0" w:val="0020"/>
+        <w:jc w:val="start"/>
+      </w:tblPr>
+      <w:tblGrid>
+        <w:gridCol w:w="1980"/>
+        <w:gridCol w:w="1980"/>
+        <w:gridCol w:w="1980"/>
+        <w:gridCol w:w="1980"/>
+      </w:tblGrid>
+      <w:tr>
+        <w:trPr>
+          <w:tblHeader w:val="true"/>
+        </w:trPr>
+        <w:tc>
+          <w:tcPr/>
+          <w:p>
+            <w:pPr>
+              <w:pStyle w:val="Compact"/>
+              <w:jc w:val="left"/>
+            </w:pPr>
+            <w:r>
+              <w:t xml:space="preserve">#</w:t>
+            </w:r>
+          </w:p>
+        </w:tc>
+        <w:tc>
+          <w:tcPr/>
+          <w:p>
+            <w:pPr>
+              <w:pStyle w:val="Compact"/>
+              <w:jc w:val="left"/>
+            </w:pPr>
+            <w:r>
+              <w:t xml:space="preserve">Step</w:t>
+            </w:r>
+          </w:p>
+        </w:tc>
+        <w:tc>
+          <w:tcPr/>
+          <w:p>
+            <w:pPr>
+              <w:pStyle w:val="Compact"/>
+              <w:jc w:val="left"/>
+            </w:pPr>
+            <w:r>
+              <w:t xml:space="preserve">What to flesh out</w:t>
+            </w:r>
+          </w:p>
+        </w:tc>
+        <w:tc>
+          <w:tcPr/>
+          <w:p>
+            <w:pPr>
+              <w:pStyle w:val="Compact"/>
+              <w:jc w:val="left"/>
+            </w:pPr>
+            <w:r>
+              <w:t xml:space="preserve">DONE-WHEN gate (§14)</w:t>
+            </w:r>
+          </w:p>
+        </w:tc>
+      </w:tr>
+      <w:tr>
+        <w:tc>
+          <w:tcPr/>
+          <w:p>
+            <w:pPr>
+              <w:pStyle w:val="Compact"/>
+              <w:jc w:val="left"/>
+            </w:pPr>
+            <w:r>
+              <w:t xml:space="preserve">1</w:t>
+            </w:r>
+          </w:p>
+        </w:tc>
+        <w:tc>
+          <w:tcPr/>
+          <w:p>
+            <w:pPr>
+              <w:pStyle w:val="Compact"/>
+              <w:jc w:val="left"/>
+            </w:pPr>
+            <w:r>
+              <w:rPr>
+                <w:bCs/>
+                <w:b/>
+              </w:rPr>
+              <w:t xml:space="preserve">Smoke test</w:t>
+            </w:r>
+          </w:p>
+        </w:tc>
+        <w:tc>
+          <w:tcPr/>
+          <w:p>
+            <w:pPr>
+              <w:pStyle w:val="Compact"/>
+              <w:jc w:val="left"/>
+            </w:pPr>
+            <w:r>
+              <w:t xml:space="preserve">Full stack auto-launches; GUI loads; live RGB feed shows up; ArUco markers detected at 8/8 with platform leveled.</w:t>
+            </w:r>
+          </w:p>
+        </w:tc>
+        <w:tc>
+          <w:tcPr/>
+          <w:p>
+            <w:pPr>
+              <w:pStyle w:val="Compact"/>
+              <w:jc w:val="left"/>
+            </w:pPr>
+            <w:r>
+              <w:t xml:space="preserve">Milestones 1, 2</w:t>
+            </w:r>
+          </w:p>
+        </w:tc>
+      </w:tr>
+      <w:tr>
+        <w:tc>
+          <w:tcPr/>
+          <w:p>
+            <w:pPr>
+              <w:pStyle w:val="Compact"/>
+              <w:jc w:val="left"/>
+            </w:pPr>
+            <w:r>
+              <w:t xml:space="preserve">2</w:t>
+            </w:r>
+          </w:p>
+        </w:tc>
+        <w:tc>
+          <w:tcPr/>
+          <w:p>
+            <w:pPr>
+              <w:pStyle w:val="Compact"/>
+              <w:jc w:val="left"/>
+            </w:pPr>
+            <w:r>
+              <w:rPr>
+                <w:bCs/>
+                <w:b/>
+              </w:rPr>
+              <w:t xml:space="preserve">Stage-C calibration</w:t>
+            </w:r>
+          </w:p>
+        </w:tc>
+        <w:tc>
+          <w:tcPr/>
+          <w:p>
+            <w:pPr>
+              <w:pStyle w:val="Compact"/>
+              <w:jc w:val="left"/>
+            </w:pPr>
+            <w:r>
+              <w:t xml:space="preserve">GUI button flow works end-to-end; reproj &lt; 1 px.</w:t>
+            </w:r>
+          </w:p>
+        </w:tc>
+        <w:tc>
+          <w:tcPr/>
+          <w:p>
+            <w:pPr>
+              <w:pStyle w:val="Compact"/>
+              <w:jc w:val="left"/>
+            </w:pPr>
+            <w:r>
+              <w:t xml:space="preserve">Milestone 4</w:t>
+            </w:r>
+          </w:p>
+        </w:tc>
+      </w:tr>
+      <w:tr>
+        <w:tc>
+          <w:tcPr/>
+          <w:p>
+            <w:pPr>
+              <w:pStyle w:val="Compact"/>
+              <w:jc w:val="left"/>
+            </w:pPr>
+            <w:r>
+              <w:t xml:space="preserve">3</w:t>
+            </w:r>
+          </w:p>
+        </w:tc>
+        <w:tc>
+          <w:tcPr/>
+          <w:p>
+            <w:pPr>
+              <w:pStyle w:val="Compact"/>
+              <w:jc w:val="left"/>
+            </w:pPr>
+            <w:r>
+              <w:rPr>
+                <w:bCs/>
+                <w:b/>
+              </w:rPr>
+              <w:t xml:space="preserve">Stub validation</w:t>
+            </w:r>
+          </w:p>
+        </w:tc>
+        <w:tc>
+          <w:tcPr/>
+          <w:p>
+            <w:pPr>
+              <w:pStyle w:val="Compact"/>
+              <w:jc w:val="left"/>
+            </w:pPr>
+            <w:r>
+              <w:t xml:space="preserve">Manually publish a fake</w:t>
+            </w:r>
+            <w:r>
+              <w:t xml:space="preserve"> </w:t>
+            </w:r>
+            <w:r>
+              <w:rPr>
+                <w:rStyle w:val="VerbatimChar"/>
+              </w:rPr>
+              <w:t xml:space="preserve">/ball_state</w:t>
+            </w:r>
+            <w:r>
+              <w:t xml:space="preserve"> </w:t>
+            </w:r>
+            <w:r>
+              <w:t xml:space="preserve">from the CLI; confirm the SVG ball moves and Demo 2 click handler fires before any real ball detection works.</w:t>
+            </w:r>
+          </w:p>
+        </w:tc>
+        <w:tc>
+          <w:tcPr/>
+          <w:p>
+            <w:pPr>
+              <w:pStyle w:val="Compact"/>
+              <w:jc w:val="left"/>
+            </w:pPr>
+            <w:r>
+              <w:t xml:space="preserve">(no formal gate; sanity check)</w:t>
+            </w:r>
+          </w:p>
+        </w:tc>
+      </w:tr>
+      <w:tr>
+        <w:tc>
+          <w:tcPr/>
+          <w:p>
+            <w:pPr>
+              <w:pStyle w:val="Compact"/>
+              <w:jc w:val="left"/>
+            </w:pPr>
+            <w:r>
+              <w:t xml:space="preserve">4</w:t>
+            </w:r>
+          </w:p>
+        </w:tc>
+        <w:tc>
+          <w:tcPr/>
+          <w:p>
+            <w:pPr>
+              <w:pStyle w:val="Compact"/>
+              <w:jc w:val="left"/>
+            </w:pPr>
+            <w:r>
+              <w:rPr>
+                <w:bCs/>
+                <w:b/>
+              </w:rPr>
+              <w:t xml:space="preserve">V0 ball detection</w:t>
+            </w:r>
+          </w:p>
+        </w:tc>
+        <w:tc>
+          <w:tcPr/>
+          <w:p>
+            <w:pPr>
+              <w:pStyle w:val="Compact"/>
+              <w:jc w:val="left"/>
+            </w:pPr>
+            <w:r>
+              <w:t xml:space="preserve">Verify</w:t>
+            </w:r>
+            <w:r>
+              <w:t xml:space="preserve"> </w:t>
+            </w:r>
+            <w:r>
+              <w:rPr>
+                <w:rStyle w:val="VerbatimChar"/>
+              </w:rPr>
+              <w:t xml:space="preserve">oak_driver_node</w:t>
+            </w:r>
+            <w:r>
+              <w:t xml:space="preserve">’s host-side HSV threshold finds the orange foam ball; tune HSV_LO / HSV_HI by watching the live feed.</w:t>
+            </w:r>
+          </w:p>
+        </w:tc>
+        <w:tc>
+          <w:tcPr/>
+          <w:p>
+            <w:pPr>
+              <w:pStyle w:val="Compact"/>
+              <w:jc w:val="left"/>
+            </w:pPr>
+            <w:r>
+              <w:t xml:space="preserve">Milestone 6</w:t>
+            </w:r>
+          </w:p>
+        </w:tc>
+      </w:tr>
+      <w:tr>
+        <w:tc>
+          <w:tcPr/>
+          <w:p>
+            <w:pPr>
+              <w:pStyle w:val="Compact"/>
+              <w:jc w:val="left"/>
+            </w:pPr>
+            <w:r>
+              <w:t xml:space="preserve">5</w:t>
+            </w:r>
+          </w:p>
+        </w:tc>
+        <w:tc>
+          <w:tcPr/>
+          <w:p>
+            <w:pPr>
+              <w:pStyle w:val="Compact"/>
+              <w:jc w:val="left"/>
+            </w:pPr>
+            <w:r>
+              <w:rPr>
+                <w:rStyle w:val="VerbatimChar"/>
+                <w:bCs/>
+                <w:b/>
+              </w:rPr>
+              <w:t xml:space="preserve">/ball_xy_mono</w:t>
+            </w:r>
+          </w:p>
+        </w:tc>
+        <w:tc>
+          <w:tcPr/>
+          <w:p>
+            <w:pPr>
+              <w:pStyle w:val="Compact"/>
+              <w:jc w:val="left"/>
+            </w:pPr>
+            <w:r>
+              <w:t xml:space="preserve">Wire</w:t>
+            </w:r>
+            <w:r>
+              <w:t xml:space="preserve"> </w:t>
+            </w:r>
+            <w:r>
+              <w:rPr>
+                <w:rStyle w:val="VerbatimChar"/>
+              </w:rPr>
+              <w:t xml:space="preserve">ball_localizer_node</w:t>
+            </w:r>
+            <w:r>
+              <w:t xml:space="preserve">’s ray-plane projection. Hand-move the ball; ruler-test against the reported (x, y).</w:t>
+            </w:r>
+          </w:p>
+        </w:tc>
+        <w:tc>
+          <w:tcPr/>
+          <w:p>
+            <w:pPr>
+              <w:pStyle w:val="Compact"/>
+              <w:jc w:val="left"/>
+            </w:pPr>
+            <w:r>
+              <w:t xml:space="preserve">Milestone 7</w:t>
+            </w:r>
+          </w:p>
+        </w:tc>
+      </w:tr>
+      <w:tr>
+        <w:tc>
+          <w:tcPr/>
+          <w:p>
+            <w:pPr>
+              <w:pStyle w:val="Compact"/>
+              <w:jc w:val="left"/>
+            </w:pPr>
+            <w:r>
+              <w:t xml:space="preserve">6</w:t>
+            </w:r>
+          </w:p>
+        </w:tc>
+        <w:tc>
+          <w:tcPr/>
+          <w:p>
+            <w:pPr>
+              <w:pStyle w:val="Compact"/>
+              <w:jc w:val="left"/>
+            </w:pPr>
+            <w:r>
+              <w:rPr>
+                <w:bCs/>
+                <w:b/>
+              </w:rPr>
+              <w:t xml:space="preserve">KF on the mono path</w:t>
+            </w:r>
+          </w:p>
+        </w:tc>
+        <w:tc>
+          <w:tcPr/>
+          <w:p>
+            <w:pPr>
+              <w:pStyle w:val="Compact"/>
+              <w:jc w:val="left"/>
+            </w:pPr>
+            <w:r>
+              <w:rPr>
+                <w:rStyle w:val="VerbatimChar"/>
+              </w:rPr>
+              <w:t xml:space="preserve">ball_kf_node</w:t>
+            </w:r>
+            <w:r>
+              <w:t xml:space="preserve"> </w:t>
+            </w:r>
+            <w:r>
+              <w:t xml:space="preserve">smooths position + produces velocity. NIS in [0.5, 5] under hand motion.</w:t>
+            </w:r>
+          </w:p>
+        </w:tc>
+        <w:tc>
+          <w:tcPr/>
+          <w:p>
+            <w:pPr>
+              <w:pStyle w:val="Compact"/>
+              <w:jc w:val="left"/>
+            </w:pPr>
+            <w:r>
+              <w:t xml:space="preserve">Milestone 9</w:t>
+            </w:r>
+          </w:p>
+        </w:tc>
+      </w:tr>
+      <w:tr>
+        <w:tc>
+          <w:tcPr/>
+          <w:p>
+            <w:pPr>
+              <w:pStyle w:val="Compact"/>
+              <w:jc w:val="left"/>
+            </w:pPr>
+            <w:r>
+              <w:t xml:space="preserve">7</w:t>
+            </w:r>
+          </w:p>
+        </w:tc>
+        <w:tc>
+          <w:tcPr/>
+          <w:p>
+            <w:pPr>
+              <w:pStyle w:val="Compact"/>
+              <w:jc w:val="left"/>
+            </w:pPr>
+            <w:r>
+              <w:rPr>
+                <w:bCs/>
+                <w:b/>
+              </w:rPr>
+              <w:t xml:space="preserve">Closed-loop ball-centering (sanity)</w:t>
+            </w:r>
+          </w:p>
+        </w:tc>
+        <w:tc>
+          <w:tcPr/>
+          <w:p>
+            <w:pPr>
+              <w:pStyle w:val="Compact"/>
+              <w:jc w:val="left"/>
+            </w:pPr>
+            <w:r>
+              <w:t xml:space="preserve">Drop ball off-center; platform tilts to push it toward center; settles within ±10 mm in 10 s.</w:t>
+            </w:r>
+            <w:r>
+              <w:t xml:space="preserve"> </w:t>
+            </w:r>
+            <w:r>
+              <w:rPr>
+                <w:bCs/>
+                <w:b/>
+              </w:rPr>
+              <w:t xml:space="preserve">Tune Kp first</w:t>
+            </w:r>
+            <w:r>
+              <w:t xml:space="preserve">.</w:t>
+            </w:r>
+          </w:p>
+        </w:tc>
+        <w:tc>
+          <w:tcPr/>
+          <w:p>
+            <w:pPr>
+              <w:pStyle w:val="Compact"/>
+              <w:jc w:val="left"/>
+            </w:pPr>
+            <w:r>
+              <w:t xml:space="preserve">Milestone 10</w:t>
+            </w:r>
+          </w:p>
+        </w:tc>
+      </w:tr>
+      <w:tr>
+        <w:tc>
+          <w:tcPr/>
+          <w:p>
+            <w:pPr>
+              <w:pStyle w:val="Compact"/>
+              <w:jc w:val="left"/>
+            </w:pPr>
+            <w:r>
+              <w:t xml:space="preserve">8</w:t>
+            </w:r>
+          </w:p>
+        </w:tc>
+        <w:tc>
+          <w:tcPr/>
+          <w:p>
+            <w:pPr>
+              <w:pStyle w:val="Compact"/>
+              <w:jc w:val="left"/>
+            </w:pPr>
+            <w:r>
+              <w:rPr>
+                <w:bCs/>
+                <w:b/>
+              </w:rPr>
+              <w:t xml:space="preserve">Demo 1 — Orbit</w:t>
+            </w:r>
+          </w:p>
+        </w:tc>
+        <w:tc>
+          <w:tcPr/>
+          <w:p>
+            <w:pPr>
+              <w:pStyle w:val="Compact"/>
+              <w:jc w:val="left"/>
+            </w:pPr>
+            <w:r>
+              <w:t xml:space="preserve">Ball-track-trajectory mode. Tune Kd to remove wobble, then small Ki for stiction. Reverse button works.</w:t>
+            </w:r>
+          </w:p>
+        </w:tc>
+        <w:tc>
+          <w:tcPr/>
+          <w:p>
+            <w:pPr>
+              <w:pStyle w:val="Compact"/>
+              <w:jc w:val="left"/>
+            </w:pPr>
+            <w:r>
+              <w:t xml:space="preserve">Milestone 11</w:t>
+            </w:r>
+          </w:p>
+        </w:tc>
+      </w:tr>
+      <w:tr>
+        <w:tc>
+          <w:tcPr/>
+          <w:p>
+            <w:pPr>
+              <w:pStyle w:val="Compact"/>
+              <w:jc w:val="left"/>
+            </w:pPr>
+            <w:r>
+              <w:t xml:space="preserve">9</w:t>
+            </w:r>
+          </w:p>
+        </w:tc>
+        <w:tc>
+          <w:tcPr/>
+          <w:p>
+            <w:pPr>
+              <w:pStyle w:val="Compact"/>
+              <w:jc w:val="left"/>
+            </w:pPr>
+            <w:r>
+              <w:rPr>
+                <w:bCs/>
+                <w:b/>
+              </w:rPr>
+              <w:t xml:space="preserve">Demo 2 — Click-to-Goto</w:t>
+            </w:r>
+          </w:p>
+        </w:tc>
+        <w:tc>
+          <w:tcPr/>
+          <w:p>
+            <w:pPr>
+              <w:pStyle w:val="Compact"/>
+              <w:jc w:val="left"/>
+            </w:pPr>
+            <w:r>
+              <w:t xml:space="preserve">Same gains transfer; ±10 mm settling. Z-height slider commands pure heave.</w:t>
+            </w:r>
+          </w:p>
+        </w:tc>
+        <w:tc>
+          <w:tcPr/>
+          <w:p>
+            <w:pPr>
+              <w:pStyle w:val="Compact"/>
+              <w:jc w:val="left"/>
+            </w:pPr>
+            <w:r>
+              <w:t xml:space="preserve">Milestone 12</w:t>
+            </w:r>
+          </w:p>
+        </w:tc>
+      </w:tr>
+      <w:tr>
+        <w:tc>
+          <w:tcPr/>
+          <w:p>
+            <w:pPr>
+              <w:pStyle w:val="Compact"/>
+              <w:jc w:val="left"/>
+            </w:pPr>
+            <w:r>
+              <w:t xml:space="preserve">10</w:t>
+            </w:r>
+          </w:p>
+        </w:tc>
+        <w:tc>
+          <w:tcPr/>
+          <w:p>
+            <w:pPr>
+              <w:pStyle w:val="Compact"/>
+              <w:jc w:val="left"/>
+            </w:pPr>
+            <w:r>
+              <w:rPr>
+                <w:bCs/>
+                <w:b/>
+              </w:rPr>
+              <w:t xml:space="preserve">Stereo triangulation</w:t>
+            </w:r>
+          </w:p>
+        </w:tc>
+        <w:tc>
+          <w:tcPr/>
+          <w:p>
+            <w:pPr>
+              <w:pStyle w:val="Compact"/>
+              <w:jc w:val="left"/>
+            </w:pPr>
+            <w:r>
+              <w:t xml:space="preserve">Implement</w:t>
+            </w:r>
+            <w:r>
+              <w:t xml:space="preserve"> </w:t>
+            </w:r>
+            <w:r>
+              <w:rPr>
+                <w:rStyle w:val="VerbatimChar"/>
+              </w:rPr>
+              <w:t xml:space="preserve">/ball_xy_stereo</w:t>
+            </w:r>
+            <w:r>
+              <w:t xml:space="preserve"> </w:t>
+            </w:r>
+            <w:r>
+              <w:t xml:space="preserve">in</w:t>
+            </w:r>
+            <w:r>
+              <w:t xml:space="preserve"> </w:t>
+            </w:r>
+            <w:r>
+              <w:rPr>
+                <w:rStyle w:val="VerbatimChar"/>
+              </w:rPr>
+              <w:t xml:space="preserve">ball_localizer_node</w:t>
+            </w:r>
+            <w:r>
+              <w:t xml:space="preserve">.</w:t>
+            </w:r>
+            <w:r>
+              <w:t xml:space="preserve"> </w:t>
+            </w:r>
+            <w:r>
+              <w:rPr>
+                <w:rStyle w:val="VerbatimChar"/>
+              </w:rPr>
+              <w:t xml:space="preserve">/method_comparison</w:t>
+            </w:r>
+            <w:r>
+              <w:t xml:space="preserve"> </w:t>
+            </w:r>
+            <w:r>
+              <w:t xml:space="preserve">shows green most of the time.</w:t>
+            </w:r>
+          </w:p>
+        </w:tc>
+        <w:tc>
+          <w:tcPr/>
+          <w:p>
+            <w:pPr>
+              <w:pStyle w:val="Compact"/>
+              <w:jc w:val="left"/>
+            </w:pPr>
+            <w:r>
+              <w:t xml:space="preserve">(extends Milestone 8)</w:t>
+            </w:r>
+          </w:p>
+        </w:tc>
+      </w:tr>
+      <w:tr>
+        <w:tc>
+          <w:tcPr/>
+          <w:p>
+            <w:pPr>
+              <w:pStyle w:val="Compact"/>
+              <w:jc w:val="left"/>
+            </w:pPr>
+            <w:r>
+              <w:t xml:space="preserve">11</w:t>
+            </w:r>
+          </w:p>
+        </w:tc>
+        <w:tc>
+          <w:tcPr/>
+          <w:p>
+            <w:pPr>
+              <w:pStyle w:val="Compact"/>
+              <w:jc w:val="left"/>
+            </w:pPr>
+            <w:r>
+              <w:rPr>
+                <w:bCs/>
+                <w:b/>
+              </w:rPr>
+              <w:t xml:space="preserve">YOLO V1 detector</w:t>
+            </w:r>
+          </w:p>
+        </w:tc>
+        <w:tc>
+          <w:tcPr/>
+          <w:p>
+            <w:pPr>
+              <w:pStyle w:val="Compact"/>
+              <w:jc w:val="left"/>
+            </w:pPr>
+            <w:r>
+              <w:t xml:space="preserve">Capture training frames via</w:t>
+            </w:r>
+            <w:r>
+              <w:t xml:space="preserve"> </w:t>
+            </w:r>
+            <w:r>
+              <w:rPr>
+                <w:rStyle w:val="VerbatimChar"/>
+              </w:rPr>
+              <w:t xml:space="preserve">capture_training_frames.py</w:t>
+            </w:r>
+            <w:r>
+              <w:t xml:space="preserve">; label; train YOLOv5-nano; deploy to OAK as</w:t>
+            </w:r>
+            <w:r>
+              <w:t xml:space="preserve"> </w:t>
+            </w:r>
+            <w:r>
+              <w:rPr>
+                <w:rStyle w:val="VerbatimChar"/>
+              </w:rPr>
+              <w:t xml:space="preserve">/oak/ball/v1/rgb_pixel</w:t>
+            </w:r>
+            <w:r>
+              <w:t xml:space="preserve">.</w:t>
+            </w:r>
+          </w:p>
+        </w:tc>
+        <w:tc>
+          <w:tcPr/>
+          <w:p>
+            <w:pPr>
+              <w:pStyle w:val="Compact"/>
+              <w:jc w:val="left"/>
+            </w:pPr>
+            <w:r>
+              <w:t xml:space="preserve">Milestones 17, 18</w:t>
+            </w:r>
+          </w:p>
+        </w:tc>
+      </w:tr>
+      <w:tr>
+        <w:tc>
+          <w:tcPr/>
+          <w:p>
+            <w:pPr>
+              <w:pStyle w:val="Compact"/>
+              <w:jc w:val="left"/>
+            </w:pPr>
+            <w:r>
+              <w:t xml:space="preserve">12</w:t>
+            </w:r>
+          </w:p>
+        </w:tc>
+        <w:tc>
+          <w:tcPr/>
+          <w:p>
+            <w:pPr>
+              <w:pStyle w:val="Compact"/>
+              <w:jc w:val="left"/>
+            </w:pPr>
+            <w:r>
+              <w:rPr>
+                <w:bCs/>
+                <w:b/>
+              </w:rPr>
+              <w:t xml:space="preserve">Demo 3 — Path drawing</w:t>
+            </w:r>
+          </w:p>
+        </w:tc>
+        <w:tc>
+          <w:tcPr/>
+          <w:p>
+            <w:pPr>
+              <w:pStyle w:val="Compact"/>
+              <w:jc w:val="left"/>
+            </w:pPr>
+            <w:r>
+              <w:t xml:space="preserve">Implement</w:t>
+            </w:r>
+            <w:r>
+              <w:t xml:space="preserve"> </w:t>
+            </w:r>
+            <w:r>
+              <w:rPr>
+                <w:rStyle w:val="VerbatimChar"/>
+              </w:rPr>
+              <w:t xml:space="preserve">ref_generator_node</w:t>
+            </w:r>
+            <w:r>
+              <w:t xml:space="preserve">’s path-mode arc-length traversal + smoothing + Loop closure + Reverse.</w:t>
+            </w:r>
+          </w:p>
+        </w:tc>
+        <w:tc>
+          <w:tcPr/>
+          <w:p>
+            <w:pPr>
+              <w:pStyle w:val="Compact"/>
+              <w:jc w:val="left"/>
+            </w:pPr>
+            <w:r>
+              <w:t xml:space="preserve">Milestones 14, 15, 16</w:t>
+            </w:r>
+          </w:p>
+        </w:tc>
+      </w:tr>
+      <w:tr>
+        <w:tc>
+          <w:tcPr/>
+          <w:p>
+            <w:pPr>
+              <w:pStyle w:val="Compact"/>
+              <w:jc w:val="left"/>
+            </w:pPr>
+            <w:r>
+              <w:t xml:space="preserve">13</w:t>
+            </w:r>
+          </w:p>
+        </w:tc>
+        <w:tc>
+          <w:tcPr/>
+          <w:p>
+            <w:pPr>
+              <w:pStyle w:val="Compact"/>
+              <w:jc w:val="left"/>
+            </w:pPr>
+            <w:r>
+              <w:rPr>
+                <w:bCs/>
+                <w:b/>
+              </w:rPr>
+              <w:t xml:space="preserve">Plotter —</w:t>
+            </w:r>
+            <w:r>
+              <w:rPr>
+                <w:bCs/>
+                <w:b/>
+              </w:rPr>
+              <w:t xml:space="preserve"> </w:t>
+            </w:r>
+            <w:r>
+              <w:rPr>
+                <w:rStyle w:val="VerbatimChar"/>
+                <w:bCs/>
+                <w:b/>
+              </w:rPr>
+              <w:t xml:space="preserve">plot_demo_run.py</w:t>
+            </w:r>
+          </w:p>
+        </w:tc>
+        <w:tc>
+          <w:tcPr/>
+          <w:p>
+            <w:pPr>
+              <w:pStyle w:val="Compact"/>
+              <w:jc w:val="left"/>
+            </w:pPr>
+            <w:r>
+              <w:t xml:space="preserve">rosbag2_py reader + matplotlib panels + comparison.csv + summary.json + HTML index. Closes the loop with the bag-recorder.</w:t>
+            </w:r>
+          </w:p>
+        </w:tc>
+        <w:tc>
+          <w:tcPr/>
+          <w:p>
+            <w:pPr>
+              <w:pStyle w:val="Compact"/>
+              <w:jc w:val="left"/>
+            </w:pPr>
+            <w:r>
+              <w:t xml:space="preserve">Milestone 19</w:t>
+            </w:r>
+          </w:p>
+        </w:tc>
+      </w:tr>
+      <w:tr>
+        <w:tc>
+          <w:tcPr/>
+          <w:p>
+            <w:pPr>
+              <w:pStyle w:val="Compact"/>
+              <w:jc w:val="left"/>
+            </w:pPr>
+            <w:r>
+              <w:t xml:space="preserve">14</w:t>
+            </w:r>
+          </w:p>
+        </w:tc>
+        <w:tc>
+          <w:tcPr/>
+          <w:p>
+            <w:pPr>
+              <w:pStyle w:val="Compact"/>
+              <w:jc w:val="left"/>
+            </w:pPr>
+            <w:r>
+              <w:rPr>
+                <w:bCs/>
+                <w:b/>
+              </w:rPr>
+              <w:t xml:space="preserve">3D viewer (Phase 1)</w:t>
+            </w:r>
+          </w:p>
+        </w:tc>
+        <w:tc>
+          <w:tcPr/>
+          <w:p>
+            <w:pPr>
+              <w:pStyle w:val="Compact"/>
+              <w:jc w:val="left"/>
+            </w:pPr>
+            <w:r>
+              <w:t xml:space="preserve">Live Three.js scene: plate, ArUco, ball, trail with frame toggle, ref marker, drawn path. OrbitControls + reset. (§11.6)</w:t>
+            </w:r>
+          </w:p>
+        </w:tc>
+        <w:tc>
+          <w:tcPr/>
+          <w:p>
+            <w:pPr>
+              <w:pStyle w:val="Compact"/>
+              <w:jc w:val="left"/>
+            </w:pPr>
+            <w:r>
+              <w:t xml:space="preserve">(no formal gate; visual diff vs SVG-2D)</w:t>
+            </w:r>
+          </w:p>
+        </w:tc>
+      </w:tr>
+      <w:tr>
+        <w:tc>
+          <w:tcPr/>
+          <w:p>
+            <w:pPr>
+              <w:pStyle w:val="Compact"/>
+              <w:jc w:val="left"/>
+            </w:pPr>
+            <w:r>
+              <w:t xml:space="preserve">15</w:t>
+            </w:r>
+          </w:p>
+        </w:tc>
+        <w:tc>
+          <w:tcPr/>
+          <w:p>
+            <w:pPr>
+              <w:pStyle w:val="Compact"/>
+              <w:jc w:val="left"/>
+            </w:pPr>
+            <w:r>
+              <w:rPr>
+                <w:bCs/>
+                <w:b/>
+              </w:rPr>
+              <w:t xml:space="preserve">3D viewer (Phase 2)</w:t>
+            </w:r>
+          </w:p>
+        </w:tc>
+        <w:tc>
+          <w:tcPr/>
+          <w:p>
+            <w:pPr>
+              <w:pStyle w:val="Compact"/>
+              <w:jc w:val="left"/>
+            </w:pPr>
+            <w:r>
+              <w:t xml:space="preserve">Plotly 3D in the post-run HTML report (in</w:t>
+            </w:r>
+            <w:r>
+              <w:t xml:space="preserve"> </w:t>
+            </w:r>
+            <w:r>
+              <w:rPr>
+                <w:rStyle w:val="VerbatimChar"/>
+              </w:rPr>
+              <w:t xml:space="preserve">plot_demo_run.py</w:t>
+            </w:r>
+            <w:r>
+              <w:t xml:space="preserve">).</w:t>
+            </w:r>
+          </w:p>
+        </w:tc>
+        <w:tc>
+          <w:tcPr/>
+          <w:p>
+            <w:pPr>
+              <w:pStyle w:val="Compact"/>
+              <w:jc w:val="left"/>
+            </w:pPr>
+            <w:r>
+              <w:t xml:space="preserve">(no formal gate)</w:t>
+            </w:r>
+          </w:p>
+        </w:tc>
+      </w:tr>
+      <w:tr>
+        <w:tc>
+          <w:tcPr/>
+          <w:p>
+            <w:pPr>
+              <w:pStyle w:val="Compact"/>
+              <w:jc w:val="left"/>
+            </w:pPr>
+            <w:r>
+              <w:t xml:space="preserve">16</w:t>
+            </w:r>
+          </w:p>
+        </w:tc>
+        <w:tc>
+          <w:tcPr/>
+          <w:p>
+            <w:pPr>
+              <w:pStyle w:val="Compact"/>
+              <w:jc w:val="left"/>
+            </w:pPr>
+            <w:r>
+              <w:rPr>
+                <w:bCs/>
+                <w:b/>
+              </w:rPr>
+              <w:t xml:space="preserve">3D viewer (Phase 3)</w:t>
+            </w:r>
+          </w:p>
+        </w:tc>
+        <w:tc>
+          <w:tcPr/>
+          <w:p>
+            <w:pPr>
+              <w:pStyle w:val="Compact"/>
+              <w:jc w:val="left"/>
+            </w:pPr>
+            <w:r>
+              <w:t xml:space="preserve">Camera frustum, classical-method ghosts, Stewart leg rendering from</w:t>
+            </w:r>
+            <w:r>
+              <w:t xml:space="preserve"> </w:t>
+            </w:r>
+            <w:r>
+              <w:rPr>
+                <w:rStyle w:val="VerbatimChar"/>
+              </w:rPr>
+              <w:t xml:space="preserve">/encoders</w:t>
+            </w:r>
+            <w:r>
+              <w:t xml:space="preserve"> </w:t>
+            </w:r>
+            <w:r>
+              <w:t xml:space="preserve">+ IK.</w:t>
+            </w:r>
+          </w:p>
+        </w:tc>
+        <w:tc>
+          <w:tcPr/>
+          <w:p>
+            <w:pPr>
+              <w:pStyle w:val="Compact"/>
+              <w:jc w:val="left"/>
+            </w:pPr>
+            <w:r>
+              <w:t xml:space="preserve">(no formal gate)</w:t>
+            </w:r>
+          </w:p>
+        </w:tc>
+      </w:tr>
+    </w:tbl>
+    <w:bookmarkStart w:id="92" w:name="X52a3f6595a40f1261443a72f50a11a7e436ee84"/>
+    <w:p>
+      <w:pPr>
+        <w:pStyle w:val="Heading3"/>
+      </w:pPr>
+      <w:r>
+        <w:t xml:space="preserve">Pre-flight before pushing this code to the Pi</w:t>
       </w:r>
     </w:p>
     <w:p>
       <w:pPr>
         <w:numPr>
           <w:ilvl w:val="0"/>
-          <w:numId w:val="1044"/>
+          <w:numId w:val="1045"/>
         </w:numPr>
         <w:pStyle w:val="Compact"/>
       </w:pPr>
       <w:r>
-        <w:rPr>
-          <w:rStyle w:val="VerbatimChar"/>
-        </w:rPr>
-        <w:t xml:space="preserve">stewart_bringup/docs/NEXT_STEPS.md</w:t>
-      </w:r>
-      <w:r>
-        <w:t xml:space="preserve"> </w:t>
-      </w:r>
-      <w:r>
-        <w:t xml:space="preserve">— prior vision plan (this doc</w:t>
-      </w:r>
-      <w:r>
-        <w:t xml:space="preserve"> </w:t>
-      </w:r>
-      <w:r>
-        <w:t xml:space="preserve">refines it).</w:t>
+        <w:t xml:space="preserve">☐</w:t>
+      </w:r>
+      <w:r>
+        <w:t xml:space="preserve"> </w:t>
+      </w:r>
+      <w:r>
+        <w:rPr>
+          <w:rStyle w:val="VerbatimChar"/>
+        </w:rPr>
+        <w:t xml:space="preserve">git pull</w:t>
+      </w:r>
+      <w:r>
+        <w:t xml:space="preserve"> </w:t>
+      </w:r>
+      <w:r>
+        <w:t xml:space="preserve">on the Pi to grab the new GUI + nodes.</w:t>
       </w:r>
     </w:p>
     <w:p>
       <w:pPr>
         <w:numPr>
           <w:ilvl w:val="0"/>
-          <w:numId w:val="1044"/>
+          <w:numId w:val="1045"/>
         </w:numPr>
         <w:pStyle w:val="Compact"/>
       </w:pPr>
       <w:r>
-        <w:rPr>
-          <w:rStyle w:val="VerbatimChar"/>
-        </w:rPr>
-        <w:t xml:space="preserve">bringup_plan.md</w:t>
-      </w:r>
-      <w:r>
-        <w:t xml:space="preserve"> </w:t>
-      </w:r>
-      <w:r>
-        <w:t xml:space="preserve">— master 8-phase bring-up plan.</w:t>
+        <w:t xml:space="preserve">☐</w:t>
+      </w:r>
+      <w:r>
+        <w:t xml:space="preserve"> </w:t>
+      </w:r>
+      <w:r>
+        <w:rPr>
+          <w:rStyle w:val="VerbatimChar"/>
+        </w:rPr>
+        <w:t xml:space="preserve">colcon build --packages-select stewart_vision</w:t>
+      </w:r>
+      <w:r>
+        <w:t xml:space="preserve"> </w:t>
+      </w:r>
+      <w:r>
+        <w:t xml:space="preserve">on the Pi</w:t>
+      </w:r>
+      <w:r>
+        <w:t xml:space="preserve"> </w:t>
+      </w:r>
+      <w:r>
+        <w:t xml:space="preserve">(depthai, opencv-contrib-python, cv_bridge available).</w:t>
       </w:r>
     </w:p>
     <w:p>
       <w:pPr>
         <w:numPr>
           <w:ilvl w:val="0"/>
-          <w:numId w:val="1044"/>
+          <w:numId w:val="1045"/>
         </w:numPr>
         <w:pStyle w:val="Compact"/>
       </w:pPr>
       <w:r>
-        <w:rPr>
-          <w:rStyle w:val="VerbatimChar"/>
-        </w:rPr>
-        <w:t xml:space="preserve">stewart_bringup/scripts/generate_aruco_ring.py</w:t>
-      </w:r>
-      <w:r>
-        <w:t xml:space="preserve"> </w:t>
-      </w:r>
-      <w:r>
-        <w:t xml:space="preserve">— produces the</w:t>
-      </w:r>
-      <w:r>
-        <w:t xml:space="preserve"> </w:t>
-      </w:r>
-      <w:r>
-        <w:t xml:space="preserve">printable ArUco ring +</w:t>
-      </w:r>
-      <w:r>
-        <w:t xml:space="preserve"> </w:t>
-      </w:r>
-      <w:r>
-        <w:rPr>
-          <w:rStyle w:val="VerbatimChar"/>
-        </w:rPr>
-        <w:t xml:space="preserve">marker_layout.yaml</w:t>
-      </w:r>
-      <w:r>
-        <w:t xml:space="preserve">.</w:t>
+        <w:t xml:space="preserve">☐ Restart</w:t>
+      </w:r>
+      <w:r>
+        <w:t xml:space="preserve"> </w:t>
+      </w:r>
+      <w:r>
+        <w:rPr>
+          <w:rStyle w:val="VerbatimChar"/>
+        </w:rPr>
+        <w:t xml:space="preserve">stable_bot_gui.service</w:t>
+      </w:r>
+      <w:r>
+        <w:t xml:space="preserve"> </w:t>
+      </w:r>
+      <w:r>
+        <w:t xml:space="preserve">so the new index.html is</w:t>
+      </w:r>
+      <w:r>
+        <w:t xml:space="preserve"> </w:t>
+      </w:r>
+      <w:r>
+        <w:t xml:space="preserve">served.</w:t>
       </w:r>
     </w:p>
     <w:p>
       <w:pPr>
         <w:numPr>
           <w:ilvl w:val="0"/>
-          <w:numId w:val="1044"/>
+          <w:numId w:val="1045"/>
         </w:numPr>
         <w:pStyle w:val="Compact"/>
       </w:pPr>
       <w:r>
-        <w:rPr>
-          <w:rStyle w:val="VerbatimChar"/>
-        </w:rPr>
-        <w:t xml:space="preserve">stewart_bringup/config/global_limits.yaml</w:t>
-      </w:r>
-      <w:r>
-        <w:t xml:space="preserve"> </w:t>
-      </w:r>
-      <w:r>
-        <w:t xml:space="preserve">— three-layer speed cap</w:t>
-      </w:r>
-      <w:r>
-        <w:t xml:space="preserve"> </w:t>
-      </w:r>
-      <w:r>
-        <w:t xml:space="preserve">redundancy pattern (mirrored for the ball dead-zone).</w:t>
+        <w:t xml:space="preserve">☐ Open</w:t>
+      </w:r>
+      <w:r>
+        <w:t xml:space="preserve"> </w:t>
+      </w:r>
+      <w:r>
+        <w:rPr>
+          <w:rStyle w:val="VerbatimChar"/>
+        </w:rPr>
+        <w:t xml:space="preserve">http://stablebot.local:8080/</w:t>
+      </w:r>
+      <w:r>
+        <w:t xml:space="preserve"> </w:t>
+      </w:r>
+      <w:r>
+        <w:t xml:space="preserve">from the laptop browser;</w:t>
+      </w:r>
+      <w:r>
+        <w:t xml:space="preserve"> </w:t>
+      </w:r>
+      <w:r>
+        <w:t xml:space="preserve">confirm the new Vision Debug + Calibration panels render in</w:t>
+      </w:r>
+      <w:r>
+        <w:t xml:space="preserve"> </w:t>
+      </w:r>
+      <w:r>
+        <w:t xml:space="preserve">the left column and the demo panels render in the middle.</w:t>
       </w:r>
     </w:p>
     <w:p>
       <w:pPr>
         <w:numPr>
           <w:ilvl w:val="0"/>
-          <w:numId w:val="1044"/>
+          <w:numId w:val="1045"/>
         </w:numPr>
         <w:pStyle w:val="Compact"/>
       </w:pPr>
       <w:r>
-        <w:rPr>
-          <w:rStyle w:val="VerbatimChar"/>
-        </w:rPr>
-        <w:t xml:space="preserve">stewart_bringup/config/platform_level.yaml</w:t>
-      </w:r>
-      <w:r>
-        <w:t xml:space="preserve"> </w:t>
-      </w:r>
-      <w:r>
-        <w:t xml:space="preserve">— IMU-frame level</w:t>
-      </w:r>
-      <w:r>
-        <w:t xml:space="preserve"> </w:t>
-      </w:r>
-      <w:r>
-        <w:t xml:space="preserve">reference (now zeroed against the MTi factory cal as of 2026-04-25).</w:t>
+        <w:t xml:space="preserve">☐ If the OAK isn’t plugged in yet, the page will still load —</w:t>
+      </w:r>
+      <w:r>
+        <w:t xml:space="preserve"> </w:t>
+      </w:r>
+      <w:r>
+        <w:rPr>
+          <w:rStyle w:val="VerbatimChar"/>
+        </w:rPr>
+        <w:t xml:space="preserve">oak_driver_node</w:t>
+      </w:r>
+      <w:r>
+        <w:t xml:space="preserve"> </w:t>
+      </w:r>
+      <w:r>
+        <w:t xml:space="preserve">will log a fatal but the existing control</w:t>
+      </w:r>
+      <w:r>
+        <w:t xml:space="preserve"> </w:t>
+      </w:r>
+      <w:r>
+        <w:t xml:space="preserve">stack is unaffected. Plug in the OAK and</w:t>
+      </w:r>
+      <w:r>
+        <w:t xml:space="preserve"> </w:t>
+      </w:r>
+      <w:r>
+        <w:rPr>
+          <w:rStyle w:val="VerbatimChar"/>
+        </w:rPr>
+        <w:t xml:space="preserve">systemctl restart       stable_bot.service</w:t>
+      </w:r>
+      <w:r>
+        <w:t xml:space="preserve"> </w:t>
+      </w:r>
+      <w:r>
+        <w:t xml:space="preserve">to bring vision online.</w:t>
       </w:r>
     </w:p>
     <w:p>
       <w:pPr>
         <w:numPr>
           <w:ilvl w:val="0"/>
-          <w:numId w:val="1044"/>
+          <w:numId w:val="1045"/>
         </w:numPr>
         <w:pStyle w:val="Compact"/>
       </w:pPr>
       <w:r>
-        <w:t xml:space="preserve">EEL 4930/5934 Lecture 6 — Robot Perception (camera model,</w:t>
-      </w:r>
-      <w:r>
-        <w:t xml:space="preserve"> </w:t>
-      </w:r>
-      <w:r>
-        <w:t xml:space="preserve">homography, calibration, stereo, epipolar geometry, F/E matrices,</w:t>
-      </w:r>
-      <w:r>
-        <w:t xml:space="preserve"> </w:t>
-      </w:r>
-      <w:r>
-        <w:t xml:space="preserve">8-point + RANSAC, triangulation, SfM).</w:t>
+        <w:t xml:space="preserve">☐ Run Stage C calibration. Confirm</w:t>
+      </w:r>
+      <w:r>
+        <w:t xml:space="preserve"> </w:t>
+      </w:r>
+      <w:r>
+        <w:rPr>
+          <w:rStyle w:val="VerbatimChar"/>
+        </w:rPr>
+        <w:t xml:space="preserve">~/ros2_ws/install/stewart_vision/share/stewart_vision/config/oak_extrinsics.yaml</w:t>
+      </w:r>
+      <w:r>
+        <w:t xml:space="preserve"> </w:t>
+      </w:r>
+      <w:r>
+        <w:t xml:space="preserve">gets written.</w:t>
+      </w:r>
+    </w:p>
+    <w:p>
+      <w:pPr>
+        <w:pStyle w:val="FirstParagraph"/>
+      </w:pPr>
+      <w:r>
+        <w:t xml:space="preserve">Once all four checkboxes pass, you’re at step 1 of the iteration</w:t>
+      </w:r>
+      <w:r>
+        <w:t xml:space="preserve"> </w:t>
+      </w:r>
+      <w:r>
+        <w:t xml:space="preserve">ladder above.</w:t>
+      </w:r>
+    </w:p>
+    <w:bookmarkEnd w:id="92"/>
+    <w:bookmarkEnd w:id="93"/>
+    <w:bookmarkStart w:id="94" w:name="references"/>
+    <w:p>
+      <w:pPr>
+        <w:pStyle w:val="Heading2"/>
+      </w:pPr>
+      <w:r>
+        <w:t xml:space="preserve">17. References</w:t>
       </w:r>
     </w:p>
     <w:p>
       <w:pPr>
         <w:numPr>
           <w:ilvl w:val="0"/>
-          <w:numId w:val="1044"/>
+          <w:numId w:val="1046"/>
         </w:numPr>
         <w:pStyle w:val="Compact"/>
       </w:pPr>
       <w:r>
-        <w:t xml:space="preserve">EEL 4930/5934 Lecture 8 — Localization, Filtering &amp; State Estimation</w:t>
-      </w:r>
-      <w:r>
-        <w:t xml:space="preserve"> </w:t>
-      </w:r>
-      <w:r>
-        <w:t xml:space="preserve">(Bayesian filter, KF, EKF, PID).</w:t>
+        <w:rPr>
+          <w:rStyle w:val="VerbatimChar"/>
+        </w:rPr>
+        <w:t xml:space="preserve">stewart_bringup/docs/NEXT_STEPS.md</w:t>
+      </w:r>
+      <w:r>
+        <w:t xml:space="preserve"> </w:t>
+      </w:r>
+      <w:r>
+        <w:t xml:space="preserve">— prior vision plan (this doc</w:t>
+      </w:r>
+      <w:r>
+        <w:t xml:space="preserve"> </w:t>
+      </w:r>
+      <w:r>
+        <w:t xml:space="preserve">refines it).</w:t>
       </w:r>
     </w:p>
     <w:p>
       <w:pPr>
         <w:numPr>
           <w:ilvl w:val="0"/>
-          <w:numId w:val="1044"/>
+          <w:numId w:val="1046"/>
         </w:numPr>
         <w:pStyle w:val="Compact"/>
       </w:pPr>
       <w:r>
-        <w:t xml:space="preserve">Movella MTi 600-series User Manual — IMU sensor-frame conventions.</w:t>
+        <w:rPr>
+          <w:rStyle w:val="VerbatimChar"/>
+        </w:rPr>
+        <w:t xml:space="preserve">bringup_plan.md</w:t>
+      </w:r>
+      <w:r>
+        <w:t xml:space="preserve"> </w:t>
+      </w:r>
+      <w:r>
+        <w:t xml:space="preserve">— master 8-phase bring-up plan.</w:t>
       </w:r>
     </w:p>
     <w:p>
       <w:pPr>
         <w:numPr>
           <w:ilvl w:val="0"/>
-          <w:numId w:val="1044"/>
+          <w:numId w:val="1046"/>
         </w:numPr>
         <w:pStyle w:val="Compact"/>
       </w:pPr>
       <w:r>
-        <w:t xml:space="preserve">OpenCV</w:t>
-      </w:r>
-      <w:r>
-        <w:t xml:space="preserve"> </w:t>
-      </w:r>
-      <w:r>
-        <w:rPr>
-          <w:rStyle w:val="VerbatimChar"/>
-        </w:rPr>
-        <w:t xml:space="preserve">cv2.aruco</w:t>
-      </w:r>
-      <w:r>
-        <w:t xml:space="preserve">,</w:t>
-      </w:r>
-      <w:r>
-        <w:t xml:space="preserve"> </w:t>
-      </w:r>
-      <w:r>
-        <w:rPr>
-          <w:rStyle w:val="VerbatimChar"/>
-        </w:rPr>
-        <w:t xml:space="preserve">cv2.calibrateCamera</w:t>
-      </w:r>
-      <w:r>
-        <w:t xml:space="preserve">,</w:t>
-      </w:r>
-      <w:r>
-        <w:t xml:space="preserve"> </w:t>
-      </w:r>
-      <w:r>
-        <w:rPr>
-          <w:rStyle w:val="VerbatimChar"/>
-        </w:rPr>
-        <w:t xml:space="preserve">cv2.stereoCalibrate</w:t>
-      </w:r>
-      <w:r>
-        <w:t xml:space="preserve">,</w:t>
-      </w:r>
-      <w:r>
-        <w:t xml:space="preserve"> </w:t>
-      </w:r>
-      <w:r>
-        <w:rPr>
-          <w:rStyle w:val="VerbatimChar"/>
-        </w:rPr>
-        <w:t xml:space="preserve">cv2.stereoRectify</w:t>
-      </w:r>
-      <w:r>
-        <w:t xml:space="preserve">,</w:t>
-      </w:r>
-      <w:r>
-        <w:t xml:space="preserve"> </w:t>
-      </w:r>
-      <w:r>
-        <w:rPr>
-          <w:rStyle w:val="VerbatimChar"/>
-        </w:rPr>
-        <w:t xml:space="preserve">cv2.solvePnP</w:t>
-      </w:r>
-      <w:r>
-        <w:t xml:space="preserve">,</w:t>
-      </w:r>
-      <w:r>
-        <w:t xml:space="preserve"> </w:t>
-      </w:r>
-      <w:r>
-        <w:rPr>
-          <w:rStyle w:val="VerbatimChar"/>
-        </w:rPr>
-        <w:t xml:space="preserve">cv2.triangulatePoints</w:t>
+        <w:rPr>
+          <w:rStyle w:val="VerbatimChar"/>
+        </w:rPr>
+        <w:t xml:space="preserve">stewart_bringup/scripts/generate_aruco_ring.py</w:t>
+      </w:r>
+      <w:r>
+        <w:t xml:space="preserve"> </w:t>
+      </w:r>
+      <w:r>
+        <w:t xml:space="preserve">— produces the</w:t>
+      </w:r>
+      <w:r>
+        <w:t xml:space="preserve"> </w:t>
+      </w:r>
+      <w:r>
+        <w:t xml:space="preserve">printable ArUco ring +</w:t>
+      </w:r>
+      <w:r>
+        <w:t xml:space="preserve"> </w:t>
+      </w:r>
+      <w:r>
+        <w:rPr>
+          <w:rStyle w:val="VerbatimChar"/>
+        </w:rPr>
+        <w:t xml:space="preserve">marker_layout.yaml</w:t>
       </w:r>
       <w:r>
         <w:t xml:space="preserve">.</w:t>
@@ -17599,16 +19981,208 @@
       <w:pPr>
         <w:numPr>
           <w:ilvl w:val="0"/>
-          <w:numId w:val="1044"/>
+          <w:numId w:val="1046"/>
         </w:numPr>
         <w:pStyle w:val="Compact"/>
       </w:pPr>
       <w:r>
+        <w:rPr>
+          <w:rStyle w:val="VerbatimChar"/>
+        </w:rPr>
+        <w:t xml:space="preserve">stewart_bringup/config/global_limits.yaml</w:t>
+      </w:r>
+      <w:r>
+        <w:t xml:space="preserve"> </w:t>
+      </w:r>
+      <w:r>
+        <w:t xml:space="preserve">— three-layer speed cap</w:t>
+      </w:r>
+      <w:r>
+        <w:t xml:space="preserve"> </w:t>
+      </w:r>
+      <w:r>
+        <w:t xml:space="preserve">redundancy pattern (mirrored for the ball dead-zone).</w:t>
+      </w:r>
+    </w:p>
+    <w:p>
+      <w:pPr>
+        <w:numPr>
+          <w:ilvl w:val="0"/>
+          <w:numId w:val="1046"/>
+        </w:numPr>
+        <w:pStyle w:val="Compact"/>
+      </w:pPr>
+      <w:r>
+        <w:rPr>
+          <w:rStyle w:val="VerbatimChar"/>
+        </w:rPr>
+        <w:t xml:space="preserve">stewart_bringup/config/platform_level.yaml</w:t>
+      </w:r>
+      <w:r>
+        <w:t xml:space="preserve"> </w:t>
+      </w:r>
+      <w:r>
+        <w:t xml:space="preserve">— IMU-frame level</w:t>
+      </w:r>
+      <w:r>
+        <w:t xml:space="preserve"> </w:t>
+      </w:r>
+      <w:r>
+        <w:t xml:space="preserve">reference (now zeroed against the MTi factory cal as of 2026-04-25).</w:t>
+      </w:r>
+    </w:p>
+    <w:p>
+      <w:pPr>
+        <w:numPr>
+          <w:ilvl w:val="0"/>
+          <w:numId w:val="1046"/>
+        </w:numPr>
+        <w:pStyle w:val="Compact"/>
+      </w:pPr>
+      <w:r>
+        <w:t xml:space="preserve">EEL 4930/5934 Lecture 6 — Robot Perception (camera model,</w:t>
+      </w:r>
+      <w:r>
+        <w:t xml:space="preserve"> </w:t>
+      </w:r>
+      <w:r>
+        <w:t xml:space="preserve">homography, calibration, stereo, epipolar geometry, F/E matrices,</w:t>
+      </w:r>
+      <w:r>
+        <w:t xml:space="preserve"> </w:t>
+      </w:r>
+      <w:r>
+        <w:t xml:space="preserve">8-point + RANSAC, triangulation, SfM).</w:t>
+      </w:r>
+    </w:p>
+    <w:p>
+      <w:pPr>
+        <w:numPr>
+          <w:ilvl w:val="0"/>
+          <w:numId w:val="1046"/>
+        </w:numPr>
+        <w:pStyle w:val="Compact"/>
+      </w:pPr>
+      <w:r>
+        <w:t xml:space="preserve">EEL 4930/5934 Lecture 8 — Localization, Filtering &amp; State Estimation</w:t>
+      </w:r>
+      <w:r>
+        <w:t xml:space="preserve"> </w:t>
+      </w:r>
+      <w:r>
+        <w:t xml:space="preserve">(Bayesian filter, KF, EKF, PID).</w:t>
+      </w:r>
+    </w:p>
+    <w:p>
+      <w:pPr>
+        <w:numPr>
+          <w:ilvl w:val="0"/>
+          <w:numId w:val="1046"/>
+        </w:numPr>
+        <w:pStyle w:val="Compact"/>
+      </w:pPr>
+      <w:r>
+        <w:t xml:space="preserve">Movella MTi 600-series User Manual — IMU sensor-frame conventions.</w:t>
+      </w:r>
+    </w:p>
+    <w:p>
+      <w:pPr>
+        <w:numPr>
+          <w:ilvl w:val="0"/>
+          <w:numId w:val="1046"/>
+        </w:numPr>
+        <w:pStyle w:val="Compact"/>
+      </w:pPr>
+      <w:r>
+        <w:t xml:space="preserve">OpenCV</w:t>
+      </w:r>
+      <w:r>
+        <w:t xml:space="preserve"> </w:t>
+      </w:r>
+      <w:r>
+        <w:rPr>
+          <w:rStyle w:val="VerbatimChar"/>
+        </w:rPr>
+        <w:t xml:space="preserve">cv2.aruco</w:t>
+      </w:r>
+      <w:r>
+        <w:t xml:space="preserve">,</w:t>
+      </w:r>
+      <w:r>
+        <w:t xml:space="preserve"> </w:t>
+      </w:r>
+      <w:r>
+        <w:rPr>
+          <w:rStyle w:val="VerbatimChar"/>
+        </w:rPr>
+        <w:t xml:space="preserve">cv2.calibrateCamera</w:t>
+      </w:r>
+      <w:r>
+        <w:t xml:space="preserve">,</w:t>
+      </w:r>
+      <w:r>
+        <w:t xml:space="preserve"> </w:t>
+      </w:r>
+      <w:r>
+        <w:rPr>
+          <w:rStyle w:val="VerbatimChar"/>
+        </w:rPr>
+        <w:t xml:space="preserve">cv2.stereoCalibrate</w:t>
+      </w:r>
+      <w:r>
+        <w:t xml:space="preserve">,</w:t>
+      </w:r>
+      <w:r>
+        <w:t xml:space="preserve"> </w:t>
+      </w:r>
+      <w:r>
+        <w:rPr>
+          <w:rStyle w:val="VerbatimChar"/>
+        </w:rPr>
+        <w:t xml:space="preserve">cv2.stereoRectify</w:t>
+      </w:r>
+      <w:r>
+        <w:t xml:space="preserve">,</w:t>
+      </w:r>
+      <w:r>
+        <w:t xml:space="preserve"> </w:t>
+      </w:r>
+      <w:r>
+        <w:rPr>
+          <w:rStyle w:val="VerbatimChar"/>
+        </w:rPr>
+        <w:t xml:space="preserve">cv2.solvePnP</w:t>
+      </w:r>
+      <w:r>
+        <w:t xml:space="preserve">,</w:t>
+      </w:r>
+      <w:r>
+        <w:t xml:space="preserve"> </w:t>
+      </w:r>
+      <w:r>
+        <w:rPr>
+          <w:rStyle w:val="VerbatimChar"/>
+        </w:rPr>
+        <w:t xml:space="preserve">cv2.triangulatePoints</w:t>
+      </w:r>
+      <w:r>
+        <w:t xml:space="preserve">.</w:t>
+      </w:r>
+    </w:p>
+    <w:p>
+      <w:pPr>
+        <w:numPr>
+          <w:ilvl w:val="0"/>
+          <w:numId w:val="1046"/>
+        </w:numPr>
+        <w:pStyle w:val="Compact"/>
+      </w:pPr>
+      <w:r>
         <w:t xml:space="preserve">Luxonis DepthAI documentation (OAK-D-PRO-AF pipeline).</w:t>
       </w:r>
     </w:p>
-    <w:bookmarkEnd w:id="87"/>
-    <w:bookmarkEnd w:id="88"/>
+    <w:bookmarkEnd w:id="94"/>
+    <w:bookmarkEnd w:id="95"/>
     <w:sectPr/>
   </w:body>
 </w:document>
@@ -18192,34 +20766,7 @@
     <w:abstractNumId w:val="991"/>
   </w:num>
   <w:num w:numId="1042">
-    <w:abstractNumId w:val="99411"/>
-    <w:lvlOverride w:ilvl="0">
-      <w:startOverride w:val="1"/>
-    </w:lvlOverride>
-    <w:lvlOverride w:ilvl="1">
-      <w:startOverride w:val="1"/>
-    </w:lvlOverride>
-    <w:lvlOverride w:ilvl="2">
-      <w:startOverride w:val="1"/>
-    </w:lvlOverride>
-    <w:lvlOverride w:ilvl="3">
-      <w:startOverride w:val="1"/>
-    </w:lvlOverride>
-    <w:lvlOverride w:ilvl="4">
-      <w:startOverride w:val="1"/>
-    </w:lvlOverride>
-    <w:lvlOverride w:ilvl="5">
-      <w:startOverride w:val="1"/>
-    </w:lvlOverride>
-    <w:lvlOverride w:ilvl="6">
-      <w:startOverride w:val="1"/>
-    </w:lvlOverride>
-    <w:lvlOverride w:ilvl="7">
-      <w:startOverride w:val="1"/>
-    </w:lvlOverride>
-    <w:lvlOverride w:ilvl="8">
-      <w:startOverride w:val="1"/>
-    </w:lvlOverride>
+    <w:abstractNumId w:val="991"/>
   </w:num>
   <w:num w:numId="1043">
     <w:abstractNumId w:val="99411"/>
@@ -18252,6 +20799,39 @@
     </w:lvlOverride>
   </w:num>
   <w:num w:numId="1044">
+    <w:abstractNumId w:val="99411"/>
+    <w:lvlOverride w:ilvl="0">
+      <w:startOverride w:val="1"/>
+    </w:lvlOverride>
+    <w:lvlOverride w:ilvl="1">
+      <w:startOverride w:val="1"/>
+    </w:lvlOverride>
+    <w:lvlOverride w:ilvl="2">
+      <w:startOverride w:val="1"/>
+    </w:lvlOverride>
+    <w:lvlOverride w:ilvl="3">
+      <w:startOverride w:val="1"/>
+    </w:lvlOverride>
+    <w:lvlOverride w:ilvl="4">
+      <w:startOverride w:val="1"/>
+    </w:lvlOverride>
+    <w:lvlOverride w:ilvl="5">
+      <w:startOverride w:val="1"/>
+    </w:lvlOverride>
+    <w:lvlOverride w:ilvl="6">
+      <w:startOverride w:val="1"/>
+    </w:lvlOverride>
+    <w:lvlOverride w:ilvl="7">
+      <w:startOverride w:val="1"/>
+    </w:lvlOverride>
+    <w:lvlOverride w:ilvl="8">
+      <w:startOverride w:val="1"/>
+    </w:lvlOverride>
+  </w:num>
+  <w:num w:numId="1045">
+    <w:abstractNumId w:val="991"/>
+  </w:num>
+  <w:num w:numId="1046">
     <w:abstractNumId w:val="991"/>
   </w:num>
 </w:numbering>

--- a/stewart_bringup/docs/closed_loop_ball_demos.docx
+++ b/stewart_bringup/docs/closed_loop_ball_demos.docx
@@ -2,7 +2,7 @@
 <file path=word/document.xml><?xml version="1.0" encoding="utf-8"?>
 <w:document xmlns:w="http://schemas.openxmlformats.org/wordprocessingml/2006/main" xmlns:m="http://schemas.openxmlformats.org/officeDocument/2006/math" xmlns:r="http://schemas.openxmlformats.org/officeDocument/2006/relationships" xmlns:o="urn:schemas-microsoft-com:office:office" xmlns:v="urn:schemas-microsoft-com:vml" xmlns:w10="urn:schemas-microsoft-com:office:word" xmlns:a="http://schemas.openxmlformats.org/drawingml/2006/main" xmlns:pic="http://schemas.openxmlformats.org/drawingml/2006/picture" xmlns:wp="http://schemas.openxmlformats.org/drawingml/2006/wordprocessingDrawing">
   <w:body>
-    <w:bookmarkStart w:id="95" w:name="Xf2ecee67e627b13c32e3c15bfc4ce569ecb8d6b"/>
+    <w:bookmarkStart w:id="96" w:name="Xf2ecee67e627b13c32e3c15bfc4ce569ecb8d6b"/>
     <w:p>
       <w:pPr>
         <w:pStyle w:val="Heading1"/>
@@ -86,31 +86,31 @@
         <w:t xml:space="preserve"> </w:t>
       </w:r>
       <w:r>
-        <w:t xml:space="preserve">2026-04-26 (v9 — 3D viewer design captured (scaffolded</w:t>
-      </w:r>
-      <w:r>
-        <w:t xml:space="preserve"> </w:t>
-      </w:r>
-      <w:r>
-        <w:t xml:space="preserve">only, full implementation deferred); plate-parented vs world-frame</w:t>
-      </w:r>
-      <w:r>
-        <w:t xml:space="preserve"> </w:t>
-      </w:r>
-      <w:r>
-        <w:t xml:space="preserve">trail toggle locked in; post-deployment iteration plan written down</w:t>
-      </w:r>
-      <w:r>
-        <w:t xml:space="preserve"> </w:t>
-      </w:r>
-      <w:r>
-        <w:t xml:space="preserve">in §16 so we know exactly which backend to flesh out next after the</w:t>
-      </w:r>
-      <w:r>
-        <w:t xml:space="preserve"> </w:t>
-      </w:r>
-      <w:r>
-        <w:t xml:space="preserve">first hardware test).</w:t>
+        <w:t xml:space="preserve">2026-04-26 (v9 — 3D viewer scaffolded with deferred</w:t>
+      </w:r>
+      <w:r>
+        <w:t xml:space="preserve"> </w:t>
+      </w:r>
+      <w:r>
+        <w:t xml:space="preserve">full implementation (§11.6); post-deployment iteration plan in §16;</w:t>
+      </w:r>
+      <w:r>
+        <w:t xml:space="preserve"> </w:t>
+      </w:r>
+      <w:r>
+        <w:t xml:space="preserve">ball-type dropdown in the GUI header captures foam vs ping-pong into</w:t>
+      </w:r>
+      <w:r>
+        <w:t xml:space="preserve"> </w:t>
+      </w:r>
+      <w:r>
+        <w:t xml:space="preserve">every bag (Q47); pytest unit-test scaffold added for pure-math + config</w:t>
+      </w:r>
+      <w:r>
+        <w:t xml:space="preserve"> </w:t>
+      </w:r>
+      <w:r>
+        <w:t xml:space="preserve">schemas (Q48).</w:t>
       </w:r>
     </w:p>
     <w:p>
@@ -13928,7 +13928,7 @@
     </w:p>
     <w:bookmarkEnd w:id="72"/>
     <w:bookmarkEnd w:id="73"/>
-    <w:bookmarkStart w:id="82" w:name="bag-recording-added-v8"/>
+    <w:bookmarkStart w:id="83" w:name="bag-recording-added-v8"/>
     <w:p>
       <w:pPr>
         <w:pStyle w:val="Heading2"/>
@@ -14200,12 +14200,322 @@
       </w:tr>
     </w:tbl>
     <w:bookmarkEnd w:id="74"/>
-    <w:bookmarkStart w:id="75" w:name="Xea9fff3764218f0a2985ec7ef07d3b758e08ae0"/>
+    <w:bookmarkStart w:id="75" w:name="recovering-the-ball-type-from-a-bag"/>
     <w:p>
       <w:pPr>
         <w:pStyle w:val="Heading3"/>
       </w:pPr>
       <w:r>
+        <w:t xml:space="preserve">Recovering the ball type from a bag</w:t>
+      </w:r>
+    </w:p>
+    <w:p>
+      <w:pPr>
+        <w:pStyle w:val="FirstParagraph"/>
+      </w:pPr>
+      <w:r>
+        <w:t xml:space="preserve">Per Q47,</w:t>
+      </w:r>
+      <w:r>
+        <w:t xml:space="preserve"> </w:t>
+      </w:r>
+      <w:r>
+        <w:rPr>
+          <w:rStyle w:val="VerbatimChar"/>
+        </w:rPr>
+        <w:t xml:space="preserve">/control_cmd</w:t>
+      </w:r>
+      <w:r>
+        <w:t xml:space="preserve"> </w:t>
+      </w:r>
+      <w:r>
+        <w:t xml:space="preserve">is captured by default and includes</w:t>
+      </w:r>
+      <w:r>
+        <w:t xml:space="preserve"> </w:t>
+      </w:r>
+      <w:r>
+        <w:rPr>
+          <w:rStyle w:val="VerbatimChar"/>
+        </w:rPr>
+        <w:t xml:space="preserve">ball_config:</w:t>
+      </w:r>
+      <w:r>
+        <w:t xml:space="preserve"> </w:t>
+      </w:r>
+      <w:r>
+        <w:t xml:space="preserve">payloads (every 5 s + on every dropdown change + at</w:t>
+      </w:r>
+      <w:r>
+        <w:t xml:space="preserve"> </w:t>
+      </w:r>
+      <w:r>
+        <w:t xml:space="preserve">every demo Start). Two ways to read which ball was in use during a</w:t>
+      </w:r>
+      <w:r>
+        <w:t xml:space="preserve"> </w:t>
+      </w:r>
+      <w:r>
+        <w:t xml:space="preserve">recorded run:</w:t>
+      </w:r>
+    </w:p>
+    <w:p>
+      <w:pPr>
+        <w:pStyle w:val="SourceCode"/>
+      </w:pPr>
+      <w:r>
+        <w:rPr>
+          <w:rStyle w:val="CommentTok"/>
+        </w:rPr>
+        <w:t xml:space="preserve"># Latest ball_config message before the run started:</w:t>
+      </w:r>
+      <w:r>
+        <w:br/>
+      </w:r>
+      <w:r>
+        <w:rPr>
+          <w:rStyle w:val="ExtensionTok"/>
+        </w:rPr>
+        <w:t xml:space="preserve">ros2</w:t>
+      </w:r>
+      <w:r>
+        <w:rPr>
+          <w:rStyle w:val="NormalTok"/>
+        </w:rPr>
+        <w:t xml:space="preserve"> bag info ~/stable_bot_bags/</w:t>
+      </w:r>
+      <w:r>
+        <w:rPr>
+          <w:rStyle w:val="OperatorTok"/>
+        </w:rPr>
+        <w:t xml:space="preserve">&lt;</w:t>
+      </w:r>
+      <w:r>
+        <w:rPr>
+          <w:rStyle w:val="NormalTok"/>
+        </w:rPr>
+        <w:t xml:space="preserve">run</w:t>
+      </w:r>
+      <w:r>
+        <w:rPr>
+          <w:rStyle w:val="OperatorTok"/>
+        </w:rPr>
+        <w:t xml:space="preserve">&gt;</w:t>
+      </w:r>
+      <w:r>
+        <w:rPr>
+          <w:rStyle w:val="NormalTok"/>
+        </w:rPr>
+        <w:t xml:space="preserve">.bag/   </w:t>
+      </w:r>
+      <w:r>
+        <w:rPr>
+          <w:rStyle w:val="CommentTok"/>
+        </w:rPr>
+        <w:t xml:space="preserve"># confirm /control_cmd is in the bag</w:t>
+      </w:r>
+      <w:r>
+        <w:br/>
+      </w:r>
+      <w:r>
+        <w:rPr>
+          <w:rStyle w:val="ExtensionTok"/>
+        </w:rPr>
+        <w:t xml:space="preserve">ros2</w:t>
+      </w:r>
+      <w:r>
+        <w:rPr>
+          <w:rStyle w:val="NormalTok"/>
+        </w:rPr>
+        <w:t xml:space="preserve"> bag play ~/stable_bot_bags/</w:t>
+      </w:r>
+      <w:r>
+        <w:rPr>
+          <w:rStyle w:val="OperatorTok"/>
+        </w:rPr>
+        <w:t xml:space="preserve">&lt;</w:t>
+      </w:r>
+      <w:r>
+        <w:rPr>
+          <w:rStyle w:val="NormalTok"/>
+        </w:rPr>
+        <w:t xml:space="preserve">run</w:t>
+      </w:r>
+      <w:r>
+        <w:rPr>
+          <w:rStyle w:val="OperatorTok"/>
+        </w:rPr>
+        <w:t xml:space="preserve">&gt;</w:t>
+      </w:r>
+      <w:r>
+        <w:rPr>
+          <w:rStyle w:val="NormalTok"/>
+        </w:rPr>
+        <w:t xml:space="preserve">.bag/ </w:t>
+      </w:r>
+      <w:r>
+        <w:rPr>
+          <w:rStyle w:val="DataTypeTok"/>
+        </w:rPr>
+        <w:t xml:space="preserve">\</w:t>
+      </w:r>
+      <w:r>
+        <w:br/>
+      </w:r>
+      <w:r>
+        <w:rPr>
+          <w:rStyle w:val="NormalTok"/>
+        </w:rPr>
+        <w:t xml:space="preserve">    </w:t>
+      </w:r>
+      <w:r>
+        <w:rPr>
+          <w:rStyle w:val="AttributeTok"/>
+        </w:rPr>
+        <w:t xml:space="preserve">--topics</w:t>
+      </w:r>
+      <w:r>
+        <w:rPr>
+          <w:rStyle w:val="NormalTok"/>
+        </w:rPr>
+        <w:t xml:space="preserve"> /control_cmd </w:t>
+      </w:r>
+      <w:r>
+        <w:rPr>
+          <w:rStyle w:val="KeywordTok"/>
+        </w:rPr>
+        <w:t xml:space="preserve">|</w:t>
+      </w:r>
+      <w:r>
+        <w:rPr>
+          <w:rStyle w:val="NormalTok"/>
+        </w:rPr>
+        <w:t xml:space="preserve"> </w:t>
+      </w:r>
+      <w:r>
+        <w:rPr>
+          <w:rStyle w:val="FunctionTok"/>
+        </w:rPr>
+        <w:t xml:space="preserve">grep</w:t>
+      </w:r>
+      <w:r>
+        <w:rPr>
+          <w:rStyle w:val="NormalTok"/>
+        </w:rPr>
+        <w:t xml:space="preserve"> ball_config </w:t>
+      </w:r>
+      <w:r>
+        <w:rPr>
+          <w:rStyle w:val="KeywordTok"/>
+        </w:rPr>
+        <w:t xml:space="preserve">|</w:t>
+      </w:r>
+      <w:r>
+        <w:rPr>
+          <w:rStyle w:val="NormalTok"/>
+        </w:rPr>
+        <w:t xml:space="preserve"> </w:t>
+      </w:r>
+      <w:r>
+        <w:rPr>
+          <w:rStyle w:val="FunctionTok"/>
+        </w:rPr>
+        <w:t xml:space="preserve">head</w:t>
+      </w:r>
+      <w:r>
+        <w:rPr>
+          <w:rStyle w:val="NormalTok"/>
+        </w:rPr>
+        <w:t xml:space="preserve"> </w:t>
+      </w:r>
+      <w:r>
+        <w:rPr>
+          <w:rStyle w:val="AttributeTok"/>
+        </w:rPr>
+        <w:t xml:space="preserve">-1</w:t>
+      </w:r>
+    </w:p>
+    <w:p>
+      <w:pPr>
+        <w:pStyle w:val="FirstParagraph"/>
+      </w:pPr>
+      <w:r>
+        <w:t xml:space="preserve">Or programmatically in</w:t>
+      </w:r>
+      <w:r>
+        <w:t xml:space="preserve"> </w:t>
+      </w:r>
+      <w:r>
+        <w:rPr>
+          <w:rStyle w:val="VerbatimChar"/>
+        </w:rPr>
+        <w:t xml:space="preserve">plot_demo_run.py</w:t>
+      </w:r>
+      <w:r>
+        <w:t xml:space="preserve"> </w:t>
+      </w:r>
+      <w:r>
+        <w:t xml:space="preserve">— read the last</w:t>
+      </w:r>
+      <w:r>
+        <w:t xml:space="preserve"> </w:t>
+      </w:r>
+      <w:r>
+        <w:rPr>
+          <w:rStyle w:val="VerbatimChar"/>
+        </w:rPr>
+        <w:t xml:space="preserve">ball_config:</w:t>
+      </w:r>
+      <w:r>
+        <w:t xml:space="preserve"> </w:t>
+      </w:r>
+      <w:r>
+        <w:t xml:space="preserve">payload before the first</w:t>
+      </w:r>
+      <w:r>
+        <w:t xml:space="preserve"> </w:t>
+      </w:r>
+      <w:r>
+        <w:rPr>
+          <w:rStyle w:val="VerbatimChar"/>
+        </w:rPr>
+        <w:t xml:space="preserve">mode:BALL_TRACK_*</w:t>
+      </w:r>
+      <w:r>
+        <w:t xml:space="preserve"> </w:t>
+      </w:r>
+      <w:r>
+        <w:t xml:space="preserve">and</w:t>
+      </w:r>
+      <w:r>
+        <w:t xml:space="preserve"> </w:t>
+      </w:r>
+      <w:r>
+        <w:t xml:space="preserve">annotate the report with</w:t>
+      </w:r>
+      <w:r>
+        <w:t xml:space="preserve"> </w:t>
+      </w:r>
+      <w:r>
+        <w:t xml:space="preserve">“</w:t>
+      </w:r>
+      <w:r>
+        <w:t xml:space="preserve">Ball: foam (α=0.71)</w:t>
+      </w:r>
+      <w:r>
+        <w:t xml:space="preserve">”</w:t>
+      </w:r>
+      <w:r>
+        <w:t xml:space="preserve">.</w:t>
+      </w:r>
+    </w:p>
+    <w:bookmarkEnd w:id="75"/>
+    <w:bookmarkStart w:id="76" w:name="Xea9fff3764218f0a2985ec7ef07d3b758e08ae0"/>
+    <w:p>
+      <w:pPr>
+        <w:pStyle w:val="Heading3"/>
+      </w:pPr>
+      <w:r>
         <w:t xml:space="preserve">Topic allowlist (default — small messages only)</w:t>
       </w:r>
     </w:p>
@@ -14300,8 +14610,8 @@
         <w:t xml:space="preserve">Total bandwidth: typically &lt; 50 KB/s = &lt; 3 MB / minute.</w:t>
       </w:r>
     </w:p>
-    <w:bookmarkEnd w:id="75"/>
-    <w:bookmarkStart w:id="76" w:name="image-recording-opt-in"/>
+    <w:bookmarkEnd w:id="76"/>
+    <w:bookmarkStart w:id="77" w:name="image-recording-opt-in"/>
     <w:p>
       <w:pPr>
         <w:pStyle w:val="Heading3"/>
@@ -14415,8 +14725,8 @@
         <w:t xml:space="preserve">/oak/right/image_compressed, /oak/disparity_compressed</w:t>
       </w:r>
     </w:p>
-    <w:bookmarkEnd w:id="76"/>
-    <w:bookmarkStart w:id="77" w:name="storage"/>
+    <w:bookmarkEnd w:id="77"/>
+    <w:bookmarkStart w:id="78" w:name="storage"/>
     <w:p>
       <w:pPr>
         <w:pStyle w:val="Heading3"/>
@@ -14524,8 +14834,8 @@
         <w:t xml:space="preserve">(§13.5) opens these directly.</w:t>
       </w:r>
     </w:p>
-    <w:bookmarkEnd w:id="77"/>
-    <w:bookmarkStart w:id="78" w:name="disk-usage-and-rotation"/>
+    <w:bookmarkEnd w:id="78"/>
+    <w:bookmarkStart w:id="79" w:name="disk-usage-and-rotation"/>
     <w:p>
       <w:pPr>
         <w:pStyle w:val="Heading3"/>
@@ -14621,8 +14931,8 @@
         <w:t xml:space="preserve">auto-rotate.)</w:t>
       </w:r>
     </w:p>
-    <w:bookmarkEnd w:id="78"/>
-    <w:bookmarkStart w:id="79" w:name="plotter-consumption"/>
+    <w:bookmarkEnd w:id="79"/>
+    <w:bookmarkStart w:id="80" w:name="plotter-consumption"/>
     <w:p>
       <w:pPr>
         <w:pStyle w:val="Heading3"/>
@@ -14767,8 +15077,8 @@
         <w:t xml:space="preserve">(see §13.5).</w:t>
       </w:r>
     </w:p>
-    <w:bookmarkEnd w:id="79"/>
-    <w:bookmarkStart w:id="80" w:name="Xe9c1cd3ffe080410a20493fa06524b1edccbcaf"/>
+    <w:bookmarkEnd w:id="80"/>
+    <w:bookmarkStart w:id="81" w:name="Xe9c1cd3ffe080410a20493fa06524b1edccbcaf"/>
     <w:p>
       <w:pPr>
         <w:pStyle w:val="Heading3"/>
@@ -14896,8 +15206,8 @@
         <w:t xml:space="preserve">serves the resulting HTML.</w:t>
       </w:r>
     </w:p>
-    <w:bookmarkEnd w:id="80"/>
-    <w:bookmarkStart w:id="81" w:name="plotter-interface"/>
+    <w:bookmarkEnd w:id="81"/>
+    <w:bookmarkStart w:id="82" w:name="plotter-interface"/>
     <w:p>
       <w:pPr>
         <w:pStyle w:val="Heading3"/>
@@ -15266,9 +15576,9 @@
         </w:pict>
       </w:r>
     </w:p>
-    <w:bookmarkEnd w:id="81"/>
     <w:bookmarkEnd w:id="82"/>
-    <w:bookmarkStart w:id="83" w:name="implementation-milestones"/>
+    <w:bookmarkEnd w:id="83"/>
+    <w:bookmarkStart w:id="84" w:name="implementation-milestones"/>
     <w:p>
       <w:pPr>
         <w:pStyle w:val="Heading2"/>
@@ -16134,8 +16444,8 @@
         </w:pict>
       </w:r>
     </w:p>
-    <w:bookmarkEnd w:id="83"/>
-    <w:bookmarkStart w:id="91" w:name="open-questions"/>
+    <w:bookmarkEnd w:id="84"/>
+    <w:bookmarkStart w:id="92" w:name="open-questions"/>
     <w:p>
       <w:pPr>
         <w:pStyle w:val="Heading2"/>
@@ -16144,7 +16454,7 @@
         <w:t xml:space="preserve">15. Open questions</w:t>
       </w:r>
     </w:p>
-    <w:bookmarkStart w:id="84" w:name="resolved-2026-04-25"/>
+    <w:bookmarkStart w:id="85" w:name="resolved-2026-04-25"/>
     <w:p>
       <w:pPr>
         <w:pStyle w:val="Heading3"/>
@@ -16985,8 +17295,8 @@
         <w:t xml:space="preserve">Q23 | Strobe-red trigger scope | Off-platform watchdog only. In-bounds disturbance recovery is silent. Strobe is body-background-only — never overlays panels or controls. |</w:t>
       </w:r>
     </w:p>
-    <w:bookmarkEnd w:id="84"/>
-    <w:bookmarkStart w:id="85" w:name="resolved-in-v5-2026-04-26"/>
+    <w:bookmarkEnd w:id="85"/>
+    <w:bookmarkStart w:id="86" w:name="resolved-in-v5-2026-04-26"/>
     <w:p>
       <w:pPr>
         <w:pStyle w:val="Heading3"/>
@@ -17378,8 +17688,8 @@
         </w:tc>
       </w:tr>
     </w:tbl>
-    <w:bookmarkEnd w:id="85"/>
-    <w:bookmarkStart w:id="86" w:name="resolved-in-v6-2026-04-26"/>
+    <w:bookmarkEnd w:id="86"/>
+    <w:bookmarkStart w:id="87" w:name="resolved-in-v6-2026-04-26"/>
     <w:p>
       <w:pPr>
         <w:pStyle w:val="Heading3"/>
@@ -17731,8 +18041,8 @@
         </w:tc>
       </w:tr>
     </w:tbl>
-    <w:bookmarkEnd w:id="86"/>
-    <w:bookmarkStart w:id="87" w:name="resolved-in-v7-2026-04-26"/>
+    <w:bookmarkEnd w:id="87"/>
+    <w:bookmarkStart w:id="88" w:name="resolved-in-v7-2026-04-26"/>
     <w:p>
       <w:pPr>
         <w:pStyle w:val="Heading3"/>
@@ -17911,8 +18221,8 @@
         </w:tc>
       </w:tr>
     </w:tbl>
-    <w:bookmarkEnd w:id="87"/>
-    <w:bookmarkStart w:id="88" w:name="resolved-in-v8-2026-04-26"/>
+    <w:bookmarkEnd w:id="88"/>
+    <w:bookmarkStart w:id="89" w:name="resolved-in-v8-2026-04-26"/>
     <w:p>
       <w:pPr>
         <w:pStyle w:val="Heading3"/>
@@ -18263,8 +18573,8 @@
         </w:tc>
       </w:tr>
     </w:tbl>
-    <w:bookmarkEnd w:id="88"/>
-    <w:bookmarkStart w:id="89" w:name="resolved-in-v9-2026-04-26"/>
+    <w:bookmarkEnd w:id="89"/>
+    <w:bookmarkStart w:id="90" w:name="resolved-in-v9-2026-04-26"/>
     <w:p>
       <w:pPr>
         <w:pStyle w:val="Heading3"/>
@@ -18440,9 +18750,157 @@
           </w:p>
         </w:tc>
       </w:tr>
+      <w:tr>
+        <w:tc>
+          <w:tcPr/>
+          <w:p>
+            <w:pPr>
+              <w:pStyle w:val="Compact"/>
+              <w:jc w:val="left"/>
+            </w:pPr>
+            <w:r>
+              <w:t xml:space="preserve">Q47</w:t>
+            </w:r>
+          </w:p>
+        </w:tc>
+        <w:tc>
+          <w:tcPr/>
+          <w:p>
+            <w:pPr>
+              <w:pStyle w:val="Compact"/>
+              <w:jc w:val="left"/>
+            </w:pPr>
+            <w:r>
+              <w:t xml:space="preserve">Ball-type tracking</w:t>
+            </w:r>
+          </w:p>
+        </w:tc>
+        <w:tc>
+          <w:tcPr/>
+          <w:p>
+            <w:pPr>
+              <w:pStyle w:val="Compact"/>
+              <w:jc w:val="left"/>
+            </w:pPr>
+            <w:r>
+              <w:t xml:space="preserve">New</w:t>
+            </w:r>
+            <w:r>
+              <w:t xml:space="preserve"> </w:t>
+            </w:r>
+            <w:r>
+              <w:rPr>
+                <w:rStyle w:val="VerbatimChar"/>
+              </w:rPr>
+              <w:t xml:space="preserve">&lt;select&gt;</w:t>
+            </w:r>
+            <w:r>
+              <w:t xml:space="preserve"> </w:t>
+            </w:r>
+            <w:r>
+              <w:t xml:space="preserve">in the GUI header (foam vs ping-pong). Selection persists in localStorage and publishes</w:t>
+            </w:r>
+            <w:r>
+              <w:t xml:space="preserve"> </w:t>
+            </w:r>
+            <w:r>
+              <w:rPr>
+                <w:rStyle w:val="VerbatimChar"/>
+              </w:rPr>
+              <w:t xml:space="preserve">ball_config:&lt;json&gt;</w:t>
+            </w:r>
+            <w:r>
+              <w:t xml:space="preserve"> </w:t>
+            </w:r>
+            <w:r>
+              <w:t xml:space="preserve">on /control_cmd, repeating every 5 s for late subscribers. Each demo Start payload also embeds the current ball config under a</w:t>
+            </w:r>
+            <w:r>
+              <w:t xml:space="preserve"> </w:t>
+            </w:r>
+            <w:r>
+              <w:rPr>
+                <w:rStyle w:val="VerbatimChar"/>
+              </w:rPr>
+              <w:t xml:space="preserve">ball</w:t>
+            </w:r>
+            <w:r>
+              <w:t xml:space="preserve"> </w:t>
+            </w:r>
+            <w:r>
+              <w:t xml:space="preserve">key. Bag captures both via /control_cmd allowlist. Single source of truth:</w:t>
+            </w:r>
+            <w:r>
+              <w:t xml:space="preserve"> </w:t>
+            </w:r>
+            <w:r>
+              <w:rPr>
+                <w:rStyle w:val="VerbatimChar"/>
+              </w:rPr>
+              <w:t xml:space="preserve">stewart_vision/_ball_physics.BALL_PRESETS</w:t>
+            </w:r>
+            <w:r>
+              <w:t xml:space="preserve">.</w:t>
+            </w:r>
+          </w:p>
+        </w:tc>
+      </w:tr>
+      <w:tr>
+        <w:tc>
+          <w:tcPr/>
+          <w:p>
+            <w:pPr>
+              <w:pStyle w:val="Compact"/>
+              <w:jc w:val="left"/>
+            </w:pPr>
+            <w:r>
+              <w:t xml:space="preserve">Q48</w:t>
+            </w:r>
+          </w:p>
+        </w:tc>
+        <w:tc>
+          <w:tcPr/>
+          <w:p>
+            <w:pPr>
+              <w:pStyle w:val="Compact"/>
+              <w:jc w:val="left"/>
+            </w:pPr>
+            <w:r>
+              <w:t xml:space="preserve">Test policy</w:t>
+            </w:r>
+          </w:p>
+        </w:tc>
+        <w:tc>
+          <w:tcPr/>
+          <w:p>
+            <w:pPr>
+              <w:pStyle w:val="Compact"/>
+              <w:jc w:val="left"/>
+            </w:pPr>
+            <w:r>
+              <w:t xml:space="preserve">Yes, but pragmatic: pytest unit tests for pure-math + config schemas (ball physics, ArUco YAML loader, ball_safety.yaml, marker_layout.yaml). No CI; no hardware-loop tests. Run</w:t>
+            </w:r>
+            <w:r>
+              <w:t xml:space="preserve"> </w:t>
+            </w:r>
+            <w:r>
+              <w:rPr>
+                <w:rStyle w:val="VerbatimChar"/>
+              </w:rPr>
+              <w:t xml:space="preserve">pytest stewart_vision/test/</w:t>
+            </w:r>
+            <w:r>
+              <w:t xml:space="preserve"> </w:t>
+            </w:r>
+            <w:r>
+              <w:t xml:space="preserve">locally before each push. v9 baseline: 35 passing, 3 cv2-dependent skips on the laptop, all passing on the Pi where opencv-contrib is installed.</w:t>
+            </w:r>
+          </w:p>
+        </w:tc>
+      </w:tr>
     </w:tbl>
-    <w:bookmarkEnd w:id="89"/>
-    <w:bookmarkStart w:id="90" w:name="still-open"/>
+    <w:bookmarkEnd w:id="90"/>
+    <w:bookmarkStart w:id="91" w:name="still-open"/>
     <w:p>
       <w:pPr>
         <w:pStyle w:val="Heading3"/>
@@ -18466,9 +18924,9 @@
         </w:pict>
       </w:r>
     </w:p>
-    <w:bookmarkEnd w:id="90"/>
     <w:bookmarkEnd w:id="91"/>
-    <w:bookmarkStart w:id="93" w:name="post-deployment-iteration-plan"/>
+    <w:bookmarkEnd w:id="92"/>
+    <w:bookmarkStart w:id="94" w:name="post-deployment-iteration-plan"/>
     <w:p>
       <w:pPr>
         <w:pStyle w:val="Heading2"/>
@@ -19649,7 +20107,7 @@
         </w:tc>
       </w:tr>
     </w:tbl>
-    <w:bookmarkStart w:id="92" w:name="X52a3f6595a40f1261443a72f50a11a7e436ee84"/>
+    <w:bookmarkStart w:id="93" w:name="X52a3f6595a40f1261443a72f50a11a7e436ee84"/>
     <w:p>
       <w:pPr>
         <w:pStyle w:val="Heading3"/>
@@ -19879,9 +20337,9 @@
         <w:t xml:space="preserve">ladder above.</w:t>
       </w:r>
     </w:p>
-    <w:bookmarkEnd w:id="92"/>
     <w:bookmarkEnd w:id="93"/>
-    <w:bookmarkStart w:id="94" w:name="references"/>
+    <w:bookmarkEnd w:id="94"/>
+    <w:bookmarkStart w:id="95" w:name="references"/>
     <w:p>
       <w:pPr>
         <w:pStyle w:val="Heading2"/>
@@ -20181,8 +20639,8 @@
         <w:t xml:space="preserve">Luxonis DepthAI documentation (OAK-D-PRO-AF pipeline).</w:t>
       </w:r>
     </w:p>
-    <w:bookmarkEnd w:id="94"/>
     <w:bookmarkEnd w:id="95"/>
+    <w:bookmarkEnd w:id="96"/>
     <w:sectPr/>
   </w:body>
 </w:document>

--- a/stewart_bringup/docs/closed_loop_ball_demos.docx
+++ b/stewart_bringup/docs/closed_loop_ball_demos.docx
@@ -2,7 +2,7 @@
 <file path=word/document.xml><?xml version="1.0" encoding="utf-8"?>
 <w:document xmlns:w="http://schemas.openxmlformats.org/wordprocessingml/2006/main" xmlns:m="http://schemas.openxmlformats.org/officeDocument/2006/math" xmlns:r="http://schemas.openxmlformats.org/officeDocument/2006/relationships" xmlns:o="urn:schemas-microsoft-com:office:office" xmlns:v="urn:schemas-microsoft-com:vml" xmlns:w10="urn:schemas-microsoft-com:office:word" xmlns:a="http://schemas.openxmlformats.org/drawingml/2006/main" xmlns:pic="http://schemas.openxmlformats.org/drawingml/2006/picture" xmlns:wp="http://schemas.openxmlformats.org/drawingml/2006/wordprocessingDrawing">
   <w:body>
-    <w:bookmarkStart w:id="102" w:name="Xf2ecee67e627b13c32e3c15bfc4ce569ecb8d6b"/>
+    <w:bookmarkStart w:id="103" w:name="Xf2ecee67e627b13c32e3c15bfc4ce569ecb8d6b"/>
     <w:p>
       <w:pPr>
         <w:pStyle w:val="Heading1"/>
@@ -86,79 +86,37 @@
         <w:t xml:space="preserve"> </w:t>
       </w:r>
       <w:r>
-        <w:t xml:space="preserve">2026-04-26 (v9.1 — Active Stabilization (Ball-Hold)</w:t>
-      </w:r>
-      <w:r>
-        <w:t xml:space="preserve"> </w:t>
-      </w:r>
-      <w:r>
-        <w:t xml:space="preserve">mode scaffolded for v10 (§11.7): GUI panel with disabled controls,</w:t>
-      </w:r>
-      <w:r>
-        <w:t xml:space="preserve"> </w:t>
-      </w:r>
-      <w:r>
-        <w:t xml:space="preserve">mode token</w:t>
-      </w:r>
-      <w:r>
-        <w:t xml:space="preserve"> </w:t>
-      </w:r>
-      <w:r>
-        <w:rPr>
-          <w:rStyle w:val="VerbatimChar"/>
-        </w:rPr>
-        <w:t xml:space="preserve">BALL_HOLD</w:t>
-      </w:r>
-      <w:r>
-        <w:t xml:space="preserve"> </w:t>
-      </w:r>
-      <w:r>
-        <w:t xml:space="preserve">reserved in</w:t>
-      </w:r>
-      <w:r>
-        <w:t xml:space="preserve"> </w:t>
-      </w:r>
-      <w:r>
-        <w:rPr>
-          <w:rStyle w:val="VerbatimChar"/>
-        </w:rPr>
-        <w:t xml:space="preserve">ref_generator_node</w:t>
-      </w:r>
-      <w:r>
-        <w:t xml:space="preserve">, feedforward</w:t>
-      </w:r>
-      <w:r>
-        <w:t xml:space="preserve"> </w:t>
-      </w:r>
-      <w:r>
-        <w:t xml:space="preserve">+ saturation math added to</w:t>
-      </w:r>
-      <w:r>
-        <w:t xml:space="preserve"> </w:t>
-      </w:r>
-      <w:r>
-        <w:rPr>
-          <w:rStyle w:val="VerbatimChar"/>
-        </w:rPr>
-        <w:t xml:space="preserve">_ball_physics.py</w:t>
-      </w:r>
-      <w:r>
-        <w:t xml:space="preserve"> </w:t>
-      </w:r>
-      <w:r>
-        <w:t xml:space="preserve">with unit tests. Full</w:t>
-      </w:r>
-      <w:r>
-        <w:t xml:space="preserve"> </w:t>
-      </w:r>
-      <w:r>
-        <w:t xml:space="preserve">implementation (controller-side base-IMU feedforward) deferred — see</w:t>
-      </w:r>
-      <w:r>
-        <w:t xml:space="preserve"> </w:t>
-      </w:r>
-      <w:r>
-        <w:t xml:space="preserve">§16 step 8.5).</w:t>
+        <w:t xml:space="preserve">2026-04-26 (v9.2 — closed out the four open</w:t>
+      </w:r>
+      <w:r>
+        <w:t xml:space="preserve"> </w:t>
+      </w:r>
+      <w:r>
+        <w:t xml:space="preserve">Ball-Hold UX questions (Q52–Q55) with the recommended defaults:</w:t>
+      </w:r>
+      <w:r>
+        <w:t xml:space="preserve"> </w:t>
+      </w:r>
+      <w:r>
+        <w:t xml:space="preserve">standalone mode, refuse-on-no-ball, click-to-retarget allowed,</w:t>
+      </w:r>
+      <w:r>
+        <w:t xml:space="preserve"> </w:t>
+      </w:r>
+      <w:r>
+        <w:t xml:space="preserve">text+color saturation feedback only. Spec is now fully locked</w:t>
+      </w:r>
+      <w:r>
+        <w:t xml:space="preserve"> </w:t>
+      </w:r>
+      <w:r>
+        <w:t xml:space="preserve">through v10 — when controller-side base-IMU feedforward is added,</w:t>
+      </w:r>
+      <w:r>
+        <w:t xml:space="preserve"> </w:t>
+      </w:r>
+      <w:r>
+        <w:t xml:space="preserve">no further design decisions remain).</w:t>
       </w:r>
     </w:p>
     <w:p>
@@ -17712,7 +17670,7 @@
       </w:r>
     </w:p>
     <w:bookmarkEnd w:id="89"/>
-    <w:bookmarkStart w:id="98" w:name="open-questions"/>
+    <w:bookmarkStart w:id="99" w:name="open-questions"/>
     <w:p>
       <w:pPr>
         <w:pStyle w:val="Heading2"/>
@@ -20426,13 +20384,384 @@
       </w:tr>
     </w:tbl>
     <w:bookmarkEnd w:id="96"/>
-    <w:bookmarkStart w:id="97" w:name="X5a9026e14ddf652008e96352b7957c6412bafdd"/>
+    <w:bookmarkStart w:id="97" w:name="resolved-in-v9.2-2026-04-26"/>
     <w:p>
       <w:pPr>
         <w:pStyle w:val="Heading3"/>
       </w:pPr>
       <w:r>
-        <w:t xml:space="preserve">Still open (Ball-Hold detail decisions, blocking spec §11.7)</w:t>
+        <w:t xml:space="preserve">Resolved in v9.2 (2026-04-26)</w:t>
+      </w:r>
+    </w:p>
+    <w:tbl>
+      <w:tblPr>
+        <w:tblStyle w:val="Table"/>
+        <w:tblW w:type="pct" w:w="5000"/>
+        <w:tblLook w:firstRow="1" w:lastRow="0" w:firstColumn="0" w:lastColumn="0" w:noHBand="0" w:noVBand="0" w:val="0020"/>
+        <w:jc w:val="start"/>
+      </w:tblPr>
+      <w:tblGrid>
+        <w:gridCol w:w="2640"/>
+        <w:gridCol w:w="2640"/>
+        <w:gridCol w:w="2640"/>
+      </w:tblGrid>
+      <w:tr>
+        <w:trPr>
+          <w:tblHeader w:val="true"/>
+        </w:trPr>
+        <w:tc>
+          <w:tcPr/>
+          <w:p>
+            <w:pPr>
+              <w:pStyle w:val="Compact"/>
+              <w:jc w:val="left"/>
+            </w:pPr>
+            <w:r>
+              <w:t xml:space="preserve">#</w:t>
+            </w:r>
+          </w:p>
+        </w:tc>
+        <w:tc>
+          <w:tcPr/>
+          <w:p>
+            <w:pPr>
+              <w:pStyle w:val="Compact"/>
+              <w:jc w:val="left"/>
+            </w:pPr>
+            <w:r>
+              <w:t xml:space="preserve">Question</w:t>
+            </w:r>
+          </w:p>
+        </w:tc>
+        <w:tc>
+          <w:tcPr/>
+          <w:p>
+            <w:pPr>
+              <w:pStyle w:val="Compact"/>
+              <w:jc w:val="left"/>
+            </w:pPr>
+            <w:r>
+              <w:t xml:space="preserve">Decision</w:t>
+            </w:r>
+          </w:p>
+        </w:tc>
+      </w:tr>
+      <w:tr>
+        <w:tc>
+          <w:tcPr/>
+          <w:p>
+            <w:pPr>
+              <w:pStyle w:val="Compact"/>
+              <w:jc w:val="left"/>
+            </w:pPr>
+            <w:r>
+              <w:t xml:space="preserve">Q52</w:t>
+            </w:r>
+          </w:p>
+        </w:tc>
+        <w:tc>
+          <w:tcPr/>
+          <w:p>
+            <w:pPr>
+              <w:pStyle w:val="Compact"/>
+              <w:jc w:val="left"/>
+            </w:pPr>
+            <w:r>
+              <w:t xml:space="preserve">Standalone Ball-Hold or Demo-2 toggle?</w:t>
+            </w:r>
+          </w:p>
+        </w:tc>
+        <w:tc>
+          <w:tcPr/>
+          <w:p>
+            <w:pPr>
+              <w:pStyle w:val="Compact"/>
+              <w:jc w:val="left"/>
+            </w:pPr>
+            <w:r>
+              <w:rPr>
+                <w:bCs/>
+                <w:b/>
+              </w:rPr>
+              <w:t xml:space="preserve">Standalone</w:t>
+            </w:r>
+            <w:r>
+              <w:t xml:space="preserve"> </w:t>
+            </w:r>
+            <w:r>
+              <w:t xml:space="preserve">— separate</w:t>
+            </w:r>
+            <w:r>
+              <w:t xml:space="preserve"> </w:t>
+            </w:r>
+            <w:r>
+              <w:rPr>
+                <w:rStyle w:val="VerbatimChar"/>
+              </w:rPr>
+              <w:t xml:space="preserve">BALL_HOLD</w:t>
+            </w:r>
+            <w:r>
+              <w:t xml:space="preserve"> </w:t>
+            </w:r>
+            <w:r>
+              <w:t xml:space="preserve">mode that captures the current ball position when Engage is pressed. Clean mental model; simplest UX. A</w:t>
+            </w:r>
+            <w:r>
+              <w:t xml:space="preserve"> </w:t>
+            </w:r>
+            <w:r>
+              <w:t xml:space="preserve">“</w:t>
+            </w:r>
+            <w:r>
+              <w:t xml:space="preserve">World-frame hold</w:t>
+            </w:r>
+            <w:r>
+              <w:t xml:space="preserve">”</w:t>
+            </w:r>
+            <w:r>
+              <w:t xml:space="preserve"> </w:t>
+            </w:r>
+            <w:r>
+              <w:t xml:space="preserve">toggle on Demos 1/2/3 can be added later if it proves valuable, but isn’t required for v10.</w:t>
+            </w:r>
+          </w:p>
+        </w:tc>
+      </w:tr>
+      <w:tr>
+        <w:tc>
+          <w:tcPr/>
+          <w:p>
+            <w:pPr>
+              <w:pStyle w:val="Compact"/>
+              <w:jc w:val="left"/>
+            </w:pPr>
+            <w:r>
+              <w:t xml:space="preserve">Q53</w:t>
+            </w:r>
+          </w:p>
+        </w:tc>
+        <w:tc>
+          <w:tcPr/>
+          <w:p>
+            <w:pPr>
+              <w:pStyle w:val="Compact"/>
+              <w:jc w:val="left"/>
+            </w:pPr>
+            <w:r>
+              <w:t xml:space="preserve">Behavior when Engage is pressed but no ball is detected</w:t>
+            </w:r>
+          </w:p>
+        </w:tc>
+        <w:tc>
+          <w:tcPr/>
+          <w:p>
+            <w:pPr>
+              <w:pStyle w:val="Compact"/>
+              <w:jc w:val="left"/>
+            </w:pPr>
+            <w:r>
+              <w:rPr>
+                <w:bCs/>
+                <w:b/>
+              </w:rPr>
+              <w:t xml:space="preserve">Refuse</w:t>
+            </w:r>
+            <w:r>
+              <w:t xml:space="preserve"> </w:t>
+            </w:r>
+            <w:r>
+              <w:t xml:space="preserve">with a clear toast:</w:t>
+            </w:r>
+            <w:r>
+              <w:t xml:space="preserve"> </w:t>
+            </w:r>
+            <w:r>
+              <w:t xml:space="preserve">“</w:t>
+            </w:r>
+            <w:r>
+              <w:t xml:space="preserve">no ball detected — place a ball on the platform first</w:t>
+            </w:r>
+            <w:r>
+              <w:t xml:space="preserve">”</w:t>
+            </w:r>
+            <w:r>
+              <w:t xml:space="preserve">. Avoids silent</w:t>
+            </w:r>
+            <w:r>
+              <w:t xml:space="preserve"> </w:t>
+            </w:r>
+            <w:r>
+              <w:t xml:space="preserve">“</w:t>
+            </w:r>
+            <w:r>
+              <w:t xml:space="preserve">what’s happening</w:t>
+            </w:r>
+            <w:r>
+              <w:t xml:space="preserve">”</w:t>
+            </w:r>
+            <w:r>
+              <w:t xml:space="preserve"> </w:t>
+            </w:r>
+            <w:r>
+              <w:t xml:space="preserve">states. Re-engage requires the operator to add a ball + press Engage again.</w:t>
+            </w:r>
+          </w:p>
+        </w:tc>
+      </w:tr>
+      <w:tr>
+        <w:tc>
+          <w:tcPr/>
+          <w:p>
+            <w:pPr>
+              <w:pStyle w:val="Compact"/>
+              <w:jc w:val="left"/>
+            </w:pPr>
+            <w:r>
+              <w:t xml:space="preserve">Q54</w:t>
+            </w:r>
+          </w:p>
+        </w:tc>
+        <w:tc>
+          <w:tcPr/>
+          <w:p>
+            <w:pPr>
+              <w:pStyle w:val="Compact"/>
+              <w:jc w:val="left"/>
+            </w:pPr>
+            <w:r>
+              <w:t xml:space="preserve">Click-on-SVG to update the hold target while engaged</w:t>
+            </w:r>
+          </w:p>
+        </w:tc>
+        <w:tc>
+          <w:tcPr/>
+          <w:p>
+            <w:pPr>
+              <w:pStyle w:val="Compact"/>
+              <w:jc w:val="left"/>
+            </w:pPr>
+            <w:r>
+              <w:rPr>
+                <w:bCs/>
+                <w:b/>
+              </w:rPr>
+              <w:t xml:space="preserve">Yes</w:t>
+            </w:r>
+            <w:r>
+              <w:t xml:space="preserve"> </w:t>
+            </w:r>
+            <w:r>
+              <w:t xml:space="preserve">— clicks are treated like Demo 2’s retarget but with the base-IMU feedforward layer still on. Lets the operator say</w:t>
+            </w:r>
+            <w:r>
+              <w:t xml:space="preserve"> </w:t>
+            </w:r>
+            <w:r>
+              <w:t xml:space="preserve">“</w:t>
+            </w:r>
+            <w:r>
+              <w:t xml:space="preserve">hold the ball</w:t>
+            </w:r>
+            <w:r>
+              <w:t xml:space="preserve"> </w:t>
+            </w:r>
+            <w:r>
+              <w:rPr>
+                <w:iCs/>
+                <w:i/>
+              </w:rPr>
+              <w:t xml:space="preserve">there</w:t>
+            </w:r>
+            <w:r>
+              <w:t xml:space="preserve"> </w:t>
+            </w:r>
+            <w:r>
+              <w:t xml:space="preserve">now</w:t>
+            </w:r>
+            <w:r>
+              <w:t xml:space="preserve">”</w:t>
+            </w:r>
+            <w:r>
+              <w:t xml:space="preserve"> </w:t>
+            </w:r>
+            <w:r>
+              <w:t xml:space="preserve">without disengaging. The Recapture button shortcut is a redundant convenience for</w:t>
+            </w:r>
+            <w:r>
+              <w:t xml:space="preserve"> </w:t>
+            </w:r>
+            <w:r>
+              <w:t xml:space="preserve">“</w:t>
+            </w:r>
+            <w:r>
+              <w:t xml:space="preserve">use the ball’s current position as the new target</w:t>
+            </w:r>
+            <w:r>
+              <w:t xml:space="preserve">”</w:t>
+            </w:r>
+            <w:r>
+              <w:t xml:space="preserve">.</w:t>
+            </w:r>
+          </w:p>
+        </w:tc>
+      </w:tr>
+      <w:tr>
+        <w:tc>
+          <w:tcPr/>
+          <w:p>
+            <w:pPr>
+              <w:pStyle w:val="Compact"/>
+              <w:jc w:val="left"/>
+            </w:pPr>
+            <w:r>
+              <w:t xml:space="preserve">Q55</w:t>
+            </w:r>
+          </w:p>
+        </w:tc>
+        <w:tc>
+          <w:tcPr/>
+          <w:p>
+            <w:pPr>
+              <w:pStyle w:val="Compact"/>
+              <w:jc w:val="left"/>
+            </w:pPr>
+            <w:r>
+              <w:t xml:space="preserve">Saturation visual feedback granularity</w:t>
+            </w:r>
+          </w:p>
+        </w:tc>
+        <w:tc>
+          <w:tcPr/>
+          <w:p>
+            <w:pPr>
+              <w:pStyle w:val="Compact"/>
+              <w:jc w:val="left"/>
+            </w:pPr>
+            <w:r>
+              <w:rPr>
+                <w:bCs/>
+                <w:b/>
+              </w:rPr>
+              <w:t xml:space="preserve">Text + color only</w:t>
+            </w:r>
+            <w:r>
+              <w:t xml:space="preserve"> </w:t>
+            </w:r>
+            <w:r>
+              <w:t xml:space="preserve">(green / yellow / red on saturation %). No audio chirp; no border pulse. Stays consistent with the no-beep precedent from the off-platform watchdog. The strobing-red animation remains reserved exclusively for off-platform aborts.</w:t>
+            </w:r>
+          </w:p>
+        </w:tc>
+      </w:tr>
+    </w:tbl>
+    <w:bookmarkEnd w:id="97"/>
+    <w:bookmarkStart w:id="98" w:name="still-open"/>
+    <w:p>
+      <w:pPr>
+        <w:pStyle w:val="Heading3"/>
+      </w:pPr>
+      <w:r>
+        <w:t xml:space="preserve">Still open</w:t>
       </w:r>
     </w:p>
     <w:p>
@@ -20440,434 +20769,13 @@
         <w:pStyle w:val="FirstParagraph"/>
       </w:pPr>
       <w:r>
-        <w:t xml:space="preserve">The scaffold reserves the mode and ships the math, but four UX</w:t>
-      </w:r>
-      <w:r>
-        <w:t xml:space="preserve"> </w:t>
-      </w:r>
-      <w:r>
-        <w:t xml:space="preserve">details for the v10 implementation aren’t locked yet. Recommended</w:t>
-      </w:r>
-      <w:r>
-        <w:t xml:space="preserve"> </w:t>
-      </w:r>
-      <w:r>
-        <w:t xml:space="preserve">defaults are below; confirm or override:</w:t>
-      </w:r>
-    </w:p>
-    <w:p>
-      <w:pPr>
-        <w:numPr>
-          <w:ilvl w:val="0"/>
-          <w:numId w:val="1047"/>
-        </w:numPr>
-        <w:pStyle w:val="Compact"/>
-      </w:pPr>
-      <w:r>
-        <w:rPr>
-          <w:bCs/>
-          <w:b/>
-        </w:rPr>
-        <w:t xml:space="preserve">Standalone Ball-Hold OR a toggle on Demo 2?</w:t>
-      </w:r>
-      <w:r>
-        <w:t xml:space="preserve"> </w:t>
-      </w:r>
-      <w:r>
-        <w:t xml:space="preserve">Two ways to expose</w:t>
-      </w:r>
-      <w:r>
-        <w:t xml:space="preserve"> </w:t>
-      </w:r>
-      <w:r>
-        <w:t xml:space="preserve">the base-IMU feedforward layer:</w:t>
-      </w:r>
-    </w:p>
-    <w:p>
-      <w:pPr>
-        <w:numPr>
-          <w:ilvl w:val="1"/>
-          <w:numId w:val="1048"/>
-        </w:numPr>
-        <w:pStyle w:val="Compact"/>
-      </w:pPr>
-    </w:p>
-    <w:p>
-      <w:pPr>
-        <w:numPr>
-          <w:ilvl w:val="2"/>
-          <w:numId w:val="1049"/>
-        </w:numPr>
-        <w:pStyle w:val="Compact"/>
-      </w:pPr>
-      <w:r>
-        <w:t xml:space="preserve">standalone: separate Ball-Hold mode, captures current ball</w:t>
-      </w:r>
-      <w:r>
-        <w:t xml:space="preserve"> </w:t>
-      </w:r>
-      <w:r>
-        <w:t xml:space="preserve">position as target.</w:t>
-      </w:r>
-      <w:r>
-        <w:t xml:space="preserve"> </w:t>
-      </w:r>
-      <w:r>
-        <w:rPr>
-          <w:bCs/>
-          <w:b/>
-        </w:rPr>
-        <w:t xml:space="preserve">(recommended for v10)</w:t>
-      </w:r>
-      <w:r>
-        <w:t xml:space="preserve"> </w:t>
-      </w:r>
-      <w:r>
-        <w:t xml:space="preserve">— clean mental</w:t>
-      </w:r>
-      <w:r>
-        <w:t xml:space="preserve"> </w:t>
-      </w:r>
-      <w:r>
-        <w:t xml:space="preserve">model, simplest UX.</w:t>
-      </w:r>
-    </w:p>
-    <w:p>
-      <w:pPr>
-        <w:numPr>
-          <w:ilvl w:val="1"/>
-          <w:numId w:val="1048"/>
-        </w:numPr>
-        <w:pStyle w:val="Compact"/>
-      </w:pPr>
-    </w:p>
-    <w:p>
-      <w:pPr>
-        <w:numPr>
-          <w:ilvl w:val="2"/>
-          <w:numId w:val="1050"/>
-        </w:numPr>
-        <w:pStyle w:val="Compact"/>
-      </w:pPr>
-      <w:r>
-        <w:t xml:space="preserve">layered: a</w:t>
-      </w:r>
-      <w:r>
-        <w:t xml:space="preserve"> </w:t>
-      </w:r>
-      <w:r>
-        <w:t xml:space="preserve">“</w:t>
-      </w:r>
-      <w:r>
-        <w:t xml:space="preserve">World-frame hold</w:t>
-      </w:r>
-      <w:r>
-        <w:t xml:space="preserve">”</w:t>
-      </w:r>
-      <w:r>
-        <w:t xml:space="preserve"> </w:t>
-      </w:r>
-      <w:r>
-        <w:t xml:space="preserve">checkbox on Demo 2 that adds</w:t>
-      </w:r>
-      <w:r>
-        <w:t xml:space="preserve"> </w:t>
-      </w:r>
-      <w:r>
-        <w:t xml:space="preserve">the same feedforward to a clicked goto target. Could also</w:t>
-      </w:r>
-      <w:r>
-        <w:t xml:space="preserve"> </w:t>
-      </w:r>
-      <w:r>
-        <w:t xml:space="preserve">extend to Demos 1 and 3 for orbit/path tracking that rejects</w:t>
-      </w:r>
-      <w:r>
-        <w:t xml:space="preserve"> </w:t>
-      </w:r>
-      <w:r>
-        <w:t xml:space="preserve">base motion.</w:t>
-      </w:r>
-    </w:p>
-    <w:p>
-      <w:pPr>
-        <w:numPr>
-          <w:ilvl w:val="0"/>
-          <w:numId w:val="1047"/>
-        </w:numPr>
-        <w:pStyle w:val="Compact"/>
-      </w:pPr>
-      <w:r>
-        <w:rPr>
-          <w:bCs/>
-          <w:b/>
-        </w:rPr>
-        <w:t xml:space="preserve">What if no ball is detected when Engage is clicked?</w:t>
-      </w:r>
-    </w:p>
-    <w:p>
-      <w:pPr>
-        <w:numPr>
-          <w:ilvl w:val="1"/>
-          <w:numId w:val="1051"/>
-        </w:numPr>
-        <w:pStyle w:val="Compact"/>
-      </w:pPr>
-    </w:p>
-    <w:p>
-      <w:pPr>
-        <w:numPr>
-          <w:ilvl w:val="2"/>
-          <w:numId w:val="1052"/>
-        </w:numPr>
-        <w:pStyle w:val="Compact"/>
-      </w:pPr>
-      <w:r>
-        <w:t xml:space="preserve">refuse; toast</w:t>
-      </w:r>
-      <w:r>
-        <w:t xml:space="preserve"> </w:t>
-      </w:r>
-      <w:r>
-        <w:t xml:space="preserve">“</w:t>
-      </w:r>
-      <w:r>
-        <w:t xml:space="preserve">no ball detected — place a ball on the</w:t>
-      </w:r>
-      <w:r>
-        <w:t xml:space="preserve"> </w:t>
-      </w:r>
-      <w:r>
-        <w:t xml:space="preserve">platform first</w:t>
-      </w:r>
-      <w:r>
-        <w:t xml:space="preserve">”</w:t>
-      </w:r>
-      <w:r>
-        <w:t xml:space="preserve"> </w:t>
-      </w:r>
-      <w:r>
-        <w:rPr>
-          <w:bCs/>
-          <w:b/>
-        </w:rPr>
-        <w:t xml:space="preserve">(recommended)</w:t>
-      </w:r>
-      <w:r>
-        <w:t xml:space="preserve">.</w:t>
-      </w:r>
-    </w:p>
-    <w:p>
-      <w:pPr>
-        <w:numPr>
-          <w:ilvl w:val="1"/>
-          <w:numId w:val="1051"/>
-        </w:numPr>
-        <w:pStyle w:val="Compact"/>
-      </w:pPr>
-    </w:p>
-    <w:p>
-      <w:pPr>
-        <w:numPr>
-          <w:ilvl w:val="2"/>
-          <w:numId w:val="1053"/>
-        </w:numPr>
-        <w:pStyle w:val="Compact"/>
-      </w:pPr>
-      <w:r>
-        <w:t xml:space="preserve">wait; engage hold once ball appears.</w:t>
-      </w:r>
-    </w:p>
-    <w:p>
-      <w:pPr>
-        <w:numPr>
-          <w:ilvl w:val="0"/>
-          <w:numId w:val="1047"/>
-        </w:numPr>
-        <w:pStyle w:val="Compact"/>
-      </w:pPr>
-      <w:r>
-        <w:rPr>
-          <w:bCs/>
-          <w:b/>
-        </w:rPr>
-        <w:t xml:space="preserve">While in Ball-Hold, can the operator click on the SVG to update</w:t>
-      </w:r>
-      <w:r>
-        <w:rPr>
-          <w:bCs/>
-          <w:b/>
-        </w:rPr>
-        <w:t xml:space="preserve"> </w:t>
-      </w:r>
-      <w:r>
-        <w:rPr>
-          <w:bCs/>
-          <w:b/>
-        </w:rPr>
-        <w:t xml:space="preserve">the hold target without disengaging?</w:t>
-      </w:r>
-    </w:p>
-    <w:p>
-      <w:pPr>
-        <w:numPr>
-          <w:ilvl w:val="1"/>
-          <w:numId w:val="1054"/>
-        </w:numPr>
-        <w:pStyle w:val="Compact"/>
-      </w:pPr>
-    </w:p>
-    <w:p>
-      <w:pPr>
-        <w:numPr>
-          <w:ilvl w:val="2"/>
-          <w:numId w:val="1055"/>
-        </w:numPr>
-        <w:pStyle w:val="Compact"/>
-      </w:pPr>
-      <w:r>
-        <w:t xml:space="preserve">yes: clicking is treated like Demo 2’s retarget, just with</w:t>
-      </w:r>
-      <w:r>
-        <w:t xml:space="preserve"> </w:t>
-      </w:r>
-      <w:r>
-        <w:t xml:space="preserve">base-IMU feedforward layered on.</w:t>
-      </w:r>
-      <w:r>
-        <w:t xml:space="preserve"> </w:t>
-      </w:r>
-      <w:r>
-        <w:rPr>
-          <w:bCs/>
-          <w:b/>
-        </w:rPr>
-        <w:t xml:space="preserve">(recommended)</w:t>
-      </w:r>
-    </w:p>
-    <w:p>
-      <w:pPr>
-        <w:numPr>
-          <w:ilvl w:val="1"/>
-          <w:numId w:val="1054"/>
-        </w:numPr>
-        <w:pStyle w:val="Compact"/>
-      </w:pPr>
-    </w:p>
-    <w:p>
-      <w:pPr>
-        <w:numPr>
-          <w:ilvl w:val="2"/>
-          <w:numId w:val="1056"/>
-        </w:numPr>
-        <w:pStyle w:val="Compact"/>
-      </w:pPr>
-      <w:r>
-        <w:t xml:space="preserve">no: target is locked at engage time; must Recapture or</w:t>
-      </w:r>
-      <w:r>
-        <w:t xml:space="preserve"> </w:t>
-      </w:r>
-      <w:r>
-        <w:t xml:space="preserve">Disengage to change.</w:t>
-      </w:r>
-    </w:p>
-    <w:p>
-      <w:pPr>
-        <w:numPr>
-          <w:ilvl w:val="0"/>
-          <w:numId w:val="1047"/>
-        </w:numPr>
-        <w:pStyle w:val="Compact"/>
-      </w:pPr>
-      <w:r>
-        <w:rPr>
-          <w:bCs/>
-          <w:b/>
-        </w:rPr>
-        <w:t xml:space="preserve">Saturation visual feedback granularity.</w:t>
-      </w:r>
-    </w:p>
-    <w:p>
-      <w:pPr>
-        <w:numPr>
-          <w:ilvl w:val="1"/>
-          <w:numId w:val="1057"/>
-        </w:numPr>
-        <w:pStyle w:val="Compact"/>
-      </w:pPr>
-    </w:p>
-    <w:p>
-      <w:pPr>
-        <w:numPr>
-          <w:ilvl w:val="2"/>
-          <w:numId w:val="1058"/>
-        </w:numPr>
-        <w:pStyle w:val="Compact"/>
-      </w:pPr>
-      <w:r>
-        <w:t xml:space="preserve">status text + color (green/yellow/red) on saturation %</w:t>
-      </w:r>
-      <w:r>
-        <w:t xml:space="preserve"> </w:t>
-      </w:r>
-      <w:r>
-        <w:rPr>
-          <w:bCs/>
-          <w:b/>
-        </w:rPr>
-        <w:t xml:space="preserve">(recommended; consistent with no-beep policy)</w:t>
-      </w:r>
-      <w:r>
-        <w:t xml:space="preserve">.</w:t>
-      </w:r>
-    </w:p>
-    <w:p>
-      <w:pPr>
-        <w:numPr>
-          <w:ilvl w:val="1"/>
-          <w:numId w:val="1057"/>
-        </w:numPr>
-        <w:pStyle w:val="Compact"/>
-      </w:pPr>
-    </w:p>
-    <w:p>
-      <w:pPr>
-        <w:numPr>
-          <w:ilvl w:val="2"/>
-          <w:numId w:val="1059"/>
-        </w:numPr>
-        <w:pStyle w:val="Compact"/>
-      </w:pPr>
-      <w:r>
-        <w:t xml:space="preserve">also a non-strobing border pulse on the GUI’s Ball-Hold</w:t>
-      </w:r>
-      <w:r>
-        <w:t xml:space="preserve"> </w:t>
-      </w:r>
-      <w:r>
-        <w:t xml:space="preserve">panel when YELLOW.</w:t>
-      </w:r>
-    </w:p>
-    <w:p>
-      <w:pPr>
-        <w:numPr>
-          <w:ilvl w:val="1"/>
-          <w:numId w:val="1057"/>
-        </w:numPr>
-        <w:pStyle w:val="Compact"/>
-      </w:pPr>
-    </w:p>
-    <w:p>
-      <w:pPr>
-        <w:numPr>
-          <w:ilvl w:val="2"/>
-          <w:numId w:val="1060"/>
-        </w:numPr>
-        <w:pStyle w:val="Compact"/>
-      </w:pPr>
-      <w:r>
-        <w:t xml:space="preserve">audio chirp on YELLOW. (would break the no-beep precedent)</w:t>
+        <w:t xml:space="preserve">None — spec locked at v9.2 (2026-04-26). All design decisions</w:t>
+      </w:r>
+      <w:r>
+        <w:t xml:space="preserve"> </w:t>
+      </w:r>
+      <w:r>
+        <w:t xml:space="preserve">through v10 (Active Stabilization implementation) are nailed.</w:t>
       </w:r>
     </w:p>
     <w:p>
@@ -20877,9 +20785,9 @@
         </w:pict>
       </w:r>
     </w:p>
-    <w:bookmarkEnd w:id="97"/>
     <w:bookmarkEnd w:id="98"/>
-    <w:bookmarkStart w:id="100" w:name="post-deployment-iteration-plan"/>
+    <w:bookmarkEnd w:id="99"/>
+    <w:bookmarkStart w:id="101" w:name="post-deployment-iteration-plan"/>
     <w:p>
       <w:pPr>
         <w:pStyle w:val="Heading2"/>
@@ -22165,7 +22073,7 @@
         </w:tc>
       </w:tr>
     </w:tbl>
-    <w:bookmarkStart w:id="99" w:name="X52a3f6595a40f1261443a72f50a11a7e436ee84"/>
+    <w:bookmarkStart w:id="100" w:name="X52a3f6595a40f1261443a72f50a11a7e436ee84"/>
     <w:p>
       <w:pPr>
         <w:pStyle w:val="Heading3"/>
@@ -22178,7 +22086,7 @@
       <w:pPr>
         <w:numPr>
           <w:ilvl w:val="0"/>
-          <w:numId w:val="1061"/>
+          <w:numId w:val="1047"/>
         </w:numPr>
         <w:pStyle w:val="Compact"/>
       </w:pPr>
@@ -22205,7 +22113,7 @@
       <w:pPr>
         <w:numPr>
           <w:ilvl w:val="0"/>
-          <w:numId w:val="1061"/>
+          <w:numId w:val="1047"/>
         </w:numPr>
         <w:pStyle w:val="Compact"/>
       </w:pPr>
@@ -22238,7 +22146,7 @@
       <w:pPr>
         <w:numPr>
           <w:ilvl w:val="0"/>
-          <w:numId w:val="1061"/>
+          <w:numId w:val="1047"/>
         </w:numPr>
         <w:pStyle w:val="Compact"/>
       </w:pPr>
@@ -22271,7 +22179,7 @@
       <w:pPr>
         <w:numPr>
           <w:ilvl w:val="0"/>
-          <w:numId w:val="1061"/>
+          <w:numId w:val="1047"/>
         </w:numPr>
         <w:pStyle w:val="Compact"/>
       </w:pPr>
@@ -22310,7 +22218,7 @@
       <w:pPr>
         <w:numPr>
           <w:ilvl w:val="0"/>
-          <w:numId w:val="1061"/>
+          <w:numId w:val="1047"/>
         </w:numPr>
         <w:pStyle w:val="Compact"/>
       </w:pPr>
@@ -22358,7 +22266,7 @@
       <w:pPr>
         <w:numPr>
           <w:ilvl w:val="0"/>
-          <w:numId w:val="1061"/>
+          <w:numId w:val="1047"/>
         </w:numPr>
         <w:pStyle w:val="Compact"/>
       </w:pPr>
@@ -22395,9 +22303,9 @@
         <w:t xml:space="preserve">ladder above.</w:t>
       </w:r>
     </w:p>
-    <w:bookmarkEnd w:id="99"/>
     <w:bookmarkEnd w:id="100"/>
-    <w:bookmarkStart w:id="101" w:name="references"/>
+    <w:bookmarkEnd w:id="101"/>
+    <w:bookmarkStart w:id="102" w:name="references"/>
     <w:p>
       <w:pPr>
         <w:pStyle w:val="Heading2"/>
@@ -22410,7 +22318,7 @@
       <w:pPr>
         <w:numPr>
           <w:ilvl w:val="0"/>
-          <w:numId w:val="1062"/>
+          <w:numId w:val="1048"/>
         </w:numPr>
         <w:pStyle w:val="Compact"/>
       </w:pPr>
@@ -22437,7 +22345,7 @@
       <w:pPr>
         <w:numPr>
           <w:ilvl w:val="0"/>
-          <w:numId w:val="1062"/>
+          <w:numId w:val="1048"/>
         </w:numPr>
         <w:pStyle w:val="Compact"/>
       </w:pPr>
@@ -22458,7 +22366,7 @@
       <w:pPr>
         <w:numPr>
           <w:ilvl w:val="0"/>
-          <w:numId w:val="1062"/>
+          <w:numId w:val="1048"/>
         </w:numPr>
         <w:pStyle w:val="Compact"/>
       </w:pPr>
@@ -22497,7 +22405,7 @@
       <w:pPr>
         <w:numPr>
           <w:ilvl w:val="0"/>
-          <w:numId w:val="1062"/>
+          <w:numId w:val="1048"/>
         </w:numPr>
         <w:pStyle w:val="Compact"/>
       </w:pPr>
@@ -22524,7 +22432,7 @@
       <w:pPr>
         <w:numPr>
           <w:ilvl w:val="0"/>
-          <w:numId w:val="1062"/>
+          <w:numId w:val="1048"/>
         </w:numPr>
         <w:pStyle w:val="Compact"/>
       </w:pPr>
@@ -22551,7 +22459,7 @@
       <w:pPr>
         <w:numPr>
           <w:ilvl w:val="0"/>
-          <w:numId w:val="1062"/>
+          <w:numId w:val="1048"/>
         </w:numPr>
         <w:pStyle w:val="Compact"/>
       </w:pPr>
@@ -22575,7 +22483,7 @@
       <w:pPr>
         <w:numPr>
           <w:ilvl w:val="0"/>
-          <w:numId w:val="1062"/>
+          <w:numId w:val="1048"/>
         </w:numPr>
         <w:pStyle w:val="Compact"/>
       </w:pPr>
@@ -22593,7 +22501,7 @@
       <w:pPr>
         <w:numPr>
           <w:ilvl w:val="0"/>
-          <w:numId w:val="1062"/>
+          <w:numId w:val="1048"/>
         </w:numPr>
         <w:pStyle w:val="Compact"/>
       </w:pPr>
@@ -22605,7 +22513,7 @@
       <w:pPr>
         <w:numPr>
           <w:ilvl w:val="0"/>
-          <w:numId w:val="1062"/>
+          <w:numId w:val="1048"/>
         </w:numPr>
         <w:pStyle w:val="Compact"/>
       </w:pPr>
@@ -22689,7 +22597,7 @@
       <w:pPr>
         <w:numPr>
           <w:ilvl w:val="0"/>
-          <w:numId w:val="1062"/>
+          <w:numId w:val="1048"/>
         </w:numPr>
         <w:pStyle w:val="Compact"/>
       </w:pPr>
@@ -22697,8 +22605,8 @@
         <w:t xml:space="preserve">Luxonis DepthAI documentation (OAK-D-PRO-AF pipeline).</w:t>
       </w:r>
     </w:p>
-    <w:bookmarkEnd w:id="101"/>
     <w:bookmarkEnd w:id="102"/>
+    <w:bookmarkEnd w:id="103"/>
     <w:sectPr/>
   </w:body>
 </w:document>
@@ -22960,261 +22868,6 @@
       <w:start w:val="1"/>
       <w:numFmt w:val="decimal"/>
       <w:lvlText w:val="%9."/>
-      <w:lvlJc w:val="left"/>
-      <w:pPr>
-        <w:ind w:left="6480" w:hanging="480"/>
-      </w:pPr>
-    </w:lvl>
-  </w:abstractNum>
-  <w:abstractNum w:abstractNumId="99731">
-    <w:nsid w:val="A99731"/>
-    <w:multiLevelType w:val="multilevel"/>
-    <w:lvl w:ilvl="0">
-      <w:start w:val="1"/>
-      <w:numFmt w:val="lowerLetter"/>
-      <w:lvlText w:val="(%1)"/>
-      <w:lvlJc w:val="left"/>
-      <w:pPr>
-        <w:ind w:left="720" w:hanging="480"/>
-      </w:pPr>
-    </w:lvl>
-    <w:lvl w:ilvl="1">
-      <w:start w:val="1"/>
-      <w:numFmt w:val="lowerLetter"/>
-      <w:lvlText w:val="(%2)"/>
-      <w:lvlJc w:val="left"/>
-      <w:pPr>
-        <w:ind w:left="1440" w:hanging="480"/>
-      </w:pPr>
-    </w:lvl>
-    <w:lvl w:ilvl="2">
-      <w:start w:val="1"/>
-      <w:numFmt w:val="lowerLetter"/>
-      <w:lvlText w:val="(%3)"/>
-      <w:lvlJc w:val="left"/>
-      <w:pPr>
-        <w:ind w:left="2160" w:hanging="480"/>
-      </w:pPr>
-    </w:lvl>
-    <w:lvl w:ilvl="3">
-      <w:start w:val="1"/>
-      <w:numFmt w:val="lowerLetter"/>
-      <w:lvlText w:val="(%4)"/>
-      <w:lvlJc w:val="left"/>
-      <w:pPr>
-        <w:ind w:left="2880" w:hanging="480"/>
-      </w:pPr>
-    </w:lvl>
-    <w:lvl w:ilvl="4">
-      <w:start w:val="1"/>
-      <w:numFmt w:val="lowerLetter"/>
-      <w:lvlText w:val="(%5)"/>
-      <w:lvlJc w:val="left"/>
-      <w:pPr>
-        <w:ind w:left="3600" w:hanging="480"/>
-      </w:pPr>
-    </w:lvl>
-    <w:lvl w:ilvl="5">
-      <w:start w:val="1"/>
-      <w:numFmt w:val="lowerLetter"/>
-      <w:lvlText w:val="(%6)"/>
-      <w:lvlJc w:val="left"/>
-      <w:pPr>
-        <w:ind w:left="4320" w:hanging="480"/>
-      </w:pPr>
-    </w:lvl>
-    <w:lvl w:ilvl="6">
-      <w:start w:val="1"/>
-      <w:numFmt w:val="lowerLetter"/>
-      <w:lvlText w:val="(%7)"/>
-      <w:lvlJc w:val="left"/>
-      <w:pPr>
-        <w:ind w:left="5040" w:hanging="480"/>
-      </w:pPr>
-    </w:lvl>
-    <w:lvl w:ilvl="7">
-      <w:start w:val="1"/>
-      <w:numFmt w:val="lowerLetter"/>
-      <w:lvlText w:val="(%8)"/>
-      <w:lvlJc w:val="left"/>
-      <w:pPr>
-        <w:ind w:left="5760" w:hanging="480"/>
-      </w:pPr>
-    </w:lvl>
-    <w:lvl w:ilvl="8">
-      <w:start w:val="1"/>
-      <w:numFmt w:val="lowerLetter"/>
-      <w:lvlText w:val="(%9)"/>
-      <w:lvlJc w:val="left"/>
-      <w:pPr>
-        <w:ind w:left="6480" w:hanging="480"/>
-      </w:pPr>
-    </w:lvl>
-  </w:abstractNum>
-  <w:abstractNum w:abstractNumId="99732">
-    <w:nsid w:val="A99732"/>
-    <w:multiLevelType w:val="multilevel"/>
-    <w:lvl w:ilvl="0">
-      <w:start w:val="2"/>
-      <w:numFmt w:val="lowerLetter"/>
-      <w:lvlText w:val="(%1)"/>
-      <w:lvlJc w:val="left"/>
-      <w:pPr>
-        <w:ind w:left="720" w:hanging="480"/>
-      </w:pPr>
-    </w:lvl>
-    <w:lvl w:ilvl="1">
-      <w:start w:val="2"/>
-      <w:numFmt w:val="lowerLetter"/>
-      <w:lvlText w:val="(%2)"/>
-      <w:lvlJc w:val="left"/>
-      <w:pPr>
-        <w:ind w:left="1440" w:hanging="480"/>
-      </w:pPr>
-    </w:lvl>
-    <w:lvl w:ilvl="2">
-      <w:start w:val="2"/>
-      <w:numFmt w:val="lowerLetter"/>
-      <w:lvlText w:val="(%3)"/>
-      <w:lvlJc w:val="left"/>
-      <w:pPr>
-        <w:ind w:left="2160" w:hanging="480"/>
-      </w:pPr>
-    </w:lvl>
-    <w:lvl w:ilvl="3">
-      <w:start w:val="2"/>
-      <w:numFmt w:val="lowerLetter"/>
-      <w:lvlText w:val="(%4)"/>
-      <w:lvlJc w:val="left"/>
-      <w:pPr>
-        <w:ind w:left="2880" w:hanging="480"/>
-      </w:pPr>
-    </w:lvl>
-    <w:lvl w:ilvl="4">
-      <w:start w:val="2"/>
-      <w:numFmt w:val="lowerLetter"/>
-      <w:lvlText w:val="(%5)"/>
-      <w:lvlJc w:val="left"/>
-      <w:pPr>
-        <w:ind w:left="3600" w:hanging="480"/>
-      </w:pPr>
-    </w:lvl>
-    <w:lvl w:ilvl="5">
-      <w:start w:val="2"/>
-      <w:numFmt w:val="lowerLetter"/>
-      <w:lvlText w:val="(%6)"/>
-      <w:lvlJc w:val="left"/>
-      <w:pPr>
-        <w:ind w:left="4320" w:hanging="480"/>
-      </w:pPr>
-    </w:lvl>
-    <w:lvl w:ilvl="6">
-      <w:start w:val="2"/>
-      <w:numFmt w:val="lowerLetter"/>
-      <w:lvlText w:val="(%7)"/>
-      <w:lvlJc w:val="left"/>
-      <w:pPr>
-        <w:ind w:left="5040" w:hanging="480"/>
-      </w:pPr>
-    </w:lvl>
-    <w:lvl w:ilvl="7">
-      <w:start w:val="2"/>
-      <w:numFmt w:val="lowerLetter"/>
-      <w:lvlText w:val="(%8)"/>
-      <w:lvlJc w:val="left"/>
-      <w:pPr>
-        <w:ind w:left="5760" w:hanging="480"/>
-      </w:pPr>
-    </w:lvl>
-    <w:lvl w:ilvl="8">
-      <w:start w:val="2"/>
-      <w:numFmt w:val="lowerLetter"/>
-      <w:lvlText w:val="(%9)"/>
-      <w:lvlJc w:val="left"/>
-      <w:pPr>
-        <w:ind w:left="6480" w:hanging="480"/>
-      </w:pPr>
-    </w:lvl>
-  </w:abstractNum>
-  <w:abstractNum w:abstractNumId="99733">
-    <w:nsid w:val="A99733"/>
-    <w:multiLevelType w:val="multilevel"/>
-    <w:lvl w:ilvl="0">
-      <w:start w:val="3"/>
-      <w:numFmt w:val="lowerLetter"/>
-      <w:lvlText w:val="(%1)"/>
-      <w:lvlJc w:val="left"/>
-      <w:pPr>
-        <w:ind w:left="720" w:hanging="480"/>
-      </w:pPr>
-    </w:lvl>
-    <w:lvl w:ilvl="1">
-      <w:start w:val="3"/>
-      <w:numFmt w:val="lowerLetter"/>
-      <w:lvlText w:val="(%2)"/>
-      <w:lvlJc w:val="left"/>
-      <w:pPr>
-        <w:ind w:left="1440" w:hanging="480"/>
-      </w:pPr>
-    </w:lvl>
-    <w:lvl w:ilvl="2">
-      <w:start w:val="3"/>
-      <w:numFmt w:val="lowerLetter"/>
-      <w:lvlText w:val="(%3)"/>
-      <w:lvlJc w:val="left"/>
-      <w:pPr>
-        <w:ind w:left="2160" w:hanging="480"/>
-      </w:pPr>
-    </w:lvl>
-    <w:lvl w:ilvl="3">
-      <w:start w:val="3"/>
-      <w:numFmt w:val="lowerLetter"/>
-      <w:lvlText w:val="(%4)"/>
-      <w:lvlJc w:val="left"/>
-      <w:pPr>
-        <w:ind w:left="2880" w:hanging="480"/>
-      </w:pPr>
-    </w:lvl>
-    <w:lvl w:ilvl="4">
-      <w:start w:val="3"/>
-      <w:numFmt w:val="lowerLetter"/>
-      <w:lvlText w:val="(%5)"/>
-      <w:lvlJc w:val="left"/>
-      <w:pPr>
-        <w:ind w:left="3600" w:hanging="480"/>
-      </w:pPr>
-    </w:lvl>
-    <w:lvl w:ilvl="5">
-      <w:start w:val="3"/>
-      <w:numFmt w:val="lowerLetter"/>
-      <w:lvlText w:val="(%6)"/>
-      <w:lvlJc w:val="left"/>
-      <w:pPr>
-        <w:ind w:left="4320" w:hanging="480"/>
-      </w:pPr>
-    </w:lvl>
-    <w:lvl w:ilvl="6">
-      <w:start w:val="3"/>
-      <w:numFmt w:val="lowerLetter"/>
-      <w:lvlText w:val="(%7)"/>
-      <w:lvlJc w:val="left"/>
-      <w:pPr>
-        <w:ind w:left="5040" w:hanging="480"/>
-      </w:pPr>
-    </w:lvl>
-    <w:lvl w:ilvl="7">
-      <w:start w:val="3"/>
-      <w:numFmt w:val="lowerLetter"/>
-      <w:lvlText w:val="(%8)"/>
-      <w:lvlJc w:val="left"/>
-      <w:pPr>
-        <w:ind w:left="5760" w:hanging="480"/>
-      </w:pPr>
-    </w:lvl>
-    <w:lvl w:ilvl="8">
-      <w:start w:val="3"/>
-      <w:numFmt w:val="lowerLetter"/>
-      <w:lvlText w:val="(%9)"/>
       <w:lvlJc w:val="left"/>
       <w:pPr>
         <w:ind w:left="6480" w:hanging="480"/>
@@ -23633,321 +23286,9 @@
     </w:lvlOverride>
   </w:num>
   <w:num w:numId="1047">
-    <w:abstractNumId w:val="99411"/>
-    <w:lvlOverride w:ilvl="0">
-      <w:startOverride w:val="1"/>
-    </w:lvlOverride>
-    <w:lvlOverride w:ilvl="1">
-      <w:startOverride w:val="1"/>
-    </w:lvlOverride>
-    <w:lvlOverride w:ilvl="2">
-      <w:startOverride w:val="1"/>
-    </w:lvlOverride>
-    <w:lvlOverride w:ilvl="3">
-      <w:startOverride w:val="1"/>
-    </w:lvlOverride>
-    <w:lvlOverride w:ilvl="4">
-      <w:startOverride w:val="1"/>
-    </w:lvlOverride>
-    <w:lvlOverride w:ilvl="5">
-      <w:startOverride w:val="1"/>
-    </w:lvlOverride>
-    <w:lvlOverride w:ilvl="6">
-      <w:startOverride w:val="1"/>
-    </w:lvlOverride>
-    <w:lvlOverride w:ilvl="7">
-      <w:startOverride w:val="1"/>
-    </w:lvlOverride>
-    <w:lvlOverride w:ilvl="8">
-      <w:startOverride w:val="1"/>
-    </w:lvlOverride>
+    <w:abstractNumId w:val="991"/>
   </w:num>
   <w:num w:numId="1048">
-    <w:abstractNumId w:val="991"/>
-  </w:num>
-  <w:num w:numId="1049">
-    <w:abstractNumId w:val="99731"/>
-    <w:lvlOverride w:ilvl="0">
-      <w:startOverride w:val="1"/>
-    </w:lvlOverride>
-    <w:lvlOverride w:ilvl="1">
-      <w:startOverride w:val="1"/>
-    </w:lvlOverride>
-    <w:lvlOverride w:ilvl="2">
-      <w:startOverride w:val="1"/>
-    </w:lvlOverride>
-    <w:lvlOverride w:ilvl="3">
-      <w:startOverride w:val="1"/>
-    </w:lvlOverride>
-    <w:lvlOverride w:ilvl="4">
-      <w:startOverride w:val="1"/>
-    </w:lvlOverride>
-    <w:lvlOverride w:ilvl="5">
-      <w:startOverride w:val="1"/>
-    </w:lvlOverride>
-    <w:lvlOverride w:ilvl="6">
-      <w:startOverride w:val="1"/>
-    </w:lvlOverride>
-    <w:lvlOverride w:ilvl="7">
-      <w:startOverride w:val="1"/>
-    </w:lvlOverride>
-    <w:lvlOverride w:ilvl="8">
-      <w:startOverride w:val="1"/>
-    </w:lvlOverride>
-  </w:num>
-  <w:num w:numId="1050">
-    <w:abstractNumId w:val="99732"/>
-    <w:lvlOverride w:ilvl="0">
-      <w:startOverride w:val="2"/>
-    </w:lvlOverride>
-    <w:lvlOverride w:ilvl="1">
-      <w:startOverride w:val="2"/>
-    </w:lvlOverride>
-    <w:lvlOverride w:ilvl="2">
-      <w:startOverride w:val="2"/>
-    </w:lvlOverride>
-    <w:lvlOverride w:ilvl="3">
-      <w:startOverride w:val="2"/>
-    </w:lvlOverride>
-    <w:lvlOverride w:ilvl="4">
-      <w:startOverride w:val="2"/>
-    </w:lvlOverride>
-    <w:lvlOverride w:ilvl="5">
-      <w:startOverride w:val="2"/>
-    </w:lvlOverride>
-    <w:lvlOverride w:ilvl="6">
-      <w:startOverride w:val="2"/>
-    </w:lvlOverride>
-    <w:lvlOverride w:ilvl="7">
-      <w:startOverride w:val="2"/>
-    </w:lvlOverride>
-    <w:lvlOverride w:ilvl="8">
-      <w:startOverride w:val="2"/>
-    </w:lvlOverride>
-  </w:num>
-  <w:num w:numId="1051">
-    <w:abstractNumId w:val="991"/>
-  </w:num>
-  <w:num w:numId="1052">
-    <w:abstractNumId w:val="99731"/>
-    <w:lvlOverride w:ilvl="0">
-      <w:startOverride w:val="1"/>
-    </w:lvlOverride>
-    <w:lvlOverride w:ilvl="1">
-      <w:startOverride w:val="1"/>
-    </w:lvlOverride>
-    <w:lvlOverride w:ilvl="2">
-      <w:startOverride w:val="1"/>
-    </w:lvlOverride>
-    <w:lvlOverride w:ilvl="3">
-      <w:startOverride w:val="1"/>
-    </w:lvlOverride>
-    <w:lvlOverride w:ilvl="4">
-      <w:startOverride w:val="1"/>
-    </w:lvlOverride>
-    <w:lvlOverride w:ilvl="5">
-      <w:startOverride w:val="1"/>
-    </w:lvlOverride>
-    <w:lvlOverride w:ilvl="6">
-      <w:startOverride w:val="1"/>
-    </w:lvlOverride>
-    <w:lvlOverride w:ilvl="7">
-      <w:startOverride w:val="1"/>
-    </w:lvlOverride>
-    <w:lvlOverride w:ilvl="8">
-      <w:startOverride w:val="1"/>
-    </w:lvlOverride>
-  </w:num>
-  <w:num w:numId="1053">
-    <w:abstractNumId w:val="99732"/>
-    <w:lvlOverride w:ilvl="0">
-      <w:startOverride w:val="2"/>
-    </w:lvlOverride>
-    <w:lvlOverride w:ilvl="1">
-      <w:startOverride w:val="2"/>
-    </w:lvlOverride>
-    <w:lvlOverride w:ilvl="2">
-      <w:startOverride w:val="2"/>
-    </w:lvlOverride>
-    <w:lvlOverride w:ilvl="3">
-      <w:startOverride w:val="2"/>
-    </w:lvlOverride>
-    <w:lvlOverride w:ilvl="4">
-      <w:startOverride w:val="2"/>
-    </w:lvlOverride>
-    <w:lvlOverride w:ilvl="5">
-      <w:startOverride w:val="2"/>
-    </w:lvlOverride>
-    <w:lvlOverride w:ilvl="6">
-      <w:startOverride w:val="2"/>
-    </w:lvlOverride>
-    <w:lvlOverride w:ilvl="7">
-      <w:startOverride w:val="2"/>
-    </w:lvlOverride>
-    <w:lvlOverride w:ilvl="8">
-      <w:startOverride w:val="2"/>
-    </w:lvlOverride>
-  </w:num>
-  <w:num w:numId="1054">
-    <w:abstractNumId w:val="991"/>
-  </w:num>
-  <w:num w:numId="1055">
-    <w:abstractNumId w:val="99731"/>
-    <w:lvlOverride w:ilvl="0">
-      <w:startOverride w:val="1"/>
-    </w:lvlOverride>
-    <w:lvlOverride w:ilvl="1">
-      <w:startOverride w:val="1"/>
-    </w:lvlOverride>
-    <w:lvlOverride w:ilvl="2">
-      <w:startOverride w:val="1"/>
-    </w:lvlOverride>
-    <w:lvlOverride w:ilvl="3">
-      <w:startOverride w:val="1"/>
-    </w:lvlOverride>
-    <w:lvlOverride w:ilvl="4">
-      <w:startOverride w:val="1"/>
-    </w:lvlOverride>
-    <w:lvlOverride w:ilvl="5">
-      <w:startOverride w:val="1"/>
-    </w:lvlOverride>
-    <w:lvlOverride w:ilvl="6">
-      <w:startOverride w:val="1"/>
-    </w:lvlOverride>
-    <w:lvlOverride w:ilvl="7">
-      <w:startOverride w:val="1"/>
-    </w:lvlOverride>
-    <w:lvlOverride w:ilvl="8">
-      <w:startOverride w:val="1"/>
-    </w:lvlOverride>
-  </w:num>
-  <w:num w:numId="1056">
-    <w:abstractNumId w:val="99732"/>
-    <w:lvlOverride w:ilvl="0">
-      <w:startOverride w:val="2"/>
-    </w:lvlOverride>
-    <w:lvlOverride w:ilvl="1">
-      <w:startOverride w:val="2"/>
-    </w:lvlOverride>
-    <w:lvlOverride w:ilvl="2">
-      <w:startOverride w:val="2"/>
-    </w:lvlOverride>
-    <w:lvlOverride w:ilvl="3">
-      <w:startOverride w:val="2"/>
-    </w:lvlOverride>
-    <w:lvlOverride w:ilvl="4">
-      <w:startOverride w:val="2"/>
-    </w:lvlOverride>
-    <w:lvlOverride w:ilvl="5">
-      <w:startOverride w:val="2"/>
-    </w:lvlOverride>
-    <w:lvlOverride w:ilvl="6">
-      <w:startOverride w:val="2"/>
-    </w:lvlOverride>
-    <w:lvlOverride w:ilvl="7">
-      <w:startOverride w:val="2"/>
-    </w:lvlOverride>
-    <w:lvlOverride w:ilvl="8">
-      <w:startOverride w:val="2"/>
-    </w:lvlOverride>
-  </w:num>
-  <w:num w:numId="1057">
-    <w:abstractNumId w:val="991"/>
-  </w:num>
-  <w:num w:numId="1058">
-    <w:abstractNumId w:val="99731"/>
-    <w:lvlOverride w:ilvl="0">
-      <w:startOverride w:val="1"/>
-    </w:lvlOverride>
-    <w:lvlOverride w:ilvl="1">
-      <w:startOverride w:val="1"/>
-    </w:lvlOverride>
-    <w:lvlOverride w:ilvl="2">
-      <w:startOverride w:val="1"/>
-    </w:lvlOverride>
-    <w:lvlOverride w:ilvl="3">
-      <w:startOverride w:val="1"/>
-    </w:lvlOverride>
-    <w:lvlOverride w:ilvl="4">
-      <w:startOverride w:val="1"/>
-    </w:lvlOverride>
-    <w:lvlOverride w:ilvl="5">
-      <w:startOverride w:val="1"/>
-    </w:lvlOverride>
-    <w:lvlOverride w:ilvl="6">
-      <w:startOverride w:val="1"/>
-    </w:lvlOverride>
-    <w:lvlOverride w:ilvl="7">
-      <w:startOverride w:val="1"/>
-    </w:lvlOverride>
-    <w:lvlOverride w:ilvl="8">
-      <w:startOverride w:val="1"/>
-    </w:lvlOverride>
-  </w:num>
-  <w:num w:numId="1059">
-    <w:abstractNumId w:val="99732"/>
-    <w:lvlOverride w:ilvl="0">
-      <w:startOverride w:val="2"/>
-    </w:lvlOverride>
-    <w:lvlOverride w:ilvl="1">
-      <w:startOverride w:val="2"/>
-    </w:lvlOverride>
-    <w:lvlOverride w:ilvl="2">
-      <w:startOverride w:val="2"/>
-    </w:lvlOverride>
-    <w:lvlOverride w:ilvl="3">
-      <w:startOverride w:val="2"/>
-    </w:lvlOverride>
-    <w:lvlOverride w:ilvl="4">
-      <w:startOverride w:val="2"/>
-    </w:lvlOverride>
-    <w:lvlOverride w:ilvl="5">
-      <w:startOverride w:val="2"/>
-    </w:lvlOverride>
-    <w:lvlOverride w:ilvl="6">
-      <w:startOverride w:val="2"/>
-    </w:lvlOverride>
-    <w:lvlOverride w:ilvl="7">
-      <w:startOverride w:val="2"/>
-    </w:lvlOverride>
-    <w:lvlOverride w:ilvl="8">
-      <w:startOverride w:val="2"/>
-    </w:lvlOverride>
-  </w:num>
-  <w:num w:numId="1060">
-    <w:abstractNumId w:val="99733"/>
-    <w:lvlOverride w:ilvl="0">
-      <w:startOverride w:val="3"/>
-    </w:lvlOverride>
-    <w:lvlOverride w:ilvl="1">
-      <w:startOverride w:val="3"/>
-    </w:lvlOverride>
-    <w:lvlOverride w:ilvl="2">
-      <w:startOverride w:val="3"/>
-    </w:lvlOverride>
-    <w:lvlOverride w:ilvl="3">
-      <w:startOverride w:val="3"/>
-    </w:lvlOverride>
-    <w:lvlOverride w:ilvl="4">
-      <w:startOverride w:val="3"/>
-    </w:lvlOverride>
-    <w:lvlOverride w:ilvl="5">
-      <w:startOverride w:val="3"/>
-    </w:lvlOverride>
-    <w:lvlOverride w:ilvl="6">
-      <w:startOverride w:val="3"/>
-    </w:lvlOverride>
-    <w:lvlOverride w:ilvl="7">
-      <w:startOverride w:val="3"/>
-    </w:lvlOverride>
-    <w:lvlOverride w:ilvl="8">
-      <w:startOverride w:val="3"/>
-    </w:lvlOverride>
-  </w:num>
-  <w:num w:numId="1061">
-    <w:abstractNumId w:val="991"/>
-  </w:num>
-  <w:num w:numId="1062">
     <w:abstractNumId w:val="991"/>
   </w:num>
 </w:numbering>
